--- a/Model Accuracy Analysis.docx
+++ b/Model Accuracy Analysis.docx
@@ -1,6 +1,6 @@
 
 <file path=word/document.xml><?xml version="1.0" encoding="utf-8"?>
-<w:document xmlns:wpc="http://schemas.microsoft.com/office/word/2010/wordprocessingCanvas" xmlns:cx="http://schemas.microsoft.com/office/drawing/2014/chartex" xmlns:cx1="http://schemas.microsoft.com/office/drawing/2015/9/8/chartex" xmlns:cx2="http://schemas.microsoft.com/office/drawing/2015/10/21/chartex" xmlns:cx3="http://schemas.microsoft.com/office/drawing/2016/5/9/chartex" xmlns:cx4="http://schemas.microsoft.com/office/drawing/2016/5/10/chartex" xmlns:cx5="http://schemas.microsoft.com/office/drawing/2016/5/11/chartex" xmlns:cx6="http://schemas.microsoft.com/office/drawing/2016/5/12/chartex" xmlns:cx7="http://schemas.microsoft.com/office/drawing/2016/5/13/chartex" xmlns:cx8="http://schemas.microsoft.com/office/drawing/2016/5/14/chartex" xmlns:mc="http://schemas.openxmlformats.org/markup-compatibility/2006" xmlns:aink="http://schemas.microsoft.com/office/drawing/2016/ink" xmlns:am3d="http://schemas.microsoft.com/office/drawing/2017/model3d" xmlns:o="urn:schemas-microsoft-com:office:office" xmlns:oel="http://schemas.microsoft.com/office/2019/extlst" xmlns:r="http://schemas.openxmlformats.org/officeDocument/2006/relationships" xmlns:m="http://schemas.openxmlformats.org/officeDocument/2006/math" xmlns:v="urn:schemas-microsoft-com:vml" xmlns:wp14="http://schemas.microsoft.com/office/word/2010/wordprocessingDrawing" xmlns:wp="http://schemas.openxmlformats.org/drawingml/2006/wordprocessingDrawing" xmlns:w10="urn:schemas-microsoft-com:office:word" xmlns:w="http://schemas.openxmlformats.org/wordprocessingml/2006/main" xmlns:w14="http://schemas.microsoft.com/office/word/2010/wordml" xmlns:w15="http://schemas.microsoft.com/office/word/2012/wordml" xmlns:w16cex="http://schemas.microsoft.com/office/word/2018/wordml/cex" xmlns:w16cid="http://schemas.microsoft.com/office/word/2016/wordml/cid" xmlns:w16="http://schemas.microsoft.com/office/word/2018/wordml" xmlns:w16du="http://schemas.microsoft.com/office/word/2023/wordml/word16du" xmlns:w16sdtdh="http://schemas.microsoft.com/office/word/2020/wordml/sdtdatahash" xmlns:w16sdtfl="http://schemas.microsoft.com/office/word/2024/wordml/sdtformatlock" xmlns:w16se="http://schemas.microsoft.com/office/word/2015/wordml/symex" xmlns:wpg="http://schemas.microsoft.com/office/word/2010/wordprocessingGroup" xmlns:wpi="http://schemas.microsoft.com/office/word/2010/wordprocessingInk" xmlns:wne="http://schemas.microsoft.com/office/word/2006/wordml" xmlns:wps="http://schemas.microsoft.com/office/word/2010/wordprocessingShape" mc:Ignorable="w14 w15 w16se w16cid w16 w16cex w16sdtdh w16sdtfl w16du wp14">
+<w:document xmlns:wpc="http://schemas.microsoft.com/office/word/2010/wordprocessingCanvas" xmlns:mc="http://schemas.openxmlformats.org/markup-compatibility/2006" xmlns:o="urn:schemas-microsoft-com:office:office" xmlns:r="http://schemas.openxmlformats.org/officeDocument/2006/relationships" xmlns:m="http://schemas.openxmlformats.org/officeDocument/2006/math" xmlns:v="urn:schemas-microsoft-com:vml" xmlns:wp14="http://schemas.microsoft.com/office/word/2010/wordprocessingDrawing" xmlns:wp="http://schemas.openxmlformats.org/drawingml/2006/wordprocessingDrawing" xmlns:w10="urn:schemas-microsoft-com:office:word" xmlns:w="http://schemas.openxmlformats.org/wordprocessingml/2006/main" xmlns:w14="http://schemas.microsoft.com/office/word/2010/wordml" xmlns:wpg="http://schemas.microsoft.com/office/word/2010/wordprocessingGroup" xmlns:wpi="http://schemas.microsoft.com/office/word/2010/wordprocessingInk" xmlns:wne="http://schemas.microsoft.com/office/word/2006/wordml" xmlns:wps="http://schemas.microsoft.com/office/word/2010/wordprocessingShape" mc:Ignorable="w14 wp14">
   <w:body>
     <w:sdt>
       <w:sdtPr>
@@ -24,6 +24,7 @@
           <w:r>
             <w:rPr>
               <w:noProof/>
+              <w:lang w:eastAsia="en-IN"/>
             </w:rPr>
             <mc:AlternateContent>
               <mc:Choice Requires="wpg">
@@ -229,7 +230,7 @@
                                 <a:avLst/>
                               </a:prstGeom>
                               <a:blipFill>
-                                <a:blip r:embed="rId7"/>
+                                <a:blip r:embed="rId8"/>
                                 <a:stretch>
                                   <a:fillRect r="-7574"/>
                                 </a:stretch>
@@ -273,7 +274,7 @@
                   </wp:anchor>
                 </w:drawing>
               </mc:Choice>
-              <mc:Fallback>
+              <mc:Fallback xmlns:cx="http://schemas.microsoft.com/office/drawing/2014/chartex" xmlns:cx1="http://schemas.microsoft.com/office/drawing/2015/9/8/chartex" xmlns:cx2="http://schemas.microsoft.com/office/drawing/2015/10/21/chartex" xmlns:cx3="http://schemas.microsoft.com/office/drawing/2016/5/9/chartex" xmlns:cx4="http://schemas.microsoft.com/office/drawing/2016/5/10/chartex" xmlns:cx5="http://schemas.microsoft.com/office/drawing/2016/5/11/chartex" xmlns:cx6="http://schemas.microsoft.com/office/drawing/2016/5/12/chartex" xmlns:cx7="http://schemas.microsoft.com/office/drawing/2016/5/13/chartex" xmlns:cx8="http://schemas.microsoft.com/office/drawing/2016/5/14/chartex" xmlns:aink="http://schemas.microsoft.com/office/drawing/2016/ink" xmlns:am3d="http://schemas.microsoft.com/office/drawing/2017/model3d" xmlns:oel="http://schemas.microsoft.com/office/2019/extlst" xmlns:w15="http://schemas.microsoft.com/office/word/2012/wordml" xmlns:w16cex="http://schemas.microsoft.com/office/word/2018/wordml/cex" xmlns:w16cid="http://schemas.microsoft.com/office/word/2016/wordml/cid" xmlns:w16="http://schemas.microsoft.com/office/word/2018/wordml" xmlns:w16du="http://schemas.microsoft.com/office/word/2023/wordml/word16du" xmlns:w16sdtdh="http://schemas.microsoft.com/office/word/2020/wordml/sdtdatahash" xmlns:w16sdtfl="http://schemas.microsoft.com/office/word/2024/wordml/sdtformatlock" xmlns:w16se="http://schemas.microsoft.com/office/word/2015/wordml/symex">
                 <w:pict>
                   <v:group w14:anchorId="313B50D1" id="Group 157" o:spid="_x0000_s1026" style="position:absolute;margin-left:0;margin-top:0;width:8in;height:95.7pt;z-index:251667456;mso-width-percent:941;mso-height-percent:121;mso-top-percent:23;mso-position-horizontal:center;mso-position-horizontal-relative:page;mso-position-vertical-relative:page;mso-width-percent:941;mso-height-percent:121;mso-top-percent:23" coordorigin="" coordsize="73152,12161" o:gfxdata="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">
                     <v:shape id="Rectangle 51" o:spid="_x0000_s1027" style="position:absolute;width:73152;height:11303;visibility:visible;mso-wrap-style:square;v-text-anchor:middle" coordsize="7312660,1129665" o:gfxdata="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" path="m,l7312660,r,1129665l3619500,733425,,1091565,,xe" fillcolor="#5b9bd5 [3204]" stroked="f" strokeweight="1pt">
@@ -281,7 +282,7 @@
                       <v:path arrowok="t" o:connecttype="custom" o:connectlocs="0,0;7315200,0;7315200,1130373;3620757,733885;0,1092249;0,0" o:connectangles="0,0,0,0,0,0"/>
                     </v:shape>
                     <v:rect id="Rectangle 151" o:spid="_x0000_s1028" style="position:absolute;width:73152;height:12161;visibility:visible;mso-wrap-style:square;v-text-anchor:middle" o:gfxdata="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" stroked="f" strokeweight="1pt">
-                      <v:fill r:id="rId8" o:title="" recolor="t" rotate="t" type="frame"/>
+                      <v:fill r:id="rId9" o:title="" recolor="t" rotate="t" type="frame"/>
                     </v:rect>
                     <w10:wrap anchorx="page" anchory="page"/>
                   </v:group>
@@ -292,6 +293,7 @@
           <w:r>
             <w:rPr>
               <w:noProof/>
+              <w:lang w:eastAsia="en-IN"/>
             </w:rPr>
             <mc:AlternateContent>
               <mc:Choice Requires="wps">
@@ -365,6 +367,7 @@
                                   <w:dataBinding w:prefixMappings="xmlns:ns0='http://purl.org/dc/elements/1.1/' xmlns:ns1='http://schemas.openxmlformats.org/package/2006/metadata/core-properties' " w:xpath="/ns1:coreProperties[1]/ns0:creator[1]" w:storeItemID="{6C3C8BC8-F283-45AE-878A-BAB7291924A1}"/>
                                   <w:text/>
                                 </w:sdtPr>
+                                <w:sdtEndPr/>
                                 <w:sdtContent>
                                   <w:p>
                                     <w:pPr>
@@ -411,6 +414,7 @@
                                     <w:dataBinding w:prefixMappings="xmlns:ns0='http://schemas.microsoft.com/office/2006/coverPageProps' " w:xpath="/ns0:CoverPageProperties[1]/ns0:CompanyEmail[1]" w:storeItemID="{55AF091B-3C7A-41E3-B477-F2FDAA23CFDA}"/>
                                     <w:text/>
                                   </w:sdtPr>
+                                  <w:sdtEndPr/>
                                   <w:sdtContent>
                                     <w:r>
                                       <w:rPr>
@@ -445,11 +449,11 @@
               </mc:Choice>
               <mc:Fallback>
                 <w:pict>
-                  <v:shapetype w14:anchorId="0E7781A2" id="_x0000_t202" coordsize="21600,21600" o:spt="202" path="m,l,21600r21600,l21600,xe">
+                  <v:shapetype id="_x0000_t202" coordsize="21600,21600" o:spt="202" path="m,l,21600r21600,l21600,xe">
                     <v:stroke joinstyle="miter"/>
                     <v:path gradientshapeok="t" o:connecttype="rect"/>
                   </v:shapetype>
-                  <v:shape id="Text Box 159" o:spid="_x0000_s1026" type="#_x0000_t202" style="position:absolute;margin-left:0;margin-top:0;width:8in;height:1in;z-index:251665408;visibility:visible;mso-wrap-style:square;mso-width-percent:941;mso-height-percent:92;mso-top-percent:818;mso-wrap-distance-left:9pt;mso-wrap-distance-top:0;mso-wrap-distance-right:9pt;mso-wrap-distance-bottom:0;mso-position-horizontal:center;mso-position-horizontal-relative:page;mso-position-vertical-relative:page;mso-width-percent:941;mso-height-percent:92;mso-top-percent:818;mso-width-relative:page;mso-height-relative:page;v-text-anchor:bottom" o:gfxdata="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" filled="f" stroked="f" strokeweight=".5pt">
+                  <v:shape id="Text Box 159" o:spid="_x0000_s1026" type="#_x0000_t202" style="position:absolute;margin-left:0;margin-top:0;width:8in;height:1in;z-index:251665408;visibility:visible;mso-wrap-style:square;mso-width-percent:941;mso-height-percent:92;mso-top-percent:818;mso-wrap-distance-left:9pt;mso-wrap-distance-top:0;mso-wrap-distance-right:9pt;mso-wrap-distance-bottom:0;mso-position-horizontal:center;mso-position-horizontal-relative:page;mso-position-vertical-relative:page;mso-width-percent:941;mso-height-percent:92;mso-top-percent:818;mso-width-relative:page;mso-height-relative:page;v-text-anchor:bottom" o:gfxdata="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" filled="f" stroked="f" strokeweight=".5pt">
                     <v:textbox inset="126pt,0,54pt,0">
                       <w:txbxContent>
                         <w:sdt>
@@ -465,6 +469,7 @@
                             <w:dataBinding w:prefixMappings="xmlns:ns0='http://purl.org/dc/elements/1.1/' xmlns:ns1='http://schemas.openxmlformats.org/package/2006/metadata/core-properties' " w:xpath="/ns1:coreProperties[1]/ns0:creator[1]" w:storeItemID="{6C3C8BC8-F283-45AE-878A-BAB7291924A1}"/>
                             <w:text/>
                           </w:sdtPr>
+                          <w:sdtEndPr/>
                           <w:sdtContent>
                             <w:p>
                               <w:pPr>
@@ -511,6 +516,7 @@
                               <w:dataBinding w:prefixMappings="xmlns:ns0='http://schemas.microsoft.com/office/2006/coverPageProps' " w:xpath="/ns0:CoverPageProperties[1]/ns0:CompanyEmail[1]" w:storeItemID="{55AF091B-3C7A-41E3-B477-F2FDAA23CFDA}"/>
                               <w:text/>
                             </w:sdtPr>
+                            <w:sdtEndPr/>
                             <w:sdtContent>
                               <w:r>
                                 <w:rPr>
@@ -534,6 +540,7 @@
           <w:r>
             <w:rPr>
               <w:noProof/>
+              <w:lang w:eastAsia="en-IN"/>
             </w:rPr>
             <mc:AlternateContent>
               <mc:Choice Requires="wps">
@@ -648,6 +655,7 @@
                                   <w:dataBinding w:prefixMappings="xmlns:ns0='http://purl.org/dc/elements/1.1/' xmlns:ns1='http://schemas.openxmlformats.org/package/2006/metadata/core-properties' " w:xpath="/ns1:coreProperties[1]/ns0:subject[1]" w:storeItemID="{6C3C8BC8-F283-45AE-878A-BAB7291924A1}"/>
                                   <w:text/>
                                 </w:sdtPr>
+                                <w:sdtEndPr/>
                                 <w:sdtContent>
                                   <w:p>
                                     <w:pPr>
@@ -692,7 +700,7 @@
               </mc:Choice>
               <mc:Fallback>
                 <w:pict>
-                  <v:shape w14:anchorId="1E6099F0" id="Text Box 163" o:spid="_x0000_s1027" type="#_x0000_t202" style="position:absolute;margin-left:0;margin-top:0;width:8in;height:286.5pt;z-index:251664384;visibility:visible;mso-wrap-style:square;mso-width-percent:941;mso-height-percent:363;mso-top-percent:300;mso-wrap-distance-left:9pt;mso-wrap-distance-top:0;mso-wrap-distance-right:9pt;mso-wrap-distance-bottom:0;mso-position-horizontal:center;mso-position-horizontal-relative:page;mso-position-vertical-relative:page;mso-width-percent:941;mso-height-percent:363;mso-top-percent:300;mso-width-relative:page;mso-height-relative:page;v-text-anchor:bottom" o:gfxdata="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" filled="f" stroked="f" strokeweight=".5pt">
+                  <v:shape id="Text Box 163" o:spid="_x0000_s1027" type="#_x0000_t202" style="position:absolute;margin-left:0;margin-top:0;width:8in;height:286.5pt;z-index:251664384;visibility:visible;mso-wrap-style:square;mso-width-percent:941;mso-height-percent:363;mso-top-percent:300;mso-wrap-distance-left:9pt;mso-wrap-distance-top:0;mso-wrap-distance-right:9pt;mso-wrap-distance-bottom:0;mso-position-horizontal:center;mso-position-horizontal-relative:page;mso-position-vertical-relative:page;mso-width-percent:941;mso-height-percent:363;mso-top-percent:300;mso-width-relative:page;mso-height-relative:page;v-text-anchor:bottom" o:gfxdata="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" filled="f" stroked="f" strokeweight=".5pt">
                     <v:textbox inset="126pt,0,54pt,0">
                       <w:txbxContent>
                         <w:p>
@@ -749,6 +757,7 @@
                             <w:dataBinding w:prefixMappings="xmlns:ns0='http://purl.org/dc/elements/1.1/' xmlns:ns1='http://schemas.openxmlformats.org/package/2006/metadata/core-properties' " w:xpath="/ns1:coreProperties[1]/ns0:subject[1]" w:storeItemID="{6C3C8BC8-F283-45AE-878A-BAB7291924A1}"/>
                             <w:text/>
                           </w:sdtPr>
+                          <w:sdtEndPr/>
                           <w:sdtContent>
                             <w:p>
                               <w:pPr>
@@ -806,14 +815,200 @@
     <w:p>
       <w:pPr>
         <w:rPr>
-          <w:b/>
-          <w:bCs/>
+          <w:rFonts w:ascii="Bahnschrift Light SemiCondensed" w:hAnsi="Bahnschrift Light SemiCondensed"/>
+          <w:sz w:val="28"/>
+        </w:rPr>
+      </w:pPr>
+      <w:r>
+        <w:rPr>
+          <w:b/>
+          <w:bCs/>
+          <w:noProof/>
           <w:color w:val="5B9BD5" w:themeColor="accent1"/>
           <w:sz w:val="44"/>
           <w:szCs w:val="44"/>
-        </w:rPr>
-      </w:pPr>
-      <w:r>
+          <w:lang w:eastAsia="en-IN"/>
+        </w:rPr>
+        <w:lastRenderedPageBreak/>
+        <w:drawing>
+          <wp:anchor distT="0" distB="0" distL="114300" distR="114300" simplePos="0" relativeHeight="251668480" behindDoc="0" locked="0" layoutInCell="1" allowOverlap="1" wp14:anchorId="50AD577D" wp14:editId="44D31689">
+            <wp:simplePos x="0" y="0"/>
+            <wp:positionH relativeFrom="column">
+              <wp:posOffset>-9525</wp:posOffset>
+            </wp:positionH>
+            <wp:positionV relativeFrom="paragraph">
+              <wp:posOffset>155575</wp:posOffset>
+            </wp:positionV>
+            <wp:extent cx="6645910" cy="4042410"/>
+            <wp:effectExtent l="0" t="0" r="2540" b="0"/>
+            <wp:wrapNone/>
+            <wp:docPr id="1" name="Picture 1"/>
+            <wp:cNvGraphicFramePr>
+              <a:graphicFrameLocks xmlns:a="http://schemas.openxmlformats.org/drawingml/2006/main" noChangeAspect="1"/>
+            </wp:cNvGraphicFramePr>
+            <a:graphic xmlns:a="http://schemas.openxmlformats.org/drawingml/2006/main">
+              <a:graphicData uri="http://schemas.openxmlformats.org/drawingml/2006/picture">
+                <pic:pic xmlns:pic="http://schemas.openxmlformats.org/drawingml/2006/picture">
+                  <pic:nvPicPr>
+                    <pic:cNvPr id="0" name="img2.drawio(5).png"/>
+                    <pic:cNvPicPr/>
+                  </pic:nvPicPr>
+                  <pic:blipFill>
+                    <a:blip r:embed="rId10">
+                      <a:extLst>
+                        <a:ext uri="{28A0092B-C50C-407E-A947-70E740481C1C}">
+                          <a14:useLocalDpi xmlns:a14="http://schemas.microsoft.com/office/drawing/2010/main" val="0"/>
+                        </a:ext>
+                      </a:extLst>
+                    </a:blip>
+                    <a:stretch>
+                      <a:fillRect/>
+                    </a:stretch>
+                  </pic:blipFill>
+                  <pic:spPr>
+                    <a:xfrm>
+                      <a:off x="0" y="0"/>
+                      <a:ext cx="6645910" cy="4042410"/>
+                    </a:xfrm>
+                    <a:prstGeom prst="rect">
+                      <a:avLst/>
+                    </a:prstGeom>
+                  </pic:spPr>
+                </pic:pic>
+              </a:graphicData>
+            </a:graphic>
+            <wp14:sizeRelH relativeFrom="page">
+              <wp14:pctWidth>0</wp14:pctWidth>
+            </wp14:sizeRelH>
+            <wp14:sizeRelV relativeFrom="page">
+              <wp14:pctHeight>0</wp14:pctHeight>
+            </wp14:sizeRelV>
+          </wp:anchor>
+        </w:drawing>
+      </w:r>
+    </w:p>
+    <w:p>
+      <w:pPr>
+        <w:rPr>
+          <w:rFonts w:ascii="Bahnschrift Light SemiCondensed" w:hAnsi="Bahnschrift Light SemiCondensed"/>
+          <w:sz w:val="28"/>
+        </w:rPr>
+      </w:pPr>
+    </w:p>
+    <w:p>
+      <w:pPr>
+        <w:rPr>
+          <w:rFonts w:ascii="Bahnschrift Light SemiCondensed" w:hAnsi="Bahnschrift Light SemiCondensed"/>
+          <w:sz w:val="28"/>
+        </w:rPr>
+      </w:pPr>
+    </w:p>
+    <w:p>
+      <w:pPr>
+        <w:rPr>
+          <w:rFonts w:ascii="Bahnschrift Light SemiCondensed" w:hAnsi="Bahnschrift Light SemiCondensed"/>
+          <w:sz w:val="28"/>
+        </w:rPr>
+      </w:pPr>
+    </w:p>
+    <w:p>
+      <w:pPr>
+        <w:rPr>
+          <w:rFonts w:ascii="Bahnschrift Light SemiCondensed" w:hAnsi="Bahnschrift Light SemiCondensed"/>
+          <w:sz w:val="28"/>
+        </w:rPr>
+      </w:pPr>
+    </w:p>
+    <w:p>
+      <w:pPr>
+        <w:rPr>
+          <w:rFonts w:ascii="Bahnschrift Light SemiCondensed" w:hAnsi="Bahnschrift Light SemiCondensed"/>
+          <w:sz w:val="28"/>
+        </w:rPr>
+      </w:pPr>
+    </w:p>
+    <w:p>
+      <w:pPr>
+        <w:rPr>
+          <w:rFonts w:ascii="Bahnschrift Light SemiCondensed" w:hAnsi="Bahnschrift Light SemiCondensed"/>
+          <w:sz w:val="28"/>
+        </w:rPr>
+      </w:pPr>
+    </w:p>
+    <w:p>
+      <w:pPr>
+        <w:rPr>
+          <w:rFonts w:ascii="Bahnschrift Light SemiCondensed" w:hAnsi="Bahnschrift Light SemiCondensed"/>
+          <w:sz w:val="28"/>
+        </w:rPr>
+      </w:pPr>
+    </w:p>
+    <w:p>
+      <w:pPr>
+        <w:rPr>
+          <w:rFonts w:ascii="Bahnschrift Light SemiCondensed" w:hAnsi="Bahnschrift Light SemiCondensed"/>
+          <w:sz w:val="28"/>
+        </w:rPr>
+      </w:pPr>
+    </w:p>
+    <w:p>
+      <w:pPr>
+        <w:rPr>
+          <w:rFonts w:ascii="Bahnschrift Light SemiCondensed" w:hAnsi="Bahnschrift Light SemiCondensed"/>
+          <w:sz w:val="28"/>
+        </w:rPr>
+      </w:pPr>
+    </w:p>
+    <w:p>
+      <w:pPr>
+        <w:rPr>
+          <w:rFonts w:ascii="Bahnschrift Light SemiCondensed" w:hAnsi="Bahnschrift Light SemiCondensed"/>
+          <w:sz w:val="28"/>
+        </w:rPr>
+      </w:pPr>
+    </w:p>
+    <w:p>
+      <w:pPr>
+        <w:rPr>
+          <w:rFonts w:ascii="Bahnschrift Light SemiCondensed" w:hAnsi="Bahnschrift Light SemiCondensed"/>
+          <w:sz w:val="28"/>
+        </w:rPr>
+      </w:pPr>
+    </w:p>
+    <w:p>
+      <w:pPr>
+        <w:rPr>
+          <w:rFonts w:ascii="Bahnschrift Light SemiCondensed" w:hAnsi="Bahnschrift Light SemiCondensed"/>
+          <w:sz w:val="28"/>
+        </w:rPr>
+      </w:pPr>
+    </w:p>
+    <w:p>
+      <w:pPr>
+        <w:rPr>
+          <w:rFonts w:ascii="Bahnschrift Light SemiCondensed" w:hAnsi="Bahnschrift Light SemiCondensed"/>
+          <w:sz w:val="28"/>
+        </w:rPr>
+      </w:pPr>
+      <w:r>
+        <w:rPr>
+          <w:rFonts w:ascii="Bahnschrift Light SemiCondensed" w:hAnsi="Bahnschrift Light SemiCondensed"/>
+          <w:sz w:val="28"/>
+        </w:rPr>
+        <w:t>The maintenance of machines poses significant challenges, leading to frequent breakdowns, decreased productivity, increased downtime, and higher costs. The industry still focuses on REACTIVE, Periodic and PROACTIVE maintenance instead of predictive maintenance.</w:t>
+      </w:r>
+    </w:p>
+    <w:p>
+      <w:pPr>
+        <w:rPr>
+          <w:rFonts w:ascii="Bahnschrift Light SemiCondensed" w:hAnsi="Bahnschrift Light SemiCondensed"/>
+          <w:b/>
+          <w:sz w:val="32"/>
+        </w:rPr>
+      </w:pPr>
+    </w:p>
+    <w:p>
+      <w:pPr>
         <w:rPr>
           <w:b/>
           <w:bCs/>
@@ -821,6 +1016,481 @@
           <w:sz w:val="44"/>
           <w:szCs w:val="44"/>
         </w:rPr>
+      </w:pPr>
+      <w:r>
+        <w:rPr>
+          <w:rFonts w:ascii="Bahnschrift Light SemiCondensed" w:hAnsi="Bahnschrift Light SemiCondensed"/>
+          <w:b/>
+          <w:sz w:val="32"/>
+        </w:rPr>
+        <w:t xml:space="preserve">What is the Objective of this </w:t>
+      </w:r>
+      <w:proofErr w:type="gramStart"/>
+      <w:r>
+        <w:rPr>
+          <w:rFonts w:ascii="Bahnschrift Light SemiCondensed" w:hAnsi="Bahnschrift Light SemiCondensed"/>
+          <w:b/>
+          <w:sz w:val="32"/>
+        </w:rPr>
+        <w:t>Project ?</w:t>
+      </w:r>
+      <w:proofErr w:type="gramEnd"/>
+    </w:p>
+    <w:p>
+      <w:pPr>
+        <w:spacing w:before="100" w:beforeAutospacing="1" w:after="100" w:afterAutospacing="1" w:line="240" w:lineRule="auto"/>
+        <w:rPr>
+          <w:rFonts w:ascii="Bahnschrift Light SemiCondensed" w:eastAsia="Times New Roman" w:hAnsi="Bahnschrift Light SemiCondensed" w:cs="Times New Roman"/>
+          <w:sz w:val="28"/>
+          <w:szCs w:val="24"/>
+          <w:lang w:eastAsia="en-IN"/>
+        </w:rPr>
+      </w:pPr>
+      <w:r>
+        <w:rPr>
+          <w:rFonts w:ascii="Bahnschrift Light SemiCondensed" w:eastAsia="Times New Roman" w:hAnsi="Bahnschrift Light SemiCondensed" w:cs="Times New Roman"/>
+          <w:sz w:val="28"/>
+          <w:szCs w:val="24"/>
+          <w:lang w:eastAsia="en-IN"/>
+        </w:rPr>
+        <w:t>Our objective is to focus on Predictive maintenance which Leverages historic and real time data to:</w:t>
+      </w:r>
+    </w:p>
+    <w:p>
+      <w:pPr>
+        <w:pStyle w:val="ListParagraph"/>
+        <w:numPr>
+          <w:ilvl w:val="0"/>
+          <w:numId w:val="16"/>
+        </w:numPr>
+        <w:spacing w:beforeAutospacing="1" w:after="100" w:afterAutospacing="1" w:line="240" w:lineRule="auto"/>
+        <w:rPr>
+          <w:rFonts w:ascii="Bahnschrift Light SemiCondensed" w:eastAsia="Times New Roman" w:hAnsi="Bahnschrift Light SemiCondensed" w:cs="Times New Roman"/>
+          <w:sz w:val="28"/>
+          <w:szCs w:val="24"/>
+          <w:lang w:eastAsia="en-IN"/>
+        </w:rPr>
+      </w:pPr>
+      <w:r>
+        <w:rPr>
+          <w:rFonts w:ascii="Bahnschrift Light SemiCondensed" w:eastAsia="Times New Roman" w:hAnsi="Bahnschrift Light SemiCondensed" w:cs="Times New Roman"/>
+          <w:sz w:val="28"/>
+          <w:szCs w:val="24"/>
+          <w:lang w:eastAsia="en-IN"/>
+        </w:rPr>
+        <w:t xml:space="preserve">Anticipate and detect potential failure </w:t>
+      </w:r>
+    </w:p>
+    <w:p>
+      <w:pPr>
+        <w:pStyle w:val="ListParagraph"/>
+        <w:numPr>
+          <w:ilvl w:val="0"/>
+          <w:numId w:val="16"/>
+        </w:numPr>
+        <w:spacing w:before="100" w:beforeAutospacing="1" w:after="100" w:afterAutospacing="1" w:line="240" w:lineRule="auto"/>
+        <w:rPr>
+          <w:rFonts w:ascii="Bahnschrift Light SemiCondensed" w:eastAsia="Times New Roman" w:hAnsi="Bahnschrift Light SemiCondensed" w:cs="Times New Roman"/>
+          <w:sz w:val="28"/>
+          <w:szCs w:val="24"/>
+          <w:lang w:eastAsia="en-IN"/>
+        </w:rPr>
+      </w:pPr>
+      <w:r>
+        <w:rPr>
+          <w:rFonts w:ascii="Bahnschrift Light SemiCondensed" w:eastAsia="Times New Roman" w:hAnsi="Bahnschrift Light SemiCondensed" w:cs="Times New Roman"/>
+          <w:sz w:val="28"/>
+          <w:szCs w:val="24"/>
+          <w:lang w:eastAsia="en-IN"/>
+        </w:rPr>
+        <w:t xml:space="preserve">Provide early warnings and actionable insights to maintenance teams. </w:t>
+      </w:r>
+    </w:p>
+    <w:p>
+      <w:pPr>
+        <w:pStyle w:val="ListParagraph"/>
+        <w:numPr>
+          <w:ilvl w:val="0"/>
+          <w:numId w:val="16"/>
+        </w:numPr>
+        <w:spacing w:before="100" w:beforeAutospacing="1" w:after="100" w:afterAutospacing="1" w:line="240" w:lineRule="auto"/>
+        <w:rPr>
+          <w:rFonts w:ascii="Bahnschrift Light SemiCondensed" w:eastAsia="Times New Roman" w:hAnsi="Bahnschrift Light SemiCondensed" w:cs="Times New Roman"/>
+          <w:sz w:val="28"/>
+          <w:szCs w:val="24"/>
+          <w:lang w:eastAsia="en-IN"/>
+        </w:rPr>
+      </w:pPr>
+      <w:r>
+        <w:rPr>
+          <w:rFonts w:ascii="Bahnschrift Light SemiCondensed" w:eastAsia="Times New Roman" w:hAnsi="Bahnschrift Light SemiCondensed" w:cs="Times New Roman"/>
+          <w:sz w:val="28"/>
+          <w:szCs w:val="24"/>
+          <w:lang w:eastAsia="en-IN"/>
+        </w:rPr>
+        <w:t xml:space="preserve">Reduce the number of unexpected failures </w:t>
+      </w:r>
+    </w:p>
+    <w:p>
+      <w:pPr>
+        <w:rPr>
+          <w:rFonts w:ascii="Bahnschrift Light SemiCondensed" w:hAnsi="Bahnschrift Light SemiCondensed"/>
+          <w:b/>
+          <w:bCs/>
+          <w:color w:val="5B9BD5" w:themeColor="accent1"/>
+          <w:sz w:val="48"/>
+          <w:szCs w:val="44"/>
+        </w:rPr>
+      </w:pPr>
+      <w:r>
+        <w:rPr>
+          <w:rFonts w:ascii="Bahnschrift Light SemiCondensed" w:hAnsi="Bahnschrift Light SemiCondensed"/>
+          <w:b/>
+          <w:bCs/>
+          <w:color w:val="5B9BD5" w:themeColor="accent1"/>
+          <w:sz w:val="48"/>
+          <w:szCs w:val="44"/>
+        </w:rPr>
+        <w:br w:type="page"/>
+      </w:r>
+    </w:p>
+    <w:p>
+      <w:pPr>
+        <w:rPr>
+          <w:rFonts w:ascii="Bahnschrift Light SemiCondensed" w:hAnsi="Bahnschrift Light SemiCondensed"/>
+          <w:b/>
+          <w:bCs/>
+          <w:color w:val="5B9BD5" w:themeColor="accent1"/>
+          <w:sz w:val="44"/>
+          <w:szCs w:val="44"/>
+        </w:rPr>
+      </w:pPr>
+      <w:r>
+        <w:rPr>
+          <w:rFonts w:ascii="Bahnschrift Light SemiCondensed" w:hAnsi="Bahnschrift Light SemiCondensed"/>
+          <w:b/>
+          <w:bCs/>
+          <w:color w:val="5B9BD5" w:themeColor="accent1"/>
+          <w:sz w:val="44"/>
+          <w:szCs w:val="44"/>
+        </w:rPr>
+        <w:lastRenderedPageBreak/>
+        <w:t xml:space="preserve">Description About </w:t>
+      </w:r>
+      <w:proofErr w:type="gramStart"/>
+      <w:r>
+        <w:rPr>
+          <w:rFonts w:ascii="Bahnschrift Light SemiCondensed" w:hAnsi="Bahnschrift Light SemiCondensed"/>
+          <w:b/>
+          <w:bCs/>
+          <w:color w:val="5B9BD5" w:themeColor="accent1"/>
+          <w:sz w:val="44"/>
+          <w:szCs w:val="44"/>
+        </w:rPr>
+        <w:t>Dataset :</w:t>
+      </w:r>
+      <w:proofErr w:type="gramEnd"/>
+    </w:p>
+    <w:p>
+      <w:pPr>
+        <w:spacing w:before="100" w:beforeAutospacing="1" w:after="100" w:afterAutospacing="1" w:line="240" w:lineRule="auto"/>
+        <w:rPr>
+          <w:rFonts w:ascii="Bahnschrift Light SemiCondensed" w:eastAsia="Times New Roman" w:hAnsi="Bahnschrift Light SemiCondensed" w:cs="Times New Roman"/>
+          <w:sz w:val="28"/>
+          <w:szCs w:val="24"/>
+          <w:lang w:eastAsia="en-IN"/>
+        </w:rPr>
+      </w:pPr>
+      <w:r>
+        <w:rPr>
+          <w:rFonts w:ascii="Bahnschrift Light SemiCondensed" w:eastAsia="Times New Roman" w:hAnsi="Bahnschrift Light SemiCondensed" w:cs="Times New Roman"/>
+          <w:b/>
+          <w:bCs/>
+          <w:sz w:val="28"/>
+          <w:szCs w:val="24"/>
+          <w:lang w:eastAsia="en-IN"/>
+        </w:rPr>
+        <w:t xml:space="preserve">Telemetry Time Series Data: </w:t>
+      </w:r>
+      <w:r>
+        <w:rPr>
+          <w:rFonts w:ascii="Bahnschrift Light SemiCondensed" w:eastAsia="Times New Roman" w:hAnsi="Bahnschrift Light SemiCondensed" w:cs="Times New Roman"/>
+          <w:sz w:val="28"/>
+          <w:szCs w:val="24"/>
+          <w:lang w:eastAsia="en-IN"/>
+        </w:rPr>
+        <w:t xml:space="preserve"> It consists of hourly average of voltage, rotation, pressure, vibration collected from 100 machines for the year 2015 and has 8,76,099 rows. Metadata of Machines: it contains Model type &amp; age of the Machines.</w:t>
+      </w:r>
+    </w:p>
+    <w:p>
+      <w:pPr>
+        <w:spacing w:before="100" w:beforeAutospacing="1" w:after="100" w:afterAutospacing="1" w:line="240" w:lineRule="auto"/>
+        <w:rPr>
+          <w:rFonts w:ascii="Bahnschrift Light SemiCondensed" w:hAnsi="Bahnschrift Light SemiCondensed"/>
+          <w:sz w:val="28"/>
+          <w:szCs w:val="28"/>
+        </w:rPr>
+      </w:pPr>
+      <w:r>
+        <w:rPr>
+          <w:rStyle w:val="Strong"/>
+          <w:rFonts w:ascii="Bahnschrift Light SemiCondensed" w:hAnsi="Bahnschrift Light SemiCondensed"/>
+          <w:sz w:val="28"/>
+          <w:szCs w:val="28"/>
+        </w:rPr>
+        <w:t>Failures:</w:t>
+      </w:r>
+      <w:r>
+        <w:rPr>
+          <w:rFonts w:ascii="Bahnschrift Light SemiCondensed" w:hAnsi="Bahnschrift Light SemiCondensed"/>
+          <w:sz w:val="28"/>
+          <w:szCs w:val="28"/>
+        </w:rPr>
+        <w:t xml:space="preserve"> Each record represents replacement of a component due to failure. This data is a subset of Maintenance data. This data is rounded to the closest hour since the telemetry data is collected at an hourly rate.</w:t>
+      </w:r>
+    </w:p>
+    <w:p>
+      <w:pPr>
+        <w:spacing w:before="100" w:beforeAutospacing="1" w:after="100" w:afterAutospacing="1" w:line="240" w:lineRule="auto"/>
+        <w:rPr>
+          <w:rFonts w:ascii="Bahnschrift Light SemiCondensed" w:hAnsi="Bahnschrift Light SemiCondensed"/>
+        </w:rPr>
+      </w:pPr>
+      <w:r>
+        <w:rPr>
+          <w:rStyle w:val="Strong"/>
+          <w:rFonts w:ascii="Bahnschrift Light SemiCondensed" w:hAnsi="Bahnschrift Light SemiCondensed"/>
+          <w:sz w:val="28"/>
+        </w:rPr>
+        <w:t>Errors:</w:t>
+      </w:r>
+      <w:r>
+        <w:rPr>
+          <w:rFonts w:ascii="Bahnschrift Light SemiCondensed" w:hAnsi="Bahnschrift Light SemiCondensed"/>
+          <w:sz w:val="28"/>
+        </w:rPr>
+        <w:t xml:space="preserve"> These are errors encountered by the machines while in operating condition. Since, these errors don't shut down the machines, these are not considered as failures. The error date and times are rounded to the closest hour since the telemetry data is collected at an hourly rate.</w:t>
+      </w:r>
+    </w:p>
+    <w:p>
+      <w:pPr>
+        <w:pStyle w:val="NormalWeb"/>
+        <w:rPr>
+          <w:rFonts w:ascii="Bahnschrift Light SemiCondensed" w:hAnsi="Bahnschrift Light SemiCondensed"/>
+          <w:sz w:val="28"/>
+        </w:rPr>
+      </w:pPr>
+      <w:r>
+        <w:rPr>
+          <w:rStyle w:val="Strong"/>
+          <w:rFonts w:ascii="Bahnschrift Light SemiCondensed" w:eastAsiaTheme="majorEastAsia" w:hAnsi="Bahnschrift Light SemiCondensed"/>
+          <w:sz w:val="28"/>
+        </w:rPr>
+        <w:t>Maintenance:</w:t>
+      </w:r>
+      <w:r>
+        <w:rPr>
+          <w:rFonts w:ascii="Bahnschrift Light SemiCondensed" w:hAnsi="Bahnschrift Light SemiCondensed"/>
+          <w:sz w:val="28"/>
+        </w:rPr>
+        <w:t xml:space="preserve"> If a component of a machine is replaced. Components are replaced under two situations:</w:t>
+      </w:r>
+    </w:p>
+    <w:p>
+      <w:pPr>
+        <w:pStyle w:val="NormalWeb"/>
+        <w:numPr>
+          <w:ilvl w:val="0"/>
+          <w:numId w:val="20"/>
+        </w:numPr>
+        <w:rPr>
+          <w:rFonts w:ascii="Bahnschrift Light SemiCondensed" w:hAnsi="Bahnschrift Light SemiCondensed"/>
+          <w:sz w:val="28"/>
+        </w:rPr>
+      </w:pPr>
+      <w:r>
+        <w:rPr>
+          <w:rFonts w:ascii="Bahnschrift Light SemiCondensed" w:hAnsi="Bahnschrift Light SemiCondensed"/>
+          <w:sz w:val="28"/>
+        </w:rPr>
+        <w:t>During the regular scheduled visit, the technician replaced it (Proactive Maintenance).</w:t>
+      </w:r>
+    </w:p>
+    <w:p>
+      <w:pPr>
+        <w:pStyle w:val="NormalWeb"/>
+        <w:numPr>
+          <w:ilvl w:val="0"/>
+          <w:numId w:val="20"/>
+        </w:numPr>
+        <w:rPr>
+          <w:rFonts w:ascii="Bahnschrift Light SemiCondensed" w:hAnsi="Bahnschrift Light SemiCondensed"/>
+          <w:sz w:val="28"/>
+        </w:rPr>
+      </w:pPr>
+      <w:r>
+        <w:rPr>
+          <w:rFonts w:ascii="Bahnschrift Light SemiCondensed" w:hAnsi="Bahnschrift Light SemiCondensed"/>
+          <w:sz w:val="28"/>
+        </w:rPr>
+        <w:t>A component breaks down and then the technician does an unscheduled maintenance to replace the component (Reactive Maintenance). This is considered as a failure and corresponding data is captured under Failures.</w:t>
+      </w:r>
+    </w:p>
+    <w:p>
+      <w:pPr>
+        <w:pStyle w:val="NormalWeb"/>
+        <w:rPr>
+          <w:rFonts w:ascii="Bahnschrift Light SemiCondensed" w:hAnsi="Bahnschrift Light SemiCondensed"/>
+          <w:sz w:val="28"/>
+        </w:rPr>
+      </w:pPr>
+      <w:r>
+        <w:rPr>
+          <w:rFonts w:ascii="Bahnschrift Light SemiCondensed" w:hAnsi="Bahnschrift Light SemiCondensed"/>
+          <w:sz w:val="28"/>
+        </w:rPr>
+        <w:t>Maintenance data has both 2014 and 2015 records. This data is rounded to the closest hour since the telemetry data is collected at an hourly rate.</w:t>
+      </w:r>
+    </w:p>
+    <w:p>
+      <w:pPr>
+        <w:pStyle w:val="NormalWeb"/>
+        <w:rPr>
+          <w:rFonts w:ascii="Bahnschrift Light SemiCondensed" w:hAnsi="Bahnschrift Light SemiCondensed"/>
+          <w:sz w:val="28"/>
+        </w:rPr>
+      </w:pPr>
+      <w:r>
+        <w:rPr>
+          <w:rStyle w:val="Strong"/>
+          <w:rFonts w:ascii="Bahnschrift Light SemiCondensed" w:eastAsiaTheme="majorEastAsia" w:hAnsi="Bahnschrift Light SemiCondensed"/>
+          <w:sz w:val="28"/>
+        </w:rPr>
+        <w:t>Metadata of Machines:</w:t>
+      </w:r>
+      <w:r>
+        <w:rPr>
+          <w:rFonts w:ascii="Bahnschrift Light SemiCondensed" w:hAnsi="Bahnschrift Light SemiCondensed"/>
+          <w:sz w:val="28"/>
+        </w:rPr>
+        <w:t xml:space="preserve"> Model type &amp; age of the Machines</w:t>
+      </w:r>
+      <w:r>
+        <w:rPr>
+          <w:rFonts w:ascii="Bahnschrift Light SemiCondensed" w:hAnsi="Bahnschrift Light SemiCondensed"/>
+          <w:sz w:val="28"/>
+        </w:rPr>
+        <w:t>.</w:t>
+      </w:r>
+    </w:p>
+    <w:p>
+      <w:pPr>
+        <w:pStyle w:val="NormalWeb"/>
+        <w:rPr>
+          <w:rFonts w:ascii="Bahnschrift Light SemiCondensed" w:hAnsi="Bahnschrift Light SemiCondensed"/>
+          <w:sz w:val="32"/>
+        </w:rPr>
+      </w:pPr>
+    </w:p>
+    <w:p>
+      <w:pPr>
+        <w:spacing w:before="100" w:beforeAutospacing="1" w:after="100" w:afterAutospacing="1" w:line="240" w:lineRule="auto"/>
+        <w:rPr>
+          <w:rFonts w:ascii="Bahnschrift Light SemiCondensed" w:eastAsia="Times New Roman" w:hAnsi="Bahnschrift Light SemiCondensed" w:cs="Times New Roman"/>
+          <w:sz w:val="28"/>
+          <w:szCs w:val="28"/>
+          <w:lang w:eastAsia="en-IN"/>
+        </w:rPr>
+      </w:pPr>
+    </w:p>
+    <w:p>
+      <w:pPr>
+        <w:spacing w:before="100" w:beforeAutospacing="1" w:after="100" w:afterAutospacing="1" w:line="240" w:lineRule="auto"/>
+        <w:rPr>
+          <w:rFonts w:ascii="Bahnschrift Light SemiCondensed" w:eastAsia="Times New Roman" w:hAnsi="Bahnschrift Light SemiCondensed" w:cs="Times New Roman"/>
+          <w:sz w:val="28"/>
+          <w:szCs w:val="24"/>
+          <w:lang w:eastAsia="en-IN"/>
+        </w:rPr>
+      </w:pPr>
+    </w:p>
+    <w:p>
+      <w:pPr>
+        <w:pStyle w:val="ListParagraph"/>
+        <w:spacing w:before="100" w:beforeAutospacing="1" w:after="100" w:afterAutospacing="1" w:line="240" w:lineRule="auto"/>
+        <w:rPr>
+          <w:rFonts w:ascii="Bahnschrift Light SemiCondensed" w:eastAsia="Times New Roman" w:hAnsi="Bahnschrift Light SemiCondensed" w:cs="Times New Roman"/>
+          <w:sz w:val="28"/>
+          <w:szCs w:val="24"/>
+          <w:lang w:eastAsia="en-IN"/>
+        </w:rPr>
+      </w:pPr>
+    </w:p>
+    <w:p>
+      <w:pPr>
+        <w:spacing w:before="100" w:beforeAutospacing="1" w:after="100" w:afterAutospacing="1" w:line="240" w:lineRule="auto"/>
+        <w:rPr>
+          <w:rFonts w:ascii="Times New Roman" w:eastAsia="Times New Roman" w:hAnsi="Times New Roman" w:cs="Times New Roman"/>
+          <w:sz w:val="24"/>
+          <w:szCs w:val="24"/>
+          <w:lang w:eastAsia="en-IN"/>
+        </w:rPr>
+      </w:pPr>
+    </w:p>
+    <w:p>
+      <w:pPr>
+        <w:spacing w:before="100" w:beforeAutospacing="1" w:after="100" w:afterAutospacing="1" w:line="240" w:lineRule="auto"/>
+        <w:rPr>
+          <w:rFonts w:ascii="Times New Roman" w:eastAsia="Times New Roman" w:hAnsi="Times New Roman" w:cs="Times New Roman"/>
+          <w:sz w:val="24"/>
+          <w:szCs w:val="24"/>
+          <w:lang w:eastAsia="en-IN"/>
+        </w:rPr>
+      </w:pPr>
+    </w:p>
+    <w:p>
+      <w:pPr>
+        <w:rPr>
+          <w:rFonts w:ascii="Bahnschrift Light SemiCondensed" w:hAnsi="Bahnschrift Light SemiCondensed"/>
+          <w:b/>
+          <w:bCs/>
+          <w:color w:val="5B9BD5" w:themeColor="accent1"/>
+          <w:sz w:val="48"/>
+          <w:szCs w:val="44"/>
+        </w:rPr>
+      </w:pPr>
+      <w:r>
+        <w:rPr>
+          <w:rFonts w:ascii="Bahnschrift Light SemiCondensed" w:hAnsi="Bahnschrift Light SemiCondensed"/>
+          <w:b/>
+          <w:bCs/>
+          <w:color w:val="5B9BD5" w:themeColor="accent1"/>
+          <w:sz w:val="48"/>
+          <w:szCs w:val="44"/>
+        </w:rPr>
+        <w:br w:type="page"/>
+      </w:r>
+    </w:p>
+    <w:p>
+      <w:pPr>
+        <w:rPr>
+          <w:rFonts w:ascii="Bahnschrift Light SemiCondensed" w:hAnsi="Bahnschrift Light SemiCondensed"/>
+          <w:b/>
+          <w:bCs/>
+          <w:color w:val="5B9BD5" w:themeColor="accent1"/>
+          <w:sz w:val="44"/>
+          <w:szCs w:val="44"/>
+        </w:rPr>
+      </w:pPr>
+      <w:r>
+        <w:rPr>
+          <w:rFonts w:ascii="Bahnschrift Light SemiCondensed" w:hAnsi="Bahnschrift Light SemiCondensed"/>
+          <w:b/>
+          <w:bCs/>
+          <w:color w:val="5B9BD5" w:themeColor="accent1"/>
+          <w:sz w:val="44"/>
+          <w:szCs w:val="44"/>
+        </w:rPr>
         <w:lastRenderedPageBreak/>
         <w:t>Model Accuracy Analysis</w:t>
       </w:r>
@@ -847,6 +1517,7 @@
           <w:color w:val="000000" w:themeColor="text1"/>
           <w:sz w:val="24"/>
           <w:szCs w:val="24"/>
+          <w:lang w:eastAsia="en-IN"/>
         </w:rPr>
         <w:drawing>
           <wp:anchor distT="0" distB="0" distL="114300" distR="114300" simplePos="0" relativeHeight="251658240" behindDoc="0" locked="0" layoutInCell="1" allowOverlap="1" wp14:anchorId="7837A6BF" wp14:editId="5CBA9363">
@@ -872,7 +1543,7 @@
                     <pic:cNvPicPr/>
                   </pic:nvPicPr>
                   <pic:blipFill rotWithShape="1">
-                    <a:blip r:embed="rId9">
+                    <a:blip r:embed="rId11">
                       <a:extLst>
                         <a:ext uri="{28A0092B-C50C-407E-A947-70E740481C1C}">
                           <a14:useLocalDpi xmlns:a14="http://schemas.microsoft.com/office/drawing/2010/main" val="0"/>
@@ -992,39 +1663,56 @@
       <w:pPr>
         <w:spacing w:after="160" w:line="259" w:lineRule="auto"/>
         <w:rPr>
-          <w:rFonts w:cstheme="minorHAnsi"/>
-          <w:b/>
-          <w:bCs/>
-          <w:color w:val="000000" w:themeColor="text1"/>
-          <w:sz w:val="24"/>
-          <w:szCs w:val="24"/>
-        </w:rPr>
-      </w:pPr>
-      <w:r>
-        <w:rPr>
-          <w:rFonts w:cstheme="minorHAnsi"/>
-          <w:b/>
-          <w:bCs/>
-          <w:color w:val="000000" w:themeColor="text1"/>
-          <w:sz w:val="24"/>
-          <w:szCs w:val="24"/>
-        </w:rPr>
-        <w:t>High Accuracy is Misleading</w:t>
-      </w:r>
+          <w:rFonts w:ascii="Bahnschrift Light SemiCondensed" w:hAnsi="Bahnschrift Light SemiCondensed" w:cstheme="minorHAnsi"/>
+          <w:b/>
+          <w:bCs/>
+          <w:color w:val="000000" w:themeColor="text1"/>
+          <w:sz w:val="28"/>
+          <w:szCs w:val="28"/>
+        </w:rPr>
+      </w:pPr>
+      <w:r>
+        <w:rPr>
+          <w:rFonts w:ascii="Bahnschrift Light SemiCondensed" w:hAnsi="Bahnschrift Light SemiCondensed" w:cstheme="minorHAnsi"/>
+          <w:b/>
+          <w:bCs/>
+          <w:color w:val="000000" w:themeColor="text1"/>
+          <w:sz w:val="28"/>
+          <w:szCs w:val="28"/>
+        </w:rPr>
+        <w:t xml:space="preserve">High Accuracy is </w:t>
+      </w:r>
+      <w:proofErr w:type="gramStart"/>
+      <w:r>
+        <w:rPr>
+          <w:rFonts w:ascii="Bahnschrift Light SemiCondensed" w:hAnsi="Bahnschrift Light SemiCondensed" w:cstheme="minorHAnsi"/>
+          <w:b/>
+          <w:bCs/>
+          <w:color w:val="000000" w:themeColor="text1"/>
+          <w:sz w:val="28"/>
+          <w:szCs w:val="28"/>
+        </w:rPr>
+        <w:t>Misleading</w:t>
+      </w:r>
+      <w:proofErr w:type="gramEnd"/>
     </w:p>
     <w:p>
       <w:pPr>
         <w:spacing w:after="160" w:line="259" w:lineRule="auto"/>
         <w:ind w:left="720"/>
         <w:rPr>
-          <w:rFonts w:cstheme="minorHAnsi"/>
-          <w:color w:val="000000" w:themeColor="text1"/>
-        </w:rPr>
-      </w:pPr>
-      <w:r>
-        <w:rPr>
-          <w:rFonts w:cstheme="minorHAnsi"/>
-          <w:color w:val="000000" w:themeColor="text1"/>
+          <w:rFonts w:ascii="Bahnschrift Light SemiCondensed" w:hAnsi="Bahnschrift Light SemiCondensed" w:cstheme="minorHAnsi"/>
+          <w:color w:val="000000" w:themeColor="text1"/>
+          <w:sz w:val="28"/>
+          <w:szCs w:val="28"/>
+        </w:rPr>
+      </w:pPr>
+      <w:r>
+        <w:rPr>
+          <w:rFonts w:ascii="Bahnschrift Light SemiCondensed" w:hAnsi="Bahnschrift Light SemiCondensed" w:cstheme="minorHAnsi"/>
+          <w:color w:val="000000" w:themeColor="text1"/>
+          <w:sz w:val="28"/>
+          <w:szCs w:val="28"/>
         </w:rPr>
         <w:t>The model achieved 92.5% accuracy primarily by correctly predicting the dominant class (class 0).</w:t>
       </w:r>
@@ -1034,14 +1722,18 @@
         <w:spacing w:after="160" w:line="259" w:lineRule="auto"/>
         <w:ind w:left="720"/>
         <w:rPr>
-          <w:rFonts w:cstheme="minorHAnsi"/>
-          <w:color w:val="000000" w:themeColor="text1"/>
-        </w:rPr>
-      </w:pPr>
-      <w:r>
-        <w:rPr>
-          <w:rFonts w:cstheme="minorHAnsi"/>
-          <w:color w:val="000000" w:themeColor="text1"/>
+          <w:rFonts w:ascii="Bahnschrift Light SemiCondensed" w:hAnsi="Bahnschrift Light SemiCondensed" w:cstheme="minorHAnsi"/>
+          <w:color w:val="000000" w:themeColor="text1"/>
+          <w:sz w:val="28"/>
+          <w:szCs w:val="28"/>
+        </w:rPr>
+      </w:pPr>
+      <w:r>
+        <w:rPr>
+          <w:rFonts w:ascii="Bahnschrift Light SemiCondensed" w:hAnsi="Bahnschrift Light SemiCondensed" w:cstheme="minorHAnsi"/>
+          <w:color w:val="000000" w:themeColor="text1"/>
+          <w:sz w:val="28"/>
+          <w:szCs w:val="28"/>
         </w:rPr>
         <w:t>This makes accuracy a poor metric in this case.</w:t>
       </w:r>
@@ -1050,22 +1742,22 @@
       <w:pPr>
         <w:spacing w:after="160" w:line="259" w:lineRule="auto"/>
         <w:rPr>
-          <w:rFonts w:cstheme="minorHAnsi"/>
-          <w:b/>
-          <w:bCs/>
-          <w:color w:val="000000" w:themeColor="text1"/>
-          <w:sz w:val="24"/>
-          <w:szCs w:val="24"/>
-        </w:rPr>
-      </w:pPr>
-      <w:r>
-        <w:rPr>
-          <w:rFonts w:cstheme="minorHAnsi"/>
-          <w:b/>
-          <w:bCs/>
-          <w:color w:val="000000" w:themeColor="text1"/>
-          <w:sz w:val="24"/>
-          <w:szCs w:val="24"/>
+          <w:rFonts w:ascii="Bahnschrift Light SemiCondensed" w:hAnsi="Bahnschrift Light SemiCondensed" w:cstheme="minorHAnsi"/>
+          <w:b/>
+          <w:bCs/>
+          <w:color w:val="000000" w:themeColor="text1"/>
+          <w:sz w:val="28"/>
+          <w:szCs w:val="28"/>
+        </w:rPr>
+      </w:pPr>
+      <w:r>
+        <w:rPr>
+          <w:rFonts w:ascii="Bahnschrift Light SemiCondensed" w:hAnsi="Bahnschrift Light SemiCondensed" w:cstheme="minorHAnsi"/>
+          <w:b/>
+          <w:bCs/>
+          <w:color w:val="000000" w:themeColor="text1"/>
+          <w:sz w:val="28"/>
+          <w:szCs w:val="28"/>
         </w:rPr>
         <w:t>Poor Detection of Class 1 (Minority Class)</w:t>
       </w:r>
@@ -1075,14 +1767,18 @@
         <w:spacing w:after="160" w:line="259" w:lineRule="auto"/>
         <w:ind w:left="720"/>
         <w:rPr>
-          <w:rFonts w:cstheme="minorHAnsi"/>
-          <w:color w:val="000000" w:themeColor="text1"/>
-        </w:rPr>
-      </w:pPr>
-      <w:r>
-        <w:rPr>
-          <w:rFonts w:cstheme="minorHAnsi"/>
-          <w:color w:val="000000" w:themeColor="text1"/>
+          <w:rFonts w:ascii="Bahnschrift Light SemiCondensed" w:hAnsi="Bahnschrift Light SemiCondensed" w:cstheme="minorHAnsi"/>
+          <w:color w:val="000000" w:themeColor="text1"/>
+          <w:sz w:val="28"/>
+          <w:szCs w:val="28"/>
+        </w:rPr>
+      </w:pPr>
+      <w:r>
+        <w:rPr>
+          <w:rFonts w:ascii="Bahnschrift Light SemiCondensed" w:hAnsi="Bahnschrift Light SemiCondensed" w:cstheme="minorHAnsi"/>
+          <w:color w:val="000000" w:themeColor="text1"/>
+          <w:sz w:val="28"/>
+          <w:szCs w:val="28"/>
         </w:rPr>
         <w:t>Precision: Only 9.4% of class 1 predictions are correct.</w:t>
       </w:r>
@@ -1092,14 +1788,18 @@
         <w:spacing w:after="160" w:line="259" w:lineRule="auto"/>
         <w:ind w:left="720"/>
         <w:rPr>
-          <w:rFonts w:cstheme="minorHAnsi"/>
-          <w:color w:val="000000" w:themeColor="text1"/>
-        </w:rPr>
-      </w:pPr>
-      <w:r>
-        <w:rPr>
-          <w:rFonts w:cstheme="minorHAnsi"/>
-          <w:color w:val="000000" w:themeColor="text1"/>
+          <w:rFonts w:ascii="Bahnschrift Light SemiCondensed" w:hAnsi="Bahnschrift Light SemiCondensed" w:cstheme="minorHAnsi"/>
+          <w:color w:val="000000" w:themeColor="text1"/>
+          <w:sz w:val="28"/>
+          <w:szCs w:val="28"/>
+        </w:rPr>
+      </w:pPr>
+      <w:r>
+        <w:rPr>
+          <w:rFonts w:ascii="Bahnschrift Light SemiCondensed" w:hAnsi="Bahnschrift Light SemiCondensed" w:cstheme="minorHAnsi"/>
+          <w:color w:val="000000" w:themeColor="text1"/>
+          <w:sz w:val="28"/>
+          <w:szCs w:val="28"/>
         </w:rPr>
         <w:t>Recall: Misses about 68% of actual class 1 samples.</w:t>
       </w:r>
@@ -1109,14 +1809,18 @@
         <w:spacing w:after="160" w:line="259" w:lineRule="auto"/>
         <w:ind w:left="720"/>
         <w:rPr>
-          <w:rFonts w:cstheme="minorHAnsi"/>
-          <w:color w:val="000000" w:themeColor="text1"/>
-        </w:rPr>
-      </w:pPr>
-      <w:r>
-        <w:rPr>
-          <w:rFonts w:cstheme="minorHAnsi"/>
-          <w:color w:val="000000" w:themeColor="text1"/>
+          <w:rFonts w:ascii="Bahnschrift Light SemiCondensed" w:hAnsi="Bahnschrift Light SemiCondensed" w:cstheme="minorHAnsi"/>
+          <w:color w:val="000000" w:themeColor="text1"/>
+          <w:sz w:val="28"/>
+          <w:szCs w:val="28"/>
+        </w:rPr>
+      </w:pPr>
+      <w:r>
+        <w:rPr>
+          <w:rFonts w:ascii="Bahnschrift Light SemiCondensed" w:hAnsi="Bahnschrift Light SemiCondensed" w:cstheme="minorHAnsi"/>
+          <w:color w:val="000000" w:themeColor="text1"/>
+          <w:sz w:val="28"/>
+          <w:szCs w:val="28"/>
         </w:rPr>
         <w:t>F1 Score is very low (0.145), indicating poor balance between precision and recall.</w:t>
       </w:r>
@@ -1125,22 +1829,22 @@
       <w:pPr>
         <w:spacing w:after="160" w:line="259" w:lineRule="auto"/>
         <w:rPr>
-          <w:rFonts w:cstheme="minorHAnsi"/>
-          <w:b/>
-          <w:bCs/>
-          <w:color w:val="000000" w:themeColor="text1"/>
-          <w:sz w:val="24"/>
-          <w:szCs w:val="24"/>
-        </w:rPr>
-      </w:pPr>
-      <w:r>
-        <w:rPr>
-          <w:rFonts w:cstheme="minorHAnsi"/>
-          <w:b/>
-          <w:bCs/>
-          <w:color w:val="000000" w:themeColor="text1"/>
-          <w:sz w:val="24"/>
-          <w:szCs w:val="24"/>
+          <w:rFonts w:ascii="Bahnschrift Light SemiCondensed" w:hAnsi="Bahnschrift Light SemiCondensed" w:cstheme="minorHAnsi"/>
+          <w:b/>
+          <w:bCs/>
+          <w:color w:val="000000" w:themeColor="text1"/>
+          <w:sz w:val="28"/>
+          <w:szCs w:val="28"/>
+        </w:rPr>
+      </w:pPr>
+      <w:r>
+        <w:rPr>
+          <w:rFonts w:ascii="Bahnschrift Light SemiCondensed" w:hAnsi="Bahnschrift Light SemiCondensed" w:cstheme="minorHAnsi"/>
+          <w:b/>
+          <w:bCs/>
+          <w:color w:val="000000" w:themeColor="text1"/>
+          <w:sz w:val="28"/>
+          <w:szCs w:val="28"/>
         </w:rPr>
         <w:t>Severe Class Imbalance</w:t>
       </w:r>
@@ -1150,14 +1854,18 @@
         <w:spacing w:after="160" w:line="259" w:lineRule="auto"/>
         <w:ind w:left="720"/>
         <w:rPr>
-          <w:rFonts w:cstheme="minorHAnsi"/>
-          <w:color w:val="000000" w:themeColor="text1"/>
-        </w:rPr>
-      </w:pPr>
-      <w:r>
-        <w:rPr>
-          <w:rFonts w:cstheme="minorHAnsi"/>
-          <w:color w:val="000000" w:themeColor="text1"/>
+          <w:rFonts w:ascii="Bahnschrift Light SemiCondensed" w:hAnsi="Bahnschrift Light SemiCondensed" w:cstheme="minorHAnsi"/>
+          <w:color w:val="000000" w:themeColor="text1"/>
+          <w:sz w:val="28"/>
+          <w:szCs w:val="28"/>
+        </w:rPr>
+      </w:pPr>
+      <w:r>
+        <w:rPr>
+          <w:rFonts w:ascii="Bahnschrift Light SemiCondensed" w:hAnsi="Bahnschrift Light SemiCondensed" w:cstheme="minorHAnsi"/>
+          <w:color w:val="000000" w:themeColor="text1"/>
+          <w:sz w:val="28"/>
+          <w:szCs w:val="28"/>
         </w:rPr>
         <w:t>Class 0 dominates the dataset (98%), so the model is biased toward predicting class 0.</w:t>
       </w:r>
@@ -1167,14 +1875,18 @@
         <w:spacing w:after="160" w:line="259" w:lineRule="auto"/>
         <w:ind w:left="720"/>
         <w:rPr>
-          <w:rFonts w:cstheme="minorHAnsi"/>
-          <w:color w:val="000000" w:themeColor="text1"/>
-        </w:rPr>
-      </w:pPr>
-      <w:r>
-        <w:rPr>
-          <w:rFonts w:cstheme="minorHAnsi"/>
-          <w:color w:val="000000" w:themeColor="text1"/>
+          <w:rFonts w:ascii="Bahnschrift Light SemiCondensed" w:hAnsi="Bahnschrift Light SemiCondensed" w:cstheme="minorHAnsi"/>
+          <w:color w:val="000000" w:themeColor="text1"/>
+          <w:sz w:val="28"/>
+          <w:szCs w:val="28"/>
+        </w:rPr>
+      </w:pPr>
+      <w:r>
+        <w:rPr>
+          <w:rFonts w:ascii="Bahnschrift Light SemiCondensed" w:hAnsi="Bahnschrift Light SemiCondensed" w:cstheme="minorHAnsi"/>
+          <w:color w:val="000000" w:themeColor="text1"/>
+          <w:sz w:val="28"/>
+          <w:szCs w:val="28"/>
         </w:rPr>
         <w:t>This imbalance results in underfitting for class 1.</w:t>
       </w:r>
@@ -1194,6 +1906,7 @@
           <w:bCs/>
           <w:noProof/>
           <w:color w:val="000000" w:themeColor="text1"/>
+          <w:lang w:eastAsia="en-IN"/>
         </w:rPr>
         <w:drawing>
           <wp:anchor distT="0" distB="0" distL="114300" distR="114300" simplePos="0" relativeHeight="251659264" behindDoc="0" locked="0" layoutInCell="1" allowOverlap="1" wp14:anchorId="40A7B5A2" wp14:editId="0E405849">
@@ -1219,7 +1932,7 @@
                     <pic:cNvPicPr/>
                   </pic:nvPicPr>
                   <pic:blipFill rotWithShape="1">
-                    <a:blip r:embed="rId10">
+                    <a:blip r:embed="rId12">
                       <a:extLst>
                         <a:ext uri="{28A0092B-C50C-407E-A947-70E740481C1C}">
                           <a14:useLocalDpi xmlns:a14="http://schemas.microsoft.com/office/drawing/2010/main" val="0"/>
@@ -1287,53 +2000,60 @@
           <w:color w:val="000000" w:themeColor="text1"/>
         </w:rPr>
       </w:pPr>
-    </w:p>
-    <w:p>
-      <w:pPr>
-        <w:rPr>
-          <w:b/>
-          <w:bCs/>
-          <w:color w:val="000000" w:themeColor="text1"/>
-        </w:rPr>
-      </w:pPr>
-    </w:p>
-    <w:p>
-      <w:pPr>
-        <w:rPr>
-          <w:b/>
-          <w:bCs/>
-          <w:color w:val="000000" w:themeColor="text1"/>
-        </w:rPr>
-      </w:pPr>
-    </w:p>
-    <w:p>
-      <w:pPr>
-        <w:rPr>
-          <w:b/>
-          <w:bCs/>
-          <w:color w:val="000000" w:themeColor="text1"/>
-        </w:rPr>
-      </w:pPr>
-    </w:p>
-    <w:p>
-      <w:pPr>
-        <w:rPr>
-          <w:b/>
-          <w:bCs/>
-          <w:color w:val="000000" w:themeColor="text1"/>
-        </w:rPr>
-      </w:pPr>
-    </w:p>
-    <w:p>
-      <w:pPr>
-        <w:rPr>
-          <w:color w:val="000000" w:themeColor="text1"/>
-        </w:rPr>
-      </w:pPr>
-      <w:r>
-        <w:rPr>
-          <w:color w:val="000000" w:themeColor="text1"/>
-        </w:rPr>
+      <w:bookmarkStart w:id="0" w:name="_GoBack"/>
+      <w:bookmarkEnd w:id="0"/>
+    </w:p>
+    <w:p>
+      <w:pPr>
+        <w:rPr>
+          <w:b/>
+          <w:bCs/>
+          <w:color w:val="000000" w:themeColor="text1"/>
+        </w:rPr>
+      </w:pPr>
+    </w:p>
+    <w:p>
+      <w:pPr>
+        <w:rPr>
+          <w:b/>
+          <w:bCs/>
+          <w:color w:val="000000" w:themeColor="text1"/>
+        </w:rPr>
+      </w:pPr>
+    </w:p>
+    <w:p>
+      <w:pPr>
+        <w:rPr>
+          <w:b/>
+          <w:bCs/>
+          <w:color w:val="000000" w:themeColor="text1"/>
+        </w:rPr>
+      </w:pPr>
+    </w:p>
+    <w:p>
+      <w:pPr>
+        <w:rPr>
+          <w:b/>
+          <w:bCs/>
+          <w:color w:val="000000" w:themeColor="text1"/>
+        </w:rPr>
+      </w:pPr>
+    </w:p>
+    <w:p>
+      <w:pPr>
+        <w:rPr>
+          <w:rFonts w:ascii="Bahnschrift Light SemiCondensed" w:hAnsi="Bahnschrift Light SemiCondensed"/>
+          <w:color w:val="000000" w:themeColor="text1"/>
+          <w:sz w:val="28"/>
+        </w:rPr>
+      </w:pPr>
+      <w:r>
+        <w:rPr>
+          <w:rFonts w:ascii="Bahnschrift Light SemiCondensed" w:hAnsi="Bahnschrift Light SemiCondensed"/>
+          <w:color w:val="000000" w:themeColor="text1"/>
+          <w:sz w:val="28"/>
+        </w:rPr>
+        <w:lastRenderedPageBreak/>
         <w:t>While this is a significant drop from the Random Forest accuracy (92.5%), we’ll see why this model might actually be better at handling the minority class, which is often more important in real-world applications.</w:t>
       </w:r>
     </w:p>
@@ -1341,20 +2061,22 @@
       <w:pPr>
         <w:spacing w:after="160" w:line="259" w:lineRule="auto"/>
         <w:rPr>
-          <w:b/>
-          <w:bCs/>
-          <w:color w:val="000000" w:themeColor="text1"/>
-          <w:sz w:val="24"/>
-          <w:szCs w:val="24"/>
-        </w:rPr>
-      </w:pPr>
-      <w:r>
-        <w:rPr>
-          <w:b/>
-          <w:bCs/>
-          <w:color w:val="000000" w:themeColor="text1"/>
-          <w:sz w:val="24"/>
-          <w:szCs w:val="24"/>
+          <w:rFonts w:ascii="Bahnschrift Light SemiCondensed" w:hAnsi="Bahnschrift Light SemiCondensed"/>
+          <w:b/>
+          <w:bCs/>
+          <w:color w:val="000000" w:themeColor="text1"/>
+          <w:sz w:val="28"/>
+          <w:szCs w:val="28"/>
+        </w:rPr>
+      </w:pPr>
+      <w:r>
+        <w:rPr>
+          <w:rFonts w:ascii="Bahnschrift Light SemiCondensed" w:hAnsi="Bahnschrift Light SemiCondensed"/>
+          <w:b/>
+          <w:bCs/>
+          <w:color w:val="000000" w:themeColor="text1"/>
+          <w:sz w:val="28"/>
+          <w:szCs w:val="28"/>
         </w:rPr>
         <w:t>Lower Accuracy, But Better Recall for Class 1</w:t>
       </w:r>
@@ -1364,40 +2086,58 @@
         <w:spacing w:after="160" w:line="259" w:lineRule="auto"/>
         <w:ind w:left="720"/>
         <w:rPr>
-          <w:color w:val="000000" w:themeColor="text1"/>
-        </w:rPr>
-      </w:pPr>
-      <w:r>
-        <w:rPr>
-          <w:color w:val="000000" w:themeColor="text1"/>
+          <w:rFonts w:ascii="Bahnschrift Light SemiCondensed" w:hAnsi="Bahnschrift Light SemiCondensed"/>
+          <w:color w:val="000000" w:themeColor="text1"/>
+          <w:sz w:val="28"/>
+          <w:szCs w:val="28"/>
+        </w:rPr>
+      </w:pPr>
+      <w:r>
+        <w:rPr>
+          <w:rFonts w:ascii="Bahnschrift Light SemiCondensed" w:hAnsi="Bahnschrift Light SemiCondensed"/>
+          <w:color w:val="000000" w:themeColor="text1"/>
+          <w:sz w:val="28"/>
+          <w:szCs w:val="28"/>
         </w:rPr>
         <w:t xml:space="preserve">The </w:t>
       </w:r>
       <w:r>
         <w:rPr>
-          <w:b/>
-          <w:bCs/>
-          <w:color w:val="000000" w:themeColor="text1"/>
+          <w:rFonts w:ascii="Bahnschrift Light SemiCondensed" w:hAnsi="Bahnschrift Light SemiCondensed"/>
+          <w:b/>
+          <w:bCs/>
+          <w:color w:val="000000" w:themeColor="text1"/>
+          <w:sz w:val="28"/>
+          <w:szCs w:val="28"/>
         </w:rPr>
         <w:t>recall for class 1 (minority)</w:t>
       </w:r>
       <w:r>
         <w:rPr>
-          <w:color w:val="000000" w:themeColor="text1"/>
+          <w:rFonts w:ascii="Bahnschrift Light SemiCondensed" w:hAnsi="Bahnschrift Light SemiCondensed"/>
+          <w:color w:val="000000" w:themeColor="text1"/>
+          <w:sz w:val="28"/>
+          <w:szCs w:val="28"/>
         </w:rPr>
         <w:t xml:space="preserve"> has improved </w:t>
       </w:r>
       <w:r>
         <w:rPr>
-          <w:b/>
-          <w:bCs/>
-          <w:color w:val="000000" w:themeColor="text1"/>
+          <w:rFonts w:ascii="Bahnschrift Light SemiCondensed" w:hAnsi="Bahnschrift Light SemiCondensed"/>
+          <w:b/>
+          <w:bCs/>
+          <w:color w:val="000000" w:themeColor="text1"/>
+          <w:sz w:val="28"/>
+          <w:szCs w:val="28"/>
         </w:rPr>
         <w:t>from 32.1% (RF) to 69.2% (SVC)</w:t>
       </w:r>
       <w:r>
         <w:rPr>
-          <w:color w:val="000000" w:themeColor="text1"/>
+          <w:rFonts w:ascii="Bahnschrift Light SemiCondensed" w:hAnsi="Bahnschrift Light SemiCondensed"/>
+          <w:color w:val="000000" w:themeColor="text1"/>
+          <w:sz w:val="28"/>
+          <w:szCs w:val="28"/>
         </w:rPr>
         <w:t>.</w:t>
       </w:r>
@@ -1407,41 +2147,58 @@
         <w:spacing w:after="160" w:line="259" w:lineRule="auto"/>
         <w:ind w:left="720"/>
         <w:rPr>
-          <w:color w:val="000000" w:themeColor="text1"/>
-        </w:rPr>
-      </w:pPr>
-      <w:r>
-        <w:rPr>
-          <w:color w:val="000000" w:themeColor="text1"/>
-        </w:rPr>
-        <w:lastRenderedPageBreak/>
+          <w:rFonts w:ascii="Bahnschrift Light SemiCondensed" w:hAnsi="Bahnschrift Light SemiCondensed"/>
+          <w:color w:val="000000" w:themeColor="text1"/>
+          <w:sz w:val="28"/>
+          <w:szCs w:val="28"/>
+        </w:rPr>
+      </w:pPr>
+      <w:r>
+        <w:rPr>
+          <w:rFonts w:ascii="Bahnschrift Light SemiCondensed" w:hAnsi="Bahnschrift Light SemiCondensed"/>
+          <w:color w:val="000000" w:themeColor="text1"/>
+          <w:sz w:val="28"/>
+          <w:szCs w:val="28"/>
+        </w:rPr>
         <w:t xml:space="preserve">This means the SVC model identifies </w:t>
       </w:r>
       <w:r>
         <w:rPr>
-          <w:b/>
-          <w:bCs/>
-          <w:color w:val="000000" w:themeColor="text1"/>
+          <w:rFonts w:ascii="Bahnschrift Light SemiCondensed" w:hAnsi="Bahnschrift Light SemiCondensed"/>
+          <w:b/>
+          <w:bCs/>
+          <w:color w:val="000000" w:themeColor="text1"/>
+          <w:sz w:val="28"/>
+          <w:szCs w:val="28"/>
         </w:rPr>
         <w:t>more of the true class 1 cases</w:t>
       </w:r>
       <w:r>
         <w:rPr>
-          <w:color w:val="000000" w:themeColor="text1"/>
+          <w:rFonts w:ascii="Bahnschrift Light SemiCondensed" w:hAnsi="Bahnschrift Light SemiCondensed"/>
+          <w:color w:val="000000" w:themeColor="text1"/>
+          <w:sz w:val="28"/>
+          <w:szCs w:val="28"/>
         </w:rPr>
         <w:t xml:space="preserve">—which is </w:t>
       </w:r>
       <w:r>
         <w:rPr>
-          <w:b/>
-          <w:bCs/>
-          <w:color w:val="000000" w:themeColor="text1"/>
+          <w:rFonts w:ascii="Bahnschrift Light SemiCondensed" w:hAnsi="Bahnschrift Light SemiCondensed"/>
+          <w:b/>
+          <w:bCs/>
+          <w:color w:val="000000" w:themeColor="text1"/>
+          <w:sz w:val="28"/>
+          <w:szCs w:val="28"/>
         </w:rPr>
         <w:t>crucial in applications like fraud detection, disease diagnosis</w:t>
       </w:r>
       <w:r>
         <w:rPr>
-          <w:color w:val="000000" w:themeColor="text1"/>
+          <w:rFonts w:ascii="Bahnschrift Light SemiCondensed" w:hAnsi="Bahnschrift Light SemiCondensed"/>
+          <w:color w:val="000000" w:themeColor="text1"/>
+          <w:sz w:val="28"/>
+          <w:szCs w:val="28"/>
         </w:rPr>
         <w:t>, etc.</w:t>
       </w:r>
@@ -1450,20 +2207,22 @@
       <w:pPr>
         <w:spacing w:after="160" w:line="259" w:lineRule="auto"/>
         <w:rPr>
-          <w:b/>
-          <w:bCs/>
-          <w:color w:val="000000" w:themeColor="text1"/>
-          <w:sz w:val="24"/>
-          <w:szCs w:val="24"/>
-        </w:rPr>
-      </w:pPr>
-      <w:r>
-        <w:rPr>
-          <w:b/>
-          <w:bCs/>
-          <w:color w:val="000000" w:themeColor="text1"/>
-          <w:sz w:val="24"/>
-          <w:szCs w:val="24"/>
+          <w:rFonts w:ascii="Bahnschrift Light SemiCondensed" w:hAnsi="Bahnschrift Light SemiCondensed"/>
+          <w:b/>
+          <w:bCs/>
+          <w:color w:val="000000" w:themeColor="text1"/>
+          <w:sz w:val="28"/>
+          <w:szCs w:val="28"/>
+        </w:rPr>
+      </w:pPr>
+      <w:r>
+        <w:rPr>
+          <w:rFonts w:ascii="Bahnschrift Light SemiCondensed" w:hAnsi="Bahnschrift Light SemiCondensed"/>
+          <w:b/>
+          <w:bCs/>
+          <w:color w:val="000000" w:themeColor="text1"/>
+          <w:sz w:val="28"/>
+          <w:szCs w:val="28"/>
         </w:rPr>
         <w:t>Poor Precision for Class 1</w:t>
       </w:r>
@@ -1473,40 +2232,58 @@
         <w:spacing w:after="160" w:line="259" w:lineRule="auto"/>
         <w:ind w:left="720"/>
         <w:rPr>
-          <w:color w:val="000000" w:themeColor="text1"/>
-        </w:rPr>
-      </w:pPr>
-      <w:r>
-        <w:rPr>
-          <w:color w:val="000000" w:themeColor="text1"/>
+          <w:rFonts w:ascii="Bahnschrift Light SemiCondensed" w:hAnsi="Bahnschrift Light SemiCondensed"/>
+          <w:color w:val="000000" w:themeColor="text1"/>
+          <w:sz w:val="28"/>
+          <w:szCs w:val="28"/>
+        </w:rPr>
+      </w:pPr>
+      <w:r>
+        <w:rPr>
+          <w:rFonts w:ascii="Bahnschrift Light SemiCondensed" w:hAnsi="Bahnschrift Light SemiCondensed"/>
+          <w:color w:val="000000" w:themeColor="text1"/>
+          <w:sz w:val="28"/>
+          <w:szCs w:val="28"/>
         </w:rPr>
         <w:t xml:space="preserve">Only </w:t>
       </w:r>
       <w:r>
         <w:rPr>
-          <w:b/>
-          <w:bCs/>
-          <w:color w:val="000000" w:themeColor="text1"/>
+          <w:rFonts w:ascii="Bahnschrift Light SemiCondensed" w:hAnsi="Bahnschrift Light SemiCondensed"/>
+          <w:b/>
+          <w:bCs/>
+          <w:color w:val="000000" w:themeColor="text1"/>
+          <w:sz w:val="28"/>
+          <w:szCs w:val="28"/>
         </w:rPr>
         <w:t>4.2%</w:t>
       </w:r>
       <w:r>
         <w:rPr>
-          <w:color w:val="000000" w:themeColor="text1"/>
+          <w:rFonts w:ascii="Bahnschrift Light SemiCondensed" w:hAnsi="Bahnschrift Light SemiCondensed"/>
+          <w:color w:val="000000" w:themeColor="text1"/>
+          <w:sz w:val="28"/>
+          <w:szCs w:val="28"/>
         </w:rPr>
         <w:t xml:space="preserve"> of the predictions for class 1 were correct — this indicates </w:t>
       </w:r>
       <w:r>
         <w:rPr>
-          <w:b/>
-          <w:bCs/>
-          <w:color w:val="000000" w:themeColor="text1"/>
+          <w:rFonts w:ascii="Bahnschrift Light SemiCondensed" w:hAnsi="Bahnschrift Light SemiCondensed"/>
+          <w:b/>
+          <w:bCs/>
+          <w:color w:val="000000" w:themeColor="text1"/>
+          <w:sz w:val="28"/>
+          <w:szCs w:val="28"/>
         </w:rPr>
         <w:t>a large number of false positives</w:t>
       </w:r>
       <w:r>
         <w:rPr>
-          <w:color w:val="000000" w:themeColor="text1"/>
+          <w:rFonts w:ascii="Bahnschrift Light SemiCondensed" w:hAnsi="Bahnschrift Light SemiCondensed"/>
+          <w:color w:val="000000" w:themeColor="text1"/>
+          <w:sz w:val="28"/>
+          <w:szCs w:val="28"/>
         </w:rPr>
         <w:t>.</w:t>
       </w:r>
@@ -1516,26 +2293,38 @@
         <w:spacing w:after="160" w:line="259" w:lineRule="auto"/>
         <w:ind w:left="720"/>
         <w:rPr>
-          <w:color w:val="000000" w:themeColor="text1"/>
-        </w:rPr>
-      </w:pPr>
-      <w:r>
-        <w:rPr>
-          <w:color w:val="000000" w:themeColor="text1"/>
+          <w:rFonts w:ascii="Bahnschrift Light SemiCondensed" w:hAnsi="Bahnschrift Light SemiCondensed"/>
+          <w:color w:val="000000" w:themeColor="text1"/>
+          <w:sz w:val="28"/>
+          <w:szCs w:val="28"/>
+        </w:rPr>
+      </w:pPr>
+      <w:r>
+        <w:rPr>
+          <w:rFonts w:ascii="Bahnschrift Light SemiCondensed" w:hAnsi="Bahnschrift Light SemiCondensed"/>
+          <w:color w:val="000000" w:themeColor="text1"/>
+          <w:sz w:val="28"/>
+          <w:szCs w:val="28"/>
         </w:rPr>
         <w:t xml:space="preserve">Model is more "liberal" in predicting class 1 to </w:t>
       </w:r>
       <w:r>
         <w:rPr>
-          <w:b/>
-          <w:bCs/>
-          <w:color w:val="000000" w:themeColor="text1"/>
+          <w:rFonts w:ascii="Bahnschrift Light SemiCondensed" w:hAnsi="Bahnschrift Light SemiCondensed"/>
+          <w:b/>
+          <w:bCs/>
+          <w:color w:val="000000" w:themeColor="text1"/>
+          <w:sz w:val="28"/>
+          <w:szCs w:val="28"/>
         </w:rPr>
         <w:t>capture as many true positives as possible</w:t>
       </w:r>
       <w:r>
         <w:rPr>
-          <w:color w:val="000000" w:themeColor="text1"/>
+          <w:rFonts w:ascii="Bahnschrift Light SemiCondensed" w:hAnsi="Bahnschrift Light SemiCondensed"/>
+          <w:color w:val="000000" w:themeColor="text1"/>
+          <w:sz w:val="28"/>
+          <w:szCs w:val="28"/>
         </w:rPr>
         <w:t>.</w:t>
       </w:r>
@@ -1544,42 +2333,24 @@
       <w:pPr>
         <w:spacing w:after="160" w:line="259" w:lineRule="auto"/>
         <w:rPr>
-          <w:b/>
-          <w:bCs/>
-          <w:color w:val="000000" w:themeColor="text1"/>
-          <w:sz w:val="24"/>
-          <w:szCs w:val="24"/>
-        </w:rPr>
-      </w:pPr>
-      <w:r>
-        <w:rPr>
-          <w:b/>
-          <w:bCs/>
-          <w:color w:val="000000" w:themeColor="text1"/>
-          <w:sz w:val="24"/>
-          <w:szCs w:val="24"/>
-        </w:rPr>
-        <w:t xml:space="preserve">Model </w:t>
-      </w:r>
-      <w:r>
-        <w:rPr>
-          <w:b/>
-          <w:bCs/>
-          <w:color w:val="000000" w:themeColor="text1"/>
-          <w:sz w:val="24"/>
-          <w:szCs w:val="24"/>
-        </w:rPr>
-        <w:t>Trade-off</w:t>
-      </w:r>
-      <w:r>
-        <w:rPr>
-          <w:b/>
-          <w:bCs/>
-          <w:color w:val="000000" w:themeColor="text1"/>
-          <w:sz w:val="24"/>
-          <w:szCs w:val="24"/>
-        </w:rPr>
-        <w:t>: Recall vs Precision</w:t>
+          <w:rFonts w:ascii="Bahnschrift Light SemiCondensed" w:hAnsi="Bahnschrift Light SemiCondensed"/>
+          <w:b/>
+          <w:bCs/>
+          <w:color w:val="000000" w:themeColor="text1"/>
+          <w:sz w:val="28"/>
+          <w:szCs w:val="28"/>
+        </w:rPr>
+      </w:pPr>
+      <w:r>
+        <w:rPr>
+          <w:rFonts w:ascii="Bahnschrift Light SemiCondensed" w:hAnsi="Bahnschrift Light SemiCondensed"/>
+          <w:b/>
+          <w:bCs/>
+          <w:color w:val="000000" w:themeColor="text1"/>
+          <w:sz w:val="28"/>
+          <w:szCs w:val="28"/>
+        </w:rPr>
+        <w:t>Model Trade-off: Recall vs Precision</w:t>
       </w:r>
     </w:p>
     <w:p>
@@ -1587,26 +2358,38 @@
         <w:spacing w:after="160" w:line="259" w:lineRule="auto"/>
         <w:ind w:left="720"/>
         <w:rPr>
-          <w:color w:val="000000" w:themeColor="text1"/>
-        </w:rPr>
-      </w:pPr>
-      <w:r>
-        <w:rPr>
-          <w:color w:val="000000" w:themeColor="text1"/>
+          <w:rFonts w:ascii="Bahnschrift Light SemiCondensed" w:hAnsi="Bahnschrift Light SemiCondensed"/>
+          <w:color w:val="000000" w:themeColor="text1"/>
+          <w:sz w:val="28"/>
+          <w:szCs w:val="28"/>
+        </w:rPr>
+      </w:pPr>
+      <w:r>
+        <w:rPr>
+          <w:rFonts w:ascii="Bahnschrift Light SemiCondensed" w:hAnsi="Bahnschrift Light SemiCondensed"/>
+          <w:color w:val="000000" w:themeColor="text1"/>
+          <w:sz w:val="28"/>
+          <w:szCs w:val="28"/>
         </w:rPr>
         <w:t xml:space="preserve">SVC trades </w:t>
       </w:r>
       <w:r>
         <w:rPr>
-          <w:b/>
-          <w:bCs/>
-          <w:color w:val="000000" w:themeColor="text1"/>
+          <w:rFonts w:ascii="Bahnschrift Light SemiCondensed" w:hAnsi="Bahnschrift Light SemiCondensed"/>
+          <w:b/>
+          <w:bCs/>
+          <w:color w:val="000000" w:themeColor="text1"/>
+          <w:sz w:val="28"/>
+          <w:szCs w:val="28"/>
         </w:rPr>
         <w:t>precision for higher recall</w:t>
       </w:r>
       <w:r>
         <w:rPr>
-          <w:color w:val="000000" w:themeColor="text1"/>
+          <w:rFonts w:ascii="Bahnschrift Light SemiCondensed" w:hAnsi="Bahnschrift Light SemiCondensed"/>
+          <w:color w:val="000000" w:themeColor="text1"/>
+          <w:sz w:val="28"/>
+          <w:szCs w:val="28"/>
         </w:rPr>
         <w:t>.</w:t>
       </w:r>
@@ -1616,26 +2399,38 @@
         <w:spacing w:after="160" w:line="259" w:lineRule="auto"/>
         <w:ind w:left="720"/>
         <w:rPr>
-          <w:color w:val="000000" w:themeColor="text1"/>
-        </w:rPr>
-      </w:pPr>
-      <w:r>
-        <w:rPr>
-          <w:color w:val="000000" w:themeColor="text1"/>
+          <w:rFonts w:ascii="Bahnschrift Light SemiCondensed" w:hAnsi="Bahnschrift Light SemiCondensed"/>
+          <w:color w:val="000000" w:themeColor="text1"/>
+          <w:sz w:val="28"/>
+          <w:szCs w:val="28"/>
+        </w:rPr>
+      </w:pPr>
+      <w:r>
+        <w:rPr>
+          <w:rFonts w:ascii="Bahnschrift Light SemiCondensed" w:hAnsi="Bahnschrift Light SemiCondensed"/>
+          <w:color w:val="000000" w:themeColor="text1"/>
+          <w:sz w:val="28"/>
+          <w:szCs w:val="28"/>
         </w:rPr>
         <w:t xml:space="preserve">This trade-off may be </w:t>
       </w:r>
       <w:r>
         <w:rPr>
-          <w:b/>
-          <w:bCs/>
-          <w:color w:val="000000" w:themeColor="text1"/>
+          <w:rFonts w:ascii="Bahnschrift Light SemiCondensed" w:hAnsi="Bahnschrift Light SemiCondensed"/>
+          <w:b/>
+          <w:bCs/>
+          <w:color w:val="000000" w:themeColor="text1"/>
+          <w:sz w:val="28"/>
+          <w:szCs w:val="28"/>
         </w:rPr>
         <w:t>desirable or unacceptable depending on context</w:t>
       </w:r>
       <w:r>
         <w:rPr>
-          <w:color w:val="000000" w:themeColor="text1"/>
+          <w:rFonts w:ascii="Bahnschrift Light SemiCondensed" w:hAnsi="Bahnschrift Light SemiCondensed"/>
+          <w:color w:val="000000" w:themeColor="text1"/>
+          <w:sz w:val="28"/>
+          <w:szCs w:val="28"/>
         </w:rPr>
         <w:t>:</w:t>
       </w:r>
@@ -1645,26 +2440,38 @@
         <w:spacing w:after="160" w:line="259" w:lineRule="auto"/>
         <w:ind w:left="1440"/>
         <w:rPr>
-          <w:color w:val="000000" w:themeColor="text1"/>
-        </w:rPr>
-      </w:pPr>
-      <w:r>
-        <w:rPr>
-          <w:color w:val="000000" w:themeColor="text1"/>
+          <w:rFonts w:ascii="Bahnschrift Light SemiCondensed" w:hAnsi="Bahnschrift Light SemiCondensed"/>
+          <w:color w:val="000000" w:themeColor="text1"/>
+          <w:sz w:val="28"/>
+          <w:szCs w:val="28"/>
+        </w:rPr>
+      </w:pPr>
+      <w:r>
+        <w:rPr>
+          <w:rFonts w:ascii="Bahnschrift Light SemiCondensed" w:hAnsi="Bahnschrift Light SemiCondensed"/>
+          <w:color w:val="000000" w:themeColor="text1"/>
+          <w:sz w:val="28"/>
+          <w:szCs w:val="28"/>
         </w:rPr>
         <w:t xml:space="preserve">In </w:t>
       </w:r>
       <w:r>
         <w:rPr>
-          <w:b/>
-          <w:bCs/>
-          <w:color w:val="000000" w:themeColor="text1"/>
+          <w:rFonts w:ascii="Bahnschrift Light SemiCondensed" w:hAnsi="Bahnschrift Light SemiCondensed"/>
+          <w:b/>
+          <w:bCs/>
+          <w:color w:val="000000" w:themeColor="text1"/>
+          <w:sz w:val="28"/>
+          <w:szCs w:val="28"/>
         </w:rPr>
         <w:t>medical</w:t>
       </w:r>
       <w:r>
         <w:rPr>
-          <w:color w:val="000000" w:themeColor="text1"/>
+          <w:rFonts w:ascii="Bahnschrift Light SemiCondensed" w:hAnsi="Bahnschrift Light SemiCondensed"/>
+          <w:color w:val="000000" w:themeColor="text1"/>
+          <w:sz w:val="28"/>
+          <w:szCs w:val="28"/>
         </w:rPr>
         <w:t xml:space="preserve"> scenarios, high recall is preferred (to catch every case).</w:t>
       </w:r>
@@ -1674,26 +2481,38 @@
         <w:spacing w:after="160" w:line="259" w:lineRule="auto"/>
         <w:ind w:left="1440"/>
         <w:rPr>
-          <w:color w:val="000000" w:themeColor="text1"/>
-        </w:rPr>
-      </w:pPr>
-      <w:r>
-        <w:rPr>
-          <w:color w:val="000000" w:themeColor="text1"/>
+          <w:rFonts w:ascii="Bahnschrift Light SemiCondensed" w:hAnsi="Bahnschrift Light SemiCondensed"/>
+          <w:color w:val="000000" w:themeColor="text1"/>
+          <w:sz w:val="28"/>
+          <w:szCs w:val="28"/>
+        </w:rPr>
+      </w:pPr>
+      <w:r>
+        <w:rPr>
+          <w:rFonts w:ascii="Bahnschrift Light SemiCondensed" w:hAnsi="Bahnschrift Light SemiCondensed"/>
+          <w:color w:val="000000" w:themeColor="text1"/>
+          <w:sz w:val="28"/>
+          <w:szCs w:val="28"/>
         </w:rPr>
         <w:t xml:space="preserve">In </w:t>
       </w:r>
       <w:r>
         <w:rPr>
-          <w:b/>
-          <w:bCs/>
-          <w:color w:val="000000" w:themeColor="text1"/>
+          <w:rFonts w:ascii="Bahnschrift Light SemiCondensed" w:hAnsi="Bahnschrift Light SemiCondensed"/>
+          <w:b/>
+          <w:bCs/>
+          <w:color w:val="000000" w:themeColor="text1"/>
+          <w:sz w:val="28"/>
+          <w:szCs w:val="28"/>
         </w:rPr>
         <w:t>spam filters</w:t>
       </w:r>
       <w:r>
         <w:rPr>
-          <w:color w:val="000000" w:themeColor="text1"/>
+          <w:rFonts w:ascii="Bahnschrift Light SemiCondensed" w:hAnsi="Bahnschrift Light SemiCondensed"/>
+          <w:color w:val="000000" w:themeColor="text1"/>
+          <w:sz w:val="28"/>
+          <w:szCs w:val="28"/>
         </w:rPr>
         <w:t>, false positives are annoying — so high precision is needed.</w:t>
       </w:r>
@@ -1702,20 +2521,22 @@
       <w:pPr>
         <w:spacing w:after="160" w:line="259" w:lineRule="auto"/>
         <w:rPr>
-          <w:b/>
-          <w:bCs/>
-          <w:color w:val="000000" w:themeColor="text1"/>
-          <w:sz w:val="24"/>
-          <w:szCs w:val="24"/>
-        </w:rPr>
-      </w:pPr>
-      <w:r>
-        <w:rPr>
-          <w:b/>
-          <w:bCs/>
-          <w:color w:val="000000" w:themeColor="text1"/>
-          <w:sz w:val="24"/>
-          <w:szCs w:val="24"/>
+          <w:rFonts w:ascii="Bahnschrift Light SemiCondensed" w:hAnsi="Bahnschrift Light SemiCondensed"/>
+          <w:b/>
+          <w:bCs/>
+          <w:color w:val="000000" w:themeColor="text1"/>
+          <w:sz w:val="28"/>
+          <w:szCs w:val="28"/>
+        </w:rPr>
+      </w:pPr>
+      <w:r>
+        <w:rPr>
+          <w:rFonts w:ascii="Bahnschrift Light SemiCondensed" w:hAnsi="Bahnschrift Light SemiCondensed"/>
+          <w:b/>
+          <w:bCs/>
+          <w:color w:val="000000" w:themeColor="text1"/>
+          <w:sz w:val="28"/>
+          <w:szCs w:val="28"/>
         </w:rPr>
         <w:t>Still Affected by Class Imbalance</w:t>
       </w:r>
@@ -1725,26 +2546,38 @@
         <w:spacing w:after="160" w:line="259" w:lineRule="auto"/>
         <w:ind w:left="720"/>
         <w:rPr>
-          <w:color w:val="000000" w:themeColor="text1"/>
-        </w:rPr>
-      </w:pPr>
-      <w:r>
-        <w:rPr>
-          <w:color w:val="000000" w:themeColor="text1"/>
+          <w:rFonts w:ascii="Bahnschrift Light SemiCondensed" w:hAnsi="Bahnschrift Light SemiCondensed"/>
+          <w:color w:val="000000" w:themeColor="text1"/>
+          <w:sz w:val="28"/>
+          <w:szCs w:val="28"/>
+        </w:rPr>
+      </w:pPr>
+      <w:r>
+        <w:rPr>
+          <w:rFonts w:ascii="Bahnschrift Light SemiCondensed" w:hAnsi="Bahnschrift Light SemiCondensed"/>
+          <w:color w:val="000000" w:themeColor="text1"/>
+          <w:sz w:val="28"/>
+          <w:szCs w:val="28"/>
         </w:rPr>
         <w:t xml:space="preserve">Like with Random Forest, the performance is still skewed by the </w:t>
       </w:r>
       <w:r>
         <w:rPr>
-          <w:b/>
-          <w:bCs/>
-          <w:color w:val="000000" w:themeColor="text1"/>
+          <w:rFonts w:ascii="Bahnschrift Light SemiCondensed" w:hAnsi="Bahnschrift Light SemiCondensed"/>
+          <w:b/>
+          <w:bCs/>
+          <w:color w:val="000000" w:themeColor="text1"/>
+          <w:sz w:val="28"/>
+          <w:szCs w:val="28"/>
         </w:rPr>
         <w:t>imbalanced class ratio</w:t>
       </w:r>
       <w:r>
         <w:rPr>
-          <w:color w:val="000000" w:themeColor="text1"/>
+          <w:rFonts w:ascii="Bahnschrift Light SemiCondensed" w:hAnsi="Bahnschrift Light SemiCondensed"/>
+          <w:color w:val="000000" w:themeColor="text1"/>
+          <w:sz w:val="28"/>
+          <w:szCs w:val="28"/>
         </w:rPr>
         <w:t>.</w:t>
       </w:r>
@@ -1760,6 +2593,7 @@
         <w:rPr>
           <w:noProof/>
           <w:color w:val="000000" w:themeColor="text1"/>
+          <w:lang w:eastAsia="en-IN"/>
         </w:rPr>
         <w:drawing>
           <wp:anchor distT="0" distB="0" distL="114300" distR="114300" simplePos="0" relativeHeight="251660288" behindDoc="0" locked="0" layoutInCell="1" allowOverlap="1" wp14:anchorId="173892F2" wp14:editId="33549C93">
@@ -1785,7 +2619,7 @@
                     <pic:cNvPicPr/>
                   </pic:nvPicPr>
                   <pic:blipFill rotWithShape="1">
-                    <a:blip r:embed="rId11">
+                    <a:blip r:embed="rId13">
                       <a:extLst>
                         <a:ext uri="{28A0092B-C50C-407E-A947-70E740481C1C}">
                           <a14:useLocalDpi xmlns:a14="http://schemas.microsoft.com/office/drawing/2010/main" val="0"/>
@@ -1889,148 +2723,208 @@
       <w:pPr>
         <w:spacing w:after="160" w:line="259" w:lineRule="auto"/>
         <w:rPr>
+          <w:rFonts w:ascii="Bahnschrift Light SemiCondensed" w:hAnsi="Bahnschrift Light SemiCondensed"/>
+          <w:b/>
+          <w:bCs/>
+          <w:color w:val="000000" w:themeColor="text1"/>
+          <w:sz w:val="28"/>
+          <w:szCs w:val="28"/>
+        </w:rPr>
+      </w:pPr>
+      <w:r>
+        <w:rPr>
+          <w:rFonts w:ascii="Bahnschrift Light SemiCondensed" w:hAnsi="Bahnschrift Light SemiCondensed"/>
+          <w:b/>
+          <w:bCs/>
+          <w:color w:val="000000" w:themeColor="text1"/>
+          <w:sz w:val="28"/>
+          <w:szCs w:val="28"/>
+        </w:rPr>
+        <w:t>Balanced Trade-off</w:t>
+      </w:r>
+    </w:p>
+    <w:p>
+      <w:pPr>
+        <w:spacing w:after="160" w:line="259" w:lineRule="auto"/>
+        <w:ind w:firstLine="720"/>
+        <w:rPr>
+          <w:rFonts w:ascii="Bahnschrift Light SemiCondensed" w:hAnsi="Bahnschrift Light SemiCondensed"/>
+          <w:color w:val="000000" w:themeColor="text1"/>
+          <w:sz w:val="28"/>
+          <w:szCs w:val="28"/>
+        </w:rPr>
+      </w:pPr>
+      <w:r>
+        <w:rPr>
+          <w:rFonts w:ascii="Bahnschrift Light SemiCondensed" w:hAnsi="Bahnschrift Light SemiCondensed"/>
+          <w:b/>
+          <w:bCs/>
+          <w:color w:val="000000" w:themeColor="text1"/>
+          <w:sz w:val="28"/>
+          <w:szCs w:val="28"/>
+        </w:rPr>
+        <w:t>Compared to SVC</w:t>
+      </w:r>
+      <w:r>
+        <w:rPr>
+          <w:rFonts w:ascii="Bahnschrift Light SemiCondensed" w:hAnsi="Bahnschrift Light SemiCondensed"/>
+          <w:color w:val="000000" w:themeColor="text1"/>
+          <w:sz w:val="28"/>
+          <w:szCs w:val="28"/>
+        </w:rPr>
+        <w:t>, Logistic Regression shows:</w:t>
+      </w:r>
+    </w:p>
+    <w:p>
+      <w:pPr>
+        <w:spacing w:after="160" w:line="259" w:lineRule="auto"/>
+        <w:ind w:left="1440"/>
+        <w:rPr>
+          <w:rFonts w:ascii="Bahnschrift Light SemiCondensed" w:hAnsi="Bahnschrift Light SemiCondensed"/>
+          <w:color w:val="000000" w:themeColor="text1"/>
+          <w:sz w:val="28"/>
+          <w:szCs w:val="28"/>
+        </w:rPr>
+      </w:pPr>
+      <w:r>
+        <w:rPr>
+          <w:rFonts w:ascii="Bahnschrift Light SemiCondensed" w:hAnsi="Bahnschrift Light SemiCondensed"/>
+          <w:b/>
+          <w:bCs/>
+          <w:color w:val="000000" w:themeColor="text1"/>
+          <w:sz w:val="28"/>
+          <w:szCs w:val="28"/>
+        </w:rPr>
+        <w:t>Slightly lower recall</w:t>
+      </w:r>
+      <w:r>
+        <w:rPr>
+          <w:rFonts w:ascii="Bahnschrift Light SemiCondensed" w:hAnsi="Bahnschrift Light SemiCondensed"/>
+          <w:color w:val="000000" w:themeColor="text1"/>
+          <w:sz w:val="28"/>
+          <w:szCs w:val="28"/>
+        </w:rPr>
+        <w:t xml:space="preserve"> for class 1 (56.8% vs. 69.2%)</w:t>
+      </w:r>
+    </w:p>
+    <w:p>
+      <w:pPr>
+        <w:spacing w:after="160" w:line="259" w:lineRule="auto"/>
+        <w:ind w:left="1440"/>
+        <w:rPr>
+          <w:rFonts w:ascii="Bahnschrift Light SemiCondensed" w:hAnsi="Bahnschrift Light SemiCondensed"/>
+          <w:color w:val="000000" w:themeColor="text1"/>
+          <w:sz w:val="28"/>
+          <w:szCs w:val="28"/>
+        </w:rPr>
+      </w:pPr>
+      <w:r>
+        <w:rPr>
+          <w:rFonts w:ascii="Bahnschrift Light SemiCondensed" w:hAnsi="Bahnschrift Light SemiCondensed"/>
+          <w:b/>
+          <w:bCs/>
+          <w:color w:val="000000" w:themeColor="text1"/>
+          <w:sz w:val="28"/>
+          <w:szCs w:val="28"/>
+        </w:rPr>
+        <w:t>Fewer false positives</w:t>
+      </w:r>
+      <w:r>
+        <w:rPr>
+          <w:rFonts w:ascii="Bahnschrift Light SemiCondensed" w:hAnsi="Bahnschrift Light SemiCondensed"/>
+          <w:color w:val="000000" w:themeColor="text1"/>
+          <w:sz w:val="28"/>
+          <w:szCs w:val="28"/>
+        </w:rPr>
+        <w:t xml:space="preserve">, improving </w:t>
+      </w:r>
+      <w:r>
+        <w:rPr>
+          <w:rFonts w:ascii="Bahnschrift Light SemiCondensed" w:hAnsi="Bahnschrift Light SemiCondensed"/>
+          <w:b/>
+          <w:bCs/>
+          <w:color w:val="000000" w:themeColor="text1"/>
+          <w:sz w:val="28"/>
+          <w:szCs w:val="28"/>
+        </w:rPr>
+        <w:t>precision</w:t>
+      </w:r>
+      <w:r>
+        <w:rPr>
+          <w:rFonts w:ascii="Bahnschrift Light SemiCondensed" w:hAnsi="Bahnschrift Light SemiCondensed"/>
+          <w:color w:val="000000" w:themeColor="text1"/>
+          <w:sz w:val="28"/>
+          <w:szCs w:val="28"/>
+        </w:rPr>
+        <w:t xml:space="preserve"> slightly (~4%)</w:t>
+      </w:r>
+    </w:p>
+    <w:p>
+      <w:pPr>
+        <w:spacing w:after="160" w:line="259" w:lineRule="auto"/>
+        <w:ind w:left="1440"/>
+        <w:rPr>
+          <w:rFonts w:ascii="Bahnschrift Light SemiCondensed" w:hAnsi="Bahnschrift Light SemiCondensed"/>
+          <w:color w:val="000000" w:themeColor="text1"/>
+          <w:sz w:val="28"/>
+          <w:szCs w:val="28"/>
+        </w:rPr>
+      </w:pPr>
+      <w:r>
+        <w:rPr>
+          <w:rFonts w:ascii="Bahnschrift Light SemiCondensed" w:hAnsi="Bahnschrift Light SemiCondensed"/>
+          <w:b/>
+          <w:bCs/>
+          <w:color w:val="000000" w:themeColor="text1"/>
+          <w:sz w:val="28"/>
+          <w:szCs w:val="28"/>
+        </w:rPr>
+        <w:t>Higher accuracy</w:t>
+      </w:r>
+      <w:r>
+        <w:rPr>
+          <w:rFonts w:ascii="Bahnschrift Light SemiCondensed" w:hAnsi="Bahnschrift Light SemiCondensed"/>
+          <w:color w:val="000000" w:themeColor="text1"/>
+          <w:sz w:val="28"/>
+          <w:szCs w:val="28"/>
+        </w:rPr>
+        <w:t xml:space="preserve"> (71.2% vs. 68%)</w:t>
+      </w:r>
+    </w:p>
+    <w:p>
+      <w:pPr>
+        <w:spacing w:after="160" w:line="259" w:lineRule="auto"/>
+        <w:rPr>
+          <w:rFonts w:ascii="Bahnschrift Light SemiCondensed" w:hAnsi="Bahnschrift Light SemiCondensed"/>
+          <w:b/>
+          <w:bCs/>
+          <w:color w:val="000000" w:themeColor="text1"/>
+          <w:sz w:val="28"/>
+          <w:szCs w:val="28"/>
+        </w:rPr>
+      </w:pPr>
+      <w:r>
+        <w:rPr>
+          <w:rFonts w:ascii="Bahnschrift Light SemiCondensed" w:hAnsi="Bahnschrift Light SemiCondensed"/>
           <w:b/>
           <w:bCs/>
           <w:color w:val="000000" w:themeColor="text1"/>
           <w:sz w:val="24"/>
           <w:szCs w:val="24"/>
         </w:rPr>
-      </w:pPr>
-      <w:r>
-        <w:rPr>
-          <w:b/>
-          <w:bCs/>
-          <w:color w:val="000000" w:themeColor="text1"/>
-          <w:sz w:val="24"/>
-          <w:szCs w:val="24"/>
-        </w:rPr>
-        <w:t>Balanced Trade-off</w:t>
-      </w:r>
-    </w:p>
-    <w:p>
-      <w:pPr>
-        <w:spacing w:after="160" w:line="259" w:lineRule="auto"/>
-        <w:ind w:firstLine="720"/>
-        <w:rPr>
-          <w:color w:val="000000" w:themeColor="text1"/>
-        </w:rPr>
-      </w:pPr>
-      <w:r>
-        <w:rPr>
-          <w:b/>
-          <w:bCs/>
-          <w:color w:val="000000" w:themeColor="text1"/>
-        </w:rPr>
-        <w:t>Compared to SVC</w:t>
-      </w:r>
-      <w:r>
-        <w:rPr>
-          <w:color w:val="000000" w:themeColor="text1"/>
-        </w:rPr>
-        <w:t>, Logistic Regression shows:</w:t>
-      </w:r>
-    </w:p>
-    <w:p>
-      <w:pPr>
-        <w:spacing w:after="160" w:line="259" w:lineRule="auto"/>
-        <w:ind w:left="1440"/>
-        <w:rPr>
-          <w:color w:val="000000" w:themeColor="text1"/>
-        </w:rPr>
-      </w:pPr>
-      <w:r>
-        <w:rPr>
-          <w:b/>
-          <w:bCs/>
-          <w:color w:val="000000" w:themeColor="text1"/>
-        </w:rPr>
-        <w:t>Slightly lower recall</w:t>
-      </w:r>
-      <w:r>
-        <w:rPr>
-          <w:color w:val="000000" w:themeColor="text1"/>
-        </w:rPr>
-        <w:t xml:space="preserve"> for class 1 (56.8% vs. 69.2%)</w:t>
-      </w:r>
-    </w:p>
-    <w:p>
-      <w:pPr>
-        <w:spacing w:after="160" w:line="259" w:lineRule="auto"/>
-        <w:ind w:left="1440"/>
-        <w:rPr>
-          <w:color w:val="000000" w:themeColor="text1"/>
-        </w:rPr>
-      </w:pPr>
-      <w:r>
-        <w:rPr>
-          <w:b/>
-          <w:bCs/>
-          <w:color w:val="000000" w:themeColor="text1"/>
-        </w:rPr>
-        <w:t>Fewer false positives</w:t>
-      </w:r>
-      <w:r>
-        <w:rPr>
-          <w:color w:val="000000" w:themeColor="text1"/>
-        </w:rPr>
-        <w:t xml:space="preserve">, improving </w:t>
-      </w:r>
-      <w:r>
-        <w:rPr>
-          <w:b/>
-          <w:bCs/>
-          <w:color w:val="000000" w:themeColor="text1"/>
-        </w:rPr>
-        <w:t>precision</w:t>
-      </w:r>
-      <w:r>
-        <w:rPr>
-          <w:color w:val="000000" w:themeColor="text1"/>
-        </w:rPr>
-        <w:t xml:space="preserve"> slightly (~4%)</w:t>
-      </w:r>
-    </w:p>
-    <w:p>
-      <w:pPr>
-        <w:spacing w:after="160" w:line="259" w:lineRule="auto"/>
-        <w:ind w:left="1440"/>
-        <w:rPr>
-          <w:color w:val="000000" w:themeColor="text1"/>
-        </w:rPr>
-      </w:pPr>
-      <w:r>
-        <w:rPr>
-          <w:b/>
-          <w:bCs/>
-          <w:color w:val="000000" w:themeColor="text1"/>
-        </w:rPr>
-        <w:t>Higher accuracy</w:t>
-      </w:r>
-      <w:r>
-        <w:rPr>
-          <w:color w:val="000000" w:themeColor="text1"/>
-        </w:rPr>
-        <w:t xml:space="preserve"> (71.2% vs. 68%)</w:t>
-      </w:r>
-    </w:p>
-    <w:p>
-      <w:pPr>
-        <w:spacing w:after="160" w:line="259" w:lineRule="auto"/>
-        <w:rPr>
-          <w:b/>
-          <w:bCs/>
-          <w:color w:val="000000" w:themeColor="text1"/>
-        </w:rPr>
-      </w:pPr>
-      <w:r>
-        <w:rPr>
-          <w:b/>
-          <w:bCs/>
-          <w:color w:val="000000" w:themeColor="text1"/>
-          <w:sz w:val="24"/>
-          <w:szCs w:val="24"/>
-        </w:rPr>
-        <w:t xml:space="preserve"> Still Poor Precision for Minority Class</w:t>
+        <w:lastRenderedPageBreak/>
+        <w:t xml:space="preserve"> </w:t>
+      </w:r>
+      <w:r>
+        <w:rPr>
+          <w:rFonts w:ascii="Bahnschrift Light SemiCondensed" w:hAnsi="Bahnschrift Light SemiCondensed"/>
+          <w:b/>
+          <w:bCs/>
+          <w:color w:val="000000" w:themeColor="text1"/>
+          <w:sz w:val="28"/>
+          <w:szCs w:val="28"/>
+        </w:rPr>
+        <w:t>Still Poor Precision for Minority Class</w:t>
       </w:r>
     </w:p>
     <w:p>
@@ -2038,26 +2932,38 @@
         <w:spacing w:after="160" w:line="259" w:lineRule="auto"/>
         <w:ind w:left="720"/>
         <w:rPr>
-          <w:color w:val="000000" w:themeColor="text1"/>
-        </w:rPr>
-      </w:pPr>
-      <w:r>
-        <w:rPr>
-          <w:color w:val="000000" w:themeColor="text1"/>
+          <w:rFonts w:ascii="Bahnschrift Light SemiCondensed" w:hAnsi="Bahnschrift Light SemiCondensed"/>
+          <w:color w:val="000000" w:themeColor="text1"/>
+          <w:sz w:val="28"/>
+          <w:szCs w:val="28"/>
+        </w:rPr>
+      </w:pPr>
+      <w:r>
+        <w:rPr>
+          <w:rFonts w:ascii="Bahnschrift Light SemiCondensed" w:hAnsi="Bahnschrift Light SemiCondensed"/>
+          <w:color w:val="000000" w:themeColor="text1"/>
+          <w:sz w:val="28"/>
+          <w:szCs w:val="28"/>
         </w:rPr>
         <w:t xml:space="preserve">As with SVC, a lot of class 0 samples are being misclassified as class 1 (2041 FPs), leading to a </w:t>
       </w:r>
       <w:r>
         <w:rPr>
-          <w:b/>
-          <w:bCs/>
-          <w:color w:val="000000" w:themeColor="text1"/>
+          <w:rFonts w:ascii="Bahnschrift Light SemiCondensed" w:hAnsi="Bahnschrift Light SemiCondensed"/>
+          <w:b/>
+          <w:bCs/>
+          <w:color w:val="000000" w:themeColor="text1"/>
+          <w:sz w:val="28"/>
+          <w:szCs w:val="28"/>
         </w:rPr>
         <w:t>very low precision (3.9%)</w:t>
       </w:r>
       <w:r>
         <w:rPr>
-          <w:color w:val="000000" w:themeColor="text1"/>
+          <w:rFonts w:ascii="Bahnschrift Light SemiCondensed" w:hAnsi="Bahnschrift Light SemiCondensed"/>
+          <w:color w:val="000000" w:themeColor="text1"/>
+          <w:sz w:val="28"/>
+          <w:szCs w:val="28"/>
         </w:rPr>
         <w:t>.</w:t>
       </w:r>
@@ -2067,26 +2973,38 @@
         <w:spacing w:after="160" w:line="259" w:lineRule="auto"/>
         <w:ind w:left="720"/>
         <w:rPr>
-          <w:color w:val="000000" w:themeColor="text1"/>
-        </w:rPr>
-      </w:pPr>
-      <w:r>
-        <w:rPr>
-          <w:color w:val="000000" w:themeColor="text1"/>
+          <w:rFonts w:ascii="Bahnschrift Light SemiCondensed" w:hAnsi="Bahnschrift Light SemiCondensed"/>
+          <w:color w:val="000000" w:themeColor="text1"/>
+          <w:sz w:val="28"/>
+          <w:szCs w:val="28"/>
+        </w:rPr>
+      </w:pPr>
+      <w:r>
+        <w:rPr>
+          <w:rFonts w:ascii="Bahnschrift Light SemiCondensed" w:hAnsi="Bahnschrift Light SemiCondensed"/>
+          <w:color w:val="000000" w:themeColor="text1"/>
+          <w:sz w:val="28"/>
+          <w:szCs w:val="28"/>
         </w:rPr>
         <w:t xml:space="preserve">This means many alarms raised by the model for class 1 are </w:t>
       </w:r>
       <w:r>
         <w:rPr>
-          <w:b/>
-          <w:bCs/>
-          <w:color w:val="000000" w:themeColor="text1"/>
+          <w:rFonts w:ascii="Bahnschrift Light SemiCondensed" w:hAnsi="Bahnschrift Light SemiCondensed"/>
+          <w:b/>
+          <w:bCs/>
+          <w:color w:val="000000" w:themeColor="text1"/>
+          <w:sz w:val="28"/>
+          <w:szCs w:val="28"/>
         </w:rPr>
         <w:t>false</w:t>
       </w:r>
       <w:r>
         <w:rPr>
-          <w:color w:val="000000" w:themeColor="text1"/>
+          <w:rFonts w:ascii="Bahnschrift Light SemiCondensed" w:hAnsi="Bahnschrift Light SemiCondensed"/>
+          <w:color w:val="000000" w:themeColor="text1"/>
+          <w:sz w:val="28"/>
+          <w:szCs w:val="28"/>
         </w:rPr>
         <w:t>.</w:t>
       </w:r>
@@ -2095,28 +3013,24 @@
       <w:pPr>
         <w:spacing w:after="160" w:line="259" w:lineRule="auto"/>
         <w:rPr>
-          <w:b/>
-          <w:bCs/>
-          <w:color w:val="000000" w:themeColor="text1"/>
-        </w:rPr>
-      </w:pPr>
-      <w:r>
-        <w:rPr>
-          <w:b/>
-          <w:bCs/>
-          <w:color w:val="000000" w:themeColor="text1"/>
-        </w:rPr>
-        <w:t xml:space="preserve"> </w:t>
-      </w:r>
-      <w:r>
-        <w:rPr>
-          <w:b/>
-          <w:bCs/>
-          <w:color w:val="000000" w:themeColor="text1"/>
-          <w:sz w:val="24"/>
-          <w:szCs w:val="24"/>
-        </w:rPr>
-        <w:t>Class Imbalance Continues to Hurt Precision</w:t>
+          <w:rFonts w:ascii="Bahnschrift Light SemiCondensed" w:hAnsi="Bahnschrift Light SemiCondensed"/>
+          <w:b/>
+          <w:bCs/>
+          <w:color w:val="000000" w:themeColor="text1"/>
+          <w:sz w:val="28"/>
+          <w:szCs w:val="28"/>
+        </w:rPr>
+      </w:pPr>
+      <w:r>
+        <w:rPr>
+          <w:rFonts w:ascii="Bahnschrift Light SemiCondensed" w:hAnsi="Bahnschrift Light SemiCondensed"/>
+          <w:b/>
+          <w:bCs/>
+          <w:color w:val="000000" w:themeColor="text1"/>
+          <w:sz w:val="28"/>
+          <w:szCs w:val="28"/>
+        </w:rPr>
+        <w:t xml:space="preserve"> Class Imbalance Continues to Hurt Precision</w:t>
       </w:r>
     </w:p>
     <w:p>
@@ -2124,40 +3038,58 @@
         <w:spacing w:after="160" w:line="259" w:lineRule="auto"/>
         <w:ind w:left="720"/>
         <w:rPr>
-          <w:color w:val="000000" w:themeColor="text1"/>
-        </w:rPr>
-      </w:pPr>
-      <w:r>
-        <w:rPr>
-          <w:color w:val="000000" w:themeColor="text1"/>
+          <w:rFonts w:ascii="Bahnschrift Light SemiCondensed" w:hAnsi="Bahnschrift Light SemiCondensed"/>
+          <w:color w:val="000000" w:themeColor="text1"/>
+          <w:sz w:val="28"/>
+          <w:szCs w:val="28"/>
+        </w:rPr>
+      </w:pPr>
+      <w:r>
+        <w:rPr>
+          <w:rFonts w:ascii="Bahnschrift Light SemiCondensed" w:hAnsi="Bahnschrift Light SemiCondensed"/>
+          <w:color w:val="000000" w:themeColor="text1"/>
+          <w:sz w:val="28"/>
+          <w:szCs w:val="28"/>
         </w:rPr>
         <w:t xml:space="preserve">The classifier tries to improve recall on class 1 by </w:t>
       </w:r>
       <w:r>
         <w:rPr>
-          <w:b/>
-          <w:bCs/>
-          <w:color w:val="000000" w:themeColor="text1"/>
+          <w:rFonts w:ascii="Bahnschrift Light SemiCondensed" w:hAnsi="Bahnschrift Light SemiCondensed"/>
+          <w:b/>
+          <w:bCs/>
+          <w:color w:val="000000" w:themeColor="text1"/>
+          <w:sz w:val="28"/>
+          <w:szCs w:val="28"/>
         </w:rPr>
         <w:t>predicting more positives</w:t>
       </w:r>
       <w:r>
         <w:rPr>
-          <w:color w:val="000000" w:themeColor="text1"/>
+          <w:rFonts w:ascii="Bahnschrift Light SemiCondensed" w:hAnsi="Bahnschrift Light SemiCondensed"/>
+          <w:color w:val="000000" w:themeColor="text1"/>
+          <w:sz w:val="28"/>
+          <w:szCs w:val="28"/>
         </w:rPr>
         <w:t xml:space="preserve">, but this increases </w:t>
       </w:r>
       <w:r>
         <w:rPr>
-          <w:b/>
-          <w:bCs/>
-          <w:color w:val="000000" w:themeColor="text1"/>
+          <w:rFonts w:ascii="Bahnschrift Light SemiCondensed" w:hAnsi="Bahnschrift Light SemiCondensed"/>
+          <w:b/>
+          <w:bCs/>
+          <w:color w:val="000000" w:themeColor="text1"/>
+          <w:sz w:val="28"/>
+          <w:szCs w:val="28"/>
         </w:rPr>
         <w:t>false positives</w:t>
       </w:r>
       <w:r>
         <w:rPr>
-          <w:color w:val="000000" w:themeColor="text1"/>
+          <w:rFonts w:ascii="Bahnschrift Light SemiCondensed" w:hAnsi="Bahnschrift Light SemiCondensed"/>
+          <w:color w:val="000000" w:themeColor="text1"/>
+          <w:sz w:val="28"/>
+          <w:szCs w:val="28"/>
         </w:rPr>
         <w:t>.</w:t>
       </w:r>
@@ -2168,25 +3100,36 @@
         <w:ind w:left="720"/>
         <w:rPr>
           <w:color w:val="000000" w:themeColor="text1"/>
-        </w:rPr>
-      </w:pPr>
-      <w:r>
-        <w:rPr>
-          <w:color w:val="000000" w:themeColor="text1"/>
+          <w:sz w:val="28"/>
+          <w:szCs w:val="28"/>
+        </w:rPr>
+      </w:pPr>
+      <w:r>
+        <w:rPr>
+          <w:rFonts w:ascii="Bahnschrift Light SemiCondensed" w:hAnsi="Bahnschrift Light SemiCondensed"/>
+          <w:color w:val="000000" w:themeColor="text1"/>
+          <w:sz w:val="28"/>
+          <w:szCs w:val="28"/>
         </w:rPr>
         <w:t xml:space="preserve">This results in a </w:t>
       </w:r>
       <w:r>
         <w:rPr>
-          <w:b/>
-          <w:bCs/>
-          <w:color w:val="000000" w:themeColor="text1"/>
+          <w:rFonts w:ascii="Bahnschrift Light SemiCondensed" w:hAnsi="Bahnschrift Light SemiCondensed"/>
+          <w:b/>
+          <w:bCs/>
+          <w:color w:val="000000" w:themeColor="text1"/>
+          <w:sz w:val="28"/>
+          <w:szCs w:val="28"/>
         </w:rPr>
         <w:t>low F1 score (0.074)</w:t>
       </w:r>
       <w:r>
         <w:rPr>
-          <w:color w:val="000000" w:themeColor="text1"/>
+          <w:rFonts w:ascii="Bahnschrift Light SemiCondensed" w:hAnsi="Bahnschrift Light SemiCondensed"/>
+          <w:color w:val="000000" w:themeColor="text1"/>
+          <w:sz w:val="28"/>
+          <w:szCs w:val="28"/>
         </w:rPr>
         <w:t xml:space="preserve"> for class 1, despite a decent recall.</w:t>
       </w:r>
@@ -2201,6 +3144,7 @@
     <w:p>
       <w:pPr>
         <w:rPr>
+          <w:rFonts w:ascii="Bahnschrift Light SemiCondensed" w:hAnsi="Bahnschrift Light SemiCondensed"/>
           <w:b/>
           <w:bCs/>
           <w:color w:val="5B9BD5" w:themeColor="accent1"/>
@@ -2210,13 +3154,13 @@
       </w:pPr>
       <w:r>
         <w:rPr>
+          <w:rFonts w:ascii="Bahnschrift Light SemiCondensed" w:hAnsi="Bahnschrift Light SemiCondensed"/>
           <w:b/>
           <w:bCs/>
           <w:color w:val="5B9BD5" w:themeColor="accent1"/>
           <w:sz w:val="44"/>
           <w:szCs w:val="44"/>
         </w:rPr>
-        <w:lastRenderedPageBreak/>
         <w:t>ENSEMBLE MODEL</w:t>
       </w:r>
     </w:p>
@@ -2238,6 +3182,7 @@
           <w:color w:val="5B9BD5" w:themeColor="accent1"/>
           <w:sz w:val="44"/>
           <w:szCs w:val="44"/>
+          <w:lang w:eastAsia="en-IN"/>
         </w:rPr>
         <w:drawing>
           <wp:anchor distT="0" distB="0" distL="114300" distR="114300" simplePos="0" relativeHeight="251661312" behindDoc="0" locked="0" layoutInCell="1" allowOverlap="1" wp14:anchorId="107FA87B" wp14:editId="5A81BC75">
@@ -2263,7 +3208,7 @@
                     <pic:cNvPicPr/>
                   </pic:nvPicPr>
                   <pic:blipFill>
-                    <a:blip r:embed="rId12">
+                    <a:blip r:embed="rId14">
                       <a:extLst>
                         <a:ext uri="{28A0092B-C50C-407E-A947-70E740481C1C}">
                           <a14:useLocalDpi xmlns:a14="http://schemas.microsoft.com/office/drawing/2010/main" val="0"/>
@@ -2368,6 +3313,7 @@
           <w:color w:val="5B9BD5" w:themeColor="accent1"/>
           <w:sz w:val="44"/>
           <w:szCs w:val="44"/>
+          <w:lang w:eastAsia="en-IN"/>
         </w:rPr>
         <w:drawing>
           <wp:anchor distT="0" distB="0" distL="114300" distR="114300" simplePos="0" relativeHeight="251662336" behindDoc="0" locked="0" layoutInCell="1" allowOverlap="1" wp14:anchorId="4E420E70" wp14:editId="10777B7D">
@@ -2393,7 +3339,7 @@
                     <pic:cNvPicPr/>
                   </pic:nvPicPr>
                   <pic:blipFill rotWithShape="1">
-                    <a:blip r:embed="rId13">
+                    <a:blip r:embed="rId15">
                       <a:extLst>
                         <a:ext uri="{28A0092B-C50C-407E-A947-70E740481C1C}">
                           <a14:useLocalDpi xmlns:a14="http://schemas.microsoft.com/office/drawing/2010/main" val="0"/>
@@ -2493,118 +3439,97 @@
     <w:p>
       <w:pPr>
         <w:rPr>
-          <w:color w:val="000000" w:themeColor="text1"/>
-          <w:sz w:val="24"/>
+          <w:rFonts w:ascii="Bahnschrift Light SemiCondensed" w:hAnsi="Bahnschrift Light SemiCondensed"/>
+          <w:color w:val="000000" w:themeColor="text1"/>
+          <w:sz w:val="28"/>
           <w:szCs w:val="24"/>
         </w:rPr>
       </w:pPr>
       <w:r>
         <w:rPr>
-          <w:color w:val="000000" w:themeColor="text1"/>
-          <w:sz w:val="24"/>
+          <w:rFonts w:ascii="Bahnschrift Light SemiCondensed" w:hAnsi="Bahnschrift Light SemiCondensed"/>
+          <w:color w:val="000000" w:themeColor="text1"/>
+          <w:sz w:val="28"/>
           <w:szCs w:val="24"/>
         </w:rPr>
-        <w:t>This model delivers a strong recall (59.6%) for the minority class while maintaining a moderate level of false positives.</w:t>
-      </w:r>
-      <w:r>
-        <w:rPr>
-          <w:color w:val="000000" w:themeColor="text1"/>
-          <w:sz w:val="24"/>
+        <w:t>This model delivers a strong recall (59.6%) for the minority class while maintaining a moderate level of false positives. Accuracy is highest among non-RF models (73.11%). Class 0 performance remains robust</w:t>
+      </w:r>
+    </w:p>
+    <w:p>
+      <w:pPr>
+        <w:rPr>
+          <w:rFonts w:ascii="Bahnschrift Light SemiCondensed" w:hAnsi="Bahnschrift Light SemiCondensed"/>
+          <w:color w:val="000000" w:themeColor="text1"/>
+          <w:sz w:val="28"/>
           <w:szCs w:val="24"/>
         </w:rPr>
-        <w:t xml:space="preserve"> </w:t>
-      </w:r>
-      <w:r>
-        <w:rPr>
-          <w:color w:val="000000" w:themeColor="text1"/>
-          <w:sz w:val="24"/>
+      </w:pPr>
+      <w:r>
+        <w:rPr>
+          <w:rFonts w:ascii="Bahnschrift Light SemiCondensed" w:hAnsi="Bahnschrift Light SemiCondensed"/>
+          <w:color w:val="000000" w:themeColor="text1"/>
+          <w:sz w:val="28"/>
           <w:szCs w:val="24"/>
         </w:rPr>
-        <w:t>Accuracy is highest among non-RF models (73.11%).</w:t>
-      </w:r>
-      <w:r>
-        <w:rPr>
-          <w:color w:val="000000" w:themeColor="text1"/>
-          <w:sz w:val="24"/>
-          <w:szCs w:val="24"/>
-        </w:rPr>
-        <w:t xml:space="preserve"> </w:t>
-      </w:r>
-      <w:r>
-        <w:rPr>
-          <w:color w:val="000000" w:themeColor="text1"/>
-          <w:sz w:val="24"/>
-          <w:szCs w:val="24"/>
-        </w:rPr>
-        <w:t>Class 0 performance remains robust</w:t>
-      </w:r>
-    </w:p>
-    <w:p>
-      <w:pPr>
-        <w:rPr>
-          <w:color w:val="000000" w:themeColor="text1"/>
-          <w:sz w:val="24"/>
-          <w:szCs w:val="24"/>
-        </w:rPr>
-      </w:pPr>
-      <w:r>
-        <w:rPr>
-          <w:color w:val="000000" w:themeColor="text1"/>
-          <w:sz w:val="24"/>
-          <w:szCs w:val="24"/>
-        </w:rPr>
+        <w:lastRenderedPageBreak/>
         <w:t>But compared to other models, it provides the most balanced recall–precision trade-off so far.</w:t>
       </w:r>
     </w:p>
     <w:p>
       <w:pPr>
         <w:rPr>
-          <w:color w:val="000000" w:themeColor="text1"/>
-          <w:sz w:val="24"/>
-          <w:szCs w:val="24"/>
-        </w:rPr>
-      </w:pPr>
-      <w:r>
-        <w:rPr>
-          <w:color w:val="000000" w:themeColor="text1"/>
-          <w:sz w:val="24"/>
-          <w:szCs w:val="24"/>
+          <w:rFonts w:ascii="Bahnschrift Light SemiCondensed" w:hAnsi="Bahnschrift Light SemiCondensed"/>
+          <w:color w:val="000000" w:themeColor="text1"/>
+          <w:sz w:val="28"/>
+          <w:szCs w:val="28"/>
+        </w:rPr>
+      </w:pPr>
+      <w:r>
+        <w:rPr>
+          <w:rFonts w:ascii="Bahnschrift Light SemiCondensed" w:hAnsi="Bahnschrift Light SemiCondensed"/>
+          <w:color w:val="000000" w:themeColor="text1"/>
+          <w:sz w:val="28"/>
+          <w:szCs w:val="28"/>
         </w:rPr>
         <w:t xml:space="preserve">The ensemble model smooths out </w:t>
       </w:r>
       <w:r>
         <w:rPr>
-          <w:b/>
-          <w:bCs/>
-          <w:color w:val="000000" w:themeColor="text1"/>
-          <w:sz w:val="24"/>
-          <w:szCs w:val="24"/>
+          <w:rFonts w:ascii="Bahnschrift Light SemiCondensed" w:hAnsi="Bahnschrift Light SemiCondensed"/>
+          <w:b/>
+          <w:bCs/>
+          <w:color w:val="000000" w:themeColor="text1"/>
+          <w:sz w:val="28"/>
+          <w:szCs w:val="28"/>
         </w:rPr>
         <w:t>overfitting</w:t>
       </w:r>
       <w:r>
         <w:rPr>
-          <w:color w:val="000000" w:themeColor="text1"/>
-          <w:sz w:val="24"/>
-          <w:szCs w:val="24"/>
+          <w:rFonts w:ascii="Bahnschrift Light SemiCondensed" w:hAnsi="Bahnschrift Light SemiCondensed"/>
+          <w:color w:val="000000" w:themeColor="text1"/>
+          <w:sz w:val="28"/>
+          <w:szCs w:val="28"/>
         </w:rPr>
         <w:t xml:space="preserve"> and </w:t>
       </w:r>
       <w:r>
         <w:rPr>
-          <w:b/>
-          <w:bCs/>
-          <w:color w:val="000000" w:themeColor="text1"/>
-          <w:sz w:val="24"/>
-          <w:szCs w:val="24"/>
+          <w:rFonts w:ascii="Bahnschrift Light SemiCondensed" w:hAnsi="Bahnschrift Light SemiCondensed"/>
+          <w:b/>
+          <w:bCs/>
+          <w:color w:val="000000" w:themeColor="text1"/>
+          <w:sz w:val="28"/>
+          <w:szCs w:val="28"/>
         </w:rPr>
         <w:t>underfitting tendencies</w:t>
       </w:r>
       <w:r>
         <w:rPr>
-          <w:color w:val="000000" w:themeColor="text1"/>
-          <w:sz w:val="24"/>
-          <w:szCs w:val="24"/>
+          <w:rFonts w:ascii="Bahnschrift Light SemiCondensed" w:hAnsi="Bahnschrift Light SemiCondensed"/>
+          <w:color w:val="000000" w:themeColor="text1"/>
+          <w:sz w:val="28"/>
+          <w:szCs w:val="28"/>
         </w:rPr>
         <w:t xml:space="preserve"> of base learners.</w:t>
       </w:r>
@@ -2612,86 +3537,58 @@
     <w:p>
       <w:pPr>
         <w:rPr>
-          <w:color w:val="000000" w:themeColor="text1"/>
-          <w:sz w:val="24"/>
-          <w:szCs w:val="24"/>
-        </w:rPr>
-      </w:pPr>
-      <w:r>
-        <w:rPr>
-          <w:color w:val="000000" w:themeColor="text1"/>
-          <w:sz w:val="24"/>
-          <w:szCs w:val="24"/>
-        </w:rPr>
-        <w:t>T</w:t>
-      </w:r>
-      <w:r>
-        <w:rPr>
-          <w:color w:val="000000" w:themeColor="text1"/>
-          <w:sz w:val="24"/>
-          <w:szCs w:val="24"/>
-        </w:rPr>
-        <w:t xml:space="preserve">he </w:t>
-      </w:r>
-      <w:r>
-        <w:rPr>
-          <w:b/>
-          <w:bCs/>
-          <w:color w:val="000000" w:themeColor="text1"/>
-          <w:sz w:val="24"/>
-          <w:szCs w:val="24"/>
+          <w:rFonts w:ascii="Bahnschrift Light SemiCondensed" w:hAnsi="Bahnschrift Light SemiCondensed"/>
+          <w:color w:val="000000" w:themeColor="text1"/>
+          <w:sz w:val="28"/>
+          <w:szCs w:val="28"/>
+        </w:rPr>
+      </w:pPr>
+      <w:r>
+        <w:rPr>
+          <w:rFonts w:ascii="Bahnschrift Light SemiCondensed" w:hAnsi="Bahnschrift Light SemiCondensed"/>
+          <w:color w:val="000000" w:themeColor="text1"/>
+          <w:sz w:val="28"/>
+          <w:szCs w:val="28"/>
+        </w:rPr>
+        <w:t xml:space="preserve">The </w:t>
+      </w:r>
+      <w:r>
+        <w:rPr>
+          <w:rFonts w:ascii="Bahnschrift Light SemiCondensed" w:hAnsi="Bahnschrift Light SemiCondensed"/>
+          <w:b/>
+          <w:bCs/>
+          <w:color w:val="000000" w:themeColor="text1"/>
+          <w:sz w:val="28"/>
+          <w:szCs w:val="28"/>
         </w:rPr>
         <w:t>Ensemble Model</w:t>
       </w:r>
       <w:r>
         <w:rPr>
-          <w:color w:val="000000" w:themeColor="text1"/>
-          <w:sz w:val="24"/>
-          <w:szCs w:val="24"/>
-        </w:rPr>
-        <w:t xml:space="preserve"> is currently </w:t>
-      </w:r>
-      <w:r>
-        <w:rPr>
-          <w:color w:val="000000" w:themeColor="text1"/>
-          <w:sz w:val="24"/>
-          <w:szCs w:val="24"/>
-        </w:rPr>
-        <w:t>the</w:t>
-      </w:r>
-      <w:r>
-        <w:rPr>
-          <w:color w:val="000000" w:themeColor="text1"/>
-          <w:sz w:val="24"/>
-          <w:szCs w:val="24"/>
-        </w:rPr>
-        <w:t xml:space="preserve"> </w:t>
-      </w:r>
-      <w:r>
-        <w:rPr>
-          <w:b/>
-          <w:bCs/>
-          <w:color w:val="000000" w:themeColor="text1"/>
-          <w:sz w:val="24"/>
-          <w:szCs w:val="24"/>
-        </w:rPr>
-        <w:t>best-balanced</w:t>
-      </w:r>
-      <w:r>
-        <w:rPr>
-          <w:b/>
-          <w:bCs/>
-          <w:color w:val="000000" w:themeColor="text1"/>
-          <w:sz w:val="24"/>
-          <w:szCs w:val="24"/>
-        </w:rPr>
-        <w:t xml:space="preserve"> model</w:t>
-      </w:r>
-      <w:r>
-        <w:rPr>
-          <w:color w:val="000000" w:themeColor="text1"/>
-          <w:sz w:val="24"/>
-          <w:szCs w:val="24"/>
+          <w:rFonts w:ascii="Bahnschrift Light SemiCondensed" w:hAnsi="Bahnschrift Light SemiCondensed"/>
+          <w:color w:val="000000" w:themeColor="text1"/>
+          <w:sz w:val="28"/>
+          <w:szCs w:val="28"/>
+        </w:rPr>
+        <w:t xml:space="preserve"> is currently the </w:t>
+      </w:r>
+      <w:r>
+        <w:rPr>
+          <w:rFonts w:ascii="Bahnschrift Light SemiCondensed" w:hAnsi="Bahnschrift Light SemiCondensed"/>
+          <w:b/>
+          <w:bCs/>
+          <w:color w:val="000000" w:themeColor="text1"/>
+          <w:sz w:val="28"/>
+          <w:szCs w:val="28"/>
+        </w:rPr>
+        <w:t>best-balanced model</w:t>
+      </w:r>
+      <w:r>
+        <w:rPr>
+          <w:rFonts w:ascii="Bahnschrift Light SemiCondensed" w:hAnsi="Bahnschrift Light SemiCondensed"/>
+          <w:color w:val="000000" w:themeColor="text1"/>
+          <w:sz w:val="28"/>
+          <w:szCs w:val="28"/>
         </w:rPr>
         <w:t xml:space="preserve"> after Random Forest:</w:t>
       </w:r>
@@ -2703,16 +3600,18 @@
           <w:numId w:val="13"/>
         </w:numPr>
         <w:rPr>
-          <w:color w:val="000000" w:themeColor="text1"/>
-          <w:sz w:val="24"/>
-          <w:szCs w:val="24"/>
-        </w:rPr>
-      </w:pPr>
-      <w:r>
-        <w:rPr>
-          <w:color w:val="000000" w:themeColor="text1"/>
-          <w:sz w:val="24"/>
-          <w:szCs w:val="24"/>
+          <w:rFonts w:ascii="Bahnschrift Light SemiCondensed" w:hAnsi="Bahnschrift Light SemiCondensed"/>
+          <w:color w:val="000000" w:themeColor="text1"/>
+          <w:sz w:val="28"/>
+          <w:szCs w:val="28"/>
+        </w:rPr>
+      </w:pPr>
+      <w:r>
+        <w:rPr>
+          <w:rFonts w:ascii="Bahnschrift Light SemiCondensed" w:hAnsi="Bahnschrift Light SemiCondensed"/>
+          <w:color w:val="000000" w:themeColor="text1"/>
+          <w:sz w:val="28"/>
+          <w:szCs w:val="28"/>
         </w:rPr>
         <w:t>It handles both accuracy and recall well.</w:t>
       </w:r>
@@ -2724,111 +3623,40 @@
           <w:numId w:val="13"/>
         </w:numPr>
         <w:rPr>
-          <w:color w:val="000000" w:themeColor="text1"/>
-          <w:sz w:val="24"/>
-          <w:szCs w:val="24"/>
-        </w:rPr>
-      </w:pPr>
-      <w:r>
-        <w:rPr>
-          <w:color w:val="000000" w:themeColor="text1"/>
-          <w:sz w:val="24"/>
-          <w:szCs w:val="24"/>
+          <w:rFonts w:ascii="Bahnschrift Light SemiCondensed" w:hAnsi="Bahnschrift Light SemiCondensed"/>
+          <w:color w:val="000000" w:themeColor="text1"/>
+          <w:sz w:val="28"/>
+          <w:szCs w:val="28"/>
+        </w:rPr>
+      </w:pPr>
+      <w:r>
+        <w:rPr>
+          <w:rFonts w:ascii="Bahnschrift Light SemiCondensed" w:hAnsi="Bahnschrift Light SemiCondensed"/>
+          <w:color w:val="000000" w:themeColor="text1"/>
+          <w:sz w:val="28"/>
+          <w:szCs w:val="28"/>
         </w:rPr>
         <w:t xml:space="preserve">With tuning, it could be </w:t>
       </w:r>
       <w:r>
         <w:rPr>
-          <w:b/>
-          <w:bCs/>
-          <w:color w:val="000000" w:themeColor="text1"/>
-          <w:sz w:val="24"/>
-          <w:szCs w:val="24"/>
+          <w:rFonts w:ascii="Bahnschrift Light SemiCondensed" w:hAnsi="Bahnschrift Light SemiCondensed"/>
+          <w:b/>
+          <w:bCs/>
+          <w:color w:val="000000" w:themeColor="text1"/>
+          <w:sz w:val="28"/>
+          <w:szCs w:val="28"/>
         </w:rPr>
         <w:t>the optimal model for deployment</w:t>
       </w:r>
       <w:r>
         <w:rPr>
-          <w:color w:val="000000" w:themeColor="text1"/>
-          <w:sz w:val="24"/>
-          <w:szCs w:val="24"/>
-        </w:rPr>
-        <w:t xml:space="preserve">, especially if interpretability and </w:t>
-      </w:r>
-    </w:p>
-    <w:p>
-      <w:pPr>
-        <w:rPr>
-          <w:color w:val="000000" w:themeColor="text1"/>
-          <w:sz w:val="24"/>
-          <w:szCs w:val="24"/>
-        </w:rPr>
-      </w:pPr>
-      <w:r>
-        <w:rPr>
-          <w:color w:val="000000" w:themeColor="text1"/>
-          <w:sz w:val="24"/>
-          <w:szCs w:val="24"/>
-        </w:rPr>
-        <w:br w:type="page"/>
-      </w:r>
-    </w:p>
-    <w:p>
-      <w:pPr>
-        <w:rPr>
-          <w:color w:val="000000" w:themeColor="text1"/>
-          <w:sz w:val="24"/>
-          <w:szCs w:val="24"/>
-        </w:rPr>
-      </w:pPr>
-      <w:r>
-        <w:rPr>
-          <w:color w:val="000000" w:themeColor="text1"/>
-          <w:sz w:val="24"/>
-          <w:szCs w:val="24"/>
-        </w:rPr>
-        <w:lastRenderedPageBreak/>
-        <w:br w:type="page"/>
-      </w:r>
-    </w:p>
-    <w:p>
-      <w:pPr>
-        <w:numPr>
-          <w:ilvl w:val="0"/>
-          <w:numId w:val="13"/>
-        </w:numPr>
-        <w:rPr>
-          <w:color w:val="000000" w:themeColor="text1"/>
-          <w:sz w:val="24"/>
-          <w:szCs w:val="24"/>
-        </w:rPr>
-      </w:pPr>
-      <w:r>
-        <w:rPr>
-          <w:color w:val="000000" w:themeColor="text1"/>
-          <w:sz w:val="24"/>
-          <w:szCs w:val="24"/>
-        </w:rPr>
-        <w:lastRenderedPageBreak/>
-        <w:t xml:space="preserve">stability </w:t>
-      </w:r>
-      <w:proofErr w:type="gramStart"/>
-      <w:r>
-        <w:rPr>
-          <w:color w:val="000000" w:themeColor="text1"/>
-          <w:sz w:val="24"/>
-          <w:szCs w:val="24"/>
-        </w:rPr>
-        <w:t>are</w:t>
-      </w:r>
-      <w:proofErr w:type="gramEnd"/>
-      <w:r>
-        <w:rPr>
-          <w:color w:val="000000" w:themeColor="text1"/>
-          <w:sz w:val="24"/>
-          <w:szCs w:val="24"/>
-        </w:rPr>
-        <w:t xml:space="preserve"> required.</w:t>
+          <w:rFonts w:ascii="Bahnschrift Light SemiCondensed" w:hAnsi="Bahnschrift Light SemiCondensed"/>
+          <w:color w:val="000000" w:themeColor="text1"/>
+          <w:sz w:val="28"/>
+          <w:szCs w:val="28"/>
+        </w:rPr>
+        <w:t>, especially if interpretability and stability are required.</w:t>
       </w:r>
     </w:p>
     <w:p>
@@ -2862,8 +3690,636 @@
 </file>
 
 <file path=word/numbering.xml><?xml version="1.0" encoding="utf-8"?>
-<w:numbering xmlns:wpc="http://schemas.microsoft.com/office/word/2010/wordprocessingCanvas" xmlns:cx="http://schemas.microsoft.com/office/drawing/2014/chartex" xmlns:cx1="http://schemas.microsoft.com/office/drawing/2015/9/8/chartex" xmlns:cx2="http://schemas.microsoft.com/office/drawing/2015/10/21/chartex" xmlns:cx3="http://schemas.microsoft.com/office/drawing/2016/5/9/chartex" xmlns:cx4="http://schemas.microsoft.com/office/drawing/2016/5/10/chartex" xmlns:cx5="http://schemas.microsoft.com/office/drawing/2016/5/11/chartex" xmlns:cx6="http://schemas.microsoft.com/office/drawing/2016/5/12/chartex" xmlns:cx7="http://schemas.microsoft.com/office/drawing/2016/5/13/chartex" xmlns:cx8="http://schemas.microsoft.com/office/drawing/2016/5/14/chartex" xmlns:mc="http://schemas.openxmlformats.org/markup-compatibility/2006" xmlns:aink="http://schemas.microsoft.com/office/drawing/2016/ink" xmlns:am3d="http://schemas.microsoft.com/office/drawing/2017/model3d" xmlns:o="urn:schemas-microsoft-com:office:office" xmlns:oel="http://schemas.microsoft.com/office/2019/extlst" xmlns:r="http://schemas.openxmlformats.org/officeDocument/2006/relationships" xmlns:m="http://schemas.openxmlformats.org/officeDocument/2006/math" xmlns:v="urn:schemas-microsoft-com:vml" xmlns:wp14="http://schemas.microsoft.com/office/word/2010/wordprocessingDrawing" xmlns:wp="http://schemas.openxmlformats.org/drawingml/2006/wordprocessingDrawing" xmlns:w10="urn:schemas-microsoft-com:office:word" xmlns:w="http://schemas.openxmlformats.org/wordprocessingml/2006/main" xmlns:w14="http://schemas.microsoft.com/office/word/2010/wordml" xmlns:w15="http://schemas.microsoft.com/office/word/2012/wordml" xmlns:w16cex="http://schemas.microsoft.com/office/word/2018/wordml/cex" xmlns:w16cid="http://schemas.microsoft.com/office/word/2016/wordml/cid" xmlns:w16="http://schemas.microsoft.com/office/word/2018/wordml" xmlns:w16du="http://schemas.microsoft.com/office/word/2023/wordml/word16du" xmlns:w16sdtdh="http://schemas.microsoft.com/office/word/2020/wordml/sdtdatahash" xmlns:w16sdtfl="http://schemas.microsoft.com/office/word/2024/wordml/sdtformatlock" xmlns:w16se="http://schemas.microsoft.com/office/word/2015/wordml/symex" xmlns:wpg="http://schemas.microsoft.com/office/word/2010/wordprocessingGroup" xmlns:wpi="http://schemas.microsoft.com/office/word/2010/wordprocessingInk" xmlns:wne="http://schemas.microsoft.com/office/word/2006/wordml" xmlns:wps="http://schemas.microsoft.com/office/word/2010/wordprocessingShape" mc:Ignorable="w14 w15 w16se w16cid w16 w16cex w16sdtdh w16sdtfl w16du wp14">
-  <w:abstractNum w:abstractNumId="0" w15:restartNumberingAfterBreak="0">
+<w:numbering xmlns:wpc="http://schemas.microsoft.com/office/word/2010/wordprocessingCanvas" xmlns:mc="http://schemas.openxmlformats.org/markup-compatibility/2006" xmlns:o="urn:schemas-microsoft-com:office:office" xmlns:r="http://schemas.openxmlformats.org/officeDocument/2006/relationships" xmlns:m="http://schemas.openxmlformats.org/officeDocument/2006/math" xmlns:v="urn:schemas-microsoft-com:vml" xmlns:wp14="http://schemas.microsoft.com/office/word/2010/wordprocessingDrawing" xmlns:wp="http://schemas.openxmlformats.org/drawingml/2006/wordprocessingDrawing" xmlns:w10="urn:schemas-microsoft-com:office:word" xmlns:w="http://schemas.openxmlformats.org/wordprocessingml/2006/main" xmlns:w14="http://schemas.microsoft.com/office/word/2010/wordml" xmlns:wpg="http://schemas.microsoft.com/office/word/2010/wordprocessingGroup" xmlns:wpi="http://schemas.microsoft.com/office/word/2010/wordprocessingInk" xmlns:wne="http://schemas.microsoft.com/office/word/2006/wordml" xmlns:wps="http://schemas.microsoft.com/office/word/2010/wordprocessingShape" mc:Ignorable="w14 wp14">
+  <w:numPicBullet w:numPicBulletId="0">
+    <w:pict>
+      <v:shapetype id="_x0000_t75" coordsize="21600,21600" o:spt="75" o:preferrelative="t" path="m@4@5l@4@11@9@11@9@5xe" filled="f" stroked="f">
+        <v:stroke joinstyle="miter"/>
+        <v:formulas>
+          <v:f eqn="if lineDrawn pixelLineWidth 0"/>
+          <v:f eqn="sum @0 1 0"/>
+          <v:f eqn="sum 0 0 @1"/>
+          <v:f eqn="prod @2 1 2"/>
+          <v:f eqn="prod @3 21600 pixelWidth"/>
+          <v:f eqn="prod @3 21600 pixelHeight"/>
+          <v:f eqn="sum @0 0 1"/>
+          <v:f eqn="prod @6 1 2"/>
+          <v:f eqn="prod @7 21600 pixelWidth"/>
+          <v:f eqn="sum @8 21600 0"/>
+          <v:f eqn="prod @7 21600 pixelHeight"/>
+          <v:f eqn="sum @10 21600 0"/>
+        </v:formulas>
+        <v:path o:extrusionok="f" gradientshapeok="t" o:connecttype="rect"/>
+        <o:lock v:ext="edit" aspectratio="t"/>
+      </v:shapetype>
+      <v:shape id="_x0000_i1041" type="#_x0000_t75" style="width:11.25pt;height:11.25pt" o:bullet="t">
+        <v:imagedata r:id="rId1" o:title="mso75CB"/>
+      </v:shape>
+    </w:pict>
+  </w:numPicBullet>
+  <w:abstractNum w:abstractNumId="0">
+    <w:nsid w:val="02337BC8"/>
+    <w:multiLevelType w:val="multilevel"/>
+    <w:tmpl w:val="D4BA5C34"/>
+    <w:lvl w:ilvl="0">
+      <w:start w:val="1"/>
+      <w:numFmt w:val="decimal"/>
+      <w:lvlText w:val="%1."/>
+      <w:lvlJc w:val="left"/>
+      <w:pPr>
+        <w:tabs>
+          <w:tab w:val="num" w:pos="720"/>
+        </w:tabs>
+        <w:ind w:left="720" w:hanging="360"/>
+      </w:pPr>
+    </w:lvl>
+    <w:lvl w:ilvl="1" w:tentative="1">
+      <w:start w:val="1"/>
+      <w:numFmt w:val="decimal"/>
+      <w:lvlText w:val="%2."/>
+      <w:lvlJc w:val="left"/>
+      <w:pPr>
+        <w:tabs>
+          <w:tab w:val="num" w:pos="1440"/>
+        </w:tabs>
+        <w:ind w:left="1440" w:hanging="360"/>
+      </w:pPr>
+    </w:lvl>
+    <w:lvl w:ilvl="2" w:tentative="1">
+      <w:start w:val="1"/>
+      <w:numFmt w:val="decimal"/>
+      <w:lvlText w:val="%3."/>
+      <w:lvlJc w:val="left"/>
+      <w:pPr>
+        <w:tabs>
+          <w:tab w:val="num" w:pos="2160"/>
+        </w:tabs>
+        <w:ind w:left="2160" w:hanging="360"/>
+      </w:pPr>
+    </w:lvl>
+    <w:lvl w:ilvl="3" w:tentative="1">
+      <w:start w:val="1"/>
+      <w:numFmt w:val="decimal"/>
+      <w:lvlText w:val="%4."/>
+      <w:lvlJc w:val="left"/>
+      <w:pPr>
+        <w:tabs>
+          <w:tab w:val="num" w:pos="2880"/>
+        </w:tabs>
+        <w:ind w:left="2880" w:hanging="360"/>
+      </w:pPr>
+    </w:lvl>
+    <w:lvl w:ilvl="4" w:tentative="1">
+      <w:start w:val="1"/>
+      <w:numFmt w:val="decimal"/>
+      <w:lvlText w:val="%5."/>
+      <w:lvlJc w:val="left"/>
+      <w:pPr>
+        <w:tabs>
+          <w:tab w:val="num" w:pos="3600"/>
+        </w:tabs>
+        <w:ind w:left="3600" w:hanging="360"/>
+      </w:pPr>
+    </w:lvl>
+    <w:lvl w:ilvl="5" w:tentative="1">
+      <w:start w:val="1"/>
+      <w:numFmt w:val="decimal"/>
+      <w:lvlText w:val="%6."/>
+      <w:lvlJc w:val="left"/>
+      <w:pPr>
+        <w:tabs>
+          <w:tab w:val="num" w:pos="4320"/>
+        </w:tabs>
+        <w:ind w:left="4320" w:hanging="360"/>
+      </w:pPr>
+    </w:lvl>
+    <w:lvl w:ilvl="6" w:tentative="1">
+      <w:start w:val="1"/>
+      <w:numFmt w:val="decimal"/>
+      <w:lvlText w:val="%7."/>
+      <w:lvlJc w:val="left"/>
+      <w:pPr>
+        <w:tabs>
+          <w:tab w:val="num" w:pos="5040"/>
+        </w:tabs>
+        <w:ind w:left="5040" w:hanging="360"/>
+      </w:pPr>
+    </w:lvl>
+    <w:lvl w:ilvl="7" w:tentative="1">
+      <w:start w:val="1"/>
+      <w:numFmt w:val="decimal"/>
+      <w:lvlText w:val="%8."/>
+      <w:lvlJc w:val="left"/>
+      <w:pPr>
+        <w:tabs>
+          <w:tab w:val="num" w:pos="5760"/>
+        </w:tabs>
+        <w:ind w:left="5760" w:hanging="360"/>
+      </w:pPr>
+    </w:lvl>
+    <w:lvl w:ilvl="8" w:tentative="1">
+      <w:start w:val="1"/>
+      <w:numFmt w:val="decimal"/>
+      <w:lvlText w:val="%9."/>
+      <w:lvlJc w:val="left"/>
+      <w:pPr>
+        <w:tabs>
+          <w:tab w:val="num" w:pos="6480"/>
+        </w:tabs>
+        <w:ind w:left="6480" w:hanging="360"/>
+      </w:pPr>
+    </w:lvl>
+  </w:abstractNum>
+  <w:abstractNum w:abstractNumId="1">
+    <w:nsid w:val="0B404DF9"/>
+    <w:multiLevelType w:val="hybridMultilevel"/>
+    <w:tmpl w:val="07F0E984"/>
+    <w:lvl w:ilvl="0" w:tplc="40090007">
+      <w:start w:val="1"/>
+      <w:numFmt w:val="bullet"/>
+      <w:lvlText w:val=""/>
+      <w:lvlPicBulletId w:val="0"/>
+      <w:lvlJc w:val="left"/>
+      <w:pPr>
+        <w:ind w:left="720" w:hanging="360"/>
+      </w:pPr>
+      <w:rPr>
+        <w:rFonts w:ascii="Symbol" w:hAnsi="Symbol" w:hint="default"/>
+      </w:rPr>
+    </w:lvl>
+    <w:lvl w:ilvl="1" w:tplc="40090003">
+      <w:start w:val="1"/>
+      <w:numFmt w:val="bullet"/>
+      <w:lvlText w:val="o"/>
+      <w:lvlJc w:val="left"/>
+      <w:pPr>
+        <w:ind w:left="1440" w:hanging="360"/>
+      </w:pPr>
+      <w:rPr>
+        <w:rFonts w:ascii="Courier New" w:hAnsi="Courier New" w:cs="Courier New" w:hint="default"/>
+      </w:rPr>
+    </w:lvl>
+    <w:lvl w:ilvl="2" w:tplc="40090005" w:tentative="1">
+      <w:start w:val="1"/>
+      <w:numFmt w:val="bullet"/>
+      <w:lvlText w:val=""/>
+      <w:lvlJc w:val="left"/>
+      <w:pPr>
+        <w:ind w:left="2160" w:hanging="360"/>
+      </w:pPr>
+      <w:rPr>
+        <w:rFonts w:ascii="Wingdings" w:hAnsi="Wingdings" w:hint="default"/>
+      </w:rPr>
+    </w:lvl>
+    <w:lvl w:ilvl="3" w:tplc="40090001" w:tentative="1">
+      <w:start w:val="1"/>
+      <w:numFmt w:val="bullet"/>
+      <w:lvlText w:val=""/>
+      <w:lvlJc w:val="left"/>
+      <w:pPr>
+        <w:ind w:left="2880" w:hanging="360"/>
+      </w:pPr>
+      <w:rPr>
+        <w:rFonts w:ascii="Symbol" w:hAnsi="Symbol" w:hint="default"/>
+      </w:rPr>
+    </w:lvl>
+    <w:lvl w:ilvl="4" w:tplc="40090003" w:tentative="1">
+      <w:start w:val="1"/>
+      <w:numFmt w:val="bullet"/>
+      <w:lvlText w:val="o"/>
+      <w:lvlJc w:val="left"/>
+      <w:pPr>
+        <w:ind w:left="3600" w:hanging="360"/>
+      </w:pPr>
+      <w:rPr>
+        <w:rFonts w:ascii="Courier New" w:hAnsi="Courier New" w:cs="Courier New" w:hint="default"/>
+      </w:rPr>
+    </w:lvl>
+    <w:lvl w:ilvl="5" w:tplc="40090005" w:tentative="1">
+      <w:start w:val="1"/>
+      <w:numFmt w:val="bullet"/>
+      <w:lvlText w:val=""/>
+      <w:lvlJc w:val="left"/>
+      <w:pPr>
+        <w:ind w:left="4320" w:hanging="360"/>
+      </w:pPr>
+      <w:rPr>
+        <w:rFonts w:ascii="Wingdings" w:hAnsi="Wingdings" w:hint="default"/>
+      </w:rPr>
+    </w:lvl>
+    <w:lvl w:ilvl="6" w:tplc="40090001" w:tentative="1">
+      <w:start w:val="1"/>
+      <w:numFmt w:val="bullet"/>
+      <w:lvlText w:val=""/>
+      <w:lvlJc w:val="left"/>
+      <w:pPr>
+        <w:ind w:left="5040" w:hanging="360"/>
+      </w:pPr>
+      <w:rPr>
+        <w:rFonts w:ascii="Symbol" w:hAnsi="Symbol" w:hint="default"/>
+      </w:rPr>
+    </w:lvl>
+    <w:lvl w:ilvl="7" w:tplc="40090003" w:tentative="1">
+      <w:start w:val="1"/>
+      <w:numFmt w:val="bullet"/>
+      <w:lvlText w:val="o"/>
+      <w:lvlJc w:val="left"/>
+      <w:pPr>
+        <w:ind w:left="5760" w:hanging="360"/>
+      </w:pPr>
+      <w:rPr>
+        <w:rFonts w:ascii="Courier New" w:hAnsi="Courier New" w:cs="Courier New" w:hint="default"/>
+      </w:rPr>
+    </w:lvl>
+    <w:lvl w:ilvl="8" w:tplc="40090005" w:tentative="1">
+      <w:start w:val="1"/>
+      <w:numFmt w:val="bullet"/>
+      <w:lvlText w:val=""/>
+      <w:lvlJc w:val="left"/>
+      <w:pPr>
+        <w:ind w:left="6480" w:hanging="360"/>
+      </w:pPr>
+      <w:rPr>
+        <w:rFonts w:ascii="Wingdings" w:hAnsi="Wingdings" w:hint="default"/>
+      </w:rPr>
+    </w:lvl>
+  </w:abstractNum>
+  <w:abstractNum w:abstractNumId="2">
+    <w:nsid w:val="0F4B7396"/>
+    <w:multiLevelType w:val="multilevel"/>
+    <w:tmpl w:val="46B03856"/>
+    <w:lvl w:ilvl="0">
+      <w:start w:val="1"/>
+      <w:numFmt w:val="bullet"/>
+      <w:lvlText w:val=""/>
+      <w:lvlJc w:val="left"/>
+      <w:pPr>
+        <w:tabs>
+          <w:tab w:val="num" w:pos="720"/>
+        </w:tabs>
+        <w:ind w:left="720" w:hanging="360"/>
+      </w:pPr>
+      <w:rPr>
+        <w:rFonts w:ascii="Symbol" w:hAnsi="Symbol" w:hint="default"/>
+        <w:sz w:val="20"/>
+      </w:rPr>
+    </w:lvl>
+    <w:lvl w:ilvl="1" w:tentative="1">
+      <w:start w:val="1"/>
+      <w:numFmt w:val="bullet"/>
+      <w:lvlText w:val="o"/>
+      <w:lvlJc w:val="left"/>
+      <w:pPr>
+        <w:tabs>
+          <w:tab w:val="num" w:pos="1440"/>
+        </w:tabs>
+        <w:ind w:left="1440" w:hanging="360"/>
+      </w:pPr>
+      <w:rPr>
+        <w:rFonts w:ascii="Courier New" w:hAnsi="Courier New" w:hint="default"/>
+        <w:sz w:val="20"/>
+      </w:rPr>
+    </w:lvl>
+    <w:lvl w:ilvl="2" w:tentative="1">
+      <w:start w:val="1"/>
+      <w:numFmt w:val="bullet"/>
+      <w:lvlText w:val=""/>
+      <w:lvlJc w:val="left"/>
+      <w:pPr>
+        <w:tabs>
+          <w:tab w:val="num" w:pos="2160"/>
+        </w:tabs>
+        <w:ind w:left="2160" w:hanging="360"/>
+      </w:pPr>
+      <w:rPr>
+        <w:rFonts w:ascii="Wingdings" w:hAnsi="Wingdings" w:hint="default"/>
+        <w:sz w:val="20"/>
+      </w:rPr>
+    </w:lvl>
+    <w:lvl w:ilvl="3" w:tentative="1">
+      <w:start w:val="1"/>
+      <w:numFmt w:val="bullet"/>
+      <w:lvlText w:val=""/>
+      <w:lvlJc w:val="left"/>
+      <w:pPr>
+        <w:tabs>
+          <w:tab w:val="num" w:pos="2880"/>
+        </w:tabs>
+        <w:ind w:left="2880" w:hanging="360"/>
+      </w:pPr>
+      <w:rPr>
+        <w:rFonts w:ascii="Wingdings" w:hAnsi="Wingdings" w:hint="default"/>
+        <w:sz w:val="20"/>
+      </w:rPr>
+    </w:lvl>
+    <w:lvl w:ilvl="4" w:tentative="1">
+      <w:start w:val="1"/>
+      <w:numFmt w:val="bullet"/>
+      <w:lvlText w:val=""/>
+      <w:lvlJc w:val="left"/>
+      <w:pPr>
+        <w:tabs>
+          <w:tab w:val="num" w:pos="3600"/>
+        </w:tabs>
+        <w:ind w:left="3600" w:hanging="360"/>
+      </w:pPr>
+      <w:rPr>
+        <w:rFonts w:ascii="Wingdings" w:hAnsi="Wingdings" w:hint="default"/>
+        <w:sz w:val="20"/>
+      </w:rPr>
+    </w:lvl>
+    <w:lvl w:ilvl="5" w:tentative="1">
+      <w:start w:val="1"/>
+      <w:numFmt w:val="bullet"/>
+      <w:lvlText w:val=""/>
+      <w:lvlJc w:val="left"/>
+      <w:pPr>
+        <w:tabs>
+          <w:tab w:val="num" w:pos="4320"/>
+        </w:tabs>
+        <w:ind w:left="4320" w:hanging="360"/>
+      </w:pPr>
+      <w:rPr>
+        <w:rFonts w:ascii="Wingdings" w:hAnsi="Wingdings" w:hint="default"/>
+        <w:sz w:val="20"/>
+      </w:rPr>
+    </w:lvl>
+    <w:lvl w:ilvl="6" w:tentative="1">
+      <w:start w:val="1"/>
+      <w:numFmt w:val="bullet"/>
+      <w:lvlText w:val=""/>
+      <w:lvlJc w:val="left"/>
+      <w:pPr>
+        <w:tabs>
+          <w:tab w:val="num" w:pos="5040"/>
+        </w:tabs>
+        <w:ind w:left="5040" w:hanging="360"/>
+      </w:pPr>
+      <w:rPr>
+        <w:rFonts w:ascii="Wingdings" w:hAnsi="Wingdings" w:hint="default"/>
+        <w:sz w:val="20"/>
+      </w:rPr>
+    </w:lvl>
+    <w:lvl w:ilvl="7" w:tentative="1">
+      <w:start w:val="1"/>
+      <w:numFmt w:val="bullet"/>
+      <w:lvlText w:val=""/>
+      <w:lvlJc w:val="left"/>
+      <w:pPr>
+        <w:tabs>
+          <w:tab w:val="num" w:pos="5760"/>
+        </w:tabs>
+        <w:ind w:left="5760" w:hanging="360"/>
+      </w:pPr>
+      <w:rPr>
+        <w:rFonts w:ascii="Wingdings" w:hAnsi="Wingdings" w:hint="default"/>
+        <w:sz w:val="20"/>
+      </w:rPr>
+    </w:lvl>
+    <w:lvl w:ilvl="8" w:tentative="1">
+      <w:start w:val="1"/>
+      <w:numFmt w:val="bullet"/>
+      <w:lvlText w:val=""/>
+      <w:lvlJc w:val="left"/>
+      <w:pPr>
+        <w:tabs>
+          <w:tab w:val="num" w:pos="6480"/>
+        </w:tabs>
+        <w:ind w:left="6480" w:hanging="360"/>
+      </w:pPr>
+      <w:rPr>
+        <w:rFonts w:ascii="Wingdings" w:hAnsi="Wingdings" w:hint="default"/>
+        <w:sz w:val="20"/>
+      </w:rPr>
+    </w:lvl>
+  </w:abstractNum>
+  <w:abstractNum w:abstractNumId="3">
+    <w:nsid w:val="10802A17"/>
+    <w:multiLevelType w:val="multilevel"/>
+    <w:tmpl w:val="B9687F7E"/>
+    <w:lvl w:ilvl="0">
+      <w:start w:val="1"/>
+      <w:numFmt w:val="decimal"/>
+      <w:lvlText w:val="%1."/>
+      <w:lvlJc w:val="left"/>
+      <w:pPr>
+        <w:tabs>
+          <w:tab w:val="num" w:pos="720"/>
+        </w:tabs>
+        <w:ind w:left="720" w:hanging="360"/>
+      </w:pPr>
+    </w:lvl>
+    <w:lvl w:ilvl="1" w:tentative="1">
+      <w:start w:val="1"/>
+      <w:numFmt w:val="decimal"/>
+      <w:lvlText w:val="%2."/>
+      <w:lvlJc w:val="left"/>
+      <w:pPr>
+        <w:tabs>
+          <w:tab w:val="num" w:pos="1440"/>
+        </w:tabs>
+        <w:ind w:left="1440" w:hanging="360"/>
+      </w:pPr>
+    </w:lvl>
+    <w:lvl w:ilvl="2" w:tentative="1">
+      <w:start w:val="1"/>
+      <w:numFmt w:val="decimal"/>
+      <w:lvlText w:val="%3."/>
+      <w:lvlJc w:val="left"/>
+      <w:pPr>
+        <w:tabs>
+          <w:tab w:val="num" w:pos="2160"/>
+        </w:tabs>
+        <w:ind w:left="2160" w:hanging="360"/>
+      </w:pPr>
+    </w:lvl>
+    <w:lvl w:ilvl="3" w:tentative="1">
+      <w:start w:val="1"/>
+      <w:numFmt w:val="decimal"/>
+      <w:lvlText w:val="%4."/>
+      <w:lvlJc w:val="left"/>
+      <w:pPr>
+        <w:tabs>
+          <w:tab w:val="num" w:pos="2880"/>
+        </w:tabs>
+        <w:ind w:left="2880" w:hanging="360"/>
+      </w:pPr>
+    </w:lvl>
+    <w:lvl w:ilvl="4" w:tentative="1">
+      <w:start w:val="1"/>
+      <w:numFmt w:val="decimal"/>
+      <w:lvlText w:val="%5."/>
+      <w:lvlJc w:val="left"/>
+      <w:pPr>
+        <w:tabs>
+          <w:tab w:val="num" w:pos="3600"/>
+        </w:tabs>
+        <w:ind w:left="3600" w:hanging="360"/>
+      </w:pPr>
+    </w:lvl>
+    <w:lvl w:ilvl="5" w:tentative="1">
+      <w:start w:val="1"/>
+      <w:numFmt w:val="decimal"/>
+      <w:lvlText w:val="%6."/>
+      <w:lvlJc w:val="left"/>
+      <w:pPr>
+        <w:tabs>
+          <w:tab w:val="num" w:pos="4320"/>
+        </w:tabs>
+        <w:ind w:left="4320" w:hanging="360"/>
+      </w:pPr>
+    </w:lvl>
+    <w:lvl w:ilvl="6" w:tentative="1">
+      <w:start w:val="1"/>
+      <w:numFmt w:val="decimal"/>
+      <w:lvlText w:val="%7."/>
+      <w:lvlJc w:val="left"/>
+      <w:pPr>
+        <w:tabs>
+          <w:tab w:val="num" w:pos="5040"/>
+        </w:tabs>
+        <w:ind w:left="5040" w:hanging="360"/>
+      </w:pPr>
+    </w:lvl>
+    <w:lvl w:ilvl="7" w:tentative="1">
+      <w:start w:val="1"/>
+      <w:numFmt w:val="decimal"/>
+      <w:lvlText w:val="%8."/>
+      <w:lvlJc w:val="left"/>
+      <w:pPr>
+        <w:tabs>
+          <w:tab w:val="num" w:pos="5760"/>
+        </w:tabs>
+        <w:ind w:left="5760" w:hanging="360"/>
+      </w:pPr>
+    </w:lvl>
+    <w:lvl w:ilvl="8" w:tentative="1">
+      <w:start w:val="1"/>
+      <w:numFmt w:val="decimal"/>
+      <w:lvlText w:val="%9."/>
+      <w:lvlJc w:val="left"/>
+      <w:pPr>
+        <w:tabs>
+          <w:tab w:val="num" w:pos="6480"/>
+        </w:tabs>
+        <w:ind w:left="6480" w:hanging="360"/>
+      </w:pPr>
+    </w:lvl>
+  </w:abstractNum>
+  <w:abstractNum w:abstractNumId="4">
+    <w:nsid w:val="13931126"/>
+    <w:multiLevelType w:val="hybridMultilevel"/>
+    <w:tmpl w:val="23E0B3AE"/>
+    <w:lvl w:ilvl="0" w:tplc="40090001">
+      <w:start w:val="1"/>
+      <w:numFmt w:val="bullet"/>
+      <w:lvlText w:val=""/>
+      <w:lvlJc w:val="left"/>
+      <w:pPr>
+        <w:ind w:left="720" w:hanging="360"/>
+      </w:pPr>
+      <w:rPr>
+        <w:rFonts w:ascii="Symbol" w:hAnsi="Symbol" w:hint="default"/>
+      </w:rPr>
+    </w:lvl>
+    <w:lvl w:ilvl="1" w:tplc="40090003" w:tentative="1">
+      <w:start w:val="1"/>
+      <w:numFmt w:val="bullet"/>
+      <w:lvlText w:val="o"/>
+      <w:lvlJc w:val="left"/>
+      <w:pPr>
+        <w:ind w:left="1440" w:hanging="360"/>
+      </w:pPr>
+      <w:rPr>
+        <w:rFonts w:ascii="Courier New" w:hAnsi="Courier New" w:cs="Courier New" w:hint="default"/>
+      </w:rPr>
+    </w:lvl>
+    <w:lvl w:ilvl="2" w:tplc="40090005" w:tentative="1">
+      <w:start w:val="1"/>
+      <w:numFmt w:val="bullet"/>
+      <w:lvlText w:val=""/>
+      <w:lvlJc w:val="left"/>
+      <w:pPr>
+        <w:ind w:left="2160" w:hanging="360"/>
+      </w:pPr>
+      <w:rPr>
+        <w:rFonts w:ascii="Wingdings" w:hAnsi="Wingdings" w:hint="default"/>
+      </w:rPr>
+    </w:lvl>
+    <w:lvl w:ilvl="3" w:tplc="40090001" w:tentative="1">
+      <w:start w:val="1"/>
+      <w:numFmt w:val="bullet"/>
+      <w:lvlText w:val=""/>
+      <w:lvlJc w:val="left"/>
+      <w:pPr>
+        <w:ind w:left="2880" w:hanging="360"/>
+      </w:pPr>
+      <w:rPr>
+        <w:rFonts w:ascii="Symbol" w:hAnsi="Symbol" w:hint="default"/>
+      </w:rPr>
+    </w:lvl>
+    <w:lvl w:ilvl="4" w:tplc="40090003" w:tentative="1">
+      <w:start w:val="1"/>
+      <w:numFmt w:val="bullet"/>
+      <w:lvlText w:val="o"/>
+      <w:lvlJc w:val="left"/>
+      <w:pPr>
+        <w:ind w:left="3600" w:hanging="360"/>
+      </w:pPr>
+      <w:rPr>
+        <w:rFonts w:ascii="Courier New" w:hAnsi="Courier New" w:cs="Courier New" w:hint="default"/>
+      </w:rPr>
+    </w:lvl>
+    <w:lvl w:ilvl="5" w:tplc="40090005" w:tentative="1">
+      <w:start w:val="1"/>
+      <w:numFmt w:val="bullet"/>
+      <w:lvlText w:val=""/>
+      <w:lvlJc w:val="left"/>
+      <w:pPr>
+        <w:ind w:left="4320" w:hanging="360"/>
+      </w:pPr>
+      <w:rPr>
+        <w:rFonts w:ascii="Wingdings" w:hAnsi="Wingdings" w:hint="default"/>
+      </w:rPr>
+    </w:lvl>
+    <w:lvl w:ilvl="6" w:tplc="40090001" w:tentative="1">
+      <w:start w:val="1"/>
+      <w:numFmt w:val="bullet"/>
+      <w:lvlText w:val=""/>
+      <w:lvlJc w:val="left"/>
+      <w:pPr>
+        <w:ind w:left="5040" w:hanging="360"/>
+      </w:pPr>
+      <w:rPr>
+        <w:rFonts w:ascii="Symbol" w:hAnsi="Symbol" w:hint="default"/>
+      </w:rPr>
+    </w:lvl>
+    <w:lvl w:ilvl="7" w:tplc="40090003" w:tentative="1">
+      <w:start w:val="1"/>
+      <w:numFmt w:val="bullet"/>
+      <w:lvlText w:val="o"/>
+      <w:lvlJc w:val="left"/>
+      <w:pPr>
+        <w:ind w:left="5760" w:hanging="360"/>
+      </w:pPr>
+      <w:rPr>
+        <w:rFonts w:ascii="Courier New" w:hAnsi="Courier New" w:cs="Courier New" w:hint="default"/>
+      </w:rPr>
+    </w:lvl>
+    <w:lvl w:ilvl="8" w:tplc="40090005" w:tentative="1">
+      <w:start w:val="1"/>
+      <w:numFmt w:val="bullet"/>
+      <w:lvlText w:val=""/>
+      <w:lvlJc w:val="left"/>
+      <w:pPr>
+        <w:ind w:left="6480" w:hanging="360"/>
+      </w:pPr>
+      <w:rPr>
+        <w:rFonts w:ascii="Wingdings" w:hAnsi="Wingdings" w:hint="default"/>
+      </w:rPr>
+    </w:lvl>
+  </w:abstractNum>
+  <w:abstractNum w:abstractNumId="5">
     <w:nsid w:val="21875E9D"/>
     <w:multiLevelType w:val="multilevel"/>
     <w:tmpl w:val="0360EE32"/>
@@ -3012,7 +4468,7 @@
       </w:rPr>
     </w:lvl>
   </w:abstractNum>
-  <w:abstractNum w:abstractNumId="1" w15:restartNumberingAfterBreak="0">
+  <w:abstractNum w:abstractNumId="6">
     <w:nsid w:val="2B7143BF"/>
     <w:multiLevelType w:val="multilevel"/>
     <w:tmpl w:val="80363722"/>
@@ -3161,7 +4617,7 @@
       </w:rPr>
     </w:lvl>
   </w:abstractNum>
-  <w:abstractNum w:abstractNumId="2" w15:restartNumberingAfterBreak="0">
+  <w:abstractNum w:abstractNumId="7">
     <w:nsid w:val="3DAC200E"/>
     <w:multiLevelType w:val="multilevel"/>
     <w:tmpl w:val="D848F6CE"/>
@@ -3310,7 +4766,121 @@
       </w:rPr>
     </w:lvl>
   </w:abstractNum>
-  <w:abstractNum w:abstractNumId="3" w15:restartNumberingAfterBreak="0">
+  <w:abstractNum w:abstractNumId="8">
+    <w:nsid w:val="3F7A6D73"/>
+    <w:multiLevelType w:val="hybridMultilevel"/>
+    <w:tmpl w:val="33F45FB8"/>
+    <w:lvl w:ilvl="0" w:tplc="40090007">
+      <w:start w:val="1"/>
+      <w:numFmt w:val="bullet"/>
+      <w:lvlText w:val=""/>
+      <w:lvlPicBulletId w:val="0"/>
+      <w:lvlJc w:val="left"/>
+      <w:pPr>
+        <w:ind w:left="720" w:hanging="360"/>
+      </w:pPr>
+      <w:rPr>
+        <w:rFonts w:ascii="Symbol" w:hAnsi="Symbol" w:hint="default"/>
+      </w:rPr>
+    </w:lvl>
+    <w:lvl w:ilvl="1" w:tplc="40090003" w:tentative="1">
+      <w:start w:val="1"/>
+      <w:numFmt w:val="bullet"/>
+      <w:lvlText w:val="o"/>
+      <w:lvlJc w:val="left"/>
+      <w:pPr>
+        <w:ind w:left="1440" w:hanging="360"/>
+      </w:pPr>
+      <w:rPr>
+        <w:rFonts w:ascii="Courier New" w:hAnsi="Courier New" w:cs="Courier New" w:hint="default"/>
+      </w:rPr>
+    </w:lvl>
+    <w:lvl w:ilvl="2" w:tplc="40090005" w:tentative="1">
+      <w:start w:val="1"/>
+      <w:numFmt w:val="bullet"/>
+      <w:lvlText w:val=""/>
+      <w:lvlJc w:val="left"/>
+      <w:pPr>
+        <w:ind w:left="2160" w:hanging="360"/>
+      </w:pPr>
+      <w:rPr>
+        <w:rFonts w:ascii="Wingdings" w:hAnsi="Wingdings" w:hint="default"/>
+      </w:rPr>
+    </w:lvl>
+    <w:lvl w:ilvl="3" w:tplc="40090001" w:tentative="1">
+      <w:start w:val="1"/>
+      <w:numFmt w:val="bullet"/>
+      <w:lvlText w:val=""/>
+      <w:lvlJc w:val="left"/>
+      <w:pPr>
+        <w:ind w:left="2880" w:hanging="360"/>
+      </w:pPr>
+      <w:rPr>
+        <w:rFonts w:ascii="Symbol" w:hAnsi="Symbol" w:hint="default"/>
+      </w:rPr>
+    </w:lvl>
+    <w:lvl w:ilvl="4" w:tplc="40090003" w:tentative="1">
+      <w:start w:val="1"/>
+      <w:numFmt w:val="bullet"/>
+      <w:lvlText w:val="o"/>
+      <w:lvlJc w:val="left"/>
+      <w:pPr>
+        <w:ind w:left="3600" w:hanging="360"/>
+      </w:pPr>
+      <w:rPr>
+        <w:rFonts w:ascii="Courier New" w:hAnsi="Courier New" w:cs="Courier New" w:hint="default"/>
+      </w:rPr>
+    </w:lvl>
+    <w:lvl w:ilvl="5" w:tplc="40090005" w:tentative="1">
+      <w:start w:val="1"/>
+      <w:numFmt w:val="bullet"/>
+      <w:lvlText w:val=""/>
+      <w:lvlJc w:val="left"/>
+      <w:pPr>
+        <w:ind w:left="4320" w:hanging="360"/>
+      </w:pPr>
+      <w:rPr>
+        <w:rFonts w:ascii="Wingdings" w:hAnsi="Wingdings" w:hint="default"/>
+      </w:rPr>
+    </w:lvl>
+    <w:lvl w:ilvl="6" w:tplc="40090001" w:tentative="1">
+      <w:start w:val="1"/>
+      <w:numFmt w:val="bullet"/>
+      <w:lvlText w:val=""/>
+      <w:lvlJc w:val="left"/>
+      <w:pPr>
+        <w:ind w:left="5040" w:hanging="360"/>
+      </w:pPr>
+      <w:rPr>
+        <w:rFonts w:ascii="Symbol" w:hAnsi="Symbol" w:hint="default"/>
+      </w:rPr>
+    </w:lvl>
+    <w:lvl w:ilvl="7" w:tplc="40090003" w:tentative="1">
+      <w:start w:val="1"/>
+      <w:numFmt w:val="bullet"/>
+      <w:lvlText w:val="o"/>
+      <w:lvlJc w:val="left"/>
+      <w:pPr>
+        <w:ind w:left="5760" w:hanging="360"/>
+      </w:pPr>
+      <w:rPr>
+        <w:rFonts w:ascii="Courier New" w:hAnsi="Courier New" w:cs="Courier New" w:hint="default"/>
+      </w:rPr>
+    </w:lvl>
+    <w:lvl w:ilvl="8" w:tplc="40090005" w:tentative="1">
+      <w:start w:val="1"/>
+      <w:numFmt w:val="bullet"/>
+      <w:lvlText w:val=""/>
+      <w:lvlJc w:val="left"/>
+      <w:pPr>
+        <w:ind w:left="6480" w:hanging="360"/>
+      </w:pPr>
+      <w:rPr>
+        <w:rFonts w:ascii="Wingdings" w:hAnsi="Wingdings" w:hint="default"/>
+      </w:rPr>
+    </w:lvl>
+  </w:abstractNum>
+  <w:abstractNum w:abstractNumId="9">
     <w:nsid w:val="4C2562C2"/>
     <w:multiLevelType w:val="multilevel"/>
     <w:tmpl w:val="F77C060E"/>
@@ -3459,7 +5029,7 @@
       </w:rPr>
     </w:lvl>
   </w:abstractNum>
-  <w:abstractNum w:abstractNumId="4" w15:restartNumberingAfterBreak="0">
+  <w:abstractNum w:abstractNumId="10">
     <w:nsid w:val="4F8A2F00"/>
     <w:multiLevelType w:val="multilevel"/>
     <w:tmpl w:val="A77A71DA"/>
@@ -3608,7 +5178,7 @@
       </w:rPr>
     </w:lvl>
   </w:abstractNum>
-  <w:abstractNum w:abstractNumId="5" w15:restartNumberingAfterBreak="0">
+  <w:abstractNum w:abstractNumId="11">
     <w:nsid w:val="50447C4C"/>
     <w:multiLevelType w:val="multilevel"/>
     <w:tmpl w:val="65FCDCFC"/>
@@ -3757,7 +5327,7 @@
       </w:rPr>
     </w:lvl>
   </w:abstractNum>
-  <w:abstractNum w:abstractNumId="6" w15:restartNumberingAfterBreak="0">
+  <w:abstractNum w:abstractNumId="12">
     <w:nsid w:val="50947691"/>
     <w:multiLevelType w:val="multilevel"/>
     <w:tmpl w:val="E154DB60"/>
@@ -3906,7 +5476,7 @@
       </w:rPr>
     </w:lvl>
   </w:abstractNum>
-  <w:abstractNum w:abstractNumId="7" w15:restartNumberingAfterBreak="0">
+  <w:abstractNum w:abstractNumId="13">
     <w:nsid w:val="54B1514E"/>
     <w:multiLevelType w:val="multilevel"/>
     <w:tmpl w:val="D55016B8"/>
@@ -4055,7 +5625,7 @@
       </w:rPr>
     </w:lvl>
   </w:abstractNum>
-  <w:abstractNum w:abstractNumId="8" w15:restartNumberingAfterBreak="0">
+  <w:abstractNum w:abstractNumId="14">
     <w:nsid w:val="5D414DF6"/>
     <w:multiLevelType w:val="multilevel"/>
     <w:tmpl w:val="34A2AC94"/>
@@ -4204,7 +5774,121 @@
       </w:rPr>
     </w:lvl>
   </w:abstractNum>
-  <w:abstractNum w:abstractNumId="9" w15:restartNumberingAfterBreak="0">
+  <w:abstractNum w:abstractNumId="15">
+    <w:nsid w:val="609176CC"/>
+    <w:multiLevelType w:val="hybridMultilevel"/>
+    <w:tmpl w:val="4196706E"/>
+    <w:lvl w:ilvl="0" w:tplc="40090007">
+      <w:start w:val="1"/>
+      <w:numFmt w:val="bullet"/>
+      <w:lvlText w:val=""/>
+      <w:lvlPicBulletId w:val="0"/>
+      <w:lvlJc w:val="left"/>
+      <w:pPr>
+        <w:ind w:left="720" w:hanging="360"/>
+      </w:pPr>
+      <w:rPr>
+        <w:rFonts w:ascii="Symbol" w:hAnsi="Symbol" w:hint="default"/>
+      </w:rPr>
+    </w:lvl>
+    <w:lvl w:ilvl="1" w:tplc="40090003" w:tentative="1">
+      <w:start w:val="1"/>
+      <w:numFmt w:val="bullet"/>
+      <w:lvlText w:val="o"/>
+      <w:lvlJc w:val="left"/>
+      <w:pPr>
+        <w:ind w:left="1440" w:hanging="360"/>
+      </w:pPr>
+      <w:rPr>
+        <w:rFonts w:ascii="Courier New" w:hAnsi="Courier New" w:cs="Courier New" w:hint="default"/>
+      </w:rPr>
+    </w:lvl>
+    <w:lvl w:ilvl="2" w:tplc="40090005" w:tentative="1">
+      <w:start w:val="1"/>
+      <w:numFmt w:val="bullet"/>
+      <w:lvlText w:val=""/>
+      <w:lvlJc w:val="left"/>
+      <w:pPr>
+        <w:ind w:left="2160" w:hanging="360"/>
+      </w:pPr>
+      <w:rPr>
+        <w:rFonts w:ascii="Wingdings" w:hAnsi="Wingdings" w:hint="default"/>
+      </w:rPr>
+    </w:lvl>
+    <w:lvl w:ilvl="3" w:tplc="40090001" w:tentative="1">
+      <w:start w:val="1"/>
+      <w:numFmt w:val="bullet"/>
+      <w:lvlText w:val=""/>
+      <w:lvlJc w:val="left"/>
+      <w:pPr>
+        <w:ind w:left="2880" w:hanging="360"/>
+      </w:pPr>
+      <w:rPr>
+        <w:rFonts w:ascii="Symbol" w:hAnsi="Symbol" w:hint="default"/>
+      </w:rPr>
+    </w:lvl>
+    <w:lvl w:ilvl="4" w:tplc="40090003" w:tentative="1">
+      <w:start w:val="1"/>
+      <w:numFmt w:val="bullet"/>
+      <w:lvlText w:val="o"/>
+      <w:lvlJc w:val="left"/>
+      <w:pPr>
+        <w:ind w:left="3600" w:hanging="360"/>
+      </w:pPr>
+      <w:rPr>
+        <w:rFonts w:ascii="Courier New" w:hAnsi="Courier New" w:cs="Courier New" w:hint="default"/>
+      </w:rPr>
+    </w:lvl>
+    <w:lvl w:ilvl="5" w:tplc="40090005" w:tentative="1">
+      <w:start w:val="1"/>
+      <w:numFmt w:val="bullet"/>
+      <w:lvlText w:val=""/>
+      <w:lvlJc w:val="left"/>
+      <w:pPr>
+        <w:ind w:left="4320" w:hanging="360"/>
+      </w:pPr>
+      <w:rPr>
+        <w:rFonts w:ascii="Wingdings" w:hAnsi="Wingdings" w:hint="default"/>
+      </w:rPr>
+    </w:lvl>
+    <w:lvl w:ilvl="6" w:tplc="40090001" w:tentative="1">
+      <w:start w:val="1"/>
+      <w:numFmt w:val="bullet"/>
+      <w:lvlText w:val=""/>
+      <w:lvlJc w:val="left"/>
+      <w:pPr>
+        <w:ind w:left="5040" w:hanging="360"/>
+      </w:pPr>
+      <w:rPr>
+        <w:rFonts w:ascii="Symbol" w:hAnsi="Symbol" w:hint="default"/>
+      </w:rPr>
+    </w:lvl>
+    <w:lvl w:ilvl="7" w:tplc="40090003" w:tentative="1">
+      <w:start w:val="1"/>
+      <w:numFmt w:val="bullet"/>
+      <w:lvlText w:val="o"/>
+      <w:lvlJc w:val="left"/>
+      <w:pPr>
+        <w:ind w:left="5760" w:hanging="360"/>
+      </w:pPr>
+      <w:rPr>
+        <w:rFonts w:ascii="Courier New" w:hAnsi="Courier New" w:cs="Courier New" w:hint="default"/>
+      </w:rPr>
+    </w:lvl>
+    <w:lvl w:ilvl="8" w:tplc="40090005" w:tentative="1">
+      <w:start w:val="1"/>
+      <w:numFmt w:val="bullet"/>
+      <w:lvlText w:val=""/>
+      <w:lvlJc w:val="left"/>
+      <w:pPr>
+        <w:ind w:left="6480" w:hanging="360"/>
+      </w:pPr>
+      <w:rPr>
+        <w:rFonts w:ascii="Wingdings" w:hAnsi="Wingdings" w:hint="default"/>
+      </w:rPr>
+    </w:lvl>
+  </w:abstractNum>
+  <w:abstractNum w:abstractNumId="16">
     <w:nsid w:val="671A2119"/>
     <w:multiLevelType w:val="multilevel"/>
     <w:tmpl w:val="073AB596"/>
@@ -4353,7 +6037,7 @@
       </w:rPr>
     </w:lvl>
   </w:abstractNum>
-  <w:abstractNum w:abstractNumId="10" w15:restartNumberingAfterBreak="0">
+  <w:abstractNum w:abstractNumId="17">
     <w:nsid w:val="69913D56"/>
     <w:multiLevelType w:val="multilevel"/>
     <w:tmpl w:val="8D78C300"/>
@@ -4502,7 +6186,7 @@
       </w:rPr>
     </w:lvl>
   </w:abstractNum>
-  <w:abstractNum w:abstractNumId="11" w15:restartNumberingAfterBreak="0">
+  <w:abstractNum w:abstractNumId="18">
     <w:nsid w:val="6FCC227C"/>
     <w:multiLevelType w:val="multilevel"/>
     <w:tmpl w:val="5DBECF68"/>
@@ -4651,7 +6335,7 @@
       </w:rPr>
     </w:lvl>
   </w:abstractNum>
-  <w:abstractNum w:abstractNumId="12" w15:restartNumberingAfterBreak="0">
+  <w:abstractNum w:abstractNumId="19">
     <w:nsid w:val="799815C2"/>
     <w:multiLevelType w:val="multilevel"/>
     <w:tmpl w:val="C40CBBDA"/>
@@ -4800,50 +6484,71 @@
       </w:rPr>
     </w:lvl>
   </w:abstractNum>
-  <w:num w:numId="1" w16cid:durableId="1784569342">
+  <w:num w:numId="1">
+    <w:abstractNumId w:val="7"/>
+  </w:num>
+  <w:num w:numId="2">
+    <w:abstractNumId w:val="5"/>
+  </w:num>
+  <w:num w:numId="3">
+    <w:abstractNumId w:val="12"/>
+  </w:num>
+  <w:num w:numId="4">
+    <w:abstractNumId w:val="19"/>
+  </w:num>
+  <w:num w:numId="5">
+    <w:abstractNumId w:val="13"/>
+  </w:num>
+  <w:num w:numId="6">
+    <w:abstractNumId w:val="17"/>
+  </w:num>
+  <w:num w:numId="7">
+    <w:abstractNumId w:val="6"/>
+  </w:num>
+  <w:num w:numId="8">
+    <w:abstractNumId w:val="9"/>
+  </w:num>
+  <w:num w:numId="9">
+    <w:abstractNumId w:val="10"/>
+  </w:num>
+  <w:num w:numId="10">
+    <w:abstractNumId w:val="16"/>
+  </w:num>
+  <w:num w:numId="11">
+    <w:abstractNumId w:val="18"/>
+  </w:num>
+  <w:num w:numId="12">
+    <w:abstractNumId w:val="11"/>
+  </w:num>
+  <w:num w:numId="13">
+    <w:abstractNumId w:val="14"/>
+  </w:num>
+  <w:num w:numId="14">
     <w:abstractNumId w:val="2"/>
   </w:num>
-  <w:num w:numId="2" w16cid:durableId="1037438361">
+  <w:num w:numId="15">
+    <w:abstractNumId w:val="4"/>
+  </w:num>
+  <w:num w:numId="16">
+    <w:abstractNumId w:val="15"/>
+  </w:num>
+  <w:num w:numId="17">
+    <w:abstractNumId w:val="8"/>
+  </w:num>
+  <w:num w:numId="18">
     <w:abstractNumId w:val="0"/>
   </w:num>
-  <w:num w:numId="3" w16cid:durableId="1459566655">
-    <w:abstractNumId w:val="6"/>
-  </w:num>
-  <w:num w:numId="4" w16cid:durableId="513375679">
-    <w:abstractNumId w:val="12"/>
-  </w:num>
-  <w:num w:numId="5" w16cid:durableId="2130390746">
-    <w:abstractNumId w:val="7"/>
-  </w:num>
-  <w:num w:numId="6" w16cid:durableId="650521726">
-    <w:abstractNumId w:val="10"/>
-  </w:num>
-  <w:num w:numId="7" w16cid:durableId="1115175097">
+  <w:num w:numId="19">
     <w:abstractNumId w:val="1"/>
   </w:num>
-  <w:num w:numId="8" w16cid:durableId="1440181156">
+  <w:num w:numId="20">
     <w:abstractNumId w:val="3"/>
-  </w:num>
-  <w:num w:numId="9" w16cid:durableId="305596207">
-    <w:abstractNumId w:val="4"/>
-  </w:num>
-  <w:num w:numId="10" w16cid:durableId="2038921620">
-    <w:abstractNumId w:val="9"/>
-  </w:num>
-  <w:num w:numId="11" w16cid:durableId="717508157">
-    <w:abstractNumId w:val="11"/>
-  </w:num>
-  <w:num w:numId="12" w16cid:durableId="956059217">
-    <w:abstractNumId w:val="5"/>
-  </w:num>
-  <w:num w:numId="13" w16cid:durableId="609312952">
-    <w:abstractNumId w:val="8"/>
   </w:num>
 </w:numbering>
 </file>
 
 <file path=word/styles.xml><?xml version="1.0" encoding="utf-8"?>
-<w:styles xmlns:mc="http://schemas.openxmlformats.org/markup-compatibility/2006" xmlns:r="http://schemas.openxmlformats.org/officeDocument/2006/relationships" xmlns:w="http://schemas.openxmlformats.org/wordprocessingml/2006/main" xmlns:w14="http://schemas.microsoft.com/office/word/2010/wordml" xmlns:w15="http://schemas.microsoft.com/office/word/2012/wordml" xmlns:w16cex="http://schemas.microsoft.com/office/word/2018/wordml/cex" xmlns:w16cid="http://schemas.microsoft.com/office/word/2016/wordml/cid" xmlns:w16="http://schemas.microsoft.com/office/word/2018/wordml" xmlns:w16du="http://schemas.microsoft.com/office/word/2023/wordml/word16du" xmlns:w16sdtdh="http://schemas.microsoft.com/office/word/2020/wordml/sdtdatahash" xmlns:w16sdtfl="http://schemas.microsoft.com/office/word/2024/wordml/sdtformatlock" xmlns:w16se="http://schemas.microsoft.com/office/word/2015/wordml/symex" mc:Ignorable="w14 w15 w16se w16cid w16 w16cex w16sdtdh w16sdtfl w16du">
+<w:styles xmlns:mc="http://schemas.openxmlformats.org/markup-compatibility/2006" xmlns:r="http://schemas.openxmlformats.org/officeDocument/2006/relationships" xmlns:w="http://schemas.openxmlformats.org/wordprocessingml/2006/main" xmlns:w14="http://schemas.microsoft.com/office/word/2010/wordml" mc:Ignorable="w14">
   <w:docDefaults>
     <w:rPrDefault>
       <w:rPr>
@@ -4859,383 +6564,144 @@
       </w:pPr>
     </w:pPrDefault>
   </w:docDefaults>
-  <w:latentStyles w:defLockedState="0" w:defUIPriority="99" w:defSemiHidden="0" w:defUnhideWhenUsed="0" w:defQFormat="0" w:count="376">
-    <w:lsdException w:name="Normal" w:uiPriority="0" w:qFormat="1"/>
-    <w:lsdException w:name="heading 1" w:uiPriority="9" w:qFormat="1"/>
-    <w:lsdException w:name="heading 2" w:semiHidden="1" w:uiPriority="9" w:unhideWhenUsed="1" w:qFormat="1"/>
-    <w:lsdException w:name="heading 3" w:semiHidden="1" w:uiPriority="9" w:unhideWhenUsed="1" w:qFormat="1"/>
-    <w:lsdException w:name="heading 4" w:semiHidden="1" w:uiPriority="9" w:unhideWhenUsed="1" w:qFormat="1"/>
-    <w:lsdException w:name="heading 5" w:semiHidden="1" w:uiPriority="9" w:unhideWhenUsed="1" w:qFormat="1"/>
-    <w:lsdException w:name="heading 6" w:semiHidden="1" w:uiPriority="9" w:unhideWhenUsed="1" w:qFormat="1"/>
-    <w:lsdException w:name="heading 7" w:semiHidden="1" w:uiPriority="9" w:unhideWhenUsed="1" w:qFormat="1"/>
-    <w:lsdException w:name="heading 8" w:semiHidden="1" w:uiPriority="9" w:unhideWhenUsed="1" w:qFormat="1"/>
-    <w:lsdException w:name="heading 9" w:semiHidden="1" w:uiPriority="9" w:unhideWhenUsed="1" w:qFormat="1"/>
-    <w:lsdException w:name="index 1" w:semiHidden="1" w:unhideWhenUsed="1"/>
-    <w:lsdException w:name="index 2" w:semiHidden="1" w:unhideWhenUsed="1"/>
-    <w:lsdException w:name="index 3" w:semiHidden="1" w:unhideWhenUsed="1"/>
-    <w:lsdException w:name="index 4" w:semiHidden="1" w:unhideWhenUsed="1"/>
-    <w:lsdException w:name="index 5" w:semiHidden="1" w:unhideWhenUsed="1"/>
-    <w:lsdException w:name="index 6" w:semiHidden="1" w:unhideWhenUsed="1"/>
-    <w:lsdException w:name="index 7" w:semiHidden="1" w:unhideWhenUsed="1"/>
-    <w:lsdException w:name="index 8" w:semiHidden="1" w:unhideWhenUsed="1"/>
-    <w:lsdException w:name="index 9" w:semiHidden="1" w:unhideWhenUsed="1"/>
-    <w:lsdException w:name="toc 1" w:semiHidden="1" w:uiPriority="39" w:unhideWhenUsed="1"/>
-    <w:lsdException w:name="toc 2" w:semiHidden="1" w:uiPriority="39" w:unhideWhenUsed="1"/>
-    <w:lsdException w:name="toc 3" w:semiHidden="1" w:uiPriority="39" w:unhideWhenUsed="1"/>
-    <w:lsdException w:name="toc 4" w:semiHidden="1" w:uiPriority="39" w:unhideWhenUsed="1"/>
-    <w:lsdException w:name="toc 5" w:semiHidden="1" w:uiPriority="39" w:unhideWhenUsed="1"/>
-    <w:lsdException w:name="toc 6" w:semiHidden="1" w:uiPriority="39" w:unhideWhenUsed="1"/>
-    <w:lsdException w:name="toc 7" w:semiHidden="1" w:uiPriority="39" w:unhideWhenUsed="1"/>
-    <w:lsdException w:name="toc 8" w:semiHidden="1" w:uiPriority="39" w:unhideWhenUsed="1"/>
-    <w:lsdException w:name="toc 9" w:semiHidden="1" w:uiPriority="39" w:unhideWhenUsed="1"/>
-    <w:lsdException w:name="Normal Indent" w:semiHidden="1" w:unhideWhenUsed="1"/>
-    <w:lsdException w:name="footnote text" w:semiHidden="1" w:unhideWhenUsed="1"/>
-    <w:lsdException w:name="annotation text" w:semiHidden="1" w:unhideWhenUsed="1"/>
-    <w:lsdException w:name="header" w:semiHidden="1" w:unhideWhenUsed="1"/>
-    <w:lsdException w:name="footer" w:semiHidden="1" w:unhideWhenUsed="1"/>
-    <w:lsdException w:name="index heading" w:semiHidden="1" w:unhideWhenUsed="1"/>
-    <w:lsdException w:name="caption" w:semiHidden="1" w:uiPriority="35" w:unhideWhenUsed="1" w:qFormat="1"/>
-    <w:lsdException w:name="table of figures" w:semiHidden="1" w:unhideWhenUsed="1"/>
-    <w:lsdException w:name="envelope address" w:semiHidden="1" w:unhideWhenUsed="1"/>
-    <w:lsdException w:name="envelope return" w:semiHidden="1" w:unhideWhenUsed="1"/>
-    <w:lsdException w:name="footnote reference" w:semiHidden="1" w:unhideWhenUsed="1"/>
-    <w:lsdException w:name="annotation reference" w:semiHidden="1" w:unhideWhenUsed="1"/>
-    <w:lsdException w:name="line number" w:semiHidden="1" w:unhideWhenUsed="1"/>
-    <w:lsdException w:name="page number" w:semiHidden="1" w:unhideWhenUsed="1"/>
-    <w:lsdException w:name="endnote reference" w:semiHidden="1" w:unhideWhenUsed="1"/>
-    <w:lsdException w:name="endnote text" w:semiHidden="1" w:unhideWhenUsed="1"/>
-    <w:lsdException w:name="table of authorities" w:semiHidden="1" w:unhideWhenUsed="1"/>
-    <w:lsdException w:name="macro" w:semiHidden="1" w:unhideWhenUsed="1"/>
-    <w:lsdException w:name="toa heading" w:semiHidden="1" w:unhideWhenUsed="1"/>
-    <w:lsdException w:name="List" w:semiHidden="1" w:unhideWhenUsed="1"/>
-    <w:lsdException w:name="List Bullet" w:semiHidden="1" w:unhideWhenUsed="1"/>
-    <w:lsdException w:name="List Number" w:semiHidden="1" w:unhideWhenUsed="1"/>
-    <w:lsdException w:name="List 2" w:semiHidden="1" w:unhideWhenUsed="1"/>
-    <w:lsdException w:name="List 3" w:semiHidden="1" w:unhideWhenUsed="1"/>
-    <w:lsdException w:name="List 4" w:semiHidden="1" w:unhideWhenUsed="1"/>
-    <w:lsdException w:name="List 5" w:semiHidden="1" w:unhideWhenUsed="1"/>
-    <w:lsdException w:name="List Bullet 2" w:semiHidden="1" w:unhideWhenUsed="1"/>
-    <w:lsdException w:name="List Bullet 3" w:semiHidden="1" w:unhideWhenUsed="1"/>
-    <w:lsdException w:name="List Bullet 4" w:semiHidden="1" w:unhideWhenUsed="1"/>
-    <w:lsdException w:name="List Bullet 5" w:semiHidden="1" w:unhideWhenUsed="1"/>
-    <w:lsdException w:name="List Number 2" w:semiHidden="1" w:unhideWhenUsed="1"/>
-    <w:lsdException w:name="List Number 3" w:semiHidden="1" w:unhideWhenUsed="1"/>
-    <w:lsdException w:name="List Number 4" w:semiHidden="1" w:unhideWhenUsed="1"/>
-    <w:lsdException w:name="List Number 5" w:semiHidden="1" w:unhideWhenUsed="1"/>
-    <w:lsdException w:name="Title" w:uiPriority="10" w:qFormat="1"/>
-    <w:lsdException w:name="Closing" w:semiHidden="1" w:unhideWhenUsed="1"/>
-    <w:lsdException w:name="Signature" w:semiHidden="1" w:unhideWhenUsed="1"/>
-    <w:lsdException w:name="Default Paragraph Font" w:semiHidden="1" w:uiPriority="1" w:unhideWhenUsed="1"/>
-    <w:lsdException w:name="Body Text" w:semiHidden="1" w:unhideWhenUsed="1"/>
-    <w:lsdException w:name="Body Text Indent" w:semiHidden="1" w:unhideWhenUsed="1"/>
-    <w:lsdException w:name="List Continue" w:semiHidden="1" w:unhideWhenUsed="1"/>
-    <w:lsdException w:name="List Continue 2" w:semiHidden="1" w:unhideWhenUsed="1"/>
-    <w:lsdException w:name="List Continue 3" w:semiHidden="1" w:unhideWhenUsed="1"/>
-    <w:lsdException w:name="List Continue 4" w:semiHidden="1" w:unhideWhenUsed="1"/>
-    <w:lsdException w:name="List Continue 5" w:semiHidden="1" w:unhideWhenUsed="1"/>
-    <w:lsdException w:name="Message Header" w:semiHidden="1" w:unhideWhenUsed="1"/>
-    <w:lsdException w:name="Subtitle" w:uiPriority="11" w:qFormat="1"/>
-    <w:lsdException w:name="Salutation" w:semiHidden="1" w:unhideWhenUsed="1"/>
-    <w:lsdException w:name="Date" w:semiHidden="1" w:unhideWhenUsed="1"/>
-    <w:lsdException w:name="Body Text First Indent" w:semiHidden="1" w:unhideWhenUsed="1"/>
-    <w:lsdException w:name="Body Text First Indent 2" w:semiHidden="1" w:unhideWhenUsed="1"/>
-    <w:lsdException w:name="Note Heading" w:semiHidden="1" w:unhideWhenUsed="1"/>
-    <w:lsdException w:name="Body Text 2" w:semiHidden="1" w:unhideWhenUsed="1"/>
-    <w:lsdException w:name="Body Text 3" w:semiHidden="1" w:unhideWhenUsed="1"/>
-    <w:lsdException w:name="Body Text Indent 2" w:semiHidden="1" w:unhideWhenUsed="1"/>
-    <w:lsdException w:name="Body Text Indent 3" w:semiHidden="1" w:unhideWhenUsed="1"/>
-    <w:lsdException w:name="Block Text" w:semiHidden="1" w:unhideWhenUsed="1"/>
-    <w:lsdException w:name="Hyperlink" w:semiHidden="1" w:unhideWhenUsed="1"/>
-    <w:lsdException w:name="FollowedHyperlink" w:semiHidden="1" w:unhideWhenUsed="1"/>
-    <w:lsdException w:name="Strong" w:uiPriority="22" w:qFormat="1"/>
-    <w:lsdException w:name="Emphasis" w:uiPriority="20" w:qFormat="1"/>
-    <w:lsdException w:name="Document Map" w:semiHidden="1" w:unhideWhenUsed="1"/>
-    <w:lsdException w:name="Plain Text" w:semiHidden="1" w:unhideWhenUsed="1"/>
-    <w:lsdException w:name="E-mail Signature" w:semiHidden="1" w:unhideWhenUsed="1"/>
-    <w:lsdException w:name="HTML Top of Form" w:semiHidden="1" w:unhideWhenUsed="1"/>
-    <w:lsdException w:name="HTML Bottom of Form" w:semiHidden="1" w:unhideWhenUsed="1"/>
-    <w:lsdException w:name="Normal (Web)" w:semiHidden="1" w:unhideWhenUsed="1"/>
-    <w:lsdException w:name="HTML Acronym" w:semiHidden="1" w:unhideWhenUsed="1"/>
-    <w:lsdException w:name="HTML Address" w:semiHidden="1" w:unhideWhenUsed="1"/>
-    <w:lsdException w:name="HTML Cite" w:semiHidden="1" w:unhideWhenUsed="1"/>
-    <w:lsdException w:name="HTML Code" w:semiHidden="1" w:unhideWhenUsed="1"/>
-    <w:lsdException w:name="HTML Definition" w:semiHidden="1" w:unhideWhenUsed="1"/>
-    <w:lsdException w:name="HTML Keyboard" w:semiHidden="1" w:unhideWhenUsed="1"/>
-    <w:lsdException w:name="HTML Preformatted" w:semiHidden="1" w:unhideWhenUsed="1"/>
-    <w:lsdException w:name="HTML Sample" w:semiHidden="1" w:unhideWhenUsed="1"/>
-    <w:lsdException w:name="HTML Typewriter" w:semiHidden="1" w:unhideWhenUsed="1"/>
-    <w:lsdException w:name="HTML Variable" w:semiHidden="1" w:unhideWhenUsed="1"/>
-    <w:lsdException w:name="Normal Table" w:semiHidden="1" w:unhideWhenUsed="1"/>
-    <w:lsdException w:name="annotation subject" w:semiHidden="1" w:unhideWhenUsed="1"/>
-    <w:lsdException w:name="No List" w:semiHidden="1" w:unhideWhenUsed="1"/>
-    <w:lsdException w:name="Outline List 1" w:semiHidden="1" w:unhideWhenUsed="1"/>
-    <w:lsdException w:name="Outline List 2" w:semiHidden="1" w:unhideWhenUsed="1"/>
-    <w:lsdException w:name="Outline List 3" w:semiHidden="1" w:unhideWhenUsed="1"/>
-    <w:lsdException w:name="Table Simple 1" w:semiHidden="1" w:unhideWhenUsed="1"/>
-    <w:lsdException w:name="Table Simple 2" w:semiHidden="1" w:unhideWhenUsed="1"/>
-    <w:lsdException w:name="Table Simple 3" w:semiHidden="1" w:unhideWhenUsed="1"/>
-    <w:lsdException w:name="Table Classic 1" w:semiHidden="1" w:unhideWhenUsed="1"/>
-    <w:lsdException w:name="Table Classic 2" w:semiHidden="1" w:unhideWhenUsed="1"/>
-    <w:lsdException w:name="Table Classic 3" w:semiHidden="1" w:unhideWhenUsed="1"/>
-    <w:lsdException w:name="Table Classic 4" w:semiHidden="1" w:unhideWhenUsed="1"/>
-    <w:lsdException w:name="Table Colorful 1" w:semiHidden="1" w:unhideWhenUsed="1"/>
-    <w:lsdException w:name="Table Colorful 2" w:semiHidden="1" w:unhideWhenUsed="1"/>
-    <w:lsdException w:name="Table Colorful 3" w:semiHidden="1" w:unhideWhenUsed="1"/>
-    <w:lsdException w:name="Table Columns 1" w:semiHidden="1" w:unhideWhenUsed="1"/>
-    <w:lsdException w:name="Table Columns 2" w:semiHidden="1" w:unhideWhenUsed="1"/>
-    <w:lsdException w:name="Table Columns 3" w:semiHidden="1" w:unhideWhenUsed="1"/>
-    <w:lsdException w:name="Table Columns 4" w:semiHidden="1" w:unhideWhenUsed="1"/>
-    <w:lsdException w:name="Table Columns 5" w:semiHidden="1" w:unhideWhenUsed="1"/>
-    <w:lsdException w:name="Table Grid 1" w:semiHidden="1" w:unhideWhenUsed="1"/>
-    <w:lsdException w:name="Table Grid 2" w:semiHidden="1" w:unhideWhenUsed="1"/>
-    <w:lsdException w:name="Table Grid 3" w:semiHidden="1" w:unhideWhenUsed="1"/>
-    <w:lsdException w:name="Table Grid 4" w:semiHidden="1" w:unhideWhenUsed="1"/>
-    <w:lsdException w:name="Table Grid 5" w:semiHidden="1" w:unhideWhenUsed="1"/>
-    <w:lsdException w:name="Table Grid 6" w:semiHidden="1" w:unhideWhenUsed="1"/>
-    <w:lsdException w:name="Table Grid 7" w:semiHidden="1" w:unhideWhenUsed="1"/>
-    <w:lsdException w:name="Table Grid 8" w:semiHidden="1" w:unhideWhenUsed="1"/>
-    <w:lsdException w:name="Table List 1" w:semiHidden="1" w:unhideWhenUsed="1"/>
-    <w:lsdException w:name="Table List 2" w:semiHidden="1" w:unhideWhenUsed="1"/>
-    <w:lsdException w:name="Table List 3" w:semiHidden="1" w:unhideWhenUsed="1"/>
-    <w:lsdException w:name="Table List 4" w:semiHidden="1" w:unhideWhenUsed="1"/>
-    <w:lsdException w:name="Table List 5" w:semiHidden="1" w:unhideWhenUsed="1"/>
-    <w:lsdException w:name="Table List 6" w:semiHidden="1" w:unhideWhenUsed="1"/>
-    <w:lsdException w:name="Table List 7" w:semiHidden="1" w:unhideWhenUsed="1"/>
-    <w:lsdException w:name="Table List 8" w:semiHidden="1" w:unhideWhenUsed="1"/>
-    <w:lsdException w:name="Table 3D effects 1" w:semiHidden="1" w:unhideWhenUsed="1"/>
-    <w:lsdException w:name="Table 3D effects 2" w:semiHidden="1" w:unhideWhenUsed="1"/>
-    <w:lsdException w:name="Table 3D effects 3" w:semiHidden="1" w:unhideWhenUsed="1"/>
-    <w:lsdException w:name="Table Contemporary" w:semiHidden="1" w:unhideWhenUsed="1"/>
-    <w:lsdException w:name="Table Elegant" w:semiHidden="1" w:unhideWhenUsed="1"/>
-    <w:lsdException w:name="Table Professional" w:semiHidden="1" w:unhideWhenUsed="1"/>
-    <w:lsdException w:name="Table Subtle 1" w:semiHidden="1" w:unhideWhenUsed="1"/>
-    <w:lsdException w:name="Table Subtle 2" w:semiHidden="1" w:unhideWhenUsed="1"/>
-    <w:lsdException w:name="Table Web 1" w:semiHidden="1" w:unhideWhenUsed="1"/>
-    <w:lsdException w:name="Table Web 2" w:semiHidden="1" w:unhideWhenUsed="1"/>
-    <w:lsdException w:name="Table Web 3" w:semiHidden="1" w:unhideWhenUsed="1"/>
-    <w:lsdException w:name="Balloon Text" w:semiHidden="1" w:unhideWhenUsed="1"/>
-    <w:lsdException w:name="Table Grid" w:uiPriority="39"/>
-    <w:lsdException w:name="Table Theme" w:semiHidden="1" w:unhideWhenUsed="1"/>
-    <w:lsdException w:name="Placeholder Text" w:semiHidden="1"/>
-    <w:lsdException w:name="No Spacing" w:uiPriority="1" w:qFormat="1"/>
-    <w:lsdException w:name="Light Shading" w:uiPriority="60"/>
-    <w:lsdException w:name="Light List" w:uiPriority="61"/>
-    <w:lsdException w:name="Light Grid" w:uiPriority="62"/>
-    <w:lsdException w:name="Medium Shading 1" w:uiPriority="63"/>
-    <w:lsdException w:name="Medium Shading 2" w:uiPriority="64"/>
-    <w:lsdException w:name="Medium List 1" w:uiPriority="65"/>
-    <w:lsdException w:name="Medium List 2" w:uiPriority="66"/>
-    <w:lsdException w:name="Medium Grid 1" w:uiPriority="67"/>
-    <w:lsdException w:name="Medium Grid 2" w:uiPriority="68"/>
-    <w:lsdException w:name="Medium Grid 3" w:uiPriority="69"/>
-    <w:lsdException w:name="Dark List" w:uiPriority="70"/>
-    <w:lsdException w:name="Colorful Shading" w:uiPriority="71"/>
-    <w:lsdException w:name="Colorful List" w:uiPriority="72"/>
-    <w:lsdException w:name="Colorful Grid" w:uiPriority="73"/>
-    <w:lsdException w:name="Light Shading Accent 1" w:uiPriority="60"/>
-    <w:lsdException w:name="Light List Accent 1" w:uiPriority="61"/>
-    <w:lsdException w:name="Light Grid Accent 1" w:uiPriority="62"/>
-    <w:lsdException w:name="Medium Shading 1 Accent 1" w:uiPriority="63"/>
-    <w:lsdException w:name="Medium Shading 2 Accent 1" w:uiPriority="64"/>
-    <w:lsdException w:name="Medium List 1 Accent 1" w:uiPriority="65"/>
-    <w:lsdException w:name="Revision" w:semiHidden="1"/>
-    <w:lsdException w:name="List Paragraph" w:uiPriority="34" w:qFormat="1"/>
-    <w:lsdException w:name="Quote" w:uiPriority="29" w:qFormat="1"/>
-    <w:lsdException w:name="Intense Quote" w:uiPriority="30" w:qFormat="1"/>
-    <w:lsdException w:name="Medium List 2 Accent 1" w:uiPriority="66"/>
-    <w:lsdException w:name="Medium Grid 1 Accent 1" w:uiPriority="67"/>
-    <w:lsdException w:name="Medium Grid 2 Accent 1" w:uiPriority="68"/>
-    <w:lsdException w:name="Medium Grid 3 Accent 1" w:uiPriority="69"/>
-    <w:lsdException w:name="Dark List Accent 1" w:uiPriority="70"/>
-    <w:lsdException w:name="Colorful Shading Accent 1" w:uiPriority="71"/>
-    <w:lsdException w:name="Colorful List Accent 1" w:uiPriority="72"/>
-    <w:lsdException w:name="Colorful Grid Accent 1" w:uiPriority="73"/>
-    <w:lsdException w:name="Light Shading Accent 2" w:uiPriority="60"/>
-    <w:lsdException w:name="Light List Accent 2" w:uiPriority="61"/>
-    <w:lsdException w:name="Light Grid Accent 2" w:uiPriority="62"/>
-    <w:lsdException w:name="Medium Shading 1 Accent 2" w:uiPriority="63"/>
-    <w:lsdException w:name="Medium Shading 2 Accent 2" w:uiPriority="64"/>
-    <w:lsdException w:name="Medium List 1 Accent 2" w:uiPriority="65"/>
-    <w:lsdException w:name="Medium List 2 Accent 2" w:uiPriority="66"/>
-    <w:lsdException w:name="Medium Grid 1 Accent 2" w:uiPriority="67"/>
-    <w:lsdException w:name="Medium Grid 2 Accent 2" w:uiPriority="68"/>
-    <w:lsdException w:name="Medium Grid 3 Accent 2" w:uiPriority="69"/>
-    <w:lsdException w:name="Dark List Accent 2" w:uiPriority="70"/>
-    <w:lsdException w:name="Colorful Shading Accent 2" w:uiPriority="71"/>
-    <w:lsdException w:name="Colorful List Accent 2" w:uiPriority="72"/>
-    <w:lsdException w:name="Colorful Grid Accent 2" w:uiPriority="73"/>
-    <w:lsdException w:name="Light Shading Accent 3" w:uiPriority="60"/>
-    <w:lsdException w:name="Light List Accent 3" w:uiPriority="61"/>
-    <w:lsdException w:name="Light Grid Accent 3" w:uiPriority="62"/>
-    <w:lsdException w:name="Medium Shading 1 Accent 3" w:uiPriority="63"/>
-    <w:lsdException w:name="Medium Shading 2 Accent 3" w:uiPriority="64"/>
-    <w:lsdException w:name="Medium List 1 Accent 3" w:uiPriority="65"/>
-    <w:lsdException w:name="Medium List 2 Accent 3" w:uiPriority="66"/>
-    <w:lsdException w:name="Medium Grid 1 Accent 3" w:uiPriority="67"/>
-    <w:lsdException w:name="Medium Grid 2 Accent 3" w:uiPriority="68"/>
-    <w:lsdException w:name="Medium Grid 3 Accent 3" w:uiPriority="69"/>
-    <w:lsdException w:name="Dark List Accent 3" w:uiPriority="70"/>
-    <w:lsdException w:name="Colorful Shading Accent 3" w:uiPriority="71"/>
-    <w:lsdException w:name="Colorful List Accent 3" w:uiPriority="72"/>
-    <w:lsdException w:name="Colorful Grid Accent 3" w:uiPriority="73"/>
-    <w:lsdException w:name="Light Shading Accent 4" w:uiPriority="60"/>
-    <w:lsdException w:name="Light List Accent 4" w:uiPriority="61"/>
-    <w:lsdException w:name="Light Grid Accent 4" w:uiPriority="62"/>
-    <w:lsdException w:name="Medium Shading 1 Accent 4" w:uiPriority="63"/>
-    <w:lsdException w:name="Medium Shading 2 Accent 4" w:uiPriority="64"/>
-    <w:lsdException w:name="Medium List 1 Accent 4" w:uiPriority="65"/>
-    <w:lsdException w:name="Medium List 2 Accent 4" w:uiPriority="66"/>
-    <w:lsdException w:name="Medium Grid 1 Accent 4" w:uiPriority="67"/>
-    <w:lsdException w:name="Medium Grid 2 Accent 4" w:uiPriority="68"/>
-    <w:lsdException w:name="Medium Grid 3 Accent 4" w:uiPriority="69"/>
-    <w:lsdException w:name="Dark List Accent 4" w:uiPriority="70"/>
-    <w:lsdException w:name="Colorful Shading Accent 4" w:uiPriority="71"/>
-    <w:lsdException w:name="Colorful List Accent 4" w:uiPriority="72"/>
-    <w:lsdException w:name="Colorful Grid Accent 4" w:uiPriority="73"/>
-    <w:lsdException w:name="Light Shading Accent 5" w:uiPriority="60"/>
-    <w:lsdException w:name="Light List Accent 5" w:uiPriority="61"/>
-    <w:lsdException w:name="Light Grid Accent 5" w:uiPriority="62"/>
-    <w:lsdException w:name="Medium Shading 1 Accent 5" w:uiPriority="63"/>
-    <w:lsdException w:name="Medium Shading 2 Accent 5" w:uiPriority="64"/>
-    <w:lsdException w:name="Medium List 1 Accent 5" w:uiPriority="65"/>
-    <w:lsdException w:name="Medium List 2 Accent 5" w:uiPriority="66"/>
-    <w:lsdException w:name="Medium Grid 1 Accent 5" w:uiPriority="67"/>
-    <w:lsdException w:name="Medium Grid 2 Accent 5" w:uiPriority="68"/>
-    <w:lsdException w:name="Medium Grid 3 Accent 5" w:uiPriority="69"/>
-    <w:lsdException w:name="Dark List Accent 5" w:uiPriority="70"/>
-    <w:lsdException w:name="Colorful Shading Accent 5" w:uiPriority="71"/>
-    <w:lsdException w:name="Colorful List Accent 5" w:uiPriority="72"/>
-    <w:lsdException w:name="Colorful Grid Accent 5" w:uiPriority="73"/>
-    <w:lsdException w:name="Light Shading Accent 6" w:uiPriority="60"/>
-    <w:lsdException w:name="Light List Accent 6" w:uiPriority="61"/>
-    <w:lsdException w:name="Light Grid Accent 6" w:uiPriority="62"/>
-    <w:lsdException w:name="Medium Shading 1 Accent 6" w:uiPriority="63"/>
-    <w:lsdException w:name="Medium Shading 2 Accent 6" w:uiPriority="64"/>
-    <w:lsdException w:name="Medium List 1 Accent 6" w:uiPriority="65"/>
-    <w:lsdException w:name="Medium List 2 Accent 6" w:uiPriority="66"/>
-    <w:lsdException w:name="Medium Grid 1 Accent 6" w:uiPriority="67"/>
-    <w:lsdException w:name="Medium Grid 2 Accent 6" w:uiPriority="68"/>
-    <w:lsdException w:name="Medium Grid 3 Accent 6" w:uiPriority="69"/>
-    <w:lsdException w:name="Dark List Accent 6" w:uiPriority="70"/>
-    <w:lsdException w:name="Colorful Shading Accent 6" w:uiPriority="71"/>
-    <w:lsdException w:name="Colorful List Accent 6" w:uiPriority="72"/>
-    <w:lsdException w:name="Colorful Grid Accent 6" w:uiPriority="73"/>
-    <w:lsdException w:name="Subtle Emphasis" w:uiPriority="19" w:qFormat="1"/>
-    <w:lsdException w:name="Intense Emphasis" w:uiPriority="21" w:qFormat="1"/>
-    <w:lsdException w:name="Subtle Reference" w:uiPriority="31" w:qFormat="1"/>
-    <w:lsdException w:name="Intense Reference" w:uiPriority="32" w:qFormat="1"/>
-    <w:lsdException w:name="Book Title" w:uiPriority="33" w:qFormat="1"/>
-    <w:lsdException w:name="Bibliography" w:semiHidden="1" w:uiPriority="37" w:unhideWhenUsed="1"/>
-    <w:lsdException w:name="TOC Heading" w:semiHidden="1" w:uiPriority="39" w:unhideWhenUsed="1" w:qFormat="1"/>
-    <w:lsdException w:name="Plain Table 1" w:uiPriority="41"/>
-    <w:lsdException w:name="Plain Table 2" w:uiPriority="42"/>
-    <w:lsdException w:name="Plain Table 3" w:uiPriority="43"/>
-    <w:lsdException w:name="Plain Table 4" w:uiPriority="44"/>
-    <w:lsdException w:name="Plain Table 5" w:uiPriority="45"/>
-    <w:lsdException w:name="Grid Table Light" w:uiPriority="40"/>
-    <w:lsdException w:name="Grid Table 1 Light" w:uiPriority="46"/>
-    <w:lsdException w:name="Grid Table 2" w:uiPriority="47"/>
-    <w:lsdException w:name="Grid Table 3" w:uiPriority="48"/>
-    <w:lsdException w:name="Grid Table 4" w:uiPriority="49"/>
-    <w:lsdException w:name="Grid Table 5 Dark" w:uiPriority="50"/>
-    <w:lsdException w:name="Grid Table 6 Colorful" w:uiPriority="51"/>
-    <w:lsdException w:name="Grid Table 7 Colorful" w:uiPriority="52"/>
-    <w:lsdException w:name="Grid Table 1 Light Accent 1" w:uiPriority="46"/>
-    <w:lsdException w:name="Grid Table 2 Accent 1" w:uiPriority="47"/>
-    <w:lsdException w:name="Grid Table 3 Accent 1" w:uiPriority="48"/>
-    <w:lsdException w:name="Grid Table 4 Accent 1" w:uiPriority="49"/>
-    <w:lsdException w:name="Grid Table 5 Dark Accent 1" w:uiPriority="50"/>
-    <w:lsdException w:name="Grid Table 6 Colorful Accent 1" w:uiPriority="51"/>
-    <w:lsdException w:name="Grid Table 7 Colorful Accent 1" w:uiPriority="52"/>
-    <w:lsdException w:name="Grid Table 1 Light Accent 2" w:uiPriority="46"/>
-    <w:lsdException w:name="Grid Table 2 Accent 2" w:uiPriority="47"/>
-    <w:lsdException w:name="Grid Table 3 Accent 2" w:uiPriority="48"/>
-    <w:lsdException w:name="Grid Table 4 Accent 2" w:uiPriority="49"/>
-    <w:lsdException w:name="Grid Table 5 Dark Accent 2" w:uiPriority="50"/>
-    <w:lsdException w:name="Grid Table 6 Colorful Accent 2" w:uiPriority="51"/>
-    <w:lsdException w:name="Grid Table 7 Colorful Accent 2" w:uiPriority="52"/>
-    <w:lsdException w:name="Grid Table 1 Light Accent 3" w:uiPriority="46"/>
-    <w:lsdException w:name="Grid Table 2 Accent 3" w:uiPriority="47"/>
-    <w:lsdException w:name="Grid Table 3 Accent 3" w:uiPriority="48"/>
-    <w:lsdException w:name="Grid Table 4 Accent 3" w:uiPriority="49"/>
-    <w:lsdException w:name="Grid Table 5 Dark Accent 3" w:uiPriority="50"/>
-    <w:lsdException w:name="Grid Table 6 Colorful Accent 3" w:uiPriority="51"/>
-    <w:lsdException w:name="Grid Table 7 Colorful Accent 3" w:uiPriority="52"/>
-    <w:lsdException w:name="Grid Table 1 Light Accent 4" w:uiPriority="46"/>
-    <w:lsdException w:name="Grid Table 2 Accent 4" w:uiPriority="47"/>
-    <w:lsdException w:name="Grid Table 3 Accent 4" w:uiPriority="48"/>
-    <w:lsdException w:name="Grid Table 4 Accent 4" w:uiPriority="49"/>
-    <w:lsdException w:name="Grid Table 5 Dark Accent 4" w:uiPriority="50"/>
-    <w:lsdException w:name="Grid Table 6 Colorful Accent 4" w:uiPriority="51"/>
-    <w:lsdException w:name="Grid Table 7 Colorful Accent 4" w:uiPriority="52"/>
-    <w:lsdException w:name="Grid Table 1 Light Accent 5" w:uiPriority="46"/>
-    <w:lsdException w:name="Grid Table 2 Accent 5" w:uiPriority="47"/>
-    <w:lsdException w:name="Grid Table 3 Accent 5" w:uiPriority="48"/>
-    <w:lsdException w:name="Grid Table 4 Accent 5" w:uiPriority="49"/>
-    <w:lsdException w:name="Grid Table 5 Dark Accent 5" w:uiPriority="50"/>
-    <w:lsdException w:name="Grid Table 6 Colorful Accent 5" w:uiPriority="51"/>
-    <w:lsdException w:name="Grid Table 7 Colorful Accent 5" w:uiPriority="52"/>
-    <w:lsdException w:name="Grid Table 1 Light Accent 6" w:uiPriority="46"/>
-    <w:lsdException w:name="Grid Table 2 Accent 6" w:uiPriority="47"/>
-    <w:lsdException w:name="Grid Table 3 Accent 6" w:uiPriority="48"/>
-    <w:lsdException w:name="Grid Table 4 Accent 6" w:uiPriority="49"/>
-    <w:lsdException w:name="Grid Table 5 Dark Accent 6" w:uiPriority="50"/>
-    <w:lsdException w:name="Grid Table 6 Colorful Accent 6" w:uiPriority="51"/>
-    <w:lsdException w:name="Grid Table 7 Colorful Accent 6" w:uiPriority="52"/>
-    <w:lsdException w:name="List Table 1 Light" w:uiPriority="46"/>
-    <w:lsdException w:name="List Table 2" w:uiPriority="47"/>
-    <w:lsdException w:name="List Table 3" w:uiPriority="48"/>
-    <w:lsdException w:name="List Table 4" w:uiPriority="49"/>
-    <w:lsdException w:name="List Table 5 Dark" w:uiPriority="50"/>
-    <w:lsdException w:name="List Table 6 Colorful" w:uiPriority="51"/>
-    <w:lsdException w:name="List Table 7 Colorful" w:uiPriority="52"/>
-    <w:lsdException w:name="List Table 1 Light Accent 1" w:uiPriority="46"/>
-    <w:lsdException w:name="List Table 2 Accent 1" w:uiPriority="47"/>
-    <w:lsdException w:name="List Table 3 Accent 1" w:uiPriority="48"/>
-    <w:lsdException w:name="List Table 4 Accent 1" w:uiPriority="49"/>
-    <w:lsdException w:name="List Table 5 Dark Accent 1" w:uiPriority="50"/>
-    <w:lsdException w:name="List Table 6 Colorful Accent 1" w:uiPriority="51"/>
-    <w:lsdException w:name="List Table 7 Colorful Accent 1" w:uiPriority="52"/>
-    <w:lsdException w:name="List Table 1 Light Accent 2" w:uiPriority="46"/>
-    <w:lsdException w:name="List Table 2 Accent 2" w:uiPriority="47"/>
-    <w:lsdException w:name="List Table 3 Accent 2" w:uiPriority="48"/>
-    <w:lsdException w:name="List Table 4 Accent 2" w:uiPriority="49"/>
-    <w:lsdException w:name="List Table 5 Dark Accent 2" w:uiPriority="50"/>
-    <w:lsdException w:name="List Table 6 Colorful Accent 2" w:uiPriority="51"/>
-    <w:lsdException w:name="List Table 7 Colorful Accent 2" w:uiPriority="52"/>
-    <w:lsdException w:name="List Table 1 Light Accent 3" w:uiPriority="46"/>
-    <w:lsdException w:name="List Table 2 Accent 3" w:uiPriority="47"/>
-    <w:lsdException w:name="List Table 3 Accent 3" w:uiPriority="48"/>
-    <w:lsdException w:name="List Table 4 Accent 3" w:uiPriority="49"/>
-    <w:lsdException w:name="List Table 5 Dark Accent 3" w:uiPriority="50"/>
-    <w:lsdException w:name="List Table 6 Colorful Accent 3" w:uiPriority="51"/>
-    <w:lsdException w:name="List Table 7 Colorful Accent 3" w:uiPriority="52"/>
-    <w:lsdException w:name="List Table 1 Light Accent 4" w:uiPriority="46"/>
-    <w:lsdException w:name="List Table 2 Accent 4" w:uiPriority="47"/>
-    <w:lsdException w:name="List Table 3 Accent 4" w:uiPriority="48"/>
-    <w:lsdException w:name="List Table 4 Accent 4" w:uiPriority="49"/>
-    <w:lsdException w:name="List Table 5 Dark Accent 4" w:uiPriority="50"/>
-    <w:lsdException w:name="List Table 6 Colorful Accent 4" w:uiPriority="51"/>
-    <w:lsdException w:name="List Table 7 Colorful Accent 4" w:uiPriority="52"/>
-    <w:lsdException w:name="List Table 1 Light Accent 5" w:uiPriority="46"/>
-    <w:lsdException w:name="List Table 2 Accent 5" w:uiPriority="47"/>
-    <w:lsdException w:name="List Table 3 Accent 5" w:uiPriority="48"/>
-    <w:lsdException w:name="List Table 4 Accent 5" w:uiPriority="49"/>
-    <w:lsdException w:name="List Table 5 Dark Accent 5" w:uiPriority="50"/>
-    <w:lsdException w:name="List Table 6 Colorful Accent 5" w:uiPriority="51"/>
-    <w:lsdException w:name="List Table 7 Colorful Accent 5" w:uiPriority="52"/>
-    <w:lsdException w:name="List Table 1 Light Accent 6" w:uiPriority="46"/>
-    <w:lsdException w:name="List Table 2 Accent 6" w:uiPriority="47"/>
-    <w:lsdException w:name="List Table 3 Accent 6" w:uiPriority="48"/>
-    <w:lsdException w:name="List Table 4 Accent 6" w:uiPriority="49"/>
-    <w:lsdException w:name="List Table 5 Dark Accent 6" w:uiPriority="50"/>
-    <w:lsdException w:name="List Table 6 Colorful Accent 6" w:uiPriority="51"/>
-    <w:lsdException w:name="List Table 7 Colorful Accent 6" w:uiPriority="52"/>
-    <w:lsdException w:name="Mention" w:semiHidden="1" w:unhideWhenUsed="1"/>
-    <w:lsdException w:name="Smart Hyperlink" w:semiHidden="1" w:unhideWhenUsed="1"/>
-    <w:lsdException w:name="Hashtag" w:semiHidden="1" w:unhideWhenUsed="1"/>
-    <w:lsdException w:name="Unresolved Mention" w:semiHidden="1" w:unhideWhenUsed="1"/>
-    <w:lsdException w:name="Smart Link" w:semiHidden="1" w:unhideWhenUsed="1"/>
+  <w:latentStyles w:defLockedState="0" w:defUIPriority="99" w:defSemiHidden="1" w:defUnhideWhenUsed="1" w:defQFormat="0" w:count="267">
+    <w:lsdException w:name="Normal" w:semiHidden="0" w:uiPriority="0" w:unhideWhenUsed="0" w:qFormat="1"/>
+    <w:lsdException w:name="heading 1" w:semiHidden="0" w:uiPriority="9" w:unhideWhenUsed="0" w:qFormat="1"/>
+    <w:lsdException w:name="heading 2" w:uiPriority="9" w:qFormat="1"/>
+    <w:lsdException w:name="heading 3" w:uiPriority="9" w:qFormat="1"/>
+    <w:lsdException w:name="heading 4" w:uiPriority="9" w:qFormat="1"/>
+    <w:lsdException w:name="heading 5" w:uiPriority="9" w:qFormat="1"/>
+    <w:lsdException w:name="heading 6" w:uiPriority="9" w:qFormat="1"/>
+    <w:lsdException w:name="heading 7" w:uiPriority="9" w:qFormat="1"/>
+    <w:lsdException w:name="heading 8" w:uiPriority="9" w:qFormat="1"/>
+    <w:lsdException w:name="heading 9" w:uiPriority="9" w:qFormat="1"/>
+    <w:lsdException w:name="toc 1" w:uiPriority="39"/>
+    <w:lsdException w:name="toc 2" w:uiPriority="39"/>
+    <w:lsdException w:name="toc 3" w:uiPriority="39"/>
+    <w:lsdException w:name="toc 4" w:uiPriority="39"/>
+    <w:lsdException w:name="toc 5" w:uiPriority="39"/>
+    <w:lsdException w:name="toc 6" w:uiPriority="39"/>
+    <w:lsdException w:name="toc 7" w:uiPriority="39"/>
+    <w:lsdException w:name="toc 8" w:uiPriority="39"/>
+    <w:lsdException w:name="toc 9" w:uiPriority="39"/>
+    <w:lsdException w:name="caption" w:uiPriority="35" w:qFormat="1"/>
+    <w:lsdException w:name="Title" w:semiHidden="0" w:uiPriority="10" w:unhideWhenUsed="0" w:qFormat="1"/>
+    <w:lsdException w:name="Default Paragraph Font" w:uiPriority="1"/>
+    <w:lsdException w:name="Subtitle" w:semiHidden="0" w:uiPriority="11" w:unhideWhenUsed="0" w:qFormat="1"/>
+    <w:lsdException w:name="Strong" w:semiHidden="0" w:uiPriority="22" w:unhideWhenUsed="0" w:qFormat="1"/>
+    <w:lsdException w:name="Emphasis" w:semiHidden="0" w:uiPriority="20" w:unhideWhenUsed="0" w:qFormat="1"/>
+    <w:lsdException w:name="Table Grid" w:semiHidden="0" w:uiPriority="39" w:unhideWhenUsed="0"/>
+    <w:lsdException w:name="Placeholder Text" w:unhideWhenUsed="0"/>
+    <w:lsdException w:name="No Spacing" w:semiHidden="0" w:uiPriority="1" w:unhideWhenUsed="0" w:qFormat="1"/>
+    <w:lsdException w:name="Light Shading" w:semiHidden="0" w:uiPriority="60" w:unhideWhenUsed="0"/>
+    <w:lsdException w:name="Light List" w:semiHidden="0" w:uiPriority="61" w:unhideWhenUsed="0"/>
+    <w:lsdException w:name="Light Grid" w:semiHidden="0" w:uiPriority="62" w:unhideWhenUsed="0"/>
+    <w:lsdException w:name="Medium Shading 1" w:semiHidden="0" w:uiPriority="63" w:unhideWhenUsed="0"/>
+    <w:lsdException w:name="Medium Shading 2" w:semiHidden="0" w:uiPriority="64" w:unhideWhenUsed="0"/>
+    <w:lsdException w:name="Medium List 1" w:semiHidden="0" w:uiPriority="65" w:unhideWhenUsed="0"/>
+    <w:lsdException w:name="Medium List 2" w:semiHidden="0" w:uiPriority="66" w:unhideWhenUsed="0"/>
+    <w:lsdException w:name="Medium Grid 1" w:semiHidden="0" w:uiPriority="67" w:unhideWhenUsed="0"/>
+    <w:lsdException w:name="Medium Grid 2" w:semiHidden="0" w:uiPriority="68" w:unhideWhenUsed="0"/>
+    <w:lsdException w:name="Medium Grid 3" w:semiHidden="0" w:uiPriority="69" w:unhideWhenUsed="0"/>
+    <w:lsdException w:name="Dark List" w:semiHidden="0" w:uiPriority="70" w:unhideWhenUsed="0"/>
+    <w:lsdException w:name="Colorful Shading" w:semiHidden="0" w:uiPriority="71" w:unhideWhenUsed="0"/>
+    <w:lsdException w:name="Colorful List" w:semiHidden="0" w:uiPriority="72" w:unhideWhenUsed="0"/>
+    <w:lsdException w:name="Colorful Grid" w:semiHidden="0" w:uiPriority="73" w:unhideWhenUsed="0"/>
+    <w:lsdException w:name="Light Shading Accent 1" w:semiHidden="0" w:uiPriority="60" w:unhideWhenUsed="0"/>
+    <w:lsdException w:name="Light List Accent 1" w:semiHidden="0" w:uiPriority="61" w:unhideWhenUsed="0"/>
+    <w:lsdException w:name="Light Grid Accent 1" w:semiHidden="0" w:uiPriority="62" w:unhideWhenUsed="0"/>
+    <w:lsdException w:name="Medium Shading 1 Accent 1" w:semiHidden="0" w:uiPriority="63" w:unhideWhenUsed="0"/>
+    <w:lsdException w:name="Medium Shading 2 Accent 1" w:semiHidden="0" w:uiPriority="64" w:unhideWhenUsed="0"/>
+    <w:lsdException w:name="Medium List 1 Accent 1" w:semiHidden="0" w:uiPriority="65" w:unhideWhenUsed="0"/>
+    <w:lsdException w:name="Revision" w:unhideWhenUsed="0"/>
+    <w:lsdException w:name="List Paragraph" w:semiHidden="0" w:uiPriority="34" w:unhideWhenUsed="0" w:qFormat="1"/>
+    <w:lsdException w:name="Quote" w:semiHidden="0" w:uiPriority="29" w:unhideWhenUsed="0" w:qFormat="1"/>
+    <w:lsdException w:name="Intense Quote" w:semiHidden="0" w:uiPriority="30" w:unhideWhenUsed="0" w:qFormat="1"/>
+    <w:lsdException w:name="Medium List 2 Accent 1" w:semiHidden="0" w:uiPriority="66" w:unhideWhenUsed="0"/>
+    <w:lsdException w:name="Medium Grid 1 Accent 1" w:semiHidden="0" w:uiPriority="67" w:unhideWhenUsed="0"/>
+    <w:lsdException w:name="Medium Grid 2 Accent 1" w:semiHidden="0" w:uiPriority="68" w:unhideWhenUsed="0"/>
+    <w:lsdException w:name="Medium Grid 3 Accent 1" w:semiHidden="0" w:uiPriority="69" w:unhideWhenUsed="0"/>
+    <w:lsdException w:name="Dark List Accent 1" w:semiHidden="0" w:uiPriority="70" w:unhideWhenUsed="0"/>
+    <w:lsdException w:name="Colorful Shading Accent 1" w:semiHidden="0" w:uiPriority="71" w:unhideWhenUsed="0"/>
+    <w:lsdException w:name="Colorful List Accent 1" w:semiHidden="0" w:uiPriority="72" w:unhideWhenUsed="0"/>
+    <w:lsdException w:name="Colorful Grid Accent 1" w:semiHidden="0" w:uiPriority="73" w:unhideWhenUsed="0"/>
+    <w:lsdException w:name="Light Shading Accent 2" w:semiHidden="0" w:uiPriority="60" w:unhideWhenUsed="0"/>
+    <w:lsdException w:name="Light List Accent 2" w:semiHidden="0" w:uiPriority="61" w:unhideWhenUsed="0"/>
+    <w:lsdException w:name="Light Grid Accent 2" w:semiHidden="0" w:uiPriority="62" w:unhideWhenUsed="0"/>
+    <w:lsdException w:name="Medium Shading 1 Accent 2" w:semiHidden="0" w:uiPriority="63" w:unhideWhenUsed="0"/>
+    <w:lsdException w:name="Medium Shading 2 Accent 2" w:semiHidden="0" w:uiPriority="64" w:unhideWhenUsed="0"/>
+    <w:lsdException w:name="Medium List 1 Accent 2" w:semiHidden="0" w:uiPriority="65" w:unhideWhenUsed="0"/>
+    <w:lsdException w:name="Medium List 2 Accent 2" w:semiHidden="0" w:uiPriority="66" w:unhideWhenUsed="0"/>
+    <w:lsdException w:name="Medium Grid 1 Accent 2" w:semiHidden="0" w:uiPriority="67" w:unhideWhenUsed="0"/>
+    <w:lsdException w:name="Medium Grid 2 Accent 2" w:semiHidden="0" w:uiPriority="68" w:unhideWhenUsed="0"/>
+    <w:lsdException w:name="Medium Grid 3 Accent 2" w:semiHidden="0" w:uiPriority="69" w:unhideWhenUsed="0"/>
+    <w:lsdException w:name="Dark List Accent 2" w:semiHidden="0" w:uiPriority="70" w:unhideWhenUsed="0"/>
+    <w:lsdException w:name="Colorful Shading Accent 2" w:semiHidden="0" w:uiPriority="71" w:unhideWhenUsed="0"/>
+    <w:lsdException w:name="Colorful List Accent 2" w:semiHidden="0" w:uiPriority="72" w:unhideWhenUsed="0"/>
+    <w:lsdException w:name="Colorful Grid Accent 2" w:semiHidden="0" w:uiPriority="73" w:unhideWhenUsed="0"/>
+    <w:lsdException w:name="Light Shading Accent 3" w:semiHidden="0" w:uiPriority="60" w:unhideWhenUsed="0"/>
+    <w:lsdException w:name="Light List Accent 3" w:semiHidden="0" w:uiPriority="61" w:unhideWhenUsed="0"/>
+    <w:lsdException w:name="Light Grid Accent 3" w:semiHidden="0" w:uiPriority="62" w:unhideWhenUsed="0"/>
+    <w:lsdException w:name="Medium Shading 1 Accent 3" w:semiHidden="0" w:uiPriority="63" w:unhideWhenUsed="0"/>
+    <w:lsdException w:name="Medium Shading 2 Accent 3" w:semiHidden="0" w:uiPriority="64" w:unhideWhenUsed="0"/>
+    <w:lsdException w:name="Medium List 1 Accent 3" w:semiHidden="0" w:uiPriority="65" w:unhideWhenUsed="0"/>
+    <w:lsdException w:name="Medium List 2 Accent 3" w:semiHidden="0" w:uiPriority="66" w:unhideWhenUsed="0"/>
+    <w:lsdException w:name="Medium Grid 1 Accent 3" w:semiHidden="0" w:uiPriority="67" w:unhideWhenUsed="0"/>
+    <w:lsdException w:name="Medium Grid 2 Accent 3" w:semiHidden="0" w:uiPriority="68" w:unhideWhenUsed="0"/>
+    <w:lsdException w:name="Medium Grid 3 Accent 3" w:semiHidden="0" w:uiPriority="69" w:unhideWhenUsed="0"/>
+    <w:lsdException w:name="Dark List Accent 3" w:semiHidden="0" w:uiPriority="70" w:unhideWhenUsed="0"/>
+    <w:lsdException w:name="Colorful Shading Accent 3" w:semiHidden="0" w:uiPriority="71" w:unhideWhenUsed="0"/>
+    <w:lsdException w:name="Colorful List Accent 3" w:semiHidden="0" w:uiPriority="72" w:unhideWhenUsed="0"/>
+    <w:lsdException w:name="Colorful Grid Accent 3" w:semiHidden="0" w:uiPriority="73" w:unhideWhenUsed="0"/>
+    <w:lsdException w:name="Light Shading Accent 4" w:semiHidden="0" w:uiPriority="60" w:unhideWhenUsed="0"/>
+    <w:lsdException w:name="Light List Accent 4" w:semiHidden="0" w:uiPriority="61" w:unhideWhenUsed="0"/>
+    <w:lsdException w:name="Light Grid Accent 4" w:semiHidden="0" w:uiPriority="62" w:unhideWhenUsed="0"/>
+    <w:lsdException w:name="Medium Shading 1 Accent 4" w:semiHidden="0" w:uiPriority="63" w:unhideWhenUsed="0"/>
+    <w:lsdException w:name="Medium Shading 2 Accent 4" w:semiHidden="0" w:uiPriority="64" w:unhideWhenUsed="0"/>
+    <w:lsdException w:name="Medium List 1 Accent 4" w:semiHidden="0" w:uiPriority="65" w:unhideWhenUsed="0"/>
+    <w:lsdException w:name="Medium List 2 Accent 4" w:semiHidden="0" w:uiPriority="66" w:unhideWhenUsed="0"/>
+    <w:lsdException w:name="Medium Grid 1 Accent 4" w:semiHidden="0" w:uiPriority="67" w:unhideWhenUsed="0"/>
+    <w:lsdException w:name="Medium Grid 2 Accent 4" w:semiHidden="0" w:uiPriority="68" w:unhideWhenUsed="0"/>
+    <w:lsdException w:name="Medium Grid 3 Accent 4" w:semiHidden="0" w:uiPriority="69" w:unhideWhenUsed="0"/>
+    <w:lsdException w:name="Dark List Accent 4" w:semiHidden="0" w:uiPriority="70" w:unhideWhenUsed="0"/>
+    <w:lsdException w:name="Colorful Shading Accent 4" w:semiHidden="0" w:uiPriority="71" w:unhideWhenUsed="0"/>
+    <w:lsdException w:name="Colorful List Accent 4" w:semiHidden="0" w:uiPriority="72" w:unhideWhenUsed="0"/>
+    <w:lsdException w:name="Colorful Grid Accent 4" w:semiHidden="0" w:uiPriority="73" w:unhideWhenUsed="0"/>
+    <w:lsdException w:name="Light Shading Accent 5" w:semiHidden="0" w:uiPriority="60" w:unhideWhenUsed="0"/>
+    <w:lsdException w:name="Light List Accent 5" w:semiHidden="0" w:uiPriority="61" w:unhideWhenUsed="0"/>
+    <w:lsdException w:name="Light Grid Accent 5" w:semiHidden="0" w:uiPriority="62" w:unhideWhenUsed="0"/>
+    <w:lsdException w:name="Medium Shading 1 Accent 5" w:semiHidden="0" w:uiPriority="63" w:unhideWhenUsed="0"/>
+    <w:lsdException w:name="Medium Shading 2 Accent 5" w:semiHidden="0" w:uiPriority="64" w:unhideWhenUsed="0"/>
+    <w:lsdException w:name="Medium List 1 Accent 5" w:semiHidden="0" w:uiPriority="65" w:unhideWhenUsed="0"/>
+    <w:lsdException w:name="Medium List 2 Accent 5" w:semiHidden="0" w:uiPriority="66" w:unhideWhenUsed="0"/>
+    <w:lsdException w:name="Medium Grid 1 Accent 5" w:semiHidden="0" w:uiPriority="67" w:unhideWhenUsed="0"/>
+    <w:lsdException w:name="Medium Grid 2 Accent 5" w:semiHidden="0" w:uiPriority="68" w:unhideWhenUsed="0"/>
+    <w:lsdException w:name="Medium Grid 3 Accent 5" w:semiHidden="0" w:uiPriority="69" w:unhideWhenUsed="0"/>
+    <w:lsdException w:name="Dark List Accent 5" w:semiHidden="0" w:uiPriority="70" w:unhideWhenUsed="0"/>
+    <w:lsdException w:name="Colorful Shading Accent 5" w:semiHidden="0" w:uiPriority="71" w:unhideWhenUsed="0"/>
+    <w:lsdException w:name="Colorful List Accent 5" w:semiHidden="0" w:uiPriority="72" w:unhideWhenUsed="0"/>
+    <w:lsdException w:name="Colorful Grid Accent 5" w:semiHidden="0" w:uiPriority="73" w:unhideWhenUsed="0"/>
+    <w:lsdException w:name="Light Shading Accent 6" w:semiHidden="0" w:uiPriority="60" w:unhideWhenUsed="0"/>
+    <w:lsdException w:name="Light List Accent 6" w:semiHidden="0" w:uiPriority="61" w:unhideWhenUsed="0"/>
+    <w:lsdException w:name="Light Grid Accent 6" w:semiHidden="0" w:uiPriority="62" w:unhideWhenUsed="0"/>
+    <w:lsdException w:name="Medium Shading 1 Accent 6" w:semiHidden="0" w:uiPriority="63" w:unhideWhenUsed="0"/>
+    <w:lsdException w:name="Medium Shading 2 Accent 6" w:semiHidden="0" w:uiPriority="64" w:unhideWhenUsed="0"/>
+    <w:lsdException w:name="Medium List 1 Accent 6" w:semiHidden="0" w:uiPriority="65" w:unhideWhenUsed="0"/>
+    <w:lsdException w:name="Medium List 2 Accent 6" w:semiHidden="0" w:uiPriority="66" w:unhideWhenUsed="0"/>
+    <w:lsdException w:name="Medium Grid 1 Accent 6" w:semiHidden="0" w:uiPriority="67" w:unhideWhenUsed="0"/>
+    <w:lsdException w:name="Medium Grid 2 Accent 6" w:semiHidden="0" w:uiPriority="68" w:unhideWhenUsed="0"/>
+    <w:lsdException w:name="Medium Grid 3 Accent 6" w:semiHidden="0" w:uiPriority="69" w:unhideWhenUsed="0"/>
+    <w:lsdException w:name="Dark List Accent 6" w:semiHidden="0" w:uiPriority="70" w:unhideWhenUsed="0"/>
+    <w:lsdException w:name="Colorful Shading Accent 6" w:semiHidden="0" w:uiPriority="71" w:unhideWhenUsed="0"/>
+    <w:lsdException w:name="Colorful List Accent 6" w:semiHidden="0" w:uiPriority="72" w:unhideWhenUsed="0"/>
+    <w:lsdException w:name="Colorful Grid Accent 6" w:semiHidden="0" w:uiPriority="73" w:unhideWhenUsed="0"/>
+    <w:lsdException w:name="Subtle Emphasis" w:semiHidden="0" w:uiPriority="19" w:unhideWhenUsed="0" w:qFormat="1"/>
+    <w:lsdException w:name="Intense Emphasis" w:semiHidden="0" w:uiPriority="21" w:unhideWhenUsed="0" w:qFormat="1"/>
+    <w:lsdException w:name="Subtle Reference" w:semiHidden="0" w:uiPriority="31" w:unhideWhenUsed="0" w:qFormat="1"/>
+    <w:lsdException w:name="Intense Reference" w:semiHidden="0" w:uiPriority="32" w:unhideWhenUsed="0" w:qFormat="1"/>
+    <w:lsdException w:name="Book Title" w:semiHidden="0" w:uiPriority="33" w:unhideWhenUsed="0" w:qFormat="1"/>
+    <w:lsdException w:name="Bibliography" w:uiPriority="37"/>
+    <w:lsdException w:name="TOC Heading" w:uiPriority="39" w:qFormat="1"/>
   </w:latentStyles>
   <w:style w:type="paragraph" w:default="1" w:styleId="Normal">
     <w:name w:val="Normal"/>
@@ -5456,6 +6922,7 @@
   <w:style w:type="character" w:default="1" w:styleId="DefaultParagraphFont">
     <w:name w:val="Default Paragraph Font"/>
     <w:uiPriority w:val="1"/>
+    <w:semiHidden/>
     <w:unhideWhenUsed/>
   </w:style>
   <w:style w:type="table" w:default="1" w:styleId="TableNormal">
@@ -5897,6 +7364,921 @@
     <w:link w:val="NoSpacing"/>
     <w:uiPriority w:val="1"/>
     <w:rsid w:val="00921C15"/>
+  </w:style>
+  <w:style w:type="paragraph" w:styleId="BalloonText">
+    <w:name w:val="Balloon Text"/>
+    <w:basedOn w:val="Normal"/>
+    <w:link w:val="BalloonTextChar"/>
+    <w:uiPriority w:val="99"/>
+    <w:semiHidden/>
+    <w:unhideWhenUsed/>
+    <w:rsid w:val="007D719A"/>
+    <w:pPr>
+      <w:spacing w:after="0" w:line="240" w:lineRule="auto"/>
+    </w:pPr>
+    <w:rPr>
+      <w:rFonts w:ascii="Tahoma" w:hAnsi="Tahoma" w:cs="Tahoma"/>
+      <w:sz w:val="16"/>
+      <w:szCs w:val="16"/>
+    </w:rPr>
+  </w:style>
+  <w:style w:type="character" w:customStyle="1" w:styleId="BalloonTextChar">
+    <w:name w:val="Balloon Text Char"/>
+    <w:basedOn w:val="DefaultParagraphFont"/>
+    <w:link w:val="BalloonText"/>
+    <w:uiPriority w:val="99"/>
+    <w:semiHidden/>
+    <w:rsid w:val="007D719A"/>
+    <w:rPr>
+      <w:rFonts w:ascii="Tahoma" w:hAnsi="Tahoma" w:cs="Tahoma"/>
+      <w:sz w:val="16"/>
+      <w:szCs w:val="16"/>
+    </w:rPr>
+  </w:style>
+  <w:style w:type="paragraph" w:styleId="NormalWeb">
+    <w:name w:val="Normal (Web)"/>
+    <w:basedOn w:val="Normal"/>
+    <w:uiPriority w:val="99"/>
+    <w:semiHidden/>
+    <w:unhideWhenUsed/>
+    <w:rsid w:val="007D719A"/>
+    <w:pPr>
+      <w:spacing w:before="100" w:beforeAutospacing="1" w:after="100" w:afterAutospacing="1" w:line="240" w:lineRule="auto"/>
+    </w:pPr>
+    <w:rPr>
+      <w:rFonts w:ascii="Times New Roman" w:eastAsia="Times New Roman" w:hAnsi="Times New Roman" w:cs="Times New Roman"/>
+      <w:sz w:val="24"/>
+      <w:szCs w:val="24"/>
+      <w:lang w:eastAsia="en-IN"/>
+    </w:rPr>
+  </w:style>
+</w:styles>
+</file>
+
+<file path=word/stylesWithEffects.xml><?xml version="1.0" encoding="utf-8"?>
+<w:styles xmlns:wpc="http://schemas.microsoft.com/office/word/2010/wordprocessingCanvas" xmlns:mc="http://schemas.openxmlformats.org/markup-compatibility/2006" xmlns:o="urn:schemas-microsoft-com:office:office" xmlns:r="http://schemas.openxmlformats.org/officeDocument/2006/relationships" xmlns:m="http://schemas.openxmlformats.org/officeDocument/2006/math" xmlns:v="urn:schemas-microsoft-com:vml" xmlns:wp14="http://schemas.microsoft.com/office/word/2010/wordprocessingDrawing" xmlns:wp="http://schemas.openxmlformats.org/drawingml/2006/wordprocessingDrawing" xmlns:w10="urn:schemas-microsoft-com:office:word" xmlns:w="http://schemas.openxmlformats.org/wordprocessingml/2006/main" xmlns:w14="http://schemas.microsoft.com/office/word/2010/wordml" xmlns:wpg="http://schemas.microsoft.com/office/word/2010/wordprocessingGroup" xmlns:wpi="http://schemas.microsoft.com/office/word/2010/wordprocessingInk" xmlns:wne="http://schemas.microsoft.com/office/word/2006/wordml" xmlns:wps="http://schemas.microsoft.com/office/word/2010/wordprocessingShape" mc:Ignorable="w14 wp14">
+  <w:docDefaults>
+    <w:rPrDefault>
+      <w:rPr>
+        <w:rFonts w:asciiTheme="minorHAnsi" w:eastAsiaTheme="minorEastAsia" w:hAnsiTheme="minorHAnsi" w:cstheme="minorBidi"/>
+        <w:sz w:val="22"/>
+        <w:szCs w:val="22"/>
+        <w:lang w:val="en-IN" w:eastAsia="en-US" w:bidi="ar-SA"/>
+      </w:rPr>
+    </w:rPrDefault>
+    <w:pPrDefault>
+      <w:pPr>
+        <w:spacing w:after="200" w:line="276" w:lineRule="auto"/>
+      </w:pPr>
+    </w:pPrDefault>
+  </w:docDefaults>
+  <w:latentStyles w:defLockedState="0" w:defUIPriority="99" w:defSemiHidden="1" w:defUnhideWhenUsed="1" w:defQFormat="0" w:count="267">
+    <w:lsdException w:name="Normal" w:semiHidden="0" w:uiPriority="0" w:unhideWhenUsed="0" w:qFormat="1"/>
+    <w:lsdException w:name="heading 1" w:semiHidden="0" w:uiPriority="9" w:unhideWhenUsed="0" w:qFormat="1"/>
+    <w:lsdException w:name="heading 2" w:uiPriority="9" w:qFormat="1"/>
+    <w:lsdException w:name="heading 3" w:uiPriority="9" w:qFormat="1"/>
+    <w:lsdException w:name="heading 4" w:uiPriority="9" w:qFormat="1"/>
+    <w:lsdException w:name="heading 5" w:uiPriority="9" w:qFormat="1"/>
+    <w:lsdException w:name="heading 6" w:uiPriority="9" w:qFormat="1"/>
+    <w:lsdException w:name="heading 7" w:uiPriority="9" w:qFormat="1"/>
+    <w:lsdException w:name="heading 8" w:uiPriority="9" w:qFormat="1"/>
+    <w:lsdException w:name="heading 9" w:uiPriority="9" w:qFormat="1"/>
+    <w:lsdException w:name="toc 1" w:uiPriority="39"/>
+    <w:lsdException w:name="toc 2" w:uiPriority="39"/>
+    <w:lsdException w:name="toc 3" w:uiPriority="39"/>
+    <w:lsdException w:name="toc 4" w:uiPriority="39"/>
+    <w:lsdException w:name="toc 5" w:uiPriority="39"/>
+    <w:lsdException w:name="toc 6" w:uiPriority="39"/>
+    <w:lsdException w:name="toc 7" w:uiPriority="39"/>
+    <w:lsdException w:name="toc 8" w:uiPriority="39"/>
+    <w:lsdException w:name="toc 9" w:uiPriority="39"/>
+    <w:lsdException w:name="caption" w:uiPriority="35" w:qFormat="1"/>
+    <w:lsdException w:name="Title" w:semiHidden="0" w:uiPriority="10" w:unhideWhenUsed="0" w:qFormat="1"/>
+    <w:lsdException w:name="Default Paragraph Font" w:uiPriority="1"/>
+    <w:lsdException w:name="Subtitle" w:semiHidden="0" w:uiPriority="11" w:unhideWhenUsed="0" w:qFormat="1"/>
+    <w:lsdException w:name="Strong" w:semiHidden="0" w:uiPriority="22" w:unhideWhenUsed="0" w:qFormat="1"/>
+    <w:lsdException w:name="Emphasis" w:semiHidden="0" w:uiPriority="20" w:unhideWhenUsed="0" w:qFormat="1"/>
+    <w:lsdException w:name="Table Grid" w:semiHidden="0" w:uiPriority="39" w:unhideWhenUsed="0"/>
+    <w:lsdException w:name="Placeholder Text" w:unhideWhenUsed="0"/>
+    <w:lsdException w:name="No Spacing" w:semiHidden="0" w:uiPriority="1" w:unhideWhenUsed="0" w:qFormat="1"/>
+    <w:lsdException w:name="Light Shading" w:semiHidden="0" w:uiPriority="60" w:unhideWhenUsed="0"/>
+    <w:lsdException w:name="Light List" w:semiHidden="0" w:uiPriority="61" w:unhideWhenUsed="0"/>
+    <w:lsdException w:name="Light Grid" w:semiHidden="0" w:uiPriority="62" w:unhideWhenUsed="0"/>
+    <w:lsdException w:name="Medium Shading 1" w:semiHidden="0" w:uiPriority="63" w:unhideWhenUsed="0"/>
+    <w:lsdException w:name="Medium Shading 2" w:semiHidden="0" w:uiPriority="64" w:unhideWhenUsed="0"/>
+    <w:lsdException w:name="Medium List 1" w:semiHidden="0" w:uiPriority="65" w:unhideWhenUsed="0"/>
+    <w:lsdException w:name="Medium List 2" w:semiHidden="0" w:uiPriority="66" w:unhideWhenUsed="0"/>
+    <w:lsdException w:name="Medium Grid 1" w:semiHidden="0" w:uiPriority="67" w:unhideWhenUsed="0"/>
+    <w:lsdException w:name="Medium Grid 2" w:semiHidden="0" w:uiPriority="68" w:unhideWhenUsed="0"/>
+    <w:lsdException w:name="Medium Grid 3" w:semiHidden="0" w:uiPriority="69" w:unhideWhenUsed="0"/>
+    <w:lsdException w:name="Dark List" w:semiHidden="0" w:uiPriority="70" w:unhideWhenUsed="0"/>
+    <w:lsdException w:name="Colorful Shading" w:semiHidden="0" w:uiPriority="71" w:unhideWhenUsed="0"/>
+    <w:lsdException w:name="Colorful List" w:semiHidden="0" w:uiPriority="72" w:unhideWhenUsed="0"/>
+    <w:lsdException w:name="Colorful Grid" w:semiHidden="0" w:uiPriority="73" w:unhideWhenUsed="0"/>
+    <w:lsdException w:name="Light Shading Accent 1" w:semiHidden="0" w:uiPriority="60" w:unhideWhenUsed="0"/>
+    <w:lsdException w:name="Light List Accent 1" w:semiHidden="0" w:uiPriority="61" w:unhideWhenUsed="0"/>
+    <w:lsdException w:name="Light Grid Accent 1" w:semiHidden="0" w:uiPriority="62" w:unhideWhenUsed="0"/>
+    <w:lsdException w:name="Medium Shading 1 Accent 1" w:semiHidden="0" w:uiPriority="63" w:unhideWhenUsed="0"/>
+    <w:lsdException w:name="Medium Shading 2 Accent 1" w:semiHidden="0" w:uiPriority="64" w:unhideWhenUsed="0"/>
+    <w:lsdException w:name="Medium List 1 Accent 1" w:semiHidden="0" w:uiPriority="65" w:unhideWhenUsed="0"/>
+    <w:lsdException w:name="Revision" w:unhideWhenUsed="0"/>
+    <w:lsdException w:name="List Paragraph" w:semiHidden="0" w:uiPriority="34" w:unhideWhenUsed="0" w:qFormat="1"/>
+    <w:lsdException w:name="Quote" w:semiHidden="0" w:uiPriority="29" w:unhideWhenUsed="0" w:qFormat="1"/>
+    <w:lsdException w:name="Intense Quote" w:semiHidden="0" w:uiPriority="30" w:unhideWhenUsed="0" w:qFormat="1"/>
+    <w:lsdException w:name="Medium List 2 Accent 1" w:semiHidden="0" w:uiPriority="66" w:unhideWhenUsed="0"/>
+    <w:lsdException w:name="Medium Grid 1 Accent 1" w:semiHidden="0" w:uiPriority="67" w:unhideWhenUsed="0"/>
+    <w:lsdException w:name="Medium Grid 2 Accent 1" w:semiHidden="0" w:uiPriority="68" w:unhideWhenUsed="0"/>
+    <w:lsdException w:name="Medium Grid 3 Accent 1" w:semiHidden="0" w:uiPriority="69" w:unhideWhenUsed="0"/>
+    <w:lsdException w:name="Dark List Accent 1" w:semiHidden="0" w:uiPriority="70" w:unhideWhenUsed="0"/>
+    <w:lsdException w:name="Colorful Shading Accent 1" w:semiHidden="0" w:uiPriority="71" w:unhideWhenUsed="0"/>
+    <w:lsdException w:name="Colorful List Accent 1" w:semiHidden="0" w:uiPriority="72" w:unhideWhenUsed="0"/>
+    <w:lsdException w:name="Colorful Grid Accent 1" w:semiHidden="0" w:uiPriority="73" w:unhideWhenUsed="0"/>
+    <w:lsdException w:name="Light Shading Accent 2" w:semiHidden="0" w:uiPriority="60" w:unhideWhenUsed="0"/>
+    <w:lsdException w:name="Light List Accent 2" w:semiHidden="0" w:uiPriority="61" w:unhideWhenUsed="0"/>
+    <w:lsdException w:name="Light Grid Accent 2" w:semiHidden="0" w:uiPriority="62" w:unhideWhenUsed="0"/>
+    <w:lsdException w:name="Medium Shading 1 Accent 2" w:semiHidden="0" w:uiPriority="63" w:unhideWhenUsed="0"/>
+    <w:lsdException w:name="Medium Shading 2 Accent 2" w:semiHidden="0" w:uiPriority="64" w:unhideWhenUsed="0"/>
+    <w:lsdException w:name="Medium List 1 Accent 2" w:semiHidden="0" w:uiPriority="65" w:unhideWhenUsed="0"/>
+    <w:lsdException w:name="Medium List 2 Accent 2" w:semiHidden="0" w:uiPriority="66" w:unhideWhenUsed="0"/>
+    <w:lsdException w:name="Medium Grid 1 Accent 2" w:semiHidden="0" w:uiPriority="67" w:unhideWhenUsed="0"/>
+    <w:lsdException w:name="Medium Grid 2 Accent 2" w:semiHidden="0" w:uiPriority="68" w:unhideWhenUsed="0"/>
+    <w:lsdException w:name="Medium Grid 3 Accent 2" w:semiHidden="0" w:uiPriority="69" w:unhideWhenUsed="0"/>
+    <w:lsdException w:name="Dark List Accent 2" w:semiHidden="0" w:uiPriority="70" w:unhideWhenUsed="0"/>
+    <w:lsdException w:name="Colorful Shading Accent 2" w:semiHidden="0" w:uiPriority="71" w:unhideWhenUsed="0"/>
+    <w:lsdException w:name="Colorful List Accent 2" w:semiHidden="0" w:uiPriority="72" w:unhideWhenUsed="0"/>
+    <w:lsdException w:name="Colorful Grid Accent 2" w:semiHidden="0" w:uiPriority="73" w:unhideWhenUsed="0"/>
+    <w:lsdException w:name="Light Shading Accent 3" w:semiHidden="0" w:uiPriority="60" w:unhideWhenUsed="0"/>
+    <w:lsdException w:name="Light List Accent 3" w:semiHidden="0" w:uiPriority="61" w:unhideWhenUsed="0"/>
+    <w:lsdException w:name="Light Grid Accent 3" w:semiHidden="0" w:uiPriority="62" w:unhideWhenUsed="0"/>
+    <w:lsdException w:name="Medium Shading 1 Accent 3" w:semiHidden="0" w:uiPriority="63" w:unhideWhenUsed="0"/>
+    <w:lsdException w:name="Medium Shading 2 Accent 3" w:semiHidden="0" w:uiPriority="64" w:unhideWhenUsed="0"/>
+    <w:lsdException w:name="Medium List 1 Accent 3" w:semiHidden="0" w:uiPriority="65" w:unhideWhenUsed="0"/>
+    <w:lsdException w:name="Medium List 2 Accent 3" w:semiHidden="0" w:uiPriority="66" w:unhideWhenUsed="0"/>
+    <w:lsdException w:name="Medium Grid 1 Accent 3" w:semiHidden="0" w:uiPriority="67" w:unhideWhenUsed="0"/>
+    <w:lsdException w:name="Medium Grid 2 Accent 3" w:semiHidden="0" w:uiPriority="68" w:unhideWhenUsed="0"/>
+    <w:lsdException w:name="Medium Grid 3 Accent 3" w:semiHidden="0" w:uiPriority="69" w:unhideWhenUsed="0"/>
+    <w:lsdException w:name="Dark List Accent 3" w:semiHidden="0" w:uiPriority="70" w:unhideWhenUsed="0"/>
+    <w:lsdException w:name="Colorful Shading Accent 3" w:semiHidden="0" w:uiPriority="71" w:unhideWhenUsed="0"/>
+    <w:lsdException w:name="Colorful List Accent 3" w:semiHidden="0" w:uiPriority="72" w:unhideWhenUsed="0"/>
+    <w:lsdException w:name="Colorful Grid Accent 3" w:semiHidden="0" w:uiPriority="73" w:unhideWhenUsed="0"/>
+    <w:lsdException w:name="Light Shading Accent 4" w:semiHidden="0" w:uiPriority="60" w:unhideWhenUsed="0"/>
+    <w:lsdException w:name="Light List Accent 4" w:semiHidden="0" w:uiPriority="61" w:unhideWhenUsed="0"/>
+    <w:lsdException w:name="Light Grid Accent 4" w:semiHidden="0" w:uiPriority="62" w:unhideWhenUsed="0"/>
+    <w:lsdException w:name="Medium Shading 1 Accent 4" w:semiHidden="0" w:uiPriority="63" w:unhideWhenUsed="0"/>
+    <w:lsdException w:name="Medium Shading 2 Accent 4" w:semiHidden="0" w:uiPriority="64" w:unhideWhenUsed="0"/>
+    <w:lsdException w:name="Medium List 1 Accent 4" w:semiHidden="0" w:uiPriority="65" w:unhideWhenUsed="0"/>
+    <w:lsdException w:name="Medium List 2 Accent 4" w:semiHidden="0" w:uiPriority="66" w:unhideWhenUsed="0"/>
+    <w:lsdException w:name="Medium Grid 1 Accent 4" w:semiHidden="0" w:uiPriority="67" w:unhideWhenUsed="0"/>
+    <w:lsdException w:name="Medium Grid 2 Accent 4" w:semiHidden="0" w:uiPriority="68" w:unhideWhenUsed="0"/>
+    <w:lsdException w:name="Medium Grid 3 Accent 4" w:semiHidden="0" w:uiPriority="69" w:unhideWhenUsed="0"/>
+    <w:lsdException w:name="Dark List Accent 4" w:semiHidden="0" w:uiPriority="70" w:unhideWhenUsed="0"/>
+    <w:lsdException w:name="Colorful Shading Accent 4" w:semiHidden="0" w:uiPriority="71" w:unhideWhenUsed="0"/>
+    <w:lsdException w:name="Colorful List Accent 4" w:semiHidden="0" w:uiPriority="72" w:unhideWhenUsed="0"/>
+    <w:lsdException w:name="Colorful Grid Accent 4" w:semiHidden="0" w:uiPriority="73" w:unhideWhenUsed="0"/>
+    <w:lsdException w:name="Light Shading Accent 5" w:semiHidden="0" w:uiPriority="60" w:unhideWhenUsed="0"/>
+    <w:lsdException w:name="Light List Accent 5" w:semiHidden="0" w:uiPriority="61" w:unhideWhenUsed="0"/>
+    <w:lsdException w:name="Light Grid Accent 5" w:semiHidden="0" w:uiPriority="62" w:unhideWhenUsed="0"/>
+    <w:lsdException w:name="Medium Shading 1 Accent 5" w:semiHidden="0" w:uiPriority="63" w:unhideWhenUsed="0"/>
+    <w:lsdException w:name="Medium Shading 2 Accent 5" w:semiHidden="0" w:uiPriority="64" w:unhideWhenUsed="0"/>
+    <w:lsdException w:name="Medium List 1 Accent 5" w:semiHidden="0" w:uiPriority="65" w:unhideWhenUsed="0"/>
+    <w:lsdException w:name="Medium List 2 Accent 5" w:semiHidden="0" w:uiPriority="66" w:unhideWhenUsed="0"/>
+    <w:lsdException w:name="Medium Grid 1 Accent 5" w:semiHidden="0" w:uiPriority="67" w:unhideWhenUsed="0"/>
+    <w:lsdException w:name="Medium Grid 2 Accent 5" w:semiHidden="0" w:uiPriority="68" w:unhideWhenUsed="0"/>
+    <w:lsdException w:name="Medium Grid 3 Accent 5" w:semiHidden="0" w:uiPriority="69" w:unhideWhenUsed="0"/>
+    <w:lsdException w:name="Dark List Accent 5" w:semiHidden="0" w:uiPriority="70" w:unhideWhenUsed="0"/>
+    <w:lsdException w:name="Colorful Shading Accent 5" w:semiHidden="0" w:uiPriority="71" w:unhideWhenUsed="0"/>
+    <w:lsdException w:name="Colorful List Accent 5" w:semiHidden="0" w:uiPriority="72" w:unhideWhenUsed="0"/>
+    <w:lsdException w:name="Colorful Grid Accent 5" w:semiHidden="0" w:uiPriority="73" w:unhideWhenUsed="0"/>
+    <w:lsdException w:name="Light Shading Accent 6" w:semiHidden="0" w:uiPriority="60" w:unhideWhenUsed="0"/>
+    <w:lsdException w:name="Light List Accent 6" w:semiHidden="0" w:uiPriority="61" w:unhideWhenUsed="0"/>
+    <w:lsdException w:name="Light Grid Accent 6" w:semiHidden="0" w:uiPriority="62" w:unhideWhenUsed="0"/>
+    <w:lsdException w:name="Medium Shading 1 Accent 6" w:semiHidden="0" w:uiPriority="63" w:unhideWhenUsed="0"/>
+    <w:lsdException w:name="Medium Shading 2 Accent 6" w:semiHidden="0" w:uiPriority="64" w:unhideWhenUsed="0"/>
+    <w:lsdException w:name="Medium List 1 Accent 6" w:semiHidden="0" w:uiPriority="65" w:unhideWhenUsed="0"/>
+    <w:lsdException w:name="Medium List 2 Accent 6" w:semiHidden="0" w:uiPriority="66" w:unhideWhenUsed="0"/>
+    <w:lsdException w:name="Medium Grid 1 Accent 6" w:semiHidden="0" w:uiPriority="67" w:unhideWhenUsed="0"/>
+    <w:lsdException w:name="Medium Grid 2 Accent 6" w:semiHidden="0" w:uiPriority="68" w:unhideWhenUsed="0"/>
+    <w:lsdException w:name="Medium Grid 3 Accent 6" w:semiHidden="0" w:uiPriority="69" w:unhideWhenUsed="0"/>
+    <w:lsdException w:name="Dark List Accent 6" w:semiHidden="0" w:uiPriority="70" w:unhideWhenUsed="0"/>
+    <w:lsdException w:name="Colorful Shading Accent 6" w:semiHidden="0" w:uiPriority="71" w:unhideWhenUsed="0"/>
+    <w:lsdException w:name="Colorful List Accent 6" w:semiHidden="0" w:uiPriority="72" w:unhideWhenUsed="0"/>
+    <w:lsdException w:name="Colorful Grid Accent 6" w:semiHidden="0" w:uiPriority="73" w:unhideWhenUsed="0"/>
+    <w:lsdException w:name="Subtle Emphasis" w:semiHidden="0" w:uiPriority="19" w:unhideWhenUsed="0" w:qFormat="1"/>
+    <w:lsdException w:name="Intense Emphasis" w:semiHidden="0" w:uiPriority="21" w:unhideWhenUsed="0" w:qFormat="1"/>
+    <w:lsdException w:name="Subtle Reference" w:semiHidden="0" w:uiPriority="31" w:unhideWhenUsed="0" w:qFormat="1"/>
+    <w:lsdException w:name="Intense Reference" w:semiHidden="0" w:uiPriority="32" w:unhideWhenUsed="0" w:qFormat="1"/>
+    <w:lsdException w:name="Book Title" w:semiHidden="0" w:uiPriority="33" w:unhideWhenUsed="0" w:qFormat="1"/>
+    <w:lsdException w:name="Bibliography" w:uiPriority="37"/>
+    <w:lsdException w:name="TOC Heading" w:uiPriority="39" w:qFormat="1"/>
+  </w:latentStyles>
+  <w:style w:type="paragraph" w:default="1" w:styleId="Normal">
+    <w:name w:val="Normal"/>
+    <w:qFormat/>
+    <w:rsid w:val="00C23505"/>
+  </w:style>
+  <w:style w:type="paragraph" w:styleId="Heading1">
+    <w:name w:val="heading 1"/>
+    <w:basedOn w:val="Normal"/>
+    <w:next w:val="Normal"/>
+    <w:link w:val="Heading1Char"/>
+    <w:uiPriority w:val="9"/>
+    <w:qFormat/>
+    <w:rsid w:val="00C23505"/>
+    <w:pPr>
+      <w:keepNext/>
+      <w:keepLines/>
+      <w:spacing w:before="480" w:after="0"/>
+      <w:outlineLvl w:val="0"/>
+    </w:pPr>
+    <w:rPr>
+      <w:rFonts w:asciiTheme="majorHAnsi" w:eastAsiaTheme="majorEastAsia" w:hAnsiTheme="majorHAnsi" w:cstheme="majorBidi"/>
+      <w:b/>
+      <w:bCs/>
+      <w:color w:val="2E74B5" w:themeColor="accent1" w:themeShade="BF"/>
+      <w:sz w:val="28"/>
+      <w:szCs w:val="28"/>
+    </w:rPr>
+  </w:style>
+  <w:style w:type="paragraph" w:styleId="Heading2">
+    <w:name w:val="heading 2"/>
+    <w:basedOn w:val="Normal"/>
+    <w:next w:val="Normal"/>
+    <w:link w:val="Heading2Char"/>
+    <w:uiPriority w:val="9"/>
+    <w:semiHidden/>
+    <w:unhideWhenUsed/>
+    <w:qFormat/>
+    <w:rsid w:val="00C23505"/>
+    <w:pPr>
+      <w:keepNext/>
+      <w:keepLines/>
+      <w:spacing w:before="200" w:after="0"/>
+      <w:outlineLvl w:val="1"/>
+    </w:pPr>
+    <w:rPr>
+      <w:rFonts w:asciiTheme="majorHAnsi" w:eastAsiaTheme="majorEastAsia" w:hAnsiTheme="majorHAnsi" w:cstheme="majorBidi"/>
+      <w:b/>
+      <w:bCs/>
+      <w:color w:val="5B9BD5" w:themeColor="accent1"/>
+      <w:sz w:val="26"/>
+      <w:szCs w:val="26"/>
+    </w:rPr>
+  </w:style>
+  <w:style w:type="paragraph" w:styleId="Heading3">
+    <w:name w:val="heading 3"/>
+    <w:basedOn w:val="Normal"/>
+    <w:next w:val="Normal"/>
+    <w:link w:val="Heading3Char"/>
+    <w:uiPriority w:val="9"/>
+    <w:semiHidden/>
+    <w:unhideWhenUsed/>
+    <w:qFormat/>
+    <w:rsid w:val="00C23505"/>
+    <w:pPr>
+      <w:keepNext/>
+      <w:keepLines/>
+      <w:spacing w:before="200" w:after="0"/>
+      <w:outlineLvl w:val="2"/>
+    </w:pPr>
+    <w:rPr>
+      <w:rFonts w:asciiTheme="majorHAnsi" w:eastAsiaTheme="majorEastAsia" w:hAnsiTheme="majorHAnsi" w:cstheme="majorBidi"/>
+      <w:b/>
+      <w:bCs/>
+      <w:color w:val="5B9BD5" w:themeColor="accent1"/>
+    </w:rPr>
+  </w:style>
+  <w:style w:type="paragraph" w:styleId="Heading4">
+    <w:name w:val="heading 4"/>
+    <w:basedOn w:val="Normal"/>
+    <w:next w:val="Normal"/>
+    <w:link w:val="Heading4Char"/>
+    <w:uiPriority w:val="9"/>
+    <w:semiHidden/>
+    <w:unhideWhenUsed/>
+    <w:qFormat/>
+    <w:rsid w:val="00C23505"/>
+    <w:pPr>
+      <w:keepNext/>
+      <w:keepLines/>
+      <w:spacing w:before="200" w:after="0"/>
+      <w:outlineLvl w:val="3"/>
+    </w:pPr>
+    <w:rPr>
+      <w:rFonts w:asciiTheme="majorHAnsi" w:eastAsiaTheme="majorEastAsia" w:hAnsiTheme="majorHAnsi" w:cstheme="majorBidi"/>
+      <w:b/>
+      <w:bCs/>
+      <w:i/>
+      <w:iCs/>
+      <w:color w:val="5B9BD5" w:themeColor="accent1"/>
+    </w:rPr>
+  </w:style>
+  <w:style w:type="paragraph" w:styleId="Heading5">
+    <w:name w:val="heading 5"/>
+    <w:basedOn w:val="Normal"/>
+    <w:next w:val="Normal"/>
+    <w:link w:val="Heading5Char"/>
+    <w:uiPriority w:val="9"/>
+    <w:semiHidden/>
+    <w:unhideWhenUsed/>
+    <w:qFormat/>
+    <w:rsid w:val="00C23505"/>
+    <w:pPr>
+      <w:keepNext/>
+      <w:keepLines/>
+      <w:spacing w:before="200" w:after="0"/>
+      <w:outlineLvl w:val="4"/>
+    </w:pPr>
+    <w:rPr>
+      <w:rFonts w:asciiTheme="majorHAnsi" w:eastAsiaTheme="majorEastAsia" w:hAnsiTheme="majorHAnsi" w:cstheme="majorBidi"/>
+      <w:color w:val="1F4D78" w:themeColor="accent1" w:themeShade="7F"/>
+    </w:rPr>
+  </w:style>
+  <w:style w:type="paragraph" w:styleId="Heading6">
+    <w:name w:val="heading 6"/>
+    <w:basedOn w:val="Normal"/>
+    <w:next w:val="Normal"/>
+    <w:link w:val="Heading6Char"/>
+    <w:uiPriority w:val="9"/>
+    <w:semiHidden/>
+    <w:unhideWhenUsed/>
+    <w:qFormat/>
+    <w:rsid w:val="00C23505"/>
+    <w:pPr>
+      <w:keepNext/>
+      <w:keepLines/>
+      <w:spacing w:before="200" w:after="0"/>
+      <w:outlineLvl w:val="5"/>
+    </w:pPr>
+    <w:rPr>
+      <w:rFonts w:asciiTheme="majorHAnsi" w:eastAsiaTheme="majorEastAsia" w:hAnsiTheme="majorHAnsi" w:cstheme="majorBidi"/>
+      <w:i/>
+      <w:iCs/>
+      <w:color w:val="1F4D78" w:themeColor="accent1" w:themeShade="7F"/>
+    </w:rPr>
+  </w:style>
+  <w:style w:type="paragraph" w:styleId="Heading7">
+    <w:name w:val="heading 7"/>
+    <w:basedOn w:val="Normal"/>
+    <w:next w:val="Normal"/>
+    <w:link w:val="Heading7Char"/>
+    <w:uiPriority w:val="9"/>
+    <w:semiHidden/>
+    <w:unhideWhenUsed/>
+    <w:qFormat/>
+    <w:rsid w:val="00C23505"/>
+    <w:pPr>
+      <w:keepNext/>
+      <w:keepLines/>
+      <w:spacing w:before="200" w:after="0"/>
+      <w:outlineLvl w:val="6"/>
+    </w:pPr>
+    <w:rPr>
+      <w:rFonts w:asciiTheme="majorHAnsi" w:eastAsiaTheme="majorEastAsia" w:hAnsiTheme="majorHAnsi" w:cstheme="majorBidi"/>
+      <w:i/>
+      <w:iCs/>
+      <w:color w:val="404040" w:themeColor="text1" w:themeTint="BF"/>
+    </w:rPr>
+  </w:style>
+  <w:style w:type="paragraph" w:styleId="Heading8">
+    <w:name w:val="heading 8"/>
+    <w:basedOn w:val="Normal"/>
+    <w:next w:val="Normal"/>
+    <w:link w:val="Heading8Char"/>
+    <w:uiPriority w:val="9"/>
+    <w:semiHidden/>
+    <w:unhideWhenUsed/>
+    <w:qFormat/>
+    <w:rsid w:val="00C23505"/>
+    <w:pPr>
+      <w:keepNext/>
+      <w:keepLines/>
+      <w:spacing w:before="200" w:after="0"/>
+      <w:outlineLvl w:val="7"/>
+    </w:pPr>
+    <w:rPr>
+      <w:rFonts w:asciiTheme="majorHAnsi" w:eastAsiaTheme="majorEastAsia" w:hAnsiTheme="majorHAnsi" w:cstheme="majorBidi"/>
+      <w:color w:val="5B9BD5" w:themeColor="accent1"/>
+      <w:sz w:val="20"/>
+      <w:szCs w:val="20"/>
+    </w:rPr>
+  </w:style>
+  <w:style w:type="paragraph" w:styleId="Heading9">
+    <w:name w:val="heading 9"/>
+    <w:basedOn w:val="Normal"/>
+    <w:next w:val="Normal"/>
+    <w:link w:val="Heading9Char"/>
+    <w:uiPriority w:val="9"/>
+    <w:semiHidden/>
+    <w:unhideWhenUsed/>
+    <w:qFormat/>
+    <w:rsid w:val="00C23505"/>
+    <w:pPr>
+      <w:keepNext/>
+      <w:keepLines/>
+      <w:spacing w:before="200" w:after="0"/>
+      <w:outlineLvl w:val="8"/>
+    </w:pPr>
+    <w:rPr>
+      <w:rFonts w:asciiTheme="majorHAnsi" w:eastAsiaTheme="majorEastAsia" w:hAnsiTheme="majorHAnsi" w:cstheme="majorBidi"/>
+      <w:i/>
+      <w:iCs/>
+      <w:color w:val="404040" w:themeColor="text1" w:themeTint="BF"/>
+      <w:sz w:val="20"/>
+      <w:szCs w:val="20"/>
+    </w:rPr>
+  </w:style>
+  <w:style w:type="character" w:default="1" w:styleId="DefaultParagraphFont">
+    <w:name w:val="Default Paragraph Font"/>
+    <w:uiPriority w:val="1"/>
+    <w:semiHidden/>
+    <w:unhideWhenUsed/>
+  </w:style>
+  <w:style w:type="table" w:default="1" w:styleId="TableNormal">
+    <w:name w:val="Normal Table"/>
+    <w:uiPriority w:val="99"/>
+    <w:semiHidden/>
+    <w:unhideWhenUsed/>
+    <w:tblPr>
+      <w:tblInd w:w="0" w:type="dxa"/>
+      <w:tblCellMar>
+        <w:top w:w="0" w:type="dxa"/>
+        <w:left w:w="108" w:type="dxa"/>
+        <w:bottom w:w="0" w:type="dxa"/>
+        <w:right w:w="108" w:type="dxa"/>
+      </w:tblCellMar>
+    </w:tblPr>
+  </w:style>
+  <w:style w:type="numbering" w:default="1" w:styleId="NoList">
+    <w:name w:val="No List"/>
+    <w:uiPriority w:val="99"/>
+    <w:semiHidden/>
+    <w:unhideWhenUsed/>
+  </w:style>
+  <w:style w:type="character" w:customStyle="1" w:styleId="Heading1Char">
+    <w:name w:val="Heading 1 Char"/>
+    <w:basedOn w:val="DefaultParagraphFont"/>
+    <w:link w:val="Heading1"/>
+    <w:uiPriority w:val="9"/>
+    <w:rsid w:val="00C23505"/>
+    <w:rPr>
+      <w:rFonts w:asciiTheme="majorHAnsi" w:eastAsiaTheme="majorEastAsia" w:hAnsiTheme="majorHAnsi" w:cstheme="majorBidi"/>
+      <w:b/>
+      <w:bCs/>
+      <w:color w:val="2E74B5" w:themeColor="accent1" w:themeShade="BF"/>
+      <w:sz w:val="28"/>
+      <w:szCs w:val="28"/>
+    </w:rPr>
+  </w:style>
+  <w:style w:type="character" w:customStyle="1" w:styleId="Heading2Char">
+    <w:name w:val="Heading 2 Char"/>
+    <w:basedOn w:val="DefaultParagraphFont"/>
+    <w:link w:val="Heading2"/>
+    <w:uiPriority w:val="9"/>
+    <w:semiHidden/>
+    <w:rsid w:val="00C23505"/>
+    <w:rPr>
+      <w:rFonts w:asciiTheme="majorHAnsi" w:eastAsiaTheme="majorEastAsia" w:hAnsiTheme="majorHAnsi" w:cstheme="majorBidi"/>
+      <w:b/>
+      <w:bCs/>
+      <w:color w:val="5B9BD5" w:themeColor="accent1"/>
+      <w:sz w:val="26"/>
+      <w:szCs w:val="26"/>
+    </w:rPr>
+  </w:style>
+  <w:style w:type="character" w:customStyle="1" w:styleId="Heading3Char">
+    <w:name w:val="Heading 3 Char"/>
+    <w:basedOn w:val="DefaultParagraphFont"/>
+    <w:link w:val="Heading3"/>
+    <w:uiPriority w:val="9"/>
+    <w:semiHidden/>
+    <w:rsid w:val="00C23505"/>
+    <w:rPr>
+      <w:rFonts w:asciiTheme="majorHAnsi" w:eastAsiaTheme="majorEastAsia" w:hAnsiTheme="majorHAnsi" w:cstheme="majorBidi"/>
+      <w:b/>
+      <w:bCs/>
+      <w:color w:val="5B9BD5" w:themeColor="accent1"/>
+    </w:rPr>
+  </w:style>
+  <w:style w:type="character" w:customStyle="1" w:styleId="Heading4Char">
+    <w:name w:val="Heading 4 Char"/>
+    <w:basedOn w:val="DefaultParagraphFont"/>
+    <w:link w:val="Heading4"/>
+    <w:uiPriority w:val="9"/>
+    <w:semiHidden/>
+    <w:rsid w:val="00C23505"/>
+    <w:rPr>
+      <w:rFonts w:asciiTheme="majorHAnsi" w:eastAsiaTheme="majorEastAsia" w:hAnsiTheme="majorHAnsi" w:cstheme="majorBidi"/>
+      <w:b/>
+      <w:bCs/>
+      <w:i/>
+      <w:iCs/>
+      <w:color w:val="5B9BD5" w:themeColor="accent1"/>
+    </w:rPr>
+  </w:style>
+  <w:style w:type="character" w:customStyle="1" w:styleId="Heading5Char">
+    <w:name w:val="Heading 5 Char"/>
+    <w:basedOn w:val="DefaultParagraphFont"/>
+    <w:link w:val="Heading5"/>
+    <w:uiPriority w:val="9"/>
+    <w:semiHidden/>
+    <w:rsid w:val="00C23505"/>
+    <w:rPr>
+      <w:rFonts w:asciiTheme="majorHAnsi" w:eastAsiaTheme="majorEastAsia" w:hAnsiTheme="majorHAnsi" w:cstheme="majorBidi"/>
+      <w:color w:val="1F4D78" w:themeColor="accent1" w:themeShade="7F"/>
+    </w:rPr>
+  </w:style>
+  <w:style w:type="character" w:customStyle="1" w:styleId="Heading6Char">
+    <w:name w:val="Heading 6 Char"/>
+    <w:basedOn w:val="DefaultParagraphFont"/>
+    <w:link w:val="Heading6"/>
+    <w:uiPriority w:val="9"/>
+    <w:semiHidden/>
+    <w:rsid w:val="00C23505"/>
+    <w:rPr>
+      <w:rFonts w:asciiTheme="majorHAnsi" w:eastAsiaTheme="majorEastAsia" w:hAnsiTheme="majorHAnsi" w:cstheme="majorBidi"/>
+      <w:i/>
+      <w:iCs/>
+      <w:color w:val="1F4D78" w:themeColor="accent1" w:themeShade="7F"/>
+    </w:rPr>
+  </w:style>
+  <w:style w:type="character" w:customStyle="1" w:styleId="Heading7Char">
+    <w:name w:val="Heading 7 Char"/>
+    <w:basedOn w:val="DefaultParagraphFont"/>
+    <w:link w:val="Heading7"/>
+    <w:uiPriority w:val="9"/>
+    <w:semiHidden/>
+    <w:rsid w:val="00C23505"/>
+    <w:rPr>
+      <w:rFonts w:asciiTheme="majorHAnsi" w:eastAsiaTheme="majorEastAsia" w:hAnsiTheme="majorHAnsi" w:cstheme="majorBidi"/>
+      <w:i/>
+      <w:iCs/>
+      <w:color w:val="404040" w:themeColor="text1" w:themeTint="BF"/>
+    </w:rPr>
+  </w:style>
+  <w:style w:type="character" w:customStyle="1" w:styleId="Heading8Char">
+    <w:name w:val="Heading 8 Char"/>
+    <w:basedOn w:val="DefaultParagraphFont"/>
+    <w:link w:val="Heading8"/>
+    <w:uiPriority w:val="9"/>
+    <w:semiHidden/>
+    <w:rsid w:val="00C23505"/>
+    <w:rPr>
+      <w:rFonts w:asciiTheme="majorHAnsi" w:eastAsiaTheme="majorEastAsia" w:hAnsiTheme="majorHAnsi" w:cstheme="majorBidi"/>
+      <w:color w:val="5B9BD5" w:themeColor="accent1"/>
+      <w:sz w:val="20"/>
+      <w:szCs w:val="20"/>
+    </w:rPr>
+  </w:style>
+  <w:style w:type="character" w:customStyle="1" w:styleId="Heading9Char">
+    <w:name w:val="Heading 9 Char"/>
+    <w:basedOn w:val="DefaultParagraphFont"/>
+    <w:link w:val="Heading9"/>
+    <w:uiPriority w:val="9"/>
+    <w:semiHidden/>
+    <w:rsid w:val="00C23505"/>
+    <w:rPr>
+      <w:rFonts w:asciiTheme="majorHAnsi" w:eastAsiaTheme="majorEastAsia" w:hAnsiTheme="majorHAnsi" w:cstheme="majorBidi"/>
+      <w:i/>
+      <w:iCs/>
+      <w:color w:val="404040" w:themeColor="text1" w:themeTint="BF"/>
+      <w:sz w:val="20"/>
+      <w:szCs w:val="20"/>
+    </w:rPr>
+  </w:style>
+  <w:style w:type="paragraph" w:styleId="Title">
+    <w:name w:val="Title"/>
+    <w:basedOn w:val="Normal"/>
+    <w:next w:val="Normal"/>
+    <w:link w:val="TitleChar"/>
+    <w:uiPriority w:val="10"/>
+    <w:qFormat/>
+    <w:rsid w:val="00C23505"/>
+    <w:pPr>
+      <w:pBdr>
+        <w:bottom w:val="single" w:sz="8" w:space="4" w:color="5B9BD5" w:themeColor="accent1"/>
+      </w:pBdr>
+      <w:spacing w:after="300" w:line="240" w:lineRule="auto"/>
+      <w:contextualSpacing/>
+    </w:pPr>
+    <w:rPr>
+      <w:rFonts w:asciiTheme="majorHAnsi" w:eastAsiaTheme="majorEastAsia" w:hAnsiTheme="majorHAnsi" w:cstheme="majorBidi"/>
+      <w:color w:val="323E4F" w:themeColor="text2" w:themeShade="BF"/>
+      <w:spacing w:val="5"/>
+      <w:sz w:val="52"/>
+      <w:szCs w:val="52"/>
+    </w:rPr>
+  </w:style>
+  <w:style w:type="character" w:customStyle="1" w:styleId="TitleChar">
+    <w:name w:val="Title Char"/>
+    <w:basedOn w:val="DefaultParagraphFont"/>
+    <w:link w:val="Title"/>
+    <w:uiPriority w:val="10"/>
+    <w:rsid w:val="00C23505"/>
+    <w:rPr>
+      <w:rFonts w:asciiTheme="majorHAnsi" w:eastAsiaTheme="majorEastAsia" w:hAnsiTheme="majorHAnsi" w:cstheme="majorBidi"/>
+      <w:color w:val="323E4F" w:themeColor="text2" w:themeShade="BF"/>
+      <w:spacing w:val="5"/>
+      <w:sz w:val="52"/>
+      <w:szCs w:val="52"/>
+    </w:rPr>
+  </w:style>
+  <w:style w:type="paragraph" w:styleId="Subtitle">
+    <w:name w:val="Subtitle"/>
+    <w:basedOn w:val="Normal"/>
+    <w:next w:val="Normal"/>
+    <w:link w:val="SubtitleChar"/>
+    <w:uiPriority w:val="11"/>
+    <w:qFormat/>
+    <w:rsid w:val="00C23505"/>
+    <w:pPr>
+      <w:numPr>
+        <w:ilvl w:val="1"/>
+      </w:numPr>
+    </w:pPr>
+    <w:rPr>
+      <w:rFonts w:asciiTheme="majorHAnsi" w:eastAsiaTheme="majorEastAsia" w:hAnsiTheme="majorHAnsi" w:cstheme="majorBidi"/>
+      <w:i/>
+      <w:iCs/>
+      <w:color w:val="5B9BD5" w:themeColor="accent1"/>
+      <w:spacing w:val="15"/>
+      <w:sz w:val="24"/>
+      <w:szCs w:val="24"/>
+    </w:rPr>
+  </w:style>
+  <w:style w:type="character" w:customStyle="1" w:styleId="SubtitleChar">
+    <w:name w:val="Subtitle Char"/>
+    <w:basedOn w:val="DefaultParagraphFont"/>
+    <w:link w:val="Subtitle"/>
+    <w:uiPriority w:val="11"/>
+    <w:rsid w:val="00C23505"/>
+    <w:rPr>
+      <w:rFonts w:asciiTheme="majorHAnsi" w:eastAsiaTheme="majorEastAsia" w:hAnsiTheme="majorHAnsi" w:cstheme="majorBidi"/>
+      <w:i/>
+      <w:iCs/>
+      <w:color w:val="5B9BD5" w:themeColor="accent1"/>
+      <w:spacing w:val="15"/>
+      <w:sz w:val="24"/>
+      <w:szCs w:val="24"/>
+    </w:rPr>
+  </w:style>
+  <w:style w:type="paragraph" w:styleId="Quote">
+    <w:name w:val="Quote"/>
+    <w:basedOn w:val="Normal"/>
+    <w:next w:val="Normal"/>
+    <w:link w:val="QuoteChar"/>
+    <w:uiPriority w:val="29"/>
+    <w:qFormat/>
+    <w:rsid w:val="00C23505"/>
+    <w:rPr>
+      <w:i/>
+      <w:iCs/>
+      <w:color w:val="000000" w:themeColor="text1"/>
+    </w:rPr>
+  </w:style>
+  <w:style w:type="character" w:customStyle="1" w:styleId="QuoteChar">
+    <w:name w:val="Quote Char"/>
+    <w:basedOn w:val="DefaultParagraphFont"/>
+    <w:link w:val="Quote"/>
+    <w:uiPriority w:val="29"/>
+    <w:rsid w:val="00C23505"/>
+    <w:rPr>
+      <w:i/>
+      <w:iCs/>
+      <w:color w:val="000000" w:themeColor="text1"/>
+    </w:rPr>
+  </w:style>
+  <w:style w:type="paragraph" w:styleId="ListParagraph">
+    <w:name w:val="List Paragraph"/>
+    <w:basedOn w:val="Normal"/>
+    <w:uiPriority w:val="34"/>
+    <w:qFormat/>
+    <w:rsid w:val="006E5461"/>
+    <w:pPr>
+      <w:ind w:left="720"/>
+      <w:contextualSpacing/>
+    </w:pPr>
+  </w:style>
+  <w:style w:type="character" w:styleId="IntenseEmphasis">
+    <w:name w:val="Intense Emphasis"/>
+    <w:basedOn w:val="DefaultParagraphFont"/>
+    <w:uiPriority w:val="21"/>
+    <w:qFormat/>
+    <w:rsid w:val="00C23505"/>
+    <w:rPr>
+      <w:b/>
+      <w:bCs/>
+      <w:i/>
+      <w:iCs/>
+      <w:color w:val="5B9BD5" w:themeColor="accent1"/>
+    </w:rPr>
+  </w:style>
+  <w:style w:type="paragraph" w:styleId="IntenseQuote">
+    <w:name w:val="Intense Quote"/>
+    <w:basedOn w:val="Normal"/>
+    <w:next w:val="Normal"/>
+    <w:link w:val="IntenseQuoteChar"/>
+    <w:uiPriority w:val="30"/>
+    <w:qFormat/>
+    <w:rsid w:val="00C23505"/>
+    <w:pPr>
+      <w:pBdr>
+        <w:bottom w:val="single" w:sz="4" w:space="4" w:color="5B9BD5" w:themeColor="accent1"/>
+      </w:pBdr>
+      <w:spacing w:before="200" w:after="280"/>
+      <w:ind w:left="936" w:right="936"/>
+    </w:pPr>
+    <w:rPr>
+      <w:b/>
+      <w:bCs/>
+      <w:i/>
+      <w:iCs/>
+      <w:color w:val="5B9BD5" w:themeColor="accent1"/>
+    </w:rPr>
+  </w:style>
+  <w:style w:type="character" w:customStyle="1" w:styleId="IntenseQuoteChar">
+    <w:name w:val="Intense Quote Char"/>
+    <w:basedOn w:val="DefaultParagraphFont"/>
+    <w:link w:val="IntenseQuote"/>
+    <w:uiPriority w:val="30"/>
+    <w:rsid w:val="00C23505"/>
+    <w:rPr>
+      <w:b/>
+      <w:bCs/>
+      <w:i/>
+      <w:iCs/>
+      <w:color w:val="5B9BD5" w:themeColor="accent1"/>
+    </w:rPr>
+  </w:style>
+  <w:style w:type="character" w:styleId="IntenseReference">
+    <w:name w:val="Intense Reference"/>
+    <w:basedOn w:val="DefaultParagraphFont"/>
+    <w:uiPriority w:val="32"/>
+    <w:qFormat/>
+    <w:rsid w:val="00C23505"/>
+    <w:rPr>
+      <w:b/>
+      <w:bCs/>
+      <w:smallCaps/>
+      <w:color w:val="ED7D31" w:themeColor="accent2"/>
+      <w:spacing w:val="5"/>
+      <w:u w:val="single"/>
+    </w:rPr>
+  </w:style>
+  <w:style w:type="paragraph" w:styleId="Caption">
+    <w:name w:val="caption"/>
+    <w:basedOn w:val="Normal"/>
+    <w:next w:val="Normal"/>
+    <w:uiPriority w:val="35"/>
+    <w:semiHidden/>
+    <w:unhideWhenUsed/>
+    <w:qFormat/>
+    <w:rsid w:val="00C23505"/>
+    <w:pPr>
+      <w:spacing w:line="240" w:lineRule="auto"/>
+    </w:pPr>
+    <w:rPr>
+      <w:b/>
+      <w:bCs/>
+      <w:color w:val="5B9BD5" w:themeColor="accent1"/>
+      <w:sz w:val="18"/>
+      <w:szCs w:val="18"/>
+    </w:rPr>
+  </w:style>
+  <w:style w:type="character" w:styleId="Strong">
+    <w:name w:val="Strong"/>
+    <w:basedOn w:val="DefaultParagraphFont"/>
+    <w:uiPriority w:val="22"/>
+    <w:qFormat/>
+    <w:rsid w:val="00C23505"/>
+    <w:rPr>
+      <w:b/>
+      <w:bCs/>
+    </w:rPr>
+  </w:style>
+  <w:style w:type="character" w:styleId="Emphasis">
+    <w:name w:val="Emphasis"/>
+    <w:basedOn w:val="DefaultParagraphFont"/>
+    <w:uiPriority w:val="20"/>
+    <w:qFormat/>
+    <w:rsid w:val="00C23505"/>
+    <w:rPr>
+      <w:i/>
+      <w:iCs/>
+    </w:rPr>
+  </w:style>
+  <w:style w:type="paragraph" w:styleId="NoSpacing">
+    <w:name w:val="No Spacing"/>
+    <w:link w:val="NoSpacingChar"/>
+    <w:uiPriority w:val="1"/>
+    <w:qFormat/>
+    <w:rsid w:val="00C23505"/>
+    <w:pPr>
+      <w:spacing w:after="0" w:line="240" w:lineRule="auto"/>
+    </w:pPr>
+  </w:style>
+  <w:style w:type="character" w:styleId="SubtleEmphasis">
+    <w:name w:val="Subtle Emphasis"/>
+    <w:basedOn w:val="DefaultParagraphFont"/>
+    <w:uiPriority w:val="19"/>
+    <w:qFormat/>
+    <w:rsid w:val="00C23505"/>
+    <w:rPr>
+      <w:i/>
+      <w:iCs/>
+      <w:color w:val="808080" w:themeColor="text1" w:themeTint="7F"/>
+    </w:rPr>
+  </w:style>
+  <w:style w:type="character" w:styleId="SubtleReference">
+    <w:name w:val="Subtle Reference"/>
+    <w:basedOn w:val="DefaultParagraphFont"/>
+    <w:uiPriority w:val="31"/>
+    <w:qFormat/>
+    <w:rsid w:val="00C23505"/>
+    <w:rPr>
+      <w:smallCaps/>
+      <w:color w:val="ED7D31" w:themeColor="accent2"/>
+      <w:u w:val="single"/>
+    </w:rPr>
+  </w:style>
+  <w:style w:type="character" w:styleId="BookTitle">
+    <w:name w:val="Book Title"/>
+    <w:basedOn w:val="DefaultParagraphFont"/>
+    <w:uiPriority w:val="33"/>
+    <w:qFormat/>
+    <w:rsid w:val="00C23505"/>
+    <w:rPr>
+      <w:b/>
+      <w:bCs/>
+      <w:smallCaps/>
+      <w:spacing w:val="5"/>
+    </w:rPr>
+  </w:style>
+  <w:style w:type="paragraph" w:styleId="TOCHeading">
+    <w:name w:val="TOC Heading"/>
+    <w:basedOn w:val="Heading1"/>
+    <w:next w:val="Normal"/>
+    <w:uiPriority w:val="39"/>
+    <w:semiHidden/>
+    <w:unhideWhenUsed/>
+    <w:qFormat/>
+    <w:rsid w:val="00C23505"/>
+    <w:pPr>
+      <w:outlineLvl w:val="9"/>
+    </w:pPr>
+  </w:style>
+  <w:style w:type="character" w:customStyle="1" w:styleId="NoSpacingChar">
+    <w:name w:val="No Spacing Char"/>
+    <w:basedOn w:val="DefaultParagraphFont"/>
+    <w:link w:val="NoSpacing"/>
+    <w:uiPriority w:val="1"/>
+    <w:rsid w:val="00921C15"/>
+  </w:style>
+  <w:style w:type="paragraph" w:styleId="BalloonText">
+    <w:name w:val="Balloon Text"/>
+    <w:basedOn w:val="Normal"/>
+    <w:link w:val="BalloonTextChar"/>
+    <w:uiPriority w:val="99"/>
+    <w:semiHidden/>
+    <w:unhideWhenUsed/>
+    <w:rsid w:val="007D719A"/>
+    <w:pPr>
+      <w:spacing w:after="0" w:line="240" w:lineRule="auto"/>
+    </w:pPr>
+    <w:rPr>
+      <w:rFonts w:ascii="Tahoma" w:hAnsi="Tahoma" w:cs="Tahoma"/>
+      <w:sz w:val="16"/>
+      <w:szCs w:val="16"/>
+    </w:rPr>
+  </w:style>
+  <w:style w:type="character" w:customStyle="1" w:styleId="BalloonTextChar">
+    <w:name w:val="Balloon Text Char"/>
+    <w:basedOn w:val="DefaultParagraphFont"/>
+    <w:link w:val="BalloonText"/>
+    <w:uiPriority w:val="99"/>
+    <w:semiHidden/>
+    <w:rsid w:val="007D719A"/>
+    <w:rPr>
+      <w:rFonts w:ascii="Tahoma" w:hAnsi="Tahoma" w:cs="Tahoma"/>
+      <w:sz w:val="16"/>
+      <w:szCs w:val="16"/>
+    </w:rPr>
+  </w:style>
+  <w:style w:type="paragraph" w:styleId="NormalWeb">
+    <w:name w:val="Normal (Web)"/>
+    <w:basedOn w:val="Normal"/>
+    <w:uiPriority w:val="99"/>
+    <w:semiHidden/>
+    <w:unhideWhenUsed/>
+    <w:rsid w:val="007D719A"/>
+    <w:pPr>
+      <w:spacing w:before="100" w:beforeAutospacing="1" w:after="100" w:afterAutospacing="1" w:line="240" w:lineRule="auto"/>
+    </w:pPr>
+    <w:rPr>
+      <w:rFonts w:ascii="Times New Roman" w:eastAsia="Times New Roman" w:hAnsi="Times New Roman" w:cs="Times New Roman"/>
+      <w:sz w:val="24"/>
+      <w:szCs w:val="24"/>
+      <w:lang w:eastAsia="en-IN"/>
+    </w:rPr>
   </w:style>
 </w:styles>
 </file>
@@ -5944,7 +8326,7 @@
     </a:clrScheme>
     <a:fontScheme name="Office">
       <a:majorFont>
-        <a:latin typeface="Calibri Light" panose="020F0302020204030204"/>
+        <a:latin typeface="Calibri Light"/>
         <a:ea typeface=""/>
         <a:cs typeface=""/>
         <a:font script="Jpan" typeface="游ゴシック Light"/>
@@ -5996,7 +8378,7 @@
         <a:font script="Tfng" typeface="Ebrima"/>
       </a:majorFont>
       <a:minorFont>
-        <a:latin typeface="Calibri" panose="020F0502020204030204"/>
+        <a:latin typeface="Calibri"/>
         <a:ea typeface=""/>
         <a:cs typeface=""/>
         <a:font script="Jpan" typeface="游ゴシック"/>
@@ -6190,7 +8572,7 @@
   <a:extraClrSchemeLst/>
   <a:extLst>
     <a:ext uri="{05A4C25C-085E-4340-85A3-A5531E510DB2}">
-      <thm15:themeFamily xmlns:thm15="http://schemas.microsoft.com/office/thememl/2012/main" name="Office Theme" id="{62F939B6-93AF-4DB8-9C6B-D6C7DFDC589F}" vid="{4A3C46E8-61CC-4603-A589-7422A47A8E4A}"/>
+      <thm15:themeFamily xmlns="" xmlns:thm15="http://schemas.microsoft.com/office/thememl/2012/main" name="Office Theme" id="{62F939B6-93AF-4DB8-9C6B-D6C7DFDC589F}" vid="{4A3C46E8-61CC-4603-A589-7422A47A8E4A}"/>
     </a:ext>
   </a:extLst>
 </a:theme>
@@ -6220,7 +8602,7 @@
 </file>
 
 <file path=customXml/itemProps2.xml><?xml version="1.0" encoding="utf-8"?>
-<ds:datastoreItem xmlns:ds="http://schemas.openxmlformats.org/officeDocument/2006/customXml" ds:itemID="{601E3F1E-CCD8-4FEA-AFAB-6717B25A379E}">
+<ds:datastoreItem xmlns:ds="http://schemas.openxmlformats.org/officeDocument/2006/customXml" ds:itemID="{7351B593-1504-4D10-AFE5-686B37639FFF}">
   <ds:schemaRefs>
     <ds:schemaRef ds:uri="http://schemas.openxmlformats.org/officeDocument/2006/bibliography"/>
   </ds:schemaRefs>

--- a/Model Accuracy Analysis.docx
+++ b/Model Accuracy Analysis.docx
@@ -29,7 +29,7 @@
             <mc:AlternateContent>
               <mc:Choice Requires="wpg">
                 <w:drawing>
-                  <wp:anchor distT="0" distB="0" distL="114300" distR="114300" simplePos="0" relativeHeight="251667456" behindDoc="0" locked="0" layoutInCell="1" allowOverlap="1" wp14:anchorId="2AC17902" wp14:editId="5B4C0563">
+                  <wp:anchor distT="0" distB="0" distL="114300" distR="114300" simplePos="0" relativeHeight="251667456" behindDoc="0" locked="0" layoutInCell="1" allowOverlap="1" wp14:anchorId="11F65750" wp14:editId="32804FCF">
                     <wp:simplePos x="0" y="0"/>
                     <wp:positionH relativeFrom="page">
                       <wp:align>center</wp:align>
@@ -298,7 +298,7 @@
             <mc:AlternateContent>
               <mc:Choice Requires="wps">
                 <w:drawing>
-                  <wp:anchor distT="0" distB="0" distL="114300" distR="114300" simplePos="0" relativeHeight="251665408" behindDoc="0" locked="0" layoutInCell="1" allowOverlap="1" wp14:anchorId="0E7781A2" wp14:editId="19B4CF16">
+                  <wp:anchor distT="0" distB="0" distL="114300" distR="114300" simplePos="0" relativeHeight="251665408" behindDoc="0" locked="0" layoutInCell="1" allowOverlap="1" wp14:anchorId="7F82976E" wp14:editId="4FF851FE">
                     <wp:simplePos x="0" y="0"/>
                     <wp:positionH relativeFrom="page">
                       <wp:align>center</wp:align>
@@ -537,6 +537,83 @@
               </mc:Fallback>
             </mc:AlternateContent>
           </w:r>
+        </w:p>
+        <w:p>
+          <w:pPr>
+            <w:rPr>
+              <w:b/>
+              <w:bCs/>
+              <w:color w:val="5B9BD5" w:themeColor="accent1"/>
+              <w:sz w:val="44"/>
+              <w:szCs w:val="44"/>
+            </w:rPr>
+          </w:pPr>
+          <w:r>
+            <w:rPr>
+              <w:b/>
+              <w:bCs/>
+              <w:noProof/>
+              <w:color w:val="5B9BD5" w:themeColor="accent1"/>
+              <w:sz w:val="44"/>
+              <w:szCs w:val="44"/>
+              <w:lang w:eastAsia="en-IN"/>
+            </w:rPr>
+            <w:drawing>
+              <wp:anchor distT="0" distB="0" distL="114300" distR="114300" simplePos="0" relativeHeight="251677696" behindDoc="0" locked="0" layoutInCell="1" allowOverlap="1" wp14:anchorId="32B8F536" wp14:editId="7CA3F1EE">
+                <wp:simplePos x="0" y="0"/>
+                <wp:positionH relativeFrom="column">
+                  <wp:posOffset>2094920</wp:posOffset>
+                </wp:positionH>
+                <wp:positionV relativeFrom="paragraph">
+                  <wp:posOffset>2413000</wp:posOffset>
+                </wp:positionV>
+                <wp:extent cx="2671639" cy="1781008"/>
+                <wp:effectExtent l="0" t="0" r="0" b="0"/>
+                <wp:wrapNone/>
+                <wp:docPr id="11" name="Picture 11"/>
+                <wp:cNvGraphicFramePr>
+                  <a:graphicFrameLocks xmlns:a="http://schemas.openxmlformats.org/drawingml/2006/main" noChangeAspect="1"/>
+                </wp:cNvGraphicFramePr>
+                <a:graphic xmlns:a="http://schemas.openxmlformats.org/drawingml/2006/main">
+                  <a:graphicData uri="http://schemas.openxmlformats.org/drawingml/2006/picture">
+                    <pic:pic xmlns:pic="http://schemas.openxmlformats.org/drawingml/2006/picture">
+                      <pic:nvPicPr>
+                        <pic:cNvPr id="0" name="Indian_Space_Research_Organisation-Logo.wine.png"/>
+                        <pic:cNvPicPr/>
+                      </pic:nvPicPr>
+                      <pic:blipFill>
+                        <a:blip r:embed="rId10" cstate="print">
+                          <a:extLst>
+                            <a:ext uri="{28A0092B-C50C-407E-A947-70E740481C1C}">
+                              <a14:useLocalDpi xmlns:a14="http://schemas.microsoft.com/office/drawing/2010/main" val="0"/>
+                            </a:ext>
+                          </a:extLst>
+                        </a:blip>
+                        <a:stretch>
+                          <a:fillRect/>
+                        </a:stretch>
+                      </pic:blipFill>
+                      <pic:spPr>
+                        <a:xfrm>
+                          <a:off x="0" y="0"/>
+                          <a:ext cx="2671639" cy="1781008"/>
+                        </a:xfrm>
+                        <a:prstGeom prst="rect">
+                          <a:avLst/>
+                        </a:prstGeom>
+                      </pic:spPr>
+                    </pic:pic>
+                  </a:graphicData>
+                </a:graphic>
+                <wp14:sizeRelH relativeFrom="page">
+                  <wp14:pctWidth>0</wp14:pctWidth>
+                </wp14:sizeRelH>
+                <wp14:sizeRelV relativeFrom="page">
+                  <wp14:pctHeight>0</wp14:pctHeight>
+                </wp14:sizeRelV>
+              </wp:anchor>
+            </w:drawing>
+          </w:r>
           <w:r>
             <w:rPr>
               <w:noProof/>
@@ -545,25 +622,16 @@
             <mc:AlternateContent>
               <mc:Choice Requires="wps">
                 <w:drawing>
-                  <wp:anchor distT="0" distB="0" distL="114300" distR="114300" simplePos="0" relativeHeight="251664384" behindDoc="0" locked="0" layoutInCell="1" allowOverlap="1" wp14:anchorId="1E6099F0" wp14:editId="79D298EF">
+                  <wp:anchor distT="0" distB="0" distL="114300" distR="114300" simplePos="0" relativeHeight="251664384" behindDoc="0" locked="0" layoutInCell="1" allowOverlap="1" wp14:anchorId="046E6102" wp14:editId="198C3423">
                     <wp:simplePos x="0" y="0"/>
                     <wp:positionH relativeFrom="page">
                       <wp:align>center</wp:align>
                     </wp:positionH>
-                    <mc:AlternateContent>
-                      <mc:Choice Requires="wp14">
-                        <wp:positionV relativeFrom="page">
-                          <wp14:pctPosVOffset>30000</wp14:pctPosVOffset>
-                        </wp:positionV>
-                      </mc:Choice>
-                      <mc:Fallback>
-                        <wp:positionV relativeFrom="page">
-                          <wp:posOffset>3207385</wp:posOffset>
-                        </wp:positionV>
-                      </mc:Fallback>
-                    </mc:AlternateContent>
+                    <wp:positionV relativeFrom="page">
+                      <wp:posOffset>3899149</wp:posOffset>
+                    </wp:positionV>
                     <wp:extent cx="7315200" cy="3638550"/>
-                    <wp:effectExtent l="0" t="0" r="0" b="6350"/>
+                    <wp:effectExtent l="0" t="0" r="0" b="5080"/>
                     <wp:wrapSquare wrapText="bothSides"/>
                     <wp:docPr id="154" name="Text Box 163"/>
                     <wp:cNvGraphicFramePr/>
@@ -700,7 +768,7 @@
               </mc:Choice>
               <mc:Fallback>
                 <w:pict>
-                  <v:shape id="Text Box 163" o:spid="_x0000_s1027" type="#_x0000_t202" style="position:absolute;margin-left:0;margin-top:0;width:8in;height:286.5pt;z-index:251664384;visibility:visible;mso-wrap-style:square;mso-width-percent:941;mso-height-percent:363;mso-top-percent:300;mso-wrap-distance-left:9pt;mso-wrap-distance-top:0;mso-wrap-distance-right:9pt;mso-wrap-distance-bottom:0;mso-position-horizontal:center;mso-position-horizontal-relative:page;mso-position-vertical-relative:page;mso-width-percent:941;mso-height-percent:363;mso-top-percent:300;mso-width-relative:page;mso-height-relative:page;v-text-anchor:bottom" o:gfxdata="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" filled="f" stroked="f" strokeweight=".5pt">
+                  <v:shape id="Text Box 163" o:spid="_x0000_s1027" type="#_x0000_t202" style="position:absolute;margin-left:0;margin-top:307pt;width:8in;height:286.5pt;z-index:251664384;visibility:visible;mso-wrap-style:square;mso-width-percent:941;mso-height-percent:363;mso-wrap-distance-left:9pt;mso-wrap-distance-top:0;mso-wrap-distance-right:9pt;mso-wrap-distance-bottom:0;mso-position-horizontal:center;mso-position-horizontal-relative:page;mso-position-vertical:absolute;mso-position-vertical-relative:page;mso-width-percent:941;mso-height-percent:363;mso-width-relative:page;mso-height-relative:page;v-text-anchor:bottom" o:gfxdata="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" filled="f" stroked="f" strokeweight=".5pt">
                     <v:textbox inset="126pt,0,54pt,0">
                       <w:txbxContent>
                         <w:p>
@@ -788,6 +856,51 @@
               </mc:Fallback>
             </mc:AlternateContent>
           </w:r>
+          <w:r>
+            <w:rPr>
+              <w:b/>
+              <w:bCs/>
+              <w:color w:val="5B9BD5" w:themeColor="accent1"/>
+              <w:sz w:val="44"/>
+              <w:szCs w:val="44"/>
+            </w:rPr>
+            <w:t xml:space="preserve">  </w:t>
+          </w:r>
+        </w:p>
+        <w:p>
+          <w:pPr>
+            <w:rPr>
+              <w:b/>
+              <w:bCs/>
+              <w:color w:val="5B9BD5" w:themeColor="accent1"/>
+              <w:sz w:val="44"/>
+              <w:szCs w:val="44"/>
+            </w:rPr>
+          </w:pPr>
+        </w:p>
+        <w:p>
+          <w:pPr>
+            <w:rPr>
+              <w:b/>
+              <w:bCs/>
+              <w:color w:val="5B9BD5" w:themeColor="accent1"/>
+              <w:sz w:val="44"/>
+              <w:szCs w:val="44"/>
+            </w:rPr>
+          </w:pPr>
+          <w:bookmarkStart w:id="0" w:name="_GoBack"/>
+          <w:bookmarkEnd w:id="0"/>
+        </w:p>
+        <w:p>
+          <w:pPr>
+            <w:rPr>
+              <w:b/>
+              <w:bCs/>
+              <w:color w:val="5B9BD5" w:themeColor="accent1"/>
+              <w:sz w:val="44"/>
+              <w:szCs w:val="44"/>
+            </w:rPr>
+          </w:pPr>
         </w:p>
         <w:p>
           <w:pPr>
@@ -809,6 +922,28 @@
             </w:rPr>
             <w:br w:type="page"/>
           </w:r>
+          <w:r>
+            <w:rPr>
+              <w:b/>
+              <w:bCs/>
+              <w:color w:val="5B9BD5" w:themeColor="accent1"/>
+              <w:sz w:val="44"/>
+              <w:szCs w:val="44"/>
+            </w:rPr>
+            <w:lastRenderedPageBreak/>
+            <w:t xml:space="preserve">  </w:t>
+          </w:r>
+        </w:p>
+        <w:p>
+          <w:pPr>
+            <w:rPr>
+              <w:b/>
+              <w:bCs/>
+              <w:color w:val="5B9BD5" w:themeColor="accent1"/>
+              <w:sz w:val="44"/>
+              <w:szCs w:val="44"/>
+            </w:rPr>
+          </w:pPr>
         </w:p>
       </w:sdtContent>
     </w:sdt>
@@ -829,7 +964,6 @@
           <w:szCs w:val="44"/>
           <w:lang w:eastAsia="en-IN"/>
         </w:rPr>
-        <w:lastRenderedPageBreak/>
         <w:drawing>
           <wp:anchor distT="0" distB="0" distL="114300" distR="114300" simplePos="0" relativeHeight="251668480" behindDoc="0" locked="0" layoutInCell="1" allowOverlap="1" wp14:anchorId="50AD577D" wp14:editId="44D31689">
             <wp:simplePos x="0" y="0"/>
@@ -854,7 +988,7 @@
                     <pic:cNvPicPr/>
                   </pic:nvPicPr>
                   <pic:blipFill>
-                    <a:blip r:embed="rId10">
+                    <a:blip r:embed="rId11">
                       <a:extLst>
                         <a:ext uri="{28A0092B-C50C-407E-A947-70E740481C1C}">
                           <a14:useLocalDpi xmlns:a14="http://schemas.microsoft.com/office/drawing/2010/main" val="0"/>
@@ -1163,6 +1297,7 @@
           <w:color w:val="5B9BD5" w:themeColor="accent1"/>
           <w:sz w:val="44"/>
           <w:szCs w:val="44"/>
+          <w:u w:val="single"/>
         </w:rPr>
       </w:pPr>
       <w:r>
@@ -1173,6 +1308,7 @@
           <w:color w:val="5B9BD5" w:themeColor="accent1"/>
           <w:sz w:val="44"/>
           <w:szCs w:val="44"/>
+          <w:u w:val="single"/>
         </w:rPr>
         <w:lastRenderedPageBreak/>
         <w:t xml:space="preserve">Description About </w:t>
@@ -1186,6 +1322,7 @@
           <w:color w:val="5B9BD5" w:themeColor="accent1"/>
           <w:sz w:val="44"/>
           <w:szCs w:val="44"/>
+          <w:u w:val="single"/>
         </w:rPr>
         <w:t>Dataset :</w:t>
       </w:r>
@@ -1391,6 +1528,69 @@
           <w:sz w:val="32"/>
         </w:rPr>
       </w:pPr>
+      <w:r>
+        <w:rPr>
+          <w:rFonts w:ascii="Bahnschrift Light SemiCondensed" w:hAnsi="Bahnschrift Light SemiCondensed"/>
+          <w:noProof/>
+          <w:color w:val="000000" w:themeColor="text1"/>
+          <w:sz w:val="28"/>
+        </w:rPr>
+        <w:drawing>
+          <wp:anchor distT="0" distB="0" distL="114300" distR="114300" simplePos="0" relativeHeight="251670528" behindDoc="0" locked="0" layoutInCell="1" allowOverlap="1" wp14:anchorId="08ACFA34" wp14:editId="6F075010">
+            <wp:simplePos x="0" y="0"/>
+            <wp:positionH relativeFrom="column">
+              <wp:posOffset>381000</wp:posOffset>
+            </wp:positionH>
+            <wp:positionV relativeFrom="paragraph">
+              <wp:posOffset>36195</wp:posOffset>
+            </wp:positionV>
+            <wp:extent cx="5743575" cy="4144010"/>
+            <wp:effectExtent l="0" t="0" r="9525" b="8890"/>
+            <wp:wrapNone/>
+            <wp:docPr id="4" name="Picture 4"/>
+            <wp:cNvGraphicFramePr>
+              <a:graphicFrameLocks xmlns:a="http://schemas.openxmlformats.org/drawingml/2006/main" noChangeAspect="1"/>
+            </wp:cNvGraphicFramePr>
+            <a:graphic xmlns:a="http://schemas.openxmlformats.org/drawingml/2006/main">
+              <a:graphicData uri="http://schemas.openxmlformats.org/drawingml/2006/picture">
+                <pic:pic xmlns:pic="http://schemas.openxmlformats.org/drawingml/2006/picture">
+                  <pic:nvPicPr>
+                    <pic:cNvPr id="0" name="data_mining.png"/>
+                    <pic:cNvPicPr/>
+                  </pic:nvPicPr>
+                  <pic:blipFill>
+                    <a:blip r:embed="rId12">
+                      <a:extLst>
+                        <a:ext uri="{28A0092B-C50C-407E-A947-70E740481C1C}">
+                          <a14:useLocalDpi xmlns:a14="http://schemas.microsoft.com/office/drawing/2010/main" val="0"/>
+                        </a:ext>
+                      </a:extLst>
+                    </a:blip>
+                    <a:stretch>
+                      <a:fillRect/>
+                    </a:stretch>
+                  </pic:blipFill>
+                  <pic:spPr>
+                    <a:xfrm>
+                      <a:off x="0" y="0"/>
+                      <a:ext cx="5743575" cy="4144010"/>
+                    </a:xfrm>
+                    <a:prstGeom prst="rect">
+                      <a:avLst/>
+                    </a:prstGeom>
+                  </pic:spPr>
+                </pic:pic>
+              </a:graphicData>
+            </a:graphic>
+            <wp14:sizeRelH relativeFrom="page">
+              <wp14:pctWidth>0</wp14:pctWidth>
+            </wp14:sizeRelH>
+            <wp14:sizeRelV relativeFrom="page">
+              <wp14:pctHeight>0</wp14:pctHeight>
+            </wp14:sizeRelV>
+          </wp:anchor>
+        </w:drawing>
+      </w:r>
     </w:p>
     <w:p>
       <w:pPr>
@@ -1457,6 +1657,7 @@
           <w:color w:val="5B9BD5" w:themeColor="accent1"/>
           <w:sz w:val="48"/>
           <w:szCs w:val="44"/>
+          <w:u w:val="single"/>
         </w:rPr>
       </w:pPr>
       <w:r>
@@ -1467,6 +1668,789 @@
           <w:color w:val="5B9BD5" w:themeColor="accent1"/>
           <w:sz w:val="48"/>
           <w:szCs w:val="44"/>
+          <w:u w:val="single"/>
+        </w:rPr>
+        <w:br w:type="page"/>
+      </w:r>
+      <w:r>
+        <w:rPr>
+          <w:rFonts w:ascii="Bahnschrift Light SemiCondensed" w:hAnsi="Bahnschrift Light SemiCondensed"/>
+          <w:b/>
+          <w:bCs/>
+          <w:color w:val="5B9BD5" w:themeColor="accent1"/>
+          <w:sz w:val="48"/>
+          <w:szCs w:val="44"/>
+          <w:u w:val="single"/>
+        </w:rPr>
+        <w:lastRenderedPageBreak/>
+        <w:t>Variation of Telemetry Attributes w.r.t Age of Machine</w:t>
+      </w:r>
+    </w:p>
+    <w:p>
+      <w:pPr>
+        <w:rPr>
+          <w:rFonts w:ascii="Bahnschrift Light SemiCondensed" w:hAnsi="Bahnschrift Light SemiCondensed"/>
+          <w:b/>
+          <w:bCs/>
+          <w:color w:val="5B9BD5" w:themeColor="accent1"/>
+          <w:sz w:val="48"/>
+          <w:szCs w:val="44"/>
+          <w:u w:val="single"/>
+        </w:rPr>
+      </w:pPr>
+      <w:r>
+        <w:rPr>
+          <w:noProof/>
+          <w:lang w:eastAsia="en-IN"/>
+        </w:rPr>
+        <w:drawing>
+          <wp:anchor distT="0" distB="0" distL="114300" distR="114300" simplePos="0" relativeHeight="251674624" behindDoc="0" locked="0" layoutInCell="1" allowOverlap="1" wp14:anchorId="4D0597E9" wp14:editId="6AA191B2">
+            <wp:simplePos x="0" y="0"/>
+            <wp:positionH relativeFrom="column">
+              <wp:posOffset>3519170</wp:posOffset>
+            </wp:positionH>
+            <wp:positionV relativeFrom="paragraph">
+              <wp:posOffset>4404995</wp:posOffset>
+            </wp:positionV>
+            <wp:extent cx="3347720" cy="2600325"/>
+            <wp:effectExtent l="0" t="0" r="5080" b="9525"/>
+            <wp:wrapNone/>
+            <wp:docPr id="7" name="Picture 7" descr="0"/>
+            <wp:cNvGraphicFramePr>
+              <a:graphicFrameLocks xmlns:a="http://schemas.openxmlformats.org/drawingml/2006/main" noChangeAspect="1"/>
+            </wp:cNvGraphicFramePr>
+            <a:graphic xmlns:a="http://schemas.openxmlformats.org/drawingml/2006/main">
+              <a:graphicData uri="http://schemas.openxmlformats.org/drawingml/2006/picture">
+                <pic:pic xmlns:pic="http://schemas.openxmlformats.org/drawingml/2006/picture">
+                  <pic:nvPicPr>
+                    <pic:cNvPr id="0" name="Picture 8" descr="0"/>
+                    <pic:cNvPicPr>
+                      <a:picLocks noChangeAspect="1" noChangeArrowheads="1"/>
+                    </pic:cNvPicPr>
+                  </pic:nvPicPr>
+                  <pic:blipFill>
+                    <a:blip r:embed="rId13" cstate="print">
+                      <a:extLst>
+                        <a:ext uri="{28A0092B-C50C-407E-A947-70E740481C1C}">
+                          <a14:useLocalDpi xmlns:a14="http://schemas.microsoft.com/office/drawing/2010/main" val="0"/>
+                        </a:ext>
+                      </a:extLst>
+                    </a:blip>
+                    <a:srcRect/>
+                    <a:stretch>
+                      <a:fillRect/>
+                    </a:stretch>
+                  </pic:blipFill>
+                  <pic:spPr bwMode="auto">
+                    <a:xfrm>
+                      <a:off x="0" y="0"/>
+                      <a:ext cx="3347720" cy="2600325"/>
+                    </a:xfrm>
+                    <a:prstGeom prst="rect">
+                      <a:avLst/>
+                    </a:prstGeom>
+                    <a:noFill/>
+                    <a:ln>
+                      <a:noFill/>
+                    </a:ln>
+                  </pic:spPr>
+                </pic:pic>
+              </a:graphicData>
+            </a:graphic>
+            <wp14:sizeRelH relativeFrom="page">
+              <wp14:pctWidth>0</wp14:pctWidth>
+            </wp14:sizeRelH>
+            <wp14:sizeRelV relativeFrom="page">
+              <wp14:pctHeight>0</wp14:pctHeight>
+            </wp14:sizeRelV>
+          </wp:anchor>
+        </w:drawing>
+      </w:r>
+      <w:r>
+        <w:rPr>
+          <w:noProof/>
+          <w:lang w:eastAsia="en-IN"/>
+        </w:rPr>
+        <w:drawing>
+          <wp:anchor distT="0" distB="0" distL="114300" distR="114300" simplePos="0" relativeHeight="251673600" behindDoc="0" locked="0" layoutInCell="1" allowOverlap="1" wp14:anchorId="73BC920B" wp14:editId="243B9AFF">
+            <wp:simplePos x="0" y="0"/>
+            <wp:positionH relativeFrom="column">
+              <wp:posOffset>-180975</wp:posOffset>
+            </wp:positionH>
+            <wp:positionV relativeFrom="paragraph">
+              <wp:posOffset>4385945</wp:posOffset>
+            </wp:positionV>
+            <wp:extent cx="3468370" cy="2653030"/>
+            <wp:effectExtent l="0" t="0" r="0" b="0"/>
+            <wp:wrapNone/>
+            <wp:docPr id="6" name="Picture 6" descr="0"/>
+            <wp:cNvGraphicFramePr>
+              <a:graphicFrameLocks xmlns:a="http://schemas.openxmlformats.org/drawingml/2006/main" noChangeAspect="1"/>
+            </wp:cNvGraphicFramePr>
+            <a:graphic xmlns:a="http://schemas.openxmlformats.org/drawingml/2006/main">
+              <a:graphicData uri="http://schemas.openxmlformats.org/drawingml/2006/picture">
+                <pic:pic xmlns:pic="http://schemas.openxmlformats.org/drawingml/2006/picture">
+                  <pic:nvPicPr>
+                    <pic:cNvPr id="0" name="Picture 6" descr="0"/>
+                    <pic:cNvPicPr>
+                      <a:picLocks noChangeAspect="1" noChangeArrowheads="1"/>
+                    </pic:cNvPicPr>
+                  </pic:nvPicPr>
+                  <pic:blipFill>
+                    <a:blip r:embed="rId14" cstate="print">
+                      <a:extLst>
+                        <a:ext uri="{28A0092B-C50C-407E-A947-70E740481C1C}">
+                          <a14:useLocalDpi xmlns:a14="http://schemas.microsoft.com/office/drawing/2010/main" val="0"/>
+                        </a:ext>
+                      </a:extLst>
+                    </a:blip>
+                    <a:srcRect/>
+                    <a:stretch>
+                      <a:fillRect/>
+                    </a:stretch>
+                  </pic:blipFill>
+                  <pic:spPr bwMode="auto">
+                    <a:xfrm>
+                      <a:off x="0" y="0"/>
+                      <a:ext cx="3468370" cy="2653030"/>
+                    </a:xfrm>
+                    <a:prstGeom prst="rect">
+                      <a:avLst/>
+                    </a:prstGeom>
+                    <a:noFill/>
+                    <a:ln>
+                      <a:noFill/>
+                    </a:ln>
+                  </pic:spPr>
+                </pic:pic>
+              </a:graphicData>
+            </a:graphic>
+            <wp14:sizeRelH relativeFrom="page">
+              <wp14:pctWidth>0</wp14:pctWidth>
+            </wp14:sizeRelH>
+            <wp14:sizeRelV relativeFrom="page">
+              <wp14:pctHeight>0</wp14:pctHeight>
+            </wp14:sizeRelV>
+          </wp:anchor>
+        </w:drawing>
+      </w:r>
+      <w:r>
+        <w:rPr>
+          <w:noProof/>
+          <w:lang w:eastAsia="en-IN"/>
+        </w:rPr>
+        <w:drawing>
+          <wp:anchor distT="0" distB="0" distL="114300" distR="114300" simplePos="0" relativeHeight="251672576" behindDoc="0" locked="0" layoutInCell="1" allowOverlap="1" wp14:anchorId="261D2D17" wp14:editId="48578BCC">
+            <wp:simplePos x="0" y="0"/>
+            <wp:positionH relativeFrom="column">
+              <wp:posOffset>3444875</wp:posOffset>
+            </wp:positionH>
+            <wp:positionV relativeFrom="paragraph">
+              <wp:posOffset>566420</wp:posOffset>
+            </wp:positionV>
+            <wp:extent cx="3383915" cy="2628265"/>
+            <wp:effectExtent l="0" t="0" r="6985" b="635"/>
+            <wp:wrapNone/>
+            <wp:docPr id="5" name="Picture 5" descr="0"/>
+            <wp:cNvGraphicFramePr>
+              <a:graphicFrameLocks xmlns:a="http://schemas.openxmlformats.org/drawingml/2006/main" noChangeAspect="1"/>
+            </wp:cNvGraphicFramePr>
+            <a:graphic xmlns:a="http://schemas.openxmlformats.org/drawingml/2006/main">
+              <a:graphicData uri="http://schemas.openxmlformats.org/drawingml/2006/picture">
+                <pic:pic xmlns:pic="http://schemas.openxmlformats.org/drawingml/2006/picture">
+                  <pic:nvPicPr>
+                    <pic:cNvPr id="0" name="Picture 4" descr="0"/>
+                    <pic:cNvPicPr>
+                      <a:picLocks noChangeAspect="1" noChangeArrowheads="1"/>
+                    </pic:cNvPicPr>
+                  </pic:nvPicPr>
+                  <pic:blipFill>
+                    <a:blip r:embed="rId15" cstate="print">
+                      <a:extLst>
+                        <a:ext uri="{28A0092B-C50C-407E-A947-70E740481C1C}">
+                          <a14:useLocalDpi xmlns:a14="http://schemas.microsoft.com/office/drawing/2010/main" val="0"/>
+                        </a:ext>
+                      </a:extLst>
+                    </a:blip>
+                    <a:srcRect/>
+                    <a:stretch>
+                      <a:fillRect/>
+                    </a:stretch>
+                  </pic:blipFill>
+                  <pic:spPr bwMode="auto">
+                    <a:xfrm>
+                      <a:off x="0" y="0"/>
+                      <a:ext cx="3383915" cy="2628265"/>
+                    </a:xfrm>
+                    <a:prstGeom prst="rect">
+                      <a:avLst/>
+                    </a:prstGeom>
+                    <a:noFill/>
+                    <a:ln>
+                      <a:noFill/>
+                    </a:ln>
+                  </pic:spPr>
+                </pic:pic>
+              </a:graphicData>
+            </a:graphic>
+            <wp14:sizeRelH relativeFrom="page">
+              <wp14:pctWidth>0</wp14:pctWidth>
+            </wp14:sizeRelH>
+            <wp14:sizeRelV relativeFrom="page">
+              <wp14:pctHeight>0</wp14:pctHeight>
+            </wp14:sizeRelV>
+          </wp:anchor>
+        </w:drawing>
+      </w:r>
+      <w:r>
+        <w:rPr>
+          <w:noProof/>
+          <w:lang w:eastAsia="en-IN"/>
+        </w:rPr>
+        <w:drawing>
+          <wp:anchor distT="0" distB="0" distL="114300" distR="114300" simplePos="0" relativeHeight="251671552" behindDoc="0" locked="0" layoutInCell="1" allowOverlap="1" wp14:anchorId="650EC103" wp14:editId="020F758C">
+            <wp:simplePos x="0" y="0"/>
+            <wp:positionH relativeFrom="column">
+              <wp:posOffset>-161925</wp:posOffset>
+            </wp:positionH>
+            <wp:positionV relativeFrom="paragraph">
+              <wp:posOffset>556895</wp:posOffset>
+            </wp:positionV>
+            <wp:extent cx="3448050" cy="2678430"/>
+            <wp:effectExtent l="0" t="0" r="0" b="7620"/>
+            <wp:wrapNone/>
+            <wp:docPr id="2" name="Picture 2" descr="0"/>
+            <wp:cNvGraphicFramePr>
+              <a:graphicFrameLocks xmlns:a="http://schemas.openxmlformats.org/drawingml/2006/main" noChangeAspect="1"/>
+            </wp:cNvGraphicFramePr>
+            <a:graphic xmlns:a="http://schemas.openxmlformats.org/drawingml/2006/main">
+              <a:graphicData uri="http://schemas.openxmlformats.org/drawingml/2006/picture">
+                <pic:pic xmlns:pic="http://schemas.openxmlformats.org/drawingml/2006/picture">
+                  <pic:nvPicPr>
+                    <pic:cNvPr id="0" name="Picture 2" descr="0"/>
+                    <pic:cNvPicPr>
+                      <a:picLocks noChangeAspect="1" noChangeArrowheads="1"/>
+                    </pic:cNvPicPr>
+                  </pic:nvPicPr>
+                  <pic:blipFill>
+                    <a:blip r:embed="rId16" cstate="print">
+                      <a:extLst>
+                        <a:ext uri="{28A0092B-C50C-407E-A947-70E740481C1C}">
+                          <a14:useLocalDpi xmlns:a14="http://schemas.microsoft.com/office/drawing/2010/main" val="0"/>
+                        </a:ext>
+                      </a:extLst>
+                    </a:blip>
+                    <a:srcRect/>
+                    <a:stretch>
+                      <a:fillRect/>
+                    </a:stretch>
+                  </pic:blipFill>
+                  <pic:spPr bwMode="auto">
+                    <a:xfrm>
+                      <a:off x="0" y="0"/>
+                      <a:ext cx="3448050" cy="2678430"/>
+                    </a:xfrm>
+                    <a:prstGeom prst="rect">
+                      <a:avLst/>
+                    </a:prstGeom>
+                    <a:noFill/>
+                    <a:ln>
+                      <a:noFill/>
+                    </a:ln>
+                  </pic:spPr>
+                </pic:pic>
+              </a:graphicData>
+            </a:graphic>
+            <wp14:sizeRelH relativeFrom="page">
+              <wp14:pctWidth>0</wp14:pctWidth>
+            </wp14:sizeRelH>
+            <wp14:sizeRelV relativeFrom="page">
+              <wp14:pctHeight>0</wp14:pctHeight>
+            </wp14:sizeRelV>
+          </wp:anchor>
+        </w:drawing>
+      </w:r>
+      <w:r>
+        <w:rPr>
+          <w:rFonts w:ascii="Bahnschrift Light SemiCondensed" w:hAnsi="Bahnschrift Light SemiCondensed"/>
+          <w:b/>
+          <w:bCs/>
+          <w:color w:val="5B9BD5" w:themeColor="accent1"/>
+          <w:sz w:val="48"/>
+          <w:szCs w:val="44"/>
+          <w:u w:val="single"/>
+        </w:rPr>
+        <w:t xml:space="preserve">           </w:t>
+      </w:r>
+    </w:p>
+    <w:p>
+      <w:pPr>
+        <w:rPr>
+          <w:rFonts w:ascii="Bahnschrift Light SemiCondensed" w:hAnsi="Bahnschrift Light SemiCondensed"/>
+          <w:b/>
+          <w:bCs/>
+          <w:color w:val="5B9BD5" w:themeColor="accent1"/>
+          <w:sz w:val="48"/>
+          <w:szCs w:val="44"/>
+          <w:u w:val="single"/>
+        </w:rPr>
+      </w:pPr>
+    </w:p>
+    <w:p>
+      <w:pPr>
+        <w:rPr>
+          <w:rFonts w:ascii="Bahnschrift Light SemiCondensed" w:hAnsi="Bahnschrift Light SemiCondensed"/>
+          <w:b/>
+          <w:bCs/>
+          <w:color w:val="5B9BD5" w:themeColor="accent1"/>
+          <w:sz w:val="48"/>
+          <w:szCs w:val="44"/>
+          <w:u w:val="single"/>
+        </w:rPr>
+      </w:pPr>
+    </w:p>
+    <w:p>
+      <w:pPr>
+        <w:rPr>
+          <w:rFonts w:ascii="Bahnschrift Light SemiCondensed" w:hAnsi="Bahnschrift Light SemiCondensed"/>
+          <w:b/>
+          <w:bCs/>
+          <w:color w:val="5B9BD5" w:themeColor="accent1"/>
+          <w:sz w:val="48"/>
+          <w:szCs w:val="44"/>
+          <w:u w:val="single"/>
+        </w:rPr>
+      </w:pPr>
+    </w:p>
+    <w:p>
+      <w:pPr>
+        <w:rPr>
+          <w:rFonts w:ascii="Bahnschrift Light SemiCondensed" w:hAnsi="Bahnschrift Light SemiCondensed"/>
+          <w:b/>
+          <w:bCs/>
+          <w:color w:val="5B9BD5" w:themeColor="accent1"/>
+          <w:sz w:val="48"/>
+          <w:szCs w:val="44"/>
+          <w:u w:val="single"/>
+        </w:rPr>
+      </w:pPr>
+    </w:p>
+    <w:p>
+      <w:pPr>
+        <w:rPr>
+          <w:rFonts w:ascii="Bahnschrift Light SemiCondensed" w:hAnsi="Bahnschrift Light SemiCondensed"/>
+          <w:b/>
+          <w:bCs/>
+          <w:color w:val="5B9BD5" w:themeColor="accent1"/>
+          <w:sz w:val="48"/>
+          <w:szCs w:val="44"/>
+          <w:u w:val="single"/>
+        </w:rPr>
+      </w:pPr>
+    </w:p>
+    <w:p>
+      <w:pPr>
+        <w:rPr>
+          <w:rFonts w:ascii="Bahnschrift Light SemiCondensed" w:hAnsi="Bahnschrift Light SemiCondensed"/>
+          <w:b/>
+          <w:bCs/>
+          <w:color w:val="5B9BD5" w:themeColor="accent1"/>
+          <w:sz w:val="48"/>
+          <w:szCs w:val="44"/>
+          <w:u w:val="single"/>
+        </w:rPr>
+      </w:pPr>
+    </w:p>
+    <w:p>
+      <w:pPr>
+        <w:rPr>
+          <w:rFonts w:ascii="Bahnschrift Light SemiCondensed" w:hAnsi="Bahnschrift Light SemiCondensed"/>
+          <w:b/>
+          <w:bCs/>
+          <w:color w:val="5B9BD5" w:themeColor="accent1"/>
+          <w:sz w:val="48"/>
+          <w:szCs w:val="44"/>
+          <w:u w:val="single"/>
+        </w:rPr>
+      </w:pPr>
+    </w:p>
+    <w:p>
+      <w:pPr>
+        <w:rPr>
+          <w:rFonts w:ascii="Bahnschrift Light SemiCondensed" w:hAnsi="Bahnschrift Light SemiCondensed"/>
+          <w:b/>
+          <w:bCs/>
+          <w:color w:val="5B9BD5" w:themeColor="accent1"/>
+          <w:sz w:val="48"/>
+          <w:szCs w:val="44"/>
+          <w:u w:val="single"/>
+        </w:rPr>
+      </w:pPr>
+    </w:p>
+    <w:p>
+      <w:pPr>
+        <w:rPr>
+          <w:rFonts w:ascii="Bahnschrift Light SemiCondensed" w:hAnsi="Bahnschrift Light SemiCondensed"/>
+          <w:b/>
+          <w:bCs/>
+          <w:color w:val="5B9BD5" w:themeColor="accent1"/>
+          <w:sz w:val="48"/>
+          <w:szCs w:val="44"/>
+          <w:u w:val="single"/>
+        </w:rPr>
+      </w:pPr>
+    </w:p>
+    <w:p>
+      <w:pPr>
+        <w:rPr>
+          <w:rFonts w:ascii="Bahnschrift Light SemiCondensed" w:hAnsi="Bahnschrift Light SemiCondensed"/>
+          <w:b/>
+          <w:bCs/>
+          <w:color w:val="5B9BD5" w:themeColor="accent1"/>
+          <w:sz w:val="48"/>
+          <w:szCs w:val="44"/>
+          <w:u w:val="single"/>
+        </w:rPr>
+      </w:pPr>
+    </w:p>
+    <w:p>
+      <w:pPr>
+        <w:rPr>
+          <w:rFonts w:ascii="Bahnschrift Light SemiCondensed" w:hAnsi="Bahnschrift Light SemiCondensed"/>
+          <w:b/>
+          <w:bCs/>
+          <w:color w:val="5B9BD5" w:themeColor="accent1"/>
+          <w:sz w:val="48"/>
+          <w:szCs w:val="44"/>
+          <w:u w:val="single"/>
+        </w:rPr>
+      </w:pPr>
+    </w:p>
+    <w:p>
+      <w:pPr>
+        <w:rPr>
+          <w:rFonts w:ascii="Bahnschrift Light SemiCondensed" w:hAnsi="Bahnschrift Light SemiCondensed"/>
+          <w:b/>
+          <w:bCs/>
+          <w:color w:val="5B9BD5" w:themeColor="accent1"/>
+          <w:sz w:val="48"/>
+          <w:szCs w:val="44"/>
+          <w:u w:val="single"/>
+        </w:rPr>
+      </w:pPr>
+    </w:p>
+    <w:p>
+      <w:pPr>
+        <w:rPr>
+          <w:rFonts w:ascii="Bahnschrift Light SemiCondensed" w:hAnsi="Bahnschrift Light SemiCondensed"/>
+          <w:b/>
+          <w:bCs/>
+          <w:color w:val="5B9BD5" w:themeColor="accent1"/>
+          <w:sz w:val="48"/>
+          <w:szCs w:val="44"/>
+          <w:u w:val="single"/>
+        </w:rPr>
+      </w:pPr>
+    </w:p>
+    <w:p>
+      <w:pPr>
+        <w:rPr>
+          <w:rFonts w:ascii="Bahnschrift Light SemiCondensed" w:hAnsi="Bahnschrift Light SemiCondensed"/>
+          <w:b/>
+          <w:bCs/>
+          <w:color w:val="5B9BD5" w:themeColor="accent1"/>
+          <w:sz w:val="48"/>
+          <w:szCs w:val="44"/>
+          <w:u w:val="single"/>
+        </w:rPr>
+      </w:pPr>
+    </w:p>
+    <w:p>
+      <w:pPr>
+        <w:rPr>
+          <w:rFonts w:ascii="Bahnschrift Light SemiCondensed" w:hAnsi="Bahnschrift Light SemiCondensed"/>
+          <w:b/>
+          <w:bCs/>
+          <w:color w:val="5B9BD5" w:themeColor="accent1"/>
+          <w:sz w:val="48"/>
+          <w:szCs w:val="44"/>
+          <w:u w:val="single"/>
+        </w:rPr>
+      </w:pPr>
+    </w:p>
+    <w:p>
+      <w:pPr>
+        <w:rPr>
+          <w:rFonts w:ascii="Bahnschrift Light SemiCondensed" w:hAnsi="Bahnschrift Light SemiCondensed"/>
+          <w:b/>
+          <w:bCs/>
+          <w:color w:val="5B9BD5" w:themeColor="accent1"/>
+          <w:sz w:val="48"/>
+          <w:szCs w:val="44"/>
+          <w:u w:val="single"/>
+        </w:rPr>
+      </w:pPr>
+    </w:p>
+    <w:p>
+      <w:pPr>
+        <w:rPr>
+          <w:rFonts w:ascii="Bahnschrift Light SemiCondensed" w:hAnsi="Bahnschrift Light SemiCondensed"/>
+          <w:b/>
+          <w:bCs/>
+          <w:color w:val="5B9BD5" w:themeColor="accent1"/>
+          <w:sz w:val="48"/>
+          <w:szCs w:val="44"/>
+          <w:u w:val="single"/>
+        </w:rPr>
+      </w:pPr>
+      <w:r>
+        <w:rPr>
+          <w:rFonts w:ascii="Bahnschrift Light SemiCondensed" w:hAnsi="Bahnschrift Light SemiCondensed"/>
+          <w:b/>
+          <w:bCs/>
+          <w:color w:val="5B9BD5" w:themeColor="accent1"/>
+          <w:sz w:val="48"/>
+          <w:szCs w:val="44"/>
+          <w:u w:val="single"/>
+        </w:rPr>
+        <w:lastRenderedPageBreak/>
+        <w:t>Machine Failures</w:t>
+      </w:r>
+    </w:p>
+    <w:p>
+      <w:pPr>
+        <w:spacing w:before="100" w:beforeAutospacing="1" w:after="100" w:afterAutospacing="1" w:line="240" w:lineRule="auto"/>
+        <w:rPr>
+          <w:rFonts w:ascii="Bahnschrift Light SemiCondensed" w:eastAsia="Times New Roman" w:hAnsi="Bahnschrift Light SemiCondensed" w:cs="Times New Roman"/>
+          <w:sz w:val="28"/>
+          <w:szCs w:val="28"/>
+          <w:lang w:eastAsia="en-IN"/>
+        </w:rPr>
+      </w:pPr>
+      <w:r>
+        <w:rPr>
+          <w:rFonts w:ascii="Bahnschrift Light SemiCondensed" w:eastAsia="Times New Roman" w:hAnsi="Bahnschrift Light SemiCondensed" w:cs="Times New Roman"/>
+          <w:sz w:val="28"/>
+          <w:szCs w:val="28"/>
+          <w:lang w:eastAsia="en-IN"/>
+        </w:rPr>
+        <w:t>In this analysis, we processed telemetry data and failure logs to study the failure patterns across different machines. The telemetry data, which includes sensor readings such as pressure, voltage, rotation speed, and vibration, was aggregated on a daily basis for each machine. Failures were mapped to binary values and merged with the telemetry data to track when each machine experienced a failure.</w:t>
+      </w:r>
+    </w:p>
+    <w:p>
+      <w:pPr>
+        <w:spacing w:before="100" w:beforeAutospacing="1" w:after="100" w:afterAutospacing="1" w:line="240" w:lineRule="auto"/>
+        <w:rPr>
+          <w:rFonts w:ascii="Bahnschrift Light SemiCondensed" w:eastAsia="Times New Roman" w:hAnsi="Bahnschrift Light SemiCondensed" w:cs="Times New Roman"/>
+          <w:sz w:val="28"/>
+          <w:szCs w:val="28"/>
+          <w:lang w:eastAsia="en-IN"/>
+        </w:rPr>
+      </w:pPr>
+      <w:r>
+        <w:rPr>
+          <w:rFonts w:ascii="Bahnschrift Light SemiCondensed" w:eastAsia="Times New Roman" w:hAnsi="Bahnschrift Light SemiCondensed" w:cs="Times New Roman"/>
+          <w:sz w:val="28"/>
+          <w:szCs w:val="28"/>
+          <w:lang w:eastAsia="en-IN"/>
+        </w:rPr>
+        <w:t xml:space="preserve">For instance, focusing on </w:t>
+      </w:r>
+      <w:proofErr w:type="spellStart"/>
+      <w:r>
+        <w:rPr>
+          <w:rFonts w:ascii="Bahnschrift Light SemiCondensed" w:eastAsia="Times New Roman" w:hAnsi="Bahnschrift Light SemiCondensed" w:cs="Courier New"/>
+          <w:sz w:val="28"/>
+          <w:szCs w:val="28"/>
+          <w:lang w:eastAsia="en-IN"/>
+        </w:rPr>
+        <w:t>machineID</w:t>
+      </w:r>
+      <w:proofErr w:type="spellEnd"/>
+      <w:r>
+        <w:rPr>
+          <w:rFonts w:ascii="Bahnschrift Light SemiCondensed" w:eastAsia="Times New Roman" w:hAnsi="Bahnschrift Light SemiCondensed" w:cs="Courier New"/>
+          <w:sz w:val="28"/>
+          <w:szCs w:val="28"/>
+          <w:lang w:eastAsia="en-IN"/>
+        </w:rPr>
+        <w:t xml:space="preserve"> = 1</w:t>
+      </w:r>
+      <w:r>
+        <w:rPr>
+          <w:rFonts w:ascii="Bahnschrift Light SemiCondensed" w:eastAsia="Times New Roman" w:hAnsi="Bahnschrift Light SemiCondensed" w:cs="Times New Roman"/>
+          <w:sz w:val="28"/>
+          <w:szCs w:val="28"/>
+          <w:lang w:eastAsia="en-IN"/>
+        </w:rPr>
+        <w:t xml:space="preserve">, we calculated the </w:t>
+      </w:r>
+      <w:r>
+        <w:rPr>
+          <w:rFonts w:ascii="Bahnschrift Light SemiCondensed" w:eastAsia="Times New Roman" w:hAnsi="Bahnschrift Light SemiCondensed" w:cs="Times New Roman"/>
+          <w:b/>
+          <w:bCs/>
+          <w:sz w:val="28"/>
+          <w:szCs w:val="28"/>
+          <w:lang w:eastAsia="en-IN"/>
+        </w:rPr>
+        <w:t>average number of days between consecutive failures</w:t>
+      </w:r>
+      <w:r>
+        <w:rPr>
+          <w:rFonts w:ascii="Bahnschrift Light SemiCondensed" w:eastAsia="Times New Roman" w:hAnsi="Bahnschrift Light SemiCondensed" w:cs="Times New Roman"/>
+          <w:sz w:val="28"/>
+          <w:szCs w:val="28"/>
+          <w:lang w:eastAsia="en-IN"/>
+        </w:rPr>
+        <w:t>, which provides insight into the failure frequency and reliability of the machine. This was done by identifying failure events and computing the time intervals between them.</w:t>
+      </w:r>
+    </w:p>
+    <w:p>
+      <w:pPr>
+        <w:spacing w:before="100" w:beforeAutospacing="1" w:after="100" w:afterAutospacing="1" w:line="240" w:lineRule="auto"/>
+        <w:rPr>
+          <w:rFonts w:ascii="Bahnschrift Light SemiCondensed" w:eastAsia="Times New Roman" w:hAnsi="Bahnschrift Light SemiCondensed" w:cs="Times New Roman"/>
+          <w:sz w:val="28"/>
+          <w:szCs w:val="28"/>
+          <w:lang w:eastAsia="en-IN"/>
+        </w:rPr>
+      </w:pPr>
+      <w:r>
+        <w:rPr>
+          <w:rFonts w:ascii="Bahnschrift Light SemiCondensed" w:eastAsia="Times New Roman" w:hAnsi="Bahnschrift Light SemiCondensed" w:cs="Times New Roman"/>
+          <w:sz w:val="28"/>
+          <w:szCs w:val="28"/>
+          <w:lang w:eastAsia="en-IN"/>
+        </w:rPr>
+        <w:t xml:space="preserve">Furthermore, we identified the </w:t>
+      </w:r>
+      <w:r>
+        <w:rPr>
+          <w:rFonts w:ascii="Bahnschrift Light SemiCondensed" w:eastAsia="Times New Roman" w:hAnsi="Bahnschrift Light SemiCondensed" w:cs="Times New Roman"/>
+          <w:b/>
+          <w:bCs/>
+          <w:sz w:val="28"/>
+          <w:szCs w:val="28"/>
+          <w:lang w:eastAsia="en-IN"/>
+        </w:rPr>
+        <w:t>top 3 machines with the highest number of failures</w:t>
+      </w:r>
+      <w:r>
+        <w:rPr>
+          <w:rFonts w:ascii="Bahnschrift Light SemiCondensed" w:eastAsia="Times New Roman" w:hAnsi="Bahnschrift Light SemiCondensed" w:cs="Times New Roman"/>
+          <w:sz w:val="28"/>
+          <w:szCs w:val="28"/>
+          <w:lang w:eastAsia="en-IN"/>
+        </w:rPr>
+        <w:t xml:space="preserve">, which helps prioritize maintenance and inspection schedules. Similarly, we also highlighted the </w:t>
+      </w:r>
+      <w:r>
+        <w:rPr>
+          <w:rFonts w:ascii="Bahnschrift Light SemiCondensed" w:eastAsia="Times New Roman" w:hAnsi="Bahnschrift Light SemiCondensed" w:cs="Times New Roman"/>
+          <w:b/>
+          <w:bCs/>
+          <w:sz w:val="28"/>
+          <w:szCs w:val="28"/>
+          <w:lang w:eastAsia="en-IN"/>
+        </w:rPr>
+        <w:t>3 machines with the least failures</w:t>
+      </w:r>
+      <w:r>
+        <w:rPr>
+          <w:rFonts w:ascii="Bahnschrift Light SemiCondensed" w:eastAsia="Times New Roman" w:hAnsi="Bahnschrift Light SemiCondensed" w:cs="Times New Roman"/>
+          <w:sz w:val="28"/>
+          <w:szCs w:val="28"/>
+          <w:lang w:eastAsia="en-IN"/>
+        </w:rPr>
+        <w:t>, potentially indicating stable or under-utilized machines. This analysis can support predictive maintenance efforts by identifying machines that require more frequent monitoring and intervention.</w:t>
+      </w:r>
+    </w:p>
+    <w:p>
+      <w:pPr>
+        <w:rPr>
+          <w:rFonts w:ascii="Bahnschrift Light SemiCondensed" w:hAnsi="Bahnschrift Light SemiCondensed"/>
+          <w:b/>
+          <w:bCs/>
+          <w:color w:val="5B9BD5" w:themeColor="accent1"/>
+          <w:sz w:val="48"/>
+          <w:szCs w:val="44"/>
+          <w:u w:val="single"/>
+        </w:rPr>
+      </w:pPr>
+      <w:r>
+        <w:rPr>
+          <w:rFonts w:ascii="Bahnschrift Light SemiCondensed" w:eastAsia="Times New Roman" w:hAnsi="Bahnschrift Light SemiCondensed" w:cs="Times New Roman"/>
+          <w:noProof/>
+          <w:sz w:val="28"/>
+          <w:szCs w:val="28"/>
+          <w:lang w:eastAsia="en-IN"/>
+        </w:rPr>
+        <w:drawing>
+          <wp:anchor distT="0" distB="0" distL="114300" distR="114300" simplePos="0" relativeHeight="251675648" behindDoc="0" locked="0" layoutInCell="1" allowOverlap="1" wp14:anchorId="13116568" wp14:editId="1D6BF145">
+            <wp:simplePos x="0" y="0"/>
+            <wp:positionH relativeFrom="column">
+              <wp:posOffset>295275</wp:posOffset>
+            </wp:positionH>
+            <wp:positionV relativeFrom="paragraph">
+              <wp:posOffset>202565</wp:posOffset>
+            </wp:positionV>
+            <wp:extent cx="5810250" cy="5495107"/>
+            <wp:effectExtent l="0" t="0" r="0" b="0"/>
+            <wp:wrapNone/>
+            <wp:docPr id="8" name="Picture 8"/>
+            <wp:cNvGraphicFramePr>
+              <a:graphicFrameLocks xmlns:a="http://schemas.openxmlformats.org/drawingml/2006/main" noChangeAspect="1"/>
+            </wp:cNvGraphicFramePr>
+            <a:graphic xmlns:a="http://schemas.openxmlformats.org/drawingml/2006/main">
+              <a:graphicData uri="http://schemas.openxmlformats.org/drawingml/2006/picture">
+                <pic:pic xmlns:pic="http://schemas.openxmlformats.org/drawingml/2006/picture">
+                  <pic:nvPicPr>
+                    <pic:cNvPr id="0" name="failure.png"/>
+                    <pic:cNvPicPr/>
+                  </pic:nvPicPr>
+                  <pic:blipFill>
+                    <a:blip r:embed="rId17">
+                      <a:extLst>
+                        <a:ext uri="{28A0092B-C50C-407E-A947-70E740481C1C}">
+                          <a14:useLocalDpi xmlns:a14="http://schemas.microsoft.com/office/drawing/2010/main" val="0"/>
+                        </a:ext>
+                      </a:extLst>
+                    </a:blip>
+                    <a:stretch>
+                      <a:fillRect/>
+                    </a:stretch>
+                  </pic:blipFill>
+                  <pic:spPr>
+                    <a:xfrm>
+                      <a:off x="0" y="0"/>
+                      <a:ext cx="5810250" cy="5495107"/>
+                    </a:xfrm>
+                    <a:prstGeom prst="rect">
+                      <a:avLst/>
+                    </a:prstGeom>
+                  </pic:spPr>
+                </pic:pic>
+              </a:graphicData>
+            </a:graphic>
+            <wp14:sizeRelH relativeFrom="page">
+              <wp14:pctWidth>0</wp14:pctWidth>
+            </wp14:sizeRelH>
+            <wp14:sizeRelV relativeFrom="page">
+              <wp14:pctHeight>0</wp14:pctHeight>
+            </wp14:sizeRelV>
+          </wp:anchor>
+        </w:drawing>
+      </w:r>
+      <w:r>
+        <w:rPr>
+          <w:rFonts w:ascii="Bahnschrift Light SemiCondensed" w:hAnsi="Bahnschrift Light SemiCondensed"/>
+          <w:b/>
+          <w:bCs/>
+          <w:color w:val="5B9BD5" w:themeColor="accent1"/>
+          <w:sz w:val="48"/>
+          <w:szCs w:val="44"/>
+          <w:u w:val="single"/>
         </w:rPr>
         <w:br w:type="page"/>
       </w:r>
@@ -1480,6 +2464,7 @@
           <w:color w:val="5B9BD5" w:themeColor="accent1"/>
           <w:sz w:val="44"/>
           <w:szCs w:val="44"/>
+          <w:u w:val="single"/>
         </w:rPr>
       </w:pPr>
       <w:r>
@@ -1490,6 +2475,7 @@
           <w:color w:val="5B9BD5" w:themeColor="accent1"/>
           <w:sz w:val="44"/>
           <w:szCs w:val="44"/>
+          <w:u w:val="single"/>
         </w:rPr>
         <w:lastRenderedPageBreak/>
         <w:t>Model Accuracy Analysis</w:t>
@@ -1520,7 +2506,7 @@
           <w:lang w:eastAsia="en-IN"/>
         </w:rPr>
         <w:drawing>
-          <wp:anchor distT="0" distB="0" distL="114300" distR="114300" simplePos="0" relativeHeight="251658240" behindDoc="0" locked="0" layoutInCell="1" allowOverlap="1" wp14:anchorId="7837A6BF" wp14:editId="5CBA9363">
+          <wp:anchor distT="0" distB="0" distL="114300" distR="114300" simplePos="0" relativeHeight="251658240" behindDoc="0" locked="0" layoutInCell="1" allowOverlap="1" wp14:anchorId="4F7235D3" wp14:editId="6B87C541">
             <wp:simplePos x="0" y="0"/>
             <wp:positionH relativeFrom="margin">
               <wp:posOffset>-635</wp:posOffset>
@@ -1543,7 +2529,7 @@
                     <pic:cNvPicPr/>
                   </pic:nvPicPr>
                   <pic:blipFill rotWithShape="1">
-                    <a:blip r:embed="rId11">
+                    <a:blip r:embed="rId18">
                       <a:extLst>
                         <a:ext uri="{28A0092B-C50C-407E-A947-70E740481C1C}">
                           <a14:useLocalDpi xmlns:a14="http://schemas.microsoft.com/office/drawing/2010/main" val="0"/>
@@ -1909,13 +2895,13 @@
           <w:lang w:eastAsia="en-IN"/>
         </w:rPr>
         <w:drawing>
-          <wp:anchor distT="0" distB="0" distL="114300" distR="114300" simplePos="0" relativeHeight="251659264" behindDoc="0" locked="0" layoutInCell="1" allowOverlap="1" wp14:anchorId="40A7B5A2" wp14:editId="0E405849">
+          <wp:anchor distT="0" distB="0" distL="114300" distR="114300" simplePos="0" relativeHeight="251659264" behindDoc="0" locked="0" layoutInCell="1" allowOverlap="1" wp14:anchorId="52A73424" wp14:editId="738827B6">
             <wp:simplePos x="0" y="0"/>
             <wp:positionH relativeFrom="margin">
-              <wp:align>left</wp:align>
+              <wp:posOffset>0</wp:posOffset>
             </wp:positionH>
             <wp:positionV relativeFrom="paragraph">
-              <wp:posOffset>16510</wp:posOffset>
+              <wp:posOffset>187960</wp:posOffset>
             </wp:positionV>
             <wp:extent cx="4905375" cy="2447925"/>
             <wp:effectExtent l="0" t="0" r="9525" b="9525"/>
@@ -1932,7 +2918,7 @@
                     <pic:cNvPicPr/>
                   </pic:nvPicPr>
                   <pic:blipFill rotWithShape="1">
-                    <a:blip r:embed="rId12">
+                    <a:blip r:embed="rId19">
                       <a:extLst>
                         <a:ext uri="{28A0092B-C50C-407E-A947-70E740481C1C}">
                           <a14:useLocalDpi xmlns:a14="http://schemas.microsoft.com/office/drawing/2010/main" val="0"/>
@@ -2000,8 +2986,6 @@
           <w:color w:val="000000" w:themeColor="text1"/>
         </w:rPr>
       </w:pPr>
-      <w:bookmarkStart w:id="0" w:name="_GoBack"/>
-      <w:bookmarkEnd w:id="0"/>
     </w:p>
     <w:p>
       <w:pPr>
@@ -2596,7 +3580,7 @@
           <w:lang w:eastAsia="en-IN"/>
         </w:rPr>
         <w:drawing>
-          <wp:anchor distT="0" distB="0" distL="114300" distR="114300" simplePos="0" relativeHeight="251660288" behindDoc="0" locked="0" layoutInCell="1" allowOverlap="1" wp14:anchorId="173892F2" wp14:editId="33549C93">
+          <wp:anchor distT="0" distB="0" distL="114300" distR="114300" simplePos="0" relativeHeight="251660288" behindDoc="0" locked="0" layoutInCell="1" allowOverlap="1" wp14:anchorId="49685AC4" wp14:editId="436EEF8A">
             <wp:simplePos x="0" y="0"/>
             <wp:positionH relativeFrom="margin">
               <wp:align>left</wp:align>
@@ -2619,7 +3603,7 @@
                     <pic:cNvPicPr/>
                   </pic:nvPicPr>
                   <pic:blipFill rotWithShape="1">
-                    <a:blip r:embed="rId13">
+                    <a:blip r:embed="rId20">
                       <a:extLst>
                         <a:ext uri="{28A0092B-C50C-407E-A947-70E740481C1C}">
                           <a14:useLocalDpi xmlns:a14="http://schemas.microsoft.com/office/drawing/2010/main" val="0"/>
@@ -3150,6 +4134,7 @@
           <w:color w:val="5B9BD5" w:themeColor="accent1"/>
           <w:sz w:val="44"/>
           <w:szCs w:val="44"/>
+          <w:u w:val="single"/>
         </w:rPr>
       </w:pPr>
       <w:r>
@@ -3160,6 +4145,7 @@
           <w:color w:val="5B9BD5" w:themeColor="accent1"/>
           <w:sz w:val="44"/>
           <w:szCs w:val="44"/>
+          <w:u w:val="single"/>
         </w:rPr>
         <w:t>ENSEMBLE MODEL</w:t>
       </w:r>
@@ -3185,7 +4171,7 @@
           <w:lang w:eastAsia="en-IN"/>
         </w:rPr>
         <w:drawing>
-          <wp:anchor distT="0" distB="0" distL="114300" distR="114300" simplePos="0" relativeHeight="251661312" behindDoc="0" locked="0" layoutInCell="1" allowOverlap="1" wp14:anchorId="107FA87B" wp14:editId="5A81BC75">
+          <wp:anchor distT="0" distB="0" distL="114300" distR="114300" simplePos="0" relativeHeight="251661312" behindDoc="0" locked="0" layoutInCell="1" allowOverlap="1" wp14:anchorId="11E84EE9" wp14:editId="182808F4">
             <wp:simplePos x="0" y="0"/>
             <wp:positionH relativeFrom="margin">
               <wp:align>right</wp:align>
@@ -3208,7 +4194,7 @@
                     <pic:cNvPicPr/>
                   </pic:nvPicPr>
                   <pic:blipFill>
-                    <a:blip r:embed="rId14">
+                    <a:blip r:embed="rId21">
                       <a:extLst>
                         <a:ext uri="{28A0092B-C50C-407E-A947-70E740481C1C}">
                           <a14:useLocalDpi xmlns:a14="http://schemas.microsoft.com/office/drawing/2010/main" val="0"/>
@@ -3316,18 +4302,18 @@
           <w:lang w:eastAsia="en-IN"/>
         </w:rPr>
         <w:drawing>
-          <wp:anchor distT="0" distB="0" distL="114300" distR="114300" simplePos="0" relativeHeight="251662336" behindDoc="0" locked="0" layoutInCell="1" allowOverlap="1" wp14:anchorId="4E420E70" wp14:editId="10777B7D">
+          <wp:anchor distT="0" distB="0" distL="114300" distR="114300" simplePos="0" relativeHeight="251669504" behindDoc="0" locked="0" layoutInCell="1" allowOverlap="1" wp14:anchorId="52EC36FB" wp14:editId="4B0619D1">
             <wp:simplePos x="0" y="0"/>
-            <wp:positionH relativeFrom="margin">
-              <wp:align>center</wp:align>
+            <wp:positionH relativeFrom="column">
+              <wp:posOffset>0</wp:posOffset>
             </wp:positionH>
             <wp:positionV relativeFrom="paragraph">
-              <wp:posOffset>285115</wp:posOffset>
+              <wp:posOffset>316865</wp:posOffset>
             </wp:positionV>
-            <wp:extent cx="4257675" cy="2514600"/>
+            <wp:extent cx="3629532" cy="2476846"/>
             <wp:effectExtent l="0" t="0" r="9525" b="0"/>
             <wp:wrapNone/>
-            <wp:docPr id="710435103" name="Picture 5"/>
+            <wp:docPr id="3" name="Picture 3"/>
             <wp:cNvGraphicFramePr>
               <a:graphicFrameLocks xmlns:a="http://schemas.openxmlformats.org/drawingml/2006/main" noChangeAspect="1"/>
             </wp:cNvGraphicFramePr>
@@ -3335,38 +4321,29 @@
               <a:graphicData uri="http://schemas.openxmlformats.org/drawingml/2006/picture">
                 <pic:pic xmlns:pic="http://schemas.openxmlformats.org/drawingml/2006/picture">
                   <pic:nvPicPr>
-                    <pic:cNvPr id="710435103" name="Picture 710435103"/>
+                    <pic:cNvPr id="0" name="cm_ensemble.png"/>
                     <pic:cNvPicPr/>
                   </pic:nvPicPr>
-                  <pic:blipFill rotWithShape="1">
-                    <a:blip r:embed="rId15">
+                  <pic:blipFill>
+                    <a:blip r:embed="rId22">
                       <a:extLst>
                         <a:ext uri="{28A0092B-C50C-407E-A947-70E740481C1C}">
                           <a14:useLocalDpi xmlns:a14="http://schemas.microsoft.com/office/drawing/2010/main" val="0"/>
                         </a:ext>
                       </a:extLst>
                     </a:blip>
-                    <a:srcRect t="377" r="31860"/>
                     <a:stretch>
                       <a:fillRect/>
                     </a:stretch>
                   </pic:blipFill>
-                  <pic:spPr bwMode="auto">
+                  <pic:spPr>
                     <a:xfrm>
                       <a:off x="0" y="0"/>
-                      <a:ext cx="4257675" cy="2514600"/>
+                      <a:ext cx="3629532" cy="2476846"/>
                     </a:xfrm>
                     <a:prstGeom prst="rect">
                       <a:avLst/>
                     </a:prstGeom>
-                    <a:ln>
-                      <a:noFill/>
-                    </a:ln>
-                    <a:extLst>
-                      <a:ext uri="{53640926-AAD7-44D8-BBD7-CCE9431645EC}">
-                        <a14:shadowObscured xmlns:a14="http://schemas.microsoft.com/office/drawing/2010/main"/>
-                      </a:ext>
-                    </a:extLst>
                   </pic:spPr>
                 </pic:pic>
               </a:graphicData>
@@ -3452,7 +4429,43 @@
           <w:sz w:val="28"/>
           <w:szCs w:val="24"/>
         </w:rPr>
-        <w:t>This model delivers a strong recall (59.6%) for the minority class while maintaining a moderate level of false positives. Accuracy is highest among non-RF models (73.11%). Class 0 performance remains robust</w:t>
+        <w:t>This mode</w:t>
+      </w:r>
+      <w:r>
+        <w:rPr>
+          <w:rFonts w:ascii="Bahnschrift Light SemiCondensed" w:hAnsi="Bahnschrift Light SemiCondensed"/>
+          <w:color w:val="000000" w:themeColor="text1"/>
+          <w:sz w:val="28"/>
+          <w:szCs w:val="24"/>
+        </w:rPr>
+        <w:t>l delivers a strong recall (67.1</w:t>
+      </w:r>
+      <w:r>
+        <w:rPr>
+          <w:rFonts w:ascii="Bahnschrift Light SemiCondensed" w:hAnsi="Bahnschrift Light SemiCondensed"/>
+          <w:color w:val="000000" w:themeColor="text1"/>
+          <w:sz w:val="28"/>
+          <w:szCs w:val="24"/>
+        </w:rPr>
+        <w:t>%) for the minority class while maintaining a moderate level of false positives. Accuracy is</w:t>
+      </w:r>
+      <w:r>
+        <w:rPr>
+          <w:rFonts w:ascii="Bahnschrift Light SemiCondensed" w:hAnsi="Bahnschrift Light SemiCondensed"/>
+          <w:color w:val="000000" w:themeColor="text1"/>
+          <w:sz w:val="28"/>
+          <w:szCs w:val="24"/>
+        </w:rPr>
+        <w:t xml:space="preserve"> highest among non-RF models (75.34</w:t>
+      </w:r>
+      <w:r>
+        <w:rPr>
+          <w:rFonts w:ascii="Bahnschrift Light SemiCondensed" w:hAnsi="Bahnschrift Light SemiCondensed"/>
+          <w:color w:val="000000" w:themeColor="text1"/>
+          <w:sz w:val="28"/>
+          <w:szCs w:val="24"/>
+        </w:rPr>
+        <w:t>%). Class 0 performance remains robust</w:t>
       </w:r>
     </w:p>
     <w:p>
@@ -3676,6 +4689,1224 @@
           <w:szCs w:val="24"/>
         </w:rPr>
       </w:pPr>
+    </w:p>
+    <w:p>
+      <w:pPr>
+        <w:rPr>
+          <w:color w:val="000000" w:themeColor="text1"/>
+          <w:sz w:val="24"/>
+          <w:szCs w:val="24"/>
+        </w:rPr>
+      </w:pPr>
+    </w:p>
+    <w:p>
+      <w:pPr>
+        <w:rPr>
+          <w:color w:val="000000" w:themeColor="text1"/>
+          <w:sz w:val="24"/>
+          <w:szCs w:val="24"/>
+        </w:rPr>
+      </w:pPr>
+    </w:p>
+    <w:p>
+      <w:pPr>
+        <w:rPr>
+          <w:color w:val="000000" w:themeColor="text1"/>
+          <w:sz w:val="24"/>
+          <w:szCs w:val="24"/>
+        </w:rPr>
+      </w:pPr>
+    </w:p>
+    <w:p>
+      <w:pPr>
+        <w:rPr>
+          <w:color w:val="000000" w:themeColor="text1"/>
+          <w:sz w:val="24"/>
+          <w:szCs w:val="24"/>
+        </w:rPr>
+      </w:pPr>
+    </w:p>
+    <w:p>
+      <w:pPr>
+        <w:rPr>
+          <w:color w:val="000000" w:themeColor="text1"/>
+          <w:sz w:val="24"/>
+          <w:szCs w:val="24"/>
+        </w:rPr>
+      </w:pPr>
+    </w:p>
+    <w:p>
+      <w:pPr>
+        <w:rPr>
+          <w:color w:val="000000" w:themeColor="text1"/>
+          <w:sz w:val="24"/>
+          <w:szCs w:val="24"/>
+        </w:rPr>
+      </w:pPr>
+    </w:p>
+    <w:p>
+      <w:pPr>
+        <w:rPr>
+          <w:color w:val="000000" w:themeColor="text1"/>
+          <w:sz w:val="24"/>
+          <w:szCs w:val="24"/>
+        </w:rPr>
+      </w:pPr>
+    </w:p>
+    <w:p>
+      <w:pPr>
+        <w:rPr>
+          <w:color w:val="000000" w:themeColor="text1"/>
+          <w:sz w:val="24"/>
+          <w:szCs w:val="24"/>
+        </w:rPr>
+      </w:pPr>
+    </w:p>
+    <w:p>
+      <w:pPr>
+        <w:rPr>
+          <w:color w:val="000000" w:themeColor="text1"/>
+          <w:sz w:val="24"/>
+          <w:szCs w:val="24"/>
+        </w:rPr>
+      </w:pPr>
+    </w:p>
+    <w:p>
+      <w:pPr>
+        <w:rPr>
+          <w:color w:val="000000" w:themeColor="text1"/>
+          <w:sz w:val="24"/>
+          <w:szCs w:val="24"/>
+        </w:rPr>
+      </w:pPr>
+    </w:p>
+    <w:p>
+      <w:pPr>
+        <w:rPr>
+          <w:color w:val="000000" w:themeColor="text1"/>
+          <w:sz w:val="24"/>
+          <w:szCs w:val="24"/>
+        </w:rPr>
+      </w:pPr>
+    </w:p>
+    <w:p>
+      <w:pPr>
+        <w:rPr>
+          <w:color w:val="000000" w:themeColor="text1"/>
+          <w:sz w:val="24"/>
+          <w:szCs w:val="24"/>
+        </w:rPr>
+      </w:pPr>
+    </w:p>
+    <w:p>
+      <w:pPr>
+        <w:rPr>
+          <w:color w:val="000000" w:themeColor="text1"/>
+          <w:sz w:val="24"/>
+          <w:szCs w:val="24"/>
+        </w:rPr>
+      </w:pPr>
+    </w:p>
+    <w:p>
+      <w:pPr>
+        <w:rPr>
+          <w:color w:val="000000" w:themeColor="text1"/>
+          <w:sz w:val="24"/>
+          <w:szCs w:val="24"/>
+        </w:rPr>
+      </w:pPr>
+    </w:p>
+    <w:p>
+      <w:pPr>
+        <w:rPr>
+          <w:color w:val="000000" w:themeColor="text1"/>
+          <w:sz w:val="24"/>
+          <w:szCs w:val="24"/>
+        </w:rPr>
+      </w:pPr>
+    </w:p>
+    <w:p>
+      <w:pPr>
+        <w:rPr>
+          <w:color w:val="000000" w:themeColor="text1"/>
+          <w:sz w:val="24"/>
+          <w:szCs w:val="24"/>
+        </w:rPr>
+      </w:pPr>
+    </w:p>
+    <w:p>
+      <w:pPr>
+        <w:rPr>
+          <w:color w:val="000000" w:themeColor="text1"/>
+          <w:sz w:val="24"/>
+          <w:szCs w:val="24"/>
+        </w:rPr>
+      </w:pPr>
+    </w:p>
+    <w:p>
+      <w:pPr>
+        <w:rPr>
+          <w:color w:val="000000" w:themeColor="text1"/>
+          <w:sz w:val="24"/>
+          <w:szCs w:val="24"/>
+        </w:rPr>
+      </w:pPr>
+    </w:p>
+    <w:p>
+      <w:pPr>
+        <w:rPr>
+          <w:color w:val="000000" w:themeColor="text1"/>
+          <w:sz w:val="24"/>
+          <w:szCs w:val="24"/>
+        </w:rPr>
+      </w:pPr>
+    </w:p>
+    <w:p>
+      <w:pPr>
+        <w:rPr>
+          <w:color w:val="000000" w:themeColor="text1"/>
+          <w:sz w:val="24"/>
+          <w:szCs w:val="24"/>
+        </w:rPr>
+      </w:pPr>
+    </w:p>
+    <w:p>
+      <w:pPr>
+        <w:rPr>
+          <w:rFonts w:ascii="Bahnschrift Light SemiCondensed" w:hAnsi="Bahnschrift Light SemiCondensed"/>
+          <w:b/>
+          <w:color w:val="5B9BD5" w:themeColor="accent1"/>
+          <w:sz w:val="44"/>
+          <w:u w:val="single"/>
+        </w:rPr>
+      </w:pPr>
+      <w:r>
+        <w:rPr>
+          <w:rFonts w:ascii="Bahnschrift Light SemiCondensed" w:hAnsi="Bahnschrift Light SemiCondensed"/>
+          <w:b/>
+          <w:color w:val="5B9BD5" w:themeColor="accent1"/>
+          <w:sz w:val="44"/>
+          <w:u w:val="single"/>
+        </w:rPr>
+        <w:lastRenderedPageBreak/>
+        <w:t>Failure Risk Analysis</w:t>
+      </w:r>
+    </w:p>
+    <w:p>
+      <w:pPr>
+        <w:rPr>
+          <w:rFonts w:ascii="Bahnschrift Light SemiCondensed" w:hAnsi="Bahnschrift Light SemiCondensed"/>
+          <w:b/>
+          <w:color w:val="5B9BD5" w:themeColor="accent1"/>
+          <w:sz w:val="36"/>
+          <w:szCs w:val="28"/>
+          <w:u w:val="single"/>
+        </w:rPr>
+      </w:pPr>
+      <w:r>
+        <w:rPr>
+          <w:rFonts w:ascii="Bahnschrift Light SemiCondensed" w:hAnsi="Bahnschrift Light SemiCondensed"/>
+          <w:sz w:val="28"/>
+        </w:rPr>
+        <w:t>The goal of this project is to develop a predictive maintenance dashboard that assesses the risk of machine failure using historical telemetry data and recorded failure events. By applying a machine learning model to recent telemetry readings, we aim to identify machines with a high probability of failure, enabling proactive intervention and reduced downtime.</w:t>
+      </w:r>
+    </w:p>
+    <w:p>
+      <w:pPr>
+        <w:pStyle w:val="Heading3"/>
+        <w:rPr>
+          <w:rFonts w:ascii="Bahnschrift Light SemiCondensed" w:hAnsi="Bahnschrift Light SemiCondensed"/>
+          <w:sz w:val="28"/>
+          <w:szCs w:val="28"/>
+        </w:rPr>
+      </w:pPr>
+      <w:r>
+        <w:rPr>
+          <w:rStyle w:val="Strong"/>
+          <w:rFonts w:ascii="Bahnschrift Light SemiCondensed" w:hAnsi="Bahnschrift Light SemiCondensed"/>
+          <w:b/>
+          <w:bCs/>
+          <w:sz w:val="28"/>
+          <w:szCs w:val="28"/>
+        </w:rPr>
+        <w:t>1</w:t>
+      </w:r>
+      <w:r>
+        <w:rPr>
+          <w:rStyle w:val="Strong"/>
+          <w:rFonts w:ascii="Bahnschrift Light SemiCondensed" w:hAnsi="Bahnschrift Light SemiCondensed"/>
+          <w:b/>
+          <w:bCs/>
+          <w:sz w:val="28"/>
+          <w:szCs w:val="28"/>
+        </w:rPr>
+        <w:t>. Data Preparation</w:t>
+      </w:r>
+    </w:p>
+    <w:p>
+      <w:pPr>
+        <w:pStyle w:val="NormalWeb"/>
+        <w:rPr>
+          <w:rFonts w:ascii="Bahnschrift Light SemiCondensed" w:hAnsi="Bahnschrift Light SemiCondensed"/>
+          <w:sz w:val="28"/>
+          <w:szCs w:val="28"/>
+        </w:rPr>
+      </w:pPr>
+      <w:r>
+        <w:rPr>
+          <w:rFonts w:ascii="Bahnschrift Light SemiCondensed" w:hAnsi="Bahnschrift Light SemiCondensed"/>
+          <w:sz w:val="28"/>
+          <w:szCs w:val="28"/>
+        </w:rPr>
+        <w:t>Two datasets were used:</w:t>
+      </w:r>
+    </w:p>
+    <w:p>
+      <w:pPr>
+        <w:pStyle w:val="NormalWeb"/>
+        <w:numPr>
+          <w:ilvl w:val="0"/>
+          <w:numId w:val="23"/>
+        </w:numPr>
+        <w:rPr>
+          <w:rFonts w:ascii="Bahnschrift Light SemiCondensed" w:hAnsi="Bahnschrift Light SemiCondensed"/>
+          <w:sz w:val="28"/>
+          <w:szCs w:val="28"/>
+        </w:rPr>
+      </w:pPr>
+      <w:r>
+        <w:rPr>
+          <w:rStyle w:val="Strong"/>
+          <w:rFonts w:ascii="Bahnschrift Light SemiCondensed" w:eastAsiaTheme="majorEastAsia" w:hAnsi="Bahnschrift Light SemiCondensed"/>
+          <w:sz w:val="28"/>
+          <w:szCs w:val="28"/>
+        </w:rPr>
+        <w:t>Telemetry Data (</w:t>
+      </w:r>
+      <w:r>
+        <w:rPr>
+          <w:rStyle w:val="HTMLCode"/>
+          <w:rFonts w:ascii="Bahnschrift Light SemiCondensed" w:eastAsiaTheme="majorEastAsia" w:hAnsi="Bahnschrift Light SemiCondensed"/>
+          <w:b/>
+          <w:bCs/>
+          <w:sz w:val="28"/>
+          <w:szCs w:val="28"/>
+        </w:rPr>
+        <w:t>PdM_telemetry.csv</w:t>
+      </w:r>
+      <w:r>
+        <w:rPr>
+          <w:rStyle w:val="Strong"/>
+          <w:rFonts w:ascii="Bahnschrift Light SemiCondensed" w:eastAsiaTheme="majorEastAsia" w:hAnsi="Bahnschrift Light SemiCondensed"/>
+          <w:sz w:val="28"/>
+          <w:szCs w:val="28"/>
+        </w:rPr>
+        <w:t>)</w:t>
+      </w:r>
+      <w:r>
+        <w:rPr>
+          <w:rFonts w:ascii="Bahnschrift Light SemiCondensed" w:hAnsi="Bahnschrift Light SemiCondensed"/>
+          <w:sz w:val="28"/>
+          <w:szCs w:val="28"/>
+        </w:rPr>
+        <w:t>: Contains time-series sensor readings (voltage, rotation speed, pressure, and vibration) recorded hourly for each machine.</w:t>
+      </w:r>
+    </w:p>
+    <w:p>
+      <w:pPr>
+        <w:pStyle w:val="NormalWeb"/>
+        <w:numPr>
+          <w:ilvl w:val="0"/>
+          <w:numId w:val="23"/>
+        </w:numPr>
+        <w:rPr>
+          <w:rFonts w:ascii="Bahnschrift Light SemiCondensed" w:hAnsi="Bahnschrift Light SemiCondensed"/>
+          <w:sz w:val="28"/>
+          <w:szCs w:val="28"/>
+        </w:rPr>
+      </w:pPr>
+      <w:r>
+        <w:rPr>
+          <w:rStyle w:val="Strong"/>
+          <w:rFonts w:ascii="Bahnschrift Light SemiCondensed" w:eastAsiaTheme="majorEastAsia" w:hAnsi="Bahnschrift Light SemiCondensed"/>
+          <w:sz w:val="28"/>
+          <w:szCs w:val="28"/>
+        </w:rPr>
+        <w:t>Failure Logs (</w:t>
+      </w:r>
+      <w:r>
+        <w:rPr>
+          <w:rStyle w:val="HTMLCode"/>
+          <w:rFonts w:ascii="Bahnschrift Light SemiCondensed" w:eastAsiaTheme="majorEastAsia" w:hAnsi="Bahnschrift Light SemiCondensed"/>
+          <w:b/>
+          <w:bCs/>
+          <w:sz w:val="28"/>
+          <w:szCs w:val="28"/>
+        </w:rPr>
+        <w:t>PdM_failures.csv</w:t>
+      </w:r>
+      <w:r>
+        <w:rPr>
+          <w:rStyle w:val="Strong"/>
+          <w:rFonts w:ascii="Bahnschrift Light SemiCondensed" w:eastAsiaTheme="majorEastAsia" w:hAnsi="Bahnschrift Light SemiCondensed"/>
+          <w:sz w:val="28"/>
+          <w:szCs w:val="28"/>
+        </w:rPr>
+        <w:t>)</w:t>
+      </w:r>
+      <w:r>
+        <w:rPr>
+          <w:rFonts w:ascii="Bahnschrift Light SemiCondensed" w:hAnsi="Bahnschrift Light SemiCondensed"/>
+          <w:sz w:val="28"/>
+          <w:szCs w:val="28"/>
+        </w:rPr>
+        <w:t>: Logs the date and type of component failure (e.g., comp1 to comp4) for each machine.</w:t>
+      </w:r>
+    </w:p>
+    <w:p>
+      <w:pPr>
+        <w:pStyle w:val="Heading4"/>
+        <w:rPr>
+          <w:rFonts w:ascii="Bahnschrift Light SemiCondensed" w:hAnsi="Bahnschrift Light SemiCondensed"/>
+          <w:sz w:val="28"/>
+          <w:szCs w:val="28"/>
+        </w:rPr>
+      </w:pPr>
+      <w:r>
+        <w:rPr>
+          <w:rStyle w:val="Strong"/>
+          <w:rFonts w:ascii="Bahnschrift Light SemiCondensed" w:hAnsi="Bahnschrift Light SemiCondensed"/>
+          <w:b/>
+          <w:bCs/>
+          <w:sz w:val="28"/>
+          <w:szCs w:val="28"/>
+        </w:rPr>
+        <w:t>Processing Steps:</w:t>
+      </w:r>
+    </w:p>
+    <w:p>
+      <w:pPr>
+        <w:pStyle w:val="NormalWeb"/>
+        <w:numPr>
+          <w:ilvl w:val="0"/>
+          <w:numId w:val="25"/>
+        </w:numPr>
+        <w:rPr>
+          <w:rFonts w:ascii="Bahnschrift Light SemiCondensed" w:hAnsi="Bahnschrift Light SemiCondensed"/>
+          <w:sz w:val="28"/>
+          <w:szCs w:val="28"/>
+        </w:rPr>
+      </w:pPr>
+      <w:r>
+        <w:rPr>
+          <w:rStyle w:val="Strong"/>
+          <w:rFonts w:ascii="Bahnschrift Light SemiCondensed" w:eastAsiaTheme="majorEastAsia" w:hAnsi="Bahnschrift Light SemiCondensed"/>
+          <w:sz w:val="28"/>
+          <w:szCs w:val="28"/>
+        </w:rPr>
+        <w:t>Aggregation</w:t>
+      </w:r>
+      <w:r>
+        <w:rPr>
+          <w:rFonts w:ascii="Bahnschrift Light SemiCondensed" w:hAnsi="Bahnschrift Light SemiCondensed"/>
+          <w:sz w:val="28"/>
+          <w:szCs w:val="28"/>
+        </w:rPr>
+        <w:t>: Telemetry readings were aggregated daily per machine to compute average sensor values.</w:t>
+      </w:r>
+    </w:p>
+    <w:p>
+      <w:pPr>
+        <w:pStyle w:val="NormalWeb"/>
+        <w:numPr>
+          <w:ilvl w:val="0"/>
+          <w:numId w:val="25"/>
+        </w:numPr>
+        <w:rPr>
+          <w:rFonts w:ascii="Bahnschrift Light SemiCondensed" w:hAnsi="Bahnschrift Light SemiCondensed"/>
+          <w:sz w:val="28"/>
+          <w:szCs w:val="28"/>
+        </w:rPr>
+      </w:pPr>
+      <w:r>
+        <w:rPr>
+          <w:rStyle w:val="Strong"/>
+          <w:rFonts w:ascii="Bahnschrift Light SemiCondensed" w:eastAsiaTheme="majorEastAsia" w:hAnsi="Bahnschrift Light SemiCondensed"/>
+          <w:sz w:val="28"/>
+          <w:szCs w:val="28"/>
+        </w:rPr>
+        <w:t xml:space="preserve">Failure </w:t>
+      </w:r>
+      <w:r>
+        <w:rPr>
+          <w:rStyle w:val="Strong"/>
+          <w:rFonts w:ascii="Bahnschrift Light SemiCondensed" w:eastAsiaTheme="majorEastAsia" w:hAnsi="Bahnschrift Light SemiCondensed"/>
+          <w:sz w:val="28"/>
+          <w:szCs w:val="28"/>
+        </w:rPr>
+        <w:t>Labelling</w:t>
+      </w:r>
+      <w:r>
+        <w:rPr>
+          <w:rFonts w:ascii="Bahnschrift Light SemiCondensed" w:hAnsi="Bahnschrift Light SemiCondensed"/>
+          <w:sz w:val="28"/>
+          <w:szCs w:val="28"/>
+        </w:rPr>
+        <w:t>: Component-specific failure labels were replaced with a binary indicator (1 = failure, 0 = no failure).</w:t>
+      </w:r>
+    </w:p>
+    <w:p>
+      <w:pPr>
+        <w:pStyle w:val="NormalWeb"/>
+        <w:numPr>
+          <w:ilvl w:val="0"/>
+          <w:numId w:val="25"/>
+        </w:numPr>
+        <w:rPr>
+          <w:rFonts w:ascii="Bahnschrift Light SemiCondensed" w:hAnsi="Bahnschrift Light SemiCondensed"/>
+          <w:sz w:val="28"/>
+          <w:szCs w:val="28"/>
+        </w:rPr>
+      </w:pPr>
+      <w:r>
+        <w:rPr>
+          <w:rStyle w:val="Strong"/>
+          <w:rFonts w:ascii="Bahnschrift Light SemiCondensed" w:eastAsiaTheme="majorEastAsia" w:hAnsi="Bahnschrift Light SemiCondensed"/>
+          <w:sz w:val="28"/>
+          <w:szCs w:val="28"/>
+        </w:rPr>
+        <w:t>Merging</w:t>
+      </w:r>
+      <w:r>
+        <w:rPr>
+          <w:rFonts w:ascii="Bahnschrift Light SemiCondensed" w:hAnsi="Bahnschrift Light SemiCondensed"/>
+          <w:sz w:val="28"/>
+          <w:szCs w:val="28"/>
+        </w:rPr>
+        <w:t xml:space="preserve">: The daily telemetry and failure datasets were merged on </w:t>
+      </w:r>
+      <w:proofErr w:type="spellStart"/>
+      <w:r>
+        <w:rPr>
+          <w:rStyle w:val="HTMLCode"/>
+          <w:rFonts w:ascii="Bahnschrift Light SemiCondensed" w:eastAsiaTheme="majorEastAsia" w:hAnsi="Bahnschrift Light SemiCondensed"/>
+          <w:sz w:val="28"/>
+          <w:szCs w:val="28"/>
+        </w:rPr>
+        <w:t>machineID</w:t>
+      </w:r>
+      <w:proofErr w:type="spellEnd"/>
+      <w:r>
+        <w:rPr>
+          <w:rFonts w:ascii="Bahnschrift Light SemiCondensed" w:hAnsi="Bahnschrift Light SemiCondensed"/>
+          <w:sz w:val="28"/>
+          <w:szCs w:val="28"/>
+        </w:rPr>
+        <w:t xml:space="preserve"> and </w:t>
+      </w:r>
+      <w:proofErr w:type="spellStart"/>
+      <w:r>
+        <w:rPr>
+          <w:rStyle w:val="HTMLCode"/>
+          <w:rFonts w:ascii="Bahnschrift Light SemiCondensed" w:eastAsiaTheme="majorEastAsia" w:hAnsi="Bahnschrift Light SemiCondensed"/>
+          <w:sz w:val="28"/>
+          <w:szCs w:val="28"/>
+        </w:rPr>
+        <w:t>datetime</w:t>
+      </w:r>
+      <w:proofErr w:type="spellEnd"/>
+      <w:r>
+        <w:rPr>
+          <w:rFonts w:ascii="Bahnschrift Light SemiCondensed" w:hAnsi="Bahnschrift Light SemiCondensed"/>
+          <w:sz w:val="28"/>
+          <w:szCs w:val="28"/>
+        </w:rPr>
+        <w:t>.</w:t>
+      </w:r>
+    </w:p>
+    <w:p>
+      <w:pPr>
+        <w:pStyle w:val="NormalWeb"/>
+        <w:numPr>
+          <w:ilvl w:val="0"/>
+          <w:numId w:val="25"/>
+        </w:numPr>
+        <w:rPr>
+          <w:rFonts w:ascii="Bahnschrift Light SemiCondensed" w:hAnsi="Bahnschrift Light SemiCondensed"/>
+          <w:sz w:val="28"/>
+          <w:szCs w:val="28"/>
+        </w:rPr>
+      </w:pPr>
+      <w:r>
+        <w:rPr>
+          <w:rStyle w:val="Strong"/>
+          <w:rFonts w:ascii="Bahnschrift Light SemiCondensed" w:eastAsiaTheme="majorEastAsia" w:hAnsi="Bahnschrift Light SemiCondensed"/>
+          <w:sz w:val="28"/>
+          <w:szCs w:val="28"/>
+        </w:rPr>
+        <w:t>Cleaning</w:t>
+      </w:r>
+      <w:r>
+        <w:rPr>
+          <w:rFonts w:ascii="Bahnschrift Light SemiCondensed" w:hAnsi="Bahnschrift Light SemiCondensed"/>
+          <w:sz w:val="28"/>
+          <w:szCs w:val="28"/>
+        </w:rPr>
+        <w:t xml:space="preserve">: Missing values were handled, and any string </w:t>
+      </w:r>
+      <w:r>
+        <w:rPr>
+          <w:rStyle w:val="HTMLCode"/>
+          <w:rFonts w:ascii="Bahnschrift Light SemiCondensed" w:eastAsiaTheme="majorEastAsia" w:hAnsi="Bahnschrift Light SemiCondensed"/>
+          <w:sz w:val="28"/>
+          <w:szCs w:val="28"/>
+        </w:rPr>
+        <w:t>'</w:t>
+      </w:r>
+      <w:r>
+        <w:rPr>
+          <w:rStyle w:val="HTMLCode"/>
+          <w:rFonts w:ascii="Bahnschrift Light SemiCondensed" w:eastAsiaTheme="majorEastAsia" w:hAnsi="Bahnschrift Light SemiCondensed"/>
+          <w:b/>
+          <w:sz w:val="28"/>
+          <w:szCs w:val="28"/>
+        </w:rPr>
+        <w:t>nan</w:t>
+      </w:r>
+      <w:r>
+        <w:rPr>
+          <w:rStyle w:val="HTMLCode"/>
+          <w:rFonts w:ascii="Bahnschrift Light SemiCondensed" w:eastAsiaTheme="majorEastAsia" w:hAnsi="Bahnschrift Light SemiCondensed"/>
+          <w:sz w:val="28"/>
+          <w:szCs w:val="28"/>
+        </w:rPr>
+        <w:t>'</w:t>
+      </w:r>
+      <w:r>
+        <w:rPr>
+          <w:rFonts w:ascii="Bahnschrift Light SemiCondensed" w:hAnsi="Bahnschrift Light SemiCondensed"/>
+          <w:sz w:val="28"/>
+          <w:szCs w:val="28"/>
+        </w:rPr>
+        <w:t xml:space="preserve"> in the failure column was replaced with actual </w:t>
+      </w:r>
+      <w:proofErr w:type="spellStart"/>
+      <w:r>
+        <w:rPr>
+          <w:rStyle w:val="HTMLCode"/>
+          <w:rFonts w:ascii="Bahnschrift Light SemiCondensed" w:eastAsiaTheme="majorEastAsia" w:hAnsi="Bahnschrift Light SemiCondensed"/>
+          <w:b/>
+          <w:sz w:val="28"/>
+          <w:szCs w:val="28"/>
+        </w:rPr>
+        <w:t>NaN</w:t>
+      </w:r>
+      <w:proofErr w:type="spellEnd"/>
+      <w:r>
+        <w:rPr>
+          <w:rFonts w:ascii="Bahnschrift Light SemiCondensed" w:hAnsi="Bahnschrift Light SemiCondensed"/>
+          <w:sz w:val="28"/>
+          <w:szCs w:val="28"/>
+        </w:rPr>
+        <w:t xml:space="preserve"> values before being </w:t>
+      </w:r>
+      <w:proofErr w:type="spellStart"/>
+      <w:r>
+        <w:rPr>
+          <w:rFonts w:ascii="Bahnschrift Light SemiCondensed" w:hAnsi="Bahnschrift Light SemiCondensed"/>
+          <w:sz w:val="28"/>
+          <w:szCs w:val="28"/>
+        </w:rPr>
+        <w:t>binarized</w:t>
+      </w:r>
+      <w:proofErr w:type="spellEnd"/>
+      <w:r>
+        <w:rPr>
+          <w:rFonts w:ascii="Bahnschrift Light SemiCondensed" w:hAnsi="Bahnschrift Light SemiCondensed"/>
+          <w:sz w:val="28"/>
+          <w:szCs w:val="28"/>
+        </w:rPr>
+        <w:t>.</w:t>
+      </w:r>
+    </w:p>
+    <w:p>
+      <w:pPr>
+        <w:pStyle w:val="Heading3"/>
+        <w:rPr>
+          <w:rFonts w:ascii="Bahnschrift Light SemiCondensed" w:hAnsi="Bahnschrift Light SemiCondensed"/>
+          <w:b w:val="0"/>
+          <w:sz w:val="28"/>
+          <w:szCs w:val="28"/>
+        </w:rPr>
+      </w:pPr>
+      <w:r>
+        <w:rPr>
+          <w:rStyle w:val="Strong"/>
+          <w:rFonts w:ascii="Bahnschrift Light SemiCondensed" w:hAnsi="Bahnschrift Light SemiCondensed"/>
+          <w:b/>
+          <w:bCs/>
+          <w:sz w:val="28"/>
+          <w:szCs w:val="28"/>
+        </w:rPr>
+        <w:t>2</w:t>
+      </w:r>
+      <w:r>
+        <w:rPr>
+          <w:rStyle w:val="Strong"/>
+          <w:rFonts w:ascii="Bahnschrift Light SemiCondensed" w:hAnsi="Bahnschrift Light SemiCondensed"/>
+          <w:b/>
+          <w:bCs/>
+          <w:sz w:val="28"/>
+          <w:szCs w:val="28"/>
+        </w:rPr>
+        <w:t>. Failure Frequency Analysis</w:t>
+      </w:r>
+    </w:p>
+    <w:p>
+      <w:pPr>
+        <w:pStyle w:val="NormalWeb"/>
+        <w:rPr>
+          <w:rFonts w:ascii="Bahnschrift Light SemiCondensed" w:hAnsi="Bahnschrift Light SemiCondensed"/>
+          <w:b/>
+          <w:sz w:val="28"/>
+          <w:szCs w:val="28"/>
+        </w:rPr>
+      </w:pPr>
+      <w:r>
+        <w:rPr>
+          <w:rFonts w:ascii="Bahnschrift Light SemiCondensed" w:hAnsi="Bahnschrift Light SemiCondensed"/>
+          <w:b/>
+          <w:sz w:val="28"/>
+          <w:szCs w:val="28"/>
+        </w:rPr>
+        <w:t>Using the processed dataset:</w:t>
+      </w:r>
+    </w:p>
+    <w:p>
+      <w:pPr>
+        <w:pStyle w:val="NormalWeb"/>
+        <w:numPr>
+          <w:ilvl w:val="0"/>
+          <w:numId w:val="27"/>
+        </w:numPr>
+        <w:rPr>
+          <w:rFonts w:ascii="Bahnschrift Light SemiCondensed" w:hAnsi="Bahnschrift Light SemiCondensed"/>
+          <w:b/>
+          <w:sz w:val="28"/>
+          <w:szCs w:val="28"/>
+        </w:rPr>
+      </w:pPr>
+      <w:r>
+        <w:rPr>
+          <w:rFonts w:ascii="Bahnschrift Light SemiCondensed" w:hAnsi="Bahnschrift Light SemiCondensed"/>
+          <w:sz w:val="28"/>
+          <w:szCs w:val="28"/>
+        </w:rPr>
+        <w:t>The</w:t>
+      </w:r>
+      <w:r>
+        <w:rPr>
+          <w:rFonts w:ascii="Bahnschrift Light SemiCondensed" w:hAnsi="Bahnschrift Light SemiCondensed"/>
+          <w:b/>
+          <w:sz w:val="28"/>
+          <w:szCs w:val="28"/>
+        </w:rPr>
+        <w:t xml:space="preserve"> </w:t>
+      </w:r>
+      <w:r>
+        <w:rPr>
+          <w:rStyle w:val="Strong"/>
+          <w:rFonts w:ascii="Bahnschrift Light SemiCondensed" w:eastAsiaTheme="majorEastAsia" w:hAnsi="Bahnschrift Light SemiCondensed"/>
+          <w:b w:val="0"/>
+          <w:sz w:val="28"/>
+          <w:szCs w:val="28"/>
+        </w:rPr>
+        <w:t>total historical failure count per machine</w:t>
+      </w:r>
+      <w:r>
+        <w:rPr>
+          <w:rFonts w:ascii="Bahnschrift Light SemiCondensed" w:hAnsi="Bahnschrift Light SemiCondensed"/>
+          <w:b/>
+          <w:sz w:val="28"/>
+          <w:szCs w:val="28"/>
+        </w:rPr>
+        <w:t xml:space="preserve"> </w:t>
+      </w:r>
+      <w:r>
+        <w:rPr>
+          <w:rFonts w:ascii="Bahnschrift Light SemiCondensed" w:hAnsi="Bahnschrift Light SemiCondensed"/>
+          <w:sz w:val="28"/>
+          <w:szCs w:val="28"/>
+        </w:rPr>
+        <w:t>was computed</w:t>
+      </w:r>
+      <w:r>
+        <w:rPr>
+          <w:rFonts w:ascii="Bahnschrift Light SemiCondensed" w:hAnsi="Bahnschrift Light SemiCondensed"/>
+          <w:b/>
+          <w:sz w:val="28"/>
+          <w:szCs w:val="28"/>
+        </w:rPr>
+        <w:t>.</w:t>
+      </w:r>
+    </w:p>
+    <w:p>
+      <w:pPr>
+        <w:pStyle w:val="NormalWeb"/>
+        <w:numPr>
+          <w:ilvl w:val="0"/>
+          <w:numId w:val="27"/>
+        </w:numPr>
+        <w:rPr>
+          <w:rFonts w:ascii="Bahnschrift Light SemiCondensed" w:hAnsi="Bahnschrift Light SemiCondensed"/>
+          <w:sz w:val="28"/>
+          <w:szCs w:val="28"/>
+        </w:rPr>
+      </w:pPr>
+      <w:r>
+        <w:rPr>
+          <w:rFonts w:ascii="Bahnschrift Light SemiCondensed" w:hAnsi="Bahnschrift Light SemiCondensed"/>
+          <w:sz w:val="28"/>
+          <w:szCs w:val="28"/>
+        </w:rPr>
+        <w:t>Machines were ranked to identify the</w:t>
+      </w:r>
+      <w:r>
+        <w:rPr>
+          <w:rFonts w:ascii="Bahnschrift Light SemiCondensed" w:hAnsi="Bahnschrift Light SemiCondensed"/>
+          <w:b/>
+          <w:sz w:val="28"/>
+          <w:szCs w:val="28"/>
+        </w:rPr>
+        <w:t xml:space="preserve"> </w:t>
+      </w:r>
+      <w:r>
+        <w:rPr>
+          <w:rStyle w:val="Strong"/>
+          <w:rFonts w:ascii="Bahnschrift Light SemiCondensed" w:eastAsiaTheme="majorEastAsia" w:hAnsi="Bahnschrift Light SemiCondensed"/>
+          <w:b w:val="0"/>
+          <w:sz w:val="28"/>
+          <w:szCs w:val="28"/>
+        </w:rPr>
+        <w:t>Top 3 machines with the highest number of failures</w:t>
+      </w:r>
+      <w:r>
+        <w:rPr>
+          <w:rFonts w:ascii="Bahnschrift Light SemiCondensed" w:hAnsi="Bahnschrift Light SemiCondensed"/>
+          <w:b/>
+          <w:sz w:val="28"/>
+          <w:szCs w:val="28"/>
+        </w:rPr>
+        <w:t xml:space="preserve"> </w:t>
+      </w:r>
+      <w:r>
+        <w:rPr>
+          <w:rFonts w:ascii="Bahnschrift Light SemiCondensed" w:hAnsi="Bahnschrift Light SemiCondensed"/>
+          <w:sz w:val="28"/>
+          <w:szCs w:val="28"/>
+        </w:rPr>
+        <w:t>as well as those with the least failures.</w:t>
+      </w:r>
+    </w:p>
+    <w:p>
+      <w:pPr>
+        <w:pStyle w:val="NormalWeb"/>
+        <w:numPr>
+          <w:ilvl w:val="0"/>
+          <w:numId w:val="27"/>
+        </w:numPr>
+        <w:rPr>
+          <w:rFonts w:ascii="Bahnschrift Light SemiCondensed" w:hAnsi="Bahnschrift Light SemiCondensed"/>
+          <w:sz w:val="28"/>
+          <w:szCs w:val="28"/>
+        </w:rPr>
+      </w:pPr>
+      <w:r>
+        <w:rPr>
+          <w:rFonts w:ascii="Bahnschrift Light SemiCondensed" w:hAnsi="Bahnschrift Light SemiCondensed"/>
+          <w:sz w:val="28"/>
+          <w:szCs w:val="28"/>
+        </w:rPr>
+        <w:t xml:space="preserve">For example, historical failure analysis for </w:t>
+      </w:r>
+      <w:proofErr w:type="spellStart"/>
+      <w:r>
+        <w:rPr>
+          <w:rStyle w:val="HTMLCode"/>
+          <w:rFonts w:ascii="Bahnschrift Light SemiCondensed" w:eastAsiaTheme="majorEastAsia" w:hAnsi="Bahnschrift Light SemiCondensed"/>
+          <w:sz w:val="28"/>
+          <w:szCs w:val="28"/>
+        </w:rPr>
+        <w:t>machineID</w:t>
+      </w:r>
+      <w:proofErr w:type="spellEnd"/>
+      <w:r>
+        <w:rPr>
+          <w:rStyle w:val="HTMLCode"/>
+          <w:rFonts w:ascii="Bahnschrift Light SemiCondensed" w:eastAsiaTheme="majorEastAsia" w:hAnsi="Bahnschrift Light SemiCondensed"/>
+          <w:sz w:val="28"/>
+          <w:szCs w:val="28"/>
+        </w:rPr>
+        <w:t>=1</w:t>
+      </w:r>
+      <w:r>
+        <w:rPr>
+          <w:rFonts w:ascii="Bahnschrift Light SemiCondensed" w:hAnsi="Bahnschrift Light SemiCondensed"/>
+          <w:sz w:val="28"/>
+          <w:szCs w:val="28"/>
+        </w:rPr>
+        <w:t xml:space="preserve"> revealed patterns of repeated failure, which can inform maintenance scheduling.</w:t>
+      </w:r>
+    </w:p>
+    <w:p>
+      <w:pPr>
+        <w:pStyle w:val="Heading3"/>
+        <w:rPr>
+          <w:rFonts w:ascii="Bahnschrift Light SemiCondensed" w:hAnsi="Bahnschrift Light SemiCondensed"/>
+          <w:sz w:val="28"/>
+          <w:szCs w:val="28"/>
+        </w:rPr>
+      </w:pPr>
+      <w:r>
+        <w:rPr>
+          <w:rStyle w:val="Strong"/>
+          <w:rFonts w:ascii="Bahnschrift Light SemiCondensed" w:hAnsi="Bahnschrift Light SemiCondensed"/>
+          <w:b/>
+          <w:bCs/>
+          <w:sz w:val="28"/>
+          <w:szCs w:val="28"/>
+        </w:rPr>
+        <w:t>3</w:t>
+      </w:r>
+      <w:r>
+        <w:rPr>
+          <w:rStyle w:val="Strong"/>
+          <w:rFonts w:ascii="Bahnschrift Light SemiCondensed" w:hAnsi="Bahnschrift Light SemiCondensed"/>
+          <w:b/>
+          <w:bCs/>
+          <w:sz w:val="28"/>
+          <w:szCs w:val="28"/>
+        </w:rPr>
+        <w:t>. Predictive Model</w:t>
+      </w:r>
+    </w:p>
+    <w:p>
+      <w:pPr>
+        <w:pStyle w:val="NormalWeb"/>
+        <w:rPr>
+          <w:rFonts w:ascii="Bahnschrift Light SemiCondensed" w:hAnsi="Bahnschrift Light SemiCondensed"/>
+          <w:sz w:val="28"/>
+          <w:szCs w:val="28"/>
+        </w:rPr>
+      </w:pPr>
+      <w:r>
+        <w:rPr>
+          <w:rFonts w:ascii="Bahnschrift Light SemiCondensed" w:hAnsi="Bahnschrift Light SemiCondensed"/>
+          <w:sz w:val="28"/>
+          <w:szCs w:val="28"/>
+        </w:rPr>
+        <w:t xml:space="preserve">An </w:t>
+      </w:r>
+      <w:r>
+        <w:rPr>
+          <w:rStyle w:val="Strong"/>
+          <w:rFonts w:ascii="Bahnschrift Light SemiCondensed" w:eastAsiaTheme="majorEastAsia" w:hAnsi="Bahnschrift Light SemiCondensed"/>
+          <w:sz w:val="28"/>
+          <w:szCs w:val="28"/>
+        </w:rPr>
+        <w:t>ensemble machine learning model</w:t>
+      </w:r>
+      <w:r>
+        <w:rPr>
+          <w:rFonts w:ascii="Bahnschrift Light SemiCondensed" w:hAnsi="Bahnschrift Light SemiCondensed"/>
+          <w:sz w:val="28"/>
+          <w:szCs w:val="28"/>
+        </w:rPr>
+        <w:t xml:space="preserve"> was used to predict the probability of failure using the following features:</w:t>
+      </w:r>
+    </w:p>
+    <w:p>
+      <w:pPr>
+        <w:pStyle w:val="NormalWeb"/>
+        <w:numPr>
+          <w:ilvl w:val="0"/>
+          <w:numId w:val="30"/>
+        </w:numPr>
+        <w:rPr>
+          <w:rFonts w:ascii="Bahnschrift Light SemiCondensed" w:hAnsi="Bahnschrift Light SemiCondensed"/>
+          <w:sz w:val="28"/>
+          <w:szCs w:val="28"/>
+        </w:rPr>
+      </w:pPr>
+      <w:r>
+        <w:rPr>
+          <w:rStyle w:val="HTMLCode"/>
+          <w:rFonts w:ascii="Bahnschrift Light SemiCondensed" w:eastAsiaTheme="majorEastAsia" w:hAnsi="Bahnschrift Light SemiCondensed"/>
+          <w:sz w:val="28"/>
+          <w:szCs w:val="28"/>
+        </w:rPr>
+        <w:t>volt</w:t>
+      </w:r>
+      <w:r>
+        <w:rPr>
+          <w:rFonts w:ascii="Bahnschrift Light SemiCondensed" w:hAnsi="Bahnschrift Light SemiCondensed"/>
+          <w:sz w:val="28"/>
+          <w:szCs w:val="28"/>
+        </w:rPr>
+        <w:t xml:space="preserve">, </w:t>
+      </w:r>
+      <w:r>
+        <w:rPr>
+          <w:rStyle w:val="HTMLCode"/>
+          <w:rFonts w:ascii="Bahnschrift Light SemiCondensed" w:eastAsiaTheme="majorEastAsia" w:hAnsi="Bahnschrift Light SemiCondensed"/>
+          <w:sz w:val="28"/>
+          <w:szCs w:val="28"/>
+        </w:rPr>
+        <w:t>rotate</w:t>
+      </w:r>
+      <w:r>
+        <w:rPr>
+          <w:rFonts w:ascii="Bahnschrift Light SemiCondensed" w:hAnsi="Bahnschrift Light SemiCondensed"/>
+          <w:sz w:val="28"/>
+          <w:szCs w:val="28"/>
+        </w:rPr>
+        <w:t xml:space="preserve">, </w:t>
+      </w:r>
+      <w:r>
+        <w:rPr>
+          <w:rStyle w:val="HTMLCode"/>
+          <w:rFonts w:ascii="Bahnschrift Light SemiCondensed" w:eastAsiaTheme="majorEastAsia" w:hAnsi="Bahnschrift Light SemiCondensed"/>
+          <w:sz w:val="28"/>
+          <w:szCs w:val="28"/>
+        </w:rPr>
+        <w:t>pressure</w:t>
+      </w:r>
+      <w:r>
+        <w:rPr>
+          <w:rFonts w:ascii="Bahnschrift Light SemiCondensed" w:hAnsi="Bahnschrift Light SemiCondensed"/>
+          <w:sz w:val="28"/>
+          <w:szCs w:val="28"/>
+        </w:rPr>
+        <w:t xml:space="preserve">, and </w:t>
+      </w:r>
+      <w:r>
+        <w:rPr>
+          <w:rStyle w:val="HTMLCode"/>
+          <w:rFonts w:ascii="Bahnschrift Light SemiCondensed" w:eastAsiaTheme="majorEastAsia" w:hAnsi="Bahnschrift Light SemiCondensed"/>
+          <w:sz w:val="28"/>
+          <w:szCs w:val="28"/>
+        </w:rPr>
+        <w:t>vibration</w:t>
+      </w:r>
+    </w:p>
+    <w:p>
+      <w:pPr>
+        <w:pStyle w:val="Heading4"/>
+        <w:rPr>
+          <w:rFonts w:ascii="Bahnschrift Light SemiCondensed" w:hAnsi="Bahnschrift Light SemiCondensed"/>
+          <w:sz w:val="28"/>
+          <w:szCs w:val="28"/>
+        </w:rPr>
+      </w:pPr>
+      <w:r>
+        <w:rPr>
+          <w:rStyle w:val="Strong"/>
+          <w:rFonts w:ascii="Bahnschrift Light SemiCondensed" w:hAnsi="Bahnschrift Light SemiCondensed"/>
+          <w:b/>
+          <w:bCs/>
+          <w:sz w:val="28"/>
+          <w:szCs w:val="28"/>
+        </w:rPr>
+        <w:lastRenderedPageBreak/>
+        <w:t>Model Integration:</w:t>
+      </w:r>
+    </w:p>
+    <w:p>
+      <w:pPr>
+        <w:pStyle w:val="NormalWeb"/>
+        <w:numPr>
+          <w:ilvl w:val="0"/>
+          <w:numId w:val="31"/>
+        </w:numPr>
+        <w:rPr>
+          <w:rFonts w:ascii="Bahnschrift Light SemiCondensed" w:hAnsi="Bahnschrift Light SemiCondensed"/>
+          <w:sz w:val="28"/>
+          <w:szCs w:val="28"/>
+        </w:rPr>
+      </w:pPr>
+      <w:r>
+        <w:rPr>
+          <w:rFonts w:ascii="Bahnschrift Light SemiCondensed" w:hAnsi="Bahnschrift Light SemiCondensed"/>
+          <w:sz w:val="28"/>
+          <w:szCs w:val="28"/>
+        </w:rPr>
+        <w:t>A pre-trained model (</w:t>
+      </w:r>
+      <w:proofErr w:type="spellStart"/>
+      <w:r>
+        <w:rPr>
+          <w:rStyle w:val="HTMLCode"/>
+          <w:rFonts w:ascii="Bahnschrift Light SemiCondensed" w:eastAsiaTheme="majorEastAsia" w:hAnsi="Bahnschrift Light SemiCondensed"/>
+          <w:sz w:val="28"/>
+          <w:szCs w:val="28"/>
+        </w:rPr>
+        <w:t>ensemble_model.pkl</w:t>
+      </w:r>
+      <w:proofErr w:type="spellEnd"/>
+      <w:r>
+        <w:rPr>
+          <w:rFonts w:ascii="Bahnschrift Light SemiCondensed" w:hAnsi="Bahnschrift Light SemiCondensed"/>
+          <w:sz w:val="28"/>
+          <w:szCs w:val="28"/>
+        </w:rPr>
+        <w:t>) was loaded.</w:t>
+      </w:r>
+    </w:p>
+    <w:p>
+      <w:pPr>
+        <w:pStyle w:val="NormalWeb"/>
+        <w:numPr>
+          <w:ilvl w:val="0"/>
+          <w:numId w:val="31"/>
+        </w:numPr>
+        <w:rPr>
+          <w:rFonts w:ascii="Bahnschrift Light SemiCondensed" w:hAnsi="Bahnschrift Light SemiCondensed"/>
+          <w:sz w:val="28"/>
+          <w:szCs w:val="28"/>
+        </w:rPr>
+      </w:pPr>
+      <w:r>
+        <w:rPr>
+          <w:rFonts w:ascii="Bahnschrift Light SemiCondensed" w:hAnsi="Bahnschrift Light SemiCondensed"/>
+          <w:sz w:val="28"/>
+          <w:szCs w:val="28"/>
+        </w:rPr>
+        <w:t>Predictions were generated for the most recent 90 days of telemetry data per selected machine.</w:t>
+      </w:r>
+    </w:p>
+    <w:p>
+      <w:pPr>
+        <w:pStyle w:val="NormalWeb"/>
+        <w:numPr>
+          <w:ilvl w:val="0"/>
+          <w:numId w:val="31"/>
+        </w:numPr>
+        <w:rPr>
+          <w:rFonts w:ascii="Bahnschrift Light SemiCondensed" w:hAnsi="Bahnschrift Light SemiCondensed"/>
+          <w:sz w:val="28"/>
+          <w:szCs w:val="28"/>
+        </w:rPr>
+      </w:pPr>
+      <w:r>
+        <w:rPr>
+          <w:rFonts w:ascii="Bahnschrift Light SemiCondensed" w:hAnsi="Bahnschrift Light SemiCondensed"/>
+          <w:sz w:val="28"/>
+          <w:szCs w:val="28"/>
+        </w:rPr>
+        <w:t xml:space="preserve">Each record was assigned a </w:t>
+      </w:r>
+      <w:r>
+        <w:rPr>
+          <w:rStyle w:val="Strong"/>
+          <w:rFonts w:ascii="Bahnschrift Light SemiCondensed" w:eastAsiaTheme="majorEastAsia" w:hAnsi="Bahnschrift Light SemiCondensed"/>
+          <w:sz w:val="28"/>
+          <w:szCs w:val="28"/>
+        </w:rPr>
+        <w:t>failure probability</w:t>
+      </w:r>
+      <w:r>
+        <w:rPr>
+          <w:rFonts w:ascii="Bahnschrift Light SemiCondensed" w:hAnsi="Bahnschrift Light SemiCondensed"/>
+          <w:sz w:val="28"/>
+          <w:szCs w:val="28"/>
+        </w:rPr>
+        <w:t xml:space="preserve"> between 0 and 1.</w:t>
+      </w:r>
+    </w:p>
+    <w:p>
+      <w:pPr>
+        <w:pStyle w:val="NormalWeb"/>
+        <w:rPr>
+          <w:rFonts w:ascii="Bahnschrift Light SemiCondensed" w:hAnsi="Bahnschrift Light SemiCondensed"/>
+          <w:sz w:val="28"/>
+          <w:szCs w:val="28"/>
+        </w:rPr>
+      </w:pPr>
+    </w:p>
+    <w:p>
+      <w:pPr>
+        <w:rPr>
+          <w:rFonts w:ascii="Bahnschrift Light SemiCondensed" w:hAnsi="Bahnschrift Light SemiCondensed"/>
+          <w:color w:val="000000" w:themeColor="text1"/>
+          <w:sz w:val="28"/>
+          <w:szCs w:val="28"/>
+        </w:rPr>
+      </w:pPr>
+      <w:r>
+        <w:rPr>
+          <w:rFonts w:ascii="Bahnschrift Light SemiCondensed" w:hAnsi="Bahnschrift Light SemiCondensed"/>
+          <w:noProof/>
+          <w:color w:val="000000" w:themeColor="text1"/>
+          <w:sz w:val="28"/>
+          <w:szCs w:val="28"/>
+          <w:lang w:eastAsia="en-IN"/>
+        </w:rPr>
+        <w:drawing>
+          <wp:anchor distT="0" distB="0" distL="114300" distR="114300" simplePos="0" relativeHeight="251676672" behindDoc="0" locked="0" layoutInCell="1" allowOverlap="1" wp14:anchorId="4FA0B03C" wp14:editId="6295DC2A">
+            <wp:simplePos x="0" y="0"/>
+            <wp:positionH relativeFrom="column">
+              <wp:posOffset>1270</wp:posOffset>
+            </wp:positionH>
+            <wp:positionV relativeFrom="paragraph">
+              <wp:posOffset>297180</wp:posOffset>
+            </wp:positionV>
+            <wp:extent cx="6645910" cy="6951980"/>
+            <wp:effectExtent l="0" t="0" r="2540" b="1270"/>
+            <wp:wrapNone/>
+            <wp:docPr id="10" name="Picture 10"/>
+            <wp:cNvGraphicFramePr>
+              <a:graphicFrameLocks xmlns:a="http://schemas.openxmlformats.org/drawingml/2006/main" noChangeAspect="1"/>
+            </wp:cNvGraphicFramePr>
+            <a:graphic xmlns:a="http://schemas.openxmlformats.org/drawingml/2006/main">
+              <a:graphicData uri="http://schemas.openxmlformats.org/drawingml/2006/picture">
+                <pic:pic xmlns:pic="http://schemas.openxmlformats.org/drawingml/2006/picture">
+                  <pic:nvPicPr>
+                    <pic:cNvPr id="0" name="output.png"/>
+                    <pic:cNvPicPr/>
+                  </pic:nvPicPr>
+                  <pic:blipFill>
+                    <a:blip r:embed="rId23">
+                      <a:extLst>
+                        <a:ext uri="{28A0092B-C50C-407E-A947-70E740481C1C}">
+                          <a14:useLocalDpi xmlns:a14="http://schemas.microsoft.com/office/drawing/2010/main" val="0"/>
+                        </a:ext>
+                      </a:extLst>
+                    </a:blip>
+                    <a:stretch>
+                      <a:fillRect/>
+                    </a:stretch>
+                  </pic:blipFill>
+                  <pic:spPr>
+                    <a:xfrm>
+                      <a:off x="0" y="0"/>
+                      <a:ext cx="6645910" cy="6951980"/>
+                    </a:xfrm>
+                    <a:prstGeom prst="rect">
+                      <a:avLst/>
+                    </a:prstGeom>
+                  </pic:spPr>
+                </pic:pic>
+              </a:graphicData>
+            </a:graphic>
+            <wp14:sizeRelH relativeFrom="page">
+              <wp14:pctWidth>0</wp14:pctWidth>
+            </wp14:sizeRelH>
+            <wp14:sizeRelV relativeFrom="page">
+              <wp14:pctHeight>0</wp14:pctHeight>
+            </wp14:sizeRelV>
+          </wp:anchor>
+        </w:drawing>
+      </w:r>
     </w:p>
     <w:sectPr>
       <w:pgSz w:w="11906" w:h="16838"/>
@@ -3712,7 +5943,7 @@
         <v:path o:extrusionok="f" gradientshapeok="t" o:connecttype="rect"/>
         <o:lock v:ext="edit" aspectratio="t"/>
       </v:shapetype>
-      <v:shape id="_x0000_i1041" type="#_x0000_t75" style="width:11.25pt;height:11.25pt" o:bullet="t">
+      <v:shape id="_x0000_i1095" type="#_x0000_t75" style="width:11.25pt;height:11.25pt" o:bullet="t">
         <v:imagedata r:id="rId1" o:title="mso75CB"/>
       </v:shape>
     </w:pict>
@@ -3831,6 +6062,155 @@
     </w:lvl>
   </w:abstractNum>
   <w:abstractNum w:abstractNumId="1">
+    <w:nsid w:val="09EB1D72"/>
+    <w:multiLevelType w:val="multilevel"/>
+    <w:tmpl w:val="91C016EA"/>
+    <w:lvl w:ilvl="0">
+      <w:start w:val="1"/>
+      <w:numFmt w:val="bullet"/>
+      <w:lvlText w:val=""/>
+      <w:lvlJc w:val="left"/>
+      <w:pPr>
+        <w:tabs>
+          <w:tab w:val="num" w:pos="720"/>
+        </w:tabs>
+        <w:ind w:left="720" w:hanging="360"/>
+      </w:pPr>
+      <w:rPr>
+        <w:rFonts w:ascii="Symbol" w:hAnsi="Symbol" w:hint="default"/>
+        <w:sz w:val="20"/>
+      </w:rPr>
+    </w:lvl>
+    <w:lvl w:ilvl="1" w:tentative="1">
+      <w:start w:val="1"/>
+      <w:numFmt w:val="bullet"/>
+      <w:lvlText w:val="o"/>
+      <w:lvlJc w:val="left"/>
+      <w:pPr>
+        <w:tabs>
+          <w:tab w:val="num" w:pos="1440"/>
+        </w:tabs>
+        <w:ind w:left="1440" w:hanging="360"/>
+      </w:pPr>
+      <w:rPr>
+        <w:rFonts w:ascii="Courier New" w:hAnsi="Courier New" w:hint="default"/>
+        <w:sz w:val="20"/>
+      </w:rPr>
+    </w:lvl>
+    <w:lvl w:ilvl="2" w:tentative="1">
+      <w:start w:val="1"/>
+      <w:numFmt w:val="bullet"/>
+      <w:lvlText w:val=""/>
+      <w:lvlJc w:val="left"/>
+      <w:pPr>
+        <w:tabs>
+          <w:tab w:val="num" w:pos="2160"/>
+        </w:tabs>
+        <w:ind w:left="2160" w:hanging="360"/>
+      </w:pPr>
+      <w:rPr>
+        <w:rFonts w:ascii="Wingdings" w:hAnsi="Wingdings" w:hint="default"/>
+        <w:sz w:val="20"/>
+      </w:rPr>
+    </w:lvl>
+    <w:lvl w:ilvl="3" w:tentative="1">
+      <w:start w:val="1"/>
+      <w:numFmt w:val="bullet"/>
+      <w:lvlText w:val=""/>
+      <w:lvlJc w:val="left"/>
+      <w:pPr>
+        <w:tabs>
+          <w:tab w:val="num" w:pos="2880"/>
+        </w:tabs>
+        <w:ind w:left="2880" w:hanging="360"/>
+      </w:pPr>
+      <w:rPr>
+        <w:rFonts w:ascii="Wingdings" w:hAnsi="Wingdings" w:hint="default"/>
+        <w:sz w:val="20"/>
+      </w:rPr>
+    </w:lvl>
+    <w:lvl w:ilvl="4" w:tentative="1">
+      <w:start w:val="1"/>
+      <w:numFmt w:val="bullet"/>
+      <w:lvlText w:val=""/>
+      <w:lvlJc w:val="left"/>
+      <w:pPr>
+        <w:tabs>
+          <w:tab w:val="num" w:pos="3600"/>
+        </w:tabs>
+        <w:ind w:left="3600" w:hanging="360"/>
+      </w:pPr>
+      <w:rPr>
+        <w:rFonts w:ascii="Wingdings" w:hAnsi="Wingdings" w:hint="default"/>
+        <w:sz w:val="20"/>
+      </w:rPr>
+    </w:lvl>
+    <w:lvl w:ilvl="5" w:tentative="1">
+      <w:start w:val="1"/>
+      <w:numFmt w:val="bullet"/>
+      <w:lvlText w:val=""/>
+      <w:lvlJc w:val="left"/>
+      <w:pPr>
+        <w:tabs>
+          <w:tab w:val="num" w:pos="4320"/>
+        </w:tabs>
+        <w:ind w:left="4320" w:hanging="360"/>
+      </w:pPr>
+      <w:rPr>
+        <w:rFonts w:ascii="Wingdings" w:hAnsi="Wingdings" w:hint="default"/>
+        <w:sz w:val="20"/>
+      </w:rPr>
+    </w:lvl>
+    <w:lvl w:ilvl="6" w:tentative="1">
+      <w:start w:val="1"/>
+      <w:numFmt w:val="bullet"/>
+      <w:lvlText w:val=""/>
+      <w:lvlJc w:val="left"/>
+      <w:pPr>
+        <w:tabs>
+          <w:tab w:val="num" w:pos="5040"/>
+        </w:tabs>
+        <w:ind w:left="5040" w:hanging="360"/>
+      </w:pPr>
+      <w:rPr>
+        <w:rFonts w:ascii="Wingdings" w:hAnsi="Wingdings" w:hint="default"/>
+        <w:sz w:val="20"/>
+      </w:rPr>
+    </w:lvl>
+    <w:lvl w:ilvl="7" w:tentative="1">
+      <w:start w:val="1"/>
+      <w:numFmt w:val="bullet"/>
+      <w:lvlText w:val=""/>
+      <w:lvlJc w:val="left"/>
+      <w:pPr>
+        <w:tabs>
+          <w:tab w:val="num" w:pos="5760"/>
+        </w:tabs>
+        <w:ind w:left="5760" w:hanging="360"/>
+      </w:pPr>
+      <w:rPr>
+        <w:rFonts w:ascii="Wingdings" w:hAnsi="Wingdings" w:hint="default"/>
+        <w:sz w:val="20"/>
+      </w:rPr>
+    </w:lvl>
+    <w:lvl w:ilvl="8" w:tentative="1">
+      <w:start w:val="1"/>
+      <w:numFmt w:val="bullet"/>
+      <w:lvlText w:val=""/>
+      <w:lvlJc w:val="left"/>
+      <w:pPr>
+        <w:tabs>
+          <w:tab w:val="num" w:pos="6480"/>
+        </w:tabs>
+        <w:ind w:left="6480" w:hanging="360"/>
+      </w:pPr>
+      <w:rPr>
+        <w:rFonts w:ascii="Wingdings" w:hAnsi="Wingdings" w:hint="default"/>
+        <w:sz w:val="20"/>
+      </w:rPr>
+    </w:lvl>
+  </w:abstractNum>
+  <w:abstractNum w:abstractNumId="2">
     <w:nsid w:val="0B404DF9"/>
     <w:multiLevelType w:val="hybridMultilevel"/>
     <w:tmpl w:val="07F0E984"/>
@@ -3944,7 +6324,7 @@
       </w:rPr>
     </w:lvl>
   </w:abstractNum>
-  <w:abstractNum w:abstractNumId="2">
+  <w:abstractNum w:abstractNumId="3">
     <w:nsid w:val="0F4B7396"/>
     <w:multiLevelType w:val="multilevel"/>
     <w:tmpl w:val="46B03856"/>
@@ -4093,7 +6473,123 @@
       </w:rPr>
     </w:lvl>
   </w:abstractNum>
-  <w:abstractNum w:abstractNumId="3">
+  <w:abstractNum w:abstractNumId="4">
+    <w:nsid w:val="0FA15244"/>
+    <w:multiLevelType w:val="multilevel"/>
+    <w:tmpl w:val="7026E3E4"/>
+    <w:lvl w:ilvl="0">
+      <w:start w:val="1"/>
+      <w:numFmt w:val="bullet"/>
+      <w:lvlText w:val="o"/>
+      <w:lvlJc w:val="left"/>
+      <w:pPr>
+        <w:tabs>
+          <w:tab w:val="num" w:pos="720"/>
+        </w:tabs>
+        <w:ind w:left="720" w:hanging="360"/>
+      </w:pPr>
+      <w:rPr>
+        <w:rFonts w:ascii="Courier New" w:hAnsi="Courier New" w:cs="Courier New" w:hint="default"/>
+      </w:rPr>
+    </w:lvl>
+    <w:lvl w:ilvl="1" w:tentative="1">
+      <w:start w:val="1"/>
+      <w:numFmt w:val="decimal"/>
+      <w:lvlText w:val="%2."/>
+      <w:lvlJc w:val="left"/>
+      <w:pPr>
+        <w:tabs>
+          <w:tab w:val="num" w:pos="1440"/>
+        </w:tabs>
+        <w:ind w:left="1440" w:hanging="360"/>
+      </w:pPr>
+    </w:lvl>
+    <w:lvl w:ilvl="2" w:tentative="1">
+      <w:start w:val="1"/>
+      <w:numFmt w:val="decimal"/>
+      <w:lvlText w:val="%3."/>
+      <w:lvlJc w:val="left"/>
+      <w:pPr>
+        <w:tabs>
+          <w:tab w:val="num" w:pos="2160"/>
+        </w:tabs>
+        <w:ind w:left="2160" w:hanging="360"/>
+      </w:pPr>
+    </w:lvl>
+    <w:lvl w:ilvl="3" w:tentative="1">
+      <w:start w:val="1"/>
+      <w:numFmt w:val="decimal"/>
+      <w:lvlText w:val="%4."/>
+      <w:lvlJc w:val="left"/>
+      <w:pPr>
+        <w:tabs>
+          <w:tab w:val="num" w:pos="2880"/>
+        </w:tabs>
+        <w:ind w:left="2880" w:hanging="360"/>
+      </w:pPr>
+    </w:lvl>
+    <w:lvl w:ilvl="4" w:tentative="1">
+      <w:start w:val="1"/>
+      <w:numFmt w:val="decimal"/>
+      <w:lvlText w:val="%5."/>
+      <w:lvlJc w:val="left"/>
+      <w:pPr>
+        <w:tabs>
+          <w:tab w:val="num" w:pos="3600"/>
+        </w:tabs>
+        <w:ind w:left="3600" w:hanging="360"/>
+      </w:pPr>
+    </w:lvl>
+    <w:lvl w:ilvl="5" w:tentative="1">
+      <w:start w:val="1"/>
+      <w:numFmt w:val="decimal"/>
+      <w:lvlText w:val="%6."/>
+      <w:lvlJc w:val="left"/>
+      <w:pPr>
+        <w:tabs>
+          <w:tab w:val="num" w:pos="4320"/>
+        </w:tabs>
+        <w:ind w:left="4320" w:hanging="360"/>
+      </w:pPr>
+    </w:lvl>
+    <w:lvl w:ilvl="6" w:tentative="1">
+      <w:start w:val="1"/>
+      <w:numFmt w:val="decimal"/>
+      <w:lvlText w:val="%7."/>
+      <w:lvlJc w:val="left"/>
+      <w:pPr>
+        <w:tabs>
+          <w:tab w:val="num" w:pos="5040"/>
+        </w:tabs>
+        <w:ind w:left="5040" w:hanging="360"/>
+      </w:pPr>
+    </w:lvl>
+    <w:lvl w:ilvl="7" w:tentative="1">
+      <w:start w:val="1"/>
+      <w:numFmt w:val="decimal"/>
+      <w:lvlText w:val="%8."/>
+      <w:lvlJc w:val="left"/>
+      <w:pPr>
+        <w:tabs>
+          <w:tab w:val="num" w:pos="5760"/>
+        </w:tabs>
+        <w:ind w:left="5760" w:hanging="360"/>
+      </w:pPr>
+    </w:lvl>
+    <w:lvl w:ilvl="8" w:tentative="1">
+      <w:start w:val="1"/>
+      <w:numFmt w:val="decimal"/>
+      <w:lvlText w:val="%9."/>
+      <w:lvlJc w:val="left"/>
+      <w:pPr>
+        <w:tabs>
+          <w:tab w:val="num" w:pos="6480"/>
+        </w:tabs>
+        <w:ind w:left="6480" w:hanging="360"/>
+      </w:pPr>
+    </w:lvl>
+  </w:abstractNum>
+  <w:abstractNum w:abstractNumId="5">
     <w:nsid w:val="10802A17"/>
     <w:multiLevelType w:val="multilevel"/>
     <w:tmpl w:val="B9687F7E"/>
@@ -4206,7 +6702,123 @@
       </w:pPr>
     </w:lvl>
   </w:abstractNum>
-  <w:abstractNum w:abstractNumId="4">
+  <w:abstractNum w:abstractNumId="6">
+    <w:nsid w:val="134C785B"/>
+    <w:multiLevelType w:val="multilevel"/>
+    <w:tmpl w:val="208841B0"/>
+    <w:lvl w:ilvl="0">
+      <w:start w:val="1"/>
+      <w:numFmt w:val="bullet"/>
+      <w:lvlText w:val="o"/>
+      <w:lvlJc w:val="left"/>
+      <w:pPr>
+        <w:tabs>
+          <w:tab w:val="num" w:pos="720"/>
+        </w:tabs>
+        <w:ind w:left="720" w:hanging="360"/>
+      </w:pPr>
+      <w:rPr>
+        <w:rFonts w:ascii="Courier New" w:hAnsi="Courier New" w:cs="Courier New" w:hint="default"/>
+      </w:rPr>
+    </w:lvl>
+    <w:lvl w:ilvl="1" w:tentative="1">
+      <w:start w:val="1"/>
+      <w:numFmt w:val="decimal"/>
+      <w:lvlText w:val="%2."/>
+      <w:lvlJc w:val="left"/>
+      <w:pPr>
+        <w:tabs>
+          <w:tab w:val="num" w:pos="1440"/>
+        </w:tabs>
+        <w:ind w:left="1440" w:hanging="360"/>
+      </w:pPr>
+    </w:lvl>
+    <w:lvl w:ilvl="2" w:tentative="1">
+      <w:start w:val="1"/>
+      <w:numFmt w:val="decimal"/>
+      <w:lvlText w:val="%3."/>
+      <w:lvlJc w:val="left"/>
+      <w:pPr>
+        <w:tabs>
+          <w:tab w:val="num" w:pos="2160"/>
+        </w:tabs>
+        <w:ind w:left="2160" w:hanging="360"/>
+      </w:pPr>
+    </w:lvl>
+    <w:lvl w:ilvl="3" w:tentative="1">
+      <w:start w:val="1"/>
+      <w:numFmt w:val="decimal"/>
+      <w:lvlText w:val="%4."/>
+      <w:lvlJc w:val="left"/>
+      <w:pPr>
+        <w:tabs>
+          <w:tab w:val="num" w:pos="2880"/>
+        </w:tabs>
+        <w:ind w:left="2880" w:hanging="360"/>
+      </w:pPr>
+    </w:lvl>
+    <w:lvl w:ilvl="4" w:tentative="1">
+      <w:start w:val="1"/>
+      <w:numFmt w:val="decimal"/>
+      <w:lvlText w:val="%5."/>
+      <w:lvlJc w:val="left"/>
+      <w:pPr>
+        <w:tabs>
+          <w:tab w:val="num" w:pos="3600"/>
+        </w:tabs>
+        <w:ind w:left="3600" w:hanging="360"/>
+      </w:pPr>
+    </w:lvl>
+    <w:lvl w:ilvl="5" w:tentative="1">
+      <w:start w:val="1"/>
+      <w:numFmt w:val="decimal"/>
+      <w:lvlText w:val="%6."/>
+      <w:lvlJc w:val="left"/>
+      <w:pPr>
+        <w:tabs>
+          <w:tab w:val="num" w:pos="4320"/>
+        </w:tabs>
+        <w:ind w:left="4320" w:hanging="360"/>
+      </w:pPr>
+    </w:lvl>
+    <w:lvl w:ilvl="6" w:tentative="1">
+      <w:start w:val="1"/>
+      <w:numFmt w:val="decimal"/>
+      <w:lvlText w:val="%7."/>
+      <w:lvlJc w:val="left"/>
+      <w:pPr>
+        <w:tabs>
+          <w:tab w:val="num" w:pos="5040"/>
+        </w:tabs>
+        <w:ind w:left="5040" w:hanging="360"/>
+      </w:pPr>
+    </w:lvl>
+    <w:lvl w:ilvl="7" w:tentative="1">
+      <w:start w:val="1"/>
+      <w:numFmt w:val="decimal"/>
+      <w:lvlText w:val="%8."/>
+      <w:lvlJc w:val="left"/>
+      <w:pPr>
+        <w:tabs>
+          <w:tab w:val="num" w:pos="5760"/>
+        </w:tabs>
+        <w:ind w:left="5760" w:hanging="360"/>
+      </w:pPr>
+    </w:lvl>
+    <w:lvl w:ilvl="8" w:tentative="1">
+      <w:start w:val="1"/>
+      <w:numFmt w:val="decimal"/>
+      <w:lvlText w:val="%9."/>
+      <w:lvlJc w:val="left"/>
+      <w:pPr>
+        <w:tabs>
+          <w:tab w:val="num" w:pos="6480"/>
+        </w:tabs>
+        <w:ind w:left="6480" w:hanging="360"/>
+      </w:pPr>
+    </w:lvl>
+  </w:abstractNum>
+  <w:abstractNum w:abstractNumId="7">
     <w:nsid w:val="13931126"/>
     <w:multiLevelType w:val="hybridMultilevel"/>
     <w:tmpl w:val="23E0B3AE"/>
@@ -4319,7 +6931,156 @@
       </w:rPr>
     </w:lvl>
   </w:abstractNum>
-  <w:abstractNum w:abstractNumId="5">
+  <w:abstractNum w:abstractNumId="8">
+    <w:nsid w:val="140001B7"/>
+    <w:multiLevelType w:val="multilevel"/>
+    <w:tmpl w:val="FD381996"/>
+    <w:lvl w:ilvl="0">
+      <w:start w:val="1"/>
+      <w:numFmt w:val="bullet"/>
+      <w:lvlText w:val="o"/>
+      <w:lvlJc w:val="left"/>
+      <w:pPr>
+        <w:tabs>
+          <w:tab w:val="num" w:pos="720"/>
+        </w:tabs>
+        <w:ind w:left="720" w:hanging="360"/>
+      </w:pPr>
+      <w:rPr>
+        <w:rFonts w:ascii="Courier New" w:hAnsi="Courier New" w:cs="Courier New" w:hint="default"/>
+        <w:sz w:val="20"/>
+      </w:rPr>
+    </w:lvl>
+    <w:lvl w:ilvl="1" w:tentative="1">
+      <w:start w:val="1"/>
+      <w:numFmt w:val="bullet"/>
+      <w:lvlText w:val="o"/>
+      <w:lvlJc w:val="left"/>
+      <w:pPr>
+        <w:tabs>
+          <w:tab w:val="num" w:pos="1440"/>
+        </w:tabs>
+        <w:ind w:left="1440" w:hanging="360"/>
+      </w:pPr>
+      <w:rPr>
+        <w:rFonts w:ascii="Courier New" w:hAnsi="Courier New" w:hint="default"/>
+        <w:sz w:val="20"/>
+      </w:rPr>
+    </w:lvl>
+    <w:lvl w:ilvl="2" w:tentative="1">
+      <w:start w:val="1"/>
+      <w:numFmt w:val="bullet"/>
+      <w:lvlText w:val=""/>
+      <w:lvlJc w:val="left"/>
+      <w:pPr>
+        <w:tabs>
+          <w:tab w:val="num" w:pos="2160"/>
+        </w:tabs>
+        <w:ind w:left="2160" w:hanging="360"/>
+      </w:pPr>
+      <w:rPr>
+        <w:rFonts w:ascii="Wingdings" w:hAnsi="Wingdings" w:hint="default"/>
+        <w:sz w:val="20"/>
+      </w:rPr>
+    </w:lvl>
+    <w:lvl w:ilvl="3" w:tentative="1">
+      <w:start w:val="1"/>
+      <w:numFmt w:val="bullet"/>
+      <w:lvlText w:val=""/>
+      <w:lvlJc w:val="left"/>
+      <w:pPr>
+        <w:tabs>
+          <w:tab w:val="num" w:pos="2880"/>
+        </w:tabs>
+        <w:ind w:left="2880" w:hanging="360"/>
+      </w:pPr>
+      <w:rPr>
+        <w:rFonts w:ascii="Wingdings" w:hAnsi="Wingdings" w:hint="default"/>
+        <w:sz w:val="20"/>
+      </w:rPr>
+    </w:lvl>
+    <w:lvl w:ilvl="4" w:tentative="1">
+      <w:start w:val="1"/>
+      <w:numFmt w:val="bullet"/>
+      <w:lvlText w:val=""/>
+      <w:lvlJc w:val="left"/>
+      <w:pPr>
+        <w:tabs>
+          <w:tab w:val="num" w:pos="3600"/>
+        </w:tabs>
+        <w:ind w:left="3600" w:hanging="360"/>
+      </w:pPr>
+      <w:rPr>
+        <w:rFonts w:ascii="Wingdings" w:hAnsi="Wingdings" w:hint="default"/>
+        <w:sz w:val="20"/>
+      </w:rPr>
+    </w:lvl>
+    <w:lvl w:ilvl="5" w:tentative="1">
+      <w:start w:val="1"/>
+      <w:numFmt w:val="bullet"/>
+      <w:lvlText w:val=""/>
+      <w:lvlJc w:val="left"/>
+      <w:pPr>
+        <w:tabs>
+          <w:tab w:val="num" w:pos="4320"/>
+        </w:tabs>
+        <w:ind w:left="4320" w:hanging="360"/>
+      </w:pPr>
+      <w:rPr>
+        <w:rFonts w:ascii="Wingdings" w:hAnsi="Wingdings" w:hint="default"/>
+        <w:sz w:val="20"/>
+      </w:rPr>
+    </w:lvl>
+    <w:lvl w:ilvl="6" w:tentative="1">
+      <w:start w:val="1"/>
+      <w:numFmt w:val="bullet"/>
+      <w:lvlText w:val=""/>
+      <w:lvlJc w:val="left"/>
+      <w:pPr>
+        <w:tabs>
+          <w:tab w:val="num" w:pos="5040"/>
+        </w:tabs>
+        <w:ind w:left="5040" w:hanging="360"/>
+      </w:pPr>
+      <w:rPr>
+        <w:rFonts w:ascii="Wingdings" w:hAnsi="Wingdings" w:hint="default"/>
+        <w:sz w:val="20"/>
+      </w:rPr>
+    </w:lvl>
+    <w:lvl w:ilvl="7" w:tentative="1">
+      <w:start w:val="1"/>
+      <w:numFmt w:val="bullet"/>
+      <w:lvlText w:val=""/>
+      <w:lvlJc w:val="left"/>
+      <w:pPr>
+        <w:tabs>
+          <w:tab w:val="num" w:pos="5760"/>
+        </w:tabs>
+        <w:ind w:left="5760" w:hanging="360"/>
+      </w:pPr>
+      <w:rPr>
+        <w:rFonts w:ascii="Wingdings" w:hAnsi="Wingdings" w:hint="default"/>
+        <w:sz w:val="20"/>
+      </w:rPr>
+    </w:lvl>
+    <w:lvl w:ilvl="8" w:tentative="1">
+      <w:start w:val="1"/>
+      <w:numFmt w:val="bullet"/>
+      <w:lvlText w:val=""/>
+      <w:lvlJc w:val="left"/>
+      <w:pPr>
+        <w:tabs>
+          <w:tab w:val="num" w:pos="6480"/>
+        </w:tabs>
+        <w:ind w:left="6480" w:hanging="360"/>
+      </w:pPr>
+      <w:rPr>
+        <w:rFonts w:ascii="Wingdings" w:hAnsi="Wingdings" w:hint="default"/>
+        <w:sz w:val="20"/>
+      </w:rPr>
+    </w:lvl>
+  </w:abstractNum>
+  <w:abstractNum w:abstractNumId="9">
     <w:nsid w:val="21875E9D"/>
     <w:multiLevelType w:val="multilevel"/>
     <w:tmpl w:val="0360EE32"/>
@@ -4468,7 +7229,7 @@
       </w:rPr>
     </w:lvl>
   </w:abstractNum>
-  <w:abstractNum w:abstractNumId="6">
+  <w:abstractNum w:abstractNumId="10">
     <w:nsid w:val="2B7143BF"/>
     <w:multiLevelType w:val="multilevel"/>
     <w:tmpl w:val="80363722"/>
@@ -4617,7 +7378,156 @@
       </w:rPr>
     </w:lvl>
   </w:abstractNum>
-  <w:abstractNum w:abstractNumId="7">
+  <w:abstractNum w:abstractNumId="11">
+    <w:nsid w:val="2C2D0810"/>
+    <w:multiLevelType w:val="multilevel"/>
+    <w:tmpl w:val="11D2EF78"/>
+    <w:lvl w:ilvl="0">
+      <w:start w:val="1"/>
+      <w:numFmt w:val="bullet"/>
+      <w:lvlText w:val="o"/>
+      <w:lvlJc w:val="left"/>
+      <w:pPr>
+        <w:tabs>
+          <w:tab w:val="num" w:pos="720"/>
+        </w:tabs>
+        <w:ind w:left="720" w:hanging="360"/>
+      </w:pPr>
+      <w:rPr>
+        <w:rFonts w:ascii="Courier New" w:hAnsi="Courier New" w:cs="Courier New" w:hint="default"/>
+        <w:sz w:val="20"/>
+      </w:rPr>
+    </w:lvl>
+    <w:lvl w:ilvl="1" w:tentative="1">
+      <w:start w:val="1"/>
+      <w:numFmt w:val="bullet"/>
+      <w:lvlText w:val="o"/>
+      <w:lvlJc w:val="left"/>
+      <w:pPr>
+        <w:tabs>
+          <w:tab w:val="num" w:pos="1440"/>
+        </w:tabs>
+        <w:ind w:left="1440" w:hanging="360"/>
+      </w:pPr>
+      <w:rPr>
+        <w:rFonts w:ascii="Courier New" w:hAnsi="Courier New" w:hint="default"/>
+        <w:sz w:val="20"/>
+      </w:rPr>
+    </w:lvl>
+    <w:lvl w:ilvl="2" w:tentative="1">
+      <w:start w:val="1"/>
+      <w:numFmt w:val="bullet"/>
+      <w:lvlText w:val=""/>
+      <w:lvlJc w:val="left"/>
+      <w:pPr>
+        <w:tabs>
+          <w:tab w:val="num" w:pos="2160"/>
+        </w:tabs>
+        <w:ind w:left="2160" w:hanging="360"/>
+      </w:pPr>
+      <w:rPr>
+        <w:rFonts w:ascii="Wingdings" w:hAnsi="Wingdings" w:hint="default"/>
+        <w:sz w:val="20"/>
+      </w:rPr>
+    </w:lvl>
+    <w:lvl w:ilvl="3" w:tentative="1">
+      <w:start w:val="1"/>
+      <w:numFmt w:val="bullet"/>
+      <w:lvlText w:val=""/>
+      <w:lvlJc w:val="left"/>
+      <w:pPr>
+        <w:tabs>
+          <w:tab w:val="num" w:pos="2880"/>
+        </w:tabs>
+        <w:ind w:left="2880" w:hanging="360"/>
+      </w:pPr>
+      <w:rPr>
+        <w:rFonts w:ascii="Wingdings" w:hAnsi="Wingdings" w:hint="default"/>
+        <w:sz w:val="20"/>
+      </w:rPr>
+    </w:lvl>
+    <w:lvl w:ilvl="4" w:tentative="1">
+      <w:start w:val="1"/>
+      <w:numFmt w:val="bullet"/>
+      <w:lvlText w:val=""/>
+      <w:lvlJc w:val="left"/>
+      <w:pPr>
+        <w:tabs>
+          <w:tab w:val="num" w:pos="3600"/>
+        </w:tabs>
+        <w:ind w:left="3600" w:hanging="360"/>
+      </w:pPr>
+      <w:rPr>
+        <w:rFonts w:ascii="Wingdings" w:hAnsi="Wingdings" w:hint="default"/>
+        <w:sz w:val="20"/>
+      </w:rPr>
+    </w:lvl>
+    <w:lvl w:ilvl="5" w:tentative="1">
+      <w:start w:val="1"/>
+      <w:numFmt w:val="bullet"/>
+      <w:lvlText w:val=""/>
+      <w:lvlJc w:val="left"/>
+      <w:pPr>
+        <w:tabs>
+          <w:tab w:val="num" w:pos="4320"/>
+        </w:tabs>
+        <w:ind w:left="4320" w:hanging="360"/>
+      </w:pPr>
+      <w:rPr>
+        <w:rFonts w:ascii="Wingdings" w:hAnsi="Wingdings" w:hint="default"/>
+        <w:sz w:val="20"/>
+      </w:rPr>
+    </w:lvl>
+    <w:lvl w:ilvl="6" w:tentative="1">
+      <w:start w:val="1"/>
+      <w:numFmt w:val="bullet"/>
+      <w:lvlText w:val=""/>
+      <w:lvlJc w:val="left"/>
+      <w:pPr>
+        <w:tabs>
+          <w:tab w:val="num" w:pos="5040"/>
+        </w:tabs>
+        <w:ind w:left="5040" w:hanging="360"/>
+      </w:pPr>
+      <w:rPr>
+        <w:rFonts w:ascii="Wingdings" w:hAnsi="Wingdings" w:hint="default"/>
+        <w:sz w:val="20"/>
+      </w:rPr>
+    </w:lvl>
+    <w:lvl w:ilvl="7" w:tentative="1">
+      <w:start w:val="1"/>
+      <w:numFmt w:val="bullet"/>
+      <w:lvlText w:val=""/>
+      <w:lvlJc w:val="left"/>
+      <w:pPr>
+        <w:tabs>
+          <w:tab w:val="num" w:pos="5760"/>
+        </w:tabs>
+        <w:ind w:left="5760" w:hanging="360"/>
+      </w:pPr>
+      <w:rPr>
+        <w:rFonts w:ascii="Wingdings" w:hAnsi="Wingdings" w:hint="default"/>
+        <w:sz w:val="20"/>
+      </w:rPr>
+    </w:lvl>
+    <w:lvl w:ilvl="8" w:tentative="1">
+      <w:start w:val="1"/>
+      <w:numFmt w:val="bullet"/>
+      <w:lvlText w:val=""/>
+      <w:lvlJc w:val="left"/>
+      <w:pPr>
+        <w:tabs>
+          <w:tab w:val="num" w:pos="6480"/>
+        </w:tabs>
+        <w:ind w:left="6480" w:hanging="360"/>
+      </w:pPr>
+      <w:rPr>
+        <w:rFonts w:ascii="Wingdings" w:hAnsi="Wingdings" w:hint="default"/>
+        <w:sz w:val="20"/>
+      </w:rPr>
+    </w:lvl>
+  </w:abstractNum>
+  <w:abstractNum w:abstractNumId="12">
     <w:nsid w:val="3DAC200E"/>
     <w:multiLevelType w:val="multilevel"/>
     <w:tmpl w:val="D848F6CE"/>
@@ -4766,7 +7676,305 @@
       </w:rPr>
     </w:lvl>
   </w:abstractNum>
-  <w:abstractNum w:abstractNumId="8">
+  <w:abstractNum w:abstractNumId="13">
+    <w:nsid w:val="3DCD2EF6"/>
+    <w:multiLevelType w:val="multilevel"/>
+    <w:tmpl w:val="A1F850BC"/>
+    <w:lvl w:ilvl="0">
+      <w:start w:val="1"/>
+      <w:numFmt w:val="bullet"/>
+      <w:lvlText w:val=""/>
+      <w:lvlJc w:val="left"/>
+      <w:pPr>
+        <w:tabs>
+          <w:tab w:val="num" w:pos="720"/>
+        </w:tabs>
+        <w:ind w:left="720" w:hanging="360"/>
+      </w:pPr>
+      <w:rPr>
+        <w:rFonts w:ascii="Symbol" w:hAnsi="Symbol" w:hint="default"/>
+        <w:sz w:val="20"/>
+      </w:rPr>
+    </w:lvl>
+    <w:lvl w:ilvl="1" w:tentative="1">
+      <w:start w:val="1"/>
+      <w:numFmt w:val="bullet"/>
+      <w:lvlText w:val="o"/>
+      <w:lvlJc w:val="left"/>
+      <w:pPr>
+        <w:tabs>
+          <w:tab w:val="num" w:pos="1440"/>
+        </w:tabs>
+        <w:ind w:left="1440" w:hanging="360"/>
+      </w:pPr>
+      <w:rPr>
+        <w:rFonts w:ascii="Courier New" w:hAnsi="Courier New" w:hint="default"/>
+        <w:sz w:val="20"/>
+      </w:rPr>
+    </w:lvl>
+    <w:lvl w:ilvl="2" w:tentative="1">
+      <w:start w:val="1"/>
+      <w:numFmt w:val="bullet"/>
+      <w:lvlText w:val=""/>
+      <w:lvlJc w:val="left"/>
+      <w:pPr>
+        <w:tabs>
+          <w:tab w:val="num" w:pos="2160"/>
+        </w:tabs>
+        <w:ind w:left="2160" w:hanging="360"/>
+      </w:pPr>
+      <w:rPr>
+        <w:rFonts w:ascii="Wingdings" w:hAnsi="Wingdings" w:hint="default"/>
+        <w:sz w:val="20"/>
+      </w:rPr>
+    </w:lvl>
+    <w:lvl w:ilvl="3" w:tentative="1">
+      <w:start w:val="1"/>
+      <w:numFmt w:val="bullet"/>
+      <w:lvlText w:val=""/>
+      <w:lvlJc w:val="left"/>
+      <w:pPr>
+        <w:tabs>
+          <w:tab w:val="num" w:pos="2880"/>
+        </w:tabs>
+        <w:ind w:left="2880" w:hanging="360"/>
+      </w:pPr>
+      <w:rPr>
+        <w:rFonts w:ascii="Wingdings" w:hAnsi="Wingdings" w:hint="default"/>
+        <w:sz w:val="20"/>
+      </w:rPr>
+    </w:lvl>
+    <w:lvl w:ilvl="4" w:tentative="1">
+      <w:start w:val="1"/>
+      <w:numFmt w:val="bullet"/>
+      <w:lvlText w:val=""/>
+      <w:lvlJc w:val="left"/>
+      <w:pPr>
+        <w:tabs>
+          <w:tab w:val="num" w:pos="3600"/>
+        </w:tabs>
+        <w:ind w:left="3600" w:hanging="360"/>
+      </w:pPr>
+      <w:rPr>
+        <w:rFonts w:ascii="Wingdings" w:hAnsi="Wingdings" w:hint="default"/>
+        <w:sz w:val="20"/>
+      </w:rPr>
+    </w:lvl>
+    <w:lvl w:ilvl="5" w:tentative="1">
+      <w:start w:val="1"/>
+      <w:numFmt w:val="bullet"/>
+      <w:lvlText w:val=""/>
+      <w:lvlJc w:val="left"/>
+      <w:pPr>
+        <w:tabs>
+          <w:tab w:val="num" w:pos="4320"/>
+        </w:tabs>
+        <w:ind w:left="4320" w:hanging="360"/>
+      </w:pPr>
+      <w:rPr>
+        <w:rFonts w:ascii="Wingdings" w:hAnsi="Wingdings" w:hint="default"/>
+        <w:sz w:val="20"/>
+      </w:rPr>
+    </w:lvl>
+    <w:lvl w:ilvl="6" w:tentative="1">
+      <w:start w:val="1"/>
+      <w:numFmt w:val="bullet"/>
+      <w:lvlText w:val=""/>
+      <w:lvlJc w:val="left"/>
+      <w:pPr>
+        <w:tabs>
+          <w:tab w:val="num" w:pos="5040"/>
+        </w:tabs>
+        <w:ind w:left="5040" w:hanging="360"/>
+      </w:pPr>
+      <w:rPr>
+        <w:rFonts w:ascii="Wingdings" w:hAnsi="Wingdings" w:hint="default"/>
+        <w:sz w:val="20"/>
+      </w:rPr>
+    </w:lvl>
+    <w:lvl w:ilvl="7" w:tentative="1">
+      <w:start w:val="1"/>
+      <w:numFmt w:val="bullet"/>
+      <w:lvlText w:val=""/>
+      <w:lvlJc w:val="left"/>
+      <w:pPr>
+        <w:tabs>
+          <w:tab w:val="num" w:pos="5760"/>
+        </w:tabs>
+        <w:ind w:left="5760" w:hanging="360"/>
+      </w:pPr>
+      <w:rPr>
+        <w:rFonts w:ascii="Wingdings" w:hAnsi="Wingdings" w:hint="default"/>
+        <w:sz w:val="20"/>
+      </w:rPr>
+    </w:lvl>
+    <w:lvl w:ilvl="8" w:tentative="1">
+      <w:start w:val="1"/>
+      <w:numFmt w:val="bullet"/>
+      <w:lvlText w:val=""/>
+      <w:lvlJc w:val="left"/>
+      <w:pPr>
+        <w:tabs>
+          <w:tab w:val="num" w:pos="6480"/>
+        </w:tabs>
+        <w:ind w:left="6480" w:hanging="360"/>
+      </w:pPr>
+      <w:rPr>
+        <w:rFonts w:ascii="Wingdings" w:hAnsi="Wingdings" w:hint="default"/>
+        <w:sz w:val="20"/>
+      </w:rPr>
+    </w:lvl>
+  </w:abstractNum>
+  <w:abstractNum w:abstractNumId="14">
+    <w:nsid w:val="3EBA2E68"/>
+    <w:multiLevelType w:val="multilevel"/>
+    <w:tmpl w:val="1FAC6FAE"/>
+    <w:lvl w:ilvl="0">
+      <w:start w:val="1"/>
+      <w:numFmt w:val="bullet"/>
+      <w:lvlText w:val=""/>
+      <w:lvlJc w:val="left"/>
+      <w:pPr>
+        <w:tabs>
+          <w:tab w:val="num" w:pos="720"/>
+        </w:tabs>
+        <w:ind w:left="720" w:hanging="360"/>
+      </w:pPr>
+      <w:rPr>
+        <w:rFonts w:ascii="Symbol" w:hAnsi="Symbol" w:hint="default"/>
+        <w:sz w:val="20"/>
+      </w:rPr>
+    </w:lvl>
+    <w:lvl w:ilvl="1" w:tentative="1">
+      <w:start w:val="1"/>
+      <w:numFmt w:val="bullet"/>
+      <w:lvlText w:val="o"/>
+      <w:lvlJc w:val="left"/>
+      <w:pPr>
+        <w:tabs>
+          <w:tab w:val="num" w:pos="1440"/>
+        </w:tabs>
+        <w:ind w:left="1440" w:hanging="360"/>
+      </w:pPr>
+      <w:rPr>
+        <w:rFonts w:ascii="Courier New" w:hAnsi="Courier New" w:hint="default"/>
+        <w:sz w:val="20"/>
+      </w:rPr>
+    </w:lvl>
+    <w:lvl w:ilvl="2" w:tentative="1">
+      <w:start w:val="1"/>
+      <w:numFmt w:val="bullet"/>
+      <w:lvlText w:val=""/>
+      <w:lvlJc w:val="left"/>
+      <w:pPr>
+        <w:tabs>
+          <w:tab w:val="num" w:pos="2160"/>
+        </w:tabs>
+        <w:ind w:left="2160" w:hanging="360"/>
+      </w:pPr>
+      <w:rPr>
+        <w:rFonts w:ascii="Wingdings" w:hAnsi="Wingdings" w:hint="default"/>
+        <w:sz w:val="20"/>
+      </w:rPr>
+    </w:lvl>
+    <w:lvl w:ilvl="3" w:tentative="1">
+      <w:start w:val="1"/>
+      <w:numFmt w:val="bullet"/>
+      <w:lvlText w:val=""/>
+      <w:lvlJc w:val="left"/>
+      <w:pPr>
+        <w:tabs>
+          <w:tab w:val="num" w:pos="2880"/>
+        </w:tabs>
+        <w:ind w:left="2880" w:hanging="360"/>
+      </w:pPr>
+      <w:rPr>
+        <w:rFonts w:ascii="Wingdings" w:hAnsi="Wingdings" w:hint="default"/>
+        <w:sz w:val="20"/>
+      </w:rPr>
+    </w:lvl>
+    <w:lvl w:ilvl="4" w:tentative="1">
+      <w:start w:val="1"/>
+      <w:numFmt w:val="bullet"/>
+      <w:lvlText w:val=""/>
+      <w:lvlJc w:val="left"/>
+      <w:pPr>
+        <w:tabs>
+          <w:tab w:val="num" w:pos="3600"/>
+        </w:tabs>
+        <w:ind w:left="3600" w:hanging="360"/>
+      </w:pPr>
+      <w:rPr>
+        <w:rFonts w:ascii="Wingdings" w:hAnsi="Wingdings" w:hint="default"/>
+        <w:sz w:val="20"/>
+      </w:rPr>
+    </w:lvl>
+    <w:lvl w:ilvl="5" w:tentative="1">
+      <w:start w:val="1"/>
+      <w:numFmt w:val="bullet"/>
+      <w:lvlText w:val=""/>
+      <w:lvlJc w:val="left"/>
+      <w:pPr>
+        <w:tabs>
+          <w:tab w:val="num" w:pos="4320"/>
+        </w:tabs>
+        <w:ind w:left="4320" w:hanging="360"/>
+      </w:pPr>
+      <w:rPr>
+        <w:rFonts w:ascii="Wingdings" w:hAnsi="Wingdings" w:hint="default"/>
+        <w:sz w:val="20"/>
+      </w:rPr>
+    </w:lvl>
+    <w:lvl w:ilvl="6" w:tentative="1">
+      <w:start w:val="1"/>
+      <w:numFmt w:val="bullet"/>
+      <w:lvlText w:val=""/>
+      <w:lvlJc w:val="left"/>
+      <w:pPr>
+        <w:tabs>
+          <w:tab w:val="num" w:pos="5040"/>
+        </w:tabs>
+        <w:ind w:left="5040" w:hanging="360"/>
+      </w:pPr>
+      <w:rPr>
+        <w:rFonts w:ascii="Wingdings" w:hAnsi="Wingdings" w:hint="default"/>
+        <w:sz w:val="20"/>
+      </w:rPr>
+    </w:lvl>
+    <w:lvl w:ilvl="7" w:tentative="1">
+      <w:start w:val="1"/>
+      <w:numFmt w:val="bullet"/>
+      <w:lvlText w:val=""/>
+      <w:lvlJc w:val="left"/>
+      <w:pPr>
+        <w:tabs>
+          <w:tab w:val="num" w:pos="5760"/>
+        </w:tabs>
+        <w:ind w:left="5760" w:hanging="360"/>
+      </w:pPr>
+      <w:rPr>
+        <w:rFonts w:ascii="Wingdings" w:hAnsi="Wingdings" w:hint="default"/>
+        <w:sz w:val="20"/>
+      </w:rPr>
+    </w:lvl>
+    <w:lvl w:ilvl="8" w:tentative="1">
+      <w:start w:val="1"/>
+      <w:numFmt w:val="bullet"/>
+      <w:lvlText w:val=""/>
+      <w:lvlJc w:val="left"/>
+      <w:pPr>
+        <w:tabs>
+          <w:tab w:val="num" w:pos="6480"/>
+        </w:tabs>
+        <w:ind w:left="6480" w:hanging="360"/>
+      </w:pPr>
+      <w:rPr>
+        <w:rFonts w:ascii="Wingdings" w:hAnsi="Wingdings" w:hint="default"/>
+        <w:sz w:val="20"/>
+      </w:rPr>
+    </w:lvl>
+  </w:abstractNum>
+  <w:abstractNum w:abstractNumId="15">
     <w:nsid w:val="3F7A6D73"/>
     <w:multiLevelType w:val="hybridMultilevel"/>
     <w:tmpl w:val="33F45FB8"/>
@@ -4880,7 +8088,156 @@
       </w:rPr>
     </w:lvl>
   </w:abstractNum>
-  <w:abstractNum w:abstractNumId="9">
+  <w:abstractNum w:abstractNumId="16">
+    <w:nsid w:val="46672898"/>
+    <w:multiLevelType w:val="multilevel"/>
+    <w:tmpl w:val="03182D08"/>
+    <w:lvl w:ilvl="0">
+      <w:start w:val="1"/>
+      <w:numFmt w:val="bullet"/>
+      <w:lvlText w:val="o"/>
+      <w:lvlJc w:val="left"/>
+      <w:pPr>
+        <w:tabs>
+          <w:tab w:val="num" w:pos="720"/>
+        </w:tabs>
+        <w:ind w:left="720" w:hanging="360"/>
+      </w:pPr>
+      <w:rPr>
+        <w:rFonts w:ascii="Courier New" w:hAnsi="Courier New" w:cs="Courier New" w:hint="default"/>
+        <w:sz w:val="20"/>
+      </w:rPr>
+    </w:lvl>
+    <w:lvl w:ilvl="1" w:tentative="1">
+      <w:start w:val="1"/>
+      <w:numFmt w:val="bullet"/>
+      <w:lvlText w:val="o"/>
+      <w:lvlJc w:val="left"/>
+      <w:pPr>
+        <w:tabs>
+          <w:tab w:val="num" w:pos="1440"/>
+        </w:tabs>
+        <w:ind w:left="1440" w:hanging="360"/>
+      </w:pPr>
+      <w:rPr>
+        <w:rFonts w:ascii="Courier New" w:hAnsi="Courier New" w:hint="default"/>
+        <w:sz w:val="20"/>
+      </w:rPr>
+    </w:lvl>
+    <w:lvl w:ilvl="2" w:tentative="1">
+      <w:start w:val="1"/>
+      <w:numFmt w:val="bullet"/>
+      <w:lvlText w:val=""/>
+      <w:lvlJc w:val="left"/>
+      <w:pPr>
+        <w:tabs>
+          <w:tab w:val="num" w:pos="2160"/>
+        </w:tabs>
+        <w:ind w:left="2160" w:hanging="360"/>
+      </w:pPr>
+      <w:rPr>
+        <w:rFonts w:ascii="Wingdings" w:hAnsi="Wingdings" w:hint="default"/>
+        <w:sz w:val="20"/>
+      </w:rPr>
+    </w:lvl>
+    <w:lvl w:ilvl="3" w:tentative="1">
+      <w:start w:val="1"/>
+      <w:numFmt w:val="bullet"/>
+      <w:lvlText w:val=""/>
+      <w:lvlJc w:val="left"/>
+      <w:pPr>
+        <w:tabs>
+          <w:tab w:val="num" w:pos="2880"/>
+        </w:tabs>
+        <w:ind w:left="2880" w:hanging="360"/>
+      </w:pPr>
+      <w:rPr>
+        <w:rFonts w:ascii="Wingdings" w:hAnsi="Wingdings" w:hint="default"/>
+        <w:sz w:val="20"/>
+      </w:rPr>
+    </w:lvl>
+    <w:lvl w:ilvl="4" w:tentative="1">
+      <w:start w:val="1"/>
+      <w:numFmt w:val="bullet"/>
+      <w:lvlText w:val=""/>
+      <w:lvlJc w:val="left"/>
+      <w:pPr>
+        <w:tabs>
+          <w:tab w:val="num" w:pos="3600"/>
+        </w:tabs>
+        <w:ind w:left="3600" w:hanging="360"/>
+      </w:pPr>
+      <w:rPr>
+        <w:rFonts w:ascii="Wingdings" w:hAnsi="Wingdings" w:hint="default"/>
+        <w:sz w:val="20"/>
+      </w:rPr>
+    </w:lvl>
+    <w:lvl w:ilvl="5" w:tentative="1">
+      <w:start w:val="1"/>
+      <w:numFmt w:val="bullet"/>
+      <w:lvlText w:val=""/>
+      <w:lvlJc w:val="left"/>
+      <w:pPr>
+        <w:tabs>
+          <w:tab w:val="num" w:pos="4320"/>
+        </w:tabs>
+        <w:ind w:left="4320" w:hanging="360"/>
+      </w:pPr>
+      <w:rPr>
+        <w:rFonts w:ascii="Wingdings" w:hAnsi="Wingdings" w:hint="default"/>
+        <w:sz w:val="20"/>
+      </w:rPr>
+    </w:lvl>
+    <w:lvl w:ilvl="6" w:tentative="1">
+      <w:start w:val="1"/>
+      <w:numFmt w:val="bullet"/>
+      <w:lvlText w:val=""/>
+      <w:lvlJc w:val="left"/>
+      <w:pPr>
+        <w:tabs>
+          <w:tab w:val="num" w:pos="5040"/>
+        </w:tabs>
+        <w:ind w:left="5040" w:hanging="360"/>
+      </w:pPr>
+      <w:rPr>
+        <w:rFonts w:ascii="Wingdings" w:hAnsi="Wingdings" w:hint="default"/>
+        <w:sz w:val="20"/>
+      </w:rPr>
+    </w:lvl>
+    <w:lvl w:ilvl="7" w:tentative="1">
+      <w:start w:val="1"/>
+      <w:numFmt w:val="bullet"/>
+      <w:lvlText w:val=""/>
+      <w:lvlJc w:val="left"/>
+      <w:pPr>
+        <w:tabs>
+          <w:tab w:val="num" w:pos="5760"/>
+        </w:tabs>
+        <w:ind w:left="5760" w:hanging="360"/>
+      </w:pPr>
+      <w:rPr>
+        <w:rFonts w:ascii="Wingdings" w:hAnsi="Wingdings" w:hint="default"/>
+        <w:sz w:val="20"/>
+      </w:rPr>
+    </w:lvl>
+    <w:lvl w:ilvl="8" w:tentative="1">
+      <w:start w:val="1"/>
+      <w:numFmt w:val="bullet"/>
+      <w:lvlText w:val=""/>
+      <w:lvlJc w:val="left"/>
+      <w:pPr>
+        <w:tabs>
+          <w:tab w:val="num" w:pos="6480"/>
+        </w:tabs>
+        <w:ind w:left="6480" w:hanging="360"/>
+      </w:pPr>
+      <w:rPr>
+        <w:rFonts w:ascii="Wingdings" w:hAnsi="Wingdings" w:hint="default"/>
+        <w:sz w:val="20"/>
+      </w:rPr>
+    </w:lvl>
+  </w:abstractNum>
+  <w:abstractNum w:abstractNumId="17">
     <w:nsid w:val="4C2562C2"/>
     <w:multiLevelType w:val="multilevel"/>
     <w:tmpl w:val="F77C060E"/>
@@ -5029,7 +8386,7 @@
       </w:rPr>
     </w:lvl>
   </w:abstractNum>
-  <w:abstractNum w:abstractNumId="10">
+  <w:abstractNum w:abstractNumId="18">
     <w:nsid w:val="4F8A2F00"/>
     <w:multiLevelType w:val="multilevel"/>
     <w:tmpl w:val="A77A71DA"/>
@@ -5178,7 +8535,7 @@
       </w:rPr>
     </w:lvl>
   </w:abstractNum>
-  <w:abstractNum w:abstractNumId="11">
+  <w:abstractNum w:abstractNumId="19">
     <w:nsid w:val="50447C4C"/>
     <w:multiLevelType w:val="multilevel"/>
     <w:tmpl w:val="65FCDCFC"/>
@@ -5327,7 +8684,7 @@
       </w:rPr>
     </w:lvl>
   </w:abstractNum>
-  <w:abstractNum w:abstractNumId="12">
+  <w:abstractNum w:abstractNumId="20">
     <w:nsid w:val="50947691"/>
     <w:multiLevelType w:val="multilevel"/>
     <w:tmpl w:val="E154DB60"/>
@@ -5476,7 +8833,7 @@
       </w:rPr>
     </w:lvl>
   </w:abstractNum>
-  <w:abstractNum w:abstractNumId="13">
+  <w:abstractNum w:abstractNumId="21">
     <w:nsid w:val="54B1514E"/>
     <w:multiLevelType w:val="multilevel"/>
     <w:tmpl w:val="D55016B8"/>
@@ -5625,7 +8982,7 @@
       </w:rPr>
     </w:lvl>
   </w:abstractNum>
-  <w:abstractNum w:abstractNumId="14">
+  <w:abstractNum w:abstractNumId="22">
     <w:nsid w:val="5D414DF6"/>
     <w:multiLevelType w:val="multilevel"/>
     <w:tmpl w:val="34A2AC94"/>
@@ -5774,7 +9131,7 @@
       </w:rPr>
     </w:lvl>
   </w:abstractNum>
-  <w:abstractNum w:abstractNumId="15">
+  <w:abstractNum w:abstractNumId="23">
     <w:nsid w:val="609176CC"/>
     <w:multiLevelType w:val="hybridMultilevel"/>
     <w:tmpl w:val="4196706E"/>
@@ -5888,7 +9245,120 @@
       </w:rPr>
     </w:lvl>
   </w:abstractNum>
-  <w:abstractNum w:abstractNumId="16">
+  <w:abstractNum w:abstractNumId="24">
+    <w:nsid w:val="66702357"/>
+    <w:multiLevelType w:val="multilevel"/>
+    <w:tmpl w:val="14DA5108"/>
+    <w:lvl w:ilvl="0">
+      <w:start w:val="1"/>
+      <w:numFmt w:val="decimal"/>
+      <w:lvlText w:val="%1."/>
+      <w:lvlJc w:val="left"/>
+      <w:pPr>
+        <w:tabs>
+          <w:tab w:val="num" w:pos="720"/>
+        </w:tabs>
+        <w:ind w:left="720" w:hanging="360"/>
+      </w:pPr>
+    </w:lvl>
+    <w:lvl w:ilvl="1" w:tentative="1">
+      <w:start w:val="1"/>
+      <w:numFmt w:val="decimal"/>
+      <w:lvlText w:val="%2."/>
+      <w:lvlJc w:val="left"/>
+      <w:pPr>
+        <w:tabs>
+          <w:tab w:val="num" w:pos="1440"/>
+        </w:tabs>
+        <w:ind w:left="1440" w:hanging="360"/>
+      </w:pPr>
+    </w:lvl>
+    <w:lvl w:ilvl="2" w:tentative="1">
+      <w:start w:val="1"/>
+      <w:numFmt w:val="decimal"/>
+      <w:lvlText w:val="%3."/>
+      <w:lvlJc w:val="left"/>
+      <w:pPr>
+        <w:tabs>
+          <w:tab w:val="num" w:pos="2160"/>
+        </w:tabs>
+        <w:ind w:left="2160" w:hanging="360"/>
+      </w:pPr>
+    </w:lvl>
+    <w:lvl w:ilvl="3" w:tentative="1">
+      <w:start w:val="1"/>
+      <w:numFmt w:val="decimal"/>
+      <w:lvlText w:val="%4."/>
+      <w:lvlJc w:val="left"/>
+      <w:pPr>
+        <w:tabs>
+          <w:tab w:val="num" w:pos="2880"/>
+        </w:tabs>
+        <w:ind w:left="2880" w:hanging="360"/>
+      </w:pPr>
+    </w:lvl>
+    <w:lvl w:ilvl="4" w:tentative="1">
+      <w:start w:val="1"/>
+      <w:numFmt w:val="decimal"/>
+      <w:lvlText w:val="%5."/>
+      <w:lvlJc w:val="left"/>
+      <w:pPr>
+        <w:tabs>
+          <w:tab w:val="num" w:pos="3600"/>
+        </w:tabs>
+        <w:ind w:left="3600" w:hanging="360"/>
+      </w:pPr>
+    </w:lvl>
+    <w:lvl w:ilvl="5" w:tentative="1">
+      <w:start w:val="1"/>
+      <w:numFmt w:val="decimal"/>
+      <w:lvlText w:val="%6."/>
+      <w:lvlJc w:val="left"/>
+      <w:pPr>
+        <w:tabs>
+          <w:tab w:val="num" w:pos="4320"/>
+        </w:tabs>
+        <w:ind w:left="4320" w:hanging="360"/>
+      </w:pPr>
+    </w:lvl>
+    <w:lvl w:ilvl="6" w:tentative="1">
+      <w:start w:val="1"/>
+      <w:numFmt w:val="decimal"/>
+      <w:lvlText w:val="%7."/>
+      <w:lvlJc w:val="left"/>
+      <w:pPr>
+        <w:tabs>
+          <w:tab w:val="num" w:pos="5040"/>
+        </w:tabs>
+        <w:ind w:left="5040" w:hanging="360"/>
+      </w:pPr>
+    </w:lvl>
+    <w:lvl w:ilvl="7" w:tentative="1">
+      <w:start w:val="1"/>
+      <w:numFmt w:val="decimal"/>
+      <w:lvlText w:val="%8."/>
+      <w:lvlJc w:val="left"/>
+      <w:pPr>
+        <w:tabs>
+          <w:tab w:val="num" w:pos="5760"/>
+        </w:tabs>
+        <w:ind w:left="5760" w:hanging="360"/>
+      </w:pPr>
+    </w:lvl>
+    <w:lvl w:ilvl="8" w:tentative="1">
+      <w:start w:val="1"/>
+      <w:numFmt w:val="decimal"/>
+      <w:lvlText w:val="%9."/>
+      <w:lvlJc w:val="left"/>
+      <w:pPr>
+        <w:tabs>
+          <w:tab w:val="num" w:pos="6480"/>
+        </w:tabs>
+        <w:ind w:left="6480" w:hanging="360"/>
+      </w:pPr>
+    </w:lvl>
+  </w:abstractNum>
+  <w:abstractNum w:abstractNumId="25">
     <w:nsid w:val="671A2119"/>
     <w:multiLevelType w:val="multilevel"/>
     <w:tmpl w:val="073AB596"/>
@@ -6037,7 +9507,7 @@
       </w:rPr>
     </w:lvl>
   </w:abstractNum>
-  <w:abstractNum w:abstractNumId="17">
+  <w:abstractNum w:abstractNumId="26">
     <w:nsid w:val="69913D56"/>
     <w:multiLevelType w:val="multilevel"/>
     <w:tmpl w:val="8D78C300"/>
@@ -6186,7 +9656,7 @@
       </w:rPr>
     </w:lvl>
   </w:abstractNum>
-  <w:abstractNum w:abstractNumId="18">
+  <w:abstractNum w:abstractNumId="27">
     <w:nsid w:val="6FCC227C"/>
     <w:multiLevelType w:val="multilevel"/>
     <w:tmpl w:val="5DBECF68"/>
@@ -6335,7 +9805,120 @@
       </w:rPr>
     </w:lvl>
   </w:abstractNum>
-  <w:abstractNum w:abstractNumId="19">
+  <w:abstractNum w:abstractNumId="28">
+    <w:nsid w:val="75620B18"/>
+    <w:multiLevelType w:val="hybridMultilevel"/>
+    <w:tmpl w:val="714A86CC"/>
+    <w:lvl w:ilvl="0" w:tplc="40090003">
+      <w:start w:val="1"/>
+      <w:numFmt w:val="bullet"/>
+      <w:lvlText w:val="o"/>
+      <w:lvlJc w:val="left"/>
+      <w:pPr>
+        <w:ind w:left="720" w:hanging="360"/>
+      </w:pPr>
+      <w:rPr>
+        <w:rFonts w:ascii="Courier New" w:hAnsi="Courier New" w:cs="Courier New" w:hint="default"/>
+      </w:rPr>
+    </w:lvl>
+    <w:lvl w:ilvl="1" w:tplc="40090003" w:tentative="1">
+      <w:start w:val="1"/>
+      <w:numFmt w:val="bullet"/>
+      <w:lvlText w:val="o"/>
+      <w:lvlJc w:val="left"/>
+      <w:pPr>
+        <w:ind w:left="1440" w:hanging="360"/>
+      </w:pPr>
+      <w:rPr>
+        <w:rFonts w:ascii="Courier New" w:hAnsi="Courier New" w:cs="Courier New" w:hint="default"/>
+      </w:rPr>
+    </w:lvl>
+    <w:lvl w:ilvl="2" w:tplc="40090005" w:tentative="1">
+      <w:start w:val="1"/>
+      <w:numFmt w:val="bullet"/>
+      <w:lvlText w:val=""/>
+      <w:lvlJc w:val="left"/>
+      <w:pPr>
+        <w:ind w:left="2160" w:hanging="360"/>
+      </w:pPr>
+      <w:rPr>
+        <w:rFonts w:ascii="Wingdings" w:hAnsi="Wingdings" w:hint="default"/>
+      </w:rPr>
+    </w:lvl>
+    <w:lvl w:ilvl="3" w:tplc="40090001" w:tentative="1">
+      <w:start w:val="1"/>
+      <w:numFmt w:val="bullet"/>
+      <w:lvlText w:val=""/>
+      <w:lvlJc w:val="left"/>
+      <w:pPr>
+        <w:ind w:left="2880" w:hanging="360"/>
+      </w:pPr>
+      <w:rPr>
+        <w:rFonts w:ascii="Symbol" w:hAnsi="Symbol" w:hint="default"/>
+      </w:rPr>
+    </w:lvl>
+    <w:lvl w:ilvl="4" w:tplc="40090003" w:tentative="1">
+      <w:start w:val="1"/>
+      <w:numFmt w:val="bullet"/>
+      <w:lvlText w:val="o"/>
+      <w:lvlJc w:val="left"/>
+      <w:pPr>
+        <w:ind w:left="3600" w:hanging="360"/>
+      </w:pPr>
+      <w:rPr>
+        <w:rFonts w:ascii="Courier New" w:hAnsi="Courier New" w:cs="Courier New" w:hint="default"/>
+      </w:rPr>
+    </w:lvl>
+    <w:lvl w:ilvl="5" w:tplc="40090005" w:tentative="1">
+      <w:start w:val="1"/>
+      <w:numFmt w:val="bullet"/>
+      <w:lvlText w:val=""/>
+      <w:lvlJc w:val="left"/>
+      <w:pPr>
+        <w:ind w:left="4320" w:hanging="360"/>
+      </w:pPr>
+      <w:rPr>
+        <w:rFonts w:ascii="Wingdings" w:hAnsi="Wingdings" w:hint="default"/>
+      </w:rPr>
+    </w:lvl>
+    <w:lvl w:ilvl="6" w:tplc="40090001" w:tentative="1">
+      <w:start w:val="1"/>
+      <w:numFmt w:val="bullet"/>
+      <w:lvlText w:val=""/>
+      <w:lvlJc w:val="left"/>
+      <w:pPr>
+        <w:ind w:left="5040" w:hanging="360"/>
+      </w:pPr>
+      <w:rPr>
+        <w:rFonts w:ascii="Symbol" w:hAnsi="Symbol" w:hint="default"/>
+      </w:rPr>
+    </w:lvl>
+    <w:lvl w:ilvl="7" w:tplc="40090003" w:tentative="1">
+      <w:start w:val="1"/>
+      <w:numFmt w:val="bullet"/>
+      <w:lvlText w:val="o"/>
+      <w:lvlJc w:val="left"/>
+      <w:pPr>
+        <w:ind w:left="5760" w:hanging="360"/>
+      </w:pPr>
+      <w:rPr>
+        <w:rFonts w:ascii="Courier New" w:hAnsi="Courier New" w:cs="Courier New" w:hint="default"/>
+      </w:rPr>
+    </w:lvl>
+    <w:lvl w:ilvl="8" w:tplc="40090005" w:tentative="1">
+      <w:start w:val="1"/>
+      <w:numFmt w:val="bullet"/>
+      <w:lvlText w:val=""/>
+      <w:lvlJc w:val="left"/>
+      <w:pPr>
+        <w:ind w:left="6480" w:hanging="360"/>
+      </w:pPr>
+      <w:rPr>
+        <w:rFonts w:ascii="Wingdings" w:hAnsi="Wingdings" w:hint="default"/>
+      </w:rPr>
+    </w:lvl>
+  </w:abstractNum>
+  <w:abstractNum w:abstractNumId="29">
     <w:nsid w:val="799815C2"/>
     <w:multiLevelType w:val="multilevel"/>
     <w:tmpl w:val="C40CBBDA"/>
@@ -6484,65 +10067,247 @@
       </w:rPr>
     </w:lvl>
   </w:abstractNum>
+  <w:abstractNum w:abstractNumId="30">
+    <w:nsid w:val="7D9939F6"/>
+    <w:multiLevelType w:val="multilevel"/>
+    <w:tmpl w:val="92A66990"/>
+    <w:lvl w:ilvl="0">
+      <w:start w:val="1"/>
+      <w:numFmt w:val="bullet"/>
+      <w:lvlText w:val=""/>
+      <w:lvlJc w:val="left"/>
+      <w:pPr>
+        <w:tabs>
+          <w:tab w:val="num" w:pos="720"/>
+        </w:tabs>
+        <w:ind w:left="720" w:hanging="360"/>
+      </w:pPr>
+      <w:rPr>
+        <w:rFonts w:ascii="Symbol" w:hAnsi="Symbol" w:hint="default"/>
+        <w:sz w:val="20"/>
+      </w:rPr>
+    </w:lvl>
+    <w:lvl w:ilvl="1" w:tentative="1">
+      <w:start w:val="1"/>
+      <w:numFmt w:val="bullet"/>
+      <w:lvlText w:val="o"/>
+      <w:lvlJc w:val="left"/>
+      <w:pPr>
+        <w:tabs>
+          <w:tab w:val="num" w:pos="1440"/>
+        </w:tabs>
+        <w:ind w:left="1440" w:hanging="360"/>
+      </w:pPr>
+      <w:rPr>
+        <w:rFonts w:ascii="Courier New" w:hAnsi="Courier New" w:hint="default"/>
+        <w:sz w:val="20"/>
+      </w:rPr>
+    </w:lvl>
+    <w:lvl w:ilvl="2" w:tentative="1">
+      <w:start w:val="1"/>
+      <w:numFmt w:val="bullet"/>
+      <w:lvlText w:val=""/>
+      <w:lvlJc w:val="left"/>
+      <w:pPr>
+        <w:tabs>
+          <w:tab w:val="num" w:pos="2160"/>
+        </w:tabs>
+        <w:ind w:left="2160" w:hanging="360"/>
+      </w:pPr>
+      <w:rPr>
+        <w:rFonts w:ascii="Wingdings" w:hAnsi="Wingdings" w:hint="default"/>
+        <w:sz w:val="20"/>
+      </w:rPr>
+    </w:lvl>
+    <w:lvl w:ilvl="3" w:tentative="1">
+      <w:start w:val="1"/>
+      <w:numFmt w:val="bullet"/>
+      <w:lvlText w:val=""/>
+      <w:lvlJc w:val="left"/>
+      <w:pPr>
+        <w:tabs>
+          <w:tab w:val="num" w:pos="2880"/>
+        </w:tabs>
+        <w:ind w:left="2880" w:hanging="360"/>
+      </w:pPr>
+      <w:rPr>
+        <w:rFonts w:ascii="Wingdings" w:hAnsi="Wingdings" w:hint="default"/>
+        <w:sz w:val="20"/>
+      </w:rPr>
+    </w:lvl>
+    <w:lvl w:ilvl="4" w:tentative="1">
+      <w:start w:val="1"/>
+      <w:numFmt w:val="bullet"/>
+      <w:lvlText w:val=""/>
+      <w:lvlJc w:val="left"/>
+      <w:pPr>
+        <w:tabs>
+          <w:tab w:val="num" w:pos="3600"/>
+        </w:tabs>
+        <w:ind w:left="3600" w:hanging="360"/>
+      </w:pPr>
+      <w:rPr>
+        <w:rFonts w:ascii="Wingdings" w:hAnsi="Wingdings" w:hint="default"/>
+        <w:sz w:val="20"/>
+      </w:rPr>
+    </w:lvl>
+    <w:lvl w:ilvl="5" w:tentative="1">
+      <w:start w:val="1"/>
+      <w:numFmt w:val="bullet"/>
+      <w:lvlText w:val=""/>
+      <w:lvlJc w:val="left"/>
+      <w:pPr>
+        <w:tabs>
+          <w:tab w:val="num" w:pos="4320"/>
+        </w:tabs>
+        <w:ind w:left="4320" w:hanging="360"/>
+      </w:pPr>
+      <w:rPr>
+        <w:rFonts w:ascii="Wingdings" w:hAnsi="Wingdings" w:hint="default"/>
+        <w:sz w:val="20"/>
+      </w:rPr>
+    </w:lvl>
+    <w:lvl w:ilvl="6" w:tentative="1">
+      <w:start w:val="1"/>
+      <w:numFmt w:val="bullet"/>
+      <w:lvlText w:val=""/>
+      <w:lvlJc w:val="left"/>
+      <w:pPr>
+        <w:tabs>
+          <w:tab w:val="num" w:pos="5040"/>
+        </w:tabs>
+        <w:ind w:left="5040" w:hanging="360"/>
+      </w:pPr>
+      <w:rPr>
+        <w:rFonts w:ascii="Wingdings" w:hAnsi="Wingdings" w:hint="default"/>
+        <w:sz w:val="20"/>
+      </w:rPr>
+    </w:lvl>
+    <w:lvl w:ilvl="7" w:tentative="1">
+      <w:start w:val="1"/>
+      <w:numFmt w:val="bullet"/>
+      <w:lvlText w:val=""/>
+      <w:lvlJc w:val="left"/>
+      <w:pPr>
+        <w:tabs>
+          <w:tab w:val="num" w:pos="5760"/>
+        </w:tabs>
+        <w:ind w:left="5760" w:hanging="360"/>
+      </w:pPr>
+      <w:rPr>
+        <w:rFonts w:ascii="Wingdings" w:hAnsi="Wingdings" w:hint="default"/>
+        <w:sz w:val="20"/>
+      </w:rPr>
+    </w:lvl>
+    <w:lvl w:ilvl="8" w:tentative="1">
+      <w:start w:val="1"/>
+      <w:numFmt w:val="bullet"/>
+      <w:lvlText w:val=""/>
+      <w:lvlJc w:val="left"/>
+      <w:pPr>
+        <w:tabs>
+          <w:tab w:val="num" w:pos="6480"/>
+        </w:tabs>
+        <w:ind w:left="6480" w:hanging="360"/>
+      </w:pPr>
+      <w:rPr>
+        <w:rFonts w:ascii="Wingdings" w:hAnsi="Wingdings" w:hint="default"/>
+        <w:sz w:val="20"/>
+      </w:rPr>
+    </w:lvl>
+  </w:abstractNum>
   <w:num w:numId="1">
+    <w:abstractNumId w:val="12"/>
+  </w:num>
+  <w:num w:numId="2">
+    <w:abstractNumId w:val="9"/>
+  </w:num>
+  <w:num w:numId="3">
+    <w:abstractNumId w:val="20"/>
+  </w:num>
+  <w:num w:numId="4">
+    <w:abstractNumId w:val="29"/>
+  </w:num>
+  <w:num w:numId="5">
+    <w:abstractNumId w:val="21"/>
+  </w:num>
+  <w:num w:numId="6">
+    <w:abstractNumId w:val="26"/>
+  </w:num>
+  <w:num w:numId="7">
+    <w:abstractNumId w:val="10"/>
+  </w:num>
+  <w:num w:numId="8">
+    <w:abstractNumId w:val="17"/>
+  </w:num>
+  <w:num w:numId="9">
+    <w:abstractNumId w:val="18"/>
+  </w:num>
+  <w:num w:numId="10">
+    <w:abstractNumId w:val="25"/>
+  </w:num>
+  <w:num w:numId="11">
+    <w:abstractNumId w:val="27"/>
+  </w:num>
+  <w:num w:numId="12">
+    <w:abstractNumId w:val="19"/>
+  </w:num>
+  <w:num w:numId="13">
+    <w:abstractNumId w:val="22"/>
+  </w:num>
+  <w:num w:numId="14">
+    <w:abstractNumId w:val="3"/>
+  </w:num>
+  <w:num w:numId="15">
     <w:abstractNumId w:val="7"/>
   </w:num>
-  <w:num w:numId="2">
-    <w:abstractNumId w:val="5"/>
-  </w:num>
-  <w:num w:numId="3">
-    <w:abstractNumId w:val="12"/>
-  </w:num>
-  <w:num w:numId="4">
-    <w:abstractNumId w:val="19"/>
-  </w:num>
-  <w:num w:numId="5">
-    <w:abstractNumId w:val="13"/>
-  </w:num>
-  <w:num w:numId="6">
-    <w:abstractNumId w:val="17"/>
-  </w:num>
-  <w:num w:numId="7">
-    <w:abstractNumId w:val="6"/>
-  </w:num>
-  <w:num w:numId="8">
-    <w:abstractNumId w:val="9"/>
-  </w:num>
-  <w:num w:numId="9">
-    <w:abstractNumId w:val="10"/>
-  </w:num>
-  <w:num w:numId="10">
-    <w:abstractNumId w:val="16"/>
-  </w:num>
-  <w:num w:numId="11">
-    <w:abstractNumId w:val="18"/>
-  </w:num>
-  <w:num w:numId="12">
-    <w:abstractNumId w:val="11"/>
-  </w:num>
-  <w:num w:numId="13">
-    <w:abstractNumId w:val="14"/>
-  </w:num>
-  <w:num w:numId="14">
-    <w:abstractNumId w:val="2"/>
-  </w:num>
-  <w:num w:numId="15">
-    <w:abstractNumId w:val="4"/>
-  </w:num>
   <w:num w:numId="16">
-    <w:abstractNumId w:val="15"/>
+    <w:abstractNumId w:val="23"/>
   </w:num>
   <w:num w:numId="17">
-    <w:abstractNumId w:val="8"/>
+    <w:abstractNumId w:val="15"/>
   </w:num>
   <w:num w:numId="18">
     <w:abstractNumId w:val="0"/>
   </w:num>
   <w:num w:numId="19">
+    <w:abstractNumId w:val="2"/>
+  </w:num>
+  <w:num w:numId="20">
+    <w:abstractNumId w:val="5"/>
+  </w:num>
+  <w:num w:numId="21">
+    <w:abstractNumId w:val="14"/>
+  </w:num>
+  <w:num w:numId="22">
+    <w:abstractNumId w:val="24"/>
+  </w:num>
+  <w:num w:numId="23">
+    <w:abstractNumId w:val="28"/>
+  </w:num>
+  <w:num w:numId="24">
+    <w:abstractNumId w:val="4"/>
+  </w:num>
+  <w:num w:numId="25">
+    <w:abstractNumId w:val="6"/>
+  </w:num>
+  <w:num w:numId="26">
+    <w:abstractNumId w:val="30"/>
+  </w:num>
+  <w:num w:numId="27">
+    <w:abstractNumId w:val="16"/>
+  </w:num>
+  <w:num w:numId="28">
     <w:abstractNumId w:val="1"/>
   </w:num>
-  <w:num w:numId="20">
-    <w:abstractNumId w:val="3"/>
+  <w:num w:numId="29">
+    <w:abstractNumId w:val="13"/>
+  </w:num>
+  <w:num w:numId="30">
+    <w:abstractNumId w:val="8"/>
+  </w:num>
+  <w:num w:numId="31">
+    <w:abstractNumId w:val="11"/>
   </w:num>
 </w:numbering>
 </file>
@@ -7412,6 +11177,19 @@
       <w:lang w:eastAsia="en-IN"/>
     </w:rPr>
   </w:style>
+  <w:style w:type="character" w:styleId="HTMLCode">
+    <w:name w:val="HTML Code"/>
+    <w:basedOn w:val="DefaultParagraphFont"/>
+    <w:uiPriority w:val="99"/>
+    <w:semiHidden/>
+    <w:unhideWhenUsed/>
+    <w:rsid w:val="00EE262A"/>
+    <w:rPr>
+      <w:rFonts w:ascii="Courier New" w:eastAsia="Times New Roman" w:hAnsi="Courier New" w:cs="Courier New"/>
+      <w:sz w:val="20"/>
+      <w:szCs w:val="20"/>
+    </w:rPr>
+  </w:style>
 </w:styles>
 </file>
 
@@ -8280,6 +12058,19 @@
       <w:lang w:eastAsia="en-IN"/>
     </w:rPr>
   </w:style>
+  <w:style w:type="character" w:styleId="HTMLCode">
+    <w:name w:val="HTML Code"/>
+    <w:basedOn w:val="DefaultParagraphFont"/>
+    <w:uiPriority w:val="99"/>
+    <w:semiHidden/>
+    <w:unhideWhenUsed/>
+    <w:rsid w:val="00EE262A"/>
+    <w:rPr>
+      <w:rFonts w:ascii="Courier New" w:eastAsia="Times New Roman" w:hAnsi="Courier New" w:cs="Courier New"/>
+      <w:sz w:val="20"/>
+      <w:szCs w:val="20"/>
+    </w:rPr>
+  </w:style>
 </w:styles>
 </file>
 
@@ -8602,7 +12393,7 @@
 </file>
 
 <file path=customXml/itemProps2.xml><?xml version="1.0" encoding="utf-8"?>
-<ds:datastoreItem xmlns:ds="http://schemas.openxmlformats.org/officeDocument/2006/customXml" ds:itemID="{7351B593-1504-4D10-AFE5-686B37639FFF}">
+<ds:datastoreItem xmlns:ds="http://schemas.openxmlformats.org/officeDocument/2006/customXml" ds:itemID="{B476DD4D-A957-42E6-9901-B0D9658AF8E4}">
   <ds:schemaRefs>
     <ds:schemaRef ds:uri="http://schemas.openxmlformats.org/officeDocument/2006/bibliography"/>
   </ds:schemaRefs>

--- a/Model Accuracy Analysis.docx
+++ b/Model Accuracy Analysis.docx
@@ -1,6 +1,6 @@
 
 <file path=word/document.xml><?xml version="1.0" encoding="utf-8"?>
-<w:document xmlns:wpc="http://schemas.microsoft.com/office/word/2010/wordprocessingCanvas" xmlns:mc="http://schemas.openxmlformats.org/markup-compatibility/2006" xmlns:o="urn:schemas-microsoft-com:office:office" xmlns:r="http://schemas.openxmlformats.org/officeDocument/2006/relationships" xmlns:m="http://schemas.openxmlformats.org/officeDocument/2006/math" xmlns:v="urn:schemas-microsoft-com:vml" xmlns:wp14="http://schemas.microsoft.com/office/word/2010/wordprocessingDrawing" xmlns:wp="http://schemas.openxmlformats.org/drawingml/2006/wordprocessingDrawing" xmlns:w10="urn:schemas-microsoft-com:office:word" xmlns:w="http://schemas.openxmlformats.org/wordprocessingml/2006/main" xmlns:w14="http://schemas.microsoft.com/office/word/2010/wordml" xmlns:wpg="http://schemas.microsoft.com/office/word/2010/wordprocessingGroup" xmlns:wpi="http://schemas.microsoft.com/office/word/2010/wordprocessingInk" xmlns:wne="http://schemas.microsoft.com/office/word/2006/wordml" xmlns:wps="http://schemas.microsoft.com/office/word/2010/wordprocessingShape" mc:Ignorable="w14 wp14">
+<w:document xmlns:wpc="http://schemas.microsoft.com/office/word/2010/wordprocessingCanvas" xmlns:cx="http://schemas.microsoft.com/office/drawing/2014/chartex" xmlns:cx1="http://schemas.microsoft.com/office/drawing/2015/9/8/chartex" xmlns:cx2="http://schemas.microsoft.com/office/drawing/2015/10/21/chartex" xmlns:cx3="http://schemas.microsoft.com/office/drawing/2016/5/9/chartex" xmlns:cx4="http://schemas.microsoft.com/office/drawing/2016/5/10/chartex" xmlns:cx5="http://schemas.microsoft.com/office/drawing/2016/5/11/chartex" xmlns:cx6="http://schemas.microsoft.com/office/drawing/2016/5/12/chartex" xmlns:cx7="http://schemas.microsoft.com/office/drawing/2016/5/13/chartex" xmlns:cx8="http://schemas.microsoft.com/office/drawing/2016/5/14/chartex" xmlns:mc="http://schemas.openxmlformats.org/markup-compatibility/2006" xmlns:aink="http://schemas.microsoft.com/office/drawing/2016/ink" xmlns:am3d="http://schemas.microsoft.com/office/drawing/2017/model3d" xmlns:o="urn:schemas-microsoft-com:office:office" xmlns:oel="http://schemas.microsoft.com/office/2019/extlst" xmlns:r="http://schemas.openxmlformats.org/officeDocument/2006/relationships" xmlns:m="http://schemas.openxmlformats.org/officeDocument/2006/math" xmlns:v="urn:schemas-microsoft-com:vml" xmlns:wp14="http://schemas.microsoft.com/office/word/2010/wordprocessingDrawing" xmlns:wp="http://schemas.openxmlformats.org/drawingml/2006/wordprocessingDrawing" xmlns:w10="urn:schemas-microsoft-com:office:word" xmlns:w="http://schemas.openxmlformats.org/wordprocessingml/2006/main" xmlns:w14="http://schemas.microsoft.com/office/word/2010/wordml" xmlns:w15="http://schemas.microsoft.com/office/word/2012/wordml" xmlns:w16cex="http://schemas.microsoft.com/office/word/2018/wordml/cex" xmlns:w16cid="http://schemas.microsoft.com/office/word/2016/wordml/cid" xmlns:w16="http://schemas.microsoft.com/office/word/2018/wordml" xmlns:w16du="http://schemas.microsoft.com/office/word/2023/wordml/word16du" xmlns:w16sdtdh="http://schemas.microsoft.com/office/word/2020/wordml/sdtdatahash" xmlns:w16sdtfl="http://schemas.microsoft.com/office/word/2024/wordml/sdtformatlock" xmlns:w16se="http://schemas.microsoft.com/office/word/2015/wordml/symex" xmlns:wpg="http://schemas.microsoft.com/office/word/2010/wordprocessingGroup" xmlns:wpi="http://schemas.microsoft.com/office/word/2010/wordprocessingInk" xmlns:wne="http://schemas.microsoft.com/office/word/2006/wordml" xmlns:wps="http://schemas.microsoft.com/office/word/2010/wordprocessingShape" mc:Ignorable="w14 w15 w16se w16cid w16 w16cex w16sdtdh w16sdtfl w16du wp14">
   <w:body>
     <w:sdt>
       <w:sdtPr>
@@ -24,561 +24,72 @@
           <w:pPr>
             <w:jc w:val="both"/>
           </w:pPr>
+        </w:p>
+        <w:p>
+          <w:pPr>
+            <w:jc w:val="center"/>
+            <w:rPr>
+              <w:rFonts w:ascii="Times New Roman" w:hAnsi="Times New Roman" w:cs="Times New Roman"/>
+              <w:b/>
+              <w:bCs/>
+              <w:color w:val="000000" w:themeColor="text1"/>
+              <w:sz w:val="32"/>
+              <w:szCs w:val="32"/>
+            </w:rPr>
+          </w:pPr>
           <w:r>
             <w:rPr>
-              <w:noProof/>
-              <w:lang w:eastAsia="en-IN"/>
+              <w:rFonts w:ascii="Times New Roman" w:hAnsi="Times New Roman" w:cs="Times New Roman"/>
+              <w:b/>
+              <w:bCs/>
+              <w:color w:val="000000" w:themeColor="text1"/>
+              <w:sz w:val="32"/>
+              <w:szCs w:val="32"/>
             </w:rPr>
-            <mc:AlternateContent>
-              <mc:Choice Requires="wpg">
-                <w:drawing>
-                  <wp:anchor distT="0" distB="0" distL="114300" distR="114300" simplePos="0" relativeHeight="251667456" behindDoc="0" locked="0" layoutInCell="1" allowOverlap="1" wp14:anchorId="04ACF8FA" wp14:editId="7AD8309C">
-                    <wp:simplePos x="0" y="0"/>
-                    <wp:positionH relativeFrom="page">
-                      <wp:align>center</wp:align>
-                    </wp:positionH>
-                    <mc:AlternateContent>
-                      <mc:Choice Requires="wp14">
-                        <wp:positionV relativeFrom="page">
-                          <wp14:pctPosVOffset>2300</wp14:pctPosVOffset>
-                        </wp:positionV>
-                      </mc:Choice>
-                      <mc:Fallback>
-                        <wp:positionV relativeFrom="page">
-                          <wp:posOffset>245745</wp:posOffset>
-                        </wp:positionV>
-                      </mc:Fallback>
-                    </mc:AlternateContent>
-                    <wp:extent cx="7315200" cy="1215391"/>
-                    <wp:effectExtent l="0" t="0" r="1270" b="1905"/>
-                    <wp:wrapNone/>
-                    <wp:docPr id="149" name="Group 157"/>
-                    <wp:cNvGraphicFramePr/>
-                    <a:graphic xmlns:a="http://schemas.openxmlformats.org/drawingml/2006/main">
-                      <a:graphicData uri="http://schemas.microsoft.com/office/word/2010/wordprocessingGroup">
-                        <wpg:wgp>
-                          <wpg:cNvGrpSpPr/>
-                          <wpg:grpSpPr>
-                            <a:xfrm>
-                              <a:off x="0" y="0"/>
-                              <a:ext cx="7315200" cy="1215391"/>
-                              <a:chOff x="0" y="-1"/>
-                              <a:chExt cx="7315200" cy="1216153"/>
-                            </a:xfrm>
-                          </wpg:grpSpPr>
-                          <wps:wsp>
-                            <wps:cNvPr id="150" name="Rectangle 51"/>
-                            <wps:cNvSpPr/>
-                            <wps:spPr>
-                              <a:xfrm>
-                                <a:off x="0" y="-1"/>
-                                <a:ext cx="7315200" cy="1130373"/>
-                              </a:xfrm>
-                              <a:custGeom>
-                                <a:avLst/>
-                                <a:gdLst>
-                                  <a:gd name="connsiteX0" fmla="*/ 0 w 7312660"/>
-                                  <a:gd name="connsiteY0" fmla="*/ 0 h 1215390"/>
-                                  <a:gd name="connsiteX1" fmla="*/ 7312660 w 7312660"/>
-                                  <a:gd name="connsiteY1" fmla="*/ 0 h 1215390"/>
-                                  <a:gd name="connsiteX2" fmla="*/ 7312660 w 7312660"/>
-                                  <a:gd name="connsiteY2" fmla="*/ 1215390 h 1215390"/>
-                                  <a:gd name="connsiteX3" fmla="*/ 0 w 7312660"/>
-                                  <a:gd name="connsiteY3" fmla="*/ 1215390 h 1215390"/>
-                                  <a:gd name="connsiteX4" fmla="*/ 0 w 7312660"/>
-                                  <a:gd name="connsiteY4" fmla="*/ 0 h 1215390"/>
-                                  <a:gd name="connsiteX0" fmla="*/ 0 w 7312660"/>
-                                  <a:gd name="connsiteY0" fmla="*/ 0 h 1215390"/>
-                                  <a:gd name="connsiteX1" fmla="*/ 7312660 w 7312660"/>
-                                  <a:gd name="connsiteY1" fmla="*/ 0 h 1215390"/>
-                                  <a:gd name="connsiteX2" fmla="*/ 7312660 w 7312660"/>
-                                  <a:gd name="connsiteY2" fmla="*/ 1215390 h 1215390"/>
-                                  <a:gd name="connsiteX3" fmla="*/ 3667125 w 7312660"/>
-                                  <a:gd name="connsiteY3" fmla="*/ 1209675 h 1215390"/>
-                                  <a:gd name="connsiteX4" fmla="*/ 0 w 7312660"/>
-                                  <a:gd name="connsiteY4" fmla="*/ 1215390 h 1215390"/>
-                                  <a:gd name="connsiteX5" fmla="*/ 0 w 7312660"/>
-                                  <a:gd name="connsiteY5" fmla="*/ 0 h 1215390"/>
-                                  <a:gd name="connsiteX0" fmla="*/ 0 w 7312660"/>
-                                  <a:gd name="connsiteY0" fmla="*/ 0 h 1215390"/>
-                                  <a:gd name="connsiteX1" fmla="*/ 7312660 w 7312660"/>
-                                  <a:gd name="connsiteY1" fmla="*/ 0 h 1215390"/>
-                                  <a:gd name="connsiteX2" fmla="*/ 7312660 w 7312660"/>
-                                  <a:gd name="connsiteY2" fmla="*/ 1215390 h 1215390"/>
-                                  <a:gd name="connsiteX3" fmla="*/ 3619500 w 7312660"/>
-                                  <a:gd name="connsiteY3" fmla="*/ 733425 h 1215390"/>
-                                  <a:gd name="connsiteX4" fmla="*/ 0 w 7312660"/>
-                                  <a:gd name="connsiteY4" fmla="*/ 1215390 h 1215390"/>
-                                  <a:gd name="connsiteX5" fmla="*/ 0 w 7312660"/>
-                                  <a:gd name="connsiteY5" fmla="*/ 0 h 1215390"/>
-                                  <a:gd name="connsiteX0" fmla="*/ 0 w 7312660"/>
-                                  <a:gd name="connsiteY0" fmla="*/ 0 h 1215390"/>
-                                  <a:gd name="connsiteX1" fmla="*/ 7312660 w 7312660"/>
-                                  <a:gd name="connsiteY1" fmla="*/ 0 h 1215390"/>
-                                  <a:gd name="connsiteX2" fmla="*/ 7312660 w 7312660"/>
-                                  <a:gd name="connsiteY2" fmla="*/ 1129665 h 1215390"/>
-                                  <a:gd name="connsiteX3" fmla="*/ 3619500 w 7312660"/>
-                                  <a:gd name="connsiteY3" fmla="*/ 733425 h 1215390"/>
-                                  <a:gd name="connsiteX4" fmla="*/ 0 w 7312660"/>
-                                  <a:gd name="connsiteY4" fmla="*/ 1215390 h 1215390"/>
-                                  <a:gd name="connsiteX5" fmla="*/ 0 w 7312660"/>
-                                  <a:gd name="connsiteY5" fmla="*/ 0 h 1215390"/>
-                                  <a:gd name="connsiteX0" fmla="*/ 9525 w 7322185"/>
-                                  <a:gd name="connsiteY0" fmla="*/ 0 h 1129665"/>
-                                  <a:gd name="connsiteX1" fmla="*/ 7322185 w 7322185"/>
-                                  <a:gd name="connsiteY1" fmla="*/ 0 h 1129665"/>
-                                  <a:gd name="connsiteX2" fmla="*/ 7322185 w 7322185"/>
-                                  <a:gd name="connsiteY2" fmla="*/ 1129665 h 1129665"/>
-                                  <a:gd name="connsiteX3" fmla="*/ 3629025 w 7322185"/>
-                                  <a:gd name="connsiteY3" fmla="*/ 733425 h 1129665"/>
-                                  <a:gd name="connsiteX4" fmla="*/ 0 w 7322185"/>
-                                  <a:gd name="connsiteY4" fmla="*/ 1091565 h 1129665"/>
-                                  <a:gd name="connsiteX5" fmla="*/ 9525 w 7322185"/>
-                                  <a:gd name="connsiteY5" fmla="*/ 0 h 1129665"/>
-                                  <a:gd name="connsiteX0" fmla="*/ 0 w 7312660"/>
-                                  <a:gd name="connsiteY0" fmla="*/ 0 h 1129665"/>
-                                  <a:gd name="connsiteX1" fmla="*/ 7312660 w 7312660"/>
-                                  <a:gd name="connsiteY1" fmla="*/ 0 h 1129665"/>
-                                  <a:gd name="connsiteX2" fmla="*/ 7312660 w 7312660"/>
-                                  <a:gd name="connsiteY2" fmla="*/ 1129665 h 1129665"/>
-                                  <a:gd name="connsiteX3" fmla="*/ 3619500 w 7312660"/>
-                                  <a:gd name="connsiteY3" fmla="*/ 733425 h 1129665"/>
-                                  <a:gd name="connsiteX4" fmla="*/ 0 w 7312660"/>
-                                  <a:gd name="connsiteY4" fmla="*/ 1091565 h 1129665"/>
-                                  <a:gd name="connsiteX5" fmla="*/ 0 w 7312660"/>
-                                  <a:gd name="connsiteY5" fmla="*/ 0 h 1129665"/>
-                                </a:gdLst>
-                                <a:ahLst/>
-                                <a:cxnLst>
-                                  <a:cxn ang="0">
-                                    <a:pos x="connsiteX0" y="connsiteY0"/>
-                                  </a:cxn>
-                                  <a:cxn ang="0">
-                                    <a:pos x="connsiteX1" y="connsiteY1"/>
-                                  </a:cxn>
-                                  <a:cxn ang="0">
-                                    <a:pos x="connsiteX2" y="connsiteY2"/>
-                                  </a:cxn>
-                                  <a:cxn ang="0">
-                                    <a:pos x="connsiteX3" y="connsiteY3"/>
-                                  </a:cxn>
-                                  <a:cxn ang="0">
-                                    <a:pos x="connsiteX4" y="connsiteY4"/>
-                                  </a:cxn>
-                                  <a:cxn ang="0">
-                                    <a:pos x="connsiteX5" y="connsiteY5"/>
-                                  </a:cxn>
-                                </a:cxnLst>
-                                <a:rect l="l" t="t" r="r" b="b"/>
-                                <a:pathLst>
-                                  <a:path w="7312660" h="1129665">
-                                    <a:moveTo>
-                                      <a:pt x="0" y="0"/>
-                                    </a:moveTo>
-                                    <a:lnTo>
-                                      <a:pt x="7312660" y="0"/>
-                                    </a:lnTo>
-                                    <a:lnTo>
-                                      <a:pt x="7312660" y="1129665"/>
-                                    </a:lnTo>
-                                    <a:lnTo>
-                                      <a:pt x="3619500" y="733425"/>
-                                    </a:lnTo>
-                                    <a:lnTo>
-                                      <a:pt x="0" y="1091565"/>
-                                    </a:lnTo>
-                                    <a:lnTo>
-                                      <a:pt x="0" y="0"/>
-                                    </a:lnTo>
-                                    <a:close/>
-                                  </a:path>
-                                </a:pathLst>
-                              </a:custGeom>
-                              <a:ln>
-                                <a:noFill/>
-                              </a:ln>
-                            </wps:spPr>
-                            <wps:style>
-                              <a:lnRef idx="2">
-                                <a:schemeClr val="accent1">
-                                  <a:shade val="50000"/>
-                                </a:schemeClr>
-                              </a:lnRef>
-                              <a:fillRef idx="1">
-                                <a:schemeClr val="accent1"/>
-                              </a:fillRef>
-                              <a:effectRef idx="0">
-                                <a:schemeClr val="accent1"/>
-                              </a:effectRef>
-                              <a:fontRef idx="minor">
-                                <a:schemeClr val="lt1"/>
-                              </a:fontRef>
-                            </wps:style>
-                            <wps:bodyPr rot="0" spcFirstLastPara="0" vertOverflow="overflow" horzOverflow="overflow" vert="horz" wrap="square" lIns="91440" tIns="45720" rIns="91440" bIns="45720" numCol="1" spcCol="0" rtlCol="0" fromWordArt="0" anchor="ctr" anchorCtr="0" forceAA="0" compatLnSpc="1">
-                              <a:prstTxWarp prst="textNoShape">
-                                <a:avLst/>
-                              </a:prstTxWarp>
-                              <a:noAutofit/>
-                            </wps:bodyPr>
-                          </wps:wsp>
-                          <wps:wsp>
-                            <wps:cNvPr id="151" name="Rectangle 151"/>
-                            <wps:cNvSpPr/>
-                            <wps:spPr>
-                              <a:xfrm>
-                                <a:off x="0" y="0"/>
-                                <a:ext cx="7315200" cy="1216152"/>
-                              </a:xfrm>
-                              <a:prstGeom prst="rect">
-                                <a:avLst/>
-                              </a:prstGeom>
-                              <a:blipFill>
-                                <a:blip r:embed="rId8"/>
-                                <a:stretch>
-                                  <a:fillRect r="-7574"/>
-                                </a:stretch>
-                              </a:blipFill>
-                              <a:ln>
-                                <a:noFill/>
-                              </a:ln>
-                            </wps:spPr>
-                            <wps:style>
-                              <a:lnRef idx="2">
-                                <a:schemeClr val="accent1">
-                                  <a:shade val="50000"/>
-                                </a:schemeClr>
-                              </a:lnRef>
-                              <a:fillRef idx="1">
-                                <a:schemeClr val="accent1"/>
-                              </a:fillRef>
-                              <a:effectRef idx="0">
-                                <a:schemeClr val="accent1"/>
-                              </a:effectRef>
-                              <a:fontRef idx="minor">
-                                <a:schemeClr val="lt1"/>
-                              </a:fontRef>
-                            </wps:style>
-                            <wps:bodyPr rot="0" spcFirstLastPara="0" vertOverflow="overflow" horzOverflow="overflow" vert="horz" wrap="square" lIns="91440" tIns="45720" rIns="91440" bIns="45720" numCol="1" spcCol="0" rtlCol="0" fromWordArt="0" anchor="ctr" anchorCtr="0" forceAA="0" compatLnSpc="1">
-                              <a:prstTxWarp prst="textNoShape">
-                                <a:avLst/>
-                              </a:prstTxWarp>
-                              <a:noAutofit/>
-                            </wps:bodyPr>
-                          </wps:wsp>
-                        </wpg:wgp>
-                      </a:graphicData>
-                    </a:graphic>
-                    <wp14:sizeRelH relativeFrom="page">
-                      <wp14:pctWidth>94100</wp14:pctWidth>
-                    </wp14:sizeRelH>
-                    <wp14:sizeRelV relativeFrom="page">
-                      <wp14:pctHeight>12100</wp14:pctHeight>
-                    </wp14:sizeRelV>
-                  </wp:anchor>
-                </w:drawing>
-              </mc:Choice>
-              <mc:Fallback xmlns:w16se="http://schemas.microsoft.com/office/word/2015/wordml/symex" xmlns:w16sdtfl="http://schemas.microsoft.com/office/word/2024/wordml/sdtformatlock" xmlns:w16sdtdh="http://schemas.microsoft.com/office/word/2020/wordml/sdtdatahash" xmlns:w16du="http://schemas.microsoft.com/office/word/2023/wordml/word16du" xmlns:w16="http://schemas.microsoft.com/office/word/2018/wordml" xmlns:w16cid="http://schemas.microsoft.com/office/word/2016/wordml/cid" xmlns:w16cex="http://schemas.microsoft.com/office/word/2018/wordml/cex" xmlns:w15="http://schemas.microsoft.com/office/word/2012/wordml" xmlns:oel="http://schemas.microsoft.com/office/2019/extlst" xmlns:am3d="http://schemas.microsoft.com/office/drawing/2017/model3d" xmlns:aink="http://schemas.microsoft.com/office/drawing/2016/ink" xmlns:cx8="http://schemas.microsoft.com/office/drawing/2016/5/14/chartex" xmlns:cx7="http://schemas.microsoft.com/office/drawing/2016/5/13/chartex" xmlns:cx6="http://schemas.microsoft.com/office/drawing/2016/5/12/chartex" xmlns:cx5="http://schemas.microsoft.com/office/drawing/2016/5/11/chartex" xmlns:cx4="http://schemas.microsoft.com/office/drawing/2016/5/10/chartex" xmlns:cx3="http://schemas.microsoft.com/office/drawing/2016/5/9/chartex" xmlns:cx2="http://schemas.microsoft.com/office/drawing/2015/10/21/chartex" xmlns:cx1="http://schemas.microsoft.com/office/drawing/2015/9/8/chartex" xmlns:cx="http://schemas.microsoft.com/office/drawing/2014/chartex">
-                <w:pict>
-                  <v:group w14:anchorId="313B50D1" id="Group 157" o:spid="_x0000_s1026" style="position:absolute;margin-left:0;margin-top:0;width:8in;height:95.7pt;z-index:251667456;mso-width-percent:941;mso-height-percent:121;mso-top-percent:23;mso-position-horizontal:center;mso-position-horizontal-relative:page;mso-position-vertical-relative:page;mso-width-percent:941;mso-height-percent:121;mso-top-percent:23" coordorigin="" coordsize="73152,12161" o:gfxdata="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">
-                    <v:shape id="Rectangle 51" o:spid="_x0000_s1027" style="position:absolute;width:73152;height:11303;visibility:visible;mso-wrap-style:square;v-text-anchor:middle" coordsize="7312660,1129665" o:gfxdata="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" path="m,l7312660,r,1129665l3619500,733425,,1091565,,xe" fillcolor="#5b9bd5 [3204]" stroked="f" strokeweight="1pt">
-                      <v:stroke joinstyle="miter"/>
-                      <v:path arrowok="t" o:connecttype="custom" o:connectlocs="0,0;7315200,0;7315200,1130373;3620757,733885;0,1092249;0,0" o:connectangles="0,0,0,0,0,0"/>
-                    </v:shape>
-                    <v:rect id="Rectangle 151" o:spid="_x0000_s1028" style="position:absolute;width:73152;height:12161;visibility:visible;mso-wrap-style:square;v-text-anchor:middle" o:gfxdata="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" stroked="f" strokeweight="1pt">
-                      <v:fill r:id="rId9" o:title="" recolor="t" rotate="t" type="frame"/>
-                    </v:rect>
-                    <w10:wrap anchorx="page" anchory="page"/>
-                  </v:group>
-                </w:pict>
-              </mc:Fallback>
-            </mc:AlternateContent>
+            <w:t>ISRO Telemetry Tracking and Command Network</w:t>
           </w:r>
+        </w:p>
+        <w:p>
+          <w:pPr>
+            <w:jc w:val="center"/>
+            <w:rPr>
+              <w:rFonts w:ascii="Times New Roman" w:hAnsi="Times New Roman" w:cs="Times New Roman"/>
+              <w:b/>
+              <w:bCs/>
+              <w:color w:val="000000" w:themeColor="text1"/>
+              <w:sz w:val="32"/>
+              <w:szCs w:val="32"/>
+            </w:rPr>
+          </w:pPr>
           <w:r>
             <w:rPr>
-              <w:noProof/>
-              <w:lang w:eastAsia="en-IN"/>
+              <w:rFonts w:ascii="Times New Roman" w:hAnsi="Times New Roman" w:cs="Times New Roman"/>
+              <w:b/>
+              <w:bCs/>
+              <w:color w:val="000000" w:themeColor="text1"/>
+              <w:sz w:val="32"/>
+              <w:szCs w:val="32"/>
             </w:rPr>
-            <mc:AlternateContent>
-              <mc:Choice Requires="wps">
-                <w:drawing>
-                  <wp:anchor distT="0" distB="0" distL="114300" distR="114300" simplePos="0" relativeHeight="251665408" behindDoc="0" locked="0" layoutInCell="1" allowOverlap="1" wp14:anchorId="52CDCDCD" wp14:editId="3C5D1880">
-                    <wp:simplePos x="0" y="0"/>
-                    <wp:positionH relativeFrom="page">
-                      <wp:align>center</wp:align>
-                    </wp:positionH>
-                    <mc:AlternateContent>
-                      <mc:Choice Requires="wp14">
-                        <wp:positionV relativeFrom="page">
-                          <wp14:pctPosVOffset>81800</wp14:pctPosVOffset>
-                        </wp:positionV>
-                      </mc:Choice>
-                      <mc:Fallback>
-                        <wp:positionV relativeFrom="page">
-                          <wp:posOffset>8745855</wp:posOffset>
-                        </wp:positionV>
-                      </mc:Fallback>
-                    </mc:AlternateContent>
-                    <wp:extent cx="7315200" cy="914400"/>
-                    <wp:effectExtent l="0" t="0" r="0" b="8255"/>
-                    <wp:wrapSquare wrapText="bothSides"/>
-                    <wp:docPr id="152" name="Text Box 159"/>
-                    <wp:cNvGraphicFramePr/>
-                    <a:graphic xmlns:a="http://schemas.openxmlformats.org/drawingml/2006/main">
-                      <a:graphicData uri="http://schemas.microsoft.com/office/word/2010/wordprocessingShape">
-                        <wps:wsp>
-                          <wps:cNvSpPr txBox="1"/>
-                          <wps:spPr>
-                            <a:xfrm>
-                              <a:off x="0" y="0"/>
-                              <a:ext cx="7315200" cy="914400"/>
-                            </a:xfrm>
-                            <a:prstGeom prst="rect">
-                              <a:avLst/>
-                            </a:prstGeom>
-                            <a:noFill/>
-                            <a:ln w="6350">
-                              <a:noFill/>
-                            </a:ln>
-                            <a:effectLst/>
-                          </wps:spPr>
-                          <wps:style>
-                            <a:lnRef idx="0">
-                              <a:schemeClr val="accent1"/>
-                            </a:lnRef>
-                            <a:fillRef idx="0">
-                              <a:schemeClr val="accent1"/>
-                            </a:fillRef>
-                            <a:effectRef idx="0">
-                              <a:schemeClr val="accent1"/>
-                            </a:effectRef>
-                            <a:fontRef idx="minor">
-                              <a:schemeClr val="dk1"/>
-                            </a:fontRef>
-                          </wps:style>
-                          <wps:txbx>
-                            <w:txbxContent>
-                              <w:sdt>
-                                <w:sdtPr>
-                                  <w:rPr>
-                                    <w:color w:val="595959" w:themeColor="text1" w:themeTint="A6"/>
-                                    <w:sz w:val="28"/>
-                                    <w:szCs w:val="28"/>
-                                  </w:rPr>
-                                  <w:alias w:val="Author"/>
-                                  <w:tag w:val=""/>
-                                  <w:id w:val="1990746704"/>
-                                  <w:dataBinding w:prefixMappings="xmlns:ns0='http://purl.org/dc/elements/1.1/' xmlns:ns1='http://schemas.openxmlformats.org/package/2006/metadata/core-properties' " w:xpath="/ns1:coreProperties[1]/ns0:creator[1]" w:storeItemID="{6C3C8BC8-F283-45AE-878A-BAB7291924A1}"/>
-                                  <w:text/>
-                                </w:sdtPr>
-                                <w:sdtEndPr/>
-                                <w:sdtContent>
-                                  <w:p>
-                                    <w:pPr>
-                                      <w:pStyle w:val="NoSpacing"/>
-                                      <w:jc w:val="right"/>
-                                      <w:rPr>
-                                        <w:color w:val="595959" w:themeColor="text1" w:themeTint="A6"/>
-                                        <w:sz w:val="28"/>
-                                        <w:szCs w:val="28"/>
-                                      </w:rPr>
-                                    </w:pPr>
-                                    <w:proofErr w:type="spellStart"/>
-                                    <w:r>
-                                      <w:rPr>
-                                        <w:color w:val="595959" w:themeColor="text1" w:themeTint="A6"/>
-                                        <w:sz w:val="28"/>
-                                        <w:szCs w:val="28"/>
-                                      </w:rPr>
-                                      <w:t>Shashwat</w:t>
-                                    </w:r>
-                                    <w:proofErr w:type="spellEnd"/>
-                                    <w:r>
-                                      <w:rPr>
-                                        <w:color w:val="595959" w:themeColor="text1" w:themeTint="A6"/>
-                                        <w:sz w:val="28"/>
-                                        <w:szCs w:val="28"/>
-                                      </w:rPr>
-                                      <w:t xml:space="preserve"> </w:t>
-                                    </w:r>
-                                    <w:proofErr w:type="spellStart"/>
-                                    <w:r>
-                                      <w:rPr>
-                                        <w:color w:val="595959" w:themeColor="text1" w:themeTint="A6"/>
-                                        <w:sz w:val="28"/>
-                                        <w:szCs w:val="28"/>
-                                      </w:rPr>
-                                      <w:t>Pandey</w:t>
-                                    </w:r>
-                                    <w:proofErr w:type="spellEnd"/>
-                                  </w:p>
-                                </w:sdtContent>
-                              </w:sdt>
-                              <w:p>
-                                <w:pPr>
-                                  <w:pStyle w:val="NoSpacing"/>
-                                  <w:jc w:val="center"/>
-                                  <w:rPr>
-                                    <w:color w:val="595959" w:themeColor="text1" w:themeTint="A6"/>
-                                    <w:sz w:val="18"/>
-                                    <w:szCs w:val="18"/>
-                                  </w:rPr>
-                                </w:pPr>
-                                <w:sdt>
-                                  <w:sdtPr>
-                                    <w:rPr>
-                                      <w:color w:val="595959" w:themeColor="text1" w:themeTint="A6"/>
-                                      <w:sz w:val="14"/>
-                                      <w:szCs w:val="14"/>
-                                    </w:rPr>
-                                    <w:alias w:val="Email"/>
-                                    <w:tag w:val="Email"/>
-                                    <w:id w:val="-169875771"/>
-                                    <w:showingPlcHdr/>
-                                    <w:dataBinding w:prefixMappings="xmlns:ns0='http://schemas.microsoft.com/office/2006/coverPageProps' " w:xpath="/ns0:CoverPageProperties[1]/ns0:CompanyEmail[1]" w:storeItemID="{55AF091B-3C7A-41E3-B477-F2FDAA23CFDA}"/>
-                                    <w:text/>
-                                  </w:sdtPr>
-                                  <w:sdtEndPr/>
-                                  <w:sdtContent>
-                                    <w:r>
-                                      <w:rPr>
-                                        <w:color w:val="595959" w:themeColor="text1" w:themeTint="A6"/>
-                                        <w:sz w:val="14"/>
-                                        <w:szCs w:val="14"/>
-                                      </w:rPr>
-                                      <w:t xml:space="preserve">     </w:t>
-                                    </w:r>
-                                  </w:sdtContent>
-                                </w:sdt>
-                              </w:p>
-                            </w:txbxContent>
-                          </wps:txbx>
-                          <wps:bodyPr rot="0" spcFirstLastPara="0" vertOverflow="overflow" horzOverflow="overflow" vert="horz" wrap="square" lIns="1600200" tIns="0" rIns="685800" bIns="0" numCol="1" spcCol="0" rtlCol="0" fromWordArt="0" anchor="b" anchorCtr="0" forceAA="0" compatLnSpc="1">
-                            <a:prstTxWarp prst="textNoShape">
-                              <a:avLst/>
-                            </a:prstTxWarp>
-                            <a:noAutofit/>
-                          </wps:bodyPr>
-                        </wps:wsp>
-                      </a:graphicData>
-                    </a:graphic>
-                    <wp14:sizeRelH relativeFrom="page">
-                      <wp14:pctWidth>94100</wp14:pctWidth>
-                    </wp14:sizeRelH>
-                    <wp14:sizeRelV relativeFrom="page">
-                      <wp14:pctHeight>9200</wp14:pctHeight>
-                    </wp14:sizeRelV>
-                  </wp:anchor>
-                </w:drawing>
-              </mc:Choice>
-              <mc:Fallback>
-                <w:pict>
-                  <v:shapetype id="_x0000_t202" coordsize="21600,21600" o:spt="202" path="m,l,21600r21600,l21600,xe">
-                    <v:stroke joinstyle="miter"/>
-                    <v:path gradientshapeok="t" o:connecttype="rect"/>
-                  </v:shapetype>
-                  <v:shape id="Text Box 159" o:spid="_x0000_s1026" type="#_x0000_t202" style="position:absolute;left:0;text-align:left;margin-left:0;margin-top:0;width:8in;height:1in;z-index:251665408;visibility:visible;mso-wrap-style:square;mso-width-percent:941;mso-height-percent:92;mso-top-percent:818;mso-wrap-distance-left:9pt;mso-wrap-distance-top:0;mso-wrap-distance-right:9pt;mso-wrap-distance-bottom:0;mso-position-horizontal:center;mso-position-horizontal-relative:page;mso-position-vertical-relative:page;mso-width-percent:941;mso-height-percent:92;mso-top-percent:818;mso-width-relative:page;mso-height-relative:page;v-text-anchor:bottom" o:gfxdata="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" filled="f" stroked="f" strokeweight=".5pt">
-                    <v:textbox inset="126pt,0,54pt,0">
-                      <w:txbxContent>
-                        <w:sdt>
-                          <w:sdtPr>
-                            <w:rPr>
-                              <w:color w:val="595959" w:themeColor="text1" w:themeTint="A6"/>
-                              <w:sz w:val="28"/>
-                              <w:szCs w:val="28"/>
-                            </w:rPr>
-                            <w:alias w:val="Author"/>
-                            <w:tag w:val=""/>
-                            <w:id w:val="1990746704"/>
-                            <w:dataBinding w:prefixMappings="xmlns:ns0='http://purl.org/dc/elements/1.1/' xmlns:ns1='http://schemas.openxmlformats.org/package/2006/metadata/core-properties' " w:xpath="/ns1:coreProperties[1]/ns0:creator[1]" w:storeItemID="{6C3C8BC8-F283-45AE-878A-BAB7291924A1}"/>
-                            <w:text/>
-                          </w:sdtPr>
-                          <w:sdtEndPr/>
-                          <w:sdtContent>
-                            <w:p>
-                              <w:pPr>
-                                <w:pStyle w:val="NoSpacing"/>
-                                <w:jc w:val="right"/>
-                                <w:rPr>
-                                  <w:color w:val="595959" w:themeColor="text1" w:themeTint="A6"/>
-                                  <w:sz w:val="28"/>
-                                  <w:szCs w:val="28"/>
-                                </w:rPr>
-                              </w:pPr>
-                              <w:proofErr w:type="spellStart"/>
-                              <w:r>
-                                <w:rPr>
-                                  <w:color w:val="595959" w:themeColor="text1" w:themeTint="A6"/>
-                                  <w:sz w:val="28"/>
-                                  <w:szCs w:val="28"/>
-                                </w:rPr>
-                                <w:t>Shashwat</w:t>
-                              </w:r>
-                              <w:proofErr w:type="spellEnd"/>
-                              <w:r>
-                                <w:rPr>
-                                  <w:color w:val="595959" w:themeColor="text1" w:themeTint="A6"/>
-                                  <w:sz w:val="28"/>
-                                  <w:szCs w:val="28"/>
-                                </w:rPr>
-                                <w:t xml:space="preserve"> </w:t>
-                              </w:r>
-                              <w:proofErr w:type="spellStart"/>
-                              <w:r>
-                                <w:rPr>
-                                  <w:color w:val="595959" w:themeColor="text1" w:themeTint="A6"/>
-                                  <w:sz w:val="28"/>
-                                  <w:szCs w:val="28"/>
-                                </w:rPr>
-                                <w:t>Pandey</w:t>
-                              </w:r>
-                              <w:proofErr w:type="spellEnd"/>
-                            </w:p>
-                          </w:sdtContent>
-                        </w:sdt>
-                        <w:p>
-                          <w:pPr>
-                            <w:pStyle w:val="NoSpacing"/>
-                            <w:jc w:val="center"/>
-                            <w:rPr>
-                              <w:color w:val="595959" w:themeColor="text1" w:themeTint="A6"/>
-                              <w:sz w:val="18"/>
-                              <w:szCs w:val="18"/>
-                            </w:rPr>
-                          </w:pPr>
-                          <w:sdt>
-                            <w:sdtPr>
-                              <w:rPr>
-                                <w:color w:val="595959" w:themeColor="text1" w:themeTint="A6"/>
-                                <w:sz w:val="14"/>
-                                <w:szCs w:val="14"/>
-                              </w:rPr>
-                              <w:alias w:val="Email"/>
-                              <w:tag w:val="Email"/>
-                              <w:id w:val="-169875771"/>
-                              <w:showingPlcHdr/>
-                              <w:dataBinding w:prefixMappings="xmlns:ns0='http://schemas.microsoft.com/office/2006/coverPageProps' " w:xpath="/ns0:CoverPageProperties[1]/ns0:CompanyEmail[1]" w:storeItemID="{55AF091B-3C7A-41E3-B477-F2FDAA23CFDA}"/>
-                              <w:text/>
-                            </w:sdtPr>
-                            <w:sdtEndPr/>
-                            <w:sdtContent>
-                              <w:r>
-                                <w:rPr>
-                                  <w:color w:val="595959" w:themeColor="text1" w:themeTint="A6"/>
-                                  <w:sz w:val="14"/>
-                                  <w:szCs w:val="14"/>
-                                </w:rPr>
-                                <w:t xml:space="preserve">     </w:t>
-                              </w:r>
-                            </w:sdtContent>
-                          </w:sdt>
-                        </w:p>
-                      </w:txbxContent>
-                    </v:textbox>
-                    <w10:wrap type="square" anchorx="page" anchory="page"/>
-                  </v:shape>
-                </w:pict>
-              </mc:Fallback>
-            </mc:AlternateContent>
+            <w:t>(ISTRAC)</w:t>
+          </w:r>
+        </w:p>
+        <w:p>
+          <w:pPr>
+            <w:jc w:val="center"/>
+            <w:rPr>
+              <w:color w:val="5B9BD5" w:themeColor="accent1"/>
+              <w:sz w:val="28"/>
+              <w:szCs w:val="28"/>
+            </w:rPr>
+          </w:pPr>
+          <w:r>
+            <w:rPr>
+              <w:rFonts w:ascii="Times New Roman" w:hAnsi="Times New Roman" w:cs="Times New Roman"/>
+              <w:color w:val="000000" w:themeColor="text1"/>
+              <w:sz w:val="24"/>
+              <w:szCs w:val="24"/>
+            </w:rPr>
+            <w:t>Lucknow, Uttar Pradesh-226021, India</w:t>
           </w:r>
         </w:p>
         <w:p>
@@ -603,15 +114,15 @@
               <w:lang w:eastAsia="en-IN"/>
             </w:rPr>
             <w:drawing>
-              <wp:anchor distT="0" distB="0" distL="114300" distR="114300" simplePos="0" relativeHeight="251677696" behindDoc="0" locked="0" layoutInCell="1" allowOverlap="1" wp14:anchorId="5A81B6F9" wp14:editId="3D554B72">
+              <wp:anchor distT="0" distB="0" distL="114300" distR="114300" simplePos="0" relativeHeight="251658752" behindDoc="0" locked="0" layoutInCell="1" allowOverlap="1" wp14:anchorId="71C6E9D8" wp14:editId="22FCD5F3">
                 <wp:simplePos x="0" y="0"/>
                 <wp:positionH relativeFrom="column">
-                  <wp:posOffset>2094920</wp:posOffset>
+                  <wp:posOffset>2285365</wp:posOffset>
                 </wp:positionH>
                 <wp:positionV relativeFrom="paragraph">
-                  <wp:posOffset>2413000</wp:posOffset>
+                  <wp:posOffset>180340</wp:posOffset>
                 </wp:positionV>
-                <wp:extent cx="2671639" cy="1781008"/>
+                <wp:extent cx="2070201" cy="1380068"/>
                 <wp:effectExtent l="0" t="0" r="0" b="0"/>
                 <wp:wrapNone/>
                 <wp:docPr id="11" name="Picture 11"/>
@@ -626,7 +137,7 @@
                         <pic:cNvPicPr/>
                       </pic:nvPicPr>
                       <pic:blipFill>
-                        <a:blip r:embed="rId10" cstate="print">
+                        <a:blip r:embed="rId7" cstate="print">
                           <a:extLst>
                             <a:ext uri="{28A0092B-C50C-407E-A947-70E740481C1C}">
                               <a14:useLocalDpi xmlns:a14="http://schemas.microsoft.com/office/drawing/2010/main" val="0"/>
@@ -640,7 +151,7 @@
                       <pic:spPr>
                         <a:xfrm>
                           <a:off x="0" y="0"/>
-                          <a:ext cx="2671639" cy="1781008"/>
+                          <a:ext cx="2070201" cy="1380068"/>
                         </a:xfrm>
                         <a:prstGeom prst="rect">
                           <a:avLst/>
@@ -660,255 +171,13 @@
           </w:r>
           <w:r>
             <w:rPr>
-              <w:noProof/>
-              <w:lang w:eastAsia="en-IN"/>
-            </w:rPr>
-            <mc:AlternateContent>
-              <mc:Choice Requires="wps">
-                <w:drawing>
-                  <wp:anchor distT="0" distB="0" distL="114300" distR="114300" simplePos="0" relativeHeight="251664384" behindDoc="0" locked="0" layoutInCell="1" allowOverlap="1" wp14:anchorId="0C3C17DA" wp14:editId="786BCBF3">
-                    <wp:simplePos x="0" y="0"/>
-                    <wp:positionH relativeFrom="page">
-                      <wp:align>center</wp:align>
-                    </wp:positionH>
-                    <wp:positionV relativeFrom="page">
-                      <wp:posOffset>3899149</wp:posOffset>
-                    </wp:positionV>
-                    <wp:extent cx="7315200" cy="3638550"/>
-                    <wp:effectExtent l="0" t="0" r="0" b="5080"/>
-                    <wp:wrapSquare wrapText="bothSides"/>
-                    <wp:docPr id="154" name="Text Box 163"/>
-                    <wp:cNvGraphicFramePr/>
-                    <a:graphic xmlns:a="http://schemas.openxmlformats.org/drawingml/2006/main">
-                      <a:graphicData uri="http://schemas.microsoft.com/office/word/2010/wordprocessingShape">
-                        <wps:wsp>
-                          <wps:cNvSpPr txBox="1"/>
-                          <wps:spPr>
-                            <a:xfrm>
-                              <a:off x="0" y="0"/>
-                              <a:ext cx="7315200" cy="3638550"/>
-                            </a:xfrm>
-                            <a:prstGeom prst="rect">
-                              <a:avLst/>
-                            </a:prstGeom>
-                            <a:noFill/>
-                            <a:ln w="6350">
-                              <a:noFill/>
-                            </a:ln>
-                            <a:effectLst/>
-                          </wps:spPr>
-                          <wps:style>
-                            <a:lnRef idx="0">
-                              <a:schemeClr val="accent1"/>
-                            </a:lnRef>
-                            <a:fillRef idx="0">
-                              <a:schemeClr val="accent1"/>
-                            </a:fillRef>
-                            <a:effectRef idx="0">
-                              <a:schemeClr val="accent1"/>
-                            </a:effectRef>
-                            <a:fontRef idx="minor">
-                              <a:schemeClr val="dk1"/>
-                            </a:fontRef>
-                          </wps:style>
-                          <wps:txbx>
-                            <w:txbxContent>
-                              <w:p>
-                                <w:pPr>
-                                  <w:jc w:val="right"/>
-                                  <w:rPr>
-                                    <w:color w:val="5B9BD5" w:themeColor="accent1"/>
-                                    <w:sz w:val="64"/>
-                                    <w:szCs w:val="64"/>
-                                  </w:rPr>
-                                </w:pPr>
-                                <w:sdt>
-                                  <w:sdtPr>
-                                    <w:rPr>
-                                      <w:caps/>
-                                      <w:color w:val="5B9BD5" w:themeColor="accent1"/>
-                                      <w:sz w:val="52"/>
-                                      <w:szCs w:val="52"/>
-                                    </w:rPr>
-                                    <w:alias w:val="Title"/>
-                                    <w:tag w:val=""/>
-                                    <w:id w:val="-683122944"/>
-                                    <w:dataBinding w:prefixMappings="xmlns:ns0='http://purl.org/dc/elements/1.1/' xmlns:ns1='http://schemas.openxmlformats.org/package/2006/metadata/core-properties' " w:xpath="/ns1:coreProperties[1]/ns0:title[1]" w:storeItemID="{6C3C8BC8-F283-45AE-878A-BAB7291924A1}"/>
-                                    <w:text w:multiLine="1"/>
-                                  </w:sdtPr>
-                                  <w:sdtEndPr>
-                                    <w:rPr>
-                                      <w:caps w:val="0"/>
-                                    </w:rPr>
-                                  </w:sdtEndPr>
-                                  <w:sdtContent>
-                                    <w:r>
-                                      <w:rPr>
-                                        <w:caps/>
-                                        <w:color w:val="5B9BD5" w:themeColor="accent1"/>
-                                        <w:sz w:val="52"/>
-                                        <w:szCs w:val="52"/>
-                                      </w:rPr>
-                                      <w:t>Failure prediction in machines using Ensemble learning and TElemetry analysis</w:t>
-                                    </w:r>
-                                  </w:sdtContent>
-                                </w:sdt>
-                              </w:p>
-                              <w:sdt>
-                                <w:sdtPr>
-                                  <w:rPr>
-                                    <w:color w:val="404040" w:themeColor="text1" w:themeTint="BF"/>
-                                    <w:sz w:val="28"/>
-                                    <w:szCs w:val="28"/>
-                                  </w:rPr>
-                                  <w:alias w:val="Subtitle"/>
-                                  <w:tag w:val=""/>
-                                  <w:id w:val="-585220832"/>
-                                  <w:dataBinding w:prefixMappings="xmlns:ns0='http://purl.org/dc/elements/1.1/' xmlns:ns1='http://schemas.openxmlformats.org/package/2006/metadata/core-properties' " w:xpath="/ns1:coreProperties[1]/ns0:subject[1]" w:storeItemID="{6C3C8BC8-F283-45AE-878A-BAB7291924A1}"/>
-                                  <w:text/>
-                                </w:sdtPr>
-                                <w:sdtEndPr/>
-                                <w:sdtContent>
-                                  <w:p>
-                                    <w:pPr>
-                                      <w:jc w:val="right"/>
-                                      <w:rPr>
-                                        <w:smallCaps/>
-                                        <w:color w:val="404040" w:themeColor="text1" w:themeTint="BF"/>
-                                        <w:sz w:val="36"/>
-                                        <w:szCs w:val="36"/>
-                                      </w:rPr>
-                                    </w:pPr>
-                                    <w:r>
-                                      <w:rPr>
-                                        <w:color w:val="404040" w:themeColor="text1" w:themeTint="BF"/>
-                                        <w:sz w:val="28"/>
-                                        <w:szCs w:val="28"/>
-                                      </w:rPr>
-                                      <w:t>Improving Reliability and Reducing Downtime in Industrial Systems through Predictive Analytics.</w:t>
-                                    </w:r>
-                                  </w:p>
-                                </w:sdtContent>
-                              </w:sdt>
-                            </w:txbxContent>
-                          </wps:txbx>
-                          <wps:bodyPr rot="0" spcFirstLastPara="0" vertOverflow="overflow" horzOverflow="overflow" vert="horz" wrap="square" lIns="1600200" tIns="0" rIns="685800" bIns="0" numCol="1" spcCol="0" rtlCol="0" fromWordArt="0" anchor="b" anchorCtr="0" forceAA="0" compatLnSpc="1">
-                            <a:prstTxWarp prst="textNoShape">
-                              <a:avLst/>
-                            </a:prstTxWarp>
-                            <a:noAutofit/>
-                          </wps:bodyPr>
-                        </wps:wsp>
-                      </a:graphicData>
-                    </a:graphic>
-                    <wp14:sizeRelH relativeFrom="page">
-                      <wp14:pctWidth>94100</wp14:pctWidth>
-                    </wp14:sizeRelH>
-                    <wp14:sizeRelV relativeFrom="page">
-                      <wp14:pctHeight>36300</wp14:pctHeight>
-                    </wp14:sizeRelV>
-                  </wp:anchor>
-                </w:drawing>
-              </mc:Choice>
-              <mc:Fallback>
-                <w:pict>
-                  <v:shape id="Text Box 163" o:spid="_x0000_s1027" type="#_x0000_t202" style="position:absolute;left:0;text-align:left;margin-left:0;margin-top:307pt;width:8in;height:286.5pt;z-index:251664384;visibility:visible;mso-wrap-style:square;mso-width-percent:941;mso-height-percent:363;mso-wrap-distance-left:9pt;mso-wrap-distance-top:0;mso-wrap-distance-right:9pt;mso-wrap-distance-bottom:0;mso-position-horizontal:center;mso-position-horizontal-relative:page;mso-position-vertical:absolute;mso-position-vertical-relative:page;mso-width-percent:941;mso-height-percent:363;mso-width-relative:page;mso-height-relative:page;v-text-anchor:bottom" o:gfxdata="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" filled="f" stroked="f" strokeweight=".5pt">
-                    <v:textbox inset="126pt,0,54pt,0">
-                      <w:txbxContent>
-                        <w:p>
-                          <w:pPr>
-                            <w:jc w:val="right"/>
-                            <w:rPr>
-                              <w:color w:val="5B9BD5" w:themeColor="accent1"/>
-                              <w:sz w:val="64"/>
-                              <w:szCs w:val="64"/>
-                            </w:rPr>
-                          </w:pPr>
-                          <w:sdt>
-                            <w:sdtPr>
-                              <w:rPr>
-                                <w:caps/>
-                                <w:color w:val="5B9BD5" w:themeColor="accent1"/>
-                                <w:sz w:val="52"/>
-                                <w:szCs w:val="52"/>
-                              </w:rPr>
-                              <w:alias w:val="Title"/>
-                              <w:tag w:val=""/>
-                              <w:id w:val="-683122944"/>
-                              <w:dataBinding w:prefixMappings="xmlns:ns0='http://purl.org/dc/elements/1.1/' xmlns:ns1='http://schemas.openxmlformats.org/package/2006/metadata/core-properties' " w:xpath="/ns1:coreProperties[1]/ns0:title[1]" w:storeItemID="{6C3C8BC8-F283-45AE-878A-BAB7291924A1}"/>
-                              <w:text w:multiLine="1"/>
-                            </w:sdtPr>
-                            <w:sdtEndPr>
-                              <w:rPr>
-                                <w:caps w:val="0"/>
-                              </w:rPr>
-                            </w:sdtEndPr>
-                            <w:sdtContent>
-                              <w:r>
-                                <w:rPr>
-                                  <w:caps/>
-                                  <w:color w:val="5B9BD5" w:themeColor="accent1"/>
-                                  <w:sz w:val="52"/>
-                                  <w:szCs w:val="52"/>
-                                </w:rPr>
-                                <w:t>Failure prediction in machines using Ensemble learning and TElemetry analysis</w:t>
-                              </w:r>
-                            </w:sdtContent>
-                          </w:sdt>
-                        </w:p>
-                        <w:sdt>
-                          <w:sdtPr>
-                            <w:rPr>
-                              <w:color w:val="404040" w:themeColor="text1" w:themeTint="BF"/>
-                              <w:sz w:val="28"/>
-                              <w:szCs w:val="28"/>
-                            </w:rPr>
-                            <w:alias w:val="Subtitle"/>
-                            <w:tag w:val=""/>
-                            <w:id w:val="-585220832"/>
-                            <w:dataBinding w:prefixMappings="xmlns:ns0='http://purl.org/dc/elements/1.1/' xmlns:ns1='http://schemas.openxmlformats.org/package/2006/metadata/core-properties' " w:xpath="/ns1:coreProperties[1]/ns0:subject[1]" w:storeItemID="{6C3C8BC8-F283-45AE-878A-BAB7291924A1}"/>
-                            <w:text/>
-                          </w:sdtPr>
-                          <w:sdtEndPr/>
-                          <w:sdtContent>
-                            <w:p>
-                              <w:pPr>
-                                <w:jc w:val="right"/>
-                                <w:rPr>
-                                  <w:smallCaps/>
-                                  <w:color w:val="404040" w:themeColor="text1" w:themeTint="BF"/>
-                                  <w:sz w:val="36"/>
-                                  <w:szCs w:val="36"/>
-                                </w:rPr>
-                              </w:pPr>
-                              <w:r>
-                                <w:rPr>
-                                  <w:color w:val="404040" w:themeColor="text1" w:themeTint="BF"/>
-                                  <w:sz w:val="28"/>
-                                  <w:szCs w:val="28"/>
-                                </w:rPr>
-                                <w:t>Improving Reliability and Reducing Downtime in Industrial Systems through Predictive Analytics.</w:t>
-                              </w:r>
-                            </w:p>
-                          </w:sdtContent>
-                        </w:sdt>
-                      </w:txbxContent>
-                    </v:textbox>
-                    <w10:wrap type="square" anchorx="page" anchory="page"/>
-                  </v:shape>
-                </w:pict>
-              </mc:Fallback>
-            </mc:AlternateContent>
-          </w:r>
-          <w:r>
-            <w:rPr>
               <w:b/>
               <w:bCs/>
               <w:color w:val="5B9BD5" w:themeColor="accent1"/>
               <w:sz w:val="44"/>
               <w:szCs w:val="44"/>
             </w:rPr>
-            <w:t xml:space="preserve">  </w:t>
+            <w:t xml:space="preserve"> </w:t>
           </w:r>
         </w:p>
         <w:p>
@@ -949,6 +218,792 @@
         </w:p>
         <w:p>
           <w:pPr>
+            <w:jc w:val="center"/>
+            <w:rPr>
+              <w:b/>
+              <w:bCs/>
+              <w:color w:val="000000" w:themeColor="text1"/>
+              <w:sz w:val="28"/>
+              <w:szCs w:val="28"/>
+            </w:rPr>
+          </w:pPr>
+          <w:r>
+            <w:rPr>
+              <w:b/>
+              <w:bCs/>
+              <w:color w:val="000000" w:themeColor="text1"/>
+              <w:sz w:val="28"/>
+              <w:szCs w:val="28"/>
+            </w:rPr>
+            <w:t>Internship Report</w:t>
+          </w:r>
+        </w:p>
+        <w:p>
+          <w:pPr>
+            <w:jc w:val="center"/>
+            <w:rPr>
+              <w:color w:val="000000" w:themeColor="text1"/>
+              <w:sz w:val="28"/>
+              <w:szCs w:val="28"/>
+            </w:rPr>
+          </w:pPr>
+          <w:r>
+            <w:rPr>
+              <w:color w:val="000000" w:themeColor="text1"/>
+              <w:sz w:val="28"/>
+              <w:szCs w:val="28"/>
+            </w:rPr>
+            <w:t>On</w:t>
+          </w:r>
+        </w:p>
+        <w:p>
+          <w:pPr>
+            <w:jc w:val="center"/>
+            <w:rPr>
+              <w:b/>
+              <w:bCs/>
+              <w:color w:val="000000" w:themeColor="text1"/>
+              <w:sz w:val="24"/>
+              <w:szCs w:val="24"/>
+            </w:rPr>
+          </w:pPr>
+          <w:r>
+            <w:rPr>
+              <w:b/>
+              <w:bCs/>
+              <w:color w:val="000000" w:themeColor="text1"/>
+              <w:sz w:val="24"/>
+              <w:szCs w:val="24"/>
+            </w:rPr>
+            <w:t>Predictive Maintenance Using Machine Learning on Industrial Telemetry Data</w:t>
+          </w:r>
+        </w:p>
+        <w:p>
+          <w:pPr>
+            <w:jc w:val="center"/>
+            <w:rPr>
+              <w:b/>
+              <w:bCs/>
+              <w:color w:val="000000" w:themeColor="text1"/>
+              <w:sz w:val="24"/>
+              <w:szCs w:val="24"/>
+            </w:rPr>
+          </w:pPr>
+        </w:p>
+        <w:p>
+          <w:pPr>
+            <w:rPr>
+              <w:b/>
+              <w:bCs/>
+              <w:color w:val="000000" w:themeColor="text1"/>
+              <w:sz w:val="24"/>
+              <w:szCs w:val="24"/>
+            </w:rPr>
+          </w:pPr>
+        </w:p>
+        <w:p>
+          <w:pPr>
+            <w:rPr>
+              <w:b/>
+              <w:bCs/>
+              <w:color w:val="000000" w:themeColor="text1"/>
+              <w:sz w:val="24"/>
+              <w:szCs w:val="24"/>
+            </w:rPr>
+          </w:pPr>
+        </w:p>
+        <w:p>
+          <w:pPr>
+            <w:rPr>
+              <w:b/>
+              <w:bCs/>
+              <w:color w:val="000000" w:themeColor="text1"/>
+              <w:sz w:val="28"/>
+              <w:szCs w:val="28"/>
+            </w:rPr>
+          </w:pPr>
+          <w:r>
+            <w:rPr>
+              <w:b/>
+              <w:bCs/>
+              <w:noProof/>
+              <w:color w:val="000000" w:themeColor="text1"/>
+              <w:sz w:val="24"/>
+              <w:szCs w:val="24"/>
+            </w:rPr>
+            <mc:AlternateContent>
+              <mc:Choice Requires="wps">
+                <w:drawing>
+                  <wp:anchor distT="45720" distB="45720" distL="114300" distR="114300" simplePos="0" relativeHeight="251670016" behindDoc="0" locked="0" layoutInCell="1" allowOverlap="1" wp14:anchorId="649977A0" wp14:editId="2AEECE33">
+                    <wp:simplePos x="0" y="0"/>
+                    <wp:positionH relativeFrom="column">
+                      <wp:posOffset>4378147</wp:posOffset>
+                    </wp:positionH>
+                    <wp:positionV relativeFrom="paragraph">
+                      <wp:posOffset>3835</wp:posOffset>
+                    </wp:positionV>
+                    <wp:extent cx="1720749" cy="1404620"/>
+                    <wp:effectExtent l="0" t="0" r="0" b="0"/>
+                    <wp:wrapNone/>
+                    <wp:docPr id="492903094" name="Text Box 2"/>
+                    <wp:cNvGraphicFramePr>
+                      <a:graphicFrameLocks xmlns:a="http://schemas.openxmlformats.org/drawingml/2006/main"/>
+                    </wp:cNvGraphicFramePr>
+                    <a:graphic xmlns:a="http://schemas.openxmlformats.org/drawingml/2006/main">
+                      <a:graphicData uri="http://schemas.microsoft.com/office/word/2010/wordprocessingShape">
+                        <wps:wsp>
+                          <wps:cNvSpPr txBox="1">
+                            <a:spLocks noChangeArrowheads="1"/>
+                          </wps:cNvSpPr>
+                          <wps:spPr bwMode="auto">
+                            <a:xfrm>
+                              <a:off x="0" y="0"/>
+                              <a:ext cx="1720749" cy="1404620"/>
+                            </a:xfrm>
+                            <a:prstGeom prst="rect">
+                              <a:avLst/>
+                            </a:prstGeom>
+                            <a:noFill/>
+                            <a:ln w="9525">
+                              <a:noFill/>
+                              <a:miter lim="800000"/>
+                              <a:headEnd/>
+                              <a:tailEnd/>
+                            </a:ln>
+                          </wps:spPr>
+                          <wps:txbx>
+                            <w:txbxContent>
+                              <w:p>
+                                <w:pPr>
+                                  <w:spacing w:line="240" w:lineRule="auto"/>
+                                  <w:jc w:val="center"/>
+                                  <w:rPr>
+                                    <w:rFonts w:ascii="Times New Roman" w:hAnsi="Times New Roman" w:cs="Times New Roman"/>
+                                    <w:b/>
+                                    <w:bCs/>
+                                    <w:lang w:val="en-US"/>
+                                  </w:rPr>
+                                </w:pPr>
+                                <w:r>
+                                  <w:rPr>
+                                    <w:rFonts w:ascii="Times New Roman" w:hAnsi="Times New Roman" w:cs="Times New Roman"/>
+                                    <w:b/>
+                                    <w:bCs/>
+                                    <w:lang w:val="en-US"/>
+                                  </w:rPr>
+                                  <w:t>Submitted by:</w:t>
+                                </w:r>
+                              </w:p>
+                              <w:p>
+                                <w:pPr>
+                                  <w:spacing w:line="240" w:lineRule="auto"/>
+                                  <w:jc w:val="center"/>
+                                  <w:rPr>
+                                    <w:rFonts w:ascii="Times New Roman" w:hAnsi="Times New Roman" w:cs="Times New Roman"/>
+                                    <w:lang w:val="en-US"/>
+                                  </w:rPr>
+                                </w:pPr>
+                                <w:r>
+                                  <w:rPr>
+                                    <w:rFonts w:ascii="Times New Roman" w:hAnsi="Times New Roman" w:cs="Times New Roman"/>
+                                    <w:lang w:val="en-US"/>
+                                  </w:rPr>
+                                  <w:t>Shashwat Pandey</w:t>
+                                </w:r>
+                              </w:p>
+                              <w:p>
+                                <w:pPr>
+                                  <w:spacing w:line="240" w:lineRule="auto"/>
+                                  <w:jc w:val="center"/>
+                                  <w:rPr>
+                                    <w:rFonts w:ascii="Times New Roman" w:hAnsi="Times New Roman" w:cs="Times New Roman"/>
+                                    <w:lang w:val="en-US"/>
+                                  </w:rPr>
+                                </w:pPr>
+                                <w:r>
+                                  <w:rPr>
+                                    <w:rFonts w:ascii="Times New Roman" w:hAnsi="Times New Roman" w:cs="Times New Roman"/>
+                                    <w:lang w:val="en-US"/>
+                                  </w:rPr>
+                                  <w:t>Intern, ISTRAC, Lucknow</w:t>
+                                </w:r>
+                              </w:p>
+                            </w:txbxContent>
+                          </wps:txbx>
+                          <wps:bodyPr rot="0" vert="horz" wrap="square" lIns="91440" tIns="45720" rIns="91440" bIns="45720" anchor="t" anchorCtr="0">
+                            <a:spAutoFit/>
+                          </wps:bodyPr>
+                        </wps:wsp>
+                      </a:graphicData>
+                    </a:graphic>
+                    <wp14:sizeRelH relativeFrom="margin">
+                      <wp14:pctWidth>0</wp14:pctWidth>
+                    </wp14:sizeRelH>
+                    <wp14:sizeRelV relativeFrom="margin">
+                      <wp14:pctHeight>20000</wp14:pctHeight>
+                    </wp14:sizeRelV>
+                  </wp:anchor>
+                </w:drawing>
+              </mc:Choice>
+              <mc:Fallback>
+                <w:pict>
+                  <v:shapetype w14:anchorId="649977A0" id="_x0000_t202" coordsize="21600,21600" o:spt="202" path="m,l,21600r21600,l21600,xe">
+                    <v:stroke joinstyle="miter"/>
+                    <v:path gradientshapeok="t" o:connecttype="rect"/>
+                  </v:shapetype>
+                  <v:shape id="Text Box 2" o:spid="_x0000_s1026" type="#_x0000_t202" style="position:absolute;margin-left:344.75pt;margin-top:.3pt;width:135.5pt;height:110.6pt;z-index:251670016;visibility:visible;mso-wrap-style:square;mso-width-percent:0;mso-height-percent:200;mso-wrap-distance-left:9pt;mso-wrap-distance-top:3.6pt;mso-wrap-distance-right:9pt;mso-wrap-distance-bottom:3.6pt;mso-position-horizontal:absolute;mso-position-horizontal-relative:text;mso-position-vertical:absolute;mso-position-vertical-relative:text;mso-width-percent:0;mso-height-percent:200;mso-width-relative:margin;mso-height-relative:margin;v-text-anchor:top" o:gfxdata="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" filled="f" stroked="f">
+                    <v:textbox style="mso-fit-shape-to-text:t">
+                      <w:txbxContent>
+                        <w:p>
+                          <w:pPr>
+                            <w:spacing w:line="240" w:lineRule="auto"/>
+                            <w:jc w:val="center"/>
+                            <w:rPr>
+                              <w:rFonts w:ascii="Times New Roman" w:hAnsi="Times New Roman" w:cs="Times New Roman"/>
+                              <w:b/>
+                              <w:bCs/>
+                              <w:lang w:val="en-US"/>
+                            </w:rPr>
+                          </w:pPr>
+                          <w:r>
+                            <w:rPr>
+                              <w:rFonts w:ascii="Times New Roman" w:hAnsi="Times New Roman" w:cs="Times New Roman"/>
+                              <w:b/>
+                              <w:bCs/>
+                              <w:lang w:val="en-US"/>
+                            </w:rPr>
+                            <w:t>Submitted by:</w:t>
+                          </w:r>
+                        </w:p>
+                        <w:p>
+                          <w:pPr>
+                            <w:spacing w:line="240" w:lineRule="auto"/>
+                            <w:jc w:val="center"/>
+                            <w:rPr>
+                              <w:rFonts w:ascii="Times New Roman" w:hAnsi="Times New Roman" w:cs="Times New Roman"/>
+                              <w:lang w:val="en-US"/>
+                            </w:rPr>
+                          </w:pPr>
+                          <w:r>
+                            <w:rPr>
+                              <w:rFonts w:ascii="Times New Roman" w:hAnsi="Times New Roman" w:cs="Times New Roman"/>
+                              <w:lang w:val="en-US"/>
+                            </w:rPr>
+                            <w:t>Shashwat Pandey</w:t>
+                          </w:r>
+                        </w:p>
+                        <w:p>
+                          <w:pPr>
+                            <w:spacing w:line="240" w:lineRule="auto"/>
+                            <w:jc w:val="center"/>
+                            <w:rPr>
+                              <w:rFonts w:ascii="Times New Roman" w:hAnsi="Times New Roman" w:cs="Times New Roman"/>
+                              <w:lang w:val="en-US"/>
+                            </w:rPr>
+                          </w:pPr>
+                          <w:r>
+                            <w:rPr>
+                              <w:rFonts w:ascii="Times New Roman" w:hAnsi="Times New Roman" w:cs="Times New Roman"/>
+                              <w:lang w:val="en-US"/>
+                            </w:rPr>
+                            <w:t>Intern, ISTRAC, Lucknow</w:t>
+                          </w:r>
+                        </w:p>
+                      </w:txbxContent>
+                    </v:textbox>
+                  </v:shape>
+                </w:pict>
+              </mc:Fallback>
+            </mc:AlternateContent>
+          </w:r>
+          <w:r>
+            <w:rPr>
+              <w:b/>
+              <w:bCs/>
+              <w:noProof/>
+              <w:color w:val="000000" w:themeColor="text1"/>
+              <w:sz w:val="24"/>
+              <w:szCs w:val="24"/>
+            </w:rPr>
+            <mc:AlternateContent>
+              <mc:Choice Requires="wps">
+                <w:drawing>
+                  <wp:anchor distT="45720" distB="45720" distL="114300" distR="114300" simplePos="0" relativeHeight="251663872" behindDoc="0" locked="0" layoutInCell="1" allowOverlap="1" wp14:anchorId="24D11793" wp14:editId="2E032580">
+                    <wp:simplePos x="0" y="0"/>
+                    <wp:positionH relativeFrom="column">
+                      <wp:posOffset>106070</wp:posOffset>
+                    </wp:positionH>
+                    <wp:positionV relativeFrom="paragraph">
+                      <wp:posOffset>3835</wp:posOffset>
+                    </wp:positionV>
+                    <wp:extent cx="2253031" cy="1404620"/>
+                    <wp:effectExtent l="0" t="0" r="0" b="0"/>
+                    <wp:wrapNone/>
+                    <wp:docPr id="217" name="Text Box 2"/>
+                    <wp:cNvGraphicFramePr>
+                      <a:graphicFrameLocks xmlns:a="http://schemas.openxmlformats.org/drawingml/2006/main"/>
+                    </wp:cNvGraphicFramePr>
+                    <a:graphic xmlns:a="http://schemas.openxmlformats.org/drawingml/2006/main">
+                      <a:graphicData uri="http://schemas.microsoft.com/office/word/2010/wordprocessingShape">
+                        <wps:wsp>
+                          <wps:cNvSpPr txBox="1">
+                            <a:spLocks noChangeArrowheads="1"/>
+                          </wps:cNvSpPr>
+                          <wps:spPr bwMode="auto">
+                            <a:xfrm>
+                              <a:off x="0" y="0"/>
+                              <a:ext cx="2253031" cy="1404620"/>
+                            </a:xfrm>
+                            <a:prstGeom prst="rect">
+                              <a:avLst/>
+                            </a:prstGeom>
+                            <a:noFill/>
+                            <a:ln w="9525">
+                              <a:noFill/>
+                              <a:miter lim="800000"/>
+                              <a:headEnd/>
+                              <a:tailEnd/>
+                            </a:ln>
+                          </wps:spPr>
+                          <wps:txbx>
+                            <w:txbxContent>
+                              <w:p>
+                                <w:pPr>
+                                  <w:spacing w:line="240" w:lineRule="auto"/>
+                                  <w:jc w:val="center"/>
+                                  <w:rPr>
+                                    <w:rFonts w:ascii="Times New Roman" w:hAnsi="Times New Roman" w:cs="Times New Roman"/>
+                                    <w:b/>
+                                    <w:bCs/>
+                                    <w:lang w:val="en-US"/>
+                                  </w:rPr>
+                                </w:pPr>
+                                <w:r>
+                                  <w:rPr>
+                                    <w:rFonts w:ascii="Times New Roman" w:hAnsi="Times New Roman" w:cs="Times New Roman"/>
+                                    <w:b/>
+                                    <w:bCs/>
+                                    <w:lang w:val="en-US"/>
+                                  </w:rPr>
+                                  <w:t>Submitted to:</w:t>
+                                </w:r>
+                              </w:p>
+                              <w:p>
+                                <w:pPr>
+                                  <w:spacing w:line="240" w:lineRule="auto"/>
+                                  <w:jc w:val="center"/>
+                                  <w:rPr>
+                                    <w:rFonts w:ascii="Times New Roman" w:hAnsi="Times New Roman" w:cs="Times New Roman"/>
+                                    <w:lang w:val="en-US"/>
+                                  </w:rPr>
+                                </w:pPr>
+                                <w:r>
+                                  <w:rPr>
+                                    <w:rFonts w:ascii="Times New Roman" w:hAnsi="Times New Roman" w:cs="Times New Roman"/>
+                                    <w:lang w:val="en-US"/>
+                                  </w:rPr>
+                                  <w:t>Indian Space Research Organization</w:t>
+                                </w:r>
+                              </w:p>
+                              <w:p>
+                                <w:pPr>
+                                  <w:spacing w:line="240" w:lineRule="auto"/>
+                                  <w:jc w:val="center"/>
+                                  <w:rPr>
+                                    <w:rFonts w:ascii="Times New Roman" w:hAnsi="Times New Roman" w:cs="Times New Roman"/>
+                                    <w:lang w:val="en-US"/>
+                                  </w:rPr>
+                                </w:pPr>
+                                <w:r>
+                                  <w:rPr>
+                                    <w:rFonts w:ascii="Times New Roman" w:hAnsi="Times New Roman" w:cs="Times New Roman"/>
+                                    <w:lang w:val="en-US"/>
+                                  </w:rPr>
+                                  <w:t>Lucknow</w:t>
+                                </w:r>
+                              </w:p>
+                            </w:txbxContent>
+                          </wps:txbx>
+                          <wps:bodyPr rot="0" vert="horz" wrap="square" lIns="91440" tIns="45720" rIns="91440" bIns="45720" anchor="t" anchorCtr="0">
+                            <a:spAutoFit/>
+                          </wps:bodyPr>
+                        </wps:wsp>
+                      </a:graphicData>
+                    </a:graphic>
+                    <wp14:sizeRelH relativeFrom="margin">
+                      <wp14:pctWidth>0</wp14:pctWidth>
+                    </wp14:sizeRelH>
+                    <wp14:sizeRelV relativeFrom="margin">
+                      <wp14:pctHeight>20000</wp14:pctHeight>
+                    </wp14:sizeRelV>
+                  </wp:anchor>
+                </w:drawing>
+              </mc:Choice>
+              <mc:Fallback>
+                <w:pict>
+                  <v:shape w14:anchorId="24D11793" id="_x0000_s1027" type="#_x0000_t202" style="position:absolute;margin-left:8.35pt;margin-top:.3pt;width:177.4pt;height:110.6pt;z-index:251663872;visibility:visible;mso-wrap-style:square;mso-width-percent:0;mso-height-percent:200;mso-wrap-distance-left:9pt;mso-wrap-distance-top:3.6pt;mso-wrap-distance-right:9pt;mso-wrap-distance-bottom:3.6pt;mso-position-horizontal:absolute;mso-position-horizontal-relative:text;mso-position-vertical:absolute;mso-position-vertical-relative:text;mso-width-percent:0;mso-height-percent:200;mso-width-relative:margin;mso-height-relative:margin;v-text-anchor:top" o:gfxdata="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" filled="f" stroked="f">
+                    <v:textbox style="mso-fit-shape-to-text:t">
+                      <w:txbxContent>
+                        <w:p>
+                          <w:pPr>
+                            <w:spacing w:line="240" w:lineRule="auto"/>
+                            <w:jc w:val="center"/>
+                            <w:rPr>
+                              <w:rFonts w:ascii="Times New Roman" w:hAnsi="Times New Roman" w:cs="Times New Roman"/>
+                              <w:b/>
+                              <w:bCs/>
+                              <w:lang w:val="en-US"/>
+                            </w:rPr>
+                          </w:pPr>
+                          <w:r>
+                            <w:rPr>
+                              <w:rFonts w:ascii="Times New Roman" w:hAnsi="Times New Roman" w:cs="Times New Roman"/>
+                              <w:b/>
+                              <w:bCs/>
+                              <w:lang w:val="en-US"/>
+                            </w:rPr>
+                            <w:t>Submitted to:</w:t>
+                          </w:r>
+                        </w:p>
+                        <w:p>
+                          <w:pPr>
+                            <w:spacing w:line="240" w:lineRule="auto"/>
+                            <w:jc w:val="center"/>
+                            <w:rPr>
+                              <w:rFonts w:ascii="Times New Roman" w:hAnsi="Times New Roman" w:cs="Times New Roman"/>
+                              <w:lang w:val="en-US"/>
+                            </w:rPr>
+                          </w:pPr>
+                          <w:r>
+                            <w:rPr>
+                              <w:rFonts w:ascii="Times New Roman" w:hAnsi="Times New Roman" w:cs="Times New Roman"/>
+                              <w:lang w:val="en-US"/>
+                            </w:rPr>
+                            <w:t>Indian Space Research Organization</w:t>
+                          </w:r>
+                        </w:p>
+                        <w:p>
+                          <w:pPr>
+                            <w:spacing w:line="240" w:lineRule="auto"/>
+                            <w:jc w:val="center"/>
+                            <w:rPr>
+                              <w:rFonts w:ascii="Times New Roman" w:hAnsi="Times New Roman" w:cs="Times New Roman"/>
+                              <w:lang w:val="en-US"/>
+                            </w:rPr>
+                          </w:pPr>
+                          <w:r>
+                            <w:rPr>
+                              <w:rFonts w:ascii="Times New Roman" w:hAnsi="Times New Roman" w:cs="Times New Roman"/>
+                              <w:lang w:val="en-US"/>
+                            </w:rPr>
+                            <w:t>Lucknow</w:t>
+                          </w:r>
+                        </w:p>
+                      </w:txbxContent>
+                    </v:textbox>
+                  </v:shape>
+                </w:pict>
+              </mc:Fallback>
+            </mc:AlternateContent>
+          </w:r>
+          <w:r>
+            <w:rPr>
+              <w:b/>
+              <w:bCs/>
+              <w:color w:val="000000" w:themeColor="text1"/>
+              <w:sz w:val="24"/>
+              <w:szCs w:val="24"/>
+            </w:rPr>
+            <w:t xml:space="preserve">  </w:t>
+          </w:r>
+        </w:p>
+        <w:p>
+          <w:pPr>
+            <w:jc w:val="center"/>
+            <w:rPr>
+              <w:b/>
+              <w:bCs/>
+              <w:color w:val="000000" w:themeColor="text1"/>
+              <w:sz w:val="28"/>
+              <w:szCs w:val="28"/>
+            </w:rPr>
+          </w:pPr>
+        </w:p>
+        <w:p>
+          <w:pPr>
+            <w:rPr>
+              <w:b/>
+              <w:bCs/>
+              <w:color w:val="5B9BD5" w:themeColor="accent1"/>
+              <w:sz w:val="44"/>
+              <w:szCs w:val="44"/>
+            </w:rPr>
+          </w:pPr>
+        </w:p>
+        <w:p>
+          <w:pPr>
+            <w:rPr>
+              <w:b/>
+              <w:bCs/>
+              <w:color w:val="5B9BD5" w:themeColor="accent1"/>
+              <w:sz w:val="44"/>
+              <w:szCs w:val="44"/>
+            </w:rPr>
+          </w:pPr>
+        </w:p>
+        <w:p>
+          <w:pPr>
+            <w:rPr>
+              <w:b/>
+              <w:bCs/>
+              <w:color w:val="5B9BD5" w:themeColor="accent1"/>
+              <w:sz w:val="44"/>
+              <w:szCs w:val="44"/>
+            </w:rPr>
+          </w:pPr>
+        </w:p>
+        <w:p>
+          <w:pPr>
+            <w:rPr>
+              <w:b/>
+              <w:bCs/>
+              <w:color w:val="5B9BD5" w:themeColor="accent1"/>
+              <w:sz w:val="44"/>
+              <w:szCs w:val="44"/>
+            </w:rPr>
+          </w:pPr>
+          <w:r>
+            <w:rPr>
+              <w:b/>
+              <w:bCs/>
+              <w:noProof/>
+              <w:color w:val="5B9BD5" w:themeColor="accent1"/>
+              <w:sz w:val="44"/>
+              <w:szCs w:val="44"/>
+            </w:rPr>
+            <mc:AlternateContent>
+              <mc:Choice Requires="wps">
+                <w:drawing>
+                  <wp:anchor distT="45720" distB="45720" distL="114300" distR="114300" simplePos="0" relativeHeight="251685888" behindDoc="0" locked="0" layoutInCell="1" allowOverlap="1" wp14:anchorId="09197B5B" wp14:editId="3062D1F0">
+                    <wp:simplePos x="0" y="0"/>
+                    <wp:positionH relativeFrom="column">
+                      <wp:posOffset>2227351</wp:posOffset>
+                    </wp:positionH>
+                    <wp:positionV relativeFrom="paragraph">
+                      <wp:posOffset>7316</wp:posOffset>
+                    </wp:positionV>
+                    <wp:extent cx="2186940" cy="1404620"/>
+                    <wp:effectExtent l="0" t="0" r="0" b="0"/>
+                    <wp:wrapSquare wrapText="bothSides"/>
+                    <wp:docPr id="1048375208" name="Text Box 2"/>
+                    <wp:cNvGraphicFramePr>
+                      <a:graphicFrameLocks xmlns:a="http://schemas.openxmlformats.org/drawingml/2006/main"/>
+                    </wp:cNvGraphicFramePr>
+                    <a:graphic xmlns:a="http://schemas.openxmlformats.org/drawingml/2006/main">
+                      <a:graphicData uri="http://schemas.microsoft.com/office/word/2010/wordprocessingShape">
+                        <wps:wsp>
+                          <wps:cNvSpPr txBox="1">
+                            <a:spLocks noChangeArrowheads="1"/>
+                          </wps:cNvSpPr>
+                          <wps:spPr bwMode="auto">
+                            <a:xfrm>
+                              <a:off x="0" y="0"/>
+                              <a:ext cx="2186940" cy="1404620"/>
+                            </a:xfrm>
+                            <a:prstGeom prst="rect">
+                              <a:avLst/>
+                            </a:prstGeom>
+                            <a:noFill/>
+                            <a:ln w="9525">
+                              <a:noFill/>
+                              <a:miter lim="800000"/>
+                              <a:headEnd/>
+                              <a:tailEnd/>
+                            </a:ln>
+                          </wps:spPr>
+                          <wps:txbx>
+                            <w:txbxContent>
+                              <w:p>
+                                <w:pPr>
+                                  <w:spacing w:line="240" w:lineRule="auto"/>
+                                  <w:jc w:val="center"/>
+                                  <w:rPr>
+                                    <w:b/>
+                                    <w:bCs/>
+                                  </w:rPr>
+                                </w:pPr>
+                                <w:r>
+                                  <w:rPr>
+                                    <w:b/>
+                                    <w:bCs/>
+                                  </w:rPr>
+                                  <w:t xml:space="preserve">Under the </w:t>
+                                </w:r>
+                                <w:r>
+                                  <w:rPr>
+                                    <w:b/>
+                                    <w:bCs/>
+                                  </w:rPr>
+                                  <w:t>Guidance</w:t>
+                                </w:r>
+                                <w:r>
+                                  <w:rPr>
+                                    <w:b/>
+                                    <w:bCs/>
+                                  </w:rPr>
+                                  <w:t xml:space="preserve"> of:</w:t>
+                                </w:r>
+                              </w:p>
+                              <w:p>
+                                <w:pPr>
+                                  <w:spacing w:line="240" w:lineRule="auto"/>
+                                  <w:jc w:val="center"/>
+                                </w:pPr>
+                                <w:r>
+                                  <w:t>Mr. Sidharth</w:t>
+                                </w:r>
+                              </w:p>
+                              <w:p>
+                                <w:pPr>
+                                  <w:spacing w:line="240" w:lineRule="auto"/>
+                                  <w:jc w:val="center"/>
+                                </w:pPr>
+                                <w:r>
+                                  <w:t>Scientist/Engineer–SF ISTRAC/ISRO</w:t>
+                                </w:r>
+                              </w:p>
+                            </w:txbxContent>
+                          </wps:txbx>
+                          <wps:bodyPr rot="0" vert="horz" wrap="square" lIns="91440" tIns="45720" rIns="91440" bIns="45720" anchor="t" anchorCtr="0">
+                            <a:spAutoFit/>
+                          </wps:bodyPr>
+                        </wps:wsp>
+                      </a:graphicData>
+                    </a:graphic>
+                    <wp14:sizeRelH relativeFrom="margin">
+                      <wp14:pctWidth>0</wp14:pctWidth>
+                    </wp14:sizeRelH>
+                    <wp14:sizeRelV relativeFrom="margin">
+                      <wp14:pctHeight>20000</wp14:pctHeight>
+                    </wp14:sizeRelV>
+                  </wp:anchor>
+                </w:drawing>
+              </mc:Choice>
+              <mc:Fallback>
+                <w:pict>
+                  <v:shapetype w14:anchorId="09197B5B" id="_x0000_t202" coordsize="21600,21600" o:spt="202" path="m,l,21600r21600,l21600,xe">
+                    <v:stroke joinstyle="miter"/>
+                    <v:path gradientshapeok="t" o:connecttype="rect"/>
+                  </v:shapetype>
+                  <v:shape id="_x0000_s1028" type="#_x0000_t202" style="position:absolute;margin-left:175.4pt;margin-top:.6pt;width:172.2pt;height:110.6pt;z-index:251685888;visibility:visible;mso-wrap-style:square;mso-width-percent:0;mso-height-percent:200;mso-wrap-distance-left:9pt;mso-wrap-distance-top:3.6pt;mso-wrap-distance-right:9pt;mso-wrap-distance-bottom:3.6pt;mso-position-horizontal:absolute;mso-position-horizontal-relative:text;mso-position-vertical:absolute;mso-position-vertical-relative:text;mso-width-percent:0;mso-height-percent:200;mso-width-relative:margin;mso-height-relative:margin;v-text-anchor:top" o:gfxdata="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" filled="f" stroked="f">
+                    <v:textbox style="mso-fit-shape-to-text:t">
+                      <w:txbxContent>
+                        <w:p>
+                          <w:pPr>
+                            <w:spacing w:line="240" w:lineRule="auto"/>
+                            <w:jc w:val="center"/>
+                            <w:rPr>
+                              <w:b/>
+                              <w:bCs/>
+                            </w:rPr>
+                          </w:pPr>
+                          <w:r>
+                            <w:rPr>
+                              <w:b/>
+                              <w:bCs/>
+                            </w:rPr>
+                            <w:t xml:space="preserve">Under the </w:t>
+                          </w:r>
+                          <w:r>
+                            <w:rPr>
+                              <w:b/>
+                              <w:bCs/>
+                            </w:rPr>
+                            <w:t>Guidance</w:t>
+                          </w:r>
+                          <w:r>
+                            <w:rPr>
+                              <w:b/>
+                              <w:bCs/>
+                            </w:rPr>
+                            <w:t xml:space="preserve"> of:</w:t>
+                          </w:r>
+                        </w:p>
+                        <w:p>
+                          <w:pPr>
+                            <w:spacing w:line="240" w:lineRule="auto"/>
+                            <w:jc w:val="center"/>
+                          </w:pPr>
+                          <w:r>
+                            <w:t>Mr. Sidharth</w:t>
+                          </w:r>
+                        </w:p>
+                        <w:p>
+                          <w:pPr>
+                            <w:spacing w:line="240" w:lineRule="auto"/>
+                            <w:jc w:val="center"/>
+                          </w:pPr>
+                          <w:r>
+                            <w:t>Scientist/Engineer–SF ISTRAC/ISRO</w:t>
+                          </w:r>
+                        </w:p>
+                      </w:txbxContent>
+                    </v:textbox>
+                    <w10:wrap type="square"/>
+                  </v:shape>
+                </w:pict>
+              </mc:Fallback>
+            </mc:AlternateContent>
+          </w:r>
+        </w:p>
+        <w:p>
+          <w:pPr>
+            <w:rPr>
+              <w:b/>
+              <w:bCs/>
+              <w:color w:val="5B9BD5" w:themeColor="accent1"/>
+              <w:sz w:val="44"/>
+              <w:szCs w:val="44"/>
+            </w:rPr>
+          </w:pPr>
+          <w:r>
+            <w:rPr>
+              <w:b/>
+              <w:bCs/>
+              <w:color w:val="5B9BD5" w:themeColor="accent1"/>
+              <w:sz w:val="44"/>
+              <w:szCs w:val="44"/>
+            </w:rPr>
+            <w:t xml:space="preserve"> </w:t>
+          </w:r>
+        </w:p>
+        <w:p>
+          <w:pPr>
+            <w:jc w:val="center"/>
+            <w:rPr>
+              <w:rFonts w:ascii="Times New Roman" w:hAnsi="Times New Roman" w:cs="Times New Roman"/>
+              <w:color w:val="000000" w:themeColor="text1"/>
+            </w:rPr>
+          </w:pPr>
+        </w:p>
+        <w:p>
+          <w:pPr>
+            <w:jc w:val="center"/>
+            <w:rPr>
+              <w:rFonts w:ascii="Times New Roman" w:hAnsi="Times New Roman" w:cs="Times New Roman"/>
+              <w:color w:val="000000" w:themeColor="text1"/>
+            </w:rPr>
+          </w:pPr>
+          <w:r>
+            <w:rPr>
+              <w:rFonts w:ascii="Times New Roman" w:hAnsi="Times New Roman" w:cs="Times New Roman"/>
+              <w:color w:val="000000" w:themeColor="text1"/>
+            </w:rPr>
+            <w:t>July 2025</w:t>
+          </w:r>
+        </w:p>
+        <w:p>
+          <w:pPr>
             <w:rPr>
               <w:b/>
               <w:bCs/>
@@ -966,6 +1021,17 @@
               <w:szCs w:val="44"/>
             </w:rPr>
             <w:br w:type="page"/>
+          </w:r>
+          <w:r>
+            <w:rPr>
+              <w:b/>
+              <w:bCs/>
+              <w:color w:val="5B9BD5" w:themeColor="accent1"/>
+              <w:sz w:val="44"/>
+              <w:szCs w:val="44"/>
+            </w:rPr>
+            <w:lastRenderedPageBreak/>
+            <w:t xml:space="preserve"> </w:t>
           </w:r>
         </w:p>
         <w:p>
@@ -989,9 +1055,21 @@
               <w:sz w:val="28"/>
               <w:szCs w:val="44"/>
             </w:rPr>
-            <w:lastRenderedPageBreak/>
             <w:t>Contents</w:t>
           </w:r>
+        </w:p>
+        <w:p>
+          <w:pPr>
+            <w:jc w:val="center"/>
+            <w:rPr>
+              <w:rFonts w:ascii="Times New Roman" w:hAnsi="Times New Roman" w:cs="Times New Roman"/>
+              <w:b/>
+              <w:bCs/>
+              <w:color w:val="000000" w:themeColor="text1"/>
+              <w:sz w:val="28"/>
+              <w:szCs w:val="44"/>
+            </w:rPr>
+          </w:pPr>
         </w:p>
         <w:p>
           <w:pPr>
@@ -1000,6 +1078,7 @@
               <w:ilvl w:val="0"/>
               <w:numId w:val="45"/>
             </w:numPr>
+            <w:spacing w:line="276" w:lineRule="auto"/>
           </w:pPr>
           <w:r>
             <w:rPr>
@@ -1008,8 +1087,6 @@
             </w:rPr>
             <w:t>Project Objective</w:t>
           </w:r>
-          <w:bookmarkStart w:id="0" w:name="_GoBack"/>
-          <w:bookmarkEnd w:id="0"/>
         </w:p>
         <w:p>
           <w:pPr>
@@ -1018,6 +1095,7 @@
               <w:ilvl w:val="1"/>
               <w:numId w:val="45"/>
             </w:numPr>
+            <w:spacing w:line="276" w:lineRule="auto"/>
           </w:pPr>
           <w:r>
             <w:t>Overview of Predictive Maintenance</w:t>
@@ -1030,6 +1108,7 @@
               <w:ilvl w:val="1"/>
               <w:numId w:val="45"/>
             </w:numPr>
+            <w:spacing w:line="276" w:lineRule="auto"/>
           </w:pPr>
           <w:r>
             <w:t>Goals of the Project</w:t>
@@ -1042,6 +1121,7 @@
               <w:ilvl w:val="0"/>
               <w:numId w:val="45"/>
             </w:numPr>
+            <w:spacing w:line="276" w:lineRule="auto"/>
           </w:pPr>
           <w:r>
             <w:rPr>
@@ -1058,6 +1138,7 @@
               <w:ilvl w:val="1"/>
               <w:numId w:val="45"/>
             </w:numPr>
+            <w:spacing w:line="276" w:lineRule="auto"/>
           </w:pPr>
           <w:r>
             <w:t>Telemetry Time Series Data</w:t>
@@ -1070,6 +1151,7 @@
               <w:ilvl w:val="1"/>
               <w:numId w:val="45"/>
             </w:numPr>
+            <w:spacing w:line="276" w:lineRule="auto"/>
           </w:pPr>
           <w:r>
             <w:t>Metadata of Machines</w:t>
@@ -1082,6 +1164,7 @@
               <w:ilvl w:val="1"/>
               <w:numId w:val="45"/>
             </w:numPr>
+            <w:spacing w:line="276" w:lineRule="auto"/>
           </w:pPr>
           <w:r>
             <w:t>Failures, Errors, and Maintenance Logs</w:t>
@@ -1094,6 +1177,7 @@
               <w:ilvl w:val="1"/>
               <w:numId w:val="45"/>
             </w:numPr>
+            <w:spacing w:line="276" w:lineRule="auto"/>
           </w:pPr>
           <w:r>
             <w:t>Data Characteristics and Granularity</w:t>
@@ -1106,6 +1190,7 @@
               <w:ilvl w:val="0"/>
               <w:numId w:val="45"/>
             </w:numPr>
+            <w:spacing w:line="276" w:lineRule="auto"/>
           </w:pPr>
           <w:r>
             <w:rPr>
@@ -1122,6 +1207,7 @@
               <w:ilvl w:val="1"/>
               <w:numId w:val="45"/>
             </w:numPr>
+            <w:spacing w:line="276" w:lineRule="auto"/>
           </w:pPr>
           <w:r>
             <w:t>Variation of Telemetry Attributes with Machine Age</w:t>
@@ -1134,6 +1220,7 @@
               <w:ilvl w:val="1"/>
               <w:numId w:val="45"/>
             </w:numPr>
+            <w:spacing w:line="276" w:lineRule="auto"/>
           </w:pPr>
           <w:r>
             <w:t>Machine Failure Pattern Analysis</w:t>
@@ -1146,6 +1233,7 @@
               <w:ilvl w:val="1"/>
               <w:numId w:val="45"/>
             </w:numPr>
+            <w:spacing w:line="276" w:lineRule="auto"/>
           </w:pPr>
           <w:r>
             <w:t>Failure Frequency by Machine</w:t>
@@ -1158,6 +1246,7 @@
               <w:ilvl w:val="0"/>
               <w:numId w:val="45"/>
             </w:numPr>
+            <w:spacing w:line="276" w:lineRule="auto"/>
           </w:pPr>
           <w:r>
             <w:rPr>
@@ -1174,6 +1263,7 @@
               <w:ilvl w:val="1"/>
               <w:numId w:val="45"/>
             </w:numPr>
+            <w:spacing w:line="276" w:lineRule="auto"/>
           </w:pPr>
           <w:r>
             <w:t>Issues with Accuracy in Imbalanced Datasets</w:t>
@@ -1186,6 +1276,7 @@
               <w:ilvl w:val="1"/>
               <w:numId w:val="45"/>
             </w:numPr>
+            <w:spacing w:line="276" w:lineRule="auto"/>
           </w:pPr>
           <w:r>
             <w:t>Performance Metrics: Precision, Recall, F1 Score</w:t>
@@ -1198,6 +1289,7 @@
               <w:ilvl w:val="1"/>
               <w:numId w:val="45"/>
             </w:numPr>
+            <w:spacing w:line="276" w:lineRule="auto"/>
           </w:pPr>
           <w:r>
             <w:t>Comparison of Models:</w:t>
@@ -1210,6 +1302,7 @@
               <w:ilvl w:val="2"/>
               <w:numId w:val="45"/>
             </w:numPr>
+            <w:spacing w:line="276" w:lineRule="auto"/>
           </w:pPr>
           <w:r>
             <w:t>Random Forest</w:t>
@@ -1222,6 +1315,7 @@
               <w:ilvl w:val="2"/>
               <w:numId w:val="45"/>
             </w:numPr>
+            <w:spacing w:line="276" w:lineRule="auto"/>
           </w:pPr>
           <w:r>
             <w:t>Support Vector Classifier (SVC)</w:t>
@@ -1234,6 +1328,7 @@
               <w:ilvl w:val="2"/>
               <w:numId w:val="45"/>
             </w:numPr>
+            <w:spacing w:line="276" w:lineRule="auto"/>
           </w:pPr>
           <w:r>
             <w:t>Logistic Regression</w:t>
@@ -1246,6 +1341,7 @@
               <w:ilvl w:val="2"/>
               <w:numId w:val="45"/>
             </w:numPr>
+            <w:spacing w:line="276" w:lineRule="auto"/>
           </w:pPr>
           <w:r>
             <w:t>Ensemble Model</w:t>
@@ -1258,6 +1354,7 @@
               <w:ilvl w:val="0"/>
               <w:numId w:val="45"/>
             </w:numPr>
+            <w:spacing w:line="276" w:lineRule="auto"/>
           </w:pPr>
           <w:r>
             <w:rPr>
@@ -1274,6 +1371,7 @@
               <w:ilvl w:val="1"/>
               <w:numId w:val="45"/>
             </w:numPr>
+            <w:spacing w:line="276" w:lineRule="auto"/>
           </w:pPr>
           <w:r>
             <w:t>Class Imbalance Challenges</w:t>
@@ -1286,6 +1384,7 @@
               <w:ilvl w:val="1"/>
               <w:numId w:val="45"/>
             </w:numPr>
+            <w:spacing w:line="276" w:lineRule="auto"/>
           </w:pPr>
           <w:r>
             <w:t>Trade-offs Between Recall and Precision</w:t>
@@ -1298,6 +1397,7 @@
               <w:ilvl w:val="1"/>
               <w:numId w:val="45"/>
             </w:numPr>
+            <w:spacing w:line="276" w:lineRule="auto"/>
           </w:pPr>
           <w:r>
             <w:t>Best Performing Model: Ensemble Analysis</w:t>
@@ -1310,6 +1410,7 @@
               <w:ilvl w:val="0"/>
               <w:numId w:val="45"/>
             </w:numPr>
+            <w:spacing w:line="276" w:lineRule="auto"/>
           </w:pPr>
           <w:r>
             <w:rPr>
@@ -1326,6 +1427,7 @@
               <w:ilvl w:val="1"/>
               <w:numId w:val="45"/>
             </w:numPr>
+            <w:spacing w:line="276" w:lineRule="auto"/>
           </w:pPr>
           <w:r>
             <w:t>Data Preparation Steps</w:t>
@@ -1338,6 +1440,7 @@
               <w:ilvl w:val="1"/>
               <w:numId w:val="45"/>
             </w:numPr>
+            <w:spacing w:line="276" w:lineRule="auto"/>
           </w:pPr>
           <w:r>
             <w:t>Failure Frequency Insights</w:t>
@@ -1350,6 +1453,7 @@
               <w:ilvl w:val="1"/>
               <w:numId w:val="45"/>
             </w:numPr>
+            <w:spacing w:line="276" w:lineRule="auto"/>
           </w:pPr>
           <w:r>
             <w:t>Predictive Model Deployment</w:t>
@@ -1362,6 +1466,7 @@
               <w:ilvl w:val="1"/>
               <w:numId w:val="45"/>
             </w:numPr>
+            <w:spacing w:line="276" w:lineRule="auto"/>
           </w:pPr>
           <w:r>
             <w:t>Failure Probability Assessment</w:t>
@@ -1374,6 +1479,7 @@
               <w:ilvl w:val="0"/>
               <w:numId w:val="45"/>
             </w:numPr>
+            <w:spacing w:line="276" w:lineRule="auto"/>
           </w:pPr>
           <w:r>
             <w:rPr>
@@ -1390,9 +1496,13 @@
               <w:ilvl w:val="1"/>
               <w:numId w:val="45"/>
             </w:numPr>
+            <w:spacing w:line="276" w:lineRule="auto"/>
           </w:pPr>
           <w:r>
-            <w:t>Key Findings</w:t>
+            <w:t xml:space="preserve">Key </w:t>
+          </w:r>
+          <w:r>
+            <w:t>Findings</w:t>
           </w:r>
         </w:p>
         <w:p>
@@ -1402,22 +1512,18 @@
               <w:ilvl w:val="1"/>
               <w:numId w:val="45"/>
             </w:numPr>
+            <w:spacing w:line="276" w:lineRule="auto"/>
           </w:pPr>
           <w:r>
-            <w:t>Suggested Applications</w:t>
+            <w:t>LLM integration</w:t>
           </w:r>
         </w:p>
         <w:p>
           <w:pPr>
             <w:pStyle w:val="NormalWeb"/>
-            <w:numPr>
-              <w:ilvl w:val="1"/>
-              <w:numId w:val="45"/>
-            </w:numPr>
+            <w:spacing w:line="276" w:lineRule="auto"/>
+            <w:ind w:left="792"/>
           </w:pPr>
-          <w:r>
-            <w:t>Future Work</w:t>
-          </w:r>
         </w:p>
         <w:p>
           <w:pPr>
@@ -1476,7 +1582,7 @@
             </w:rPr>
             <w:lastRenderedPageBreak/>
             <w:drawing>
-              <wp:anchor distT="0" distB="0" distL="114300" distR="114300" simplePos="0" relativeHeight="251679744" behindDoc="0" locked="0" layoutInCell="1" allowOverlap="1" wp14:anchorId="5A7C2D99" wp14:editId="68EE3E64">
+              <wp:anchor distT="0" distB="0" distL="114300" distR="114300" simplePos="0" relativeHeight="251679744" behindDoc="0" locked="0" layoutInCell="1" allowOverlap="1" wp14:anchorId="1B542B8F" wp14:editId="0717C23A">
                 <wp:simplePos x="0" y="0"/>
                 <wp:positionH relativeFrom="column">
                   <wp:posOffset>3810</wp:posOffset>
@@ -1499,7 +1605,7 @@
                         <pic:cNvPicPr/>
                       </pic:nvPicPr>
                       <pic:blipFill>
-                        <a:blip r:embed="rId11">
+                        <a:blip r:embed="rId8">
                           <a:extLst>
                             <a:ext uri="{28A0092B-C50C-407E-A947-70E740481C1C}">
                               <a14:useLocalDpi xmlns:a14="http://schemas.microsoft.com/office/drawing/2010/main" val="0"/>
@@ -1831,31 +1937,7 @@
           <w:szCs w:val="44"/>
         </w:rPr>
         <w:lastRenderedPageBreak/>
-        <w:t xml:space="preserve">Description </w:t>
-      </w:r>
-      <w:proofErr w:type="gramStart"/>
-      <w:r>
-        <w:rPr>
-          <w:rFonts w:ascii="Times New Roman" w:hAnsi="Times New Roman" w:cs="Times New Roman"/>
-          <w:b/>
-          <w:bCs/>
-          <w:color w:val="000000" w:themeColor="text1"/>
-          <w:sz w:val="28"/>
-          <w:szCs w:val="44"/>
-        </w:rPr>
-        <w:t>About</w:t>
-      </w:r>
-      <w:proofErr w:type="gramEnd"/>
-      <w:r>
-        <w:rPr>
-          <w:rFonts w:ascii="Times New Roman" w:hAnsi="Times New Roman" w:cs="Times New Roman"/>
-          <w:b/>
-          <w:bCs/>
-          <w:color w:val="000000" w:themeColor="text1"/>
-          <w:sz w:val="28"/>
-          <w:szCs w:val="44"/>
-        </w:rPr>
-        <w:t xml:space="preserve"> </w:t>
+        <w:t xml:space="preserve">Description About </w:t>
       </w:r>
       <w:r>
         <w:rPr>
@@ -2046,7 +2128,7 @@
           <w:sz w:val="28"/>
         </w:rPr>
         <w:drawing>
-          <wp:anchor distT="0" distB="0" distL="114300" distR="114300" simplePos="0" relativeHeight="251670528" behindDoc="0" locked="0" layoutInCell="1" allowOverlap="1" wp14:anchorId="43AC042A" wp14:editId="39289B6C">
+          <wp:anchor distT="0" distB="0" distL="114300" distR="114300" simplePos="0" relativeHeight="251670528" behindDoc="0" locked="0" layoutInCell="1" allowOverlap="1" wp14:anchorId="3582E42B" wp14:editId="797808D4">
             <wp:simplePos x="0" y="0"/>
             <wp:positionH relativeFrom="column">
               <wp:posOffset>387985</wp:posOffset>
@@ -2069,7 +2151,7 @@
                     <pic:cNvPicPr/>
                   </pic:nvPicPr>
                   <pic:blipFill>
-                    <a:blip r:embed="rId12">
+                    <a:blip r:embed="rId9">
                       <a:extLst>
                         <a:ext uri="{28A0092B-C50C-407E-A947-70E740481C1C}">
                           <a14:useLocalDpi xmlns:a14="http://schemas.microsoft.com/office/drawing/2010/main" val="0"/>
@@ -2296,7 +2378,7 @@
           <w:lang w:eastAsia="en-IN"/>
         </w:rPr>
         <w:drawing>
-          <wp:anchor distT="0" distB="0" distL="114300" distR="114300" simplePos="0" relativeHeight="251673600" behindDoc="0" locked="0" layoutInCell="1" allowOverlap="1" wp14:anchorId="2EC9743D" wp14:editId="017D22E7">
+          <wp:anchor distT="0" distB="0" distL="114300" distR="114300" simplePos="0" relativeHeight="251673600" behindDoc="0" locked="0" layoutInCell="1" allowOverlap="1" wp14:anchorId="0CF7AA99" wp14:editId="1458738C">
             <wp:simplePos x="0" y="0"/>
             <wp:positionH relativeFrom="column">
               <wp:posOffset>-180975</wp:posOffset>
@@ -2321,7 +2403,7 @@
                     </pic:cNvPicPr>
                   </pic:nvPicPr>
                   <pic:blipFill>
-                    <a:blip r:embed="rId13" cstate="print">
+                    <a:blip r:embed="rId10" cstate="print">
                       <a:extLst>
                         <a:ext uri="{28A0092B-C50C-407E-A947-70E740481C1C}">
                           <a14:useLocalDpi xmlns:a14="http://schemas.microsoft.com/office/drawing/2010/main" val="0"/>
@@ -2364,7 +2446,7 @@
           <w:lang w:eastAsia="en-IN"/>
         </w:rPr>
         <w:drawing>
-          <wp:anchor distT="0" distB="0" distL="114300" distR="114300" simplePos="0" relativeHeight="251672576" behindDoc="0" locked="0" layoutInCell="1" allowOverlap="1" wp14:anchorId="38B0AA1F" wp14:editId="6C7B3590">
+          <wp:anchor distT="0" distB="0" distL="114300" distR="114300" simplePos="0" relativeHeight="251672576" behindDoc="0" locked="0" layoutInCell="1" allowOverlap="1" wp14:anchorId="20556BAC" wp14:editId="0810669A">
             <wp:simplePos x="0" y="0"/>
             <wp:positionH relativeFrom="column">
               <wp:posOffset>3444875</wp:posOffset>
@@ -2389,7 +2471,7 @@
                     </pic:cNvPicPr>
                   </pic:nvPicPr>
                   <pic:blipFill>
-                    <a:blip r:embed="rId14" cstate="print">
+                    <a:blip r:embed="rId11" cstate="print">
                       <a:extLst>
                         <a:ext uri="{28A0092B-C50C-407E-A947-70E740481C1C}">
                           <a14:useLocalDpi xmlns:a14="http://schemas.microsoft.com/office/drawing/2010/main" val="0"/>
@@ -2432,7 +2514,7 @@
           <w:lang w:eastAsia="en-IN"/>
         </w:rPr>
         <w:drawing>
-          <wp:anchor distT="0" distB="0" distL="114300" distR="114300" simplePos="0" relativeHeight="251671552" behindDoc="0" locked="0" layoutInCell="1" allowOverlap="1" wp14:anchorId="4DC2B37F" wp14:editId="416CF56A">
+          <wp:anchor distT="0" distB="0" distL="114300" distR="114300" simplePos="0" relativeHeight="251671552" behindDoc="0" locked="0" layoutInCell="1" allowOverlap="1" wp14:anchorId="783CCF80" wp14:editId="4FF14C1F">
             <wp:simplePos x="0" y="0"/>
             <wp:positionH relativeFrom="column">
               <wp:posOffset>-161925</wp:posOffset>
@@ -2457,7 +2539,7 @@
                     </pic:cNvPicPr>
                   </pic:nvPicPr>
                   <pic:blipFill>
-                    <a:blip r:embed="rId15" cstate="print">
+                    <a:blip r:embed="rId12" cstate="print">
                       <a:extLst>
                         <a:ext uri="{28A0092B-C50C-407E-A947-70E740481C1C}">
                           <a14:useLocalDpi xmlns:a14="http://schemas.microsoft.com/office/drawing/2010/main" val="0"/>
@@ -2624,7 +2706,7 @@
           <w:lang w:eastAsia="en-IN"/>
         </w:rPr>
         <w:drawing>
-          <wp:anchor distT="0" distB="0" distL="114300" distR="114300" simplePos="0" relativeHeight="251674624" behindDoc="0" locked="0" layoutInCell="1" allowOverlap="1" wp14:anchorId="2132BFE7" wp14:editId="32F8D3A4">
+          <wp:anchor distT="0" distB="0" distL="114300" distR="114300" simplePos="0" relativeHeight="251674624" behindDoc="0" locked="0" layoutInCell="1" allowOverlap="1" wp14:anchorId="77022D61" wp14:editId="2993E690">
             <wp:simplePos x="0" y="0"/>
             <wp:positionH relativeFrom="column">
               <wp:posOffset>3446780</wp:posOffset>
@@ -2649,7 +2731,7 @@
                     </pic:cNvPicPr>
                   </pic:nvPicPr>
                   <pic:blipFill>
-                    <a:blip r:embed="rId16" cstate="print">
+                    <a:blip r:embed="rId13" cstate="print">
                       <a:extLst>
                         <a:ext uri="{28A0092B-C50C-407E-A947-70E740481C1C}">
                           <a14:useLocalDpi xmlns:a14="http://schemas.microsoft.com/office/drawing/2010/main" val="0"/>
@@ -2989,7 +3071,7 @@
           <w:lang w:eastAsia="en-IN"/>
         </w:rPr>
         <w:drawing>
-          <wp:anchor distT="0" distB="0" distL="114300" distR="114300" simplePos="0" relativeHeight="251675648" behindDoc="0" locked="0" layoutInCell="1" allowOverlap="1" wp14:anchorId="11D6AF91" wp14:editId="7419F576">
+          <wp:anchor distT="0" distB="0" distL="114300" distR="114300" simplePos="0" relativeHeight="251675648" behindDoc="0" locked="0" layoutInCell="1" allowOverlap="1" wp14:anchorId="2A00F3C3" wp14:editId="01944454">
             <wp:simplePos x="0" y="0"/>
             <wp:positionH relativeFrom="column">
               <wp:posOffset>733756</wp:posOffset>
@@ -3012,7 +3094,7 @@
                     <pic:cNvPicPr/>
                   </pic:nvPicPr>
                   <pic:blipFill>
-                    <a:blip r:embed="rId17">
+                    <a:blip r:embed="rId14">
                       <a:extLst>
                         <a:ext uri="{28A0092B-C50C-407E-A947-70E740481C1C}">
                           <a14:useLocalDpi xmlns:a14="http://schemas.microsoft.com/office/drawing/2010/main" val="0"/>
@@ -3264,7 +3346,7 @@
           <w:lang w:eastAsia="en-IN"/>
         </w:rPr>
         <w:drawing>
-          <wp:anchor distT="0" distB="0" distL="114300" distR="114300" simplePos="0" relativeHeight="251658240" behindDoc="0" locked="0" layoutInCell="1" allowOverlap="1" wp14:anchorId="22EA9B04" wp14:editId="1D49B8B4">
+          <wp:anchor distT="0" distB="0" distL="114300" distR="114300" simplePos="0" relativeHeight="251658240" behindDoc="0" locked="0" layoutInCell="1" allowOverlap="1" wp14:anchorId="300DFEBE" wp14:editId="23F289A8">
             <wp:simplePos x="0" y="0"/>
             <wp:positionH relativeFrom="margin">
               <wp:posOffset>1475186</wp:posOffset>
@@ -3287,7 +3369,7 @@
                     <pic:cNvPicPr/>
                   </pic:nvPicPr>
                   <pic:blipFill rotWithShape="1">
-                    <a:blip r:embed="rId18">
+                    <a:blip r:embed="rId15">
                       <a:extLst>
                         <a:ext uri="{28A0092B-C50C-407E-A947-70E740481C1C}">
                           <a14:useLocalDpi xmlns:a14="http://schemas.microsoft.com/office/drawing/2010/main" val="0"/>
@@ -3716,7 +3798,7 @@
           <w:lang w:eastAsia="en-IN"/>
         </w:rPr>
         <w:drawing>
-          <wp:anchor distT="0" distB="0" distL="114300" distR="114300" simplePos="0" relativeHeight="251659264" behindDoc="0" locked="0" layoutInCell="1" allowOverlap="1" wp14:anchorId="303F9979" wp14:editId="12EF86C2">
+          <wp:anchor distT="0" distB="0" distL="114300" distR="114300" simplePos="0" relativeHeight="251659264" behindDoc="0" locked="0" layoutInCell="1" allowOverlap="1" wp14:anchorId="2A97ADB7" wp14:editId="17EFFFBD">
             <wp:simplePos x="0" y="0"/>
             <wp:positionH relativeFrom="margin">
               <wp:posOffset>1347803</wp:posOffset>
@@ -3739,7 +3821,7 @@
                     <pic:cNvPicPr/>
                   </pic:nvPicPr>
                   <pic:blipFill rotWithShape="1">
-                    <a:blip r:embed="rId19">
+                    <a:blip r:embed="rId16">
                       <a:extLst>
                         <a:ext uri="{28A0092B-C50C-407E-A947-70E740481C1C}">
                           <a14:useLocalDpi xmlns:a14="http://schemas.microsoft.com/office/drawing/2010/main" val="0"/>
@@ -4253,31 +4335,7 @@
           <w:sz w:val="24"/>
           <w:szCs w:val="28"/>
         </w:rPr>
-        <w:t xml:space="preserve">Model Trade-off: Recall </w:t>
-      </w:r>
-      <w:proofErr w:type="spellStart"/>
-      <w:r>
-        <w:rPr>
-          <w:rFonts w:ascii="Times New Roman" w:hAnsi="Times New Roman" w:cs="Times New Roman"/>
-          <w:b/>
-          <w:bCs/>
-          <w:color w:val="000000" w:themeColor="text1"/>
-          <w:sz w:val="24"/>
-          <w:szCs w:val="28"/>
-        </w:rPr>
-        <w:t>vs</w:t>
-      </w:r>
-      <w:proofErr w:type="spellEnd"/>
-      <w:r>
-        <w:rPr>
-          <w:rFonts w:ascii="Times New Roman" w:hAnsi="Times New Roman" w:cs="Times New Roman"/>
-          <w:b/>
-          <w:bCs/>
-          <w:color w:val="000000" w:themeColor="text1"/>
-          <w:sz w:val="24"/>
-          <w:szCs w:val="28"/>
-        </w:rPr>
-        <w:t xml:space="preserve"> Precision</w:t>
+        <w:t>Model Trade-off: Recall vs Precision</w:t>
       </w:r>
     </w:p>
     <w:p>
@@ -4599,7 +4657,7 @@
           <w:lang w:eastAsia="en-IN"/>
         </w:rPr>
         <w:drawing>
-          <wp:anchor distT="0" distB="0" distL="114300" distR="114300" simplePos="0" relativeHeight="251660288" behindDoc="0" locked="0" layoutInCell="1" allowOverlap="1" wp14:anchorId="0A11851D" wp14:editId="5D2C6BB2">
+          <wp:anchor distT="0" distB="0" distL="114300" distR="114300" simplePos="0" relativeHeight="251660288" behindDoc="0" locked="0" layoutInCell="1" allowOverlap="1" wp14:anchorId="6D32C4F8" wp14:editId="4FBB5557">
             <wp:simplePos x="0" y="0"/>
             <wp:positionH relativeFrom="margin">
               <wp:posOffset>1292860</wp:posOffset>
@@ -4622,7 +4680,7 @@
                     <pic:cNvPicPr/>
                   </pic:nvPicPr>
                   <pic:blipFill rotWithShape="1">
-                    <a:blip r:embed="rId20">
+                    <a:blip r:embed="rId17">
                       <a:extLst>
                         <a:ext uri="{28A0092B-C50C-407E-A947-70E740481C1C}">
                           <a14:useLocalDpi xmlns:a14="http://schemas.microsoft.com/office/drawing/2010/main" val="0"/>
@@ -5343,7 +5401,7 @@
           <w:lang w:eastAsia="en-IN"/>
         </w:rPr>
         <w:drawing>
-          <wp:anchor distT="0" distB="0" distL="114300" distR="114300" simplePos="0" relativeHeight="251661312" behindDoc="0" locked="0" layoutInCell="1" allowOverlap="1" wp14:anchorId="0C2C746B" wp14:editId="207ADDCD">
+          <wp:anchor distT="0" distB="0" distL="114300" distR="114300" simplePos="0" relativeHeight="251661312" behindDoc="0" locked="0" layoutInCell="1" allowOverlap="1" wp14:anchorId="60C5DAC5" wp14:editId="2166B48D">
             <wp:simplePos x="0" y="0"/>
             <wp:positionH relativeFrom="margin">
               <wp:posOffset>22225</wp:posOffset>
@@ -5366,7 +5424,7 @@
                     <pic:cNvPicPr/>
                   </pic:nvPicPr>
                   <pic:blipFill rotWithShape="1">
-                    <a:blip r:embed="rId21">
+                    <a:blip r:embed="rId18">
                       <a:extLst>
                         <a:ext uri="{28A0092B-C50C-407E-A947-70E740481C1C}">
                           <a14:useLocalDpi xmlns:a14="http://schemas.microsoft.com/office/drawing/2010/main" val="0"/>
@@ -5495,7 +5553,7 @@
           <w:lang w:eastAsia="en-IN"/>
         </w:rPr>
         <w:drawing>
-          <wp:anchor distT="0" distB="0" distL="114300" distR="114300" simplePos="0" relativeHeight="251669504" behindDoc="0" locked="0" layoutInCell="1" allowOverlap="1" wp14:anchorId="249BCC67" wp14:editId="07FD5779">
+          <wp:anchor distT="0" distB="0" distL="114300" distR="114300" simplePos="0" relativeHeight="251669504" behindDoc="0" locked="0" layoutInCell="1" allowOverlap="1" wp14:anchorId="7C2937CC" wp14:editId="544E7E40">
             <wp:simplePos x="0" y="0"/>
             <wp:positionH relativeFrom="column">
               <wp:posOffset>1514377</wp:posOffset>
@@ -5518,7 +5576,7 @@
                     <pic:cNvPicPr/>
                   </pic:nvPicPr>
                   <pic:blipFill>
-                    <a:blip r:embed="rId22">
+                    <a:blip r:embed="rId19">
                       <a:extLst>
                         <a:ext uri="{28A0092B-C50C-407E-A947-70E740481C1C}">
                           <a14:useLocalDpi xmlns:a14="http://schemas.microsoft.com/office/drawing/2010/main" val="0"/>
@@ -5981,6 +6039,7 @@
         <w:jc w:val="both"/>
         <w:rPr>
           <w:rFonts w:ascii="Times New Roman" w:hAnsi="Times New Roman" w:cs="Times New Roman"/>
+          <w:color w:val="000000" w:themeColor="text1"/>
           <w:sz w:val="24"/>
           <w:szCs w:val="28"/>
         </w:rPr>
@@ -5991,6 +6050,7 @@
           <w:rFonts w:ascii="Times New Roman" w:hAnsi="Times New Roman" w:cs="Times New Roman"/>
           <w:b/>
           <w:bCs/>
+          <w:color w:val="000000" w:themeColor="text1"/>
           <w:sz w:val="24"/>
           <w:szCs w:val="28"/>
         </w:rPr>
@@ -6110,6 +6170,7 @@
         <w:jc w:val="both"/>
         <w:rPr>
           <w:rFonts w:ascii="Times New Roman" w:hAnsi="Times New Roman" w:cs="Times New Roman"/>
+          <w:color w:val="000000" w:themeColor="text1"/>
           <w:sz w:val="24"/>
           <w:szCs w:val="28"/>
         </w:rPr>
@@ -6120,6 +6181,7 @@
           <w:rFonts w:ascii="Times New Roman" w:hAnsi="Times New Roman" w:cs="Times New Roman"/>
           <w:b/>
           <w:bCs/>
+          <w:color w:val="000000" w:themeColor="text1"/>
           <w:sz w:val="24"/>
           <w:szCs w:val="28"/>
         </w:rPr>
@@ -6223,7 +6285,6 @@
         </w:rPr>
         <w:t xml:space="preserve"> and </w:t>
       </w:r>
-      <w:proofErr w:type="spellStart"/>
       <w:r>
         <w:rPr>
           <w:rStyle w:val="HTMLCode"/>
@@ -6233,7 +6294,6 @@
         </w:rPr>
         <w:t>datetime</w:t>
       </w:r>
-      <w:proofErr w:type="spellEnd"/>
       <w:r>
         <w:rPr>
           <w:szCs w:val="28"/>
@@ -6317,21 +6377,7 @@
         <w:rPr>
           <w:szCs w:val="28"/>
         </w:rPr>
-        <w:t xml:space="preserve"> values before being </w:t>
-      </w:r>
-      <w:proofErr w:type="spellStart"/>
-      <w:r>
-        <w:rPr>
-          <w:szCs w:val="28"/>
-        </w:rPr>
-        <w:t>binarized</w:t>
-      </w:r>
-      <w:proofErr w:type="spellEnd"/>
-      <w:r>
-        <w:rPr>
-          <w:szCs w:val="28"/>
-        </w:rPr>
-        <w:t>.</w:t>
+        <w:t xml:space="preserve"> values before being binarized.</w:t>
       </w:r>
     </w:p>
     <w:p>
@@ -6341,6 +6387,7 @@
         <w:rPr>
           <w:rFonts w:ascii="Times New Roman" w:hAnsi="Times New Roman" w:cs="Times New Roman"/>
           <w:b w:val="0"/>
+          <w:color w:val="000000" w:themeColor="text1"/>
           <w:sz w:val="24"/>
           <w:szCs w:val="28"/>
         </w:rPr>
@@ -6351,6 +6398,7 @@
           <w:rFonts w:ascii="Times New Roman" w:hAnsi="Times New Roman" w:cs="Times New Roman"/>
           <w:b/>
           <w:bCs/>
+          <w:color w:val="000000" w:themeColor="text1"/>
           <w:sz w:val="24"/>
           <w:szCs w:val="28"/>
         </w:rPr>
@@ -6529,6 +6577,7 @@
         <w:jc w:val="both"/>
         <w:rPr>
           <w:rFonts w:ascii="Times New Roman" w:hAnsi="Times New Roman" w:cs="Times New Roman"/>
+          <w:color w:val="000000" w:themeColor="text1"/>
           <w:sz w:val="24"/>
           <w:szCs w:val="28"/>
         </w:rPr>
@@ -6539,6 +6588,7 @@
           <w:rFonts w:ascii="Times New Roman" w:hAnsi="Times New Roman" w:cs="Times New Roman"/>
           <w:b/>
           <w:bCs/>
+          <w:color w:val="000000" w:themeColor="text1"/>
           <w:sz w:val="24"/>
           <w:szCs w:val="28"/>
         </w:rPr>
@@ -6647,6 +6697,7 @@
         <w:jc w:val="both"/>
         <w:rPr>
           <w:rFonts w:ascii="Times New Roman" w:hAnsi="Times New Roman" w:cs="Times New Roman"/>
+          <w:color w:val="000000" w:themeColor="text1"/>
           <w:sz w:val="24"/>
           <w:szCs w:val="28"/>
         </w:rPr>
@@ -6657,6 +6708,7 @@
           <w:rFonts w:ascii="Times New Roman" w:hAnsi="Times New Roman" w:cs="Times New Roman"/>
           <w:b/>
           <w:bCs/>
+          <w:color w:val="000000" w:themeColor="text1"/>
           <w:sz w:val="24"/>
           <w:szCs w:val="28"/>
         </w:rPr>
@@ -6843,7 +6895,7 @@
           <w:lang w:eastAsia="en-IN"/>
         </w:rPr>
         <w:drawing>
-          <wp:anchor distT="0" distB="0" distL="114300" distR="114300" simplePos="0" relativeHeight="251678720" behindDoc="0" locked="0" layoutInCell="1" allowOverlap="1" wp14:anchorId="1D117E72" wp14:editId="432CABD0">
+          <wp:anchor distT="0" distB="0" distL="114300" distR="114300" simplePos="0" relativeHeight="251678720" behindDoc="0" locked="0" layoutInCell="1" allowOverlap="1" wp14:anchorId="624E41E0" wp14:editId="6F422C67">
             <wp:simplePos x="0" y="0"/>
             <wp:positionH relativeFrom="column">
               <wp:posOffset>67421</wp:posOffset>
@@ -6866,7 +6918,7 @@
                     <pic:cNvPicPr/>
                   </pic:nvPicPr>
                   <pic:blipFill>
-                    <a:blip r:embed="rId23">
+                    <a:blip r:embed="rId20">
                       <a:extLst>
                         <a:ext uri="{28A0092B-C50C-407E-A947-70E740481C1C}">
                           <a14:useLocalDpi xmlns:a14="http://schemas.microsoft.com/office/drawing/2010/main" val="0"/>
@@ -7143,6 +7195,522 @@
         <w:t>utput of failure prediction</w:t>
       </w:r>
     </w:p>
+    <w:p>
+      <w:pPr>
+        <w:jc w:val="center"/>
+        <w:rPr>
+          <w:rFonts w:ascii="Times New Roman" w:hAnsi="Times New Roman" w:cs="Times New Roman"/>
+          <w:color w:val="000000" w:themeColor="text1"/>
+          <w:szCs w:val="28"/>
+        </w:rPr>
+      </w:pPr>
+    </w:p>
+    <w:p>
+      <w:pPr>
+        <w:jc w:val="center"/>
+        <w:rPr>
+          <w:rFonts w:ascii="Times New Roman" w:hAnsi="Times New Roman" w:cs="Times New Roman"/>
+          <w:color w:val="000000" w:themeColor="text1"/>
+          <w:szCs w:val="28"/>
+        </w:rPr>
+      </w:pPr>
+    </w:p>
+    <w:p>
+      <w:pPr>
+        <w:jc w:val="center"/>
+        <w:rPr>
+          <w:rFonts w:ascii="Times New Roman" w:hAnsi="Times New Roman" w:cs="Times New Roman"/>
+          <w:color w:val="000000" w:themeColor="text1"/>
+          <w:szCs w:val="28"/>
+        </w:rPr>
+      </w:pPr>
+    </w:p>
+    <w:p>
+      <w:pPr>
+        <w:jc w:val="center"/>
+        <w:rPr>
+          <w:rFonts w:ascii="Times New Roman" w:hAnsi="Times New Roman" w:cs="Times New Roman"/>
+          <w:color w:val="000000" w:themeColor="text1"/>
+          <w:szCs w:val="28"/>
+        </w:rPr>
+      </w:pPr>
+    </w:p>
+    <w:p>
+      <w:pPr>
+        <w:jc w:val="center"/>
+        <w:rPr>
+          <w:rFonts w:ascii="Times New Roman" w:hAnsi="Times New Roman" w:cs="Times New Roman"/>
+          <w:color w:val="000000" w:themeColor="text1"/>
+          <w:szCs w:val="28"/>
+        </w:rPr>
+      </w:pPr>
+    </w:p>
+    <w:p>
+      <w:pPr>
+        <w:jc w:val="center"/>
+        <w:rPr>
+          <w:rFonts w:ascii="Times New Roman" w:hAnsi="Times New Roman" w:cs="Times New Roman"/>
+          <w:color w:val="000000" w:themeColor="text1"/>
+          <w:szCs w:val="28"/>
+        </w:rPr>
+      </w:pPr>
+    </w:p>
+    <w:p>
+      <w:pPr>
+        <w:rPr>
+          <w:rFonts w:ascii="Times New Roman" w:hAnsi="Times New Roman" w:cs="Times New Roman"/>
+          <w:b/>
+          <w:bCs/>
+          <w:color w:val="000000" w:themeColor="text1"/>
+          <w:sz w:val="28"/>
+          <w:szCs w:val="36"/>
+        </w:rPr>
+      </w:pPr>
+      <w:r>
+        <w:rPr>
+          <w:rFonts w:ascii="Times New Roman" w:hAnsi="Times New Roman" w:cs="Times New Roman"/>
+          <w:b/>
+          <w:bCs/>
+          <w:color w:val="000000" w:themeColor="text1"/>
+          <w:sz w:val="28"/>
+          <w:szCs w:val="36"/>
+        </w:rPr>
+        <w:lastRenderedPageBreak/>
+        <w:t xml:space="preserve">Conclusion </w:t>
+      </w:r>
+    </w:p>
+    <w:p>
+      <w:pPr>
+        <w:rPr>
+          <w:rFonts w:ascii="Times New Roman" w:hAnsi="Times New Roman" w:cs="Times New Roman"/>
+          <w:color w:val="000000" w:themeColor="text1"/>
+          <w:sz w:val="24"/>
+          <w:szCs w:val="32"/>
+        </w:rPr>
+      </w:pPr>
+      <w:r>
+        <w:rPr>
+          <w:rFonts w:ascii="Times New Roman" w:hAnsi="Times New Roman" w:cs="Times New Roman"/>
+          <w:color w:val="000000" w:themeColor="text1"/>
+          <w:sz w:val="24"/>
+          <w:szCs w:val="32"/>
+        </w:rPr>
+        <w:t xml:space="preserve">The project presents a comprehensive predictive maintenance solution by leveraging telemetry data from industrial machines and applying various machine learning models. Through meticulous data preprocessing, outlier detection, feature engineering, and model training, the system accurately identifies the likelihood of machine failure. A </w:t>
+      </w:r>
+      <w:proofErr w:type="spellStart"/>
+      <w:r>
+        <w:rPr>
+          <w:rFonts w:ascii="Times New Roman" w:hAnsi="Times New Roman" w:cs="Times New Roman"/>
+          <w:color w:val="000000" w:themeColor="text1"/>
+          <w:sz w:val="24"/>
+          <w:szCs w:val="32"/>
+        </w:rPr>
+        <w:t>Streamlit</w:t>
+      </w:r>
+      <w:proofErr w:type="spellEnd"/>
+      <w:r>
+        <w:rPr>
+          <w:rFonts w:ascii="Times New Roman" w:hAnsi="Times New Roman" w:cs="Times New Roman"/>
+          <w:color w:val="000000" w:themeColor="text1"/>
+          <w:sz w:val="24"/>
+          <w:szCs w:val="32"/>
+        </w:rPr>
+        <w:t>-based interactive dashboard enhances usability, allowing users to visualize machine conditions, monitor failure trends, and predict risk levels in real-time.</w:t>
+      </w:r>
+      <w:r>
+        <w:rPr>
+          <w:rFonts w:ascii="Times New Roman" w:hAnsi="Times New Roman" w:cs="Times New Roman"/>
+          <w:color w:val="000000" w:themeColor="text1"/>
+          <w:sz w:val="24"/>
+          <w:szCs w:val="32"/>
+        </w:rPr>
+        <w:br/>
+        <w:t xml:space="preserve">The integration of ensemble models, including Random Forest, SVC, Logistic Regression, and </w:t>
+      </w:r>
+      <w:proofErr w:type="spellStart"/>
+      <w:r>
+        <w:rPr>
+          <w:rFonts w:ascii="Times New Roman" w:hAnsi="Times New Roman" w:cs="Times New Roman"/>
+          <w:color w:val="000000" w:themeColor="text1"/>
+          <w:sz w:val="24"/>
+          <w:szCs w:val="32"/>
+        </w:rPr>
+        <w:t>CatBoost</w:t>
+      </w:r>
+      <w:proofErr w:type="spellEnd"/>
+      <w:r>
+        <w:rPr>
+          <w:rFonts w:ascii="Times New Roman" w:hAnsi="Times New Roman" w:cs="Times New Roman"/>
+          <w:color w:val="000000" w:themeColor="text1"/>
+          <w:sz w:val="24"/>
+          <w:szCs w:val="32"/>
+        </w:rPr>
+        <w:t>, further boosts prediction accuracy by combining the strengths of individual classifiers. The implementation demonstrates how AI can play a transformative role in improving equipment reliability, reducing unplanned downtime, and optimizing maintenance schedules.</w:t>
+      </w:r>
+    </w:p>
+    <w:p>
+      <w:pPr>
+        <w:rPr>
+          <w:rFonts w:ascii="Times New Roman" w:hAnsi="Times New Roman" w:cs="Times New Roman"/>
+          <w:b/>
+          <w:bCs/>
+          <w:color w:val="000000" w:themeColor="text1"/>
+          <w:sz w:val="28"/>
+          <w:szCs w:val="36"/>
+        </w:rPr>
+      </w:pPr>
+      <w:r>
+        <w:rPr>
+          <w:rFonts w:ascii="Times New Roman" w:hAnsi="Times New Roman" w:cs="Times New Roman"/>
+          <w:b/>
+          <w:bCs/>
+          <w:color w:val="000000" w:themeColor="text1"/>
+          <w:sz w:val="28"/>
+          <w:szCs w:val="36"/>
+        </w:rPr>
+        <w:t>LLM Integration Using Retrieval-Augmented Generation (RAG)</w:t>
+      </w:r>
+    </w:p>
+    <w:p>
+      <w:pPr>
+        <w:rPr>
+          <w:rFonts w:ascii="Times New Roman" w:hAnsi="Times New Roman" w:cs="Times New Roman"/>
+          <w:color w:val="000000" w:themeColor="text1"/>
+          <w:sz w:val="24"/>
+          <w:szCs w:val="32"/>
+        </w:rPr>
+      </w:pPr>
+      <w:r>
+        <w:rPr>
+          <w:rFonts w:ascii="Times New Roman" w:hAnsi="Times New Roman" w:cs="Times New Roman"/>
+          <w:color w:val="000000" w:themeColor="text1"/>
+          <w:sz w:val="24"/>
+          <w:szCs w:val="32"/>
+        </w:rPr>
+        <w:t>A promising future enhancement is the integration of Large Language Models (LLMs) using Retrieval-Augmented Generation (RAG) to enable natural language interaction with the predictive maintenance system. By connecting the system to structured (tabular) datasets and unstructured documents (such as PDF-based machine manuals, maintenance logs, or failure reports), users can query and understand complex patterns and insights without needing technical expertise.</w:t>
+      </w:r>
+    </w:p>
+    <w:p>
+      <w:pPr>
+        <w:rPr>
+          <w:rFonts w:ascii="Times New Roman" w:hAnsi="Times New Roman" w:cs="Times New Roman"/>
+          <w:b/>
+          <w:bCs/>
+          <w:color w:val="000000" w:themeColor="text1"/>
+          <w:sz w:val="28"/>
+          <w:szCs w:val="36"/>
+        </w:rPr>
+      </w:pPr>
+      <w:r>
+        <w:rPr>
+          <w:rFonts w:ascii="Times New Roman" w:hAnsi="Times New Roman" w:cs="Times New Roman"/>
+          <w:b/>
+          <w:bCs/>
+          <w:color w:val="000000" w:themeColor="text1"/>
+          <w:sz w:val="28"/>
+          <w:szCs w:val="36"/>
+        </w:rPr>
+        <w:t>Potential Applications of RAG in This Project:</w:t>
+      </w:r>
+    </w:p>
+    <w:p>
+      <w:pPr>
+        <w:numPr>
+          <w:ilvl w:val="0"/>
+          <w:numId w:val="46"/>
+        </w:numPr>
+        <w:rPr>
+          <w:rFonts w:ascii="Times New Roman" w:hAnsi="Times New Roman" w:cs="Times New Roman"/>
+          <w:color w:val="000000" w:themeColor="text1"/>
+          <w:sz w:val="24"/>
+          <w:szCs w:val="32"/>
+        </w:rPr>
+      </w:pPr>
+      <w:r>
+        <w:rPr>
+          <w:rFonts w:ascii="Times New Roman" w:hAnsi="Times New Roman" w:cs="Times New Roman"/>
+          <w:b/>
+          <w:bCs/>
+          <w:color w:val="000000" w:themeColor="text1"/>
+          <w:sz w:val="24"/>
+          <w:szCs w:val="32"/>
+        </w:rPr>
+        <w:t>Conversational Interface with Data:</w:t>
+      </w:r>
+    </w:p>
+    <w:p>
+      <w:pPr>
+        <w:numPr>
+          <w:ilvl w:val="1"/>
+          <w:numId w:val="46"/>
+        </w:numPr>
+        <w:rPr>
+          <w:rFonts w:ascii="Times New Roman" w:hAnsi="Times New Roman" w:cs="Times New Roman"/>
+          <w:color w:val="000000" w:themeColor="text1"/>
+          <w:sz w:val="24"/>
+          <w:szCs w:val="32"/>
+        </w:rPr>
+      </w:pPr>
+      <w:r>
+        <w:rPr>
+          <w:rFonts w:ascii="Times New Roman" w:hAnsi="Times New Roman" w:cs="Times New Roman"/>
+          <w:color w:val="000000" w:themeColor="text1"/>
+          <w:sz w:val="24"/>
+          <w:szCs w:val="32"/>
+        </w:rPr>
+        <w:t>Users can ask questions like “What is the failure trend for Machine ID 12 in the last 3 months?” or “List all components that failed more than 5 times.”</w:t>
+      </w:r>
+    </w:p>
+    <w:p>
+      <w:pPr>
+        <w:numPr>
+          <w:ilvl w:val="1"/>
+          <w:numId w:val="46"/>
+        </w:numPr>
+        <w:rPr>
+          <w:rFonts w:ascii="Times New Roman" w:hAnsi="Times New Roman" w:cs="Times New Roman"/>
+          <w:color w:val="000000" w:themeColor="text1"/>
+          <w:sz w:val="24"/>
+          <w:szCs w:val="32"/>
+        </w:rPr>
+      </w:pPr>
+      <w:r>
+        <w:rPr>
+          <w:rFonts w:ascii="Times New Roman" w:hAnsi="Times New Roman" w:cs="Times New Roman"/>
+          <w:color w:val="000000" w:themeColor="text1"/>
+          <w:sz w:val="24"/>
+          <w:szCs w:val="32"/>
+        </w:rPr>
+        <w:t>The system uses a vector store-backed retriever to fetch relevant tabular information and generate precise answers via LLM.</w:t>
+      </w:r>
+    </w:p>
+    <w:p>
+      <w:pPr>
+        <w:numPr>
+          <w:ilvl w:val="0"/>
+          <w:numId w:val="46"/>
+        </w:numPr>
+        <w:rPr>
+          <w:rFonts w:ascii="Times New Roman" w:hAnsi="Times New Roman" w:cs="Times New Roman"/>
+          <w:color w:val="000000" w:themeColor="text1"/>
+          <w:sz w:val="24"/>
+          <w:szCs w:val="32"/>
+        </w:rPr>
+      </w:pPr>
+      <w:r>
+        <w:rPr>
+          <w:rFonts w:ascii="Times New Roman" w:hAnsi="Times New Roman" w:cs="Times New Roman"/>
+          <w:b/>
+          <w:bCs/>
+          <w:color w:val="000000" w:themeColor="text1"/>
+          <w:sz w:val="24"/>
+          <w:szCs w:val="32"/>
+        </w:rPr>
+        <w:t>Interacting with Maintenance PDFs or Manuals:</w:t>
+      </w:r>
+    </w:p>
+    <w:p>
+      <w:pPr>
+        <w:numPr>
+          <w:ilvl w:val="1"/>
+          <w:numId w:val="46"/>
+        </w:numPr>
+        <w:rPr>
+          <w:rFonts w:ascii="Times New Roman" w:hAnsi="Times New Roman" w:cs="Times New Roman"/>
+          <w:color w:val="000000" w:themeColor="text1"/>
+          <w:sz w:val="24"/>
+          <w:szCs w:val="32"/>
+        </w:rPr>
+      </w:pPr>
+      <w:r>
+        <w:rPr>
+          <w:rFonts w:ascii="Times New Roman" w:hAnsi="Times New Roman" w:cs="Times New Roman"/>
+          <w:color w:val="000000" w:themeColor="text1"/>
+          <w:sz w:val="24"/>
+          <w:szCs w:val="32"/>
+        </w:rPr>
+        <w:t xml:space="preserve">Integrate PDF ingestion pipelines (e.g., </w:t>
+      </w:r>
+      <w:proofErr w:type="spellStart"/>
+      <w:r>
+        <w:rPr>
+          <w:rFonts w:ascii="Times New Roman" w:hAnsi="Times New Roman" w:cs="Times New Roman"/>
+          <w:color w:val="000000" w:themeColor="text1"/>
+          <w:sz w:val="24"/>
+          <w:szCs w:val="32"/>
+        </w:rPr>
+        <w:t>PyMuPDF</w:t>
+      </w:r>
+      <w:proofErr w:type="spellEnd"/>
+      <w:r>
+        <w:rPr>
+          <w:rFonts w:ascii="Times New Roman" w:hAnsi="Times New Roman" w:cs="Times New Roman"/>
+          <w:color w:val="000000" w:themeColor="text1"/>
+          <w:sz w:val="24"/>
+          <w:szCs w:val="32"/>
+        </w:rPr>
+        <w:t xml:space="preserve"> or </w:t>
+      </w:r>
+      <w:proofErr w:type="spellStart"/>
+      <w:r>
+        <w:rPr>
+          <w:rFonts w:ascii="Times New Roman" w:hAnsi="Times New Roman" w:cs="Times New Roman"/>
+          <w:color w:val="000000" w:themeColor="text1"/>
+          <w:sz w:val="24"/>
+          <w:szCs w:val="32"/>
+        </w:rPr>
+        <w:t>PDFPlumber</w:t>
+      </w:r>
+      <w:proofErr w:type="spellEnd"/>
+      <w:r>
+        <w:rPr>
+          <w:rFonts w:ascii="Times New Roman" w:hAnsi="Times New Roman" w:cs="Times New Roman"/>
+          <w:color w:val="000000" w:themeColor="text1"/>
+          <w:sz w:val="24"/>
+          <w:szCs w:val="32"/>
+        </w:rPr>
+        <w:t>) to allow the model to retrieve maintenance procedures, error codes, or repair documentation.</w:t>
+      </w:r>
+    </w:p>
+    <w:p>
+      <w:pPr>
+        <w:numPr>
+          <w:ilvl w:val="1"/>
+          <w:numId w:val="46"/>
+        </w:numPr>
+        <w:rPr>
+          <w:rFonts w:ascii="Times New Roman" w:hAnsi="Times New Roman" w:cs="Times New Roman"/>
+          <w:color w:val="000000" w:themeColor="text1"/>
+          <w:sz w:val="24"/>
+          <w:szCs w:val="32"/>
+        </w:rPr>
+      </w:pPr>
+      <w:r>
+        <w:rPr>
+          <w:rFonts w:ascii="Times New Roman" w:hAnsi="Times New Roman" w:cs="Times New Roman"/>
+          <w:color w:val="000000" w:themeColor="text1"/>
+          <w:sz w:val="24"/>
+          <w:szCs w:val="32"/>
+        </w:rPr>
+        <w:t>Users could ask: “What should I do if error E3 appears?” and get detailed steps from internal manuals.</w:t>
+      </w:r>
+    </w:p>
+    <w:p>
+      <w:pPr>
+        <w:numPr>
+          <w:ilvl w:val="0"/>
+          <w:numId w:val="46"/>
+        </w:numPr>
+        <w:rPr>
+          <w:rFonts w:ascii="Times New Roman" w:hAnsi="Times New Roman" w:cs="Times New Roman"/>
+          <w:color w:val="000000" w:themeColor="text1"/>
+          <w:sz w:val="24"/>
+          <w:szCs w:val="32"/>
+        </w:rPr>
+      </w:pPr>
+      <w:r>
+        <w:rPr>
+          <w:rFonts w:ascii="Times New Roman" w:hAnsi="Times New Roman" w:cs="Times New Roman"/>
+          <w:b/>
+          <w:bCs/>
+          <w:color w:val="000000" w:themeColor="text1"/>
+          <w:sz w:val="24"/>
+          <w:szCs w:val="32"/>
+        </w:rPr>
+        <w:t>Model Explainability and Diagnostics via LLMs:</w:t>
+      </w:r>
+    </w:p>
+    <w:p>
+      <w:pPr>
+        <w:numPr>
+          <w:ilvl w:val="1"/>
+          <w:numId w:val="46"/>
+        </w:numPr>
+        <w:rPr>
+          <w:rFonts w:ascii="Times New Roman" w:hAnsi="Times New Roman" w:cs="Times New Roman"/>
+          <w:color w:val="000000" w:themeColor="text1"/>
+          <w:sz w:val="24"/>
+          <w:szCs w:val="32"/>
+        </w:rPr>
+      </w:pPr>
+      <w:r>
+        <w:rPr>
+          <w:rFonts w:ascii="Times New Roman" w:hAnsi="Times New Roman" w:cs="Times New Roman"/>
+          <w:color w:val="000000" w:themeColor="text1"/>
+          <w:sz w:val="24"/>
+          <w:szCs w:val="32"/>
+        </w:rPr>
+        <w:t>An LLM can help interpret the model’s predictions, e.g., “Why was a failure predicted for Machine 7 yesterday?” by retrieving and explaining telemetry anomalies or patterns from the past.</w:t>
+      </w:r>
+    </w:p>
+    <w:p>
+      <w:pPr>
+        <w:numPr>
+          <w:ilvl w:val="0"/>
+          <w:numId w:val="46"/>
+        </w:numPr>
+        <w:rPr>
+          <w:rFonts w:ascii="Times New Roman" w:hAnsi="Times New Roman" w:cs="Times New Roman"/>
+          <w:color w:val="000000" w:themeColor="text1"/>
+          <w:sz w:val="24"/>
+          <w:szCs w:val="32"/>
+        </w:rPr>
+      </w:pPr>
+      <w:r>
+        <w:rPr>
+          <w:rFonts w:ascii="Times New Roman" w:hAnsi="Times New Roman" w:cs="Times New Roman"/>
+          <w:b/>
+          <w:bCs/>
+          <w:color w:val="000000" w:themeColor="text1"/>
+          <w:sz w:val="24"/>
+          <w:szCs w:val="32"/>
+        </w:rPr>
+        <w:t>Dynamic Report Generation:</w:t>
+      </w:r>
+    </w:p>
+    <w:p>
+      <w:pPr>
+        <w:numPr>
+          <w:ilvl w:val="1"/>
+          <w:numId w:val="46"/>
+        </w:numPr>
+        <w:rPr>
+          <w:rFonts w:ascii="Times New Roman" w:hAnsi="Times New Roman" w:cs="Times New Roman"/>
+          <w:color w:val="000000" w:themeColor="text1"/>
+          <w:sz w:val="24"/>
+          <w:szCs w:val="32"/>
+        </w:rPr>
+      </w:pPr>
+      <w:r>
+        <w:rPr>
+          <w:rFonts w:ascii="Times New Roman" w:hAnsi="Times New Roman" w:cs="Times New Roman"/>
+          <w:color w:val="000000" w:themeColor="text1"/>
+          <w:sz w:val="24"/>
+          <w:szCs w:val="32"/>
+        </w:rPr>
+        <w:t>Enable users to generate automatic summaries, visual analytics, or performance reports simply by requesting: “Generate a monthly performance report for all machines.”</w:t>
+      </w:r>
+    </w:p>
+    <w:p>
+      <w:pPr>
+        <w:rPr>
+          <w:rFonts w:ascii="Times New Roman" w:hAnsi="Times New Roman" w:cs="Times New Roman"/>
+          <w:color w:val="000000" w:themeColor="text1"/>
+          <w:sz w:val="24"/>
+          <w:szCs w:val="32"/>
+        </w:rPr>
+      </w:pPr>
+    </w:p>
+    <w:p>
+      <w:pPr>
+        <w:rPr>
+          <w:rFonts w:ascii="Times New Roman" w:hAnsi="Times New Roman" w:cs="Times New Roman"/>
+          <w:color w:val="000000" w:themeColor="text1"/>
+          <w:sz w:val="24"/>
+          <w:szCs w:val="32"/>
+        </w:rPr>
+      </w:pPr>
+    </w:p>
     <w:sectPr>
       <w:pgSz w:w="11906" w:h="16838"/>
       <w:pgMar w:top="720" w:right="720" w:bottom="720" w:left="720" w:header="708" w:footer="708" w:gutter="0"/>
@@ -7156,7 +7724,7 @@
 </file>
 
 <file path=word/numbering.xml><?xml version="1.0" encoding="utf-8"?>
-<w:numbering xmlns:wpc="http://schemas.microsoft.com/office/word/2010/wordprocessingCanvas" xmlns:mc="http://schemas.openxmlformats.org/markup-compatibility/2006" xmlns:o="urn:schemas-microsoft-com:office:office" xmlns:r="http://schemas.openxmlformats.org/officeDocument/2006/relationships" xmlns:m="http://schemas.openxmlformats.org/officeDocument/2006/math" xmlns:v="urn:schemas-microsoft-com:vml" xmlns:wp14="http://schemas.microsoft.com/office/word/2010/wordprocessingDrawing" xmlns:wp="http://schemas.openxmlformats.org/drawingml/2006/wordprocessingDrawing" xmlns:w10="urn:schemas-microsoft-com:office:word" xmlns:w="http://schemas.openxmlformats.org/wordprocessingml/2006/main" xmlns:w14="http://schemas.microsoft.com/office/word/2010/wordml" xmlns:wpg="http://schemas.microsoft.com/office/word/2010/wordprocessingGroup" xmlns:wpi="http://schemas.microsoft.com/office/word/2010/wordprocessingInk" xmlns:wne="http://schemas.microsoft.com/office/word/2006/wordml" xmlns:wps="http://schemas.microsoft.com/office/word/2010/wordprocessingShape" mc:Ignorable="w14 wp14">
+<w:numbering xmlns:wpc="http://schemas.microsoft.com/office/word/2010/wordprocessingCanvas" xmlns:cx="http://schemas.microsoft.com/office/drawing/2014/chartex" xmlns:cx1="http://schemas.microsoft.com/office/drawing/2015/9/8/chartex" xmlns:cx2="http://schemas.microsoft.com/office/drawing/2015/10/21/chartex" xmlns:cx3="http://schemas.microsoft.com/office/drawing/2016/5/9/chartex" xmlns:cx4="http://schemas.microsoft.com/office/drawing/2016/5/10/chartex" xmlns:cx5="http://schemas.microsoft.com/office/drawing/2016/5/11/chartex" xmlns:cx6="http://schemas.microsoft.com/office/drawing/2016/5/12/chartex" xmlns:cx7="http://schemas.microsoft.com/office/drawing/2016/5/13/chartex" xmlns:cx8="http://schemas.microsoft.com/office/drawing/2016/5/14/chartex" xmlns:mc="http://schemas.openxmlformats.org/markup-compatibility/2006" xmlns:aink="http://schemas.microsoft.com/office/drawing/2016/ink" xmlns:am3d="http://schemas.microsoft.com/office/drawing/2017/model3d" xmlns:o="urn:schemas-microsoft-com:office:office" xmlns:oel="http://schemas.microsoft.com/office/2019/extlst" xmlns:r="http://schemas.openxmlformats.org/officeDocument/2006/relationships" xmlns:m="http://schemas.openxmlformats.org/officeDocument/2006/math" xmlns:v="urn:schemas-microsoft-com:vml" xmlns:wp14="http://schemas.microsoft.com/office/word/2010/wordprocessingDrawing" xmlns:wp="http://schemas.openxmlformats.org/drawingml/2006/wordprocessingDrawing" xmlns:w10="urn:schemas-microsoft-com:office:word" xmlns:w="http://schemas.openxmlformats.org/wordprocessingml/2006/main" xmlns:w14="http://schemas.microsoft.com/office/word/2010/wordml" xmlns:w15="http://schemas.microsoft.com/office/word/2012/wordml" xmlns:w16cex="http://schemas.microsoft.com/office/word/2018/wordml/cex" xmlns:w16cid="http://schemas.microsoft.com/office/word/2016/wordml/cid" xmlns:w16="http://schemas.microsoft.com/office/word/2018/wordml" xmlns:w16du="http://schemas.microsoft.com/office/word/2023/wordml/word16du" xmlns:w16sdtdh="http://schemas.microsoft.com/office/word/2020/wordml/sdtdatahash" xmlns:w16sdtfl="http://schemas.microsoft.com/office/word/2024/wordml/sdtformatlock" xmlns:w16se="http://schemas.microsoft.com/office/word/2015/wordml/symex" xmlns:wpg="http://schemas.microsoft.com/office/word/2010/wordprocessingGroup" xmlns:wpi="http://schemas.microsoft.com/office/word/2010/wordprocessingInk" xmlns:wne="http://schemas.microsoft.com/office/word/2006/wordml" xmlns:wps="http://schemas.microsoft.com/office/word/2010/wordprocessingShape" mc:Ignorable="w14 w15 w16se w16cid w16 w16cex w16sdtdh w16sdtfl w16du wp14">
   <w:numPicBullet w:numPicBulletId="0">
     <w:pict>
       <v:shapetype id="_x0000_t75" coordsize="21600,21600" o:spt="75" o:preferrelative="t" path="m@4@5l@4@11@9@11@9@5xe" filled="f" stroked="f">
@@ -7178,12 +7746,12 @@
         <v:path o:extrusionok="f" gradientshapeok="t" o:connecttype="rect"/>
         <o:lock v:ext="edit" aspectratio="t"/>
       </v:shapetype>
-      <v:shape id="_x0000_i1108" type="#_x0000_t75" style="width:11.25pt;height:11.25pt" o:bullet="t">
+      <v:shape id="_x0000_i1026" type="#_x0000_t75" style="width:11.25pt;height:11.25pt" o:bullet="t">
         <v:imagedata r:id="rId1" o:title="mso75CB"/>
       </v:shape>
     </w:pict>
   </w:numPicBullet>
-  <w:abstractNum w:abstractNumId="0">
+  <w:abstractNum w:abstractNumId="0" w15:restartNumberingAfterBreak="0">
     <w:nsid w:val="02337BC8"/>
     <w:multiLevelType w:val="multilevel"/>
     <w:tmpl w:val="D4BA5C34"/>
@@ -7296,7 +7864,7 @@
       </w:pPr>
     </w:lvl>
   </w:abstractNum>
-  <w:abstractNum w:abstractNumId="1">
+  <w:abstractNum w:abstractNumId="1" w15:restartNumberingAfterBreak="0">
     <w:nsid w:val="051E091F"/>
     <w:multiLevelType w:val="multilevel"/>
     <w:tmpl w:val="40C6731C"/>
@@ -7445,7 +8013,7 @@
       </w:rPr>
     </w:lvl>
   </w:abstractNum>
-  <w:abstractNum w:abstractNumId="2">
+  <w:abstractNum w:abstractNumId="2" w15:restartNumberingAfterBreak="0">
     <w:nsid w:val="09EB1D72"/>
     <w:multiLevelType w:val="multilevel"/>
     <w:tmpl w:val="91C016EA"/>
@@ -7594,7 +8162,7 @@
       </w:rPr>
     </w:lvl>
   </w:abstractNum>
-  <w:abstractNum w:abstractNumId="3">
+  <w:abstractNum w:abstractNumId="3" w15:restartNumberingAfterBreak="0">
     <w:nsid w:val="0B404DF9"/>
     <w:multiLevelType w:val="hybridMultilevel"/>
     <w:tmpl w:val="07F0E984"/>
@@ -7708,7 +8276,7 @@
       </w:rPr>
     </w:lvl>
   </w:abstractNum>
-  <w:abstractNum w:abstractNumId="4">
+  <w:abstractNum w:abstractNumId="4" w15:restartNumberingAfterBreak="0">
     <w:nsid w:val="0BD408F7"/>
     <w:multiLevelType w:val="hybridMultilevel"/>
     <w:tmpl w:val="D46846EC"/>
@@ -7797,7 +8365,7 @@
       </w:pPr>
     </w:lvl>
   </w:abstractNum>
-  <w:abstractNum w:abstractNumId="5">
+  <w:abstractNum w:abstractNumId="5" w15:restartNumberingAfterBreak="0">
     <w:nsid w:val="0F4B7396"/>
     <w:multiLevelType w:val="multilevel"/>
     <w:tmpl w:val="46B03856"/>
@@ -7946,7 +8514,7 @@
       </w:rPr>
     </w:lvl>
   </w:abstractNum>
-  <w:abstractNum w:abstractNumId="6">
+  <w:abstractNum w:abstractNumId="6" w15:restartNumberingAfterBreak="0">
     <w:nsid w:val="0FA15244"/>
     <w:multiLevelType w:val="multilevel"/>
     <w:tmpl w:val="7026E3E4"/>
@@ -8062,7 +8630,7 @@
       </w:pPr>
     </w:lvl>
   </w:abstractNum>
-  <w:abstractNum w:abstractNumId="7">
+  <w:abstractNum w:abstractNumId="7" w15:restartNumberingAfterBreak="0">
     <w:nsid w:val="10802A17"/>
     <w:multiLevelType w:val="multilevel"/>
     <w:tmpl w:val="B9687F7E"/>
@@ -8175,7 +8743,7 @@
       </w:pPr>
     </w:lvl>
   </w:abstractNum>
-  <w:abstractNum w:abstractNumId="8">
+  <w:abstractNum w:abstractNumId="8" w15:restartNumberingAfterBreak="0">
     <w:nsid w:val="134C785B"/>
     <w:multiLevelType w:val="multilevel"/>
     <w:tmpl w:val="208841B0"/>
@@ -8291,7 +8859,7 @@
       </w:pPr>
     </w:lvl>
   </w:abstractNum>
-  <w:abstractNum w:abstractNumId="9">
+  <w:abstractNum w:abstractNumId="9" w15:restartNumberingAfterBreak="0">
     <w:nsid w:val="13931126"/>
     <w:multiLevelType w:val="hybridMultilevel"/>
     <w:tmpl w:val="23E0B3AE"/>
@@ -8404,7 +8972,7 @@
       </w:rPr>
     </w:lvl>
   </w:abstractNum>
-  <w:abstractNum w:abstractNumId="10">
+  <w:abstractNum w:abstractNumId="10" w15:restartNumberingAfterBreak="0">
     <w:nsid w:val="140001B7"/>
     <w:multiLevelType w:val="multilevel"/>
     <w:tmpl w:val="FD381996"/>
@@ -8553,7 +9121,7 @@
       </w:rPr>
     </w:lvl>
   </w:abstractNum>
-  <w:abstractNum w:abstractNumId="11">
+  <w:abstractNum w:abstractNumId="11" w15:restartNumberingAfterBreak="0">
     <w:nsid w:val="184849AA"/>
     <w:multiLevelType w:val="multilevel"/>
     <w:tmpl w:val="94E6A15A"/>
@@ -8702,7 +9270,7 @@
       </w:rPr>
     </w:lvl>
   </w:abstractNum>
-  <w:abstractNum w:abstractNumId="12">
+  <w:abstractNum w:abstractNumId="12" w15:restartNumberingAfterBreak="0">
     <w:nsid w:val="21875E9D"/>
     <w:multiLevelType w:val="multilevel"/>
     <w:tmpl w:val="0360EE32"/>
@@ -8851,7 +9419,7 @@
       </w:rPr>
     </w:lvl>
   </w:abstractNum>
-  <w:abstractNum w:abstractNumId="13">
+  <w:abstractNum w:abstractNumId="13" w15:restartNumberingAfterBreak="0">
     <w:nsid w:val="2B7143BF"/>
     <w:multiLevelType w:val="multilevel"/>
     <w:tmpl w:val="80363722"/>
@@ -9000,7 +9568,7 @@
       </w:rPr>
     </w:lvl>
   </w:abstractNum>
-  <w:abstractNum w:abstractNumId="14">
+  <w:abstractNum w:abstractNumId="14" w15:restartNumberingAfterBreak="0">
     <w:nsid w:val="2C2D0810"/>
     <w:multiLevelType w:val="multilevel"/>
     <w:tmpl w:val="11D2EF78"/>
@@ -9149,7 +9717,7 @@
       </w:rPr>
     </w:lvl>
   </w:abstractNum>
-  <w:abstractNum w:abstractNumId="15">
+  <w:abstractNum w:abstractNumId="15" w15:restartNumberingAfterBreak="0">
     <w:nsid w:val="35F40E0B"/>
     <w:multiLevelType w:val="multilevel"/>
     <w:tmpl w:val="C428CDC6"/>
@@ -9298,7 +9866,7 @@
       </w:rPr>
     </w:lvl>
   </w:abstractNum>
-  <w:abstractNum w:abstractNumId="16">
+  <w:abstractNum w:abstractNumId="16" w15:restartNumberingAfterBreak="0">
     <w:nsid w:val="3766720F"/>
     <w:multiLevelType w:val="multilevel"/>
     <w:tmpl w:val="F8E89DB4"/>
@@ -9447,7 +10015,7 @@
       </w:rPr>
     </w:lvl>
   </w:abstractNum>
-  <w:abstractNum w:abstractNumId="17">
+  <w:abstractNum w:abstractNumId="17" w15:restartNumberingAfterBreak="0">
     <w:nsid w:val="38236135"/>
     <w:multiLevelType w:val="multilevel"/>
     <w:tmpl w:val="0FF22CB4"/>
@@ -9596,7 +10164,7 @@
       </w:rPr>
     </w:lvl>
   </w:abstractNum>
-  <w:abstractNum w:abstractNumId="18">
+  <w:abstractNum w:abstractNumId="18" w15:restartNumberingAfterBreak="0">
     <w:nsid w:val="38BD6181"/>
     <w:multiLevelType w:val="multilevel"/>
     <w:tmpl w:val="CE88CFC4"/>
@@ -9745,7 +10313,7 @@
       </w:rPr>
     </w:lvl>
   </w:abstractNum>
-  <w:abstractNum w:abstractNumId="19">
+  <w:abstractNum w:abstractNumId="19" w15:restartNumberingAfterBreak="0">
     <w:nsid w:val="3DAC200E"/>
     <w:multiLevelType w:val="multilevel"/>
     <w:tmpl w:val="D848F6CE"/>
@@ -9894,7 +10462,7 @@
       </w:rPr>
     </w:lvl>
   </w:abstractNum>
-  <w:abstractNum w:abstractNumId="20">
+  <w:abstractNum w:abstractNumId="20" w15:restartNumberingAfterBreak="0">
     <w:nsid w:val="3DCD2EF6"/>
     <w:multiLevelType w:val="multilevel"/>
     <w:tmpl w:val="A1F850BC"/>
@@ -10043,7 +10611,7 @@
       </w:rPr>
     </w:lvl>
   </w:abstractNum>
-  <w:abstractNum w:abstractNumId="21">
+  <w:abstractNum w:abstractNumId="21" w15:restartNumberingAfterBreak="0">
     <w:nsid w:val="3EBA2E68"/>
     <w:multiLevelType w:val="multilevel"/>
     <w:tmpl w:val="1FAC6FAE"/>
@@ -10192,7 +10760,7 @@
       </w:rPr>
     </w:lvl>
   </w:abstractNum>
-  <w:abstractNum w:abstractNumId="22">
+  <w:abstractNum w:abstractNumId="22" w15:restartNumberingAfterBreak="0">
     <w:nsid w:val="3F7A6D73"/>
     <w:multiLevelType w:val="hybridMultilevel"/>
     <w:tmpl w:val="33F45FB8"/>
@@ -10306,7 +10874,7 @@
       </w:rPr>
     </w:lvl>
   </w:abstractNum>
-  <w:abstractNum w:abstractNumId="23">
+  <w:abstractNum w:abstractNumId="23" w15:restartNumberingAfterBreak="0">
     <w:nsid w:val="46672898"/>
     <w:multiLevelType w:val="multilevel"/>
     <w:tmpl w:val="03182D08"/>
@@ -10455,7 +11023,7 @@
       </w:rPr>
     </w:lvl>
   </w:abstractNum>
-  <w:abstractNum w:abstractNumId="24">
+  <w:abstractNum w:abstractNumId="24" w15:restartNumberingAfterBreak="0">
     <w:nsid w:val="4BA41EAA"/>
     <w:multiLevelType w:val="hybridMultilevel"/>
     <w:tmpl w:val="276A52D4"/>
@@ -10568,7 +11136,7 @@
       </w:rPr>
     </w:lvl>
   </w:abstractNum>
-  <w:abstractNum w:abstractNumId="25">
+  <w:abstractNum w:abstractNumId="25" w15:restartNumberingAfterBreak="0">
     <w:nsid w:val="4C2562C2"/>
     <w:multiLevelType w:val="multilevel"/>
     <w:tmpl w:val="F77C060E"/>
@@ -10717,7 +11285,7 @@
       </w:rPr>
     </w:lvl>
   </w:abstractNum>
-  <w:abstractNum w:abstractNumId="26">
+  <w:abstractNum w:abstractNumId="26" w15:restartNumberingAfterBreak="0">
     <w:nsid w:val="4F8A2F00"/>
     <w:multiLevelType w:val="multilevel"/>
     <w:tmpl w:val="A77A71DA"/>
@@ -10866,7 +11434,7 @@
       </w:rPr>
     </w:lvl>
   </w:abstractNum>
-  <w:abstractNum w:abstractNumId="27">
+  <w:abstractNum w:abstractNumId="27" w15:restartNumberingAfterBreak="0">
     <w:nsid w:val="50447C4C"/>
     <w:multiLevelType w:val="multilevel"/>
     <w:tmpl w:val="65FCDCFC"/>
@@ -11015,7 +11583,7 @@
       </w:rPr>
     </w:lvl>
   </w:abstractNum>
-  <w:abstractNum w:abstractNumId="28">
+  <w:abstractNum w:abstractNumId="28" w15:restartNumberingAfterBreak="0">
     <w:nsid w:val="50947691"/>
     <w:multiLevelType w:val="multilevel"/>
     <w:tmpl w:val="E154DB60"/>
@@ -11164,7 +11732,7 @@
       </w:rPr>
     </w:lvl>
   </w:abstractNum>
-  <w:abstractNum w:abstractNumId="29">
+  <w:abstractNum w:abstractNumId="29" w15:restartNumberingAfterBreak="0">
     <w:nsid w:val="54227100"/>
     <w:multiLevelType w:val="hybridMultilevel"/>
     <w:tmpl w:val="B016CA84"/>
@@ -11277,7 +11845,7 @@
       </w:rPr>
     </w:lvl>
   </w:abstractNum>
-  <w:abstractNum w:abstractNumId="30">
+  <w:abstractNum w:abstractNumId="30" w15:restartNumberingAfterBreak="0">
     <w:nsid w:val="54B1514E"/>
     <w:multiLevelType w:val="multilevel"/>
     <w:tmpl w:val="D55016B8"/>
@@ -11426,7 +11994,7 @@
       </w:rPr>
     </w:lvl>
   </w:abstractNum>
-  <w:abstractNum w:abstractNumId="31">
+  <w:abstractNum w:abstractNumId="31" w15:restartNumberingAfterBreak="0">
     <w:nsid w:val="5D414DF6"/>
     <w:multiLevelType w:val="multilevel"/>
     <w:tmpl w:val="34A2AC94"/>
@@ -11575,7 +12143,7 @@
       </w:rPr>
     </w:lvl>
   </w:abstractNum>
-  <w:abstractNum w:abstractNumId="32">
+  <w:abstractNum w:abstractNumId="32" w15:restartNumberingAfterBreak="0">
     <w:nsid w:val="609176CC"/>
     <w:multiLevelType w:val="hybridMultilevel"/>
     <w:tmpl w:val="4196706E"/>
@@ -11689,7 +12257,7 @@
       </w:rPr>
     </w:lvl>
   </w:abstractNum>
-  <w:abstractNum w:abstractNumId="33">
+  <w:abstractNum w:abstractNumId="33" w15:restartNumberingAfterBreak="0">
     <w:nsid w:val="66702357"/>
     <w:multiLevelType w:val="multilevel"/>
     <w:tmpl w:val="14DA5108"/>
@@ -11802,7 +12370,7 @@
       </w:pPr>
     </w:lvl>
   </w:abstractNum>
-  <w:abstractNum w:abstractNumId="34">
+  <w:abstractNum w:abstractNumId="34" w15:restartNumberingAfterBreak="0">
     <w:nsid w:val="671A2119"/>
     <w:multiLevelType w:val="multilevel"/>
     <w:tmpl w:val="073AB596"/>
@@ -11951,7 +12519,7 @@
       </w:rPr>
     </w:lvl>
   </w:abstractNum>
-  <w:abstractNum w:abstractNumId="35">
+  <w:abstractNum w:abstractNumId="35" w15:restartNumberingAfterBreak="0">
     <w:nsid w:val="671E4973"/>
     <w:multiLevelType w:val="multilevel"/>
     <w:tmpl w:val="0E44BED2"/>
@@ -12100,7 +12668,7 @@
       </w:rPr>
     </w:lvl>
   </w:abstractNum>
-  <w:abstractNum w:abstractNumId="36">
+  <w:abstractNum w:abstractNumId="36" w15:restartNumberingAfterBreak="0">
     <w:nsid w:val="69913D56"/>
     <w:multiLevelType w:val="multilevel"/>
     <w:tmpl w:val="8D78C300"/>
@@ -12249,7 +12817,7 @@
       </w:rPr>
     </w:lvl>
   </w:abstractNum>
-  <w:abstractNum w:abstractNumId="37">
+  <w:abstractNum w:abstractNumId="37" w15:restartNumberingAfterBreak="0">
     <w:nsid w:val="6EDB137D"/>
     <w:multiLevelType w:val="multilevel"/>
     <w:tmpl w:val="4009001F"/>
@@ -12335,7 +12903,7 @@
       </w:pPr>
     </w:lvl>
   </w:abstractNum>
-  <w:abstractNum w:abstractNumId="38">
+  <w:abstractNum w:abstractNumId="38" w15:restartNumberingAfterBreak="0">
     <w:nsid w:val="6FCC227C"/>
     <w:multiLevelType w:val="multilevel"/>
     <w:tmpl w:val="5DBECF68"/>
@@ -12484,7 +13052,7 @@
       </w:rPr>
     </w:lvl>
   </w:abstractNum>
-  <w:abstractNum w:abstractNumId="39">
+  <w:abstractNum w:abstractNumId="39" w15:restartNumberingAfterBreak="0">
     <w:nsid w:val="75620B18"/>
     <w:multiLevelType w:val="hybridMultilevel"/>
     <w:tmpl w:val="714A86CC"/>
@@ -12597,7 +13165,7 @@
       </w:rPr>
     </w:lvl>
   </w:abstractNum>
-  <w:abstractNum w:abstractNumId="40">
+  <w:abstractNum w:abstractNumId="40" w15:restartNumberingAfterBreak="0">
     <w:nsid w:val="799815C2"/>
     <w:multiLevelType w:val="multilevel"/>
     <w:tmpl w:val="C40CBBDA"/>
@@ -12746,7 +13314,124 @@
       </w:rPr>
     </w:lvl>
   </w:abstractNum>
-  <w:abstractNum w:abstractNumId="41">
+  <w:abstractNum w:abstractNumId="41" w15:restartNumberingAfterBreak="0">
+    <w:nsid w:val="7A765C90"/>
+    <w:multiLevelType w:val="multilevel"/>
+    <w:tmpl w:val="9E5E14D8"/>
+    <w:lvl w:ilvl="0">
+      <w:start w:val="1"/>
+      <w:numFmt w:val="decimal"/>
+      <w:lvlText w:val="%1."/>
+      <w:lvlJc w:val="left"/>
+      <w:pPr>
+        <w:tabs>
+          <w:tab w:val="num" w:pos="720"/>
+        </w:tabs>
+        <w:ind w:left="720" w:hanging="360"/>
+      </w:pPr>
+    </w:lvl>
+    <w:lvl w:ilvl="1">
+      <w:start w:val="1"/>
+      <w:numFmt w:val="bullet"/>
+      <w:lvlText w:val="o"/>
+      <w:lvlJc w:val="left"/>
+      <w:pPr>
+        <w:tabs>
+          <w:tab w:val="num" w:pos="1440"/>
+        </w:tabs>
+        <w:ind w:left="1440" w:hanging="360"/>
+      </w:pPr>
+      <w:rPr>
+        <w:rFonts w:ascii="Courier New" w:hAnsi="Courier New" w:hint="default"/>
+        <w:sz w:val="20"/>
+      </w:rPr>
+    </w:lvl>
+    <w:lvl w:ilvl="2" w:tentative="1">
+      <w:start w:val="1"/>
+      <w:numFmt w:val="decimal"/>
+      <w:lvlText w:val="%3."/>
+      <w:lvlJc w:val="left"/>
+      <w:pPr>
+        <w:tabs>
+          <w:tab w:val="num" w:pos="2160"/>
+        </w:tabs>
+        <w:ind w:left="2160" w:hanging="360"/>
+      </w:pPr>
+    </w:lvl>
+    <w:lvl w:ilvl="3" w:tentative="1">
+      <w:start w:val="1"/>
+      <w:numFmt w:val="decimal"/>
+      <w:lvlText w:val="%4."/>
+      <w:lvlJc w:val="left"/>
+      <w:pPr>
+        <w:tabs>
+          <w:tab w:val="num" w:pos="2880"/>
+        </w:tabs>
+        <w:ind w:left="2880" w:hanging="360"/>
+      </w:pPr>
+    </w:lvl>
+    <w:lvl w:ilvl="4" w:tentative="1">
+      <w:start w:val="1"/>
+      <w:numFmt w:val="decimal"/>
+      <w:lvlText w:val="%5."/>
+      <w:lvlJc w:val="left"/>
+      <w:pPr>
+        <w:tabs>
+          <w:tab w:val="num" w:pos="3600"/>
+        </w:tabs>
+        <w:ind w:left="3600" w:hanging="360"/>
+      </w:pPr>
+    </w:lvl>
+    <w:lvl w:ilvl="5" w:tentative="1">
+      <w:start w:val="1"/>
+      <w:numFmt w:val="decimal"/>
+      <w:lvlText w:val="%6."/>
+      <w:lvlJc w:val="left"/>
+      <w:pPr>
+        <w:tabs>
+          <w:tab w:val="num" w:pos="4320"/>
+        </w:tabs>
+        <w:ind w:left="4320" w:hanging="360"/>
+      </w:pPr>
+    </w:lvl>
+    <w:lvl w:ilvl="6" w:tentative="1">
+      <w:start w:val="1"/>
+      <w:numFmt w:val="decimal"/>
+      <w:lvlText w:val="%7."/>
+      <w:lvlJc w:val="left"/>
+      <w:pPr>
+        <w:tabs>
+          <w:tab w:val="num" w:pos="5040"/>
+        </w:tabs>
+        <w:ind w:left="5040" w:hanging="360"/>
+      </w:pPr>
+    </w:lvl>
+    <w:lvl w:ilvl="7" w:tentative="1">
+      <w:start w:val="1"/>
+      <w:numFmt w:val="decimal"/>
+      <w:lvlText w:val="%8."/>
+      <w:lvlJc w:val="left"/>
+      <w:pPr>
+        <w:tabs>
+          <w:tab w:val="num" w:pos="5760"/>
+        </w:tabs>
+        <w:ind w:left="5760" w:hanging="360"/>
+      </w:pPr>
+    </w:lvl>
+    <w:lvl w:ilvl="8" w:tentative="1">
+      <w:start w:val="1"/>
+      <w:numFmt w:val="decimal"/>
+      <w:lvlText w:val="%9."/>
+      <w:lvlJc w:val="left"/>
+      <w:pPr>
+        <w:tabs>
+          <w:tab w:val="num" w:pos="6480"/>
+        </w:tabs>
+        <w:ind w:left="6480" w:hanging="360"/>
+      </w:pPr>
+    </w:lvl>
+  </w:abstractNum>
+  <w:abstractNum w:abstractNumId="42" w15:restartNumberingAfterBreak="0">
     <w:nsid w:val="7BF83E09"/>
     <w:multiLevelType w:val="hybridMultilevel"/>
     <w:tmpl w:val="3342C982"/>
@@ -12859,7 +13544,7 @@
       </w:rPr>
     </w:lvl>
   </w:abstractNum>
-  <w:abstractNum w:abstractNumId="42">
+  <w:abstractNum w:abstractNumId="43" w15:restartNumberingAfterBreak="0">
     <w:nsid w:val="7CAA5631"/>
     <w:multiLevelType w:val="hybridMultilevel"/>
     <w:tmpl w:val="C882C0C6"/>
@@ -12945,7 +13630,7 @@
       </w:pPr>
     </w:lvl>
   </w:abstractNum>
-  <w:abstractNum w:abstractNumId="43">
+  <w:abstractNum w:abstractNumId="44" w15:restartNumberingAfterBreak="0">
     <w:nsid w:val="7D917091"/>
     <w:multiLevelType w:val="hybridMultilevel"/>
     <w:tmpl w:val="87FC74DC"/>
@@ -13058,7 +13743,7 @@
       </w:rPr>
     </w:lvl>
   </w:abstractNum>
-  <w:abstractNum w:abstractNumId="44">
+  <w:abstractNum w:abstractNumId="45" w15:restartNumberingAfterBreak="0">
     <w:nsid w:val="7D9939F6"/>
     <w:multiLevelType w:val="multilevel"/>
     <w:tmpl w:val="92A66990"/>
@@ -13207,146 +13892,149 @@
       </w:rPr>
     </w:lvl>
   </w:abstractNum>
-  <w:num w:numId="1">
+  <w:num w:numId="1" w16cid:durableId="853149199">
     <w:abstractNumId w:val="19"/>
   </w:num>
-  <w:num w:numId="2">
+  <w:num w:numId="2" w16cid:durableId="215626428">
     <w:abstractNumId w:val="12"/>
   </w:num>
-  <w:num w:numId="3">
+  <w:num w:numId="3" w16cid:durableId="615065265">
     <w:abstractNumId w:val="28"/>
   </w:num>
-  <w:num w:numId="4">
+  <w:num w:numId="4" w16cid:durableId="1727608066">
     <w:abstractNumId w:val="40"/>
   </w:num>
-  <w:num w:numId="5">
+  <w:num w:numId="5" w16cid:durableId="444424821">
     <w:abstractNumId w:val="30"/>
   </w:num>
-  <w:num w:numId="6">
+  <w:num w:numId="6" w16cid:durableId="641547916">
     <w:abstractNumId w:val="36"/>
   </w:num>
-  <w:num w:numId="7">
+  <w:num w:numId="7" w16cid:durableId="1624310985">
     <w:abstractNumId w:val="13"/>
   </w:num>
-  <w:num w:numId="8">
+  <w:num w:numId="8" w16cid:durableId="1045445800">
     <w:abstractNumId w:val="25"/>
   </w:num>
-  <w:num w:numId="9">
+  <w:num w:numId="9" w16cid:durableId="926841304">
     <w:abstractNumId w:val="26"/>
   </w:num>
-  <w:num w:numId="10">
+  <w:num w:numId="10" w16cid:durableId="27029531">
     <w:abstractNumId w:val="34"/>
   </w:num>
-  <w:num w:numId="11">
+  <w:num w:numId="11" w16cid:durableId="1278491241">
     <w:abstractNumId w:val="38"/>
   </w:num>
-  <w:num w:numId="12">
+  <w:num w:numId="12" w16cid:durableId="193231876">
     <w:abstractNumId w:val="27"/>
   </w:num>
-  <w:num w:numId="13">
+  <w:num w:numId="13" w16cid:durableId="391201095">
     <w:abstractNumId w:val="31"/>
   </w:num>
-  <w:num w:numId="14">
+  <w:num w:numId="14" w16cid:durableId="36469616">
     <w:abstractNumId w:val="5"/>
   </w:num>
-  <w:num w:numId="15">
+  <w:num w:numId="15" w16cid:durableId="77487330">
     <w:abstractNumId w:val="9"/>
   </w:num>
-  <w:num w:numId="16">
+  <w:num w:numId="16" w16cid:durableId="761687350">
     <w:abstractNumId w:val="32"/>
   </w:num>
-  <w:num w:numId="17">
+  <w:num w:numId="17" w16cid:durableId="403642943">
     <w:abstractNumId w:val="22"/>
   </w:num>
-  <w:num w:numId="18">
+  <w:num w:numId="18" w16cid:durableId="1981350082">
     <w:abstractNumId w:val="0"/>
   </w:num>
-  <w:num w:numId="19">
+  <w:num w:numId="19" w16cid:durableId="2012217657">
     <w:abstractNumId w:val="3"/>
   </w:num>
-  <w:num w:numId="20">
+  <w:num w:numId="20" w16cid:durableId="1145855664">
     <w:abstractNumId w:val="7"/>
   </w:num>
-  <w:num w:numId="21">
+  <w:num w:numId="21" w16cid:durableId="559636623">
     <w:abstractNumId w:val="21"/>
   </w:num>
-  <w:num w:numId="22">
+  <w:num w:numId="22" w16cid:durableId="882862652">
     <w:abstractNumId w:val="33"/>
   </w:num>
-  <w:num w:numId="23">
+  <w:num w:numId="23" w16cid:durableId="714282538">
     <w:abstractNumId w:val="39"/>
   </w:num>
-  <w:num w:numId="24">
+  <w:num w:numId="24" w16cid:durableId="1982148059">
     <w:abstractNumId w:val="6"/>
   </w:num>
-  <w:num w:numId="25">
+  <w:num w:numId="25" w16cid:durableId="990795452">
     <w:abstractNumId w:val="8"/>
   </w:num>
-  <w:num w:numId="26">
+  <w:num w:numId="26" w16cid:durableId="2077119922">
+    <w:abstractNumId w:val="45"/>
+  </w:num>
+  <w:num w:numId="27" w16cid:durableId="143395262">
+    <w:abstractNumId w:val="23"/>
+  </w:num>
+  <w:num w:numId="28" w16cid:durableId="312225115">
+    <w:abstractNumId w:val="2"/>
+  </w:num>
+  <w:num w:numId="29" w16cid:durableId="684475873">
+    <w:abstractNumId w:val="20"/>
+  </w:num>
+  <w:num w:numId="30" w16cid:durableId="728847637">
+    <w:abstractNumId w:val="10"/>
+  </w:num>
+  <w:num w:numId="31" w16cid:durableId="943076841">
+    <w:abstractNumId w:val="14"/>
+  </w:num>
+  <w:num w:numId="32" w16cid:durableId="1768504805">
     <w:abstractNumId w:val="44"/>
   </w:num>
-  <w:num w:numId="27">
-    <w:abstractNumId w:val="23"/>
+  <w:num w:numId="33" w16cid:durableId="1993025412">
+    <w:abstractNumId w:val="24"/>
   </w:num>
-  <w:num w:numId="28">
-    <w:abstractNumId w:val="2"/>
+  <w:num w:numId="34" w16cid:durableId="673997627">
+    <w:abstractNumId w:val="29"/>
   </w:num>
-  <w:num w:numId="29">
-    <w:abstractNumId w:val="20"/>
+  <w:num w:numId="35" w16cid:durableId="1150247416">
+    <w:abstractNumId w:val="42"/>
   </w:num>
-  <w:num w:numId="30">
-    <w:abstractNumId w:val="10"/>
-  </w:num>
-  <w:num w:numId="31">
-    <w:abstractNumId w:val="14"/>
-  </w:num>
-  <w:num w:numId="32">
+  <w:num w:numId="36" w16cid:durableId="44184216">
     <w:abstractNumId w:val="43"/>
   </w:num>
-  <w:num w:numId="33">
-    <w:abstractNumId w:val="24"/>
-  </w:num>
-  <w:num w:numId="34">
-    <w:abstractNumId w:val="29"/>
-  </w:num>
-  <w:num w:numId="35">
-    <w:abstractNumId w:val="41"/>
-  </w:num>
-  <w:num w:numId="36">
-    <w:abstractNumId w:val="42"/>
-  </w:num>
-  <w:num w:numId="37">
+  <w:num w:numId="37" w16cid:durableId="839008994">
     <w:abstractNumId w:val="4"/>
   </w:num>
-  <w:num w:numId="38">
+  <w:num w:numId="38" w16cid:durableId="2123567911">
     <w:abstractNumId w:val="17"/>
   </w:num>
-  <w:num w:numId="39">
+  <w:num w:numId="39" w16cid:durableId="1408722483">
     <w:abstractNumId w:val="18"/>
   </w:num>
-  <w:num w:numId="40">
+  <w:num w:numId="40" w16cid:durableId="569536004">
     <w:abstractNumId w:val="1"/>
   </w:num>
-  <w:num w:numId="41">
+  <w:num w:numId="41" w16cid:durableId="1352148414">
     <w:abstractNumId w:val="15"/>
   </w:num>
-  <w:num w:numId="42">
+  <w:num w:numId="42" w16cid:durableId="822507582">
     <w:abstractNumId w:val="35"/>
   </w:num>
-  <w:num w:numId="43">
+  <w:num w:numId="43" w16cid:durableId="327639698">
     <w:abstractNumId w:val="11"/>
   </w:num>
-  <w:num w:numId="44">
+  <w:num w:numId="44" w16cid:durableId="1572811227">
     <w:abstractNumId w:val="16"/>
   </w:num>
-  <w:num w:numId="45">
+  <w:num w:numId="45" w16cid:durableId="50270264">
     <w:abstractNumId w:val="37"/>
+  </w:num>
+  <w:num w:numId="46" w16cid:durableId="2036153540">
+    <w:abstractNumId w:val="41"/>
   </w:num>
 </w:numbering>
 </file>
 
 <file path=word/styles.xml><?xml version="1.0" encoding="utf-8"?>
-<w:styles xmlns:mc="http://schemas.openxmlformats.org/markup-compatibility/2006" xmlns:r="http://schemas.openxmlformats.org/officeDocument/2006/relationships" xmlns:w="http://schemas.openxmlformats.org/wordprocessingml/2006/main" xmlns:w14="http://schemas.microsoft.com/office/word/2010/wordml" mc:Ignorable="w14">
+<w:styles xmlns:mc="http://schemas.openxmlformats.org/markup-compatibility/2006" xmlns:r="http://schemas.openxmlformats.org/officeDocument/2006/relationships" xmlns:w="http://schemas.openxmlformats.org/wordprocessingml/2006/main" xmlns:w14="http://schemas.microsoft.com/office/word/2010/wordml" xmlns:w15="http://schemas.microsoft.com/office/word/2012/wordml" xmlns:w16cex="http://schemas.microsoft.com/office/word/2018/wordml/cex" xmlns:w16cid="http://schemas.microsoft.com/office/word/2016/wordml/cid" xmlns:w16="http://schemas.microsoft.com/office/word/2018/wordml" xmlns:w16du="http://schemas.microsoft.com/office/word/2023/wordml/word16du" xmlns:w16sdtdh="http://schemas.microsoft.com/office/word/2020/wordml/sdtdatahash" xmlns:w16sdtfl="http://schemas.microsoft.com/office/word/2024/wordml/sdtformatlock" xmlns:w16se="http://schemas.microsoft.com/office/word/2015/wordml/symex" mc:Ignorable="w14 w15 w16se w16cid w16 w16cex w16sdtdh w16sdtfl w16du">
   <w:docDefaults>
     <w:rPrDefault>
       <w:rPr>
@@ -13362,1025 +14050,383 @@
       </w:pPr>
     </w:pPrDefault>
   </w:docDefaults>
-  <w:latentStyles w:defLockedState="0" w:defUIPriority="99" w:defSemiHidden="1" w:defUnhideWhenUsed="1" w:defQFormat="0" w:count="267">
-    <w:lsdException w:name="Normal" w:semiHidden="0" w:uiPriority="0" w:unhideWhenUsed="0" w:qFormat="1"/>
-    <w:lsdException w:name="heading 1" w:semiHidden="0" w:uiPriority="9" w:unhideWhenUsed="0" w:qFormat="1"/>
-    <w:lsdException w:name="heading 2" w:uiPriority="9" w:qFormat="1"/>
-    <w:lsdException w:name="heading 3" w:uiPriority="9" w:qFormat="1"/>
-    <w:lsdException w:name="heading 4" w:uiPriority="9" w:qFormat="1"/>
-    <w:lsdException w:name="heading 5" w:uiPriority="9" w:qFormat="1"/>
-    <w:lsdException w:name="heading 6" w:uiPriority="9" w:qFormat="1"/>
-    <w:lsdException w:name="heading 7" w:uiPriority="9" w:qFormat="1"/>
-    <w:lsdException w:name="heading 8" w:uiPriority="9" w:qFormat="1"/>
-    <w:lsdException w:name="heading 9" w:uiPriority="9" w:qFormat="1"/>
-    <w:lsdException w:name="toc 1" w:uiPriority="39"/>
-    <w:lsdException w:name="toc 2" w:uiPriority="39"/>
-    <w:lsdException w:name="toc 3" w:uiPriority="39"/>
-    <w:lsdException w:name="toc 4" w:uiPriority="39"/>
-    <w:lsdException w:name="toc 5" w:uiPriority="39"/>
-    <w:lsdException w:name="toc 6" w:uiPriority="39"/>
-    <w:lsdException w:name="toc 7" w:uiPriority="39"/>
-    <w:lsdException w:name="toc 8" w:uiPriority="39"/>
-    <w:lsdException w:name="toc 9" w:uiPriority="39"/>
-    <w:lsdException w:name="caption" w:uiPriority="35" w:qFormat="1"/>
-    <w:lsdException w:name="Title" w:semiHidden="0" w:uiPriority="10" w:unhideWhenUsed="0" w:qFormat="1"/>
-    <w:lsdException w:name="Default Paragraph Font" w:uiPriority="1"/>
-    <w:lsdException w:name="Subtitle" w:semiHidden="0" w:uiPriority="11" w:unhideWhenUsed="0" w:qFormat="1"/>
-    <w:lsdException w:name="Strong" w:semiHidden="0" w:uiPriority="22" w:unhideWhenUsed="0" w:qFormat="1"/>
-    <w:lsdException w:name="Emphasis" w:semiHidden="0" w:uiPriority="20" w:unhideWhenUsed="0" w:qFormat="1"/>
-    <w:lsdException w:name="Table Grid" w:semiHidden="0" w:uiPriority="39" w:unhideWhenUsed="0"/>
-    <w:lsdException w:name="Placeholder Text" w:unhideWhenUsed="0"/>
-    <w:lsdException w:name="No Spacing" w:semiHidden="0" w:uiPriority="1" w:unhideWhenUsed="0" w:qFormat="1"/>
-    <w:lsdException w:name="Light Shading" w:semiHidden="0" w:uiPriority="60" w:unhideWhenUsed="0"/>
-    <w:lsdException w:name="Light List" w:semiHidden="0" w:uiPriority="61" w:unhideWhenUsed="0"/>
-    <w:lsdException w:name="Light Grid" w:semiHidden="0" w:uiPriority="62" w:unhideWhenUsed="0"/>
-    <w:lsdException w:name="Medium Shading 1" w:semiHidden="0" w:uiPriority="63" w:unhideWhenUsed="0"/>
-    <w:lsdException w:name="Medium Shading 2" w:semiHidden="0" w:uiPriority="64" w:unhideWhenUsed="0"/>
-    <w:lsdException w:name="Medium List 1" w:semiHidden="0" w:uiPriority="65" w:unhideWhenUsed="0"/>
-    <w:lsdException w:name="Medium List 2" w:semiHidden="0" w:uiPriority="66" w:unhideWhenUsed="0"/>
-    <w:lsdException w:name="Medium Grid 1" w:semiHidden="0" w:uiPriority="67" w:unhideWhenUsed="0"/>
-    <w:lsdException w:name="Medium Grid 2" w:semiHidden="0" w:uiPriority="68" w:unhideWhenUsed="0"/>
-    <w:lsdException w:name="Medium Grid 3" w:semiHidden="0" w:uiPriority="69" w:unhideWhenUsed="0"/>
-    <w:lsdException w:name="Dark List" w:semiHidden="0" w:uiPriority="70" w:unhideWhenUsed="0"/>
-    <w:lsdException w:name="Colorful Shading" w:semiHidden="0" w:uiPriority="71" w:unhideWhenUsed="0"/>
-    <w:lsdException w:name="Colorful List" w:semiHidden="0" w:uiPriority="72" w:unhideWhenUsed="0"/>
-    <w:lsdException w:name="Colorful Grid" w:semiHidden="0" w:uiPriority="73" w:unhideWhenUsed="0"/>
-    <w:lsdException w:name="Light Shading Accent 1" w:semiHidden="0" w:uiPriority="60" w:unhideWhenUsed="0"/>
-    <w:lsdException w:name="Light List Accent 1" w:semiHidden="0" w:uiPriority="61" w:unhideWhenUsed="0"/>
-    <w:lsdException w:name="Light Grid Accent 1" w:semiHidden="0" w:uiPriority="62" w:unhideWhenUsed="0"/>
-    <w:lsdException w:name="Medium Shading 1 Accent 1" w:semiHidden="0" w:uiPriority="63" w:unhideWhenUsed="0"/>
-    <w:lsdException w:name="Medium Shading 2 Accent 1" w:semiHidden="0" w:uiPriority="64" w:unhideWhenUsed="0"/>
-    <w:lsdException w:name="Medium List 1 Accent 1" w:semiHidden="0" w:uiPriority="65" w:unhideWhenUsed="0"/>
-    <w:lsdException w:name="Revision" w:unhideWhenUsed="0"/>
-    <w:lsdException w:name="List Paragraph" w:semiHidden="0" w:uiPriority="34" w:unhideWhenUsed="0" w:qFormat="1"/>
-    <w:lsdException w:name="Quote" w:semiHidden="0" w:uiPriority="29" w:unhideWhenUsed="0" w:qFormat="1"/>
-    <w:lsdException w:name="Intense Quote" w:semiHidden="0" w:uiPriority="30" w:unhideWhenUsed="0" w:qFormat="1"/>
-    <w:lsdException w:name="Medium List 2 Accent 1" w:semiHidden="0" w:uiPriority="66" w:unhideWhenUsed="0"/>
-    <w:lsdException w:name="Medium Grid 1 Accent 1" w:semiHidden="0" w:uiPriority="67" w:unhideWhenUsed="0"/>
-    <w:lsdException w:name="Medium Grid 2 Accent 1" w:semiHidden="0" w:uiPriority="68" w:unhideWhenUsed="0"/>
-    <w:lsdException w:name="Medium Grid 3 Accent 1" w:semiHidden="0" w:uiPriority="69" w:unhideWhenUsed="0"/>
-    <w:lsdException w:name="Dark List Accent 1" w:semiHidden="0" w:uiPriority="70" w:unhideWhenUsed="0"/>
-    <w:lsdException w:name="Colorful Shading Accent 1" w:semiHidden="0" w:uiPriority="71" w:unhideWhenUsed="0"/>
-    <w:lsdException w:name="Colorful List Accent 1" w:semiHidden="0" w:uiPriority="72" w:unhideWhenUsed="0"/>
-    <w:lsdException w:name="Colorful Grid Accent 1" w:semiHidden="0" w:uiPriority="73" w:unhideWhenUsed="0"/>
-    <w:lsdException w:name="Light Shading Accent 2" w:semiHidden="0" w:uiPriority="60" w:unhideWhenUsed="0"/>
-    <w:lsdException w:name="Light List Accent 2" w:semiHidden="0" w:uiPriority="61" w:unhideWhenUsed="0"/>
-    <w:lsdException w:name="Light Grid Accent 2" w:semiHidden="0" w:uiPriority="62" w:unhideWhenUsed="0"/>
-    <w:lsdException w:name="Medium Shading 1 Accent 2" w:semiHidden="0" w:uiPriority="63" w:unhideWhenUsed="0"/>
-    <w:lsdException w:name="Medium Shading 2 Accent 2" w:semiHidden="0" w:uiPriority="64" w:unhideWhenUsed="0"/>
-    <w:lsdException w:name="Medium List 1 Accent 2" w:semiHidden="0" w:uiPriority="65" w:unhideWhenUsed="0"/>
-    <w:lsdException w:name="Medium List 2 Accent 2" w:semiHidden="0" w:uiPriority="66" w:unhideWhenUsed="0"/>
-    <w:lsdException w:name="Medium Grid 1 Accent 2" w:semiHidden="0" w:uiPriority="67" w:unhideWhenUsed="0"/>
-    <w:lsdException w:name="Medium Grid 2 Accent 2" w:semiHidden="0" w:uiPriority="68" w:unhideWhenUsed="0"/>
-    <w:lsdException w:name="Medium Grid 3 Accent 2" w:semiHidden="0" w:uiPriority="69" w:unhideWhenUsed="0"/>
-    <w:lsdException w:name="Dark List Accent 2" w:semiHidden="0" w:uiPriority="70" w:unhideWhenUsed="0"/>
-    <w:lsdException w:name="Colorful Shading Accent 2" w:semiHidden="0" w:uiPriority="71" w:unhideWhenUsed="0"/>
-    <w:lsdException w:name="Colorful List Accent 2" w:semiHidden="0" w:uiPriority="72" w:unhideWhenUsed="0"/>
-    <w:lsdException w:name="Colorful Grid Accent 2" w:semiHidden="0" w:uiPriority="73" w:unhideWhenUsed="0"/>
-    <w:lsdException w:name="Light Shading Accent 3" w:semiHidden="0" w:uiPriority="60" w:unhideWhenUsed="0"/>
-    <w:lsdException w:name="Light List Accent 3" w:semiHidden="0" w:uiPriority="61" w:unhideWhenUsed="0"/>
-    <w:lsdException w:name="Light Grid Accent 3" w:semiHidden="0" w:uiPriority="62" w:unhideWhenUsed="0"/>
-    <w:lsdException w:name="Medium Shading 1 Accent 3" w:semiHidden="0" w:uiPriority="63" w:unhideWhenUsed="0"/>
-    <w:lsdException w:name="Medium Shading 2 Accent 3" w:semiHidden="0" w:uiPriority="64" w:unhideWhenUsed="0"/>
-    <w:lsdException w:name="Medium List 1 Accent 3" w:semiHidden="0" w:uiPriority="65" w:unhideWhenUsed="0"/>
-    <w:lsdException w:name="Medium List 2 Accent 3" w:semiHidden="0" w:uiPriority="66" w:unhideWhenUsed="0"/>
-    <w:lsdException w:name="Medium Grid 1 Accent 3" w:semiHidden="0" w:uiPriority="67" w:unhideWhenUsed="0"/>
-    <w:lsdException w:name="Medium Grid 2 Accent 3" w:semiHidden="0" w:uiPriority="68" w:unhideWhenUsed="0"/>
-    <w:lsdException w:name="Medium Grid 3 Accent 3" w:semiHidden="0" w:uiPriority="69" w:unhideWhenUsed="0"/>
-    <w:lsdException w:name="Dark List Accent 3" w:semiHidden="0" w:uiPriority="70" w:unhideWhenUsed="0"/>
-    <w:lsdException w:name="Colorful Shading Accent 3" w:semiHidden="0" w:uiPriority="71" w:unhideWhenUsed="0"/>
-    <w:lsdException w:name="Colorful List Accent 3" w:semiHidden="0" w:uiPriority="72" w:unhideWhenUsed="0"/>
-    <w:lsdException w:name="Colorful Grid Accent 3" w:semiHidden="0" w:uiPriority="73" w:unhideWhenUsed="0"/>
-    <w:lsdException w:name="Light Shading Accent 4" w:semiHidden="0" w:uiPriority="60" w:unhideWhenUsed="0"/>
-    <w:lsdException w:name="Light List Accent 4" w:semiHidden="0" w:uiPriority="61" w:unhideWhenUsed="0"/>
-    <w:lsdException w:name="Light Grid Accent 4" w:semiHidden="0" w:uiPriority="62" w:unhideWhenUsed="0"/>
-    <w:lsdException w:name="Medium Shading 1 Accent 4" w:semiHidden="0" w:uiPriority="63" w:unhideWhenUsed="0"/>
-    <w:lsdException w:name="Medium Shading 2 Accent 4" w:semiHidden="0" w:uiPriority="64" w:unhideWhenUsed="0"/>
-    <w:lsdException w:name="Medium List 1 Accent 4" w:semiHidden="0" w:uiPriority="65" w:unhideWhenUsed="0"/>
-    <w:lsdException w:name="Medium List 2 Accent 4" w:semiHidden="0" w:uiPriority="66" w:unhideWhenUsed="0"/>
-    <w:lsdException w:name="Medium Grid 1 Accent 4" w:semiHidden="0" w:uiPriority="67" w:unhideWhenUsed="0"/>
-    <w:lsdException w:name="Medium Grid 2 Accent 4" w:semiHidden="0" w:uiPriority="68" w:unhideWhenUsed="0"/>
-    <w:lsdException w:name="Medium Grid 3 Accent 4" w:semiHidden="0" w:uiPriority="69" w:unhideWhenUsed="0"/>
-    <w:lsdException w:name="Dark List Accent 4" w:semiHidden="0" w:uiPriority="70" w:unhideWhenUsed="0"/>
-    <w:lsdException w:name="Colorful Shading Accent 4" w:semiHidden="0" w:uiPriority="71" w:unhideWhenUsed="0"/>
-    <w:lsdException w:name="Colorful List Accent 4" w:semiHidden="0" w:uiPriority="72" w:unhideWhenUsed="0"/>
-    <w:lsdException w:name="Colorful Grid Accent 4" w:semiHidden="0" w:uiPriority="73" w:unhideWhenUsed="0"/>
-    <w:lsdException w:name="Light Shading Accent 5" w:semiHidden="0" w:uiPriority="60" w:unhideWhenUsed="0"/>
-    <w:lsdException w:name="Light List Accent 5" w:semiHidden="0" w:uiPriority="61" w:unhideWhenUsed="0"/>
-    <w:lsdException w:name="Light Grid Accent 5" w:semiHidden="0" w:uiPriority="62" w:unhideWhenUsed="0"/>
-    <w:lsdException w:name="Medium Shading 1 Accent 5" w:semiHidden="0" w:uiPriority="63" w:unhideWhenUsed="0"/>
-    <w:lsdException w:name="Medium Shading 2 Accent 5" w:semiHidden="0" w:uiPriority="64" w:unhideWhenUsed="0"/>
-    <w:lsdException w:name="Medium List 1 Accent 5" w:semiHidden="0" w:uiPriority="65" w:unhideWhenUsed="0"/>
-    <w:lsdException w:name="Medium List 2 Accent 5" w:semiHidden="0" w:uiPriority="66" w:unhideWhenUsed="0"/>
-    <w:lsdException w:name="Medium Grid 1 Accent 5" w:semiHidden="0" w:uiPriority="67" w:unhideWhenUsed="0"/>
-    <w:lsdException w:name="Medium Grid 2 Accent 5" w:semiHidden="0" w:uiPriority="68" w:unhideWhenUsed="0"/>
-    <w:lsdException w:name="Medium Grid 3 Accent 5" w:semiHidden="0" w:uiPriority="69" w:unhideWhenUsed="0"/>
-    <w:lsdException w:name="Dark List Accent 5" w:semiHidden="0" w:uiPriority="70" w:unhideWhenUsed="0"/>
-    <w:lsdException w:name="Colorful Shading Accent 5" w:semiHidden="0" w:uiPriority="71" w:unhideWhenUsed="0"/>
-    <w:lsdException w:name="Colorful List Accent 5" w:semiHidden="0" w:uiPriority="72" w:unhideWhenUsed="0"/>
-    <w:lsdException w:name="Colorful Grid Accent 5" w:semiHidden="0" w:uiPriority="73" w:unhideWhenUsed="0"/>
-    <w:lsdException w:name="Light Shading Accent 6" w:semiHidden="0" w:uiPriority="60" w:unhideWhenUsed="0"/>
-    <w:lsdException w:name="Light List Accent 6" w:semiHidden="0" w:uiPriority="61" w:unhideWhenUsed="0"/>
-    <w:lsdException w:name="Light Grid Accent 6" w:semiHidden="0" w:uiPriority="62" w:unhideWhenUsed="0"/>
-    <w:lsdException w:name="Medium Shading 1 Accent 6" w:semiHidden="0" w:uiPriority="63" w:unhideWhenUsed="0"/>
-    <w:lsdException w:name="Medium Shading 2 Accent 6" w:semiHidden="0" w:uiPriority="64" w:unhideWhenUsed="0"/>
-    <w:lsdException w:name="Medium List 1 Accent 6" w:semiHidden="0" w:uiPriority="65" w:unhideWhenUsed="0"/>
-    <w:lsdException w:name="Medium List 2 Accent 6" w:semiHidden="0" w:uiPriority="66" w:unhideWhenUsed="0"/>
-    <w:lsdException w:name="Medium Grid 1 Accent 6" w:semiHidden="0" w:uiPriority="67" w:unhideWhenUsed="0"/>
-    <w:lsdException w:name="Medium Grid 2 Accent 6" w:semiHidden="0" w:uiPriority="68" w:unhideWhenUsed="0"/>
-    <w:lsdException w:name="Medium Grid 3 Accent 6" w:semiHidden="0" w:uiPriority="69" w:unhideWhenUsed="0"/>
-    <w:lsdException w:name="Dark List Accent 6" w:semiHidden="0" w:uiPriority="70" w:unhideWhenUsed="0"/>
-    <w:lsdException w:name="Colorful Shading Accent 6" w:semiHidden="0" w:uiPriority="71" w:unhideWhenUsed="0"/>
-    <w:lsdException w:name="Colorful List Accent 6" w:semiHidden="0" w:uiPriority="72" w:unhideWhenUsed="0"/>
-    <w:lsdException w:name="Colorful Grid Accent 6" w:semiHidden="0" w:uiPriority="73" w:unhideWhenUsed="0"/>
-    <w:lsdException w:name="Subtle Emphasis" w:semiHidden="0" w:uiPriority="19" w:unhideWhenUsed="0" w:qFormat="1"/>
-    <w:lsdException w:name="Intense Emphasis" w:semiHidden="0" w:uiPriority="21" w:unhideWhenUsed="0" w:qFormat="1"/>
-    <w:lsdException w:name="Subtle Reference" w:semiHidden="0" w:uiPriority="31" w:unhideWhenUsed="0" w:qFormat="1"/>
-    <w:lsdException w:name="Intense Reference" w:semiHidden="0" w:uiPriority="32" w:unhideWhenUsed="0" w:qFormat="1"/>
-    <w:lsdException w:name="Book Title" w:semiHidden="0" w:uiPriority="33" w:unhideWhenUsed="0" w:qFormat="1"/>
-    <w:lsdException w:name="Bibliography" w:uiPriority="37"/>
-    <w:lsdException w:name="TOC Heading" w:uiPriority="39" w:qFormat="1"/>
-  </w:latentStyles>
-  <w:style w:type="paragraph" w:default="1" w:styleId="Normal">
-    <w:name w:val="Normal"/>
-    <w:qFormat/>
-    <w:rsid w:val="00C23505"/>
-  </w:style>
-  <w:style w:type="paragraph" w:styleId="Heading1">
-    <w:name w:val="heading 1"/>
-    <w:basedOn w:val="Normal"/>
-    <w:next w:val="Normal"/>
-    <w:link w:val="Heading1Char"/>
-    <w:uiPriority w:val="9"/>
-    <w:qFormat/>
-    <w:rsid w:val="00C23505"/>
-    <w:pPr>
-      <w:keepNext/>
-      <w:keepLines/>
-      <w:spacing w:before="480" w:after="0"/>
-      <w:outlineLvl w:val="0"/>
-    </w:pPr>
-    <w:rPr>
-      <w:rFonts w:asciiTheme="majorHAnsi" w:eastAsiaTheme="majorEastAsia" w:hAnsiTheme="majorHAnsi" w:cstheme="majorBidi"/>
-      <w:b/>
-      <w:bCs/>
-      <w:color w:val="2E74B5" w:themeColor="accent1" w:themeShade="BF"/>
-      <w:sz w:val="28"/>
-      <w:szCs w:val="28"/>
-    </w:rPr>
-  </w:style>
-  <w:style w:type="paragraph" w:styleId="Heading2">
-    <w:name w:val="heading 2"/>
-    <w:basedOn w:val="Normal"/>
-    <w:next w:val="Normal"/>
-    <w:link w:val="Heading2Char"/>
-    <w:uiPriority w:val="9"/>
-    <w:semiHidden/>
-    <w:unhideWhenUsed/>
-    <w:qFormat/>
-    <w:rsid w:val="00C23505"/>
-    <w:pPr>
-      <w:keepNext/>
-      <w:keepLines/>
-      <w:spacing w:before="200" w:after="0"/>
-      <w:outlineLvl w:val="1"/>
-    </w:pPr>
-    <w:rPr>
-      <w:rFonts w:asciiTheme="majorHAnsi" w:eastAsiaTheme="majorEastAsia" w:hAnsiTheme="majorHAnsi" w:cstheme="majorBidi"/>
-      <w:b/>
-      <w:bCs/>
-      <w:color w:val="5B9BD5" w:themeColor="accent1"/>
-      <w:sz w:val="26"/>
-      <w:szCs w:val="26"/>
-    </w:rPr>
-  </w:style>
-  <w:style w:type="paragraph" w:styleId="Heading3">
-    <w:name w:val="heading 3"/>
-    <w:basedOn w:val="Normal"/>
-    <w:next w:val="Normal"/>
-    <w:link w:val="Heading3Char"/>
-    <w:uiPriority w:val="9"/>
-    <w:semiHidden/>
-    <w:unhideWhenUsed/>
-    <w:qFormat/>
-    <w:rsid w:val="00C23505"/>
-    <w:pPr>
-      <w:keepNext/>
-      <w:keepLines/>
-      <w:spacing w:before="200" w:after="0"/>
-      <w:outlineLvl w:val="2"/>
-    </w:pPr>
-    <w:rPr>
-      <w:rFonts w:asciiTheme="majorHAnsi" w:eastAsiaTheme="majorEastAsia" w:hAnsiTheme="majorHAnsi" w:cstheme="majorBidi"/>
-      <w:b/>
-      <w:bCs/>
-      <w:color w:val="5B9BD5" w:themeColor="accent1"/>
-    </w:rPr>
-  </w:style>
-  <w:style w:type="paragraph" w:styleId="Heading4">
-    <w:name w:val="heading 4"/>
-    <w:basedOn w:val="Normal"/>
-    <w:next w:val="Normal"/>
-    <w:link w:val="Heading4Char"/>
-    <w:uiPriority w:val="9"/>
-    <w:semiHidden/>
-    <w:unhideWhenUsed/>
-    <w:qFormat/>
-    <w:rsid w:val="00C23505"/>
-    <w:pPr>
-      <w:keepNext/>
-      <w:keepLines/>
-      <w:spacing w:before="200" w:after="0"/>
-      <w:outlineLvl w:val="3"/>
-    </w:pPr>
-    <w:rPr>
-      <w:rFonts w:asciiTheme="majorHAnsi" w:eastAsiaTheme="majorEastAsia" w:hAnsiTheme="majorHAnsi" w:cstheme="majorBidi"/>
-      <w:b/>
-      <w:bCs/>
-      <w:i/>
-      <w:iCs/>
-      <w:color w:val="5B9BD5" w:themeColor="accent1"/>
-    </w:rPr>
-  </w:style>
-  <w:style w:type="paragraph" w:styleId="Heading5">
-    <w:name w:val="heading 5"/>
-    <w:basedOn w:val="Normal"/>
-    <w:next w:val="Normal"/>
-    <w:link w:val="Heading5Char"/>
-    <w:uiPriority w:val="9"/>
-    <w:semiHidden/>
-    <w:unhideWhenUsed/>
-    <w:qFormat/>
-    <w:rsid w:val="00C23505"/>
-    <w:pPr>
-      <w:keepNext/>
-      <w:keepLines/>
-      <w:spacing w:before="200" w:after="0"/>
-      <w:outlineLvl w:val="4"/>
-    </w:pPr>
-    <w:rPr>
-      <w:rFonts w:asciiTheme="majorHAnsi" w:eastAsiaTheme="majorEastAsia" w:hAnsiTheme="majorHAnsi" w:cstheme="majorBidi"/>
-      <w:color w:val="1F4D78" w:themeColor="accent1" w:themeShade="7F"/>
-    </w:rPr>
-  </w:style>
-  <w:style w:type="paragraph" w:styleId="Heading6">
-    <w:name w:val="heading 6"/>
-    <w:basedOn w:val="Normal"/>
-    <w:next w:val="Normal"/>
-    <w:link w:val="Heading6Char"/>
-    <w:uiPriority w:val="9"/>
-    <w:semiHidden/>
-    <w:unhideWhenUsed/>
-    <w:qFormat/>
-    <w:rsid w:val="00C23505"/>
-    <w:pPr>
-      <w:keepNext/>
-      <w:keepLines/>
-      <w:spacing w:before="200" w:after="0"/>
-      <w:outlineLvl w:val="5"/>
-    </w:pPr>
-    <w:rPr>
-      <w:rFonts w:asciiTheme="majorHAnsi" w:eastAsiaTheme="majorEastAsia" w:hAnsiTheme="majorHAnsi" w:cstheme="majorBidi"/>
-      <w:i/>
-      <w:iCs/>
-      <w:color w:val="1F4D78" w:themeColor="accent1" w:themeShade="7F"/>
-    </w:rPr>
-  </w:style>
-  <w:style w:type="paragraph" w:styleId="Heading7">
-    <w:name w:val="heading 7"/>
-    <w:basedOn w:val="Normal"/>
-    <w:next w:val="Normal"/>
-    <w:link w:val="Heading7Char"/>
-    <w:uiPriority w:val="9"/>
-    <w:semiHidden/>
-    <w:unhideWhenUsed/>
-    <w:qFormat/>
-    <w:rsid w:val="00C23505"/>
-    <w:pPr>
-      <w:keepNext/>
-      <w:keepLines/>
-      <w:spacing w:before="200" w:after="0"/>
-      <w:outlineLvl w:val="6"/>
-    </w:pPr>
-    <w:rPr>
-      <w:rFonts w:asciiTheme="majorHAnsi" w:eastAsiaTheme="majorEastAsia" w:hAnsiTheme="majorHAnsi" w:cstheme="majorBidi"/>
-      <w:i/>
-      <w:iCs/>
-      <w:color w:val="404040" w:themeColor="text1" w:themeTint="BF"/>
-    </w:rPr>
-  </w:style>
-  <w:style w:type="paragraph" w:styleId="Heading8">
-    <w:name w:val="heading 8"/>
-    <w:basedOn w:val="Normal"/>
-    <w:next w:val="Normal"/>
-    <w:link w:val="Heading8Char"/>
-    <w:uiPriority w:val="9"/>
-    <w:semiHidden/>
-    <w:unhideWhenUsed/>
-    <w:qFormat/>
-    <w:rsid w:val="00C23505"/>
-    <w:pPr>
-      <w:keepNext/>
-      <w:keepLines/>
-      <w:spacing w:before="200" w:after="0"/>
-      <w:outlineLvl w:val="7"/>
-    </w:pPr>
-    <w:rPr>
-      <w:rFonts w:asciiTheme="majorHAnsi" w:eastAsiaTheme="majorEastAsia" w:hAnsiTheme="majorHAnsi" w:cstheme="majorBidi"/>
-      <w:color w:val="5B9BD5" w:themeColor="accent1"/>
-      <w:sz w:val="20"/>
-      <w:szCs w:val="20"/>
-    </w:rPr>
-  </w:style>
-  <w:style w:type="paragraph" w:styleId="Heading9">
-    <w:name w:val="heading 9"/>
-    <w:basedOn w:val="Normal"/>
-    <w:next w:val="Normal"/>
-    <w:link w:val="Heading9Char"/>
-    <w:uiPriority w:val="9"/>
-    <w:semiHidden/>
-    <w:unhideWhenUsed/>
-    <w:qFormat/>
-    <w:rsid w:val="00C23505"/>
-    <w:pPr>
-      <w:keepNext/>
-      <w:keepLines/>
-      <w:spacing w:before="200" w:after="0"/>
-      <w:outlineLvl w:val="8"/>
-    </w:pPr>
-    <w:rPr>
-      <w:rFonts w:asciiTheme="majorHAnsi" w:eastAsiaTheme="majorEastAsia" w:hAnsiTheme="majorHAnsi" w:cstheme="majorBidi"/>
-      <w:i/>
-      <w:iCs/>
-      <w:color w:val="404040" w:themeColor="text1" w:themeTint="BF"/>
-      <w:sz w:val="20"/>
-      <w:szCs w:val="20"/>
-    </w:rPr>
-  </w:style>
-  <w:style w:type="character" w:default="1" w:styleId="DefaultParagraphFont">
-    <w:name w:val="Default Paragraph Font"/>
-    <w:uiPriority w:val="1"/>
-    <w:semiHidden/>
-    <w:unhideWhenUsed/>
-  </w:style>
-  <w:style w:type="table" w:default="1" w:styleId="TableNormal">
-    <w:name w:val="Normal Table"/>
-    <w:uiPriority w:val="99"/>
-    <w:semiHidden/>
-    <w:unhideWhenUsed/>
-    <w:tblPr>
-      <w:tblInd w:w="0" w:type="dxa"/>
-      <w:tblCellMar>
-        <w:top w:w="0" w:type="dxa"/>
-        <w:left w:w="108" w:type="dxa"/>
-        <w:bottom w:w="0" w:type="dxa"/>
-        <w:right w:w="108" w:type="dxa"/>
-      </w:tblCellMar>
-    </w:tblPr>
-  </w:style>
-  <w:style w:type="numbering" w:default="1" w:styleId="NoList">
-    <w:name w:val="No List"/>
-    <w:uiPriority w:val="99"/>
-    <w:semiHidden/>
-    <w:unhideWhenUsed/>
-  </w:style>
-  <w:style w:type="character" w:customStyle="1" w:styleId="Heading1Char">
-    <w:name w:val="Heading 1 Char"/>
-    <w:basedOn w:val="DefaultParagraphFont"/>
-    <w:link w:val="Heading1"/>
-    <w:uiPriority w:val="9"/>
-    <w:rsid w:val="00C23505"/>
-    <w:rPr>
-      <w:rFonts w:asciiTheme="majorHAnsi" w:eastAsiaTheme="majorEastAsia" w:hAnsiTheme="majorHAnsi" w:cstheme="majorBidi"/>
-      <w:b/>
-      <w:bCs/>
-      <w:color w:val="2E74B5" w:themeColor="accent1" w:themeShade="BF"/>
-      <w:sz w:val="28"/>
-      <w:szCs w:val="28"/>
-    </w:rPr>
-  </w:style>
-  <w:style w:type="character" w:customStyle="1" w:styleId="Heading2Char">
-    <w:name w:val="Heading 2 Char"/>
-    <w:basedOn w:val="DefaultParagraphFont"/>
-    <w:link w:val="Heading2"/>
-    <w:uiPriority w:val="9"/>
-    <w:semiHidden/>
-    <w:rsid w:val="00C23505"/>
-    <w:rPr>
-      <w:rFonts w:asciiTheme="majorHAnsi" w:eastAsiaTheme="majorEastAsia" w:hAnsiTheme="majorHAnsi" w:cstheme="majorBidi"/>
-      <w:b/>
-      <w:bCs/>
-      <w:color w:val="5B9BD5" w:themeColor="accent1"/>
-      <w:sz w:val="26"/>
-      <w:szCs w:val="26"/>
-    </w:rPr>
-  </w:style>
-  <w:style w:type="character" w:customStyle="1" w:styleId="Heading3Char">
-    <w:name w:val="Heading 3 Char"/>
-    <w:basedOn w:val="DefaultParagraphFont"/>
-    <w:link w:val="Heading3"/>
-    <w:uiPriority w:val="9"/>
-    <w:semiHidden/>
-    <w:rsid w:val="00C23505"/>
-    <w:rPr>
-      <w:rFonts w:asciiTheme="majorHAnsi" w:eastAsiaTheme="majorEastAsia" w:hAnsiTheme="majorHAnsi" w:cstheme="majorBidi"/>
-      <w:b/>
-      <w:bCs/>
-      <w:color w:val="5B9BD5" w:themeColor="accent1"/>
-    </w:rPr>
-  </w:style>
-  <w:style w:type="character" w:customStyle="1" w:styleId="Heading4Char">
-    <w:name w:val="Heading 4 Char"/>
-    <w:basedOn w:val="DefaultParagraphFont"/>
-    <w:link w:val="Heading4"/>
-    <w:uiPriority w:val="9"/>
-    <w:semiHidden/>
-    <w:rsid w:val="00C23505"/>
-    <w:rPr>
-      <w:rFonts w:asciiTheme="majorHAnsi" w:eastAsiaTheme="majorEastAsia" w:hAnsiTheme="majorHAnsi" w:cstheme="majorBidi"/>
-      <w:b/>
-      <w:bCs/>
-      <w:i/>
-      <w:iCs/>
-      <w:color w:val="5B9BD5" w:themeColor="accent1"/>
-    </w:rPr>
-  </w:style>
-  <w:style w:type="character" w:customStyle="1" w:styleId="Heading5Char">
-    <w:name w:val="Heading 5 Char"/>
-    <w:basedOn w:val="DefaultParagraphFont"/>
-    <w:link w:val="Heading5"/>
-    <w:uiPriority w:val="9"/>
-    <w:semiHidden/>
-    <w:rsid w:val="00C23505"/>
-    <w:rPr>
-      <w:rFonts w:asciiTheme="majorHAnsi" w:eastAsiaTheme="majorEastAsia" w:hAnsiTheme="majorHAnsi" w:cstheme="majorBidi"/>
-      <w:color w:val="1F4D78" w:themeColor="accent1" w:themeShade="7F"/>
-    </w:rPr>
-  </w:style>
-  <w:style w:type="character" w:customStyle="1" w:styleId="Heading6Char">
-    <w:name w:val="Heading 6 Char"/>
-    <w:basedOn w:val="DefaultParagraphFont"/>
-    <w:link w:val="Heading6"/>
-    <w:uiPriority w:val="9"/>
-    <w:semiHidden/>
-    <w:rsid w:val="00C23505"/>
-    <w:rPr>
-      <w:rFonts w:asciiTheme="majorHAnsi" w:eastAsiaTheme="majorEastAsia" w:hAnsiTheme="majorHAnsi" w:cstheme="majorBidi"/>
-      <w:i/>
-      <w:iCs/>
-      <w:color w:val="1F4D78" w:themeColor="accent1" w:themeShade="7F"/>
-    </w:rPr>
-  </w:style>
-  <w:style w:type="character" w:customStyle="1" w:styleId="Heading7Char">
-    <w:name w:val="Heading 7 Char"/>
-    <w:basedOn w:val="DefaultParagraphFont"/>
-    <w:link w:val="Heading7"/>
-    <w:uiPriority w:val="9"/>
-    <w:semiHidden/>
-    <w:rsid w:val="00C23505"/>
-    <w:rPr>
-      <w:rFonts w:asciiTheme="majorHAnsi" w:eastAsiaTheme="majorEastAsia" w:hAnsiTheme="majorHAnsi" w:cstheme="majorBidi"/>
-      <w:i/>
-      <w:iCs/>
-      <w:color w:val="404040" w:themeColor="text1" w:themeTint="BF"/>
-    </w:rPr>
-  </w:style>
-  <w:style w:type="character" w:customStyle="1" w:styleId="Heading8Char">
-    <w:name w:val="Heading 8 Char"/>
-    <w:basedOn w:val="DefaultParagraphFont"/>
-    <w:link w:val="Heading8"/>
-    <w:uiPriority w:val="9"/>
-    <w:semiHidden/>
-    <w:rsid w:val="00C23505"/>
-    <w:rPr>
-      <w:rFonts w:asciiTheme="majorHAnsi" w:eastAsiaTheme="majorEastAsia" w:hAnsiTheme="majorHAnsi" w:cstheme="majorBidi"/>
-      <w:color w:val="5B9BD5" w:themeColor="accent1"/>
-      <w:sz w:val="20"/>
-      <w:szCs w:val="20"/>
-    </w:rPr>
-  </w:style>
-  <w:style w:type="character" w:customStyle="1" w:styleId="Heading9Char">
-    <w:name w:val="Heading 9 Char"/>
-    <w:basedOn w:val="DefaultParagraphFont"/>
-    <w:link w:val="Heading9"/>
-    <w:uiPriority w:val="9"/>
-    <w:semiHidden/>
-    <w:rsid w:val="00C23505"/>
-    <w:rPr>
-      <w:rFonts w:asciiTheme="majorHAnsi" w:eastAsiaTheme="majorEastAsia" w:hAnsiTheme="majorHAnsi" w:cstheme="majorBidi"/>
-      <w:i/>
-      <w:iCs/>
-      <w:color w:val="404040" w:themeColor="text1" w:themeTint="BF"/>
-      <w:sz w:val="20"/>
-      <w:szCs w:val="20"/>
-    </w:rPr>
-  </w:style>
-  <w:style w:type="paragraph" w:styleId="Title">
-    <w:name w:val="Title"/>
-    <w:basedOn w:val="Normal"/>
-    <w:next w:val="Normal"/>
-    <w:link w:val="TitleChar"/>
-    <w:uiPriority w:val="10"/>
-    <w:qFormat/>
-    <w:rsid w:val="00C23505"/>
-    <w:pPr>
-      <w:pBdr>
-        <w:bottom w:val="single" w:sz="8" w:space="4" w:color="5B9BD5" w:themeColor="accent1"/>
-      </w:pBdr>
-      <w:spacing w:after="300" w:line="240" w:lineRule="auto"/>
-      <w:contextualSpacing/>
-    </w:pPr>
-    <w:rPr>
-      <w:rFonts w:asciiTheme="majorHAnsi" w:eastAsiaTheme="majorEastAsia" w:hAnsiTheme="majorHAnsi" w:cstheme="majorBidi"/>
-      <w:color w:val="323E4F" w:themeColor="text2" w:themeShade="BF"/>
-      <w:spacing w:val="5"/>
-      <w:sz w:val="52"/>
-      <w:szCs w:val="52"/>
-    </w:rPr>
-  </w:style>
-  <w:style w:type="character" w:customStyle="1" w:styleId="TitleChar">
-    <w:name w:val="Title Char"/>
-    <w:basedOn w:val="DefaultParagraphFont"/>
-    <w:link w:val="Title"/>
-    <w:uiPriority w:val="10"/>
-    <w:rsid w:val="00C23505"/>
-    <w:rPr>
-      <w:rFonts w:asciiTheme="majorHAnsi" w:eastAsiaTheme="majorEastAsia" w:hAnsiTheme="majorHAnsi" w:cstheme="majorBidi"/>
-      <w:color w:val="323E4F" w:themeColor="text2" w:themeShade="BF"/>
-      <w:spacing w:val="5"/>
-      <w:sz w:val="52"/>
-      <w:szCs w:val="52"/>
-    </w:rPr>
-  </w:style>
-  <w:style w:type="paragraph" w:styleId="Subtitle">
-    <w:name w:val="Subtitle"/>
-    <w:basedOn w:val="Normal"/>
-    <w:next w:val="Normal"/>
-    <w:link w:val="SubtitleChar"/>
-    <w:uiPriority w:val="11"/>
-    <w:qFormat/>
-    <w:rsid w:val="00C23505"/>
-    <w:pPr>
-      <w:numPr>
-        <w:ilvl w:val="1"/>
-      </w:numPr>
-    </w:pPr>
-    <w:rPr>
-      <w:rFonts w:asciiTheme="majorHAnsi" w:eastAsiaTheme="majorEastAsia" w:hAnsiTheme="majorHAnsi" w:cstheme="majorBidi"/>
-      <w:i/>
-      <w:iCs/>
-      <w:color w:val="5B9BD5" w:themeColor="accent1"/>
-      <w:spacing w:val="15"/>
-      <w:sz w:val="24"/>
-      <w:szCs w:val="24"/>
-    </w:rPr>
-  </w:style>
-  <w:style w:type="character" w:customStyle="1" w:styleId="SubtitleChar">
-    <w:name w:val="Subtitle Char"/>
-    <w:basedOn w:val="DefaultParagraphFont"/>
-    <w:link w:val="Subtitle"/>
-    <w:uiPriority w:val="11"/>
-    <w:rsid w:val="00C23505"/>
-    <w:rPr>
-      <w:rFonts w:asciiTheme="majorHAnsi" w:eastAsiaTheme="majorEastAsia" w:hAnsiTheme="majorHAnsi" w:cstheme="majorBidi"/>
-      <w:i/>
-      <w:iCs/>
-      <w:color w:val="5B9BD5" w:themeColor="accent1"/>
-      <w:spacing w:val="15"/>
-      <w:sz w:val="24"/>
-      <w:szCs w:val="24"/>
-    </w:rPr>
-  </w:style>
-  <w:style w:type="paragraph" w:styleId="Quote">
-    <w:name w:val="Quote"/>
-    <w:basedOn w:val="Normal"/>
-    <w:next w:val="Normal"/>
-    <w:link w:val="QuoteChar"/>
-    <w:uiPriority w:val="29"/>
-    <w:qFormat/>
-    <w:rsid w:val="00C23505"/>
-    <w:rPr>
-      <w:i/>
-      <w:iCs/>
-      <w:color w:val="000000" w:themeColor="text1"/>
-    </w:rPr>
-  </w:style>
-  <w:style w:type="character" w:customStyle="1" w:styleId="QuoteChar">
-    <w:name w:val="Quote Char"/>
-    <w:basedOn w:val="DefaultParagraphFont"/>
-    <w:link w:val="Quote"/>
-    <w:uiPriority w:val="29"/>
-    <w:rsid w:val="00C23505"/>
-    <w:rPr>
-      <w:i/>
-      <w:iCs/>
-      <w:color w:val="000000" w:themeColor="text1"/>
-    </w:rPr>
-  </w:style>
-  <w:style w:type="paragraph" w:styleId="ListParagraph">
-    <w:name w:val="List Paragraph"/>
-    <w:basedOn w:val="Normal"/>
-    <w:uiPriority w:val="34"/>
-    <w:qFormat/>
-    <w:rsid w:val="006E5461"/>
-    <w:pPr>
-      <w:ind w:left="720"/>
-      <w:contextualSpacing/>
-    </w:pPr>
-  </w:style>
-  <w:style w:type="character" w:styleId="IntenseEmphasis">
-    <w:name w:val="Intense Emphasis"/>
-    <w:basedOn w:val="DefaultParagraphFont"/>
-    <w:uiPriority w:val="21"/>
-    <w:qFormat/>
-    <w:rsid w:val="00C23505"/>
-    <w:rPr>
-      <w:b/>
-      <w:bCs/>
-      <w:i/>
-      <w:iCs/>
-      <w:color w:val="5B9BD5" w:themeColor="accent1"/>
-    </w:rPr>
-  </w:style>
-  <w:style w:type="paragraph" w:styleId="IntenseQuote">
-    <w:name w:val="Intense Quote"/>
-    <w:basedOn w:val="Normal"/>
-    <w:next w:val="Normal"/>
-    <w:link w:val="IntenseQuoteChar"/>
-    <w:uiPriority w:val="30"/>
-    <w:qFormat/>
-    <w:rsid w:val="00C23505"/>
-    <w:pPr>
-      <w:pBdr>
-        <w:bottom w:val="single" w:sz="4" w:space="4" w:color="5B9BD5" w:themeColor="accent1"/>
-      </w:pBdr>
-      <w:spacing w:before="200" w:after="280"/>
-      <w:ind w:left="936" w:right="936"/>
-    </w:pPr>
-    <w:rPr>
-      <w:b/>
-      <w:bCs/>
-      <w:i/>
-      <w:iCs/>
-      <w:color w:val="5B9BD5" w:themeColor="accent1"/>
-    </w:rPr>
-  </w:style>
-  <w:style w:type="character" w:customStyle="1" w:styleId="IntenseQuoteChar">
-    <w:name w:val="Intense Quote Char"/>
-    <w:basedOn w:val="DefaultParagraphFont"/>
-    <w:link w:val="IntenseQuote"/>
-    <w:uiPriority w:val="30"/>
-    <w:rsid w:val="00C23505"/>
-    <w:rPr>
-      <w:b/>
-      <w:bCs/>
-      <w:i/>
-      <w:iCs/>
-      <w:color w:val="5B9BD5" w:themeColor="accent1"/>
-    </w:rPr>
-  </w:style>
-  <w:style w:type="character" w:styleId="IntenseReference">
-    <w:name w:val="Intense Reference"/>
-    <w:basedOn w:val="DefaultParagraphFont"/>
-    <w:uiPriority w:val="32"/>
-    <w:qFormat/>
-    <w:rsid w:val="00C23505"/>
-    <w:rPr>
-      <w:b/>
-      <w:bCs/>
-      <w:smallCaps/>
-      <w:color w:val="ED7D31" w:themeColor="accent2"/>
-      <w:spacing w:val="5"/>
-      <w:u w:val="single"/>
-    </w:rPr>
-  </w:style>
-  <w:style w:type="paragraph" w:styleId="Caption">
-    <w:name w:val="caption"/>
-    <w:basedOn w:val="Normal"/>
-    <w:next w:val="Normal"/>
-    <w:uiPriority w:val="35"/>
-    <w:semiHidden/>
-    <w:unhideWhenUsed/>
-    <w:qFormat/>
-    <w:rsid w:val="00C23505"/>
-    <w:pPr>
-      <w:spacing w:line="240" w:lineRule="auto"/>
-    </w:pPr>
-    <w:rPr>
-      <w:b/>
-      <w:bCs/>
-      <w:color w:val="5B9BD5" w:themeColor="accent1"/>
-      <w:sz w:val="18"/>
-      <w:szCs w:val="18"/>
-    </w:rPr>
-  </w:style>
-  <w:style w:type="character" w:styleId="Strong">
-    <w:name w:val="Strong"/>
-    <w:basedOn w:val="DefaultParagraphFont"/>
-    <w:uiPriority w:val="22"/>
-    <w:qFormat/>
-    <w:rsid w:val="00C23505"/>
-    <w:rPr>
-      <w:b/>
-      <w:bCs/>
-    </w:rPr>
-  </w:style>
-  <w:style w:type="character" w:styleId="Emphasis">
-    <w:name w:val="Emphasis"/>
-    <w:basedOn w:val="DefaultParagraphFont"/>
-    <w:uiPriority w:val="20"/>
-    <w:qFormat/>
-    <w:rsid w:val="00C23505"/>
-    <w:rPr>
-      <w:i/>
-      <w:iCs/>
-    </w:rPr>
-  </w:style>
-  <w:style w:type="paragraph" w:styleId="NoSpacing">
-    <w:name w:val="No Spacing"/>
-    <w:link w:val="NoSpacingChar"/>
-    <w:uiPriority w:val="1"/>
-    <w:qFormat/>
-    <w:rsid w:val="00C23505"/>
-    <w:pPr>
-      <w:spacing w:after="0" w:line="240" w:lineRule="auto"/>
-    </w:pPr>
-  </w:style>
-  <w:style w:type="character" w:styleId="SubtleEmphasis">
-    <w:name w:val="Subtle Emphasis"/>
-    <w:basedOn w:val="DefaultParagraphFont"/>
-    <w:uiPriority w:val="19"/>
-    <w:qFormat/>
-    <w:rsid w:val="00C23505"/>
-    <w:rPr>
-      <w:i/>
-      <w:iCs/>
-      <w:color w:val="808080" w:themeColor="text1" w:themeTint="7F"/>
-    </w:rPr>
-  </w:style>
-  <w:style w:type="character" w:styleId="SubtleReference">
-    <w:name w:val="Subtle Reference"/>
-    <w:basedOn w:val="DefaultParagraphFont"/>
-    <w:uiPriority w:val="31"/>
-    <w:qFormat/>
-    <w:rsid w:val="00C23505"/>
-    <w:rPr>
-      <w:smallCaps/>
-      <w:color w:val="ED7D31" w:themeColor="accent2"/>
-      <w:u w:val="single"/>
-    </w:rPr>
-  </w:style>
-  <w:style w:type="character" w:styleId="BookTitle">
-    <w:name w:val="Book Title"/>
-    <w:basedOn w:val="DefaultParagraphFont"/>
-    <w:uiPriority w:val="33"/>
-    <w:qFormat/>
-    <w:rsid w:val="00C23505"/>
-    <w:rPr>
-      <w:b/>
-      <w:bCs/>
-      <w:smallCaps/>
-      <w:spacing w:val="5"/>
-    </w:rPr>
-  </w:style>
-  <w:style w:type="paragraph" w:styleId="TOCHeading">
-    <w:name w:val="TOC Heading"/>
-    <w:basedOn w:val="Heading1"/>
-    <w:next w:val="Normal"/>
-    <w:uiPriority w:val="39"/>
-    <w:semiHidden/>
-    <w:unhideWhenUsed/>
-    <w:qFormat/>
-    <w:rsid w:val="00C23505"/>
-    <w:pPr>
-      <w:outlineLvl w:val="9"/>
-    </w:pPr>
-  </w:style>
-  <w:style w:type="character" w:customStyle="1" w:styleId="NoSpacingChar">
-    <w:name w:val="No Spacing Char"/>
-    <w:basedOn w:val="DefaultParagraphFont"/>
-    <w:link w:val="NoSpacing"/>
-    <w:uiPriority w:val="1"/>
-    <w:rsid w:val="00921C15"/>
-  </w:style>
-  <w:style w:type="paragraph" w:styleId="BalloonText">
-    <w:name w:val="Balloon Text"/>
-    <w:basedOn w:val="Normal"/>
-    <w:link w:val="BalloonTextChar"/>
-    <w:uiPriority w:val="99"/>
-    <w:semiHidden/>
-    <w:unhideWhenUsed/>
-    <w:rsid w:val="007D719A"/>
-    <w:pPr>
-      <w:spacing w:after="0" w:line="240" w:lineRule="auto"/>
-    </w:pPr>
-    <w:rPr>
-      <w:rFonts w:ascii="Tahoma" w:hAnsi="Tahoma" w:cs="Tahoma"/>
-      <w:sz w:val="16"/>
-      <w:szCs w:val="16"/>
-    </w:rPr>
-  </w:style>
-  <w:style w:type="character" w:customStyle="1" w:styleId="BalloonTextChar">
-    <w:name w:val="Balloon Text Char"/>
-    <w:basedOn w:val="DefaultParagraphFont"/>
-    <w:link w:val="BalloonText"/>
-    <w:uiPriority w:val="99"/>
-    <w:semiHidden/>
-    <w:rsid w:val="007D719A"/>
-    <w:rPr>
-      <w:rFonts w:ascii="Tahoma" w:hAnsi="Tahoma" w:cs="Tahoma"/>
-      <w:sz w:val="16"/>
-      <w:szCs w:val="16"/>
-    </w:rPr>
-  </w:style>
-  <w:style w:type="paragraph" w:styleId="NormalWeb">
-    <w:name w:val="Normal (Web)"/>
-    <w:basedOn w:val="Normal"/>
-    <w:uiPriority w:val="99"/>
-    <w:semiHidden/>
-    <w:unhideWhenUsed/>
-    <w:rsid w:val="007D719A"/>
-    <w:pPr>
-      <w:spacing w:before="100" w:beforeAutospacing="1" w:after="100" w:afterAutospacing="1" w:line="240" w:lineRule="auto"/>
-    </w:pPr>
-    <w:rPr>
-      <w:rFonts w:ascii="Times New Roman" w:eastAsia="Times New Roman" w:hAnsi="Times New Roman" w:cs="Times New Roman"/>
-      <w:sz w:val="24"/>
-      <w:szCs w:val="24"/>
-      <w:lang w:eastAsia="en-IN"/>
-    </w:rPr>
-  </w:style>
-  <w:style w:type="character" w:styleId="HTMLCode">
-    <w:name w:val="HTML Code"/>
-    <w:basedOn w:val="DefaultParagraphFont"/>
-    <w:uiPriority w:val="99"/>
-    <w:semiHidden/>
-    <w:unhideWhenUsed/>
-    <w:rsid w:val="00EE262A"/>
-    <w:rPr>
-      <w:rFonts w:ascii="Courier New" w:eastAsia="Times New Roman" w:hAnsi="Courier New" w:cs="Courier New"/>
-      <w:sz w:val="20"/>
-      <w:szCs w:val="20"/>
-    </w:rPr>
-  </w:style>
-</w:styles>
-</file>
-
-<file path=word/stylesWithEffects.xml><?xml version="1.0" encoding="utf-8"?>
-<w:styles xmlns:wpc="http://schemas.microsoft.com/office/word/2010/wordprocessingCanvas" xmlns:mc="http://schemas.openxmlformats.org/markup-compatibility/2006" xmlns:o="urn:schemas-microsoft-com:office:office" xmlns:r="http://schemas.openxmlformats.org/officeDocument/2006/relationships" xmlns:m="http://schemas.openxmlformats.org/officeDocument/2006/math" xmlns:v="urn:schemas-microsoft-com:vml" xmlns:wp14="http://schemas.microsoft.com/office/word/2010/wordprocessingDrawing" xmlns:wp="http://schemas.openxmlformats.org/drawingml/2006/wordprocessingDrawing" xmlns:w10="urn:schemas-microsoft-com:office:word" xmlns:w="http://schemas.openxmlformats.org/wordprocessingml/2006/main" xmlns:w14="http://schemas.microsoft.com/office/word/2010/wordml" xmlns:wpg="http://schemas.microsoft.com/office/word/2010/wordprocessingGroup" xmlns:wpi="http://schemas.microsoft.com/office/word/2010/wordprocessingInk" xmlns:wne="http://schemas.microsoft.com/office/word/2006/wordml" xmlns:wps="http://schemas.microsoft.com/office/word/2010/wordprocessingShape" mc:Ignorable="w14 wp14">
-  <w:docDefaults>
-    <w:rPrDefault>
-      <w:rPr>
-        <w:rFonts w:asciiTheme="minorHAnsi" w:eastAsiaTheme="minorEastAsia" w:hAnsiTheme="minorHAnsi" w:cstheme="minorBidi"/>
-        <w:sz w:val="22"/>
-        <w:szCs w:val="22"/>
-        <w:lang w:val="en-IN" w:eastAsia="en-US" w:bidi="ar-SA"/>
-      </w:rPr>
-    </w:rPrDefault>
-    <w:pPrDefault>
-      <w:pPr>
-        <w:spacing w:after="200" w:line="276" w:lineRule="auto"/>
-      </w:pPr>
-    </w:pPrDefault>
-  </w:docDefaults>
-  <w:latentStyles w:defLockedState="0" w:defUIPriority="99" w:defSemiHidden="1" w:defUnhideWhenUsed="1" w:defQFormat="0" w:count="267">
-    <w:lsdException w:name="Normal" w:semiHidden="0" w:uiPriority="0" w:unhideWhenUsed="0" w:qFormat="1"/>
-    <w:lsdException w:name="heading 1" w:semiHidden="0" w:uiPriority="9" w:unhideWhenUsed="0" w:qFormat="1"/>
-    <w:lsdException w:name="heading 2" w:uiPriority="9" w:qFormat="1"/>
-    <w:lsdException w:name="heading 3" w:uiPriority="9" w:qFormat="1"/>
-    <w:lsdException w:name="heading 4" w:uiPriority="9" w:qFormat="1"/>
-    <w:lsdException w:name="heading 5" w:uiPriority="9" w:qFormat="1"/>
-    <w:lsdException w:name="heading 6" w:uiPriority="9" w:qFormat="1"/>
-    <w:lsdException w:name="heading 7" w:uiPriority="9" w:qFormat="1"/>
-    <w:lsdException w:name="heading 8" w:uiPriority="9" w:qFormat="1"/>
-    <w:lsdException w:name="heading 9" w:uiPriority="9" w:qFormat="1"/>
-    <w:lsdException w:name="toc 1" w:uiPriority="39"/>
-    <w:lsdException w:name="toc 2" w:uiPriority="39"/>
-    <w:lsdException w:name="toc 3" w:uiPriority="39"/>
-    <w:lsdException w:name="toc 4" w:uiPriority="39"/>
-    <w:lsdException w:name="toc 5" w:uiPriority="39"/>
-    <w:lsdException w:name="toc 6" w:uiPriority="39"/>
-    <w:lsdException w:name="toc 7" w:uiPriority="39"/>
-    <w:lsdException w:name="toc 8" w:uiPriority="39"/>
-    <w:lsdException w:name="toc 9" w:uiPriority="39"/>
-    <w:lsdException w:name="caption" w:uiPriority="35" w:qFormat="1"/>
-    <w:lsdException w:name="Title" w:semiHidden="0" w:uiPriority="10" w:unhideWhenUsed="0" w:qFormat="1"/>
-    <w:lsdException w:name="Default Paragraph Font" w:uiPriority="1"/>
-    <w:lsdException w:name="Subtitle" w:semiHidden="0" w:uiPriority="11" w:unhideWhenUsed="0" w:qFormat="1"/>
-    <w:lsdException w:name="Strong" w:semiHidden="0" w:uiPriority="22" w:unhideWhenUsed="0" w:qFormat="1"/>
-    <w:lsdException w:name="Emphasis" w:semiHidden="0" w:uiPriority="20" w:unhideWhenUsed="0" w:qFormat="1"/>
-    <w:lsdException w:name="Table Grid" w:semiHidden="0" w:uiPriority="39" w:unhideWhenUsed="0"/>
-    <w:lsdException w:name="Placeholder Text" w:unhideWhenUsed="0"/>
-    <w:lsdException w:name="No Spacing" w:semiHidden="0" w:uiPriority="1" w:unhideWhenUsed="0" w:qFormat="1"/>
-    <w:lsdException w:name="Light Shading" w:semiHidden="0" w:uiPriority="60" w:unhideWhenUsed="0"/>
-    <w:lsdException w:name="Light List" w:semiHidden="0" w:uiPriority="61" w:unhideWhenUsed="0"/>
-    <w:lsdException w:name="Light Grid" w:semiHidden="0" w:uiPriority="62" w:unhideWhenUsed="0"/>
-    <w:lsdException w:name="Medium Shading 1" w:semiHidden="0" w:uiPriority="63" w:unhideWhenUsed="0"/>
-    <w:lsdException w:name="Medium Shading 2" w:semiHidden="0" w:uiPriority="64" w:unhideWhenUsed="0"/>
-    <w:lsdException w:name="Medium List 1" w:semiHidden="0" w:uiPriority="65" w:unhideWhenUsed="0"/>
-    <w:lsdException w:name="Medium List 2" w:semiHidden="0" w:uiPriority="66" w:unhideWhenUsed="0"/>
-    <w:lsdException w:name="Medium Grid 1" w:semiHidden="0" w:uiPriority="67" w:unhideWhenUsed="0"/>
-    <w:lsdException w:name="Medium Grid 2" w:semiHidden="0" w:uiPriority="68" w:unhideWhenUsed="0"/>
-    <w:lsdException w:name="Medium Grid 3" w:semiHidden="0" w:uiPriority="69" w:unhideWhenUsed="0"/>
-    <w:lsdException w:name="Dark List" w:semiHidden="0" w:uiPriority="70" w:unhideWhenUsed="0"/>
-    <w:lsdException w:name="Colorful Shading" w:semiHidden="0" w:uiPriority="71" w:unhideWhenUsed="0"/>
-    <w:lsdException w:name="Colorful List" w:semiHidden="0" w:uiPriority="72" w:unhideWhenUsed="0"/>
-    <w:lsdException w:name="Colorful Grid" w:semiHidden="0" w:uiPriority="73" w:unhideWhenUsed="0"/>
-    <w:lsdException w:name="Light Shading Accent 1" w:semiHidden="0" w:uiPriority="60" w:unhideWhenUsed="0"/>
-    <w:lsdException w:name="Light List Accent 1" w:semiHidden="0" w:uiPriority="61" w:unhideWhenUsed="0"/>
-    <w:lsdException w:name="Light Grid Accent 1" w:semiHidden="0" w:uiPriority="62" w:unhideWhenUsed="0"/>
-    <w:lsdException w:name="Medium Shading 1 Accent 1" w:semiHidden="0" w:uiPriority="63" w:unhideWhenUsed="0"/>
-    <w:lsdException w:name="Medium Shading 2 Accent 1" w:semiHidden="0" w:uiPriority="64" w:unhideWhenUsed="0"/>
-    <w:lsdException w:name="Medium List 1 Accent 1" w:semiHidden="0" w:uiPriority="65" w:unhideWhenUsed="0"/>
-    <w:lsdException w:name="Revision" w:unhideWhenUsed="0"/>
-    <w:lsdException w:name="List Paragraph" w:semiHidden="0" w:uiPriority="34" w:unhideWhenUsed="0" w:qFormat="1"/>
-    <w:lsdException w:name="Quote" w:semiHidden="0" w:uiPriority="29" w:unhideWhenUsed="0" w:qFormat="1"/>
-    <w:lsdException w:name="Intense Quote" w:semiHidden="0" w:uiPriority="30" w:unhideWhenUsed="0" w:qFormat="1"/>
-    <w:lsdException w:name="Medium List 2 Accent 1" w:semiHidden="0" w:uiPriority="66" w:unhideWhenUsed="0"/>
-    <w:lsdException w:name="Medium Grid 1 Accent 1" w:semiHidden="0" w:uiPriority="67" w:unhideWhenUsed="0"/>
-    <w:lsdException w:name="Medium Grid 2 Accent 1" w:semiHidden="0" w:uiPriority="68" w:unhideWhenUsed="0"/>
-    <w:lsdException w:name="Medium Grid 3 Accent 1" w:semiHidden="0" w:uiPriority="69" w:unhideWhenUsed="0"/>
-    <w:lsdException w:name="Dark List Accent 1" w:semiHidden="0" w:uiPriority="70" w:unhideWhenUsed="0"/>
-    <w:lsdException w:name="Colorful Shading Accent 1" w:semiHidden="0" w:uiPriority="71" w:unhideWhenUsed="0"/>
-    <w:lsdException w:name="Colorful List Accent 1" w:semiHidden="0" w:uiPriority="72" w:unhideWhenUsed="0"/>
-    <w:lsdException w:name="Colorful Grid Accent 1" w:semiHidden="0" w:uiPriority="73" w:unhideWhenUsed="0"/>
-    <w:lsdException w:name="Light Shading Accent 2" w:semiHidden="0" w:uiPriority="60" w:unhideWhenUsed="0"/>
-    <w:lsdException w:name="Light List Accent 2" w:semiHidden="0" w:uiPriority="61" w:unhideWhenUsed="0"/>
-    <w:lsdException w:name="Light Grid Accent 2" w:semiHidden="0" w:uiPriority="62" w:unhideWhenUsed="0"/>
-    <w:lsdException w:name="Medium Shading 1 Accent 2" w:semiHidden="0" w:uiPriority="63" w:unhideWhenUsed="0"/>
-    <w:lsdException w:name="Medium Shading 2 Accent 2" w:semiHidden="0" w:uiPriority="64" w:unhideWhenUsed="0"/>
-    <w:lsdException w:name="Medium List 1 Accent 2" w:semiHidden="0" w:uiPriority="65" w:unhideWhenUsed="0"/>
-    <w:lsdException w:name="Medium List 2 Accent 2" w:semiHidden="0" w:uiPriority="66" w:unhideWhenUsed="0"/>
-    <w:lsdException w:name="Medium Grid 1 Accent 2" w:semiHidden="0" w:uiPriority="67" w:unhideWhenUsed="0"/>
-    <w:lsdException w:name="Medium Grid 2 Accent 2" w:semiHidden="0" w:uiPriority="68" w:unhideWhenUsed="0"/>
-    <w:lsdException w:name="Medium Grid 3 Accent 2" w:semiHidden="0" w:uiPriority="69" w:unhideWhenUsed="0"/>
-    <w:lsdException w:name="Dark List Accent 2" w:semiHidden="0" w:uiPriority="70" w:unhideWhenUsed="0"/>
-    <w:lsdException w:name="Colorful Shading Accent 2" w:semiHidden="0" w:uiPriority="71" w:unhideWhenUsed="0"/>
-    <w:lsdException w:name="Colorful List Accent 2" w:semiHidden="0" w:uiPriority="72" w:unhideWhenUsed="0"/>
-    <w:lsdException w:name="Colorful Grid Accent 2" w:semiHidden="0" w:uiPriority="73" w:unhideWhenUsed="0"/>
-    <w:lsdException w:name="Light Shading Accent 3" w:semiHidden="0" w:uiPriority="60" w:unhideWhenUsed="0"/>
-    <w:lsdException w:name="Light List Accent 3" w:semiHidden="0" w:uiPriority="61" w:unhideWhenUsed="0"/>
-    <w:lsdException w:name="Light Grid Accent 3" w:semiHidden="0" w:uiPriority="62" w:unhideWhenUsed="0"/>
-    <w:lsdException w:name="Medium Shading 1 Accent 3" w:semiHidden="0" w:uiPriority="63" w:unhideWhenUsed="0"/>
-    <w:lsdException w:name="Medium Shading 2 Accent 3" w:semiHidden="0" w:uiPriority="64" w:unhideWhenUsed="0"/>
-    <w:lsdException w:name="Medium List 1 Accent 3" w:semiHidden="0" w:uiPriority="65" w:unhideWhenUsed="0"/>
-    <w:lsdException w:name="Medium List 2 Accent 3" w:semiHidden="0" w:uiPriority="66" w:unhideWhenUsed="0"/>
-    <w:lsdException w:name="Medium Grid 1 Accent 3" w:semiHidden="0" w:uiPriority="67" w:unhideWhenUsed="0"/>
-    <w:lsdException w:name="Medium Grid 2 Accent 3" w:semiHidden="0" w:uiPriority="68" w:unhideWhenUsed="0"/>
-    <w:lsdException w:name="Medium Grid 3 Accent 3" w:semiHidden="0" w:uiPriority="69" w:unhideWhenUsed="0"/>
-    <w:lsdException w:name="Dark List Accent 3" w:semiHidden="0" w:uiPriority="70" w:unhideWhenUsed="0"/>
-    <w:lsdException w:name="Colorful Shading Accent 3" w:semiHidden="0" w:uiPriority="71" w:unhideWhenUsed="0"/>
-    <w:lsdException w:name="Colorful List Accent 3" w:semiHidden="0" w:uiPriority="72" w:unhideWhenUsed="0"/>
-    <w:lsdException w:name="Colorful Grid Accent 3" w:semiHidden="0" w:uiPriority="73" w:unhideWhenUsed="0"/>
-    <w:lsdException w:name="Light Shading Accent 4" w:semiHidden="0" w:uiPriority="60" w:unhideWhenUsed="0"/>
-    <w:lsdException w:name="Light List Accent 4" w:semiHidden="0" w:uiPriority="61" w:unhideWhenUsed="0"/>
-    <w:lsdException w:name="Light Grid Accent 4" w:semiHidden="0" w:uiPriority="62" w:unhideWhenUsed="0"/>
-    <w:lsdException w:name="Medium Shading 1 Accent 4" w:semiHidden="0" w:uiPriority="63" w:unhideWhenUsed="0"/>
-    <w:lsdException w:name="Medium Shading 2 Accent 4" w:semiHidden="0" w:uiPriority="64" w:unhideWhenUsed="0"/>
-    <w:lsdException w:name="Medium List 1 Accent 4" w:semiHidden="0" w:uiPriority="65" w:unhideWhenUsed="0"/>
-    <w:lsdException w:name="Medium List 2 Accent 4" w:semiHidden="0" w:uiPriority="66" w:unhideWhenUsed="0"/>
-    <w:lsdException w:name="Medium Grid 1 Accent 4" w:semiHidden="0" w:uiPriority="67" w:unhideWhenUsed="0"/>
-    <w:lsdException w:name="Medium Grid 2 Accent 4" w:semiHidden="0" w:uiPriority="68" w:unhideWhenUsed="0"/>
-    <w:lsdException w:name="Medium Grid 3 Accent 4" w:semiHidden="0" w:uiPriority="69" w:unhideWhenUsed="0"/>
-    <w:lsdException w:name="Dark List Accent 4" w:semiHidden="0" w:uiPriority="70" w:unhideWhenUsed="0"/>
-    <w:lsdException w:name="Colorful Shading Accent 4" w:semiHidden="0" w:uiPriority="71" w:unhideWhenUsed="0"/>
-    <w:lsdException w:name="Colorful List Accent 4" w:semiHidden="0" w:uiPriority="72" w:unhideWhenUsed="0"/>
-    <w:lsdException w:name="Colorful Grid Accent 4" w:semiHidden="0" w:uiPriority="73" w:unhideWhenUsed="0"/>
-    <w:lsdException w:name="Light Shading Accent 5" w:semiHidden="0" w:uiPriority="60" w:unhideWhenUsed="0"/>
-    <w:lsdException w:name="Light List Accent 5" w:semiHidden="0" w:uiPriority="61" w:unhideWhenUsed="0"/>
-    <w:lsdException w:name="Light Grid Accent 5" w:semiHidden="0" w:uiPriority="62" w:unhideWhenUsed="0"/>
-    <w:lsdException w:name="Medium Shading 1 Accent 5" w:semiHidden="0" w:uiPriority="63" w:unhideWhenUsed="0"/>
-    <w:lsdException w:name="Medium Shading 2 Accent 5" w:semiHidden="0" w:uiPriority="64" w:unhideWhenUsed="0"/>
-    <w:lsdException w:name="Medium List 1 Accent 5" w:semiHidden="0" w:uiPriority="65" w:unhideWhenUsed="0"/>
-    <w:lsdException w:name="Medium List 2 Accent 5" w:semiHidden="0" w:uiPriority="66" w:unhideWhenUsed="0"/>
-    <w:lsdException w:name="Medium Grid 1 Accent 5" w:semiHidden="0" w:uiPriority="67" w:unhideWhenUsed="0"/>
-    <w:lsdException w:name="Medium Grid 2 Accent 5" w:semiHidden="0" w:uiPriority="68" w:unhideWhenUsed="0"/>
-    <w:lsdException w:name="Medium Grid 3 Accent 5" w:semiHidden="0" w:uiPriority="69" w:unhideWhenUsed="0"/>
-    <w:lsdException w:name="Dark List Accent 5" w:semiHidden="0" w:uiPriority="70" w:unhideWhenUsed="0"/>
-    <w:lsdException w:name="Colorful Shading Accent 5" w:semiHidden="0" w:uiPriority="71" w:unhideWhenUsed="0"/>
-    <w:lsdException w:name="Colorful List Accent 5" w:semiHidden="0" w:uiPriority="72" w:unhideWhenUsed="0"/>
-    <w:lsdException w:name="Colorful Grid Accent 5" w:semiHidden="0" w:uiPriority="73" w:unhideWhenUsed="0"/>
-    <w:lsdException w:name="Light Shading Accent 6" w:semiHidden="0" w:uiPriority="60" w:unhideWhenUsed="0"/>
-    <w:lsdException w:name="Light List Accent 6" w:semiHidden="0" w:uiPriority="61" w:unhideWhenUsed="0"/>
-    <w:lsdException w:name="Light Grid Accent 6" w:semiHidden="0" w:uiPriority="62" w:unhideWhenUsed="0"/>
-    <w:lsdException w:name="Medium Shading 1 Accent 6" w:semiHidden="0" w:uiPriority="63" w:unhideWhenUsed="0"/>
-    <w:lsdException w:name="Medium Shading 2 Accent 6" w:semiHidden="0" w:uiPriority="64" w:unhideWhenUsed="0"/>
-    <w:lsdException w:name="Medium List 1 Accent 6" w:semiHidden="0" w:uiPriority="65" w:unhideWhenUsed="0"/>
-    <w:lsdException w:name="Medium List 2 Accent 6" w:semiHidden="0" w:uiPriority="66" w:unhideWhenUsed="0"/>
-    <w:lsdException w:name="Medium Grid 1 Accent 6" w:semiHidden="0" w:uiPriority="67" w:unhideWhenUsed="0"/>
-    <w:lsdException w:name="Medium Grid 2 Accent 6" w:semiHidden="0" w:uiPriority="68" w:unhideWhenUsed="0"/>
-    <w:lsdException w:name="Medium Grid 3 Accent 6" w:semiHidden="0" w:uiPriority="69" w:unhideWhenUsed="0"/>
-    <w:lsdException w:name="Dark List Accent 6" w:semiHidden="0" w:uiPriority="70" w:unhideWhenUsed="0"/>
-    <w:lsdException w:name="Colorful Shading Accent 6" w:semiHidden="0" w:uiPriority="71" w:unhideWhenUsed="0"/>
-    <w:lsdException w:name="Colorful List Accent 6" w:semiHidden="0" w:uiPriority="72" w:unhideWhenUsed="0"/>
-    <w:lsdException w:name="Colorful Grid Accent 6" w:semiHidden="0" w:uiPriority="73" w:unhideWhenUsed="0"/>
-    <w:lsdException w:name="Subtle Emphasis" w:semiHidden="0" w:uiPriority="19" w:unhideWhenUsed="0" w:qFormat="1"/>
-    <w:lsdException w:name="Intense Emphasis" w:semiHidden="0" w:uiPriority="21" w:unhideWhenUsed="0" w:qFormat="1"/>
-    <w:lsdException w:name="Subtle Reference" w:semiHidden="0" w:uiPriority="31" w:unhideWhenUsed="0" w:qFormat="1"/>
-    <w:lsdException w:name="Intense Reference" w:semiHidden="0" w:uiPriority="32" w:unhideWhenUsed="0" w:qFormat="1"/>
-    <w:lsdException w:name="Book Title" w:semiHidden="0" w:uiPriority="33" w:unhideWhenUsed="0" w:qFormat="1"/>
-    <w:lsdException w:name="Bibliography" w:uiPriority="37"/>
-    <w:lsdException w:name="TOC Heading" w:uiPriority="39" w:qFormat="1"/>
+  <w:latentStyles w:defLockedState="0" w:defUIPriority="99" w:defSemiHidden="0" w:defUnhideWhenUsed="0" w:defQFormat="0" w:count="376">
+    <w:lsdException w:name="Normal" w:uiPriority="0" w:qFormat="1"/>
+    <w:lsdException w:name="heading 1" w:uiPriority="9" w:qFormat="1"/>
+    <w:lsdException w:name="heading 2" w:semiHidden="1" w:uiPriority="9" w:unhideWhenUsed="1" w:qFormat="1"/>
+    <w:lsdException w:name="heading 3" w:semiHidden="1" w:uiPriority="9" w:unhideWhenUsed="1" w:qFormat="1"/>
+    <w:lsdException w:name="heading 4" w:semiHidden="1" w:uiPriority="9" w:unhideWhenUsed="1" w:qFormat="1"/>
+    <w:lsdException w:name="heading 5" w:semiHidden="1" w:uiPriority="9" w:unhideWhenUsed="1" w:qFormat="1"/>
+    <w:lsdException w:name="heading 6" w:semiHidden="1" w:uiPriority="9" w:unhideWhenUsed="1" w:qFormat="1"/>
+    <w:lsdException w:name="heading 7" w:semiHidden="1" w:uiPriority="9" w:unhideWhenUsed="1" w:qFormat="1"/>
+    <w:lsdException w:name="heading 8" w:semiHidden="1" w:uiPriority="9" w:unhideWhenUsed="1" w:qFormat="1"/>
+    <w:lsdException w:name="heading 9" w:semiHidden="1" w:uiPriority="9" w:unhideWhenUsed="1" w:qFormat="1"/>
+    <w:lsdException w:name="index 1" w:semiHidden="1" w:unhideWhenUsed="1"/>
+    <w:lsdException w:name="index 2" w:semiHidden="1" w:unhideWhenUsed="1"/>
+    <w:lsdException w:name="index 3" w:semiHidden="1" w:unhideWhenUsed="1"/>
+    <w:lsdException w:name="index 4" w:semiHidden="1" w:unhideWhenUsed="1"/>
+    <w:lsdException w:name="index 5" w:semiHidden="1" w:unhideWhenUsed="1"/>
+    <w:lsdException w:name="index 6" w:semiHidden="1" w:unhideWhenUsed="1"/>
+    <w:lsdException w:name="index 7" w:semiHidden="1" w:unhideWhenUsed="1"/>
+    <w:lsdException w:name="index 8" w:semiHidden="1" w:unhideWhenUsed="1"/>
+    <w:lsdException w:name="index 9" w:semiHidden="1" w:unhideWhenUsed="1"/>
+    <w:lsdException w:name="toc 1" w:semiHidden="1" w:uiPriority="39" w:unhideWhenUsed="1"/>
+    <w:lsdException w:name="toc 2" w:semiHidden="1" w:uiPriority="39" w:unhideWhenUsed="1"/>
+    <w:lsdException w:name="toc 3" w:semiHidden="1" w:uiPriority="39" w:unhideWhenUsed="1"/>
+    <w:lsdException w:name="toc 4" w:semiHidden="1" w:uiPriority="39" w:unhideWhenUsed="1"/>
+    <w:lsdException w:name="toc 5" w:semiHidden="1" w:uiPriority="39" w:unhideWhenUsed="1"/>
+    <w:lsdException w:name="toc 6" w:semiHidden="1" w:uiPriority="39" w:unhideWhenUsed="1"/>
+    <w:lsdException w:name="toc 7" w:semiHidden="1" w:uiPriority="39" w:unhideWhenUsed="1"/>
+    <w:lsdException w:name="toc 8" w:semiHidden="1" w:uiPriority="39" w:unhideWhenUsed="1"/>
+    <w:lsdException w:name="toc 9" w:semiHidden="1" w:uiPriority="39" w:unhideWhenUsed="1"/>
+    <w:lsdException w:name="Normal Indent" w:semiHidden="1" w:unhideWhenUsed="1"/>
+    <w:lsdException w:name="footnote text" w:semiHidden="1" w:unhideWhenUsed="1"/>
+    <w:lsdException w:name="annotation text" w:semiHidden="1" w:unhideWhenUsed="1"/>
+    <w:lsdException w:name="header" w:semiHidden="1" w:unhideWhenUsed="1"/>
+    <w:lsdException w:name="footer" w:semiHidden="1" w:unhideWhenUsed="1"/>
+    <w:lsdException w:name="index heading" w:semiHidden="1" w:unhideWhenUsed="1"/>
+    <w:lsdException w:name="caption" w:semiHidden="1" w:uiPriority="35" w:unhideWhenUsed="1" w:qFormat="1"/>
+    <w:lsdException w:name="table of figures" w:semiHidden="1" w:unhideWhenUsed="1"/>
+    <w:lsdException w:name="envelope address" w:semiHidden="1" w:unhideWhenUsed="1"/>
+    <w:lsdException w:name="envelope return" w:semiHidden="1" w:unhideWhenUsed="1"/>
+    <w:lsdException w:name="footnote reference" w:semiHidden="1" w:unhideWhenUsed="1"/>
+    <w:lsdException w:name="annotation reference" w:semiHidden="1" w:unhideWhenUsed="1"/>
+    <w:lsdException w:name="line number" w:semiHidden="1" w:unhideWhenUsed="1"/>
+    <w:lsdException w:name="page number" w:semiHidden="1" w:unhideWhenUsed="1"/>
+    <w:lsdException w:name="endnote reference" w:semiHidden="1" w:unhideWhenUsed="1"/>
+    <w:lsdException w:name="endnote text" w:semiHidden="1" w:unhideWhenUsed="1"/>
+    <w:lsdException w:name="table of authorities" w:semiHidden="1" w:unhideWhenUsed="1"/>
+    <w:lsdException w:name="macro" w:semiHidden="1" w:unhideWhenUsed="1"/>
+    <w:lsdException w:name="toa heading" w:semiHidden="1" w:unhideWhenUsed="1"/>
+    <w:lsdException w:name="List" w:semiHidden="1" w:unhideWhenUsed="1"/>
+    <w:lsdException w:name="List Bullet" w:semiHidden="1" w:unhideWhenUsed="1"/>
+    <w:lsdException w:name="List Number" w:semiHidden="1" w:unhideWhenUsed="1"/>
+    <w:lsdException w:name="List 2" w:semiHidden="1" w:unhideWhenUsed="1"/>
+    <w:lsdException w:name="List 3" w:semiHidden="1" w:unhideWhenUsed="1"/>
+    <w:lsdException w:name="List 4" w:semiHidden="1" w:unhideWhenUsed="1"/>
+    <w:lsdException w:name="List 5" w:semiHidden="1" w:unhideWhenUsed="1"/>
+    <w:lsdException w:name="List Bullet 2" w:semiHidden="1" w:unhideWhenUsed="1"/>
+    <w:lsdException w:name="List Bullet 3" w:semiHidden="1" w:unhideWhenUsed="1"/>
+    <w:lsdException w:name="List Bullet 4" w:semiHidden="1" w:unhideWhenUsed="1"/>
+    <w:lsdException w:name="List Bullet 5" w:semiHidden="1" w:unhideWhenUsed="1"/>
+    <w:lsdException w:name="List Number 2" w:semiHidden="1" w:unhideWhenUsed="1"/>
+    <w:lsdException w:name="List Number 3" w:semiHidden="1" w:unhideWhenUsed="1"/>
+    <w:lsdException w:name="List Number 4" w:semiHidden="1" w:unhideWhenUsed="1"/>
+    <w:lsdException w:name="List Number 5" w:semiHidden="1" w:unhideWhenUsed="1"/>
+    <w:lsdException w:name="Title" w:uiPriority="10" w:qFormat="1"/>
+    <w:lsdException w:name="Closing" w:semiHidden="1" w:unhideWhenUsed="1"/>
+    <w:lsdException w:name="Signature" w:semiHidden="1" w:unhideWhenUsed="1"/>
+    <w:lsdException w:name="Default Paragraph Font" w:semiHidden="1" w:uiPriority="1" w:unhideWhenUsed="1"/>
+    <w:lsdException w:name="Body Text" w:semiHidden="1" w:unhideWhenUsed="1"/>
+    <w:lsdException w:name="Body Text Indent" w:semiHidden="1" w:unhideWhenUsed="1"/>
+    <w:lsdException w:name="List Continue" w:semiHidden="1" w:unhideWhenUsed="1"/>
+    <w:lsdException w:name="List Continue 2" w:semiHidden="1" w:unhideWhenUsed="1"/>
+    <w:lsdException w:name="List Continue 3" w:semiHidden="1" w:unhideWhenUsed="1"/>
+    <w:lsdException w:name="List Continue 4" w:semiHidden="1" w:unhideWhenUsed="1"/>
+    <w:lsdException w:name="List Continue 5" w:semiHidden="1" w:unhideWhenUsed="1"/>
+    <w:lsdException w:name="Message Header" w:semiHidden="1" w:unhideWhenUsed="1"/>
+    <w:lsdException w:name="Subtitle" w:uiPriority="11" w:qFormat="1"/>
+    <w:lsdException w:name="Salutation" w:semiHidden="1" w:unhideWhenUsed="1"/>
+    <w:lsdException w:name="Date" w:semiHidden="1" w:unhideWhenUsed="1"/>
+    <w:lsdException w:name="Body Text First Indent" w:semiHidden="1" w:unhideWhenUsed="1"/>
+    <w:lsdException w:name="Body Text First Indent 2" w:semiHidden="1" w:unhideWhenUsed="1"/>
+    <w:lsdException w:name="Note Heading" w:semiHidden="1" w:unhideWhenUsed="1"/>
+    <w:lsdException w:name="Body Text 2" w:semiHidden="1" w:unhideWhenUsed="1"/>
+    <w:lsdException w:name="Body Text 3" w:semiHidden="1" w:unhideWhenUsed="1"/>
+    <w:lsdException w:name="Body Text Indent 2" w:semiHidden="1" w:unhideWhenUsed="1"/>
+    <w:lsdException w:name="Body Text Indent 3" w:semiHidden="1" w:unhideWhenUsed="1"/>
+    <w:lsdException w:name="Block Text" w:semiHidden="1" w:unhideWhenUsed="1"/>
+    <w:lsdException w:name="Hyperlink" w:semiHidden="1" w:unhideWhenUsed="1"/>
+    <w:lsdException w:name="FollowedHyperlink" w:semiHidden="1" w:unhideWhenUsed="1"/>
+    <w:lsdException w:name="Strong" w:uiPriority="22" w:qFormat="1"/>
+    <w:lsdException w:name="Emphasis" w:uiPriority="20" w:qFormat="1"/>
+    <w:lsdException w:name="Document Map" w:semiHidden="1" w:unhideWhenUsed="1"/>
+    <w:lsdException w:name="Plain Text" w:semiHidden="1" w:unhideWhenUsed="1"/>
+    <w:lsdException w:name="E-mail Signature" w:semiHidden="1" w:unhideWhenUsed="1"/>
+    <w:lsdException w:name="HTML Top of Form" w:semiHidden="1" w:unhideWhenUsed="1"/>
+    <w:lsdException w:name="HTML Bottom of Form" w:semiHidden="1" w:unhideWhenUsed="1"/>
+    <w:lsdException w:name="Normal (Web)" w:semiHidden="1" w:unhideWhenUsed="1"/>
+    <w:lsdException w:name="HTML Acronym" w:semiHidden="1" w:unhideWhenUsed="1"/>
+    <w:lsdException w:name="HTML Address" w:semiHidden="1" w:unhideWhenUsed="1"/>
+    <w:lsdException w:name="HTML Cite" w:semiHidden="1" w:unhideWhenUsed="1"/>
+    <w:lsdException w:name="HTML Code" w:semiHidden="1" w:unhideWhenUsed="1"/>
+    <w:lsdException w:name="HTML Definition" w:semiHidden="1" w:unhideWhenUsed="1"/>
+    <w:lsdException w:name="HTML Keyboard" w:semiHidden="1" w:unhideWhenUsed="1"/>
+    <w:lsdException w:name="HTML Preformatted" w:semiHidden="1" w:unhideWhenUsed="1"/>
+    <w:lsdException w:name="HTML Sample" w:semiHidden="1" w:unhideWhenUsed="1"/>
+    <w:lsdException w:name="HTML Typewriter" w:semiHidden="1" w:unhideWhenUsed="1"/>
+    <w:lsdException w:name="HTML Variable" w:semiHidden="1" w:unhideWhenUsed="1"/>
+    <w:lsdException w:name="Normal Table" w:semiHidden="1" w:unhideWhenUsed="1"/>
+    <w:lsdException w:name="annotation subject" w:semiHidden="1" w:unhideWhenUsed="1"/>
+    <w:lsdException w:name="No List" w:semiHidden="1" w:unhideWhenUsed="1"/>
+    <w:lsdException w:name="Outline List 1" w:semiHidden="1" w:unhideWhenUsed="1"/>
+    <w:lsdException w:name="Outline List 2" w:semiHidden="1" w:unhideWhenUsed="1"/>
+    <w:lsdException w:name="Outline List 3" w:semiHidden="1" w:unhideWhenUsed="1"/>
+    <w:lsdException w:name="Table Simple 1" w:semiHidden="1" w:unhideWhenUsed="1"/>
+    <w:lsdException w:name="Table Simple 2" w:semiHidden="1" w:unhideWhenUsed="1"/>
+    <w:lsdException w:name="Table Simple 3" w:semiHidden="1" w:unhideWhenUsed="1"/>
+    <w:lsdException w:name="Table Classic 1" w:semiHidden="1" w:unhideWhenUsed="1"/>
+    <w:lsdException w:name="Table Classic 2" w:semiHidden="1" w:unhideWhenUsed="1"/>
+    <w:lsdException w:name="Table Classic 3" w:semiHidden="1" w:unhideWhenUsed="1"/>
+    <w:lsdException w:name="Table Classic 4" w:semiHidden="1" w:unhideWhenUsed="1"/>
+    <w:lsdException w:name="Table Colorful 1" w:semiHidden="1" w:unhideWhenUsed="1"/>
+    <w:lsdException w:name="Table Colorful 2" w:semiHidden="1" w:unhideWhenUsed="1"/>
+    <w:lsdException w:name="Table Colorful 3" w:semiHidden="1" w:unhideWhenUsed="1"/>
+    <w:lsdException w:name="Table Columns 1" w:semiHidden="1" w:unhideWhenUsed="1"/>
+    <w:lsdException w:name="Table Columns 2" w:semiHidden="1" w:unhideWhenUsed="1"/>
+    <w:lsdException w:name="Table Columns 3" w:semiHidden="1" w:unhideWhenUsed="1"/>
+    <w:lsdException w:name="Table Columns 4" w:semiHidden="1" w:unhideWhenUsed="1"/>
+    <w:lsdException w:name="Table Columns 5" w:semiHidden="1" w:unhideWhenUsed="1"/>
+    <w:lsdException w:name="Table Grid 1" w:semiHidden="1" w:unhideWhenUsed="1"/>
+    <w:lsdException w:name="Table Grid 2" w:semiHidden="1" w:unhideWhenUsed="1"/>
+    <w:lsdException w:name="Table Grid 3" w:semiHidden="1" w:unhideWhenUsed="1"/>
+    <w:lsdException w:name="Table Grid 4" w:semiHidden="1" w:unhideWhenUsed="1"/>
+    <w:lsdException w:name="Table Grid 5" w:semiHidden="1" w:unhideWhenUsed="1"/>
+    <w:lsdException w:name="Table Grid 6" w:semiHidden="1" w:unhideWhenUsed="1"/>
+    <w:lsdException w:name="Table Grid 7" w:semiHidden="1" w:unhideWhenUsed="1"/>
+    <w:lsdException w:name="Table Grid 8" w:semiHidden="1" w:unhideWhenUsed="1"/>
+    <w:lsdException w:name="Table List 1" w:semiHidden="1" w:unhideWhenUsed="1"/>
+    <w:lsdException w:name="Table List 2" w:semiHidden="1" w:unhideWhenUsed="1"/>
+    <w:lsdException w:name="Table List 3" w:semiHidden="1" w:unhideWhenUsed="1"/>
+    <w:lsdException w:name="Table List 4" w:semiHidden="1" w:unhideWhenUsed="1"/>
+    <w:lsdException w:name="Table List 5" w:semiHidden="1" w:unhideWhenUsed="1"/>
+    <w:lsdException w:name="Table List 6" w:semiHidden="1" w:unhideWhenUsed="1"/>
+    <w:lsdException w:name="Table List 7" w:semiHidden="1" w:unhideWhenUsed="1"/>
+    <w:lsdException w:name="Table List 8" w:semiHidden="1" w:unhideWhenUsed="1"/>
+    <w:lsdException w:name="Table 3D effects 1" w:semiHidden="1" w:unhideWhenUsed="1"/>
+    <w:lsdException w:name="Table 3D effects 2" w:semiHidden="1" w:unhideWhenUsed="1"/>
+    <w:lsdException w:name="Table 3D effects 3" w:semiHidden="1" w:unhideWhenUsed="1"/>
+    <w:lsdException w:name="Table Contemporary" w:semiHidden="1" w:unhideWhenUsed="1"/>
+    <w:lsdException w:name="Table Elegant" w:semiHidden="1" w:unhideWhenUsed="1"/>
+    <w:lsdException w:name="Table Professional" w:semiHidden="1" w:unhideWhenUsed="1"/>
+    <w:lsdException w:name="Table Subtle 1" w:semiHidden="1" w:unhideWhenUsed="1"/>
+    <w:lsdException w:name="Table Subtle 2" w:semiHidden="1" w:unhideWhenUsed="1"/>
+    <w:lsdException w:name="Table Web 1" w:semiHidden="1" w:unhideWhenUsed="1"/>
+    <w:lsdException w:name="Table Web 2" w:semiHidden="1" w:unhideWhenUsed="1"/>
+    <w:lsdException w:name="Table Web 3" w:semiHidden="1" w:unhideWhenUsed="1"/>
+    <w:lsdException w:name="Balloon Text" w:semiHidden="1" w:unhideWhenUsed="1"/>
+    <w:lsdException w:name="Table Grid" w:uiPriority="39"/>
+    <w:lsdException w:name="Table Theme" w:semiHidden="1" w:unhideWhenUsed="1"/>
+    <w:lsdException w:name="Placeholder Text" w:semiHidden="1"/>
+    <w:lsdException w:name="No Spacing" w:uiPriority="1" w:qFormat="1"/>
+    <w:lsdException w:name="Light Shading" w:uiPriority="60"/>
+    <w:lsdException w:name="Light List" w:uiPriority="61"/>
+    <w:lsdException w:name="Light Grid" w:uiPriority="62"/>
+    <w:lsdException w:name="Medium Shading 1" w:uiPriority="63"/>
+    <w:lsdException w:name="Medium Shading 2" w:uiPriority="64"/>
+    <w:lsdException w:name="Medium List 1" w:uiPriority="65"/>
+    <w:lsdException w:name="Medium List 2" w:uiPriority="66"/>
+    <w:lsdException w:name="Medium Grid 1" w:uiPriority="67"/>
+    <w:lsdException w:name="Medium Grid 2" w:uiPriority="68"/>
+    <w:lsdException w:name="Medium Grid 3" w:uiPriority="69"/>
+    <w:lsdException w:name="Dark List" w:uiPriority="70"/>
+    <w:lsdException w:name="Colorful Shading" w:uiPriority="71"/>
+    <w:lsdException w:name="Colorful List" w:uiPriority="72"/>
+    <w:lsdException w:name="Colorful Grid" w:uiPriority="73"/>
+    <w:lsdException w:name="Light Shading Accent 1" w:uiPriority="60"/>
+    <w:lsdException w:name="Light List Accent 1" w:uiPriority="61"/>
+    <w:lsdException w:name="Light Grid Accent 1" w:uiPriority="62"/>
+    <w:lsdException w:name="Medium Shading 1 Accent 1" w:uiPriority="63"/>
+    <w:lsdException w:name="Medium Shading 2 Accent 1" w:uiPriority="64"/>
+    <w:lsdException w:name="Medium List 1 Accent 1" w:uiPriority="65"/>
+    <w:lsdException w:name="Revision" w:semiHidden="1"/>
+    <w:lsdException w:name="List Paragraph" w:uiPriority="34" w:qFormat="1"/>
+    <w:lsdException w:name="Quote" w:uiPriority="29" w:qFormat="1"/>
+    <w:lsdException w:name="Intense Quote" w:uiPriority="30" w:qFormat="1"/>
+    <w:lsdException w:name="Medium List 2 Accent 1" w:uiPriority="66"/>
+    <w:lsdException w:name="Medium Grid 1 Accent 1" w:uiPriority="67"/>
+    <w:lsdException w:name="Medium Grid 2 Accent 1" w:uiPriority="68"/>
+    <w:lsdException w:name="Medium Grid 3 Accent 1" w:uiPriority="69"/>
+    <w:lsdException w:name="Dark List Accent 1" w:uiPriority="70"/>
+    <w:lsdException w:name="Colorful Shading Accent 1" w:uiPriority="71"/>
+    <w:lsdException w:name="Colorful List Accent 1" w:uiPriority="72"/>
+    <w:lsdException w:name="Colorful Grid Accent 1" w:uiPriority="73"/>
+    <w:lsdException w:name="Light Shading Accent 2" w:uiPriority="60"/>
+    <w:lsdException w:name="Light List Accent 2" w:uiPriority="61"/>
+    <w:lsdException w:name="Light Grid Accent 2" w:uiPriority="62"/>
+    <w:lsdException w:name="Medium Shading 1 Accent 2" w:uiPriority="63"/>
+    <w:lsdException w:name="Medium Shading 2 Accent 2" w:uiPriority="64"/>
+    <w:lsdException w:name="Medium List 1 Accent 2" w:uiPriority="65"/>
+    <w:lsdException w:name="Medium List 2 Accent 2" w:uiPriority="66"/>
+    <w:lsdException w:name="Medium Grid 1 Accent 2" w:uiPriority="67"/>
+    <w:lsdException w:name="Medium Grid 2 Accent 2" w:uiPriority="68"/>
+    <w:lsdException w:name="Medium Grid 3 Accent 2" w:uiPriority="69"/>
+    <w:lsdException w:name="Dark List Accent 2" w:uiPriority="70"/>
+    <w:lsdException w:name="Colorful Shading Accent 2" w:uiPriority="71"/>
+    <w:lsdException w:name="Colorful List Accent 2" w:uiPriority="72"/>
+    <w:lsdException w:name="Colorful Grid Accent 2" w:uiPriority="73"/>
+    <w:lsdException w:name="Light Shading Accent 3" w:uiPriority="60"/>
+    <w:lsdException w:name="Light List Accent 3" w:uiPriority="61"/>
+    <w:lsdException w:name="Light Grid Accent 3" w:uiPriority="62"/>
+    <w:lsdException w:name="Medium Shading 1 Accent 3" w:uiPriority="63"/>
+    <w:lsdException w:name="Medium Shading 2 Accent 3" w:uiPriority="64"/>
+    <w:lsdException w:name="Medium List 1 Accent 3" w:uiPriority="65"/>
+    <w:lsdException w:name="Medium List 2 Accent 3" w:uiPriority="66"/>
+    <w:lsdException w:name="Medium Grid 1 Accent 3" w:uiPriority="67"/>
+    <w:lsdException w:name="Medium Grid 2 Accent 3" w:uiPriority="68"/>
+    <w:lsdException w:name="Medium Grid 3 Accent 3" w:uiPriority="69"/>
+    <w:lsdException w:name="Dark List Accent 3" w:uiPriority="70"/>
+    <w:lsdException w:name="Colorful Shading Accent 3" w:uiPriority="71"/>
+    <w:lsdException w:name="Colorful List Accent 3" w:uiPriority="72"/>
+    <w:lsdException w:name="Colorful Grid Accent 3" w:uiPriority="73"/>
+    <w:lsdException w:name="Light Shading Accent 4" w:uiPriority="60"/>
+    <w:lsdException w:name="Light List Accent 4" w:uiPriority="61"/>
+    <w:lsdException w:name="Light Grid Accent 4" w:uiPriority="62"/>
+    <w:lsdException w:name="Medium Shading 1 Accent 4" w:uiPriority="63"/>
+    <w:lsdException w:name="Medium Shading 2 Accent 4" w:uiPriority="64"/>
+    <w:lsdException w:name="Medium List 1 Accent 4" w:uiPriority="65"/>
+    <w:lsdException w:name="Medium List 2 Accent 4" w:uiPriority="66"/>
+    <w:lsdException w:name="Medium Grid 1 Accent 4" w:uiPriority="67"/>
+    <w:lsdException w:name="Medium Grid 2 Accent 4" w:uiPriority="68"/>
+    <w:lsdException w:name="Medium Grid 3 Accent 4" w:uiPriority="69"/>
+    <w:lsdException w:name="Dark List Accent 4" w:uiPriority="70"/>
+    <w:lsdException w:name="Colorful Shading Accent 4" w:uiPriority="71"/>
+    <w:lsdException w:name="Colorful List Accent 4" w:uiPriority="72"/>
+    <w:lsdException w:name="Colorful Grid Accent 4" w:uiPriority="73"/>
+    <w:lsdException w:name="Light Shading Accent 5" w:uiPriority="60"/>
+    <w:lsdException w:name="Light List Accent 5" w:uiPriority="61"/>
+    <w:lsdException w:name="Light Grid Accent 5" w:uiPriority="62"/>
+    <w:lsdException w:name="Medium Shading 1 Accent 5" w:uiPriority="63"/>
+    <w:lsdException w:name="Medium Shading 2 Accent 5" w:uiPriority="64"/>
+    <w:lsdException w:name="Medium List 1 Accent 5" w:uiPriority="65"/>
+    <w:lsdException w:name="Medium List 2 Accent 5" w:uiPriority="66"/>
+    <w:lsdException w:name="Medium Grid 1 Accent 5" w:uiPriority="67"/>
+    <w:lsdException w:name="Medium Grid 2 Accent 5" w:uiPriority="68"/>
+    <w:lsdException w:name="Medium Grid 3 Accent 5" w:uiPriority="69"/>
+    <w:lsdException w:name="Dark List Accent 5" w:uiPriority="70"/>
+    <w:lsdException w:name="Colorful Shading Accent 5" w:uiPriority="71"/>
+    <w:lsdException w:name="Colorful List Accent 5" w:uiPriority="72"/>
+    <w:lsdException w:name="Colorful Grid Accent 5" w:uiPriority="73"/>
+    <w:lsdException w:name="Light Shading Accent 6" w:uiPriority="60"/>
+    <w:lsdException w:name="Light List Accent 6" w:uiPriority="61"/>
+    <w:lsdException w:name="Light Grid Accent 6" w:uiPriority="62"/>
+    <w:lsdException w:name="Medium Shading 1 Accent 6" w:uiPriority="63"/>
+    <w:lsdException w:name="Medium Shading 2 Accent 6" w:uiPriority="64"/>
+    <w:lsdException w:name="Medium List 1 Accent 6" w:uiPriority="65"/>
+    <w:lsdException w:name="Medium List 2 Accent 6" w:uiPriority="66"/>
+    <w:lsdException w:name="Medium Grid 1 Accent 6" w:uiPriority="67"/>
+    <w:lsdException w:name="Medium Grid 2 Accent 6" w:uiPriority="68"/>
+    <w:lsdException w:name="Medium Grid 3 Accent 6" w:uiPriority="69"/>
+    <w:lsdException w:name="Dark List Accent 6" w:uiPriority="70"/>
+    <w:lsdException w:name="Colorful Shading Accent 6" w:uiPriority="71"/>
+    <w:lsdException w:name="Colorful List Accent 6" w:uiPriority="72"/>
+    <w:lsdException w:name="Colorful Grid Accent 6" w:uiPriority="73"/>
+    <w:lsdException w:name="Subtle Emphasis" w:uiPriority="19" w:qFormat="1"/>
+    <w:lsdException w:name="Intense Emphasis" w:uiPriority="21" w:qFormat="1"/>
+    <w:lsdException w:name="Subtle Reference" w:uiPriority="31" w:qFormat="1"/>
+    <w:lsdException w:name="Intense Reference" w:uiPriority="32" w:qFormat="1"/>
+    <w:lsdException w:name="Book Title" w:uiPriority="33" w:qFormat="1"/>
+    <w:lsdException w:name="Bibliography" w:semiHidden="1" w:uiPriority="37" w:unhideWhenUsed="1"/>
+    <w:lsdException w:name="TOC Heading" w:semiHidden="1" w:uiPriority="39" w:unhideWhenUsed="1" w:qFormat="1"/>
+    <w:lsdException w:name="Plain Table 1" w:uiPriority="41"/>
+    <w:lsdException w:name="Plain Table 2" w:uiPriority="42"/>
+    <w:lsdException w:name="Plain Table 3" w:uiPriority="43"/>
+    <w:lsdException w:name="Plain Table 4" w:uiPriority="44"/>
+    <w:lsdException w:name="Plain Table 5" w:uiPriority="45"/>
+    <w:lsdException w:name="Grid Table Light" w:uiPriority="40"/>
+    <w:lsdException w:name="Grid Table 1 Light" w:uiPriority="46"/>
+    <w:lsdException w:name="Grid Table 2" w:uiPriority="47"/>
+    <w:lsdException w:name="Grid Table 3" w:uiPriority="48"/>
+    <w:lsdException w:name="Grid Table 4" w:uiPriority="49"/>
+    <w:lsdException w:name="Grid Table 5 Dark" w:uiPriority="50"/>
+    <w:lsdException w:name="Grid Table 6 Colorful" w:uiPriority="51"/>
+    <w:lsdException w:name="Grid Table 7 Colorful" w:uiPriority="52"/>
+    <w:lsdException w:name="Grid Table 1 Light Accent 1" w:uiPriority="46"/>
+    <w:lsdException w:name="Grid Table 2 Accent 1" w:uiPriority="47"/>
+    <w:lsdException w:name="Grid Table 3 Accent 1" w:uiPriority="48"/>
+    <w:lsdException w:name="Grid Table 4 Accent 1" w:uiPriority="49"/>
+    <w:lsdException w:name="Grid Table 5 Dark Accent 1" w:uiPriority="50"/>
+    <w:lsdException w:name="Grid Table 6 Colorful Accent 1" w:uiPriority="51"/>
+    <w:lsdException w:name="Grid Table 7 Colorful Accent 1" w:uiPriority="52"/>
+    <w:lsdException w:name="Grid Table 1 Light Accent 2" w:uiPriority="46"/>
+    <w:lsdException w:name="Grid Table 2 Accent 2" w:uiPriority="47"/>
+    <w:lsdException w:name="Grid Table 3 Accent 2" w:uiPriority="48"/>
+    <w:lsdException w:name="Grid Table 4 Accent 2" w:uiPriority="49"/>
+    <w:lsdException w:name="Grid Table 5 Dark Accent 2" w:uiPriority="50"/>
+    <w:lsdException w:name="Grid Table 6 Colorful Accent 2" w:uiPriority="51"/>
+    <w:lsdException w:name="Grid Table 7 Colorful Accent 2" w:uiPriority="52"/>
+    <w:lsdException w:name="Grid Table 1 Light Accent 3" w:uiPriority="46"/>
+    <w:lsdException w:name="Grid Table 2 Accent 3" w:uiPriority="47"/>
+    <w:lsdException w:name="Grid Table 3 Accent 3" w:uiPriority="48"/>
+    <w:lsdException w:name="Grid Table 4 Accent 3" w:uiPriority="49"/>
+    <w:lsdException w:name="Grid Table 5 Dark Accent 3" w:uiPriority="50"/>
+    <w:lsdException w:name="Grid Table 6 Colorful Accent 3" w:uiPriority="51"/>
+    <w:lsdException w:name="Grid Table 7 Colorful Accent 3" w:uiPriority="52"/>
+    <w:lsdException w:name="Grid Table 1 Light Accent 4" w:uiPriority="46"/>
+    <w:lsdException w:name="Grid Table 2 Accent 4" w:uiPriority="47"/>
+    <w:lsdException w:name="Grid Table 3 Accent 4" w:uiPriority="48"/>
+    <w:lsdException w:name="Grid Table 4 Accent 4" w:uiPriority="49"/>
+    <w:lsdException w:name="Grid Table 5 Dark Accent 4" w:uiPriority="50"/>
+    <w:lsdException w:name="Grid Table 6 Colorful Accent 4" w:uiPriority="51"/>
+    <w:lsdException w:name="Grid Table 7 Colorful Accent 4" w:uiPriority="52"/>
+    <w:lsdException w:name="Grid Table 1 Light Accent 5" w:uiPriority="46"/>
+    <w:lsdException w:name="Grid Table 2 Accent 5" w:uiPriority="47"/>
+    <w:lsdException w:name="Grid Table 3 Accent 5" w:uiPriority="48"/>
+    <w:lsdException w:name="Grid Table 4 Accent 5" w:uiPriority="49"/>
+    <w:lsdException w:name="Grid Table 5 Dark Accent 5" w:uiPriority="50"/>
+    <w:lsdException w:name="Grid Table 6 Colorful Accent 5" w:uiPriority="51"/>
+    <w:lsdException w:name="Grid Table 7 Colorful Accent 5" w:uiPriority="52"/>
+    <w:lsdException w:name="Grid Table 1 Light Accent 6" w:uiPriority="46"/>
+    <w:lsdException w:name="Grid Table 2 Accent 6" w:uiPriority="47"/>
+    <w:lsdException w:name="Grid Table 3 Accent 6" w:uiPriority="48"/>
+    <w:lsdException w:name="Grid Table 4 Accent 6" w:uiPriority="49"/>
+    <w:lsdException w:name="Grid Table 5 Dark Accent 6" w:uiPriority="50"/>
+    <w:lsdException w:name="Grid Table 6 Colorful Accent 6" w:uiPriority="51"/>
+    <w:lsdException w:name="Grid Table 7 Colorful Accent 6" w:uiPriority="52"/>
+    <w:lsdException w:name="List Table 1 Light" w:uiPriority="46"/>
+    <w:lsdException w:name="List Table 2" w:uiPriority="47"/>
+    <w:lsdException w:name="List Table 3" w:uiPriority="48"/>
+    <w:lsdException w:name="List Table 4" w:uiPriority="49"/>
+    <w:lsdException w:name="List Table 5 Dark" w:uiPriority="50"/>
+    <w:lsdException w:name="List Table 6 Colorful" w:uiPriority="51"/>
+    <w:lsdException w:name="List Table 7 Colorful" w:uiPriority="52"/>
+    <w:lsdException w:name="List Table 1 Light Accent 1" w:uiPriority="46"/>
+    <w:lsdException w:name="List Table 2 Accent 1" w:uiPriority="47"/>
+    <w:lsdException w:name="List Table 3 Accent 1" w:uiPriority="48"/>
+    <w:lsdException w:name="List Table 4 Accent 1" w:uiPriority="49"/>
+    <w:lsdException w:name="List Table 5 Dark Accent 1" w:uiPriority="50"/>
+    <w:lsdException w:name="List Table 6 Colorful Accent 1" w:uiPriority="51"/>
+    <w:lsdException w:name="List Table 7 Colorful Accent 1" w:uiPriority="52"/>
+    <w:lsdException w:name="List Table 1 Light Accent 2" w:uiPriority="46"/>
+    <w:lsdException w:name="List Table 2 Accent 2" w:uiPriority="47"/>
+    <w:lsdException w:name="List Table 3 Accent 2" w:uiPriority="48"/>
+    <w:lsdException w:name="List Table 4 Accent 2" w:uiPriority="49"/>
+    <w:lsdException w:name="List Table 5 Dark Accent 2" w:uiPriority="50"/>
+    <w:lsdException w:name="List Table 6 Colorful Accent 2" w:uiPriority="51"/>
+    <w:lsdException w:name="List Table 7 Colorful Accent 2" w:uiPriority="52"/>
+    <w:lsdException w:name="List Table 1 Light Accent 3" w:uiPriority="46"/>
+    <w:lsdException w:name="List Table 2 Accent 3" w:uiPriority="47"/>
+    <w:lsdException w:name="List Table 3 Accent 3" w:uiPriority="48"/>
+    <w:lsdException w:name="List Table 4 Accent 3" w:uiPriority="49"/>
+    <w:lsdException w:name="List Table 5 Dark Accent 3" w:uiPriority="50"/>
+    <w:lsdException w:name="List Table 6 Colorful Accent 3" w:uiPriority="51"/>
+    <w:lsdException w:name="List Table 7 Colorful Accent 3" w:uiPriority="52"/>
+    <w:lsdException w:name="List Table 1 Light Accent 4" w:uiPriority="46"/>
+    <w:lsdException w:name="List Table 2 Accent 4" w:uiPriority="47"/>
+    <w:lsdException w:name="List Table 3 Accent 4" w:uiPriority="48"/>
+    <w:lsdException w:name="List Table 4 Accent 4" w:uiPriority="49"/>
+    <w:lsdException w:name="List Table 5 Dark Accent 4" w:uiPriority="50"/>
+    <w:lsdException w:name="List Table 6 Colorful Accent 4" w:uiPriority="51"/>
+    <w:lsdException w:name="List Table 7 Colorful Accent 4" w:uiPriority="52"/>
+    <w:lsdException w:name="List Table 1 Light Accent 5" w:uiPriority="46"/>
+    <w:lsdException w:name="List Table 2 Accent 5" w:uiPriority="47"/>
+    <w:lsdException w:name="List Table 3 Accent 5" w:uiPriority="48"/>
+    <w:lsdException w:name="List Table 4 Accent 5" w:uiPriority="49"/>
+    <w:lsdException w:name="List Table 5 Dark Accent 5" w:uiPriority="50"/>
+    <w:lsdException w:name="List Table 6 Colorful Accent 5" w:uiPriority="51"/>
+    <w:lsdException w:name="List Table 7 Colorful Accent 5" w:uiPriority="52"/>
+    <w:lsdException w:name="List Table 1 Light Accent 6" w:uiPriority="46"/>
+    <w:lsdException w:name="List Table 2 Accent 6" w:uiPriority="47"/>
+    <w:lsdException w:name="List Table 3 Accent 6" w:uiPriority="48"/>
+    <w:lsdException w:name="List Table 4 Accent 6" w:uiPriority="49"/>
+    <w:lsdException w:name="List Table 5 Dark Accent 6" w:uiPriority="50"/>
+    <w:lsdException w:name="List Table 6 Colorful Accent 6" w:uiPriority="51"/>
+    <w:lsdException w:name="List Table 7 Colorful Accent 6" w:uiPriority="52"/>
+    <w:lsdException w:name="Mention" w:semiHidden="1" w:unhideWhenUsed="1"/>
+    <w:lsdException w:name="Smart Hyperlink" w:semiHidden="1" w:unhideWhenUsed="1"/>
+    <w:lsdException w:name="Hashtag" w:semiHidden="1" w:unhideWhenUsed="1"/>
+    <w:lsdException w:name="Unresolved Mention" w:semiHidden="1" w:unhideWhenUsed="1"/>
+    <w:lsdException w:name="Smart Link" w:semiHidden="1" w:unhideWhenUsed="1"/>
   </w:latentStyles>
   <w:style w:type="paragraph" w:default="1" w:styleId="Normal">
     <w:name w:val="Normal"/>
@@ -15396,7 +15442,7 @@
   <a:extraClrSchemeLst/>
   <a:extLst>
     <a:ext uri="{05A4C25C-085E-4340-85A3-A5531E510DB2}">
-      <thm15:themeFamily xmlns:thm15="http://schemas.microsoft.com/office/thememl/2012/main" xmlns="" name="Office Theme" id="{62F939B6-93AF-4DB8-9C6B-D6C7DFDC589F}" vid="{4A3C46E8-61CC-4603-A589-7422A47A8E4A}"/>
+      <thm15:themeFamily xmlns:thm15="http://schemas.microsoft.com/office/thememl/2012/main" name="Office Theme" id="{62F939B6-93AF-4DB8-9C6B-D6C7DFDC589F}" vid="{4A3C46E8-61CC-4603-A589-7422A47A8E4A}"/>
     </a:ext>
   </a:extLst>
 </a:theme>

--- a/Model Accuracy Analysis.docx
+++ b/Model Accuracy Analysis.docx
@@ -1,6 +1,6 @@
 
 <file path=word/document.xml><?xml version="1.0" encoding="utf-8"?>
-<w:document xmlns:wpc="http://schemas.microsoft.com/office/word/2010/wordprocessingCanvas" xmlns:cx="http://schemas.microsoft.com/office/drawing/2014/chartex" xmlns:cx1="http://schemas.microsoft.com/office/drawing/2015/9/8/chartex" xmlns:cx2="http://schemas.microsoft.com/office/drawing/2015/10/21/chartex" xmlns:cx3="http://schemas.microsoft.com/office/drawing/2016/5/9/chartex" xmlns:cx4="http://schemas.microsoft.com/office/drawing/2016/5/10/chartex" xmlns:cx5="http://schemas.microsoft.com/office/drawing/2016/5/11/chartex" xmlns:cx6="http://schemas.microsoft.com/office/drawing/2016/5/12/chartex" xmlns:cx7="http://schemas.microsoft.com/office/drawing/2016/5/13/chartex" xmlns:cx8="http://schemas.microsoft.com/office/drawing/2016/5/14/chartex" xmlns:mc="http://schemas.openxmlformats.org/markup-compatibility/2006" xmlns:aink="http://schemas.microsoft.com/office/drawing/2016/ink" xmlns:am3d="http://schemas.microsoft.com/office/drawing/2017/model3d" xmlns:o="urn:schemas-microsoft-com:office:office" xmlns:oel="http://schemas.microsoft.com/office/2019/extlst" xmlns:r="http://schemas.openxmlformats.org/officeDocument/2006/relationships" xmlns:m="http://schemas.openxmlformats.org/officeDocument/2006/math" xmlns:v="urn:schemas-microsoft-com:vml" xmlns:wp14="http://schemas.microsoft.com/office/word/2010/wordprocessingDrawing" xmlns:wp="http://schemas.openxmlformats.org/drawingml/2006/wordprocessingDrawing" xmlns:w10="urn:schemas-microsoft-com:office:word" xmlns:w="http://schemas.openxmlformats.org/wordprocessingml/2006/main" xmlns:w14="http://schemas.microsoft.com/office/word/2010/wordml" xmlns:w15="http://schemas.microsoft.com/office/word/2012/wordml" xmlns:w16cex="http://schemas.microsoft.com/office/word/2018/wordml/cex" xmlns:w16cid="http://schemas.microsoft.com/office/word/2016/wordml/cid" xmlns:w16="http://schemas.microsoft.com/office/word/2018/wordml" xmlns:w16du="http://schemas.microsoft.com/office/word/2023/wordml/word16du" xmlns:w16sdtdh="http://schemas.microsoft.com/office/word/2020/wordml/sdtdatahash" xmlns:w16sdtfl="http://schemas.microsoft.com/office/word/2024/wordml/sdtformatlock" xmlns:w16se="http://schemas.microsoft.com/office/word/2015/wordml/symex" xmlns:wpg="http://schemas.microsoft.com/office/word/2010/wordprocessingGroup" xmlns:wpi="http://schemas.microsoft.com/office/word/2010/wordprocessingInk" xmlns:wne="http://schemas.microsoft.com/office/word/2006/wordml" xmlns:wps="http://schemas.microsoft.com/office/word/2010/wordprocessingShape" mc:Ignorable="w14 w15 w16se w16cid w16 w16cex w16sdtdh w16sdtfl w16du wp14">
+<w:document xmlns:wpc="http://schemas.microsoft.com/office/word/2010/wordprocessingCanvas" xmlns:mc="http://schemas.openxmlformats.org/markup-compatibility/2006" xmlns:o="urn:schemas-microsoft-com:office:office" xmlns:r="http://schemas.openxmlformats.org/officeDocument/2006/relationships" xmlns:m="http://schemas.openxmlformats.org/officeDocument/2006/math" xmlns:v="urn:schemas-microsoft-com:vml" xmlns:wp14="http://schemas.microsoft.com/office/word/2010/wordprocessingDrawing" xmlns:wp="http://schemas.openxmlformats.org/drawingml/2006/wordprocessingDrawing" xmlns:w10="urn:schemas-microsoft-com:office:word" xmlns:w="http://schemas.openxmlformats.org/wordprocessingml/2006/main" xmlns:w14="http://schemas.microsoft.com/office/word/2010/wordml" xmlns:wpg="http://schemas.microsoft.com/office/word/2010/wordprocessingGroup" xmlns:wpi="http://schemas.microsoft.com/office/word/2010/wordprocessingInk" xmlns:wne="http://schemas.microsoft.com/office/word/2006/wordml" xmlns:wps="http://schemas.microsoft.com/office/word/2010/wordprocessingShape" mc:Ignorable="w14 wp14">
   <w:body>
     <w:sdt>
       <w:sdtPr>
@@ -22,20 +22,8 @@
       <w:sdtContent>
         <w:p>
           <w:pPr>
-            <w:jc w:val="both"/>
-          </w:pPr>
-        </w:p>
-        <w:p>
-          <w:pPr>
+            <w:spacing w:line="360" w:lineRule="auto"/>
             <w:jc w:val="center"/>
-            <w:rPr>
-              <w:rFonts w:ascii="Times New Roman" w:hAnsi="Times New Roman" w:cs="Times New Roman"/>
-              <w:b/>
-              <w:bCs/>
-              <w:color w:val="000000" w:themeColor="text1"/>
-              <w:sz w:val="32"/>
-              <w:szCs w:val="32"/>
-            </w:rPr>
           </w:pPr>
           <w:r>
             <w:rPr>
@@ -51,6 +39,7 @@
         </w:p>
         <w:p>
           <w:pPr>
+            <w:spacing w:line="360" w:lineRule="auto"/>
             <w:jc w:val="center"/>
             <w:rPr>
               <w:rFonts w:ascii="Times New Roman" w:hAnsi="Times New Roman" w:cs="Times New Roman"/>
@@ -75,6 +64,7 @@
         </w:p>
         <w:p>
           <w:pPr>
+            <w:spacing w:line="360" w:lineRule="auto"/>
             <w:jc w:val="center"/>
             <w:rPr>
               <w:color w:val="5B9BD5" w:themeColor="accent1"/>
@@ -94,7 +84,8 @@
         </w:p>
         <w:p>
           <w:pPr>
-            <w:jc w:val="both"/>
+            <w:spacing w:line="360" w:lineRule="auto"/>
+            <w:jc w:val="center"/>
             <w:rPr>
               <w:b/>
               <w:bCs/>
@@ -114,7 +105,7 @@
               <w:lang w:eastAsia="en-IN"/>
             </w:rPr>
             <w:drawing>
-              <wp:anchor distT="0" distB="0" distL="114300" distR="114300" simplePos="0" relativeHeight="251658752" behindDoc="0" locked="0" layoutInCell="1" allowOverlap="1" wp14:anchorId="71C6E9D8" wp14:editId="22FCD5F3">
+              <wp:anchor distT="0" distB="0" distL="114300" distR="114300" simplePos="0" relativeHeight="251658752" behindDoc="0" locked="0" layoutInCell="1" allowOverlap="1" wp14:anchorId="5F54A4B3" wp14:editId="4D3F5240">
                 <wp:simplePos x="0" y="0"/>
                 <wp:positionH relativeFrom="column">
                   <wp:posOffset>2285365</wp:posOffset>
@@ -137,7 +128,7 @@
                         <pic:cNvPicPr/>
                       </pic:nvPicPr>
                       <pic:blipFill>
-                        <a:blip r:embed="rId7" cstate="print">
+                        <a:blip r:embed="rId8" cstate="print">
                           <a:extLst>
                             <a:ext uri="{28A0092B-C50C-407E-A947-70E740481C1C}">
                               <a14:useLocalDpi xmlns:a14="http://schemas.microsoft.com/office/drawing/2010/main" val="0"/>
@@ -169,20 +160,11 @@
               </wp:anchor>
             </w:drawing>
           </w:r>
-          <w:r>
-            <w:rPr>
-              <w:b/>
-              <w:bCs/>
-              <w:color w:val="5B9BD5" w:themeColor="accent1"/>
-              <w:sz w:val="44"/>
-              <w:szCs w:val="44"/>
-            </w:rPr>
-            <w:t xml:space="preserve"> </w:t>
-          </w:r>
         </w:p>
         <w:p>
           <w:pPr>
-            <w:jc w:val="both"/>
+            <w:spacing w:line="360" w:lineRule="auto"/>
+            <w:jc w:val="center"/>
             <w:rPr>
               <w:b/>
               <w:bCs/>
@@ -194,7 +176,8 @@
         </w:p>
         <w:p>
           <w:pPr>
-            <w:jc w:val="both"/>
+            <w:spacing w:line="360" w:lineRule="auto"/>
+            <w:jc w:val="center"/>
             <w:rPr>
               <w:b/>
               <w:bCs/>
@@ -206,18 +189,7 @@
         </w:p>
         <w:p>
           <w:pPr>
-            <w:jc w:val="both"/>
-            <w:rPr>
-              <w:b/>
-              <w:bCs/>
-              <w:color w:val="5B9BD5" w:themeColor="accent1"/>
-              <w:sz w:val="44"/>
-              <w:szCs w:val="44"/>
-            </w:rPr>
-          </w:pPr>
-        </w:p>
-        <w:p>
-          <w:pPr>
+            <w:spacing w:line="360" w:lineRule="auto"/>
             <w:jc w:val="center"/>
             <w:rPr>
               <w:b/>
@@ -240,6 +212,7 @@
         </w:p>
         <w:p>
           <w:pPr>
+            <w:spacing w:line="360" w:lineRule="auto"/>
             <w:jc w:val="center"/>
             <w:rPr>
               <w:color w:val="000000" w:themeColor="text1"/>
@@ -258,6 +231,7 @@
         </w:p>
         <w:p>
           <w:pPr>
+            <w:spacing w:line="360" w:lineRule="auto"/>
             <w:jc w:val="center"/>
             <w:rPr>
               <w:b/>
@@ -280,6 +254,7 @@
         </w:p>
         <w:p>
           <w:pPr>
+            <w:spacing w:line="360" w:lineRule="auto"/>
             <w:jc w:val="center"/>
             <w:rPr>
               <w:b/>
@@ -292,6 +267,8 @@
         </w:p>
         <w:p>
           <w:pPr>
+            <w:spacing w:line="360" w:lineRule="auto"/>
+            <w:jc w:val="center"/>
             <w:rPr>
               <w:b/>
               <w:bCs/>
@@ -303,17 +280,8 @@
         </w:p>
         <w:p>
           <w:pPr>
-            <w:rPr>
-              <w:b/>
-              <w:bCs/>
-              <w:color w:val="000000" w:themeColor="text1"/>
-              <w:sz w:val="24"/>
-              <w:szCs w:val="24"/>
-            </w:rPr>
-          </w:pPr>
-        </w:p>
-        <w:p>
-          <w:pPr>
+            <w:spacing w:line="360" w:lineRule="auto"/>
+            <w:jc w:val="both"/>
             <w:rPr>
               <w:b/>
               <w:bCs/>
@@ -330,11 +298,12 @@
               <w:color w:val="000000" w:themeColor="text1"/>
               <w:sz w:val="24"/>
               <w:szCs w:val="24"/>
+              <w:lang w:eastAsia="en-IN"/>
             </w:rPr>
             <mc:AlternateContent>
               <mc:Choice Requires="wps">
                 <w:drawing>
-                  <wp:anchor distT="45720" distB="45720" distL="114300" distR="114300" simplePos="0" relativeHeight="251670016" behindDoc="0" locked="0" layoutInCell="1" allowOverlap="1" wp14:anchorId="649977A0" wp14:editId="2AEECE33">
+                  <wp:anchor distT="45720" distB="45720" distL="114300" distR="114300" simplePos="0" relativeHeight="251670016" behindDoc="0" locked="0" layoutInCell="1" allowOverlap="1" wp14:anchorId="11433852" wp14:editId="5AD457D0">
                     <wp:simplePos x="0" y="0"/>
                     <wp:positionH relativeFrom="column">
                       <wp:posOffset>4378147</wp:posOffset>
@@ -445,7 +414,7 @@
                   </wp:anchor>
                 </w:drawing>
               </mc:Choice>
-              <mc:Fallback>
+              <mc:Fallback xmlns:w16se="http://schemas.microsoft.com/office/word/2015/wordml/symex" xmlns:w16sdtfl="http://schemas.microsoft.com/office/word/2024/wordml/sdtformatlock" xmlns:w16sdtdh="http://schemas.microsoft.com/office/word/2020/wordml/sdtdatahash" xmlns:w16du="http://schemas.microsoft.com/office/word/2023/wordml/word16du" xmlns:w16="http://schemas.microsoft.com/office/word/2018/wordml" xmlns:w16cid="http://schemas.microsoft.com/office/word/2016/wordml/cid" xmlns:w16cex="http://schemas.microsoft.com/office/word/2018/wordml/cex" xmlns:w15="http://schemas.microsoft.com/office/word/2012/wordml" xmlns:oel="http://schemas.microsoft.com/office/2019/extlst" xmlns:am3d="http://schemas.microsoft.com/office/drawing/2017/model3d" xmlns:aink="http://schemas.microsoft.com/office/drawing/2016/ink" xmlns:cx8="http://schemas.microsoft.com/office/drawing/2016/5/14/chartex" xmlns:cx7="http://schemas.microsoft.com/office/drawing/2016/5/13/chartex" xmlns:cx6="http://schemas.microsoft.com/office/drawing/2016/5/12/chartex" xmlns:cx5="http://schemas.microsoft.com/office/drawing/2016/5/11/chartex" xmlns:cx4="http://schemas.microsoft.com/office/drawing/2016/5/10/chartex" xmlns:cx3="http://schemas.microsoft.com/office/drawing/2016/5/9/chartex" xmlns:cx2="http://schemas.microsoft.com/office/drawing/2015/10/21/chartex" xmlns:cx1="http://schemas.microsoft.com/office/drawing/2015/9/8/chartex" xmlns:cx="http://schemas.microsoft.com/office/drawing/2014/chartex">
                 <w:pict>
                   <v:shapetype w14:anchorId="649977A0" id="_x0000_t202" coordsize="21600,21600" o:spt="202" path="m,l,21600r21600,l21600,xe">
                     <v:stroke joinstyle="miter"/>
@@ -524,11 +493,12 @@
               <w:color w:val="000000" w:themeColor="text1"/>
               <w:sz w:val="24"/>
               <w:szCs w:val="24"/>
+              <w:lang w:eastAsia="en-IN"/>
             </w:rPr>
             <mc:AlternateContent>
               <mc:Choice Requires="wps">
                 <w:drawing>
-                  <wp:anchor distT="45720" distB="45720" distL="114300" distR="114300" simplePos="0" relativeHeight="251663872" behindDoc="0" locked="0" layoutInCell="1" allowOverlap="1" wp14:anchorId="24D11793" wp14:editId="2E032580">
+                  <wp:anchor distT="45720" distB="45720" distL="114300" distR="114300" simplePos="0" relativeHeight="251663872" behindDoc="0" locked="0" layoutInCell="1" allowOverlap="1" wp14:anchorId="1F399EFB" wp14:editId="0094C38D">
                     <wp:simplePos x="0" y="0"/>
                     <wp:positionH relativeFrom="column">
                       <wp:posOffset>106070</wp:posOffset>
@@ -639,7 +609,7 @@
                   </wp:anchor>
                 </w:drawing>
               </mc:Choice>
-              <mc:Fallback>
+              <mc:Fallback xmlns:w16se="http://schemas.microsoft.com/office/word/2015/wordml/symex" xmlns:w16sdtfl="http://schemas.microsoft.com/office/word/2024/wordml/sdtformatlock" xmlns:w16sdtdh="http://schemas.microsoft.com/office/word/2020/wordml/sdtdatahash" xmlns:w16du="http://schemas.microsoft.com/office/word/2023/wordml/word16du" xmlns:w16="http://schemas.microsoft.com/office/word/2018/wordml" xmlns:w16cid="http://schemas.microsoft.com/office/word/2016/wordml/cid" xmlns:w16cex="http://schemas.microsoft.com/office/word/2018/wordml/cex" xmlns:w15="http://schemas.microsoft.com/office/word/2012/wordml" xmlns:oel="http://schemas.microsoft.com/office/2019/extlst" xmlns:am3d="http://schemas.microsoft.com/office/drawing/2017/model3d" xmlns:aink="http://schemas.microsoft.com/office/drawing/2016/ink" xmlns:cx8="http://schemas.microsoft.com/office/drawing/2016/5/14/chartex" xmlns:cx7="http://schemas.microsoft.com/office/drawing/2016/5/13/chartex" xmlns:cx6="http://schemas.microsoft.com/office/drawing/2016/5/12/chartex" xmlns:cx5="http://schemas.microsoft.com/office/drawing/2016/5/11/chartex" xmlns:cx4="http://schemas.microsoft.com/office/drawing/2016/5/10/chartex" xmlns:cx3="http://schemas.microsoft.com/office/drawing/2016/5/9/chartex" xmlns:cx2="http://schemas.microsoft.com/office/drawing/2015/10/21/chartex" xmlns:cx1="http://schemas.microsoft.com/office/drawing/2015/9/8/chartex" xmlns:cx="http://schemas.microsoft.com/office/drawing/2014/chartex">
                 <w:pict>
                   <v:shape w14:anchorId="24D11793" id="_x0000_s1027" type="#_x0000_t202" style="position:absolute;margin-left:8.35pt;margin-top:.3pt;width:177.4pt;height:110.6pt;z-index:251663872;visibility:visible;mso-wrap-style:square;mso-width-percent:0;mso-height-percent:200;mso-wrap-distance-left:9pt;mso-wrap-distance-top:3.6pt;mso-wrap-distance-right:9pt;mso-wrap-distance-bottom:3.6pt;mso-position-horizontal:absolute;mso-position-horizontal-relative:text;mso-position-vertical:absolute;mso-position-vertical-relative:text;mso-width-percent:0;mso-height-percent:200;mso-width-relative:margin;mso-height-relative:margin;v-text-anchor:top" o:gfxdata="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" filled="f" stroked="f">
                     <v:textbox style="mso-fit-shape-to-text:t">
@@ -719,18 +689,8 @@
         </w:p>
         <w:p>
           <w:pPr>
-            <w:jc w:val="center"/>
-            <w:rPr>
-              <w:b/>
-              <w:bCs/>
-              <w:color w:val="000000" w:themeColor="text1"/>
-              <w:sz w:val="28"/>
-              <w:szCs w:val="28"/>
-            </w:rPr>
-          </w:pPr>
-        </w:p>
-        <w:p>
-          <w:pPr>
+            <w:spacing w:line="360" w:lineRule="auto"/>
+            <w:jc w:val="both"/>
             <w:rPr>
               <w:b/>
               <w:bCs/>
@@ -742,6 +702,8 @@
         </w:p>
         <w:p>
           <w:pPr>
+            <w:spacing w:line="360" w:lineRule="auto"/>
+            <w:jc w:val="both"/>
             <w:rPr>
               <w:b/>
               <w:bCs/>
@@ -753,17 +715,8 @@
         </w:p>
         <w:p>
           <w:pPr>
-            <w:rPr>
-              <w:b/>
-              <w:bCs/>
-              <w:color w:val="5B9BD5" w:themeColor="accent1"/>
-              <w:sz w:val="44"/>
-              <w:szCs w:val="44"/>
-            </w:rPr>
-          </w:pPr>
-        </w:p>
-        <w:p>
-          <w:pPr>
+            <w:spacing w:line="360" w:lineRule="auto"/>
+            <w:jc w:val="both"/>
             <w:rPr>
               <w:b/>
               <w:bCs/>
@@ -780,11 +733,12 @@
               <w:color w:val="5B9BD5" w:themeColor="accent1"/>
               <w:sz w:val="44"/>
               <w:szCs w:val="44"/>
+              <w:lang w:eastAsia="en-IN"/>
             </w:rPr>
             <mc:AlternateContent>
               <mc:Choice Requires="wps">
                 <w:drawing>
-                  <wp:anchor distT="45720" distB="45720" distL="114300" distR="114300" simplePos="0" relativeHeight="251685888" behindDoc="0" locked="0" layoutInCell="1" allowOverlap="1" wp14:anchorId="09197B5B" wp14:editId="3062D1F0">
+                  <wp:anchor distT="45720" distB="45720" distL="114300" distR="114300" simplePos="0" relativeHeight="251685888" behindDoc="0" locked="0" layoutInCell="1" allowOverlap="1" wp14:anchorId="661EACD2" wp14:editId="41D8E1C3">
                     <wp:simplePos x="0" y="0"/>
                     <wp:positionH relativeFrom="column">
                       <wp:posOffset>2227351</wp:posOffset>
@@ -891,11 +845,11 @@
               </mc:Choice>
               <mc:Fallback>
                 <w:pict>
-                  <v:shapetype w14:anchorId="09197B5B" id="_x0000_t202" coordsize="21600,21600" o:spt="202" path="m,l,21600r21600,l21600,xe">
+                  <v:shapetype id="_x0000_t202" coordsize="21600,21600" o:spt="202" path="m,l,21600r21600,l21600,xe">
                     <v:stroke joinstyle="miter"/>
                     <v:path gradientshapeok="t" o:connecttype="rect"/>
                   </v:shapetype>
-                  <v:shape id="_x0000_s1028" type="#_x0000_t202" style="position:absolute;margin-left:175.4pt;margin-top:.6pt;width:172.2pt;height:110.6pt;z-index:251685888;visibility:visible;mso-wrap-style:square;mso-width-percent:0;mso-height-percent:200;mso-wrap-distance-left:9pt;mso-wrap-distance-top:3.6pt;mso-wrap-distance-right:9pt;mso-wrap-distance-bottom:3.6pt;mso-position-horizontal:absolute;mso-position-horizontal-relative:text;mso-position-vertical:absolute;mso-position-vertical-relative:text;mso-width-percent:0;mso-height-percent:200;mso-width-relative:margin;mso-height-relative:margin;v-text-anchor:top" o:gfxdata="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" filled="f" stroked="f">
+                  <v:shape id="_x0000_s1028" type="#_x0000_t202" style="position:absolute;left:0;text-align:left;margin-left:175.4pt;margin-top:.6pt;width:172.2pt;height:110.6pt;z-index:251685888;visibility:visible;mso-wrap-style:square;mso-width-percent:0;mso-height-percent:200;mso-wrap-distance-left:9pt;mso-wrap-distance-top:3.6pt;mso-wrap-distance-right:9pt;mso-wrap-distance-bottom:3.6pt;mso-position-horizontal:absolute;mso-position-horizontal-relative:text;mso-position-vertical:absolute;mso-position-vertical-relative:text;mso-width-percent:0;mso-height-percent:200;mso-width-relative:margin;mso-height-relative:margin;v-text-anchor:top" o:gfxdata="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" filled="f" stroked="f">
                     <v:textbox style="mso-fit-shape-to-text:t">
                       <w:txbxContent>
                         <w:p>
@@ -958,6 +912,8 @@
         </w:p>
         <w:p>
           <w:pPr>
+            <w:spacing w:line="360" w:lineRule="auto"/>
+            <w:jc w:val="both"/>
             <w:rPr>
               <w:b/>
               <w:bCs/>
@@ -979,7 +935,8 @@
         </w:p>
         <w:p>
           <w:pPr>
-            <w:jc w:val="center"/>
+            <w:spacing w:line="360" w:lineRule="auto"/>
+            <w:jc w:val="both"/>
             <w:rPr>
               <w:rFonts w:ascii="Times New Roman" w:hAnsi="Times New Roman" w:cs="Times New Roman"/>
               <w:color w:val="000000" w:themeColor="text1"/>
@@ -988,6 +945,7 @@
         </w:p>
         <w:p>
           <w:pPr>
+            <w:spacing w:line="360" w:lineRule="auto"/>
             <w:jc w:val="center"/>
             <w:rPr>
               <w:rFonts w:ascii="Times New Roman" w:hAnsi="Times New Roman" w:cs="Times New Roman"/>
@@ -1004,6 +962,8 @@
         </w:p>
         <w:p>
           <w:pPr>
+            <w:spacing w:line="360" w:lineRule="auto"/>
+            <w:jc w:val="center"/>
             <w:rPr>
               <w:b/>
               <w:bCs/>
@@ -1024,20 +984,6 @@
           </w:r>
           <w:r>
             <w:rPr>
-              <w:b/>
-              <w:bCs/>
-              <w:color w:val="5B9BD5" w:themeColor="accent1"/>
-              <w:sz w:val="44"/>
-              <w:szCs w:val="44"/>
-            </w:rPr>
-            <w:lastRenderedPageBreak/>
-            <w:t xml:space="preserve"> </w:t>
-          </w:r>
-        </w:p>
-        <w:p>
-          <w:pPr>
-            <w:jc w:val="center"/>
-            <w:rPr>
               <w:rFonts w:ascii="Times New Roman" w:hAnsi="Times New Roman" w:cs="Times New Roman"/>
               <w:b/>
               <w:bCs/>
@@ -1045,22 +991,14 @@
               <w:sz w:val="28"/>
               <w:szCs w:val="44"/>
             </w:rPr>
-          </w:pPr>
-          <w:r>
-            <w:rPr>
-              <w:rFonts w:ascii="Times New Roman" w:hAnsi="Times New Roman" w:cs="Times New Roman"/>
-              <w:b/>
-              <w:bCs/>
-              <w:color w:val="000000" w:themeColor="text1"/>
-              <w:sz w:val="28"/>
-              <w:szCs w:val="44"/>
-            </w:rPr>
-            <w:t>Contents</w:t>
+            <w:lastRenderedPageBreak/>
+            <w:t>CONTENTS</w:t>
           </w:r>
         </w:p>
         <w:p>
           <w:pPr>
-            <w:jc w:val="center"/>
+            <w:spacing w:line="360" w:lineRule="auto"/>
+            <w:jc w:val="both"/>
             <w:rPr>
               <w:rFonts w:ascii="Times New Roman" w:hAnsi="Times New Roman" w:cs="Times New Roman"/>
               <w:b/>
@@ -1078,7 +1016,8 @@
               <w:ilvl w:val="0"/>
               <w:numId w:val="45"/>
             </w:numPr>
-            <w:spacing w:line="276" w:lineRule="auto"/>
+            <w:spacing w:line="360" w:lineRule="auto"/>
+            <w:jc w:val="both"/>
           </w:pPr>
           <w:r>
             <w:rPr>
@@ -1095,7 +1034,8 @@
               <w:ilvl w:val="1"/>
               <w:numId w:val="45"/>
             </w:numPr>
-            <w:spacing w:line="276" w:lineRule="auto"/>
+            <w:spacing w:line="360" w:lineRule="auto"/>
+            <w:jc w:val="both"/>
           </w:pPr>
           <w:r>
             <w:t>Overview of Predictive Maintenance</w:t>
@@ -1108,7 +1048,8 @@
               <w:ilvl w:val="1"/>
               <w:numId w:val="45"/>
             </w:numPr>
-            <w:spacing w:line="276" w:lineRule="auto"/>
+            <w:spacing w:line="360" w:lineRule="auto"/>
+            <w:jc w:val="both"/>
           </w:pPr>
           <w:r>
             <w:t>Goals of the Project</w:t>
@@ -1121,7 +1062,8 @@
               <w:ilvl w:val="0"/>
               <w:numId w:val="45"/>
             </w:numPr>
-            <w:spacing w:line="276" w:lineRule="auto"/>
+            <w:spacing w:line="360" w:lineRule="auto"/>
+            <w:jc w:val="both"/>
           </w:pPr>
           <w:r>
             <w:rPr>
@@ -1138,7 +1080,8 @@
               <w:ilvl w:val="1"/>
               <w:numId w:val="45"/>
             </w:numPr>
-            <w:spacing w:line="276" w:lineRule="auto"/>
+            <w:spacing w:line="360" w:lineRule="auto"/>
+            <w:jc w:val="both"/>
           </w:pPr>
           <w:r>
             <w:t>Telemetry Time Series Data</w:t>
@@ -1151,7 +1094,8 @@
               <w:ilvl w:val="1"/>
               <w:numId w:val="45"/>
             </w:numPr>
-            <w:spacing w:line="276" w:lineRule="auto"/>
+            <w:spacing w:line="360" w:lineRule="auto"/>
+            <w:jc w:val="both"/>
           </w:pPr>
           <w:r>
             <w:t>Metadata of Machines</w:t>
@@ -1164,7 +1108,8 @@
               <w:ilvl w:val="1"/>
               <w:numId w:val="45"/>
             </w:numPr>
-            <w:spacing w:line="276" w:lineRule="auto"/>
+            <w:spacing w:line="360" w:lineRule="auto"/>
+            <w:jc w:val="both"/>
           </w:pPr>
           <w:r>
             <w:t>Failures, Errors, and Maintenance Logs</w:t>
@@ -1177,7 +1122,8 @@
               <w:ilvl w:val="1"/>
               <w:numId w:val="45"/>
             </w:numPr>
-            <w:spacing w:line="276" w:lineRule="auto"/>
+            <w:spacing w:line="360" w:lineRule="auto"/>
+            <w:jc w:val="both"/>
           </w:pPr>
           <w:r>
             <w:t>Data Characteristics and Granularity</w:t>
@@ -1190,7 +1136,8 @@
               <w:ilvl w:val="0"/>
               <w:numId w:val="45"/>
             </w:numPr>
-            <w:spacing w:line="276" w:lineRule="auto"/>
+            <w:spacing w:line="360" w:lineRule="auto"/>
+            <w:jc w:val="both"/>
           </w:pPr>
           <w:r>
             <w:rPr>
@@ -1207,7 +1154,8 @@
               <w:ilvl w:val="1"/>
               <w:numId w:val="45"/>
             </w:numPr>
-            <w:spacing w:line="276" w:lineRule="auto"/>
+            <w:spacing w:line="360" w:lineRule="auto"/>
+            <w:jc w:val="both"/>
           </w:pPr>
           <w:r>
             <w:t>Variation of Telemetry Attributes with Machine Age</w:t>
@@ -1220,7 +1168,8 @@
               <w:ilvl w:val="1"/>
               <w:numId w:val="45"/>
             </w:numPr>
-            <w:spacing w:line="276" w:lineRule="auto"/>
+            <w:spacing w:line="360" w:lineRule="auto"/>
+            <w:jc w:val="both"/>
           </w:pPr>
           <w:r>
             <w:t>Machine Failure Pattern Analysis</w:t>
@@ -1233,7 +1182,8 @@
               <w:ilvl w:val="1"/>
               <w:numId w:val="45"/>
             </w:numPr>
-            <w:spacing w:line="276" w:lineRule="auto"/>
+            <w:spacing w:line="360" w:lineRule="auto"/>
+            <w:jc w:val="both"/>
           </w:pPr>
           <w:r>
             <w:t>Failure Frequency by Machine</w:t>
@@ -1246,7 +1196,8 @@
               <w:ilvl w:val="0"/>
               <w:numId w:val="45"/>
             </w:numPr>
-            <w:spacing w:line="276" w:lineRule="auto"/>
+            <w:spacing w:line="360" w:lineRule="auto"/>
+            <w:jc w:val="both"/>
           </w:pPr>
           <w:r>
             <w:rPr>
@@ -1263,7 +1214,8 @@
               <w:ilvl w:val="1"/>
               <w:numId w:val="45"/>
             </w:numPr>
-            <w:spacing w:line="276" w:lineRule="auto"/>
+            <w:spacing w:line="360" w:lineRule="auto"/>
+            <w:jc w:val="both"/>
           </w:pPr>
           <w:r>
             <w:t>Issues with Accuracy in Imbalanced Datasets</w:t>
@@ -1276,7 +1228,8 @@
               <w:ilvl w:val="1"/>
               <w:numId w:val="45"/>
             </w:numPr>
-            <w:spacing w:line="276" w:lineRule="auto"/>
+            <w:spacing w:line="360" w:lineRule="auto"/>
+            <w:jc w:val="both"/>
           </w:pPr>
           <w:r>
             <w:t>Performance Metrics: Precision, Recall, F1 Score</w:t>
@@ -1289,7 +1242,8 @@
               <w:ilvl w:val="1"/>
               <w:numId w:val="45"/>
             </w:numPr>
-            <w:spacing w:line="276" w:lineRule="auto"/>
+            <w:spacing w:line="360" w:lineRule="auto"/>
+            <w:jc w:val="both"/>
           </w:pPr>
           <w:r>
             <w:t>Comparison of Models:</w:t>
@@ -1302,7 +1256,8 @@
               <w:ilvl w:val="2"/>
               <w:numId w:val="45"/>
             </w:numPr>
-            <w:spacing w:line="276" w:lineRule="auto"/>
+            <w:spacing w:line="360" w:lineRule="auto"/>
+            <w:jc w:val="both"/>
           </w:pPr>
           <w:r>
             <w:t>Random Forest</w:t>
@@ -1315,7 +1270,8 @@
               <w:ilvl w:val="2"/>
               <w:numId w:val="45"/>
             </w:numPr>
-            <w:spacing w:line="276" w:lineRule="auto"/>
+            <w:spacing w:line="360" w:lineRule="auto"/>
+            <w:jc w:val="both"/>
           </w:pPr>
           <w:r>
             <w:t>Support Vector Classifier (SVC)</w:t>
@@ -1328,7 +1284,8 @@
               <w:ilvl w:val="2"/>
               <w:numId w:val="45"/>
             </w:numPr>
-            <w:spacing w:line="276" w:lineRule="auto"/>
+            <w:spacing w:line="360" w:lineRule="auto"/>
+            <w:jc w:val="both"/>
           </w:pPr>
           <w:r>
             <w:t>Logistic Regression</w:t>
@@ -1341,7 +1298,8 @@
               <w:ilvl w:val="2"/>
               <w:numId w:val="45"/>
             </w:numPr>
-            <w:spacing w:line="276" w:lineRule="auto"/>
+            <w:spacing w:line="360" w:lineRule="auto"/>
+            <w:jc w:val="both"/>
           </w:pPr>
           <w:r>
             <w:t>Ensemble Model</w:t>
@@ -1354,7 +1312,8 @@
               <w:ilvl w:val="0"/>
               <w:numId w:val="45"/>
             </w:numPr>
-            <w:spacing w:line="276" w:lineRule="auto"/>
+            <w:spacing w:line="360" w:lineRule="auto"/>
+            <w:jc w:val="both"/>
           </w:pPr>
           <w:r>
             <w:rPr>
@@ -1371,7 +1330,8 @@
               <w:ilvl w:val="1"/>
               <w:numId w:val="45"/>
             </w:numPr>
-            <w:spacing w:line="276" w:lineRule="auto"/>
+            <w:spacing w:line="360" w:lineRule="auto"/>
+            <w:jc w:val="both"/>
           </w:pPr>
           <w:r>
             <w:t>Class Imbalance Challenges</w:t>
@@ -1384,7 +1344,8 @@
               <w:ilvl w:val="1"/>
               <w:numId w:val="45"/>
             </w:numPr>
-            <w:spacing w:line="276" w:lineRule="auto"/>
+            <w:spacing w:line="360" w:lineRule="auto"/>
+            <w:jc w:val="both"/>
           </w:pPr>
           <w:r>
             <w:t>Trade-offs Between Recall and Precision</w:t>
@@ -1397,7 +1358,8 @@
               <w:ilvl w:val="1"/>
               <w:numId w:val="45"/>
             </w:numPr>
-            <w:spacing w:line="276" w:lineRule="auto"/>
+            <w:spacing w:line="360" w:lineRule="auto"/>
+            <w:jc w:val="both"/>
           </w:pPr>
           <w:r>
             <w:t>Best Performing Model: Ensemble Analysis</w:t>
@@ -1410,7 +1372,8 @@
               <w:ilvl w:val="0"/>
               <w:numId w:val="45"/>
             </w:numPr>
-            <w:spacing w:line="276" w:lineRule="auto"/>
+            <w:spacing w:line="360" w:lineRule="auto"/>
+            <w:jc w:val="both"/>
           </w:pPr>
           <w:r>
             <w:rPr>
@@ -1427,7 +1390,8 @@
               <w:ilvl w:val="1"/>
               <w:numId w:val="45"/>
             </w:numPr>
-            <w:spacing w:line="276" w:lineRule="auto"/>
+            <w:spacing w:line="360" w:lineRule="auto"/>
+            <w:jc w:val="both"/>
           </w:pPr>
           <w:r>
             <w:t>Data Preparation Steps</w:t>
@@ -1440,7 +1404,8 @@
               <w:ilvl w:val="1"/>
               <w:numId w:val="45"/>
             </w:numPr>
-            <w:spacing w:line="276" w:lineRule="auto"/>
+            <w:spacing w:line="360" w:lineRule="auto"/>
+            <w:jc w:val="both"/>
           </w:pPr>
           <w:r>
             <w:t>Failure Frequency Insights</w:t>
@@ -1453,7 +1418,8 @@
               <w:ilvl w:val="1"/>
               <w:numId w:val="45"/>
             </w:numPr>
-            <w:spacing w:line="276" w:lineRule="auto"/>
+            <w:spacing w:line="360" w:lineRule="auto"/>
+            <w:jc w:val="both"/>
           </w:pPr>
           <w:r>
             <w:t>Predictive Model Deployment</w:t>
@@ -1466,7 +1432,8 @@
               <w:ilvl w:val="1"/>
               <w:numId w:val="45"/>
             </w:numPr>
-            <w:spacing w:line="276" w:lineRule="auto"/>
+            <w:spacing w:line="360" w:lineRule="auto"/>
+            <w:jc w:val="both"/>
           </w:pPr>
           <w:r>
             <w:t>Failure Probability Assessment</w:t>
@@ -1479,7 +1446,8 @@
               <w:ilvl w:val="0"/>
               <w:numId w:val="45"/>
             </w:numPr>
-            <w:spacing w:line="276" w:lineRule="auto"/>
+            <w:spacing w:line="360" w:lineRule="auto"/>
+            <w:jc w:val="both"/>
           </w:pPr>
           <w:r>
             <w:rPr>
@@ -1496,7 +1464,8 @@
               <w:ilvl w:val="1"/>
               <w:numId w:val="45"/>
             </w:numPr>
-            <w:spacing w:line="276" w:lineRule="auto"/>
+            <w:spacing w:line="360" w:lineRule="auto"/>
+            <w:jc w:val="both"/>
           </w:pPr>
           <w:r>
             <w:t xml:space="preserve">Key </w:t>
@@ -1512,7 +1481,8 @@
               <w:ilvl w:val="1"/>
               <w:numId w:val="45"/>
             </w:numPr>
-            <w:spacing w:line="276" w:lineRule="auto"/>
+            <w:spacing w:line="360" w:lineRule="auto"/>
+            <w:jc w:val="both"/>
           </w:pPr>
           <w:r>
             <w:t>LLM integration</w:t>
@@ -1521,52 +1491,20 @@
         <w:p>
           <w:pPr>
             <w:pStyle w:val="NormalWeb"/>
-            <w:spacing w:line="276" w:lineRule="auto"/>
+            <w:spacing w:line="360" w:lineRule="auto"/>
             <w:ind w:left="792"/>
+            <w:jc w:val="both"/>
           </w:pPr>
         </w:p>
         <w:p>
           <w:pPr>
+            <w:spacing w:line="360" w:lineRule="auto"/>
+            <w:jc w:val="both"/>
             <w:rPr>
               <w:rFonts w:ascii="Times New Roman" w:hAnsi="Times New Roman" w:cs="Times New Roman"/>
               <w:bCs/>
               <w:color w:val="000000" w:themeColor="text1"/>
               <w:sz w:val="24"/>
-              <w:szCs w:val="44"/>
-            </w:rPr>
-          </w:pPr>
-        </w:p>
-        <w:p>
-          <w:pPr>
-            <w:rPr>
-              <w:rFonts w:ascii="Times New Roman" w:hAnsi="Times New Roman" w:cs="Times New Roman"/>
-              <w:b/>
-              <w:bCs/>
-              <w:color w:val="5B9BD5" w:themeColor="accent1"/>
-              <w:sz w:val="44"/>
-              <w:szCs w:val="44"/>
-            </w:rPr>
-          </w:pPr>
-          <w:r>
-            <w:rPr>
-              <w:rFonts w:ascii="Times New Roman" w:hAnsi="Times New Roman" w:cs="Times New Roman"/>
-              <w:b/>
-              <w:bCs/>
-              <w:color w:val="5B9BD5" w:themeColor="accent1"/>
-              <w:sz w:val="44"/>
-              <w:szCs w:val="44"/>
-            </w:rPr>
-            <w:br w:type="page"/>
-          </w:r>
-        </w:p>
-        <w:p>
-          <w:pPr>
-            <w:jc w:val="both"/>
-            <w:rPr>
-              <w:b/>
-              <w:bCs/>
-              <w:color w:val="5B9BD5" w:themeColor="accent1"/>
-              <w:sz w:val="44"/>
               <w:szCs w:val="44"/>
             </w:rPr>
           </w:pPr>
@@ -1582,13 +1520,13 @@
             </w:rPr>
             <w:lastRenderedPageBreak/>
             <w:drawing>
-              <wp:anchor distT="0" distB="0" distL="114300" distR="114300" simplePos="0" relativeHeight="251679744" behindDoc="0" locked="0" layoutInCell="1" allowOverlap="1" wp14:anchorId="1B542B8F" wp14:editId="0717C23A">
+              <wp:anchor distT="0" distB="0" distL="114300" distR="114300" simplePos="0" relativeHeight="251679744" behindDoc="0" locked="0" layoutInCell="1" allowOverlap="1" wp14:anchorId="3859C33E" wp14:editId="66A3ED59">
                 <wp:simplePos x="0" y="0"/>
                 <wp:positionH relativeFrom="column">
-                  <wp:posOffset>3810</wp:posOffset>
+                  <wp:posOffset>-69850</wp:posOffset>
                 </wp:positionH>
                 <wp:positionV relativeFrom="paragraph">
-                  <wp:posOffset>-300879</wp:posOffset>
+                  <wp:posOffset>-255270</wp:posOffset>
                 </wp:positionV>
                 <wp:extent cx="6645910" cy="4042410"/>
                 <wp:effectExtent l="0" t="0" r="2540" b="0"/>
@@ -1605,7 +1543,7 @@
                         <pic:cNvPicPr/>
                       </pic:nvPicPr>
                       <pic:blipFill>
-                        <a:blip r:embed="rId8">
+                        <a:blip r:embed="rId9">
                           <a:extLst>
                             <a:ext uri="{28A0092B-C50C-407E-A947-70E740481C1C}">
                               <a14:useLocalDpi xmlns:a14="http://schemas.microsoft.com/office/drawing/2010/main" val="0"/>
@@ -1638,100 +1576,128 @@
             </w:drawing>
           </w:r>
         </w:p>
+        <w:p>
+          <w:pPr>
+            <w:spacing w:line="360" w:lineRule="auto"/>
+            <w:jc w:val="both"/>
+            <w:rPr>
+              <w:rFonts w:ascii="Times New Roman" w:hAnsi="Times New Roman" w:cs="Times New Roman"/>
+              <w:bCs/>
+              <w:color w:val="000000" w:themeColor="text1"/>
+              <w:sz w:val="24"/>
+              <w:szCs w:val="44"/>
+            </w:rPr>
+          </w:pPr>
+        </w:p>
+        <w:p>
+          <w:pPr>
+            <w:spacing w:line="360" w:lineRule="auto"/>
+            <w:jc w:val="both"/>
+            <w:rPr>
+              <w:rFonts w:ascii="Times New Roman" w:hAnsi="Times New Roman" w:cs="Times New Roman"/>
+              <w:bCs/>
+              <w:color w:val="000000" w:themeColor="text1"/>
+              <w:sz w:val="24"/>
+              <w:szCs w:val="44"/>
+            </w:rPr>
+          </w:pPr>
+        </w:p>
+        <w:p>
+          <w:pPr>
+            <w:spacing w:line="360" w:lineRule="auto"/>
+            <w:jc w:val="both"/>
+            <w:rPr>
+              <w:rFonts w:ascii="Times New Roman" w:hAnsi="Times New Roman" w:cs="Times New Roman"/>
+              <w:bCs/>
+              <w:color w:val="000000" w:themeColor="text1"/>
+              <w:sz w:val="24"/>
+              <w:szCs w:val="44"/>
+            </w:rPr>
+          </w:pPr>
+        </w:p>
+        <w:p>
+          <w:pPr>
+            <w:spacing w:line="360" w:lineRule="auto"/>
+            <w:jc w:val="both"/>
+            <w:rPr>
+              <w:rFonts w:ascii="Times New Roman" w:hAnsi="Times New Roman" w:cs="Times New Roman"/>
+              <w:bCs/>
+              <w:color w:val="000000" w:themeColor="text1"/>
+              <w:sz w:val="24"/>
+              <w:szCs w:val="44"/>
+            </w:rPr>
+          </w:pPr>
+        </w:p>
+        <w:p>
+          <w:pPr>
+            <w:spacing w:line="360" w:lineRule="auto"/>
+            <w:jc w:val="both"/>
+            <w:rPr>
+              <w:rFonts w:ascii="Times New Roman" w:hAnsi="Times New Roman" w:cs="Times New Roman"/>
+              <w:bCs/>
+              <w:color w:val="000000" w:themeColor="text1"/>
+              <w:sz w:val="24"/>
+              <w:szCs w:val="44"/>
+            </w:rPr>
+          </w:pPr>
+        </w:p>
+        <w:p>
+          <w:pPr>
+            <w:spacing w:line="360" w:lineRule="auto"/>
+            <w:jc w:val="both"/>
+            <w:rPr>
+              <w:rFonts w:ascii="Times New Roman" w:hAnsi="Times New Roman" w:cs="Times New Roman"/>
+              <w:bCs/>
+              <w:color w:val="000000" w:themeColor="text1"/>
+              <w:sz w:val="24"/>
+              <w:szCs w:val="44"/>
+            </w:rPr>
+          </w:pPr>
+        </w:p>
+        <w:p>
+          <w:pPr>
+            <w:spacing w:line="360" w:lineRule="auto"/>
+            <w:jc w:val="both"/>
+            <w:rPr>
+              <w:rFonts w:ascii="Times New Roman" w:hAnsi="Times New Roman" w:cs="Times New Roman"/>
+              <w:bCs/>
+              <w:color w:val="000000" w:themeColor="text1"/>
+              <w:sz w:val="24"/>
+              <w:szCs w:val="44"/>
+            </w:rPr>
+          </w:pPr>
+        </w:p>
+        <w:p>
+          <w:pPr>
+            <w:spacing w:line="360" w:lineRule="auto"/>
+            <w:jc w:val="both"/>
+            <w:rPr>
+              <w:rFonts w:ascii="Times New Roman" w:hAnsi="Times New Roman" w:cs="Times New Roman"/>
+              <w:bCs/>
+              <w:color w:val="000000" w:themeColor="text1"/>
+              <w:sz w:val="24"/>
+              <w:szCs w:val="44"/>
+            </w:rPr>
+          </w:pPr>
+        </w:p>
+        <w:p>
+          <w:pPr>
+            <w:spacing w:line="360" w:lineRule="auto"/>
+            <w:jc w:val="both"/>
+            <w:rPr>
+              <w:b/>
+              <w:bCs/>
+              <w:color w:val="5B9BD5" w:themeColor="accent1"/>
+              <w:sz w:val="44"/>
+              <w:szCs w:val="44"/>
+            </w:rPr>
+          </w:pPr>
+        </w:p>
       </w:sdtContent>
     </w:sdt>
     <w:p>
       <w:pPr>
-        <w:jc w:val="both"/>
-        <w:rPr>
-          <w:rFonts w:ascii="Bahnschrift Light SemiCondensed" w:hAnsi="Bahnschrift Light SemiCondensed"/>
-          <w:sz w:val="28"/>
-        </w:rPr>
-      </w:pPr>
-    </w:p>
-    <w:p>
-      <w:pPr>
-        <w:jc w:val="both"/>
-        <w:rPr>
-          <w:rFonts w:ascii="Bahnschrift Light SemiCondensed" w:hAnsi="Bahnschrift Light SemiCondensed"/>
-          <w:sz w:val="28"/>
-        </w:rPr>
-      </w:pPr>
-    </w:p>
-    <w:p>
-      <w:pPr>
-        <w:jc w:val="both"/>
-        <w:rPr>
-          <w:rFonts w:ascii="Bahnschrift Light SemiCondensed" w:hAnsi="Bahnschrift Light SemiCondensed"/>
-          <w:sz w:val="28"/>
-        </w:rPr>
-      </w:pPr>
-    </w:p>
-    <w:p>
-      <w:pPr>
-        <w:jc w:val="both"/>
-        <w:rPr>
-          <w:rFonts w:ascii="Bahnschrift Light SemiCondensed" w:hAnsi="Bahnschrift Light SemiCondensed"/>
-          <w:sz w:val="28"/>
-        </w:rPr>
-      </w:pPr>
-    </w:p>
-    <w:p>
-      <w:pPr>
-        <w:jc w:val="both"/>
-        <w:rPr>
-          <w:rFonts w:ascii="Bahnschrift Light SemiCondensed" w:hAnsi="Bahnschrift Light SemiCondensed"/>
-          <w:sz w:val="28"/>
-        </w:rPr>
-      </w:pPr>
-    </w:p>
-    <w:p>
-      <w:pPr>
-        <w:jc w:val="both"/>
-        <w:rPr>
-          <w:rFonts w:ascii="Bahnschrift Light SemiCondensed" w:hAnsi="Bahnschrift Light SemiCondensed"/>
-          <w:sz w:val="28"/>
-        </w:rPr>
-      </w:pPr>
-    </w:p>
-    <w:p>
-      <w:pPr>
-        <w:jc w:val="both"/>
-        <w:rPr>
-          <w:rFonts w:ascii="Bahnschrift Light SemiCondensed" w:hAnsi="Bahnschrift Light SemiCondensed"/>
-          <w:sz w:val="28"/>
-        </w:rPr>
-      </w:pPr>
-    </w:p>
-    <w:p>
-      <w:pPr>
-        <w:jc w:val="both"/>
-        <w:rPr>
-          <w:rFonts w:ascii="Bahnschrift Light SemiCondensed" w:hAnsi="Bahnschrift Light SemiCondensed"/>
-          <w:sz w:val="28"/>
-        </w:rPr>
-      </w:pPr>
-    </w:p>
-    <w:p>
-      <w:pPr>
-        <w:jc w:val="both"/>
-        <w:rPr>
-          <w:rFonts w:ascii="Bahnschrift Light SemiCondensed" w:hAnsi="Bahnschrift Light SemiCondensed"/>
-          <w:sz w:val="28"/>
-        </w:rPr>
-      </w:pPr>
-    </w:p>
-    <w:p>
-      <w:pPr>
-        <w:jc w:val="both"/>
-        <w:rPr>
-          <w:rFonts w:ascii="Bahnschrift Light SemiCondensed" w:hAnsi="Bahnschrift Light SemiCondensed"/>
-          <w:sz w:val="28"/>
-        </w:rPr>
-      </w:pPr>
-    </w:p>
-    <w:p>
-      <w:pPr>
+        <w:spacing w:line="360" w:lineRule="auto"/>
         <w:jc w:val="both"/>
         <w:rPr>
           <w:rFonts w:ascii="Times New Roman" w:hAnsi="Times New Roman" w:cs="Times New Roman"/>
@@ -1739,6 +1705,19 @@
           <w:szCs w:val="24"/>
         </w:rPr>
       </w:pPr>
+    </w:p>
+    <w:p>
+      <w:pPr>
+        <w:spacing w:line="360" w:lineRule="auto"/>
+        <w:jc w:val="both"/>
+        <w:rPr>
+          <w:b/>
+          <w:bCs/>
+          <w:color w:val="5B9BD5" w:themeColor="accent1"/>
+          <w:sz w:val="44"/>
+          <w:szCs w:val="44"/>
+        </w:rPr>
+      </w:pPr>
       <w:r>
         <w:rPr>
           <w:rFonts w:ascii="Times New Roman" w:hAnsi="Times New Roman" w:cs="Times New Roman"/>
@@ -1750,6 +1729,7 @@
     </w:p>
     <w:p>
       <w:pPr>
+        <w:spacing w:line="360" w:lineRule="auto"/>
         <w:jc w:val="both"/>
         <w:rPr>
           <w:rFonts w:ascii="Times New Roman" w:hAnsi="Times New Roman" w:cs="Times New Roman"/>
@@ -1761,6 +1741,7 @@
     </w:p>
     <w:p>
       <w:pPr>
+        <w:spacing w:line="360" w:lineRule="auto"/>
         <w:jc w:val="both"/>
         <w:rPr>
           <w:rFonts w:ascii="Times New Roman" w:hAnsi="Times New Roman" w:cs="Times New Roman"/>
@@ -1794,7 +1775,7 @@
     </w:p>
     <w:p>
       <w:pPr>
-        <w:spacing w:before="100" w:beforeAutospacing="1" w:after="100" w:afterAutospacing="1" w:line="240" w:lineRule="auto"/>
+        <w:spacing w:before="100" w:beforeAutospacing="1" w:after="100" w:afterAutospacing="1" w:line="360" w:lineRule="auto"/>
         <w:jc w:val="both"/>
         <w:rPr>
           <w:rFonts w:ascii="Times New Roman" w:eastAsia="Times New Roman" w:hAnsi="Times New Roman" w:cs="Times New Roman"/>
@@ -1820,7 +1801,7 @@
           <w:ilvl w:val="0"/>
           <w:numId w:val="35"/>
         </w:numPr>
-        <w:spacing w:beforeAutospacing="1" w:after="100" w:afterAutospacing="1" w:line="240" w:lineRule="auto"/>
+        <w:spacing w:beforeAutospacing="1" w:after="100" w:afterAutospacing="1" w:line="360" w:lineRule="auto"/>
         <w:jc w:val="both"/>
         <w:rPr>
           <w:rFonts w:ascii="Times New Roman" w:eastAsia="Times New Roman" w:hAnsi="Times New Roman" w:cs="Times New Roman"/>
@@ -1846,7 +1827,7 @@
           <w:ilvl w:val="0"/>
           <w:numId w:val="35"/>
         </w:numPr>
-        <w:spacing w:before="100" w:beforeAutospacing="1" w:after="100" w:afterAutospacing="1" w:line="240" w:lineRule="auto"/>
+        <w:spacing w:before="100" w:beforeAutospacing="1" w:after="100" w:afterAutospacing="1" w:line="360" w:lineRule="auto"/>
         <w:jc w:val="both"/>
         <w:rPr>
           <w:rFonts w:ascii="Times New Roman" w:eastAsia="Times New Roman" w:hAnsi="Times New Roman" w:cs="Times New Roman"/>
@@ -1872,7 +1853,7 @@
           <w:ilvl w:val="0"/>
           <w:numId w:val="35"/>
         </w:numPr>
-        <w:spacing w:before="100" w:beforeAutospacing="1" w:after="100" w:afterAutospacing="1" w:line="240" w:lineRule="auto"/>
+        <w:spacing w:before="100" w:beforeAutospacing="1" w:after="100" w:afterAutospacing="1" w:line="360" w:lineRule="auto"/>
         <w:jc w:val="both"/>
         <w:rPr>
           <w:rFonts w:ascii="Times New Roman" w:eastAsia="Times New Roman" w:hAnsi="Times New Roman" w:cs="Times New Roman"/>
@@ -1893,6 +1874,7 @@
     </w:p>
     <w:p>
       <w:pPr>
+        <w:spacing w:line="360" w:lineRule="auto"/>
         <w:jc w:val="both"/>
         <w:rPr>
           <w:rFonts w:ascii="Bahnschrift Light SemiCondensed" w:hAnsi="Bahnschrift Light SemiCondensed"/>
@@ -1917,6 +1899,7 @@
     </w:p>
     <w:p>
       <w:pPr>
+        <w:spacing w:line="360" w:lineRule="auto"/>
         <w:jc w:val="both"/>
         <w:rPr>
           <w:rFonts w:ascii="Times New Roman" w:hAnsi="Times New Roman" w:cs="Times New Roman"/>
@@ -1937,23 +1920,12 @@
           <w:szCs w:val="44"/>
         </w:rPr>
         <w:lastRenderedPageBreak/>
-        <w:t xml:space="preserve">Description About </w:t>
-      </w:r>
-      <w:r>
-        <w:rPr>
-          <w:rFonts w:ascii="Times New Roman" w:hAnsi="Times New Roman" w:cs="Times New Roman"/>
-          <w:b/>
-          <w:bCs/>
-          <w:color w:val="000000" w:themeColor="text1"/>
-          <w:sz w:val="28"/>
-          <w:szCs w:val="44"/>
-        </w:rPr>
-        <w:t>Dataset:</w:t>
-      </w:r>
-    </w:p>
-    <w:p>
-      <w:pPr>
-        <w:spacing w:before="100" w:beforeAutospacing="1" w:after="100" w:afterAutospacing="1" w:line="240" w:lineRule="auto"/>
+        <w:t>DESCRIPTION ABOUT DATASET:</w:t>
+      </w:r>
+    </w:p>
+    <w:p>
+      <w:pPr>
+        <w:spacing w:before="100" w:beforeAutospacing="1" w:after="100" w:afterAutospacing="1" w:line="360" w:lineRule="auto"/>
         <w:jc w:val="both"/>
         <w:rPr>
           <w:rFonts w:ascii="Times New Roman" w:eastAsia="Times New Roman" w:hAnsi="Times New Roman" w:cs="Times New Roman"/>
@@ -1985,7 +1957,7 @@
     </w:p>
     <w:p>
       <w:pPr>
-        <w:spacing w:before="100" w:beforeAutospacing="1" w:after="100" w:afterAutospacing="1" w:line="240" w:lineRule="auto"/>
+        <w:spacing w:before="100" w:beforeAutospacing="1" w:after="100" w:afterAutospacing="1" w:line="360" w:lineRule="auto"/>
         <w:jc w:val="both"/>
         <w:rPr>
           <w:rFonts w:ascii="Times New Roman" w:hAnsi="Times New Roman" w:cs="Times New Roman"/>
@@ -2021,7 +1993,7 @@
     </w:p>
     <w:p>
       <w:pPr>
-        <w:spacing w:before="100" w:beforeAutospacing="1" w:after="100" w:afterAutospacing="1" w:line="240" w:lineRule="auto"/>
+        <w:spacing w:before="100" w:beforeAutospacing="1" w:after="100" w:afterAutospacing="1" w:line="360" w:lineRule="auto"/>
         <w:jc w:val="both"/>
         <w:rPr>
           <w:rFonts w:ascii="Times New Roman" w:hAnsi="Times New Roman" w:cs="Times New Roman"/>
@@ -2047,6 +2019,7 @@
     <w:p>
       <w:pPr>
         <w:pStyle w:val="NormalWeb"/>
+        <w:spacing w:line="360" w:lineRule="auto"/>
         <w:jc w:val="both"/>
       </w:pPr>
       <w:r>
@@ -2067,6 +2040,7 @@
           <w:ilvl w:val="0"/>
           <w:numId w:val="20"/>
         </w:numPr>
+        <w:spacing w:line="360" w:lineRule="auto"/>
         <w:jc w:val="both"/>
       </w:pPr>
       <w:r>
@@ -2080,6 +2054,7 @@
           <w:ilvl w:val="0"/>
           <w:numId w:val="20"/>
         </w:numPr>
+        <w:spacing w:line="360" w:lineRule="auto"/>
         <w:jc w:val="both"/>
       </w:pPr>
       <w:r>
@@ -2089,6 +2064,7 @@
     <w:p>
       <w:pPr>
         <w:pStyle w:val="NormalWeb"/>
+        <w:spacing w:line="360" w:lineRule="auto"/>
         <w:jc w:val="both"/>
       </w:pPr>
       <w:r>
@@ -2098,6 +2074,7 @@
     <w:p>
       <w:pPr>
         <w:pStyle w:val="NormalWeb"/>
+        <w:spacing w:line="360" w:lineRule="auto"/>
         <w:jc w:val="both"/>
       </w:pPr>
       <w:r>
@@ -2114,11 +2091,8 @@
     <w:p>
       <w:pPr>
         <w:pStyle w:val="NormalWeb"/>
-        <w:jc w:val="both"/>
-        <w:rPr>
-          <w:rFonts w:ascii="Bahnschrift Light SemiCondensed" w:hAnsi="Bahnschrift Light SemiCondensed"/>
-          <w:sz w:val="32"/>
-        </w:rPr>
+        <w:spacing w:line="360" w:lineRule="auto"/>
+        <w:jc w:val="both"/>
       </w:pPr>
       <w:r>
         <w:rPr>
@@ -2128,16 +2102,16 @@
           <w:sz w:val="28"/>
         </w:rPr>
         <w:drawing>
-          <wp:anchor distT="0" distB="0" distL="114300" distR="114300" simplePos="0" relativeHeight="251670528" behindDoc="0" locked="0" layoutInCell="1" allowOverlap="1" wp14:anchorId="3582E42B" wp14:editId="797808D4">
+          <wp:anchor distT="0" distB="0" distL="114300" distR="114300" simplePos="0" relativeHeight="251670528" behindDoc="0" locked="0" layoutInCell="1" allowOverlap="1" wp14:anchorId="55E23BA0" wp14:editId="6316401D">
             <wp:simplePos x="0" y="0"/>
             <wp:positionH relativeFrom="column">
-              <wp:posOffset>387985</wp:posOffset>
+              <wp:posOffset>1297940</wp:posOffset>
             </wp:positionH>
             <wp:positionV relativeFrom="paragraph">
-              <wp:posOffset>91440</wp:posOffset>
+              <wp:posOffset>118186</wp:posOffset>
             </wp:positionV>
-            <wp:extent cx="5743575" cy="4144010"/>
-            <wp:effectExtent l="0" t="0" r="9525" b="8890"/>
+            <wp:extent cx="4001135" cy="2886075"/>
+            <wp:effectExtent l="0" t="0" r="0" b="9525"/>
             <wp:wrapNone/>
             <wp:docPr id="4" name="Picture 4"/>
             <wp:cNvGraphicFramePr>
@@ -2151,7 +2125,7 @@
                     <pic:cNvPicPr/>
                   </pic:nvPicPr>
                   <pic:blipFill>
-                    <a:blip r:embed="rId9">
+                    <a:blip r:embed="rId10" cstate="print">
                       <a:extLst>
                         <a:ext uri="{28A0092B-C50C-407E-A947-70E740481C1C}">
                           <a14:useLocalDpi xmlns:a14="http://schemas.microsoft.com/office/drawing/2010/main" val="0"/>
@@ -2165,7 +2139,7 @@
                   <pic:spPr>
                     <a:xfrm>
                       <a:off x="0" y="0"/>
-                      <a:ext cx="5743575" cy="4144010"/>
+                      <a:ext cx="4001135" cy="2886075"/>
                     </a:xfrm>
                     <a:prstGeom prst="rect">
                       <a:avLst/>
@@ -2186,7 +2160,18 @@
     </w:p>
     <w:p>
       <w:pPr>
-        <w:spacing w:before="100" w:beforeAutospacing="1" w:after="100" w:afterAutospacing="1" w:line="240" w:lineRule="auto"/>
+        <w:pStyle w:val="NormalWeb"/>
+        <w:spacing w:line="360" w:lineRule="auto"/>
+        <w:jc w:val="both"/>
+        <w:rPr>
+          <w:rFonts w:ascii="Bahnschrift Light SemiCondensed" w:hAnsi="Bahnschrift Light SemiCondensed"/>
+          <w:sz w:val="32"/>
+        </w:rPr>
+      </w:pPr>
+    </w:p>
+    <w:p>
+      <w:pPr>
+        <w:spacing w:before="100" w:beforeAutospacing="1" w:after="100" w:afterAutospacing="1" w:line="360" w:lineRule="auto"/>
         <w:jc w:val="both"/>
         <w:rPr>
           <w:rFonts w:ascii="Bahnschrift Light SemiCondensed" w:eastAsia="Times New Roman" w:hAnsi="Bahnschrift Light SemiCondensed" w:cs="Times New Roman"/>
@@ -2198,7 +2183,7 @@
     </w:p>
     <w:p>
       <w:pPr>
-        <w:spacing w:before="100" w:beforeAutospacing="1" w:after="100" w:afterAutospacing="1" w:line="240" w:lineRule="auto"/>
+        <w:spacing w:before="100" w:beforeAutospacing="1" w:after="100" w:afterAutospacing="1" w:line="360" w:lineRule="auto"/>
         <w:jc w:val="both"/>
         <w:rPr>
           <w:rFonts w:ascii="Bahnschrift Light SemiCondensed" w:eastAsia="Times New Roman" w:hAnsi="Bahnschrift Light SemiCondensed" w:cs="Times New Roman"/>
@@ -2211,7 +2196,7 @@
     <w:p>
       <w:pPr>
         <w:pStyle w:val="ListParagraph"/>
-        <w:spacing w:before="100" w:beforeAutospacing="1" w:after="100" w:afterAutospacing="1" w:line="240" w:lineRule="auto"/>
+        <w:spacing w:before="100" w:beforeAutospacing="1" w:after="100" w:afterAutospacing="1" w:line="360" w:lineRule="auto"/>
         <w:jc w:val="both"/>
         <w:rPr>
           <w:rFonts w:ascii="Bahnschrift Light SemiCondensed" w:eastAsia="Times New Roman" w:hAnsi="Bahnschrift Light SemiCondensed" w:cs="Times New Roman"/>
@@ -2223,7 +2208,7 @@
     </w:p>
     <w:p>
       <w:pPr>
-        <w:spacing w:before="100" w:beforeAutospacing="1" w:after="100" w:afterAutospacing="1" w:line="240" w:lineRule="auto"/>
+        <w:spacing w:before="100" w:beforeAutospacing="1" w:after="100" w:afterAutospacing="1" w:line="360" w:lineRule="auto"/>
         <w:jc w:val="both"/>
         <w:rPr>
           <w:rFonts w:ascii="Times New Roman" w:eastAsia="Times New Roman" w:hAnsi="Times New Roman" w:cs="Times New Roman"/>
@@ -2235,7 +2220,7 @@
     </w:p>
     <w:p>
       <w:pPr>
-        <w:spacing w:before="100" w:beforeAutospacing="1" w:after="100" w:afterAutospacing="1" w:line="240" w:lineRule="auto"/>
+        <w:spacing w:before="100" w:beforeAutospacing="1" w:after="100" w:afterAutospacing="1" w:line="360" w:lineRule="auto"/>
         <w:jc w:val="both"/>
         <w:rPr>
           <w:rFonts w:ascii="Times New Roman" w:eastAsia="Times New Roman" w:hAnsi="Times New Roman" w:cs="Times New Roman"/>
@@ -2247,7 +2232,8 @@
     </w:p>
     <w:p>
       <w:pPr>
-        <w:jc w:val="both"/>
+        <w:spacing w:line="360" w:lineRule="auto"/>
+        <w:jc w:val="center"/>
         <w:rPr>
           <w:rFonts w:ascii="Bahnschrift Light SemiCondensed" w:hAnsi="Bahnschrift Light SemiCondensed"/>
           <w:b/>
@@ -2260,6 +2246,43 @@
       </w:pPr>
       <w:r>
         <w:rPr>
+          <w:rFonts w:ascii="Times New Roman" w:hAnsi="Times New Roman" w:cs="Times New Roman"/>
+          <w:bCs/>
+          <w:color w:val="000000" w:themeColor="text1"/>
+          <w:szCs w:val="28"/>
+        </w:rPr>
+        <w:t>Fig 1: Data mining</w:t>
+      </w:r>
+      <w:r>
+        <w:rPr>
+          <w:rFonts w:ascii="Times New Roman" w:hAnsi="Times New Roman" w:cs="Times New Roman"/>
+          <w:b/>
+          <w:bCs/>
+          <w:color w:val="5B9BD5" w:themeColor="accent1"/>
+          <w:sz w:val="28"/>
+          <w:szCs w:val="28"/>
+          <w:u w:val="single"/>
+        </w:rPr>
+        <w:br w:type="page"/>
+      </w:r>
+      <w:r>
+        <w:rPr>
+          <w:rFonts w:ascii="Times New Roman" w:hAnsi="Times New Roman" w:cs="Times New Roman"/>
+          <w:b/>
+          <w:bCs/>
+          <w:color w:val="000000" w:themeColor="text1"/>
+          <w:sz w:val="28"/>
+          <w:szCs w:val="28"/>
+        </w:rPr>
+        <w:lastRenderedPageBreak/>
+        <w:t>VARIATION OF TELEMETRY ATTRIBUTES W.R.T AGE OF MACHINE</w:t>
+      </w:r>
+    </w:p>
+    <w:p>
+      <w:pPr>
+        <w:spacing w:line="360" w:lineRule="auto"/>
+        <w:jc w:val="both"/>
+        <w:rPr>
           <w:rFonts w:ascii="Bahnschrift Light SemiCondensed" w:hAnsi="Bahnschrift Light SemiCondensed"/>
           <w:b/>
           <w:bCs/>
@@ -2268,109 +2291,6 @@
           <w:szCs w:val="44"/>
           <w:u w:val="single"/>
         </w:rPr>
-        <w:t xml:space="preserve"> </w:t>
-      </w:r>
-    </w:p>
-    <w:p>
-      <w:pPr>
-        <w:jc w:val="both"/>
-        <w:rPr>
-          <w:rFonts w:ascii="Bahnschrift Light SemiCondensed" w:hAnsi="Bahnschrift Light SemiCondensed"/>
-          <w:b/>
-          <w:bCs/>
-          <w:color w:val="5B9BD5" w:themeColor="accent1"/>
-          <w:sz w:val="48"/>
-          <w:szCs w:val="44"/>
-          <w:u w:val="single"/>
-        </w:rPr>
-      </w:pPr>
-    </w:p>
-    <w:p>
-      <w:pPr>
-        <w:jc w:val="both"/>
-        <w:rPr>
-          <w:rFonts w:ascii="Bahnschrift Light SemiCondensed" w:hAnsi="Bahnschrift Light SemiCondensed"/>
-          <w:b/>
-          <w:bCs/>
-          <w:color w:val="5B9BD5" w:themeColor="accent1"/>
-          <w:sz w:val="48"/>
-          <w:szCs w:val="44"/>
-          <w:u w:val="single"/>
-        </w:rPr>
-      </w:pPr>
-    </w:p>
-    <w:p>
-      <w:pPr>
-        <w:jc w:val="both"/>
-        <w:rPr>
-          <w:rFonts w:ascii="Bahnschrift Light SemiCondensed" w:hAnsi="Bahnschrift Light SemiCondensed"/>
-          <w:b/>
-          <w:bCs/>
-          <w:color w:val="5B9BD5" w:themeColor="accent1"/>
-          <w:sz w:val="48"/>
-          <w:szCs w:val="44"/>
-          <w:u w:val="single"/>
-        </w:rPr>
-      </w:pPr>
-    </w:p>
-    <w:p>
-      <w:pPr>
-        <w:jc w:val="center"/>
-        <w:rPr>
-          <w:rFonts w:ascii="Times New Roman" w:hAnsi="Times New Roman" w:cs="Times New Roman"/>
-          <w:b/>
-          <w:bCs/>
-          <w:color w:val="5B9BD5" w:themeColor="accent1"/>
-          <w:sz w:val="28"/>
-          <w:szCs w:val="28"/>
-        </w:rPr>
-      </w:pPr>
-      <w:r>
-        <w:rPr>
-          <w:rFonts w:ascii="Times New Roman" w:hAnsi="Times New Roman" w:cs="Times New Roman"/>
-          <w:bCs/>
-          <w:color w:val="000000" w:themeColor="text1"/>
-          <w:szCs w:val="28"/>
-        </w:rPr>
-        <w:t>Fig 1: Data mining</w:t>
-      </w:r>
-      <w:r>
-        <w:rPr>
-          <w:rFonts w:ascii="Times New Roman" w:hAnsi="Times New Roman" w:cs="Times New Roman"/>
-          <w:b/>
-          <w:bCs/>
-          <w:color w:val="5B9BD5" w:themeColor="accent1"/>
-          <w:sz w:val="28"/>
-          <w:szCs w:val="28"/>
-          <w:u w:val="single"/>
-        </w:rPr>
-        <w:br w:type="page"/>
-      </w:r>
-      <w:r>
-        <w:rPr>
-          <w:rFonts w:ascii="Times New Roman" w:hAnsi="Times New Roman" w:cs="Times New Roman"/>
-          <w:b/>
-          <w:bCs/>
-          <w:color w:val="000000" w:themeColor="text1"/>
-          <w:sz w:val="28"/>
-          <w:szCs w:val="28"/>
-        </w:rPr>
-        <w:lastRenderedPageBreak/>
-        <w:t>Variation of Telemetry Attributes w.r.t Age of Machine</w:t>
-      </w:r>
-    </w:p>
-    <w:p>
-      <w:pPr>
-        <w:jc w:val="both"/>
-        <w:rPr>
-          <w:rFonts w:ascii="Bahnschrift Light SemiCondensed" w:hAnsi="Bahnschrift Light SemiCondensed"/>
-          <w:b/>
-          <w:bCs/>
-          <w:color w:val="5B9BD5" w:themeColor="accent1"/>
-          <w:sz w:val="48"/>
-          <w:szCs w:val="44"/>
-          <w:u w:val="single"/>
-        </w:rPr>
       </w:pPr>
       <w:r>
         <w:rPr>
@@ -2378,7 +2298,7 @@
           <w:lang w:eastAsia="en-IN"/>
         </w:rPr>
         <w:drawing>
-          <wp:anchor distT="0" distB="0" distL="114300" distR="114300" simplePos="0" relativeHeight="251673600" behindDoc="0" locked="0" layoutInCell="1" allowOverlap="1" wp14:anchorId="0CF7AA99" wp14:editId="1458738C">
+          <wp:anchor distT="0" distB="0" distL="114300" distR="114300" simplePos="0" relativeHeight="251673600" behindDoc="0" locked="0" layoutInCell="1" allowOverlap="1" wp14:anchorId="5CFD7241" wp14:editId="02150BCC">
             <wp:simplePos x="0" y="0"/>
             <wp:positionH relativeFrom="column">
               <wp:posOffset>-180975</wp:posOffset>
@@ -2403,7 +2323,7 @@
                     </pic:cNvPicPr>
                   </pic:nvPicPr>
                   <pic:blipFill>
-                    <a:blip r:embed="rId10" cstate="print">
+                    <a:blip r:embed="rId11" cstate="print">
                       <a:extLst>
                         <a:ext uri="{28A0092B-C50C-407E-A947-70E740481C1C}">
                           <a14:useLocalDpi xmlns:a14="http://schemas.microsoft.com/office/drawing/2010/main" val="0"/>
@@ -2446,7 +2366,7 @@
           <w:lang w:eastAsia="en-IN"/>
         </w:rPr>
         <w:drawing>
-          <wp:anchor distT="0" distB="0" distL="114300" distR="114300" simplePos="0" relativeHeight="251672576" behindDoc="0" locked="0" layoutInCell="1" allowOverlap="1" wp14:anchorId="20556BAC" wp14:editId="0810669A">
+          <wp:anchor distT="0" distB="0" distL="114300" distR="114300" simplePos="0" relativeHeight="251672576" behindDoc="0" locked="0" layoutInCell="1" allowOverlap="1" wp14:anchorId="7C723EF6" wp14:editId="45E669DE">
             <wp:simplePos x="0" y="0"/>
             <wp:positionH relativeFrom="column">
               <wp:posOffset>3444875</wp:posOffset>
@@ -2471,7 +2391,7 @@
                     </pic:cNvPicPr>
                   </pic:nvPicPr>
                   <pic:blipFill>
-                    <a:blip r:embed="rId11" cstate="print">
+                    <a:blip r:embed="rId12" cstate="print">
                       <a:extLst>
                         <a:ext uri="{28A0092B-C50C-407E-A947-70E740481C1C}">
                           <a14:useLocalDpi xmlns:a14="http://schemas.microsoft.com/office/drawing/2010/main" val="0"/>
@@ -2514,7 +2434,7 @@
           <w:lang w:eastAsia="en-IN"/>
         </w:rPr>
         <w:drawing>
-          <wp:anchor distT="0" distB="0" distL="114300" distR="114300" simplePos="0" relativeHeight="251671552" behindDoc="0" locked="0" layoutInCell="1" allowOverlap="1" wp14:anchorId="783CCF80" wp14:editId="4FF14C1F">
+          <wp:anchor distT="0" distB="0" distL="114300" distR="114300" simplePos="0" relativeHeight="251671552" behindDoc="0" locked="0" layoutInCell="1" allowOverlap="1" wp14:anchorId="337835DA" wp14:editId="25B6BB9F">
             <wp:simplePos x="0" y="0"/>
             <wp:positionH relativeFrom="column">
               <wp:posOffset>-161925</wp:posOffset>
@@ -2539,7 +2459,7 @@
                     </pic:cNvPicPr>
                   </pic:nvPicPr>
                   <pic:blipFill>
-                    <a:blip r:embed="rId12" cstate="print">
+                    <a:blip r:embed="rId13" cstate="print">
                       <a:extLst>
                         <a:ext uri="{28A0092B-C50C-407E-A947-70E740481C1C}">
                           <a14:useLocalDpi xmlns:a14="http://schemas.microsoft.com/office/drawing/2010/main" val="0"/>
@@ -2591,6 +2511,7 @@
     </w:p>
     <w:p>
       <w:pPr>
+        <w:spacing w:line="360" w:lineRule="auto"/>
         <w:jc w:val="both"/>
         <w:rPr>
           <w:rFonts w:ascii="Bahnschrift Light SemiCondensed" w:hAnsi="Bahnschrift Light SemiCondensed"/>
@@ -2605,6 +2526,7 @@
     </w:p>
     <w:p>
       <w:pPr>
+        <w:spacing w:line="360" w:lineRule="auto"/>
         <w:jc w:val="both"/>
         <w:rPr>
           <w:rFonts w:ascii="Bahnschrift Light SemiCondensed" w:hAnsi="Bahnschrift Light SemiCondensed"/>
@@ -2619,6 +2541,7 @@
     </w:p>
     <w:p>
       <w:pPr>
+        <w:spacing w:line="360" w:lineRule="auto"/>
         <w:jc w:val="both"/>
         <w:rPr>
           <w:rFonts w:ascii="Bahnschrift Light SemiCondensed" w:hAnsi="Bahnschrift Light SemiCondensed"/>
@@ -2633,6 +2556,7 @@
     </w:p>
     <w:p>
       <w:pPr>
+        <w:spacing w:line="360" w:lineRule="auto"/>
         <w:jc w:val="both"/>
         <w:rPr>
           <w:rFonts w:ascii="Bahnschrift Light SemiCondensed" w:hAnsi="Bahnschrift Light SemiCondensed"/>
@@ -2647,6 +2571,7 @@
     </w:p>
     <w:p>
       <w:pPr>
+        <w:spacing w:line="360" w:lineRule="auto"/>
         <w:jc w:val="both"/>
         <w:rPr>
           <w:rFonts w:ascii="Bahnschrift Light SemiCondensed" w:hAnsi="Bahnschrift Light SemiCondensed"/>
@@ -2661,6 +2586,7 @@
     </w:p>
     <w:p>
       <w:pPr>
+        <w:spacing w:line="360" w:lineRule="auto"/>
         <w:jc w:val="both"/>
         <w:rPr>
           <w:rFonts w:ascii="Bahnschrift Light SemiCondensed" w:hAnsi="Bahnschrift Light SemiCondensed"/>
@@ -2672,47 +2598,19 @@
           <w:u w:val="single"/>
         </w:rPr>
       </w:pPr>
-    </w:p>
-    <w:p>
-      <w:pPr>
-        <w:jc w:val="both"/>
-        <w:rPr>
-          <w:rFonts w:ascii="Bahnschrift Light SemiCondensed" w:hAnsi="Bahnschrift Light SemiCondensed"/>
-          <w:b/>
-          <w:bCs/>
-          <w:color w:val="5B9BD5" w:themeColor="accent1"/>
-          <w:sz w:val="48"/>
-          <w:szCs w:val="44"/>
-          <w:u w:val="single"/>
-        </w:rPr>
-      </w:pPr>
-    </w:p>
-    <w:p>
-      <w:pPr>
-        <w:jc w:val="both"/>
-        <w:rPr>
-          <w:rFonts w:ascii="Bahnschrift Light SemiCondensed" w:hAnsi="Bahnschrift Light SemiCondensed"/>
-          <w:b/>
-          <w:bCs/>
-          <w:color w:val="5B9BD5" w:themeColor="accent1"/>
-          <w:sz w:val="48"/>
-          <w:szCs w:val="44"/>
-          <w:u w:val="single"/>
-        </w:rPr>
-      </w:pPr>
       <w:r>
         <w:rPr>
           <w:noProof/>
           <w:lang w:eastAsia="en-IN"/>
         </w:rPr>
         <w:drawing>
-          <wp:anchor distT="0" distB="0" distL="114300" distR="114300" simplePos="0" relativeHeight="251674624" behindDoc="0" locked="0" layoutInCell="1" allowOverlap="1" wp14:anchorId="77022D61" wp14:editId="2993E690">
+          <wp:anchor distT="0" distB="0" distL="114300" distR="114300" simplePos="0" relativeHeight="251674624" behindDoc="0" locked="0" layoutInCell="1" allowOverlap="1" wp14:anchorId="534B7CD2" wp14:editId="12005810">
             <wp:simplePos x="0" y="0"/>
             <wp:positionH relativeFrom="column">
-              <wp:posOffset>3446780</wp:posOffset>
+              <wp:posOffset>3409950</wp:posOffset>
             </wp:positionH>
             <wp:positionV relativeFrom="paragraph">
-              <wp:posOffset>22860</wp:posOffset>
+              <wp:posOffset>327711</wp:posOffset>
             </wp:positionV>
             <wp:extent cx="3418840" cy="2655570"/>
             <wp:effectExtent l="0" t="0" r="0" b="0"/>
@@ -2731,7 +2629,7 @@
                     </pic:cNvPicPr>
                   </pic:nvPicPr>
                   <pic:blipFill>
-                    <a:blip r:embed="rId13" cstate="print">
+                    <a:blip r:embed="rId14" cstate="print">
                       <a:extLst>
                         <a:ext uri="{28A0092B-C50C-407E-A947-70E740481C1C}">
                           <a14:useLocalDpi xmlns:a14="http://schemas.microsoft.com/office/drawing/2010/main" val="0"/>
@@ -2771,6 +2669,7 @@
     </w:p>
     <w:p>
       <w:pPr>
+        <w:spacing w:line="360" w:lineRule="auto"/>
         <w:jc w:val="both"/>
         <w:rPr>
           <w:rFonts w:ascii="Bahnschrift Light SemiCondensed" w:hAnsi="Bahnschrift Light SemiCondensed"/>
@@ -2785,6 +2684,7 @@
     </w:p>
     <w:p>
       <w:pPr>
+        <w:spacing w:line="360" w:lineRule="auto"/>
         <w:jc w:val="both"/>
         <w:rPr>
           <w:rFonts w:ascii="Bahnschrift Light SemiCondensed" w:hAnsi="Bahnschrift Light SemiCondensed"/>
@@ -2799,6 +2699,7 @@
     </w:p>
     <w:p>
       <w:pPr>
+        <w:spacing w:line="360" w:lineRule="auto"/>
         <w:jc w:val="both"/>
         <w:rPr>
           <w:rFonts w:ascii="Bahnschrift Light SemiCondensed" w:hAnsi="Bahnschrift Light SemiCondensed"/>
@@ -2813,6 +2714,7 @@
     </w:p>
     <w:p>
       <w:pPr>
+        <w:spacing w:line="360" w:lineRule="auto"/>
         <w:jc w:val="both"/>
         <w:rPr>
           <w:rFonts w:ascii="Bahnschrift Light SemiCondensed" w:hAnsi="Bahnschrift Light SemiCondensed"/>
@@ -2827,6 +2729,7 @@
     </w:p>
     <w:p>
       <w:pPr>
+        <w:spacing w:line="360" w:lineRule="auto"/>
         <w:jc w:val="both"/>
         <w:rPr>
           <w:rFonts w:ascii="Bahnschrift Light SemiCondensed" w:hAnsi="Bahnschrift Light SemiCondensed"/>
@@ -2841,6 +2744,7 @@
     </w:p>
     <w:p>
       <w:pPr>
+        <w:spacing w:line="360" w:lineRule="auto"/>
         <w:jc w:val="both"/>
         <w:rPr>
           <w:rFonts w:ascii="Bahnschrift Light SemiCondensed" w:hAnsi="Bahnschrift Light SemiCondensed"/>
@@ -2855,6 +2759,7 @@
     </w:p>
     <w:p>
       <w:pPr>
+        <w:spacing w:line="360" w:lineRule="auto"/>
         <w:jc w:val="both"/>
         <w:rPr>
           <w:rFonts w:ascii="Bahnschrift Light SemiCondensed" w:hAnsi="Bahnschrift Light SemiCondensed"/>
@@ -2869,21 +2774,18 @@
     </w:p>
     <w:p>
       <w:pPr>
-        <w:jc w:val="both"/>
-        <w:rPr>
-          <w:rFonts w:ascii="Bahnschrift Light SemiCondensed" w:hAnsi="Bahnschrift Light SemiCondensed"/>
+        <w:spacing w:line="360" w:lineRule="auto"/>
+        <w:jc w:val="both"/>
+        <w:rPr>
+          <w:rFonts w:ascii="Times New Roman" w:hAnsi="Times New Roman" w:cs="Times New Roman"/>
           <w:b/>
           <w:bCs/>
-          <w:color w:val="5B9BD5" w:themeColor="accent1"/>
-          <w:sz w:val="48"/>
+          <w:color w:val="000000" w:themeColor="text1"/>
+          <w:sz w:val="28"/>
           <w:szCs w:val="44"/>
-          <w:u w:val="single"/>
-        </w:rPr>
-      </w:pPr>
-    </w:p>
-    <w:p>
-      <w:pPr>
-        <w:jc w:val="both"/>
+        </w:rPr>
+      </w:pPr>
+      <w:r>
         <w:rPr>
           <w:rFonts w:ascii="Times New Roman" w:hAnsi="Times New Roman" w:cs="Times New Roman"/>
           <w:b/>
@@ -2892,23 +2794,13 @@
           <w:sz w:val="28"/>
           <w:szCs w:val="44"/>
         </w:rPr>
-      </w:pPr>
-      <w:r>
-        <w:rPr>
-          <w:rFonts w:ascii="Times New Roman" w:hAnsi="Times New Roman" w:cs="Times New Roman"/>
-          <w:b/>
-          <w:bCs/>
-          <w:color w:val="000000" w:themeColor="text1"/>
-          <w:sz w:val="28"/>
-          <w:szCs w:val="44"/>
-        </w:rPr>
         <w:lastRenderedPageBreak/>
-        <w:t>Machine Failures</w:t>
-      </w:r>
-    </w:p>
-    <w:p>
-      <w:pPr>
-        <w:spacing w:before="100" w:beforeAutospacing="1" w:after="100" w:afterAutospacing="1" w:line="240" w:lineRule="auto"/>
+        <w:t>MACHINE FAILURES</w:t>
+      </w:r>
+    </w:p>
+    <w:p>
+      <w:pPr>
+        <w:spacing w:before="100" w:beforeAutospacing="1" w:after="100" w:afterAutospacing="1" w:line="360" w:lineRule="auto"/>
         <w:jc w:val="both"/>
         <w:rPr>
           <w:rFonts w:ascii="Times New Roman" w:eastAsia="Times New Roman" w:hAnsi="Times New Roman" w:cs="Times New Roman"/>
@@ -2929,7 +2821,7 @@
     </w:p>
     <w:p>
       <w:pPr>
-        <w:spacing w:before="100" w:beforeAutospacing="1" w:after="100" w:afterAutospacing="1" w:line="240" w:lineRule="auto"/>
+        <w:spacing w:before="100" w:beforeAutospacing="1" w:after="100" w:afterAutospacing="1" w:line="360" w:lineRule="auto"/>
         <w:jc w:val="both"/>
         <w:rPr>
           <w:rFonts w:ascii="Times New Roman" w:eastAsia="Times New Roman" w:hAnsi="Times New Roman" w:cs="Times New Roman"/>
@@ -2990,76 +2882,13 @@
     </w:p>
     <w:p>
       <w:pPr>
-        <w:spacing w:before="100" w:beforeAutospacing="1" w:after="100" w:afterAutospacing="1" w:line="240" w:lineRule="auto"/>
+        <w:spacing w:before="100" w:beforeAutospacing="1" w:after="100" w:afterAutospacing="1" w:line="360" w:lineRule="auto"/>
         <w:jc w:val="both"/>
         <w:rPr>
           <w:rFonts w:ascii="Times New Roman" w:eastAsia="Times New Roman" w:hAnsi="Times New Roman" w:cs="Times New Roman"/>
           <w:sz w:val="24"/>
           <w:szCs w:val="28"/>
           <w:lang w:eastAsia="en-IN"/>
-        </w:rPr>
-      </w:pPr>
-      <w:r>
-        <w:rPr>
-          <w:rFonts w:ascii="Times New Roman" w:eastAsia="Times New Roman" w:hAnsi="Times New Roman" w:cs="Times New Roman"/>
-          <w:sz w:val="24"/>
-          <w:szCs w:val="28"/>
-          <w:lang w:eastAsia="en-IN"/>
-        </w:rPr>
-        <w:t xml:space="preserve">Furthermore, we identified the </w:t>
-      </w:r>
-      <w:r>
-        <w:rPr>
-          <w:rFonts w:ascii="Times New Roman" w:eastAsia="Times New Roman" w:hAnsi="Times New Roman" w:cs="Times New Roman"/>
-          <w:b/>
-          <w:bCs/>
-          <w:sz w:val="24"/>
-          <w:szCs w:val="28"/>
-          <w:lang w:eastAsia="en-IN"/>
-        </w:rPr>
-        <w:t>top 3 machines with the highest number of failures</w:t>
-      </w:r>
-      <w:r>
-        <w:rPr>
-          <w:rFonts w:ascii="Times New Roman" w:eastAsia="Times New Roman" w:hAnsi="Times New Roman" w:cs="Times New Roman"/>
-          <w:sz w:val="24"/>
-          <w:szCs w:val="28"/>
-          <w:lang w:eastAsia="en-IN"/>
-        </w:rPr>
-        <w:t xml:space="preserve">, which helps prioritize maintenance and inspection schedules. Similarly, we also highlighted the </w:t>
-      </w:r>
-      <w:r>
-        <w:rPr>
-          <w:rFonts w:ascii="Times New Roman" w:eastAsia="Times New Roman" w:hAnsi="Times New Roman" w:cs="Times New Roman"/>
-          <w:b/>
-          <w:bCs/>
-          <w:sz w:val="24"/>
-          <w:szCs w:val="28"/>
-          <w:lang w:eastAsia="en-IN"/>
-        </w:rPr>
-        <w:t>3 machines with the least failures</w:t>
-      </w:r>
-      <w:r>
-        <w:rPr>
-          <w:rFonts w:ascii="Times New Roman" w:eastAsia="Times New Roman" w:hAnsi="Times New Roman" w:cs="Times New Roman"/>
-          <w:sz w:val="24"/>
-          <w:szCs w:val="28"/>
-          <w:lang w:eastAsia="en-IN"/>
-        </w:rPr>
-        <w:t>, potentially indicating stable or under-utilized machines. This analysis can support predictive maintenance efforts by identifying machines that require more frequent monitoring and intervention.</w:t>
-      </w:r>
-    </w:p>
-    <w:p>
-      <w:pPr>
-        <w:jc w:val="both"/>
-        <w:rPr>
-          <w:rFonts w:ascii="Bahnschrift Light SemiCondensed" w:hAnsi="Bahnschrift Light SemiCondensed"/>
-          <w:b/>
-          <w:bCs/>
-          <w:color w:val="5B9BD5" w:themeColor="accent1"/>
-          <w:sz w:val="48"/>
-          <w:szCs w:val="44"/>
-          <w:u w:val="single"/>
         </w:rPr>
       </w:pPr>
       <w:r>
@@ -3071,15 +2900,15 @@
           <w:lang w:eastAsia="en-IN"/>
         </w:rPr>
         <w:drawing>
-          <wp:anchor distT="0" distB="0" distL="114300" distR="114300" simplePos="0" relativeHeight="251675648" behindDoc="0" locked="0" layoutInCell="1" allowOverlap="1" wp14:anchorId="2A00F3C3" wp14:editId="01944454">
+          <wp:anchor distT="0" distB="0" distL="114300" distR="114300" simplePos="0" relativeHeight="251675648" behindDoc="0" locked="0" layoutInCell="1" allowOverlap="1" wp14:anchorId="7992C973" wp14:editId="0F473F09">
             <wp:simplePos x="0" y="0"/>
             <wp:positionH relativeFrom="column">
-              <wp:posOffset>733756</wp:posOffset>
+              <wp:posOffset>806450</wp:posOffset>
             </wp:positionH>
             <wp:positionV relativeFrom="paragraph">
-              <wp:posOffset>375920</wp:posOffset>
+              <wp:posOffset>1129665</wp:posOffset>
             </wp:positionV>
-            <wp:extent cx="5247861" cy="4963221"/>
+            <wp:extent cx="5247640" cy="4963160"/>
             <wp:effectExtent l="0" t="0" r="0" b="8890"/>
             <wp:wrapNone/>
             <wp:docPr id="8" name="Picture 8"/>
@@ -3094,7 +2923,7 @@
                     <pic:cNvPicPr/>
                   </pic:nvPicPr>
                   <pic:blipFill>
-                    <a:blip r:embed="rId14">
+                    <a:blip r:embed="rId15">
                       <a:extLst>
                         <a:ext uri="{28A0092B-C50C-407E-A947-70E740481C1C}">
                           <a14:useLocalDpi xmlns:a14="http://schemas.microsoft.com/office/drawing/2010/main" val="0"/>
@@ -3108,7 +2937,7 @@
                   <pic:spPr>
                     <a:xfrm>
                       <a:off x="0" y="0"/>
-                      <a:ext cx="5247861" cy="4963221"/>
+                      <a:ext cx="5247640" cy="4963160"/>
                     </a:xfrm>
                     <a:prstGeom prst="rect">
                       <a:avLst/>
@@ -3128,6 +2957,59 @@
       </w:r>
       <w:r>
         <w:rPr>
+          <w:rFonts w:ascii="Times New Roman" w:eastAsia="Times New Roman" w:hAnsi="Times New Roman" w:cs="Times New Roman"/>
+          <w:sz w:val="24"/>
+          <w:szCs w:val="28"/>
+          <w:lang w:eastAsia="en-IN"/>
+        </w:rPr>
+        <w:t xml:space="preserve">Furthermore, we identified the </w:t>
+      </w:r>
+      <w:r>
+        <w:rPr>
+          <w:rFonts w:ascii="Times New Roman" w:eastAsia="Times New Roman" w:hAnsi="Times New Roman" w:cs="Times New Roman"/>
+          <w:b/>
+          <w:bCs/>
+          <w:sz w:val="24"/>
+          <w:szCs w:val="28"/>
+          <w:lang w:eastAsia="en-IN"/>
+        </w:rPr>
+        <w:t>top 3 machines with the highest number of failures</w:t>
+      </w:r>
+      <w:r>
+        <w:rPr>
+          <w:rFonts w:ascii="Times New Roman" w:eastAsia="Times New Roman" w:hAnsi="Times New Roman" w:cs="Times New Roman"/>
+          <w:sz w:val="24"/>
+          <w:szCs w:val="28"/>
+          <w:lang w:eastAsia="en-IN"/>
+        </w:rPr>
+        <w:t xml:space="preserve">, which helps prioritize maintenance and inspection schedules. Similarly, we also highlighted the </w:t>
+      </w:r>
+      <w:r>
+        <w:rPr>
+          <w:rFonts w:ascii="Times New Roman" w:eastAsia="Times New Roman" w:hAnsi="Times New Roman" w:cs="Times New Roman"/>
+          <w:b/>
+          <w:bCs/>
+          <w:sz w:val="24"/>
+          <w:szCs w:val="28"/>
+          <w:lang w:eastAsia="en-IN"/>
+        </w:rPr>
+        <w:t>3 machines with the least failures</w:t>
+      </w:r>
+      <w:r>
+        <w:rPr>
+          <w:rFonts w:ascii="Times New Roman" w:eastAsia="Times New Roman" w:hAnsi="Times New Roman" w:cs="Times New Roman"/>
+          <w:sz w:val="24"/>
+          <w:szCs w:val="28"/>
+          <w:lang w:eastAsia="en-IN"/>
+        </w:rPr>
+        <w:t>, potentially indicating stable or under-utilized machines. This analysis can support predictive maintenance efforts by identifying machines that require more frequent monitoring and intervention.</w:t>
+      </w:r>
+    </w:p>
+    <w:p>
+      <w:pPr>
+        <w:spacing w:line="360" w:lineRule="auto"/>
+        <w:jc w:val="both"/>
+        <w:rPr>
           <w:rFonts w:ascii="Bahnschrift Light SemiCondensed" w:hAnsi="Bahnschrift Light SemiCondensed"/>
           <w:b/>
           <w:bCs/>
@@ -3136,12 +3018,8 @@
           <w:szCs w:val="44"/>
           <w:u w:val="single"/>
         </w:rPr>
-        <w:t xml:space="preserve">          </w:t>
-      </w:r>
-    </w:p>
-    <w:p>
-      <w:pPr>
-        <w:jc w:val="both"/>
+      </w:pPr>
+      <w:r>
         <w:rPr>
           <w:rFonts w:ascii="Bahnschrift Light SemiCondensed" w:hAnsi="Bahnschrift Light SemiCondensed"/>
           <w:b/>
@@ -3151,10 +3029,12 @@
           <w:szCs w:val="44"/>
           <w:u w:val="single"/>
         </w:rPr>
-      </w:pPr>
-    </w:p>
-    <w:p>
-      <w:pPr>
+        <w:t xml:space="preserve">          </w:t>
+      </w:r>
+    </w:p>
+    <w:p>
+      <w:pPr>
+        <w:spacing w:line="360" w:lineRule="auto"/>
         <w:jc w:val="both"/>
         <w:rPr>
           <w:rFonts w:ascii="Bahnschrift Light SemiCondensed" w:hAnsi="Bahnschrift Light SemiCondensed"/>
@@ -3169,6 +3049,7 @@
     </w:p>
     <w:p>
       <w:pPr>
+        <w:spacing w:line="360" w:lineRule="auto"/>
         <w:jc w:val="both"/>
         <w:rPr>
           <w:rFonts w:ascii="Bahnschrift Light SemiCondensed" w:hAnsi="Bahnschrift Light SemiCondensed"/>
@@ -3183,6 +3064,7 @@
     </w:p>
     <w:p>
       <w:pPr>
+        <w:spacing w:line="360" w:lineRule="auto"/>
         <w:jc w:val="both"/>
         <w:rPr>
           <w:rFonts w:ascii="Bahnschrift Light SemiCondensed" w:hAnsi="Bahnschrift Light SemiCondensed"/>
@@ -3197,6 +3079,7 @@
     </w:p>
     <w:p>
       <w:pPr>
+        <w:spacing w:line="360" w:lineRule="auto"/>
         <w:jc w:val="both"/>
         <w:rPr>
           <w:rFonts w:ascii="Bahnschrift Light SemiCondensed" w:hAnsi="Bahnschrift Light SemiCondensed"/>
@@ -3211,6 +3094,7 @@
     </w:p>
     <w:p>
       <w:pPr>
+        <w:spacing w:line="360" w:lineRule="auto"/>
         <w:jc w:val="both"/>
         <w:rPr>
           <w:rFonts w:ascii="Bahnschrift Light SemiCondensed" w:hAnsi="Bahnschrift Light SemiCondensed"/>
@@ -3225,6 +3109,7 @@
     </w:p>
     <w:p>
       <w:pPr>
+        <w:spacing w:line="360" w:lineRule="auto"/>
         <w:jc w:val="both"/>
         <w:rPr>
           <w:rFonts w:ascii="Bahnschrift Light SemiCondensed" w:hAnsi="Bahnschrift Light SemiCondensed"/>
@@ -3239,6 +3124,7 @@
     </w:p>
     <w:p>
       <w:pPr>
+        <w:spacing w:line="360" w:lineRule="auto"/>
         <w:jc w:val="both"/>
         <w:rPr>
           <w:rFonts w:ascii="Bahnschrift Light SemiCondensed" w:hAnsi="Bahnschrift Light SemiCondensed"/>
@@ -3253,21 +3139,26 @@
     </w:p>
     <w:p>
       <w:pPr>
-        <w:jc w:val="both"/>
-        <w:rPr>
-          <w:rFonts w:ascii="Bahnschrift Light SemiCondensed" w:hAnsi="Bahnschrift Light SemiCondensed"/>
-          <w:b/>
+        <w:spacing w:line="360" w:lineRule="auto"/>
+        <w:jc w:val="center"/>
+        <w:rPr>
+          <w:rFonts w:ascii="Times New Roman" w:hAnsi="Times New Roman" w:cs="Times New Roman"/>
           <w:bCs/>
           <w:color w:val="5B9BD5" w:themeColor="accent1"/>
           <w:sz w:val="48"/>
           <w:szCs w:val="44"/>
-          <w:u w:val="single"/>
-        </w:rPr>
-      </w:pPr>
-    </w:p>
-    <w:p>
-      <w:pPr>
-        <w:jc w:val="center"/>
+        </w:rPr>
+      </w:pPr>
+      <w:r>
+        <w:rPr>
+          <w:rFonts w:ascii="Times New Roman" w:hAnsi="Times New Roman" w:cs="Times New Roman"/>
+          <w:bCs/>
+          <w:color w:val="000000" w:themeColor="text1"/>
+          <w:szCs w:val="44"/>
+        </w:rPr>
+        <w:t>Fig2: Screenshot from project</w:t>
+      </w:r>
+      <w:r>
         <w:rPr>
           <w:rFonts w:ascii="Times New Roman" w:hAnsi="Times New Roman" w:cs="Times New Roman"/>
           <w:bCs/>
@@ -3275,29 +3166,12 @@
           <w:sz w:val="48"/>
           <w:szCs w:val="44"/>
         </w:rPr>
-      </w:pPr>
-      <w:r>
-        <w:rPr>
-          <w:rFonts w:ascii="Times New Roman" w:hAnsi="Times New Roman" w:cs="Times New Roman"/>
-          <w:bCs/>
-          <w:color w:val="000000" w:themeColor="text1"/>
-          <w:szCs w:val="44"/>
-        </w:rPr>
-        <w:t>Fig2: Screenshot from project</w:t>
-      </w:r>
-      <w:r>
-        <w:rPr>
-          <w:rFonts w:ascii="Times New Roman" w:hAnsi="Times New Roman" w:cs="Times New Roman"/>
-          <w:bCs/>
-          <w:color w:val="5B9BD5" w:themeColor="accent1"/>
-          <w:sz w:val="48"/>
-          <w:szCs w:val="44"/>
-        </w:rPr>
         <w:br w:type="page"/>
       </w:r>
     </w:p>
     <w:p>
       <w:pPr>
+        <w:spacing w:line="360" w:lineRule="auto"/>
         <w:jc w:val="both"/>
         <w:rPr>
           <w:rFonts w:ascii="Times New Roman" w:hAnsi="Times New Roman" w:cs="Times New Roman"/>
@@ -3323,6 +3197,7 @@
     </w:p>
     <w:p>
       <w:pPr>
+        <w:spacing w:line="360" w:lineRule="auto"/>
         <w:jc w:val="both"/>
         <w:rPr>
           <w:rFonts w:ascii="Segoe UI Symbol" w:hAnsi="Segoe UI Symbol" w:cs="Segoe UI Symbol"/>
@@ -3346,7 +3221,7 @@
           <w:lang w:eastAsia="en-IN"/>
         </w:rPr>
         <w:drawing>
-          <wp:anchor distT="0" distB="0" distL="114300" distR="114300" simplePos="0" relativeHeight="251658240" behindDoc="0" locked="0" layoutInCell="1" allowOverlap="1" wp14:anchorId="300DFEBE" wp14:editId="23F289A8">
+          <wp:anchor distT="0" distB="0" distL="114300" distR="114300" simplePos="0" relativeHeight="251658240" behindDoc="0" locked="0" layoutInCell="1" allowOverlap="1" wp14:anchorId="712746FE" wp14:editId="0ADB641B">
             <wp:simplePos x="0" y="0"/>
             <wp:positionH relativeFrom="margin">
               <wp:posOffset>1475186</wp:posOffset>
@@ -3369,7 +3244,7 @@
                     <pic:cNvPicPr/>
                   </pic:nvPicPr>
                   <pic:blipFill rotWithShape="1">
-                    <a:blip r:embed="rId15">
+                    <a:blip r:embed="rId16">
                       <a:extLst>
                         <a:ext uri="{28A0092B-C50C-407E-A947-70E740481C1C}">
                           <a14:useLocalDpi xmlns:a14="http://schemas.microsoft.com/office/drawing/2010/main" val="0"/>
@@ -3413,6 +3288,7 @@
     </w:p>
     <w:p>
       <w:pPr>
+        <w:spacing w:line="360" w:lineRule="auto"/>
         <w:jc w:val="both"/>
         <w:rPr>
           <w:rFonts w:ascii="Segoe UI Symbol" w:hAnsi="Segoe UI Symbol" w:cs="Segoe UI Symbol"/>
@@ -3427,6 +3303,7 @@
     </w:p>
     <w:p>
       <w:pPr>
+        <w:spacing w:line="360" w:lineRule="auto"/>
         <w:jc w:val="both"/>
         <w:rPr>
           <w:b/>
@@ -3439,6 +3316,7 @@
     </w:p>
     <w:p>
       <w:pPr>
+        <w:spacing w:line="360" w:lineRule="auto"/>
         <w:jc w:val="both"/>
         <w:rPr>
           <w:rFonts w:ascii="Segoe UI Symbol" w:hAnsi="Segoe UI Symbol" w:cs="Segoe UI Symbol"/>
@@ -3463,7 +3341,8 @@
     </w:p>
     <w:p>
       <w:pPr>
-        <w:jc w:val="center"/>
+        <w:spacing w:line="360" w:lineRule="auto"/>
+        <w:jc w:val="both"/>
         <w:rPr>
           <w:rFonts w:ascii="Segoe UI Symbol" w:hAnsi="Segoe UI Symbol" w:cs="Segoe UI Symbol"/>
           <w:b/>
@@ -3476,19 +3355,7 @@
     </w:p>
     <w:p>
       <w:pPr>
-        <w:jc w:val="center"/>
-        <w:rPr>
-          <w:rFonts w:ascii="Segoe UI Symbol" w:hAnsi="Segoe UI Symbol" w:cs="Segoe UI Symbol"/>
-          <w:b/>
-          <w:bCs/>
-          <w:color w:val="000000" w:themeColor="text1"/>
-          <w:sz w:val="24"/>
-          <w:szCs w:val="24"/>
-        </w:rPr>
-      </w:pPr>
-    </w:p>
-    <w:p>
-      <w:pPr>
+        <w:spacing w:line="360" w:lineRule="auto"/>
         <w:jc w:val="center"/>
         <w:rPr>
           <w:rFonts w:ascii="Times New Roman" w:hAnsi="Times New Roman" w:cs="Times New Roman"/>
@@ -3514,7 +3381,7 @@
           <w:ilvl w:val="0"/>
           <w:numId w:val="32"/>
         </w:numPr>
-        <w:spacing w:after="160" w:line="259" w:lineRule="auto"/>
+        <w:spacing w:after="160" w:line="360" w:lineRule="auto"/>
         <w:jc w:val="both"/>
         <w:rPr>
           <w:rFonts w:ascii="Times New Roman" w:hAnsi="Times New Roman" w:cs="Times New Roman"/>
@@ -3544,7 +3411,7 @@
           <w:ilvl w:val="1"/>
           <w:numId w:val="32"/>
         </w:numPr>
-        <w:spacing w:after="160" w:line="259" w:lineRule="auto"/>
+        <w:spacing w:after="160" w:line="360" w:lineRule="auto"/>
         <w:jc w:val="both"/>
         <w:rPr>
           <w:rFonts w:ascii="Times New Roman" w:hAnsi="Times New Roman" w:cs="Times New Roman"/>
@@ -3570,7 +3437,7 @@
           <w:ilvl w:val="1"/>
           <w:numId w:val="32"/>
         </w:numPr>
-        <w:spacing w:after="160" w:line="259" w:lineRule="auto"/>
+        <w:spacing w:after="160" w:line="360" w:lineRule="auto"/>
         <w:jc w:val="both"/>
         <w:rPr>
           <w:rFonts w:ascii="Times New Roman" w:hAnsi="Times New Roman" w:cs="Times New Roman"/>
@@ -3596,7 +3463,7 @@
           <w:ilvl w:val="0"/>
           <w:numId w:val="32"/>
         </w:numPr>
-        <w:spacing w:after="160" w:line="259" w:lineRule="auto"/>
+        <w:spacing w:after="160" w:line="360" w:lineRule="auto"/>
         <w:jc w:val="both"/>
         <w:rPr>
           <w:rFonts w:ascii="Times New Roman" w:hAnsi="Times New Roman" w:cs="Times New Roman"/>
@@ -3626,7 +3493,7 @@
           <w:ilvl w:val="1"/>
           <w:numId w:val="32"/>
         </w:numPr>
-        <w:spacing w:after="160" w:line="259" w:lineRule="auto"/>
+        <w:spacing w:after="160" w:line="360" w:lineRule="auto"/>
         <w:jc w:val="both"/>
         <w:rPr>
           <w:rFonts w:ascii="Times New Roman" w:hAnsi="Times New Roman" w:cs="Times New Roman"/>
@@ -3652,7 +3519,7 @@
           <w:ilvl w:val="1"/>
           <w:numId w:val="32"/>
         </w:numPr>
-        <w:spacing w:after="160" w:line="259" w:lineRule="auto"/>
+        <w:spacing w:after="160" w:line="360" w:lineRule="auto"/>
         <w:jc w:val="both"/>
         <w:rPr>
           <w:rFonts w:ascii="Times New Roman" w:hAnsi="Times New Roman" w:cs="Times New Roman"/>
@@ -3678,7 +3545,7 @@
           <w:ilvl w:val="1"/>
           <w:numId w:val="32"/>
         </w:numPr>
-        <w:spacing w:after="160" w:line="259" w:lineRule="auto"/>
+        <w:spacing w:after="160" w:line="360" w:lineRule="auto"/>
         <w:jc w:val="both"/>
         <w:rPr>
           <w:rFonts w:ascii="Times New Roman" w:hAnsi="Times New Roman" w:cs="Times New Roman"/>
@@ -3704,7 +3571,7 @@
           <w:ilvl w:val="0"/>
           <w:numId w:val="32"/>
         </w:numPr>
-        <w:spacing w:after="160" w:line="259" w:lineRule="auto"/>
+        <w:spacing w:after="160" w:line="360" w:lineRule="auto"/>
         <w:jc w:val="both"/>
         <w:rPr>
           <w:rFonts w:ascii="Times New Roman" w:hAnsi="Times New Roman" w:cs="Times New Roman"/>
@@ -3734,7 +3601,7 @@
           <w:ilvl w:val="1"/>
           <w:numId w:val="32"/>
         </w:numPr>
-        <w:spacing w:after="160" w:line="259" w:lineRule="auto"/>
+        <w:spacing w:after="160" w:line="360" w:lineRule="auto"/>
         <w:jc w:val="both"/>
         <w:rPr>
           <w:rFonts w:ascii="Times New Roman" w:hAnsi="Times New Roman" w:cs="Times New Roman"/>
@@ -3760,7 +3627,7 @@
           <w:ilvl w:val="1"/>
           <w:numId w:val="32"/>
         </w:numPr>
-        <w:spacing w:after="160" w:line="259" w:lineRule="auto"/>
+        <w:spacing w:after="160" w:line="360" w:lineRule="auto"/>
         <w:jc w:val="both"/>
         <w:rPr>
           <w:rFonts w:ascii="Times New Roman" w:hAnsi="Times New Roman" w:cs="Times New Roman"/>
@@ -3781,6 +3648,7 @@
     </w:p>
     <w:p>
       <w:pPr>
+        <w:spacing w:line="360" w:lineRule="auto"/>
         <w:jc w:val="both"/>
         <w:rPr>
           <w:b/>
@@ -3798,7 +3666,7 @@
           <w:lang w:eastAsia="en-IN"/>
         </w:rPr>
         <w:drawing>
-          <wp:anchor distT="0" distB="0" distL="114300" distR="114300" simplePos="0" relativeHeight="251659264" behindDoc="0" locked="0" layoutInCell="1" allowOverlap="1" wp14:anchorId="2A97ADB7" wp14:editId="17EFFFBD">
+          <wp:anchor distT="0" distB="0" distL="114300" distR="114300" simplePos="0" relativeHeight="251659264" behindDoc="0" locked="0" layoutInCell="1" allowOverlap="1" wp14:anchorId="1D9C0D98" wp14:editId="06C23306">
             <wp:simplePos x="0" y="0"/>
             <wp:positionH relativeFrom="margin">
               <wp:posOffset>1347803</wp:posOffset>
@@ -3821,7 +3689,7 @@
                     <pic:cNvPicPr/>
                   </pic:nvPicPr>
                   <pic:blipFill rotWithShape="1">
-                    <a:blip r:embed="rId16">
+                    <a:blip r:embed="rId17">
                       <a:extLst>
                         <a:ext uri="{28A0092B-C50C-407E-A947-70E740481C1C}">
                           <a14:useLocalDpi xmlns:a14="http://schemas.microsoft.com/office/drawing/2010/main" val="0"/>
@@ -3865,6 +3733,7 @@
     </w:p>
     <w:p>
       <w:pPr>
+        <w:spacing w:line="360" w:lineRule="auto"/>
         <w:jc w:val="both"/>
         <w:rPr>
           <w:b/>
@@ -3875,6 +3744,7 @@
     </w:p>
     <w:p>
       <w:pPr>
+        <w:spacing w:line="360" w:lineRule="auto"/>
         <w:jc w:val="both"/>
         <w:rPr>
           <w:b/>
@@ -3885,6 +3755,7 @@
     </w:p>
     <w:p>
       <w:pPr>
+        <w:spacing w:line="360" w:lineRule="auto"/>
         <w:jc w:val="both"/>
         <w:rPr>
           <w:b/>
@@ -3895,6 +3766,7 @@
     </w:p>
     <w:p>
       <w:pPr>
+        <w:spacing w:line="360" w:lineRule="auto"/>
         <w:jc w:val="both"/>
         <w:rPr>
           <w:b/>
@@ -3905,6 +3777,7 @@
     </w:p>
     <w:p>
       <w:pPr>
+        <w:spacing w:line="360" w:lineRule="auto"/>
         <w:jc w:val="both"/>
         <w:rPr>
           <w:b/>
@@ -3915,35 +3788,26 @@
     </w:p>
     <w:p>
       <w:pPr>
-        <w:jc w:val="both"/>
-        <w:rPr>
-          <w:rFonts w:ascii="Times New Roman" w:hAnsi="Times New Roman" w:cs="Times New Roman"/>
-          <w:b/>
+        <w:spacing w:line="360" w:lineRule="auto"/>
+        <w:jc w:val="center"/>
+        <w:rPr>
+          <w:rFonts w:ascii="Times New Roman" w:hAnsi="Times New Roman" w:cs="Times New Roman"/>
           <w:bCs/>
           <w:color w:val="000000" w:themeColor="text1"/>
         </w:rPr>
       </w:pPr>
-    </w:p>
-    <w:p>
-      <w:pPr>
-        <w:jc w:val="center"/>
+      <w:r>
         <w:rPr>
           <w:rFonts w:ascii="Times New Roman" w:hAnsi="Times New Roman" w:cs="Times New Roman"/>
           <w:bCs/>
           <w:color w:val="000000" w:themeColor="text1"/>
         </w:rPr>
-      </w:pPr>
-      <w:r>
-        <w:rPr>
-          <w:rFonts w:ascii="Times New Roman" w:hAnsi="Times New Roman" w:cs="Times New Roman"/>
-          <w:bCs/>
-          <w:color w:val="000000" w:themeColor="text1"/>
-        </w:rPr>
         <w:t>Fig 4: confusion matrix of SVC</w:t>
       </w:r>
     </w:p>
     <w:p>
       <w:pPr>
+        <w:spacing w:line="360" w:lineRule="auto"/>
         <w:jc w:val="both"/>
         <w:rPr>
           <w:rFonts w:ascii="Times New Roman" w:hAnsi="Times New Roman" w:cs="Times New Roman"/>
@@ -3967,7 +3831,7 @@
           <w:ilvl w:val="0"/>
           <w:numId w:val="33"/>
         </w:numPr>
-        <w:spacing w:after="160" w:line="259" w:lineRule="auto"/>
+        <w:spacing w:after="160" w:line="360" w:lineRule="auto"/>
         <w:jc w:val="both"/>
         <w:rPr>
           <w:rFonts w:ascii="Times New Roman" w:hAnsi="Times New Roman" w:cs="Times New Roman"/>
@@ -3993,7 +3857,7 @@
     <w:p>
       <w:pPr>
         <w:pStyle w:val="ListParagraph"/>
-        <w:spacing w:after="160" w:line="259" w:lineRule="auto"/>
+        <w:spacing w:after="160" w:line="360" w:lineRule="auto"/>
         <w:jc w:val="both"/>
         <w:rPr>
           <w:rFonts w:ascii="Times New Roman" w:hAnsi="Times New Roman" w:cs="Times New Roman"/>
@@ -4012,7 +3876,7 @@
           <w:ilvl w:val="1"/>
           <w:numId w:val="33"/>
         </w:numPr>
-        <w:spacing w:after="160" w:line="259" w:lineRule="auto"/>
+        <w:spacing w:after="160" w:line="360" w:lineRule="auto"/>
         <w:jc w:val="both"/>
         <w:rPr>
           <w:rFonts w:ascii="Times New Roman" w:hAnsi="Times New Roman" w:cs="Times New Roman"/>
@@ -4078,7 +3942,7 @@
           <w:ilvl w:val="1"/>
           <w:numId w:val="33"/>
         </w:numPr>
-        <w:spacing w:after="160" w:line="259" w:lineRule="auto"/>
+        <w:spacing w:after="160" w:line="360" w:lineRule="auto"/>
         <w:jc w:val="both"/>
         <w:rPr>
           <w:rFonts w:ascii="Times New Roman" w:hAnsi="Times New Roman" w:cs="Times New Roman"/>
@@ -4140,7 +4004,7 @@
     <w:p>
       <w:pPr>
         <w:pStyle w:val="ListParagraph"/>
-        <w:spacing w:after="160" w:line="259" w:lineRule="auto"/>
+        <w:spacing w:after="160" w:line="360" w:lineRule="auto"/>
         <w:ind w:left="1440"/>
         <w:jc w:val="both"/>
         <w:rPr>
@@ -4158,7 +4022,7 @@
           <w:ilvl w:val="0"/>
           <w:numId w:val="33"/>
         </w:numPr>
-        <w:spacing w:after="160" w:line="259" w:lineRule="auto"/>
+        <w:spacing w:after="160" w:line="360" w:lineRule="auto"/>
         <w:jc w:val="both"/>
         <w:rPr>
           <w:rFonts w:ascii="Times New Roman" w:hAnsi="Times New Roman" w:cs="Times New Roman"/>
@@ -4188,23 +4052,22 @@
           <w:ilvl w:val="1"/>
           <w:numId w:val="33"/>
         </w:numPr>
-        <w:spacing w:after="160" w:line="259" w:lineRule="auto"/>
-        <w:jc w:val="both"/>
-        <w:rPr>
-          <w:rFonts w:ascii="Times New Roman" w:hAnsi="Times New Roman" w:cs="Times New Roman"/>
-          <w:color w:val="000000" w:themeColor="text1"/>
-          <w:sz w:val="24"/>
-          <w:szCs w:val="28"/>
-        </w:rPr>
-      </w:pPr>
-      <w:r>
-        <w:rPr>
-          <w:rFonts w:ascii="Times New Roman" w:hAnsi="Times New Roman" w:cs="Times New Roman"/>
-          <w:color w:val="000000" w:themeColor="text1"/>
-          <w:sz w:val="24"/>
-          <w:szCs w:val="28"/>
-        </w:rPr>
-        <w:lastRenderedPageBreak/>
+        <w:spacing w:after="160" w:line="360" w:lineRule="auto"/>
+        <w:jc w:val="both"/>
+        <w:rPr>
+          <w:rFonts w:ascii="Times New Roman" w:hAnsi="Times New Roman" w:cs="Times New Roman"/>
+          <w:color w:val="000000" w:themeColor="text1"/>
+          <w:sz w:val="24"/>
+          <w:szCs w:val="28"/>
+        </w:rPr>
+      </w:pPr>
+      <w:r>
+        <w:rPr>
+          <w:rFonts w:ascii="Times New Roman" w:hAnsi="Times New Roman" w:cs="Times New Roman"/>
+          <w:color w:val="000000" w:themeColor="text1"/>
+          <w:sz w:val="24"/>
+          <w:szCs w:val="28"/>
+        </w:rPr>
         <w:t xml:space="preserve">Only </w:t>
       </w:r>
       <w:r>
@@ -4255,7 +4118,7 @@
           <w:ilvl w:val="1"/>
           <w:numId w:val="33"/>
         </w:numPr>
-        <w:spacing w:after="160" w:line="259" w:lineRule="auto"/>
+        <w:spacing w:after="160" w:line="360" w:lineRule="auto"/>
         <w:jc w:val="both"/>
         <w:rPr>
           <w:rFonts w:ascii="Times New Roman" w:hAnsi="Times New Roman" w:cs="Times New Roman"/>
@@ -4297,7 +4160,7 @@
     <w:p>
       <w:pPr>
         <w:pStyle w:val="ListParagraph"/>
-        <w:spacing w:after="160" w:line="259" w:lineRule="auto"/>
+        <w:spacing w:after="160" w:line="360" w:lineRule="auto"/>
         <w:ind w:left="1440"/>
         <w:jc w:val="both"/>
         <w:rPr>
@@ -4315,7 +4178,7 @@
           <w:ilvl w:val="0"/>
           <w:numId w:val="33"/>
         </w:numPr>
-        <w:spacing w:after="160" w:line="259" w:lineRule="auto"/>
+        <w:spacing w:after="160" w:line="360" w:lineRule="auto"/>
         <w:jc w:val="both"/>
         <w:rPr>
           <w:rFonts w:ascii="Times New Roman" w:hAnsi="Times New Roman" w:cs="Times New Roman"/>
@@ -4341,7 +4204,7 @@
     <w:p>
       <w:pPr>
         <w:pStyle w:val="ListParagraph"/>
-        <w:spacing w:after="160" w:line="259" w:lineRule="auto"/>
+        <w:spacing w:after="160" w:line="360" w:lineRule="auto"/>
         <w:jc w:val="both"/>
         <w:rPr>
           <w:rFonts w:ascii="Times New Roman" w:hAnsi="Times New Roman" w:cs="Times New Roman"/>
@@ -4360,7 +4223,7 @@
           <w:ilvl w:val="1"/>
           <w:numId w:val="33"/>
         </w:numPr>
-        <w:spacing w:after="160" w:line="259" w:lineRule="auto"/>
+        <w:spacing w:after="160" w:line="360" w:lineRule="auto"/>
         <w:jc w:val="both"/>
         <w:rPr>
           <w:rFonts w:ascii="Times New Roman" w:hAnsi="Times New Roman" w:cs="Times New Roman"/>
@@ -4406,7 +4269,7 @@
           <w:ilvl w:val="1"/>
           <w:numId w:val="33"/>
         </w:numPr>
-        <w:spacing w:after="160" w:line="259" w:lineRule="auto"/>
+        <w:spacing w:after="160" w:line="360" w:lineRule="auto"/>
         <w:jc w:val="both"/>
         <w:rPr>
           <w:rFonts w:ascii="Times New Roman" w:hAnsi="Times New Roman" w:cs="Times New Roman"/>
@@ -4452,7 +4315,7 @@
           <w:ilvl w:val="2"/>
           <w:numId w:val="33"/>
         </w:numPr>
-        <w:spacing w:after="160" w:line="259" w:lineRule="auto"/>
+        <w:spacing w:after="160" w:line="360" w:lineRule="auto"/>
         <w:jc w:val="both"/>
         <w:rPr>
           <w:rFonts w:ascii="Times New Roman" w:hAnsi="Times New Roman" w:cs="Times New Roman"/>
@@ -4498,7 +4361,7 @@
           <w:ilvl w:val="2"/>
           <w:numId w:val="33"/>
         </w:numPr>
-        <w:spacing w:after="160" w:line="259" w:lineRule="auto"/>
+        <w:spacing w:after="160" w:line="360" w:lineRule="auto"/>
         <w:jc w:val="both"/>
         <w:rPr>
           <w:rFonts w:ascii="Times New Roman" w:hAnsi="Times New Roman" w:cs="Times New Roman"/>
@@ -4540,7 +4403,7 @@
     <w:p>
       <w:pPr>
         <w:pStyle w:val="ListParagraph"/>
-        <w:spacing w:after="160" w:line="259" w:lineRule="auto"/>
+        <w:spacing w:after="160" w:line="360" w:lineRule="auto"/>
         <w:ind w:left="2160"/>
         <w:jc w:val="both"/>
         <w:rPr>
@@ -4558,7 +4421,7 @@
           <w:ilvl w:val="0"/>
           <w:numId w:val="33"/>
         </w:numPr>
-        <w:spacing w:after="160" w:line="259" w:lineRule="auto"/>
+        <w:spacing w:after="160" w:line="360" w:lineRule="auto"/>
         <w:jc w:val="both"/>
         <w:rPr>
           <w:rFonts w:ascii="Times New Roman" w:hAnsi="Times New Roman" w:cs="Times New Roman"/>
@@ -4584,7 +4447,7 @@
     <w:p>
       <w:pPr>
         <w:pStyle w:val="ListParagraph"/>
-        <w:spacing w:after="160" w:line="259" w:lineRule="auto"/>
+        <w:spacing w:after="160" w:line="360" w:lineRule="auto"/>
         <w:jc w:val="both"/>
         <w:rPr>
           <w:rFonts w:ascii="Times New Roman" w:hAnsi="Times New Roman" w:cs="Times New Roman"/>
@@ -4603,7 +4466,7 @@
           <w:ilvl w:val="1"/>
           <w:numId w:val="33"/>
         </w:numPr>
-        <w:spacing w:after="160" w:line="259" w:lineRule="auto"/>
+        <w:spacing w:after="160" w:line="360" w:lineRule="auto"/>
         <w:jc w:val="both"/>
         <w:rPr>
           <w:rFonts w:ascii="Bahnschrift Light SemiCondensed" w:hAnsi="Bahnschrift Light SemiCondensed"/>
@@ -4644,6 +4507,7 @@
     </w:p>
     <w:p>
       <w:pPr>
+        <w:spacing w:line="360" w:lineRule="auto"/>
         <w:jc w:val="both"/>
         <w:rPr>
           <w:noProof/>
@@ -4657,7 +4521,7 @@
           <w:lang w:eastAsia="en-IN"/>
         </w:rPr>
         <w:drawing>
-          <wp:anchor distT="0" distB="0" distL="114300" distR="114300" simplePos="0" relativeHeight="251660288" behindDoc="0" locked="0" layoutInCell="1" allowOverlap="1" wp14:anchorId="6D32C4F8" wp14:editId="4FBB5557">
+          <wp:anchor distT="0" distB="0" distL="114300" distR="114300" simplePos="0" relativeHeight="251660288" behindDoc="0" locked="0" layoutInCell="1" allowOverlap="1" wp14:anchorId="632C267F" wp14:editId="2FCDD49E">
             <wp:simplePos x="0" y="0"/>
             <wp:positionH relativeFrom="margin">
               <wp:posOffset>1292860</wp:posOffset>
@@ -4680,7 +4544,7 @@
                     <pic:cNvPicPr/>
                   </pic:nvPicPr>
                   <pic:blipFill rotWithShape="1">
-                    <a:blip r:embed="rId17">
+                    <a:blip r:embed="rId18">
                       <a:extLst>
                         <a:ext uri="{28A0092B-C50C-407E-A947-70E740481C1C}">
                           <a14:useLocalDpi xmlns:a14="http://schemas.microsoft.com/office/drawing/2010/main" val="0"/>
@@ -4724,46 +4588,43 @@
     </w:p>
     <w:p>
       <w:pPr>
-        <w:jc w:val="both"/>
-        <w:rPr>
-          <w:color w:val="000000" w:themeColor="text1"/>
-        </w:rPr>
-      </w:pPr>
-    </w:p>
-    <w:p>
-      <w:pPr>
-        <w:jc w:val="both"/>
-        <w:rPr>
-          <w:color w:val="000000" w:themeColor="text1"/>
-        </w:rPr>
-      </w:pPr>
-    </w:p>
-    <w:p>
-      <w:pPr>
-        <w:jc w:val="both"/>
-        <w:rPr>
-          <w:color w:val="000000" w:themeColor="text1"/>
-        </w:rPr>
-      </w:pPr>
-    </w:p>
-    <w:p>
-      <w:pPr>
-        <w:jc w:val="both"/>
-        <w:rPr>
-          <w:color w:val="000000" w:themeColor="text1"/>
-        </w:rPr>
-      </w:pPr>
-    </w:p>
-    <w:p>
-      <w:pPr>
-        <w:jc w:val="both"/>
-        <w:rPr>
-          <w:color w:val="000000" w:themeColor="text1"/>
-        </w:rPr>
-      </w:pPr>
-    </w:p>
-    <w:p>
-      <w:pPr>
+        <w:spacing w:line="360" w:lineRule="auto"/>
+        <w:jc w:val="both"/>
+        <w:rPr>
+          <w:color w:val="000000" w:themeColor="text1"/>
+        </w:rPr>
+      </w:pPr>
+    </w:p>
+    <w:p>
+      <w:pPr>
+        <w:spacing w:line="360" w:lineRule="auto"/>
+        <w:jc w:val="both"/>
+        <w:rPr>
+          <w:color w:val="000000" w:themeColor="text1"/>
+        </w:rPr>
+      </w:pPr>
+    </w:p>
+    <w:p>
+      <w:pPr>
+        <w:spacing w:line="360" w:lineRule="auto"/>
+        <w:jc w:val="both"/>
+        <w:rPr>
+          <w:color w:val="000000" w:themeColor="text1"/>
+        </w:rPr>
+      </w:pPr>
+    </w:p>
+    <w:p>
+      <w:pPr>
+        <w:spacing w:line="360" w:lineRule="auto"/>
+        <w:jc w:val="both"/>
+        <w:rPr>
+          <w:color w:val="000000" w:themeColor="text1"/>
+        </w:rPr>
+      </w:pPr>
+    </w:p>
+    <w:p>
+      <w:pPr>
+        <w:spacing w:line="360" w:lineRule="auto"/>
         <w:jc w:val="center"/>
         <w:rPr>
           <w:rFonts w:ascii="Times New Roman" w:hAnsi="Times New Roman" w:cs="Times New Roman"/>
@@ -4784,7 +4645,7 @@
     </w:p>
     <w:p>
       <w:pPr>
-        <w:spacing w:after="160" w:line="259" w:lineRule="auto"/>
+        <w:spacing w:after="160" w:line="360" w:lineRule="auto"/>
         <w:jc w:val="both"/>
         <w:rPr>
           <w:b/>
@@ -4802,7 +4663,7 @@
           <w:ilvl w:val="0"/>
           <w:numId w:val="34"/>
         </w:numPr>
-        <w:spacing w:after="160" w:line="259" w:lineRule="auto"/>
+        <w:spacing w:after="160" w:line="360" w:lineRule="auto"/>
         <w:jc w:val="both"/>
         <w:rPr>
           <w:rFonts w:ascii="Times New Roman" w:hAnsi="Times New Roman" w:cs="Times New Roman"/>
@@ -4828,7 +4689,7 @@
     <w:p>
       <w:pPr>
         <w:pStyle w:val="ListParagraph"/>
-        <w:spacing w:after="160" w:line="259" w:lineRule="auto"/>
+        <w:spacing w:after="160" w:line="360" w:lineRule="auto"/>
         <w:jc w:val="both"/>
         <w:rPr>
           <w:rFonts w:ascii="Times New Roman" w:hAnsi="Times New Roman" w:cs="Times New Roman"/>
@@ -4847,7 +4708,7 @@
           <w:ilvl w:val="1"/>
           <w:numId w:val="34"/>
         </w:numPr>
-        <w:spacing w:after="160" w:line="259" w:lineRule="auto"/>
+        <w:spacing w:after="160" w:line="360" w:lineRule="auto"/>
         <w:jc w:val="both"/>
         <w:rPr>
           <w:rFonts w:ascii="Times New Roman" w:hAnsi="Times New Roman" w:cs="Times New Roman"/>
@@ -4884,7 +4745,7 @@
           <w:ilvl w:val="2"/>
           <w:numId w:val="34"/>
         </w:numPr>
-        <w:spacing w:after="160" w:line="259" w:lineRule="auto"/>
+        <w:spacing w:after="160" w:line="360" w:lineRule="auto"/>
         <w:jc w:val="both"/>
         <w:rPr>
           <w:rFonts w:ascii="Times New Roman" w:hAnsi="Times New Roman" w:cs="Times New Roman"/>
@@ -4921,7 +4782,7 @@
           <w:ilvl w:val="2"/>
           <w:numId w:val="34"/>
         </w:numPr>
-        <w:spacing w:after="160" w:line="259" w:lineRule="auto"/>
+        <w:spacing w:after="160" w:line="360" w:lineRule="auto"/>
         <w:jc w:val="both"/>
         <w:rPr>
           <w:rFonts w:ascii="Times New Roman" w:hAnsi="Times New Roman" w:cs="Times New Roman"/>
@@ -4978,7 +4839,7 @@
           <w:ilvl w:val="2"/>
           <w:numId w:val="34"/>
         </w:numPr>
-        <w:spacing w:after="160" w:line="259" w:lineRule="auto"/>
+        <w:spacing w:after="160" w:line="360" w:lineRule="auto"/>
         <w:jc w:val="both"/>
         <w:rPr>
           <w:rFonts w:ascii="Times New Roman" w:hAnsi="Times New Roman" w:cs="Times New Roman"/>
@@ -5011,7 +4872,7 @@
     <w:p>
       <w:pPr>
         <w:pStyle w:val="ListParagraph"/>
-        <w:spacing w:after="160" w:line="259" w:lineRule="auto"/>
+        <w:spacing w:after="160" w:line="360" w:lineRule="auto"/>
         <w:ind w:left="2160"/>
         <w:jc w:val="both"/>
         <w:rPr>
@@ -5029,7 +4890,7 @@
           <w:ilvl w:val="0"/>
           <w:numId w:val="34"/>
         </w:numPr>
-        <w:spacing w:after="160" w:line="259" w:lineRule="auto"/>
+        <w:spacing w:after="160" w:line="360" w:lineRule="auto"/>
         <w:jc w:val="both"/>
         <w:rPr>
           <w:rFonts w:ascii="Times New Roman" w:hAnsi="Times New Roman" w:cs="Times New Roman"/>
@@ -5055,7 +4916,7 @@
     <w:p>
       <w:pPr>
         <w:pStyle w:val="ListParagraph"/>
-        <w:spacing w:after="160" w:line="259" w:lineRule="auto"/>
+        <w:spacing w:after="160" w:line="360" w:lineRule="auto"/>
         <w:jc w:val="both"/>
         <w:rPr>
           <w:rFonts w:ascii="Times New Roman" w:hAnsi="Times New Roman" w:cs="Times New Roman"/>
@@ -5074,7 +4935,7 @@
           <w:ilvl w:val="1"/>
           <w:numId w:val="34"/>
         </w:numPr>
-        <w:spacing w:after="160" w:line="259" w:lineRule="auto"/>
+        <w:spacing w:after="160" w:line="360" w:lineRule="auto"/>
         <w:jc w:val="both"/>
         <w:rPr>
           <w:rFonts w:ascii="Times New Roman" w:hAnsi="Times New Roman" w:cs="Times New Roman"/>
@@ -5120,7 +4981,7 @@
           <w:ilvl w:val="1"/>
           <w:numId w:val="34"/>
         </w:numPr>
-        <w:spacing w:after="160" w:line="259" w:lineRule="auto"/>
+        <w:spacing w:after="160" w:line="360" w:lineRule="auto"/>
         <w:jc w:val="both"/>
         <w:rPr>
           <w:rFonts w:ascii="Times New Roman" w:hAnsi="Times New Roman" w:cs="Times New Roman"/>
@@ -5162,7 +5023,7 @@
     <w:p>
       <w:pPr>
         <w:pStyle w:val="ListParagraph"/>
-        <w:spacing w:after="160" w:line="259" w:lineRule="auto"/>
+        <w:spacing w:after="160" w:line="360" w:lineRule="auto"/>
         <w:ind w:left="1440"/>
         <w:jc w:val="both"/>
         <w:rPr>
@@ -5180,7 +5041,7 @@
           <w:ilvl w:val="0"/>
           <w:numId w:val="34"/>
         </w:numPr>
-        <w:spacing w:after="160" w:line="259" w:lineRule="auto"/>
+        <w:spacing w:after="160" w:line="360" w:lineRule="auto"/>
         <w:jc w:val="both"/>
         <w:rPr>
           <w:rFonts w:ascii="Times New Roman" w:hAnsi="Times New Roman" w:cs="Times New Roman"/>
@@ -5206,7 +5067,7 @@
     <w:p>
       <w:pPr>
         <w:pStyle w:val="ListParagraph"/>
-        <w:spacing w:after="160" w:line="259" w:lineRule="auto"/>
+        <w:spacing w:after="160" w:line="360" w:lineRule="auto"/>
         <w:jc w:val="both"/>
         <w:rPr>
           <w:rFonts w:ascii="Times New Roman" w:hAnsi="Times New Roman" w:cs="Times New Roman"/>
@@ -5225,7 +5086,7 @@
           <w:ilvl w:val="1"/>
           <w:numId w:val="34"/>
         </w:numPr>
-        <w:spacing w:after="160" w:line="259" w:lineRule="auto"/>
+        <w:spacing w:after="160" w:line="360" w:lineRule="auto"/>
         <w:jc w:val="both"/>
         <w:rPr>
           <w:rFonts w:ascii="Times New Roman" w:hAnsi="Times New Roman" w:cs="Times New Roman"/>
@@ -5291,7 +5152,7 @@
           <w:ilvl w:val="1"/>
           <w:numId w:val="34"/>
         </w:numPr>
-        <w:spacing w:after="160" w:line="259" w:lineRule="auto"/>
+        <w:spacing w:after="160" w:line="360" w:lineRule="auto"/>
         <w:jc w:val="both"/>
         <w:rPr>
           <w:rFonts w:ascii="Times New Roman" w:hAnsi="Times New Roman" w:cs="Times New Roman"/>
@@ -5332,29 +5193,18 @@
     </w:p>
     <w:p>
       <w:pPr>
-        <w:jc w:val="both"/>
-        <w:rPr>
-          <w:color w:val="000000" w:themeColor="text1"/>
-        </w:rPr>
-      </w:pPr>
-    </w:p>
-    <w:p>
-      <w:pPr>
-        <w:jc w:val="both"/>
-        <w:rPr>
-          <w:rFonts w:ascii="Bahnschrift Light SemiCondensed" w:hAnsi="Bahnschrift Light SemiCondensed"/>
+        <w:spacing w:line="360" w:lineRule="auto"/>
+        <w:jc w:val="both"/>
+        <w:rPr>
+          <w:rFonts w:ascii="Times New Roman" w:hAnsi="Times New Roman" w:cs="Times New Roman"/>
           <w:b/>
           <w:bCs/>
-          <w:color w:val="5B9BD5" w:themeColor="accent1"/>
-          <w:sz w:val="44"/>
+          <w:color w:val="000000" w:themeColor="text1"/>
+          <w:sz w:val="28"/>
           <w:szCs w:val="44"/>
-          <w:u w:val="single"/>
-        </w:rPr>
-      </w:pPr>
-    </w:p>
-    <w:p>
-      <w:pPr>
-        <w:jc w:val="both"/>
+        </w:rPr>
+      </w:pPr>
+      <w:r>
         <w:rPr>
           <w:rFonts w:ascii="Times New Roman" w:hAnsi="Times New Roman" w:cs="Times New Roman"/>
           <w:b/>
@@ -5363,22 +5213,12 @@
           <w:sz w:val="28"/>
           <w:szCs w:val="44"/>
         </w:rPr>
-      </w:pPr>
-      <w:r>
-        <w:rPr>
-          <w:rFonts w:ascii="Times New Roman" w:hAnsi="Times New Roman" w:cs="Times New Roman"/>
-          <w:b/>
-          <w:bCs/>
-          <w:color w:val="000000" w:themeColor="text1"/>
-          <w:sz w:val="28"/>
-          <w:szCs w:val="44"/>
-        </w:rPr>
-        <w:lastRenderedPageBreak/>
         <w:t>ENSEMBLE MODEL</w:t>
       </w:r>
     </w:p>
     <w:p>
       <w:pPr>
+        <w:spacing w:line="360" w:lineRule="auto"/>
         <w:jc w:val="both"/>
         <w:rPr>
           <w:b/>
@@ -5401,7 +5241,7 @@
           <w:lang w:eastAsia="en-IN"/>
         </w:rPr>
         <w:drawing>
-          <wp:anchor distT="0" distB="0" distL="114300" distR="114300" simplePos="0" relativeHeight="251661312" behindDoc="0" locked="0" layoutInCell="1" allowOverlap="1" wp14:anchorId="60C5DAC5" wp14:editId="2166B48D">
+          <wp:anchor distT="0" distB="0" distL="114300" distR="114300" simplePos="0" relativeHeight="251661312" behindDoc="0" locked="0" layoutInCell="1" allowOverlap="1" wp14:anchorId="06627C41" wp14:editId="0B458EB3">
             <wp:simplePos x="0" y="0"/>
             <wp:positionH relativeFrom="margin">
               <wp:posOffset>22225</wp:posOffset>
@@ -5424,7 +5264,7 @@
                     <pic:cNvPicPr/>
                   </pic:nvPicPr>
                   <pic:blipFill rotWithShape="1">
-                    <a:blip r:embed="rId18">
+                    <a:blip r:embed="rId19">
                       <a:extLst>
                         <a:ext uri="{28A0092B-C50C-407E-A947-70E740481C1C}">
                           <a14:useLocalDpi xmlns:a14="http://schemas.microsoft.com/office/drawing/2010/main" val="0"/>
@@ -5466,6 +5306,7 @@
     </w:p>
     <w:p>
       <w:pPr>
+        <w:spacing w:line="360" w:lineRule="auto"/>
         <w:jc w:val="both"/>
         <w:rPr>
           <w:b/>
@@ -5488,6 +5329,7 @@
     </w:p>
     <w:p>
       <w:pPr>
+        <w:spacing w:line="360" w:lineRule="auto"/>
         <w:jc w:val="both"/>
         <w:rPr>
           <w:b/>
@@ -5500,6 +5342,7 @@
     </w:p>
     <w:p>
       <w:pPr>
+        <w:spacing w:line="360" w:lineRule="auto"/>
         <w:jc w:val="both"/>
         <w:rPr>
           <w:rFonts w:ascii="Times New Roman" w:hAnsi="Times New Roman" w:cs="Times New Roman"/>
@@ -5513,7 +5356,8 @@
     </w:p>
     <w:p>
       <w:pPr>
-        <w:jc w:val="center"/>
+        <w:spacing w:line="360" w:lineRule="auto"/>
+        <w:jc w:val="both"/>
         <w:rPr>
           <w:rFonts w:ascii="Times New Roman" w:hAnsi="Times New Roman" w:cs="Times New Roman"/>
           <w:bCs/>
@@ -5533,6 +5377,7 @@
     </w:p>
     <w:p>
       <w:pPr>
+        <w:spacing w:line="360" w:lineRule="auto"/>
         <w:jc w:val="both"/>
         <w:rPr>
           <w:b/>
@@ -5553,7 +5398,7 @@
           <w:lang w:eastAsia="en-IN"/>
         </w:rPr>
         <w:drawing>
-          <wp:anchor distT="0" distB="0" distL="114300" distR="114300" simplePos="0" relativeHeight="251669504" behindDoc="0" locked="0" layoutInCell="1" allowOverlap="1" wp14:anchorId="7C2937CC" wp14:editId="544E7E40">
+          <wp:anchor distT="0" distB="0" distL="114300" distR="114300" simplePos="0" relativeHeight="251669504" behindDoc="0" locked="0" layoutInCell="1" allowOverlap="1" wp14:anchorId="06802EA4" wp14:editId="7E89F33C">
             <wp:simplePos x="0" y="0"/>
             <wp:positionH relativeFrom="column">
               <wp:posOffset>1514377</wp:posOffset>
@@ -5576,7 +5421,7 @@
                     <pic:cNvPicPr/>
                   </pic:nvPicPr>
                   <pic:blipFill>
-                    <a:blip r:embed="rId19">
+                    <a:blip r:embed="rId20">
                       <a:extLst>
                         <a:ext uri="{28A0092B-C50C-407E-A947-70E740481C1C}">
                           <a14:useLocalDpi xmlns:a14="http://schemas.microsoft.com/office/drawing/2010/main" val="0"/>
@@ -5611,6 +5456,7 @@
     </w:p>
     <w:p>
       <w:pPr>
+        <w:spacing w:line="360" w:lineRule="auto"/>
         <w:jc w:val="both"/>
         <w:rPr>
           <w:b/>
@@ -5623,6 +5469,7 @@
     </w:p>
     <w:p>
       <w:pPr>
+        <w:spacing w:line="360" w:lineRule="auto"/>
         <w:jc w:val="both"/>
         <w:rPr>
           <w:b/>
@@ -5635,6 +5482,7 @@
     </w:p>
     <w:p>
       <w:pPr>
+        <w:spacing w:line="360" w:lineRule="auto"/>
         <w:jc w:val="both"/>
         <w:rPr>
           <w:b/>
@@ -5647,141 +5495,155 @@
     </w:p>
     <w:p>
       <w:pPr>
-        <w:jc w:val="both"/>
-        <w:rPr>
+        <w:spacing w:line="360" w:lineRule="auto"/>
+        <w:jc w:val="center"/>
+        <w:rPr>
+          <w:rFonts w:ascii="Times New Roman" w:hAnsi="Times New Roman" w:cs="Times New Roman"/>
+          <w:bCs/>
+          <w:color w:val="000000" w:themeColor="text1"/>
+          <w:szCs w:val="44"/>
+        </w:rPr>
+      </w:pPr>
+      <w:r>
+        <w:rPr>
+          <w:rFonts w:ascii="Times New Roman" w:hAnsi="Times New Roman" w:cs="Times New Roman"/>
+          <w:bCs/>
+          <w:color w:val="000000" w:themeColor="text1"/>
+          <w:szCs w:val="44"/>
+        </w:rPr>
+        <w:t>Fig 7: confusion matrix of ensemble model</w:t>
+      </w:r>
+    </w:p>
+    <w:p>
+      <w:pPr>
+        <w:spacing w:line="360" w:lineRule="auto"/>
+        <w:jc w:val="both"/>
+        <w:rPr>
+          <w:rFonts w:ascii="Times New Roman" w:hAnsi="Times New Roman" w:cs="Times New Roman"/>
+          <w:bCs/>
+          <w:color w:val="000000" w:themeColor="text1"/>
+          <w:szCs w:val="44"/>
+        </w:rPr>
+      </w:pPr>
+    </w:p>
+    <w:p>
+      <w:pPr>
+        <w:spacing w:line="360" w:lineRule="auto"/>
+        <w:jc w:val="both"/>
+        <w:rPr>
+          <w:rFonts w:ascii="Times New Roman" w:hAnsi="Times New Roman" w:cs="Times New Roman"/>
+          <w:color w:val="000000" w:themeColor="text1"/>
+          <w:sz w:val="24"/>
+          <w:szCs w:val="24"/>
+        </w:rPr>
+      </w:pPr>
+      <w:r>
+        <w:rPr>
+          <w:rFonts w:ascii="Times New Roman" w:hAnsi="Times New Roman" w:cs="Times New Roman"/>
+          <w:color w:val="000000" w:themeColor="text1"/>
+          <w:sz w:val="24"/>
+          <w:szCs w:val="24"/>
+        </w:rPr>
+        <w:lastRenderedPageBreak/>
+        <w:t>This mode</w:t>
+      </w:r>
+      <w:r>
+        <w:rPr>
+          <w:rFonts w:ascii="Times New Roman" w:hAnsi="Times New Roman" w:cs="Times New Roman"/>
+          <w:color w:val="000000" w:themeColor="text1"/>
+          <w:sz w:val="24"/>
+          <w:szCs w:val="24"/>
+        </w:rPr>
+        <w:t>l delivers a strong recall (67.1</w:t>
+      </w:r>
+      <w:r>
+        <w:rPr>
+          <w:rFonts w:ascii="Times New Roman" w:hAnsi="Times New Roman" w:cs="Times New Roman"/>
+          <w:color w:val="000000" w:themeColor="text1"/>
+          <w:sz w:val="24"/>
+          <w:szCs w:val="24"/>
+        </w:rPr>
+        <w:t>%) for the minority class while maintaining a moderate level of false positives. Accuracy is</w:t>
+      </w:r>
+      <w:r>
+        <w:rPr>
+          <w:rFonts w:ascii="Times New Roman" w:hAnsi="Times New Roman" w:cs="Times New Roman"/>
+          <w:color w:val="000000" w:themeColor="text1"/>
+          <w:sz w:val="24"/>
+          <w:szCs w:val="24"/>
+        </w:rPr>
+        <w:t xml:space="preserve"> highest among non-RF models (75.34</w:t>
+      </w:r>
+      <w:r>
+        <w:rPr>
+          <w:rFonts w:ascii="Times New Roman" w:hAnsi="Times New Roman" w:cs="Times New Roman"/>
+          <w:color w:val="000000" w:themeColor="text1"/>
+          <w:sz w:val="24"/>
+          <w:szCs w:val="24"/>
+        </w:rPr>
+        <w:t>%). Class 0 performance remains robust</w:t>
+      </w:r>
+    </w:p>
+    <w:p>
+      <w:pPr>
+        <w:spacing w:line="360" w:lineRule="auto"/>
+        <w:jc w:val="both"/>
+        <w:rPr>
+          <w:rFonts w:ascii="Times New Roman" w:hAnsi="Times New Roman" w:cs="Times New Roman"/>
+          <w:color w:val="000000" w:themeColor="text1"/>
+          <w:sz w:val="24"/>
+          <w:szCs w:val="24"/>
+        </w:rPr>
+      </w:pPr>
+      <w:r>
+        <w:rPr>
+          <w:rFonts w:ascii="Times New Roman" w:hAnsi="Times New Roman" w:cs="Times New Roman"/>
+          <w:color w:val="000000" w:themeColor="text1"/>
+          <w:sz w:val="24"/>
+          <w:szCs w:val="24"/>
+        </w:rPr>
+        <w:t>But compared to other models, it provides the most balanced recall–precision trade-off so far.</w:t>
+      </w:r>
+    </w:p>
+    <w:p>
+      <w:pPr>
+        <w:spacing w:line="360" w:lineRule="auto"/>
+        <w:jc w:val="both"/>
+        <w:rPr>
+          <w:rFonts w:ascii="Times New Roman" w:hAnsi="Times New Roman" w:cs="Times New Roman"/>
+          <w:color w:val="000000" w:themeColor="text1"/>
+          <w:sz w:val="24"/>
+          <w:szCs w:val="28"/>
+        </w:rPr>
+      </w:pPr>
+      <w:r>
+        <w:rPr>
+          <w:rFonts w:ascii="Times New Roman" w:hAnsi="Times New Roman" w:cs="Times New Roman"/>
+          <w:color w:val="000000" w:themeColor="text1"/>
+          <w:sz w:val="24"/>
+          <w:szCs w:val="28"/>
+        </w:rPr>
+        <w:t xml:space="preserve">The ensemble model smooths out </w:t>
+      </w:r>
+      <w:r>
+        <w:rPr>
+          <w:rFonts w:ascii="Times New Roman" w:hAnsi="Times New Roman" w:cs="Times New Roman"/>
           <w:b/>
           <w:bCs/>
-          <w:color w:val="5B9BD5" w:themeColor="accent1"/>
-          <w:sz w:val="44"/>
-          <w:szCs w:val="44"/>
-        </w:rPr>
-      </w:pPr>
-    </w:p>
-    <w:p>
-      <w:pPr>
-        <w:jc w:val="center"/>
-        <w:rPr>
-          <w:rFonts w:ascii="Times New Roman" w:hAnsi="Times New Roman" w:cs="Times New Roman"/>
-          <w:bCs/>
-          <w:color w:val="000000" w:themeColor="text1"/>
-          <w:szCs w:val="44"/>
-        </w:rPr>
-      </w:pPr>
-      <w:r>
-        <w:rPr>
-          <w:rFonts w:ascii="Times New Roman" w:hAnsi="Times New Roman" w:cs="Times New Roman"/>
-          <w:bCs/>
-          <w:color w:val="000000" w:themeColor="text1"/>
-          <w:szCs w:val="44"/>
-        </w:rPr>
-        <w:t>Fig 7: confusion matrix of ensemble model</w:t>
-      </w:r>
-    </w:p>
-    <w:p>
-      <w:pPr>
-        <w:jc w:val="center"/>
-        <w:rPr>
-          <w:rFonts w:ascii="Times New Roman" w:hAnsi="Times New Roman" w:cs="Times New Roman"/>
-          <w:bCs/>
-          <w:color w:val="000000" w:themeColor="text1"/>
-          <w:szCs w:val="44"/>
-        </w:rPr>
-      </w:pPr>
-    </w:p>
-    <w:p>
-      <w:pPr>
-        <w:jc w:val="both"/>
-        <w:rPr>
-          <w:rFonts w:ascii="Times New Roman" w:hAnsi="Times New Roman" w:cs="Times New Roman"/>
-          <w:color w:val="000000" w:themeColor="text1"/>
-          <w:sz w:val="24"/>
-          <w:szCs w:val="24"/>
-        </w:rPr>
-      </w:pPr>
-      <w:r>
-        <w:rPr>
-          <w:rFonts w:ascii="Times New Roman" w:hAnsi="Times New Roman" w:cs="Times New Roman"/>
-          <w:color w:val="000000" w:themeColor="text1"/>
-          <w:sz w:val="24"/>
-          <w:szCs w:val="24"/>
-        </w:rPr>
-        <w:t>This mode</w:t>
-      </w:r>
-      <w:r>
-        <w:rPr>
-          <w:rFonts w:ascii="Times New Roman" w:hAnsi="Times New Roman" w:cs="Times New Roman"/>
-          <w:color w:val="000000" w:themeColor="text1"/>
-          <w:sz w:val="24"/>
-          <w:szCs w:val="24"/>
-        </w:rPr>
-        <w:t>l delivers a strong recall (67.1</w:t>
-      </w:r>
-      <w:r>
-        <w:rPr>
-          <w:rFonts w:ascii="Times New Roman" w:hAnsi="Times New Roman" w:cs="Times New Roman"/>
-          <w:color w:val="000000" w:themeColor="text1"/>
-          <w:sz w:val="24"/>
-          <w:szCs w:val="24"/>
-        </w:rPr>
-        <w:t>%) for the minority class while maintaining a moderate level of false positives. Accuracy is</w:t>
-      </w:r>
-      <w:r>
-        <w:rPr>
-          <w:rFonts w:ascii="Times New Roman" w:hAnsi="Times New Roman" w:cs="Times New Roman"/>
-          <w:color w:val="000000" w:themeColor="text1"/>
-          <w:sz w:val="24"/>
-          <w:szCs w:val="24"/>
-        </w:rPr>
-        <w:t xml:space="preserve"> highest among non-RF models (75.34</w:t>
-      </w:r>
-      <w:r>
-        <w:rPr>
-          <w:rFonts w:ascii="Times New Roman" w:hAnsi="Times New Roman" w:cs="Times New Roman"/>
-          <w:color w:val="000000" w:themeColor="text1"/>
-          <w:sz w:val="24"/>
-          <w:szCs w:val="24"/>
-        </w:rPr>
-        <w:t>%). Class 0 performance remains robust</w:t>
-      </w:r>
-    </w:p>
-    <w:p>
-      <w:pPr>
-        <w:jc w:val="both"/>
-        <w:rPr>
-          <w:rFonts w:ascii="Times New Roman" w:hAnsi="Times New Roman" w:cs="Times New Roman"/>
-          <w:color w:val="000000" w:themeColor="text1"/>
-          <w:sz w:val="24"/>
-          <w:szCs w:val="24"/>
-        </w:rPr>
-      </w:pPr>
-      <w:r>
-        <w:rPr>
-          <w:rFonts w:ascii="Times New Roman" w:hAnsi="Times New Roman" w:cs="Times New Roman"/>
-          <w:color w:val="000000" w:themeColor="text1"/>
-          <w:sz w:val="24"/>
-          <w:szCs w:val="24"/>
-        </w:rPr>
-        <w:t>But compared to other models, it provides the most balanced recall–precision trade-off so far.</w:t>
-      </w:r>
-    </w:p>
-    <w:p>
-      <w:pPr>
-        <w:jc w:val="both"/>
-        <w:rPr>
-          <w:rFonts w:ascii="Times New Roman" w:hAnsi="Times New Roman" w:cs="Times New Roman"/>
-          <w:color w:val="000000" w:themeColor="text1"/>
-          <w:sz w:val="24"/>
-          <w:szCs w:val="28"/>
-        </w:rPr>
-      </w:pPr>
-      <w:r>
-        <w:rPr>
-          <w:rFonts w:ascii="Times New Roman" w:hAnsi="Times New Roman" w:cs="Times New Roman"/>
-          <w:color w:val="000000" w:themeColor="text1"/>
-          <w:sz w:val="24"/>
-          <w:szCs w:val="28"/>
-        </w:rPr>
-        <w:t xml:space="preserve">The ensemble model smooths out </w:t>
+          <w:color w:val="000000" w:themeColor="text1"/>
+          <w:sz w:val="24"/>
+          <w:szCs w:val="28"/>
+        </w:rPr>
+        <w:t>overfitting</w:t>
+      </w:r>
+      <w:r>
+        <w:rPr>
+          <w:rFonts w:ascii="Times New Roman" w:hAnsi="Times New Roman" w:cs="Times New Roman"/>
+          <w:color w:val="000000" w:themeColor="text1"/>
+          <w:sz w:val="24"/>
+          <w:szCs w:val="28"/>
+        </w:rPr>
+        <w:t xml:space="preserve"> and </w:t>
       </w:r>
       <w:r>
         <w:rPr>
@@ -5792,26 +5654,6 @@
           <w:sz w:val="24"/>
           <w:szCs w:val="28"/>
         </w:rPr>
-        <w:t>overfitting</w:t>
-      </w:r>
-      <w:r>
-        <w:rPr>
-          <w:rFonts w:ascii="Times New Roman" w:hAnsi="Times New Roman" w:cs="Times New Roman"/>
-          <w:color w:val="000000" w:themeColor="text1"/>
-          <w:sz w:val="24"/>
-          <w:szCs w:val="28"/>
-        </w:rPr>
-        <w:t xml:space="preserve"> and </w:t>
-      </w:r>
-      <w:r>
-        <w:rPr>
-          <w:rFonts w:ascii="Times New Roman" w:hAnsi="Times New Roman" w:cs="Times New Roman"/>
-          <w:b/>
-          <w:bCs/>
-          <w:color w:val="000000" w:themeColor="text1"/>
-          <w:sz w:val="24"/>
-          <w:szCs w:val="28"/>
-        </w:rPr>
         <w:t>underfitting tendencies</w:t>
       </w:r>
       <w:r>
@@ -5826,6 +5668,7 @@
     </w:p>
     <w:p>
       <w:pPr>
+        <w:spacing w:line="360" w:lineRule="auto"/>
         <w:jc w:val="both"/>
         <w:rPr>
           <w:rFonts w:ascii="Times New Roman" w:hAnsi="Times New Roman" w:cs="Times New Roman"/>
@@ -5890,6 +5733,7 @@
           <w:ilvl w:val="0"/>
           <w:numId w:val="13"/>
         </w:numPr>
+        <w:spacing w:line="360" w:lineRule="auto"/>
         <w:jc w:val="both"/>
         <w:rPr>
           <w:rFonts w:ascii="Times New Roman" w:hAnsi="Times New Roman" w:cs="Times New Roman"/>
@@ -5914,6 +5758,7 @@
           <w:ilvl w:val="0"/>
           <w:numId w:val="13"/>
         </w:numPr>
+        <w:spacing w:line="360" w:lineRule="auto"/>
         <w:jc w:val="both"/>
         <w:rPr>
           <w:rFonts w:ascii="Times New Roman" w:hAnsi="Times New Roman" w:cs="Times New Roman"/>
@@ -5954,46 +5799,7 @@
     </w:p>
     <w:p>
       <w:pPr>
-        <w:jc w:val="both"/>
-        <w:rPr>
-          <w:color w:val="000000" w:themeColor="text1"/>
-          <w:sz w:val="24"/>
-          <w:szCs w:val="24"/>
-        </w:rPr>
-      </w:pPr>
-    </w:p>
-    <w:p>
-      <w:pPr>
-        <w:jc w:val="both"/>
-        <w:rPr>
-          <w:color w:val="000000" w:themeColor="text1"/>
-          <w:sz w:val="24"/>
-          <w:szCs w:val="24"/>
-        </w:rPr>
-      </w:pPr>
-    </w:p>
-    <w:p>
-      <w:pPr>
-        <w:jc w:val="both"/>
-        <w:rPr>
-          <w:color w:val="000000" w:themeColor="text1"/>
-          <w:sz w:val="24"/>
-          <w:szCs w:val="24"/>
-        </w:rPr>
-      </w:pPr>
-    </w:p>
-    <w:p>
-      <w:pPr>
-        <w:jc w:val="both"/>
-        <w:rPr>
-          <w:color w:val="000000" w:themeColor="text1"/>
-          <w:sz w:val="24"/>
-          <w:szCs w:val="24"/>
-        </w:rPr>
-      </w:pPr>
-    </w:p>
-    <w:p>
-      <w:pPr>
+        <w:spacing w:line="360" w:lineRule="auto"/>
         <w:jc w:val="both"/>
         <w:rPr>
           <w:rFonts w:ascii="Times New Roman" w:hAnsi="Times New Roman" w:cs="Times New Roman"/>
@@ -6009,12 +5815,12 @@
           <w:color w:val="000000" w:themeColor="text1"/>
           <w:sz w:val="28"/>
         </w:rPr>
-        <w:lastRenderedPageBreak/>
         <w:t>Failure Risk Analysis</w:t>
       </w:r>
     </w:p>
     <w:p>
       <w:pPr>
+        <w:spacing w:line="360" w:lineRule="auto"/>
         <w:jc w:val="both"/>
         <w:rPr>
           <w:rFonts w:ascii="Times New Roman" w:hAnsi="Times New Roman" w:cs="Times New Roman"/>
@@ -6036,6 +5842,7 @@
     <w:p>
       <w:pPr>
         <w:pStyle w:val="Heading3"/>
+        <w:spacing w:line="360" w:lineRule="auto"/>
         <w:jc w:val="both"/>
         <w:rPr>
           <w:rFonts w:ascii="Times New Roman" w:hAnsi="Times New Roman" w:cs="Times New Roman"/>
@@ -6060,6 +5867,7 @@
     <w:p>
       <w:pPr>
         <w:pStyle w:val="NormalWeb"/>
+        <w:spacing w:line="360" w:lineRule="auto"/>
         <w:jc w:val="both"/>
         <w:rPr>
           <w:szCs w:val="28"/>
@@ -6079,6 +5887,7 @@
           <w:ilvl w:val="0"/>
           <w:numId w:val="23"/>
         </w:numPr>
+        <w:spacing w:line="360" w:lineRule="auto"/>
         <w:jc w:val="both"/>
         <w:rPr>
           <w:szCs w:val="28"/>
@@ -6125,6 +5934,7 @@
           <w:ilvl w:val="0"/>
           <w:numId w:val="23"/>
         </w:numPr>
+        <w:spacing w:line="360" w:lineRule="auto"/>
         <w:jc w:val="both"/>
         <w:rPr>
           <w:szCs w:val="28"/>
@@ -6167,6 +5977,7 @@
     <w:p>
       <w:pPr>
         <w:pStyle w:val="Heading4"/>
+        <w:spacing w:line="360" w:lineRule="auto"/>
         <w:jc w:val="both"/>
         <w:rPr>
           <w:rFonts w:ascii="Times New Roman" w:hAnsi="Times New Roman" w:cs="Times New Roman"/>
@@ -6195,6 +6006,7 @@
           <w:ilvl w:val="0"/>
           <w:numId w:val="25"/>
         </w:numPr>
+        <w:spacing w:line="360" w:lineRule="auto"/>
         <w:jc w:val="both"/>
         <w:rPr>
           <w:szCs w:val="28"/>
@@ -6222,6 +6034,7 @@
           <w:ilvl w:val="0"/>
           <w:numId w:val="25"/>
         </w:numPr>
+        <w:spacing w:line="360" w:lineRule="auto"/>
         <w:jc w:val="both"/>
         <w:rPr>
           <w:szCs w:val="28"/>
@@ -6249,6 +6062,7 @@
           <w:ilvl w:val="0"/>
           <w:numId w:val="25"/>
         </w:numPr>
+        <w:spacing w:line="360" w:lineRule="auto"/>
         <w:jc w:val="both"/>
         <w:rPr>
           <w:szCs w:val="28"/>
@@ -6285,6 +6099,7 @@
         </w:rPr>
         <w:t xml:space="preserve"> and </w:t>
       </w:r>
+      <w:proofErr w:type="spellStart"/>
       <w:r>
         <w:rPr>
           <w:rStyle w:val="HTMLCode"/>
@@ -6294,6 +6109,7 @@
         </w:rPr>
         <w:t>datetime</w:t>
       </w:r>
+      <w:proofErr w:type="spellEnd"/>
       <w:r>
         <w:rPr>
           <w:szCs w:val="28"/>
@@ -6308,6 +6124,7 @@
           <w:ilvl w:val="0"/>
           <w:numId w:val="25"/>
         </w:numPr>
+        <w:spacing w:line="360" w:lineRule="auto"/>
         <w:jc w:val="both"/>
         <w:rPr>
           <w:szCs w:val="28"/>
@@ -6383,6 +6200,7 @@
     <w:p>
       <w:pPr>
         <w:pStyle w:val="Heading3"/>
+        <w:spacing w:line="360" w:lineRule="auto"/>
         <w:jc w:val="both"/>
         <w:rPr>
           <w:rFonts w:ascii="Times New Roman" w:hAnsi="Times New Roman" w:cs="Times New Roman"/>
@@ -6408,6 +6226,7 @@
     <w:p>
       <w:pPr>
         <w:pStyle w:val="NormalWeb"/>
+        <w:spacing w:line="360" w:lineRule="auto"/>
         <w:jc w:val="both"/>
         <w:rPr>
           <w:b/>
@@ -6429,6 +6248,7 @@
           <w:ilvl w:val="0"/>
           <w:numId w:val="27"/>
         </w:numPr>
+        <w:spacing w:line="360" w:lineRule="auto"/>
         <w:jc w:val="both"/>
         <w:rPr>
           <w:b/>
@@ -6439,6 +6259,7 @@
         <w:rPr>
           <w:szCs w:val="28"/>
         </w:rPr>
+        <w:lastRenderedPageBreak/>
         <w:t>The</w:t>
       </w:r>
       <w:r>
@@ -6485,6 +6306,7 @@
           <w:ilvl w:val="0"/>
           <w:numId w:val="27"/>
         </w:numPr>
+        <w:spacing w:line="360" w:lineRule="auto"/>
         <w:jc w:val="both"/>
         <w:rPr>
           <w:szCs w:val="28"/>
@@ -6533,6 +6355,7 @@
           <w:ilvl w:val="0"/>
           <w:numId w:val="27"/>
         </w:numPr>
+        <w:spacing w:line="360" w:lineRule="auto"/>
         <w:jc w:val="both"/>
         <w:rPr>
           <w:szCs w:val="28"/>
@@ -6574,6 +6397,7 @@
     <w:p>
       <w:pPr>
         <w:pStyle w:val="Heading3"/>
+        <w:spacing w:line="360" w:lineRule="auto"/>
         <w:jc w:val="both"/>
         <w:rPr>
           <w:rFonts w:ascii="Times New Roman" w:hAnsi="Times New Roman" w:cs="Times New Roman"/>
@@ -6598,6 +6422,7 @@
     <w:p>
       <w:pPr>
         <w:pStyle w:val="NormalWeb"/>
+        <w:spacing w:line="360" w:lineRule="auto"/>
         <w:jc w:val="both"/>
         <w:rPr>
           <w:szCs w:val="28"/>
@@ -6631,6 +6456,7 @@
           <w:ilvl w:val="0"/>
           <w:numId w:val="30"/>
         </w:numPr>
+        <w:spacing w:line="360" w:lineRule="auto"/>
         <w:jc w:val="both"/>
         <w:rPr>
           <w:szCs w:val="28"/>
@@ -6694,6 +6520,7 @@
     <w:p>
       <w:pPr>
         <w:pStyle w:val="Heading4"/>
+        <w:spacing w:line="360" w:lineRule="auto"/>
         <w:jc w:val="both"/>
         <w:rPr>
           <w:rFonts w:ascii="Times New Roman" w:hAnsi="Times New Roman" w:cs="Times New Roman"/>
@@ -6722,6 +6549,7 @@
           <w:ilvl w:val="0"/>
           <w:numId w:val="31"/>
         </w:numPr>
+        <w:spacing w:line="360" w:lineRule="auto"/>
         <w:jc w:val="both"/>
         <w:rPr>
           <w:szCs w:val="28"/>
@@ -6758,6 +6586,7 @@
           <w:ilvl w:val="0"/>
           <w:numId w:val="31"/>
         </w:numPr>
+        <w:spacing w:line="360" w:lineRule="auto"/>
         <w:jc w:val="both"/>
         <w:rPr>
           <w:szCs w:val="28"/>
@@ -6777,6 +6606,7 @@
           <w:ilvl w:val="0"/>
           <w:numId w:val="31"/>
         </w:numPr>
+        <w:spacing w:line="360" w:lineRule="auto"/>
         <w:jc w:val="both"/>
         <w:rPr>
           <w:szCs w:val="28"/>
@@ -6805,6 +6635,7 @@
     </w:p>
     <w:p>
       <w:pPr>
+        <w:spacing w:line="360" w:lineRule="auto"/>
         <w:jc w:val="both"/>
         <w:rPr>
           <w:rFonts w:ascii="Bahnschrift Light SemiCondensed" w:eastAsia="Times New Roman" w:hAnsi="Bahnschrift Light SemiCondensed" w:cs="Times New Roman"/>
@@ -6816,6 +6647,7 @@
     </w:p>
     <w:p>
       <w:pPr>
+        <w:spacing w:line="360" w:lineRule="auto"/>
         <w:jc w:val="both"/>
         <w:rPr>
           <w:rFonts w:ascii="Bahnschrift Light SemiCondensed" w:eastAsia="Times New Roman" w:hAnsi="Bahnschrift Light SemiCondensed" w:cs="Times New Roman"/>
@@ -6827,6 +6659,7 @@
     </w:p>
     <w:p>
       <w:pPr>
+        <w:spacing w:line="360" w:lineRule="auto"/>
         <w:jc w:val="both"/>
         <w:rPr>
           <w:rFonts w:ascii="Times New Roman" w:hAnsi="Times New Roman" w:cs="Times New Roman"/>
@@ -6838,6 +6671,7 @@
     </w:p>
     <w:p>
       <w:pPr>
+        <w:spacing w:line="360" w:lineRule="auto"/>
         <w:jc w:val="both"/>
         <w:rPr>
           <w:rFonts w:ascii="Times New Roman" w:hAnsi="Times New Roman" w:cs="Times New Roman"/>
@@ -6846,15 +6680,123 @@
           <w:szCs w:val="28"/>
         </w:rPr>
       </w:pPr>
-      <w:r>
+    </w:p>
+    <w:p>
+      <w:pPr>
+        <w:spacing w:line="360" w:lineRule="auto"/>
+        <w:jc w:val="both"/>
         <w:rPr>
           <w:rFonts w:ascii="Times New Roman" w:hAnsi="Times New Roman" w:cs="Times New Roman"/>
           <w:color w:val="000000" w:themeColor="text1"/>
           <w:sz w:val="28"/>
           <w:szCs w:val="28"/>
         </w:rPr>
+      </w:pPr>
+    </w:p>
+    <w:p>
+      <w:pPr>
+        <w:spacing w:line="360" w:lineRule="auto"/>
+        <w:jc w:val="both"/>
+        <w:rPr>
+          <w:rFonts w:ascii="Times New Roman" w:hAnsi="Times New Roman" w:cs="Times New Roman"/>
+          <w:color w:val="000000" w:themeColor="text1"/>
+          <w:sz w:val="28"/>
+          <w:szCs w:val="28"/>
+        </w:rPr>
+      </w:pPr>
+    </w:p>
+    <w:p>
+      <w:pPr>
+        <w:spacing w:line="360" w:lineRule="auto"/>
+        <w:jc w:val="both"/>
+        <w:rPr>
+          <w:rFonts w:ascii="Times New Roman" w:hAnsi="Times New Roman" w:cs="Times New Roman"/>
+          <w:color w:val="000000" w:themeColor="text1"/>
+          <w:sz w:val="28"/>
+          <w:szCs w:val="28"/>
+        </w:rPr>
+      </w:pPr>
+    </w:p>
+    <w:p>
+      <w:pPr>
+        <w:spacing w:line="360" w:lineRule="auto"/>
+        <w:jc w:val="both"/>
+        <w:rPr>
+          <w:rFonts w:ascii="Times New Roman" w:hAnsi="Times New Roman" w:cs="Times New Roman"/>
+          <w:color w:val="000000" w:themeColor="text1"/>
+          <w:sz w:val="28"/>
+          <w:szCs w:val="28"/>
+        </w:rPr>
+      </w:pPr>
+    </w:p>
+    <w:p>
+      <w:pPr>
+        <w:spacing w:line="360" w:lineRule="auto"/>
+        <w:jc w:val="both"/>
+        <w:rPr>
+          <w:rFonts w:ascii="Times New Roman" w:hAnsi="Times New Roman" w:cs="Times New Roman"/>
+          <w:color w:val="000000" w:themeColor="text1"/>
+          <w:sz w:val="28"/>
+          <w:szCs w:val="28"/>
+        </w:rPr>
+      </w:pPr>
+    </w:p>
+    <w:p>
+      <w:pPr>
+        <w:spacing w:line="360" w:lineRule="auto"/>
+        <w:jc w:val="both"/>
+        <w:rPr>
+          <w:rFonts w:ascii="Times New Roman" w:hAnsi="Times New Roman" w:cs="Times New Roman"/>
+          <w:color w:val="000000" w:themeColor="text1"/>
+          <w:sz w:val="28"/>
+          <w:szCs w:val="28"/>
+        </w:rPr>
+      </w:pPr>
+    </w:p>
+    <w:p>
+      <w:pPr>
+        <w:spacing w:line="360" w:lineRule="auto"/>
+        <w:jc w:val="both"/>
+        <w:rPr>
+          <w:rFonts w:ascii="Times New Roman" w:hAnsi="Times New Roman" w:cs="Times New Roman"/>
+          <w:color w:val="000000" w:themeColor="text1"/>
+          <w:sz w:val="28"/>
+          <w:szCs w:val="28"/>
+        </w:rPr>
+      </w:pPr>
+    </w:p>
+    <w:p>
+      <w:pPr>
+        <w:spacing w:line="360" w:lineRule="auto"/>
+        <w:jc w:val="both"/>
+        <w:rPr>
+          <w:rFonts w:ascii="Times New Roman" w:hAnsi="Times New Roman" w:cs="Times New Roman"/>
+          <w:color w:val="000000" w:themeColor="text1"/>
+          <w:sz w:val="28"/>
+          <w:szCs w:val="28"/>
+        </w:rPr>
+      </w:pPr>
+    </w:p>
+    <w:p>
+      <w:pPr>
+        <w:spacing w:line="360" w:lineRule="auto"/>
+        <w:jc w:val="both"/>
+        <w:rPr>
+          <w:rFonts w:ascii="Times New Roman" w:hAnsi="Times New Roman" w:cs="Times New Roman"/>
+          <w:color w:val="000000" w:themeColor="text1"/>
+          <w:sz w:val="28"/>
+          <w:szCs w:val="28"/>
+        </w:rPr>
+      </w:pPr>
+      <w:r>
+        <w:rPr>
+          <w:rFonts w:ascii="Times New Roman" w:hAnsi="Times New Roman" w:cs="Times New Roman"/>
+          <w:color w:val="000000" w:themeColor="text1"/>
+          <w:sz w:val="28"/>
+          <w:szCs w:val="28"/>
+        </w:rPr>
         <w:lastRenderedPageBreak/>
-        <w:t>Ou</w:t>
+        <w:t>OU</w:t>
       </w:r>
       <w:r>
         <w:rPr>
@@ -6863,7 +6805,7 @@
           <w:sz w:val="28"/>
           <w:szCs w:val="28"/>
         </w:rPr>
-        <w:t>tput</w:t>
+        <w:t>TPUT</w:t>
       </w:r>
       <w:r>
         <w:rPr>
@@ -6877,6 +6819,7 @@
     </w:p>
     <w:p>
       <w:pPr>
+        <w:spacing w:line="360" w:lineRule="auto"/>
         <w:jc w:val="both"/>
         <w:rPr>
           <w:rFonts w:ascii="Times New Roman" w:hAnsi="Times New Roman" w:cs="Times New Roman"/>
@@ -6895,7 +6838,7 @@
           <w:lang w:eastAsia="en-IN"/>
         </w:rPr>
         <w:drawing>
-          <wp:anchor distT="0" distB="0" distL="114300" distR="114300" simplePos="0" relativeHeight="251678720" behindDoc="0" locked="0" layoutInCell="1" allowOverlap="1" wp14:anchorId="624E41E0" wp14:editId="6F422C67">
+          <wp:anchor distT="0" distB="0" distL="114300" distR="114300" simplePos="0" relativeHeight="251678720" behindDoc="0" locked="0" layoutInCell="1" allowOverlap="1" wp14:anchorId="0D4544B4" wp14:editId="35696344">
             <wp:simplePos x="0" y="0"/>
             <wp:positionH relativeFrom="column">
               <wp:posOffset>67421</wp:posOffset>
@@ -6918,7 +6861,7 @@
                     <pic:cNvPicPr/>
                   </pic:nvPicPr>
                   <pic:blipFill>
-                    <a:blip r:embed="rId20">
+                    <a:blip r:embed="rId21">
                       <a:extLst>
                         <a:ext uri="{28A0092B-C50C-407E-A947-70E740481C1C}">
                           <a14:useLocalDpi xmlns:a14="http://schemas.microsoft.com/office/drawing/2010/main" val="0"/>
@@ -6962,6 +6905,7 @@
     </w:p>
     <w:p>
       <w:pPr>
+        <w:spacing w:line="360" w:lineRule="auto"/>
         <w:jc w:val="both"/>
         <w:rPr>
           <w:rFonts w:ascii="Times New Roman" w:hAnsi="Times New Roman" w:cs="Times New Roman"/>
@@ -6973,6 +6917,7 @@
     </w:p>
     <w:p>
       <w:pPr>
+        <w:spacing w:line="360" w:lineRule="auto"/>
         <w:jc w:val="both"/>
         <w:rPr>
           <w:rFonts w:ascii="Times New Roman" w:hAnsi="Times New Roman" w:cs="Times New Roman"/>
@@ -6984,6 +6929,7 @@
     </w:p>
     <w:p>
       <w:pPr>
+        <w:spacing w:line="360" w:lineRule="auto"/>
         <w:jc w:val="both"/>
         <w:rPr>
           <w:rFonts w:ascii="Times New Roman" w:hAnsi="Times New Roman" w:cs="Times New Roman"/>
@@ -6995,6 +6941,7 @@
     </w:p>
     <w:p>
       <w:pPr>
+        <w:spacing w:line="360" w:lineRule="auto"/>
         <w:jc w:val="both"/>
         <w:rPr>
           <w:rFonts w:ascii="Times New Roman" w:hAnsi="Times New Roman" w:cs="Times New Roman"/>
@@ -7006,6 +6953,7 @@
     </w:p>
     <w:p>
       <w:pPr>
+        <w:spacing w:line="360" w:lineRule="auto"/>
         <w:jc w:val="both"/>
         <w:rPr>
           <w:rFonts w:ascii="Times New Roman" w:hAnsi="Times New Roman" w:cs="Times New Roman"/>
@@ -7017,6 +6965,7 @@
     </w:p>
     <w:p>
       <w:pPr>
+        <w:spacing w:line="360" w:lineRule="auto"/>
         <w:jc w:val="both"/>
         <w:rPr>
           <w:rFonts w:ascii="Times New Roman" w:hAnsi="Times New Roman" w:cs="Times New Roman"/>
@@ -7028,6 +6977,7 @@
     </w:p>
     <w:p>
       <w:pPr>
+        <w:spacing w:line="360" w:lineRule="auto"/>
         <w:jc w:val="both"/>
         <w:rPr>
           <w:rFonts w:ascii="Times New Roman" w:hAnsi="Times New Roman" w:cs="Times New Roman"/>
@@ -7039,6 +6989,7 @@
     </w:p>
     <w:p>
       <w:pPr>
+        <w:spacing w:line="360" w:lineRule="auto"/>
         <w:jc w:val="both"/>
         <w:rPr>
           <w:rFonts w:ascii="Times New Roman" w:hAnsi="Times New Roman" w:cs="Times New Roman"/>
@@ -7050,6 +7001,7 @@
     </w:p>
     <w:p>
       <w:pPr>
+        <w:spacing w:line="360" w:lineRule="auto"/>
         <w:jc w:val="both"/>
         <w:rPr>
           <w:rFonts w:ascii="Times New Roman" w:hAnsi="Times New Roman" w:cs="Times New Roman"/>
@@ -7061,6 +7013,7 @@
     </w:p>
     <w:p>
       <w:pPr>
+        <w:spacing w:line="360" w:lineRule="auto"/>
         <w:jc w:val="both"/>
         <w:rPr>
           <w:rFonts w:ascii="Times New Roman" w:hAnsi="Times New Roman" w:cs="Times New Roman"/>
@@ -7072,6 +7025,7 @@
     </w:p>
     <w:p>
       <w:pPr>
+        <w:spacing w:line="360" w:lineRule="auto"/>
         <w:jc w:val="both"/>
         <w:rPr>
           <w:rFonts w:ascii="Times New Roman" w:hAnsi="Times New Roman" w:cs="Times New Roman"/>
@@ -7083,6 +7037,7 @@
     </w:p>
     <w:p>
       <w:pPr>
+        <w:spacing w:line="360" w:lineRule="auto"/>
         <w:jc w:val="both"/>
         <w:rPr>
           <w:rFonts w:ascii="Times New Roman" w:hAnsi="Times New Roman" w:cs="Times New Roman"/>
@@ -7094,6 +7049,7 @@
     </w:p>
     <w:p>
       <w:pPr>
+        <w:spacing w:line="360" w:lineRule="auto"/>
         <w:jc w:val="both"/>
         <w:rPr>
           <w:rFonts w:ascii="Times New Roman" w:hAnsi="Times New Roman" w:cs="Times New Roman"/>
@@ -7105,6 +7061,7 @@
     </w:p>
     <w:p>
       <w:pPr>
+        <w:spacing w:line="360" w:lineRule="auto"/>
         <w:jc w:val="both"/>
         <w:rPr>
           <w:rFonts w:ascii="Times New Roman" w:hAnsi="Times New Roman" w:cs="Times New Roman"/>
@@ -7116,6 +7073,7 @@
     </w:p>
     <w:p>
       <w:pPr>
+        <w:spacing w:line="360" w:lineRule="auto"/>
         <w:jc w:val="both"/>
         <w:rPr>
           <w:rFonts w:ascii="Times New Roman" w:hAnsi="Times New Roman" w:cs="Times New Roman"/>
@@ -7127,7 +7085,8 @@
     </w:p>
     <w:p>
       <w:pPr>
-        <w:jc w:val="both"/>
+        <w:spacing w:line="360" w:lineRule="auto"/>
+        <w:jc w:val="center"/>
         <w:rPr>
           <w:rFonts w:ascii="Times New Roman" w:hAnsi="Times New Roman" w:cs="Times New Roman"/>
           <w:color w:val="000000" w:themeColor="text1"/>
@@ -7138,39 +7097,7 @@
     </w:p>
     <w:p>
       <w:pPr>
-        <w:jc w:val="both"/>
-        <w:rPr>
-          <w:rFonts w:ascii="Times New Roman" w:hAnsi="Times New Roman" w:cs="Times New Roman"/>
-          <w:color w:val="000000" w:themeColor="text1"/>
-          <w:sz w:val="28"/>
-          <w:szCs w:val="28"/>
-        </w:rPr>
-      </w:pPr>
-    </w:p>
-    <w:p>
-      <w:pPr>
-        <w:jc w:val="both"/>
-        <w:rPr>
-          <w:rFonts w:ascii="Times New Roman" w:hAnsi="Times New Roman" w:cs="Times New Roman"/>
-          <w:color w:val="000000" w:themeColor="text1"/>
-          <w:sz w:val="28"/>
-          <w:szCs w:val="28"/>
-        </w:rPr>
-      </w:pPr>
-    </w:p>
-    <w:p>
-      <w:pPr>
-        <w:jc w:val="both"/>
-        <w:rPr>
-          <w:rFonts w:ascii="Times New Roman" w:hAnsi="Times New Roman" w:cs="Times New Roman"/>
-          <w:color w:val="000000" w:themeColor="text1"/>
-          <w:sz w:val="28"/>
-          <w:szCs w:val="28"/>
-        </w:rPr>
-      </w:pPr>
-    </w:p>
-    <w:p>
-      <w:pPr>
+        <w:spacing w:line="360" w:lineRule="auto"/>
         <w:jc w:val="center"/>
         <w:rPr>
           <w:rFonts w:ascii="Times New Roman" w:hAnsi="Times New Roman" w:cs="Times New Roman"/>
@@ -7197,66 +7124,52 @@
     </w:p>
     <w:p>
       <w:pPr>
-        <w:jc w:val="center"/>
-        <w:rPr>
-          <w:rFonts w:ascii="Times New Roman" w:hAnsi="Times New Roman" w:cs="Times New Roman"/>
-          <w:color w:val="000000" w:themeColor="text1"/>
-          <w:szCs w:val="28"/>
-        </w:rPr>
-      </w:pPr>
-    </w:p>
-    <w:p>
-      <w:pPr>
-        <w:jc w:val="center"/>
-        <w:rPr>
-          <w:rFonts w:ascii="Times New Roman" w:hAnsi="Times New Roman" w:cs="Times New Roman"/>
-          <w:color w:val="000000" w:themeColor="text1"/>
-          <w:szCs w:val="28"/>
-        </w:rPr>
-      </w:pPr>
-    </w:p>
-    <w:p>
-      <w:pPr>
-        <w:jc w:val="center"/>
-        <w:rPr>
-          <w:rFonts w:ascii="Times New Roman" w:hAnsi="Times New Roman" w:cs="Times New Roman"/>
-          <w:color w:val="000000" w:themeColor="text1"/>
-          <w:szCs w:val="28"/>
-        </w:rPr>
-      </w:pPr>
-    </w:p>
-    <w:p>
-      <w:pPr>
-        <w:jc w:val="center"/>
-        <w:rPr>
-          <w:rFonts w:ascii="Times New Roman" w:hAnsi="Times New Roman" w:cs="Times New Roman"/>
-          <w:color w:val="000000" w:themeColor="text1"/>
-          <w:szCs w:val="28"/>
-        </w:rPr>
-      </w:pPr>
-    </w:p>
-    <w:p>
-      <w:pPr>
-        <w:jc w:val="center"/>
-        <w:rPr>
-          <w:rFonts w:ascii="Times New Roman" w:hAnsi="Times New Roman" w:cs="Times New Roman"/>
-          <w:color w:val="000000" w:themeColor="text1"/>
-          <w:szCs w:val="28"/>
-        </w:rPr>
-      </w:pPr>
-    </w:p>
-    <w:p>
-      <w:pPr>
-        <w:jc w:val="center"/>
-        <w:rPr>
-          <w:rFonts w:ascii="Times New Roman" w:hAnsi="Times New Roman" w:cs="Times New Roman"/>
-          <w:color w:val="000000" w:themeColor="text1"/>
-          <w:szCs w:val="28"/>
-        </w:rPr>
-      </w:pPr>
-    </w:p>
-    <w:p>
-      <w:pPr>
+        <w:spacing w:line="360" w:lineRule="auto"/>
+        <w:jc w:val="both"/>
+        <w:rPr>
+          <w:rFonts w:ascii="Times New Roman" w:hAnsi="Times New Roman" w:cs="Times New Roman"/>
+          <w:color w:val="000000" w:themeColor="text1"/>
+          <w:szCs w:val="28"/>
+        </w:rPr>
+      </w:pPr>
+    </w:p>
+    <w:p>
+      <w:pPr>
+        <w:spacing w:line="360" w:lineRule="auto"/>
+        <w:jc w:val="both"/>
+        <w:rPr>
+          <w:rFonts w:ascii="Times New Roman" w:hAnsi="Times New Roman" w:cs="Times New Roman"/>
+          <w:color w:val="000000" w:themeColor="text1"/>
+          <w:szCs w:val="28"/>
+        </w:rPr>
+      </w:pPr>
+    </w:p>
+    <w:p>
+      <w:pPr>
+        <w:spacing w:line="360" w:lineRule="auto"/>
+        <w:jc w:val="both"/>
+        <w:rPr>
+          <w:rFonts w:ascii="Times New Roman" w:hAnsi="Times New Roman" w:cs="Times New Roman"/>
+          <w:color w:val="000000" w:themeColor="text1"/>
+          <w:szCs w:val="28"/>
+        </w:rPr>
+      </w:pPr>
+    </w:p>
+    <w:p>
+      <w:pPr>
+        <w:spacing w:line="360" w:lineRule="auto"/>
+        <w:jc w:val="both"/>
+        <w:rPr>
+          <w:rFonts w:ascii="Times New Roman" w:hAnsi="Times New Roman" w:cs="Times New Roman"/>
+          <w:color w:val="000000" w:themeColor="text1"/>
+          <w:szCs w:val="28"/>
+        </w:rPr>
+      </w:pPr>
+    </w:p>
+    <w:p>
+      <w:pPr>
+        <w:spacing w:line="360" w:lineRule="auto"/>
+        <w:jc w:val="both"/>
         <w:rPr>
           <w:rFonts w:ascii="Times New Roman" w:hAnsi="Times New Roman" w:cs="Times New Roman"/>
           <w:b/>
@@ -7276,34 +7189,69 @@
           <w:szCs w:val="36"/>
         </w:rPr>
         <w:lastRenderedPageBreak/>
-        <w:t xml:space="preserve">Conclusion </w:t>
-      </w:r>
-    </w:p>
-    <w:p>
-      <w:pPr>
-        <w:rPr>
-          <w:rFonts w:ascii="Times New Roman" w:hAnsi="Times New Roman" w:cs="Times New Roman"/>
-          <w:color w:val="000000" w:themeColor="text1"/>
-          <w:sz w:val="24"/>
-          <w:szCs w:val="32"/>
-        </w:rPr>
-      </w:pPr>
-      <w:r>
-        <w:rPr>
-          <w:rFonts w:ascii="Times New Roman" w:hAnsi="Times New Roman" w:cs="Times New Roman"/>
-          <w:color w:val="000000" w:themeColor="text1"/>
-          <w:sz w:val="24"/>
-          <w:szCs w:val="32"/>
-        </w:rPr>
-        <w:t xml:space="preserve">The project presents a comprehensive predictive maintenance solution by leveraging telemetry data from industrial machines and applying various machine learning models. Through meticulous data preprocessing, outlier detection, feature engineering, and model training, the system accurately identifies the likelihood of machine failure. A </w:t>
+        <w:t xml:space="preserve">CONCLUSION </w:t>
+      </w:r>
+    </w:p>
+    <w:p>
+      <w:pPr>
+        <w:spacing w:line="360" w:lineRule="auto"/>
+        <w:jc w:val="both"/>
+        <w:rPr>
+          <w:rFonts w:ascii="Times New Roman" w:hAnsi="Times New Roman" w:cs="Times New Roman"/>
+          <w:sz w:val="24"/>
+          <w:szCs w:val="24"/>
+        </w:rPr>
+      </w:pPr>
+      <w:r>
+        <w:rPr>
+          <w:rFonts w:ascii="Times New Roman" w:hAnsi="Times New Roman" w:cs="Times New Roman"/>
+          <w:sz w:val="24"/>
+          <w:szCs w:val="24"/>
+        </w:rPr>
+        <w:t xml:space="preserve">This project delivers a predictive maintenance solution using telemetry data and machine learning. After </w:t>
       </w:r>
       <w:proofErr w:type="spellStart"/>
       <w:r>
         <w:rPr>
           <w:rFonts w:ascii="Times New Roman" w:hAnsi="Times New Roman" w:cs="Times New Roman"/>
-          <w:color w:val="000000" w:themeColor="text1"/>
-          <w:sz w:val="24"/>
-          <w:szCs w:val="32"/>
+          <w:sz w:val="24"/>
+          <w:szCs w:val="24"/>
+        </w:rPr>
+        <w:t>preprocessing</w:t>
+      </w:r>
+      <w:proofErr w:type="spellEnd"/>
+      <w:r>
+        <w:rPr>
+          <w:rFonts w:ascii="Times New Roman" w:hAnsi="Times New Roman" w:cs="Times New Roman"/>
+          <w:sz w:val="24"/>
+          <w:szCs w:val="24"/>
+        </w:rPr>
+        <w:t xml:space="preserve">, outlier detection, and feature engineering, ensemble models like Random Forest, SVC, Logistic Regression, and </w:t>
+      </w:r>
+      <w:proofErr w:type="spellStart"/>
+      <w:r>
+        <w:rPr>
+          <w:rFonts w:ascii="Times New Roman" w:hAnsi="Times New Roman" w:cs="Times New Roman"/>
+          <w:sz w:val="24"/>
+          <w:szCs w:val="24"/>
+        </w:rPr>
+        <w:t>CatBoost</w:t>
+      </w:r>
+      <w:proofErr w:type="spellEnd"/>
+      <w:r>
+        <w:rPr>
+          <w:rFonts w:ascii="Times New Roman" w:hAnsi="Times New Roman" w:cs="Times New Roman"/>
+          <w:sz w:val="24"/>
+          <w:szCs w:val="24"/>
+        </w:rPr>
+        <w:t xml:space="preserve"> predict machine failure with high accuracy. A </w:t>
+      </w:r>
+      <w:proofErr w:type="spellStart"/>
+      <w:r>
+        <w:rPr>
+          <w:rFonts w:ascii="Times New Roman" w:hAnsi="Times New Roman" w:cs="Times New Roman"/>
+          <w:sz w:val="24"/>
+          <w:szCs w:val="24"/>
         </w:rPr>
         <w:t>Streamlit</w:t>
       </w:r>
@@ -7311,45 +7259,16 @@
       <w:r>
         <w:rPr>
           <w:rFonts w:ascii="Times New Roman" w:hAnsi="Times New Roman" w:cs="Times New Roman"/>
-          <w:color w:val="000000" w:themeColor="text1"/>
-          <w:sz w:val="24"/>
-          <w:szCs w:val="32"/>
-        </w:rPr>
-        <w:t>-based interactive dashboard enhances usability, allowing users to visualize machine conditions, monitor failure trends, and predict risk levels in real-time.</w:t>
-      </w:r>
-      <w:r>
-        <w:rPr>
-          <w:rFonts w:ascii="Times New Roman" w:hAnsi="Times New Roman" w:cs="Times New Roman"/>
-          <w:color w:val="000000" w:themeColor="text1"/>
-          <w:sz w:val="24"/>
-          <w:szCs w:val="32"/>
-        </w:rPr>
-        <w:br/>
-        <w:t xml:space="preserve">The integration of ensemble models, including Random Forest, SVC, Logistic Regression, and </w:t>
-      </w:r>
-      <w:proofErr w:type="spellStart"/>
-      <w:r>
-        <w:rPr>
-          <w:rFonts w:ascii="Times New Roman" w:hAnsi="Times New Roman" w:cs="Times New Roman"/>
-          <w:color w:val="000000" w:themeColor="text1"/>
-          <w:sz w:val="24"/>
-          <w:szCs w:val="32"/>
-        </w:rPr>
-        <w:t>CatBoost</w:t>
-      </w:r>
-      <w:proofErr w:type="spellEnd"/>
-      <w:r>
-        <w:rPr>
-          <w:rFonts w:ascii="Times New Roman" w:hAnsi="Times New Roman" w:cs="Times New Roman"/>
-          <w:color w:val="000000" w:themeColor="text1"/>
-          <w:sz w:val="24"/>
-          <w:szCs w:val="32"/>
-        </w:rPr>
-        <w:t>, further boosts prediction accuracy by combining the strengths of individual classifiers. The implementation demonstrates how AI can play a transformative role in improving equipment reliability, reducing unplanned downtime, and optimizing maintenance schedules.</w:t>
-      </w:r>
-    </w:p>
-    <w:p>
-      <w:pPr>
+          <w:sz w:val="24"/>
+          <w:szCs w:val="24"/>
+        </w:rPr>
+        <w:t xml:space="preserve"> dashboard enables real-time monitoring, risk prediction, and trend analysis, helping reduce downtime and optimize maintenance.</w:t>
+      </w:r>
+    </w:p>
+    <w:p>
+      <w:pPr>
+        <w:spacing w:line="360" w:lineRule="auto"/>
+        <w:jc w:val="both"/>
         <w:rPr>
           <w:rFonts w:ascii="Times New Roman" w:hAnsi="Times New Roman" w:cs="Times New Roman"/>
           <w:b/>
@@ -7373,6 +7292,8 @@
     </w:p>
     <w:p>
       <w:pPr>
+        <w:spacing w:line="360" w:lineRule="auto"/>
+        <w:jc w:val="both"/>
         <w:rPr>
           <w:rFonts w:ascii="Times New Roman" w:hAnsi="Times New Roman" w:cs="Times New Roman"/>
           <w:color w:val="000000" w:themeColor="text1"/>
@@ -7392,6 +7313,8 @@
     </w:p>
     <w:p>
       <w:pPr>
+        <w:spacing w:line="360" w:lineRule="auto"/>
+        <w:jc w:val="both"/>
         <w:rPr>
           <w:rFonts w:ascii="Times New Roman" w:hAnsi="Times New Roman" w:cs="Times New Roman"/>
           <w:b/>
@@ -7419,6 +7342,8 @@
           <w:ilvl w:val="0"/>
           <w:numId w:val="46"/>
         </w:numPr>
+        <w:spacing w:line="360" w:lineRule="auto"/>
+        <w:jc w:val="both"/>
         <w:rPr>
           <w:rFonts w:ascii="Times New Roman" w:hAnsi="Times New Roman" w:cs="Times New Roman"/>
           <w:color w:val="000000" w:themeColor="text1"/>
@@ -7444,6 +7369,8 @@
           <w:ilvl w:val="1"/>
           <w:numId w:val="46"/>
         </w:numPr>
+        <w:spacing w:line="360" w:lineRule="auto"/>
+        <w:jc w:val="both"/>
         <w:rPr>
           <w:rFonts w:ascii="Times New Roman" w:hAnsi="Times New Roman" w:cs="Times New Roman"/>
           <w:color w:val="000000" w:themeColor="text1"/>
@@ -7467,6 +7394,8 @@
           <w:ilvl w:val="1"/>
           <w:numId w:val="46"/>
         </w:numPr>
+        <w:spacing w:line="360" w:lineRule="auto"/>
+        <w:jc w:val="both"/>
         <w:rPr>
           <w:rFonts w:ascii="Times New Roman" w:hAnsi="Times New Roman" w:cs="Times New Roman"/>
           <w:color w:val="000000" w:themeColor="text1"/>
@@ -7490,6 +7419,8 @@
           <w:ilvl w:val="0"/>
           <w:numId w:val="46"/>
         </w:numPr>
+        <w:spacing w:line="360" w:lineRule="auto"/>
+        <w:jc w:val="both"/>
         <w:rPr>
           <w:rFonts w:ascii="Times New Roman" w:hAnsi="Times New Roman" w:cs="Times New Roman"/>
           <w:color w:val="000000" w:themeColor="text1"/>
@@ -7515,6 +7446,8 @@
           <w:ilvl w:val="1"/>
           <w:numId w:val="46"/>
         </w:numPr>
+        <w:spacing w:line="360" w:lineRule="auto"/>
+        <w:jc w:val="both"/>
         <w:rPr>
           <w:rFonts w:ascii="Times New Roman" w:hAnsi="Times New Roman" w:cs="Times New Roman"/>
           <w:color w:val="000000" w:themeColor="text1"/>
@@ -7578,6 +7511,8 @@
           <w:ilvl w:val="1"/>
           <w:numId w:val="46"/>
         </w:numPr>
+        <w:spacing w:line="360" w:lineRule="auto"/>
+        <w:jc w:val="both"/>
         <w:rPr>
           <w:rFonts w:ascii="Times New Roman" w:hAnsi="Times New Roman" w:cs="Times New Roman"/>
           <w:color w:val="000000" w:themeColor="text1"/>
@@ -7601,6 +7536,8 @@
           <w:ilvl w:val="0"/>
           <w:numId w:val="46"/>
         </w:numPr>
+        <w:spacing w:line="360" w:lineRule="auto"/>
+        <w:jc w:val="both"/>
         <w:rPr>
           <w:rFonts w:ascii="Times New Roman" w:hAnsi="Times New Roman" w:cs="Times New Roman"/>
           <w:color w:val="000000" w:themeColor="text1"/>
@@ -7626,6 +7563,8 @@
           <w:ilvl w:val="1"/>
           <w:numId w:val="46"/>
         </w:numPr>
+        <w:spacing w:line="360" w:lineRule="auto"/>
+        <w:jc w:val="both"/>
         <w:rPr>
           <w:rFonts w:ascii="Times New Roman" w:hAnsi="Times New Roman" w:cs="Times New Roman"/>
           <w:color w:val="000000" w:themeColor="text1"/>
@@ -7649,6 +7588,8 @@
           <w:ilvl w:val="0"/>
           <w:numId w:val="46"/>
         </w:numPr>
+        <w:spacing w:line="360" w:lineRule="auto"/>
+        <w:jc w:val="both"/>
         <w:rPr>
           <w:rFonts w:ascii="Times New Roman" w:hAnsi="Times New Roman" w:cs="Times New Roman"/>
           <w:color w:val="000000" w:themeColor="text1"/>
@@ -7674,6 +7615,8 @@
           <w:ilvl w:val="1"/>
           <w:numId w:val="46"/>
         </w:numPr>
+        <w:spacing w:line="360" w:lineRule="auto"/>
+        <w:jc w:val="both"/>
         <w:rPr>
           <w:rFonts w:ascii="Times New Roman" w:hAnsi="Times New Roman" w:cs="Times New Roman"/>
           <w:color w:val="000000" w:themeColor="text1"/>
@@ -7693,6 +7636,8 @@
     </w:p>
     <w:p>
       <w:pPr>
+        <w:spacing w:line="360" w:lineRule="auto"/>
+        <w:jc w:val="both"/>
         <w:rPr>
           <w:rFonts w:ascii="Times New Roman" w:hAnsi="Times New Roman" w:cs="Times New Roman"/>
           <w:color w:val="000000" w:themeColor="text1"/>
@@ -7703,6 +7648,8 @@
     </w:p>
     <w:p>
       <w:pPr>
+        <w:spacing w:line="360" w:lineRule="auto"/>
+        <w:jc w:val="both"/>
         <w:rPr>
           <w:rFonts w:ascii="Times New Roman" w:hAnsi="Times New Roman" w:cs="Times New Roman"/>
           <w:color w:val="000000" w:themeColor="text1"/>
@@ -7710,6 +7657,8 @@
           <w:szCs w:val="32"/>
         </w:rPr>
       </w:pPr>
+      <w:bookmarkStart w:id="0" w:name="_GoBack"/>
+      <w:bookmarkEnd w:id="0"/>
     </w:p>
     <w:sectPr>
       <w:pgSz w:w="11906" w:h="16838"/>
@@ -7724,7 +7673,7 @@
 </file>
 
 <file path=word/numbering.xml><?xml version="1.0" encoding="utf-8"?>
-<w:numbering xmlns:wpc="http://schemas.microsoft.com/office/word/2010/wordprocessingCanvas" xmlns:cx="http://schemas.microsoft.com/office/drawing/2014/chartex" xmlns:cx1="http://schemas.microsoft.com/office/drawing/2015/9/8/chartex" xmlns:cx2="http://schemas.microsoft.com/office/drawing/2015/10/21/chartex" xmlns:cx3="http://schemas.microsoft.com/office/drawing/2016/5/9/chartex" xmlns:cx4="http://schemas.microsoft.com/office/drawing/2016/5/10/chartex" xmlns:cx5="http://schemas.microsoft.com/office/drawing/2016/5/11/chartex" xmlns:cx6="http://schemas.microsoft.com/office/drawing/2016/5/12/chartex" xmlns:cx7="http://schemas.microsoft.com/office/drawing/2016/5/13/chartex" xmlns:cx8="http://schemas.microsoft.com/office/drawing/2016/5/14/chartex" xmlns:mc="http://schemas.openxmlformats.org/markup-compatibility/2006" xmlns:aink="http://schemas.microsoft.com/office/drawing/2016/ink" xmlns:am3d="http://schemas.microsoft.com/office/drawing/2017/model3d" xmlns:o="urn:schemas-microsoft-com:office:office" xmlns:oel="http://schemas.microsoft.com/office/2019/extlst" xmlns:r="http://schemas.openxmlformats.org/officeDocument/2006/relationships" xmlns:m="http://schemas.openxmlformats.org/officeDocument/2006/math" xmlns:v="urn:schemas-microsoft-com:vml" xmlns:wp14="http://schemas.microsoft.com/office/word/2010/wordprocessingDrawing" xmlns:wp="http://schemas.openxmlformats.org/drawingml/2006/wordprocessingDrawing" xmlns:w10="urn:schemas-microsoft-com:office:word" xmlns:w="http://schemas.openxmlformats.org/wordprocessingml/2006/main" xmlns:w14="http://schemas.microsoft.com/office/word/2010/wordml" xmlns:w15="http://schemas.microsoft.com/office/word/2012/wordml" xmlns:w16cex="http://schemas.microsoft.com/office/word/2018/wordml/cex" xmlns:w16cid="http://schemas.microsoft.com/office/word/2016/wordml/cid" xmlns:w16="http://schemas.microsoft.com/office/word/2018/wordml" xmlns:w16du="http://schemas.microsoft.com/office/word/2023/wordml/word16du" xmlns:w16sdtdh="http://schemas.microsoft.com/office/word/2020/wordml/sdtdatahash" xmlns:w16sdtfl="http://schemas.microsoft.com/office/word/2024/wordml/sdtformatlock" xmlns:w16se="http://schemas.microsoft.com/office/word/2015/wordml/symex" xmlns:wpg="http://schemas.microsoft.com/office/word/2010/wordprocessingGroup" xmlns:wpi="http://schemas.microsoft.com/office/word/2010/wordprocessingInk" xmlns:wne="http://schemas.microsoft.com/office/word/2006/wordml" xmlns:wps="http://schemas.microsoft.com/office/word/2010/wordprocessingShape" mc:Ignorable="w14 w15 w16se w16cid w16 w16cex w16sdtdh w16sdtfl w16du wp14">
+<w:numbering xmlns:wpc="http://schemas.microsoft.com/office/word/2010/wordprocessingCanvas" xmlns:mc="http://schemas.openxmlformats.org/markup-compatibility/2006" xmlns:o="urn:schemas-microsoft-com:office:office" xmlns:r="http://schemas.openxmlformats.org/officeDocument/2006/relationships" xmlns:m="http://schemas.openxmlformats.org/officeDocument/2006/math" xmlns:v="urn:schemas-microsoft-com:vml" xmlns:wp14="http://schemas.microsoft.com/office/word/2010/wordprocessingDrawing" xmlns:wp="http://schemas.openxmlformats.org/drawingml/2006/wordprocessingDrawing" xmlns:w10="urn:schemas-microsoft-com:office:word" xmlns:w="http://schemas.openxmlformats.org/wordprocessingml/2006/main" xmlns:w14="http://schemas.microsoft.com/office/word/2010/wordml" xmlns:wpg="http://schemas.microsoft.com/office/word/2010/wordprocessingGroup" xmlns:wpi="http://schemas.microsoft.com/office/word/2010/wordprocessingInk" xmlns:wne="http://schemas.microsoft.com/office/word/2006/wordml" xmlns:wps="http://schemas.microsoft.com/office/word/2010/wordprocessingShape" mc:Ignorable="w14 wp14">
   <w:numPicBullet w:numPicBulletId="0">
     <w:pict>
       <v:shapetype id="_x0000_t75" coordsize="21600,21600" o:spt="75" o:preferrelative="t" path="m@4@5l@4@11@9@11@9@5xe" filled="f" stroked="f">
@@ -7746,12 +7695,12 @@
         <v:path o:extrusionok="f" gradientshapeok="t" o:connecttype="rect"/>
         <o:lock v:ext="edit" aspectratio="t"/>
       </v:shapetype>
-      <v:shape id="_x0000_i1026" type="#_x0000_t75" style="width:11.25pt;height:11.25pt" o:bullet="t">
+      <v:shape id="_x0000_i1038" type="#_x0000_t75" style="width:11.25pt;height:11.25pt" o:bullet="t">
         <v:imagedata r:id="rId1" o:title="mso75CB"/>
       </v:shape>
     </w:pict>
   </w:numPicBullet>
-  <w:abstractNum w:abstractNumId="0" w15:restartNumberingAfterBreak="0">
+  <w:abstractNum w:abstractNumId="0">
     <w:nsid w:val="02337BC8"/>
     <w:multiLevelType w:val="multilevel"/>
     <w:tmpl w:val="D4BA5C34"/>
@@ -7864,7 +7813,7 @@
       </w:pPr>
     </w:lvl>
   </w:abstractNum>
-  <w:abstractNum w:abstractNumId="1" w15:restartNumberingAfterBreak="0">
+  <w:abstractNum w:abstractNumId="1">
     <w:nsid w:val="051E091F"/>
     <w:multiLevelType w:val="multilevel"/>
     <w:tmpl w:val="40C6731C"/>
@@ -8013,7 +7962,7 @@
       </w:rPr>
     </w:lvl>
   </w:abstractNum>
-  <w:abstractNum w:abstractNumId="2" w15:restartNumberingAfterBreak="0">
+  <w:abstractNum w:abstractNumId="2">
     <w:nsid w:val="09EB1D72"/>
     <w:multiLevelType w:val="multilevel"/>
     <w:tmpl w:val="91C016EA"/>
@@ -8162,7 +8111,7 @@
       </w:rPr>
     </w:lvl>
   </w:abstractNum>
-  <w:abstractNum w:abstractNumId="3" w15:restartNumberingAfterBreak="0">
+  <w:abstractNum w:abstractNumId="3">
     <w:nsid w:val="0B404DF9"/>
     <w:multiLevelType w:val="hybridMultilevel"/>
     <w:tmpl w:val="07F0E984"/>
@@ -8276,7 +8225,7 @@
       </w:rPr>
     </w:lvl>
   </w:abstractNum>
-  <w:abstractNum w:abstractNumId="4" w15:restartNumberingAfterBreak="0">
+  <w:abstractNum w:abstractNumId="4">
     <w:nsid w:val="0BD408F7"/>
     <w:multiLevelType w:val="hybridMultilevel"/>
     <w:tmpl w:val="D46846EC"/>
@@ -8365,7 +8314,7 @@
       </w:pPr>
     </w:lvl>
   </w:abstractNum>
-  <w:abstractNum w:abstractNumId="5" w15:restartNumberingAfterBreak="0">
+  <w:abstractNum w:abstractNumId="5">
     <w:nsid w:val="0F4B7396"/>
     <w:multiLevelType w:val="multilevel"/>
     <w:tmpl w:val="46B03856"/>
@@ -8514,7 +8463,7 @@
       </w:rPr>
     </w:lvl>
   </w:abstractNum>
-  <w:abstractNum w:abstractNumId="6" w15:restartNumberingAfterBreak="0">
+  <w:abstractNum w:abstractNumId="6">
     <w:nsid w:val="0FA15244"/>
     <w:multiLevelType w:val="multilevel"/>
     <w:tmpl w:val="7026E3E4"/>
@@ -8630,7 +8579,7 @@
       </w:pPr>
     </w:lvl>
   </w:abstractNum>
-  <w:abstractNum w:abstractNumId="7" w15:restartNumberingAfterBreak="0">
+  <w:abstractNum w:abstractNumId="7">
     <w:nsid w:val="10802A17"/>
     <w:multiLevelType w:val="multilevel"/>
     <w:tmpl w:val="B9687F7E"/>
@@ -8743,7 +8692,7 @@
       </w:pPr>
     </w:lvl>
   </w:abstractNum>
-  <w:abstractNum w:abstractNumId="8" w15:restartNumberingAfterBreak="0">
+  <w:abstractNum w:abstractNumId="8">
     <w:nsid w:val="134C785B"/>
     <w:multiLevelType w:val="multilevel"/>
     <w:tmpl w:val="208841B0"/>
@@ -8859,7 +8808,7 @@
       </w:pPr>
     </w:lvl>
   </w:abstractNum>
-  <w:abstractNum w:abstractNumId="9" w15:restartNumberingAfterBreak="0">
+  <w:abstractNum w:abstractNumId="9">
     <w:nsid w:val="13931126"/>
     <w:multiLevelType w:val="hybridMultilevel"/>
     <w:tmpl w:val="23E0B3AE"/>
@@ -8972,7 +8921,7 @@
       </w:rPr>
     </w:lvl>
   </w:abstractNum>
-  <w:abstractNum w:abstractNumId="10" w15:restartNumberingAfterBreak="0">
+  <w:abstractNum w:abstractNumId="10">
     <w:nsid w:val="140001B7"/>
     <w:multiLevelType w:val="multilevel"/>
     <w:tmpl w:val="FD381996"/>
@@ -9121,7 +9070,7 @@
       </w:rPr>
     </w:lvl>
   </w:abstractNum>
-  <w:abstractNum w:abstractNumId="11" w15:restartNumberingAfterBreak="0">
+  <w:abstractNum w:abstractNumId="11">
     <w:nsid w:val="184849AA"/>
     <w:multiLevelType w:val="multilevel"/>
     <w:tmpl w:val="94E6A15A"/>
@@ -9270,7 +9219,7 @@
       </w:rPr>
     </w:lvl>
   </w:abstractNum>
-  <w:abstractNum w:abstractNumId="12" w15:restartNumberingAfterBreak="0">
+  <w:abstractNum w:abstractNumId="12">
     <w:nsid w:val="21875E9D"/>
     <w:multiLevelType w:val="multilevel"/>
     <w:tmpl w:val="0360EE32"/>
@@ -9419,7 +9368,7 @@
       </w:rPr>
     </w:lvl>
   </w:abstractNum>
-  <w:abstractNum w:abstractNumId="13" w15:restartNumberingAfterBreak="0">
+  <w:abstractNum w:abstractNumId="13">
     <w:nsid w:val="2B7143BF"/>
     <w:multiLevelType w:val="multilevel"/>
     <w:tmpl w:val="80363722"/>
@@ -9568,7 +9517,7 @@
       </w:rPr>
     </w:lvl>
   </w:abstractNum>
-  <w:abstractNum w:abstractNumId="14" w15:restartNumberingAfterBreak="0">
+  <w:abstractNum w:abstractNumId="14">
     <w:nsid w:val="2C2D0810"/>
     <w:multiLevelType w:val="multilevel"/>
     <w:tmpl w:val="11D2EF78"/>
@@ -9717,7 +9666,7 @@
       </w:rPr>
     </w:lvl>
   </w:abstractNum>
-  <w:abstractNum w:abstractNumId="15" w15:restartNumberingAfterBreak="0">
+  <w:abstractNum w:abstractNumId="15">
     <w:nsid w:val="35F40E0B"/>
     <w:multiLevelType w:val="multilevel"/>
     <w:tmpl w:val="C428CDC6"/>
@@ -9866,7 +9815,7 @@
       </w:rPr>
     </w:lvl>
   </w:abstractNum>
-  <w:abstractNum w:abstractNumId="16" w15:restartNumberingAfterBreak="0">
+  <w:abstractNum w:abstractNumId="16">
     <w:nsid w:val="3766720F"/>
     <w:multiLevelType w:val="multilevel"/>
     <w:tmpl w:val="F8E89DB4"/>
@@ -10015,7 +9964,7 @@
       </w:rPr>
     </w:lvl>
   </w:abstractNum>
-  <w:abstractNum w:abstractNumId="17" w15:restartNumberingAfterBreak="0">
+  <w:abstractNum w:abstractNumId="17">
     <w:nsid w:val="38236135"/>
     <w:multiLevelType w:val="multilevel"/>
     <w:tmpl w:val="0FF22CB4"/>
@@ -10164,7 +10113,7 @@
       </w:rPr>
     </w:lvl>
   </w:abstractNum>
-  <w:abstractNum w:abstractNumId="18" w15:restartNumberingAfterBreak="0">
+  <w:abstractNum w:abstractNumId="18">
     <w:nsid w:val="38BD6181"/>
     <w:multiLevelType w:val="multilevel"/>
     <w:tmpl w:val="CE88CFC4"/>
@@ -10313,7 +10262,7 @@
       </w:rPr>
     </w:lvl>
   </w:abstractNum>
-  <w:abstractNum w:abstractNumId="19" w15:restartNumberingAfterBreak="0">
+  <w:abstractNum w:abstractNumId="19">
     <w:nsid w:val="3DAC200E"/>
     <w:multiLevelType w:val="multilevel"/>
     <w:tmpl w:val="D848F6CE"/>
@@ -10462,7 +10411,7 @@
       </w:rPr>
     </w:lvl>
   </w:abstractNum>
-  <w:abstractNum w:abstractNumId="20" w15:restartNumberingAfterBreak="0">
+  <w:abstractNum w:abstractNumId="20">
     <w:nsid w:val="3DCD2EF6"/>
     <w:multiLevelType w:val="multilevel"/>
     <w:tmpl w:val="A1F850BC"/>
@@ -10611,7 +10560,7 @@
       </w:rPr>
     </w:lvl>
   </w:abstractNum>
-  <w:abstractNum w:abstractNumId="21" w15:restartNumberingAfterBreak="0">
+  <w:abstractNum w:abstractNumId="21">
     <w:nsid w:val="3EBA2E68"/>
     <w:multiLevelType w:val="multilevel"/>
     <w:tmpl w:val="1FAC6FAE"/>
@@ -10760,7 +10709,7 @@
       </w:rPr>
     </w:lvl>
   </w:abstractNum>
-  <w:abstractNum w:abstractNumId="22" w15:restartNumberingAfterBreak="0">
+  <w:abstractNum w:abstractNumId="22">
     <w:nsid w:val="3F7A6D73"/>
     <w:multiLevelType w:val="hybridMultilevel"/>
     <w:tmpl w:val="33F45FB8"/>
@@ -10874,7 +10823,7 @@
       </w:rPr>
     </w:lvl>
   </w:abstractNum>
-  <w:abstractNum w:abstractNumId="23" w15:restartNumberingAfterBreak="0">
+  <w:abstractNum w:abstractNumId="23">
     <w:nsid w:val="46672898"/>
     <w:multiLevelType w:val="multilevel"/>
     <w:tmpl w:val="03182D08"/>
@@ -11023,7 +10972,7 @@
       </w:rPr>
     </w:lvl>
   </w:abstractNum>
-  <w:abstractNum w:abstractNumId="24" w15:restartNumberingAfterBreak="0">
+  <w:abstractNum w:abstractNumId="24">
     <w:nsid w:val="4BA41EAA"/>
     <w:multiLevelType w:val="hybridMultilevel"/>
     <w:tmpl w:val="276A52D4"/>
@@ -11136,7 +11085,7 @@
       </w:rPr>
     </w:lvl>
   </w:abstractNum>
-  <w:abstractNum w:abstractNumId="25" w15:restartNumberingAfterBreak="0">
+  <w:abstractNum w:abstractNumId="25">
     <w:nsid w:val="4C2562C2"/>
     <w:multiLevelType w:val="multilevel"/>
     <w:tmpl w:val="F77C060E"/>
@@ -11285,7 +11234,7 @@
       </w:rPr>
     </w:lvl>
   </w:abstractNum>
-  <w:abstractNum w:abstractNumId="26" w15:restartNumberingAfterBreak="0">
+  <w:abstractNum w:abstractNumId="26">
     <w:nsid w:val="4F8A2F00"/>
     <w:multiLevelType w:val="multilevel"/>
     <w:tmpl w:val="A77A71DA"/>
@@ -11434,7 +11383,7 @@
       </w:rPr>
     </w:lvl>
   </w:abstractNum>
-  <w:abstractNum w:abstractNumId="27" w15:restartNumberingAfterBreak="0">
+  <w:abstractNum w:abstractNumId="27">
     <w:nsid w:val="50447C4C"/>
     <w:multiLevelType w:val="multilevel"/>
     <w:tmpl w:val="65FCDCFC"/>
@@ -11583,7 +11532,7 @@
       </w:rPr>
     </w:lvl>
   </w:abstractNum>
-  <w:abstractNum w:abstractNumId="28" w15:restartNumberingAfterBreak="0">
+  <w:abstractNum w:abstractNumId="28">
     <w:nsid w:val="50947691"/>
     <w:multiLevelType w:val="multilevel"/>
     <w:tmpl w:val="E154DB60"/>
@@ -11732,7 +11681,7 @@
       </w:rPr>
     </w:lvl>
   </w:abstractNum>
-  <w:abstractNum w:abstractNumId="29" w15:restartNumberingAfterBreak="0">
+  <w:abstractNum w:abstractNumId="29">
     <w:nsid w:val="54227100"/>
     <w:multiLevelType w:val="hybridMultilevel"/>
     <w:tmpl w:val="B016CA84"/>
@@ -11845,7 +11794,7 @@
       </w:rPr>
     </w:lvl>
   </w:abstractNum>
-  <w:abstractNum w:abstractNumId="30" w15:restartNumberingAfterBreak="0">
+  <w:abstractNum w:abstractNumId="30">
     <w:nsid w:val="54B1514E"/>
     <w:multiLevelType w:val="multilevel"/>
     <w:tmpl w:val="D55016B8"/>
@@ -11994,7 +11943,7 @@
       </w:rPr>
     </w:lvl>
   </w:abstractNum>
-  <w:abstractNum w:abstractNumId="31" w15:restartNumberingAfterBreak="0">
+  <w:abstractNum w:abstractNumId="31">
     <w:nsid w:val="5D414DF6"/>
     <w:multiLevelType w:val="multilevel"/>
     <w:tmpl w:val="34A2AC94"/>
@@ -12143,7 +12092,7 @@
       </w:rPr>
     </w:lvl>
   </w:abstractNum>
-  <w:abstractNum w:abstractNumId="32" w15:restartNumberingAfterBreak="0">
+  <w:abstractNum w:abstractNumId="32">
     <w:nsid w:val="609176CC"/>
     <w:multiLevelType w:val="hybridMultilevel"/>
     <w:tmpl w:val="4196706E"/>
@@ -12257,7 +12206,7 @@
       </w:rPr>
     </w:lvl>
   </w:abstractNum>
-  <w:abstractNum w:abstractNumId="33" w15:restartNumberingAfterBreak="0">
+  <w:abstractNum w:abstractNumId="33">
     <w:nsid w:val="66702357"/>
     <w:multiLevelType w:val="multilevel"/>
     <w:tmpl w:val="14DA5108"/>
@@ -12370,7 +12319,7 @@
       </w:pPr>
     </w:lvl>
   </w:abstractNum>
-  <w:abstractNum w:abstractNumId="34" w15:restartNumberingAfterBreak="0">
+  <w:abstractNum w:abstractNumId="34">
     <w:nsid w:val="671A2119"/>
     <w:multiLevelType w:val="multilevel"/>
     <w:tmpl w:val="073AB596"/>
@@ -12519,7 +12468,7 @@
       </w:rPr>
     </w:lvl>
   </w:abstractNum>
-  <w:abstractNum w:abstractNumId="35" w15:restartNumberingAfterBreak="0">
+  <w:abstractNum w:abstractNumId="35">
     <w:nsid w:val="671E4973"/>
     <w:multiLevelType w:val="multilevel"/>
     <w:tmpl w:val="0E44BED2"/>
@@ -12668,7 +12617,7 @@
       </w:rPr>
     </w:lvl>
   </w:abstractNum>
-  <w:abstractNum w:abstractNumId="36" w15:restartNumberingAfterBreak="0">
+  <w:abstractNum w:abstractNumId="36">
     <w:nsid w:val="69913D56"/>
     <w:multiLevelType w:val="multilevel"/>
     <w:tmpl w:val="8D78C300"/>
@@ -12817,7 +12766,7 @@
       </w:rPr>
     </w:lvl>
   </w:abstractNum>
-  <w:abstractNum w:abstractNumId="37" w15:restartNumberingAfterBreak="0">
+  <w:abstractNum w:abstractNumId="37">
     <w:nsid w:val="6EDB137D"/>
     <w:multiLevelType w:val="multilevel"/>
     <w:tmpl w:val="4009001F"/>
@@ -12903,7 +12852,7 @@
       </w:pPr>
     </w:lvl>
   </w:abstractNum>
-  <w:abstractNum w:abstractNumId="38" w15:restartNumberingAfterBreak="0">
+  <w:abstractNum w:abstractNumId="38">
     <w:nsid w:val="6FCC227C"/>
     <w:multiLevelType w:val="multilevel"/>
     <w:tmpl w:val="5DBECF68"/>
@@ -13052,7 +13001,7 @@
       </w:rPr>
     </w:lvl>
   </w:abstractNum>
-  <w:abstractNum w:abstractNumId="39" w15:restartNumberingAfterBreak="0">
+  <w:abstractNum w:abstractNumId="39">
     <w:nsid w:val="75620B18"/>
     <w:multiLevelType w:val="hybridMultilevel"/>
     <w:tmpl w:val="714A86CC"/>
@@ -13165,7 +13114,7 @@
       </w:rPr>
     </w:lvl>
   </w:abstractNum>
-  <w:abstractNum w:abstractNumId="40" w15:restartNumberingAfterBreak="0">
+  <w:abstractNum w:abstractNumId="40">
     <w:nsid w:val="799815C2"/>
     <w:multiLevelType w:val="multilevel"/>
     <w:tmpl w:val="C40CBBDA"/>
@@ -13314,7 +13263,7 @@
       </w:rPr>
     </w:lvl>
   </w:abstractNum>
-  <w:abstractNum w:abstractNumId="41" w15:restartNumberingAfterBreak="0">
+  <w:abstractNum w:abstractNumId="41">
     <w:nsid w:val="7A765C90"/>
     <w:multiLevelType w:val="multilevel"/>
     <w:tmpl w:val="9E5E14D8"/>
@@ -13431,7 +13380,7 @@
       </w:pPr>
     </w:lvl>
   </w:abstractNum>
-  <w:abstractNum w:abstractNumId="42" w15:restartNumberingAfterBreak="0">
+  <w:abstractNum w:abstractNumId="42">
     <w:nsid w:val="7BF83E09"/>
     <w:multiLevelType w:val="hybridMultilevel"/>
     <w:tmpl w:val="3342C982"/>
@@ -13544,7 +13493,7 @@
       </w:rPr>
     </w:lvl>
   </w:abstractNum>
-  <w:abstractNum w:abstractNumId="43" w15:restartNumberingAfterBreak="0">
+  <w:abstractNum w:abstractNumId="43">
     <w:nsid w:val="7CAA5631"/>
     <w:multiLevelType w:val="hybridMultilevel"/>
     <w:tmpl w:val="C882C0C6"/>
@@ -13630,7 +13579,7 @@
       </w:pPr>
     </w:lvl>
   </w:abstractNum>
-  <w:abstractNum w:abstractNumId="44" w15:restartNumberingAfterBreak="0">
+  <w:abstractNum w:abstractNumId="44">
     <w:nsid w:val="7D917091"/>
     <w:multiLevelType w:val="hybridMultilevel"/>
     <w:tmpl w:val="87FC74DC"/>
@@ -13743,7 +13692,7 @@
       </w:rPr>
     </w:lvl>
   </w:abstractNum>
-  <w:abstractNum w:abstractNumId="45" w15:restartNumberingAfterBreak="0">
+  <w:abstractNum w:abstractNumId="45">
     <w:nsid w:val="7D9939F6"/>
     <w:multiLevelType w:val="multilevel"/>
     <w:tmpl w:val="92A66990"/>
@@ -13892,149 +13841,149 @@
       </w:rPr>
     </w:lvl>
   </w:abstractNum>
-  <w:num w:numId="1" w16cid:durableId="853149199">
+  <w:num w:numId="1">
     <w:abstractNumId w:val="19"/>
   </w:num>
-  <w:num w:numId="2" w16cid:durableId="215626428">
+  <w:num w:numId="2">
     <w:abstractNumId w:val="12"/>
   </w:num>
-  <w:num w:numId="3" w16cid:durableId="615065265">
+  <w:num w:numId="3">
     <w:abstractNumId w:val="28"/>
   </w:num>
-  <w:num w:numId="4" w16cid:durableId="1727608066">
+  <w:num w:numId="4">
     <w:abstractNumId w:val="40"/>
   </w:num>
-  <w:num w:numId="5" w16cid:durableId="444424821">
+  <w:num w:numId="5">
     <w:abstractNumId w:val="30"/>
   </w:num>
-  <w:num w:numId="6" w16cid:durableId="641547916">
+  <w:num w:numId="6">
     <w:abstractNumId w:val="36"/>
   </w:num>
-  <w:num w:numId="7" w16cid:durableId="1624310985">
+  <w:num w:numId="7">
     <w:abstractNumId w:val="13"/>
   </w:num>
-  <w:num w:numId="8" w16cid:durableId="1045445800">
+  <w:num w:numId="8">
     <w:abstractNumId w:val="25"/>
   </w:num>
-  <w:num w:numId="9" w16cid:durableId="926841304">
+  <w:num w:numId="9">
     <w:abstractNumId w:val="26"/>
   </w:num>
-  <w:num w:numId="10" w16cid:durableId="27029531">
+  <w:num w:numId="10">
     <w:abstractNumId w:val="34"/>
   </w:num>
-  <w:num w:numId="11" w16cid:durableId="1278491241">
+  <w:num w:numId="11">
     <w:abstractNumId w:val="38"/>
   </w:num>
-  <w:num w:numId="12" w16cid:durableId="193231876">
+  <w:num w:numId="12">
     <w:abstractNumId w:val="27"/>
   </w:num>
-  <w:num w:numId="13" w16cid:durableId="391201095">
+  <w:num w:numId="13">
     <w:abstractNumId w:val="31"/>
   </w:num>
-  <w:num w:numId="14" w16cid:durableId="36469616">
+  <w:num w:numId="14">
     <w:abstractNumId w:val="5"/>
   </w:num>
-  <w:num w:numId="15" w16cid:durableId="77487330">
+  <w:num w:numId="15">
     <w:abstractNumId w:val="9"/>
   </w:num>
-  <w:num w:numId="16" w16cid:durableId="761687350">
+  <w:num w:numId="16">
     <w:abstractNumId w:val="32"/>
   </w:num>
-  <w:num w:numId="17" w16cid:durableId="403642943">
+  <w:num w:numId="17">
     <w:abstractNumId w:val="22"/>
   </w:num>
-  <w:num w:numId="18" w16cid:durableId="1981350082">
+  <w:num w:numId="18">
     <w:abstractNumId w:val="0"/>
   </w:num>
-  <w:num w:numId="19" w16cid:durableId="2012217657">
+  <w:num w:numId="19">
     <w:abstractNumId w:val="3"/>
   </w:num>
-  <w:num w:numId="20" w16cid:durableId="1145855664">
+  <w:num w:numId="20">
     <w:abstractNumId w:val="7"/>
   </w:num>
-  <w:num w:numId="21" w16cid:durableId="559636623">
+  <w:num w:numId="21">
     <w:abstractNumId w:val="21"/>
   </w:num>
-  <w:num w:numId="22" w16cid:durableId="882862652">
+  <w:num w:numId="22">
     <w:abstractNumId w:val="33"/>
   </w:num>
-  <w:num w:numId="23" w16cid:durableId="714282538">
+  <w:num w:numId="23">
     <w:abstractNumId w:val="39"/>
   </w:num>
-  <w:num w:numId="24" w16cid:durableId="1982148059">
+  <w:num w:numId="24">
     <w:abstractNumId w:val="6"/>
   </w:num>
-  <w:num w:numId="25" w16cid:durableId="990795452">
+  <w:num w:numId="25">
     <w:abstractNumId w:val="8"/>
   </w:num>
-  <w:num w:numId="26" w16cid:durableId="2077119922">
+  <w:num w:numId="26">
     <w:abstractNumId w:val="45"/>
   </w:num>
-  <w:num w:numId="27" w16cid:durableId="143395262">
+  <w:num w:numId="27">
     <w:abstractNumId w:val="23"/>
   </w:num>
-  <w:num w:numId="28" w16cid:durableId="312225115">
+  <w:num w:numId="28">
     <w:abstractNumId w:val="2"/>
   </w:num>
-  <w:num w:numId="29" w16cid:durableId="684475873">
+  <w:num w:numId="29">
     <w:abstractNumId w:val="20"/>
   </w:num>
-  <w:num w:numId="30" w16cid:durableId="728847637">
+  <w:num w:numId="30">
     <w:abstractNumId w:val="10"/>
   </w:num>
-  <w:num w:numId="31" w16cid:durableId="943076841">
+  <w:num w:numId="31">
     <w:abstractNumId w:val="14"/>
   </w:num>
-  <w:num w:numId="32" w16cid:durableId="1768504805">
+  <w:num w:numId="32">
     <w:abstractNumId w:val="44"/>
   </w:num>
-  <w:num w:numId="33" w16cid:durableId="1993025412">
+  <w:num w:numId="33">
     <w:abstractNumId w:val="24"/>
   </w:num>
-  <w:num w:numId="34" w16cid:durableId="673997627">
+  <w:num w:numId="34">
     <w:abstractNumId w:val="29"/>
   </w:num>
-  <w:num w:numId="35" w16cid:durableId="1150247416">
+  <w:num w:numId="35">
     <w:abstractNumId w:val="42"/>
   </w:num>
-  <w:num w:numId="36" w16cid:durableId="44184216">
+  <w:num w:numId="36">
     <w:abstractNumId w:val="43"/>
   </w:num>
-  <w:num w:numId="37" w16cid:durableId="839008994">
+  <w:num w:numId="37">
     <w:abstractNumId w:val="4"/>
   </w:num>
-  <w:num w:numId="38" w16cid:durableId="2123567911">
+  <w:num w:numId="38">
     <w:abstractNumId w:val="17"/>
   </w:num>
-  <w:num w:numId="39" w16cid:durableId="1408722483">
+  <w:num w:numId="39">
     <w:abstractNumId w:val="18"/>
   </w:num>
-  <w:num w:numId="40" w16cid:durableId="569536004">
+  <w:num w:numId="40">
     <w:abstractNumId w:val="1"/>
   </w:num>
-  <w:num w:numId="41" w16cid:durableId="1352148414">
+  <w:num w:numId="41">
     <w:abstractNumId w:val="15"/>
   </w:num>
-  <w:num w:numId="42" w16cid:durableId="822507582">
+  <w:num w:numId="42">
     <w:abstractNumId w:val="35"/>
   </w:num>
-  <w:num w:numId="43" w16cid:durableId="327639698">
+  <w:num w:numId="43">
     <w:abstractNumId w:val="11"/>
   </w:num>
-  <w:num w:numId="44" w16cid:durableId="1572811227">
+  <w:num w:numId="44">
     <w:abstractNumId w:val="16"/>
   </w:num>
-  <w:num w:numId="45" w16cid:durableId="50270264">
+  <w:num w:numId="45">
     <w:abstractNumId w:val="37"/>
   </w:num>
-  <w:num w:numId="46" w16cid:durableId="2036153540">
+  <w:num w:numId="46">
     <w:abstractNumId w:val="41"/>
   </w:num>
 </w:numbering>
 </file>
 
 <file path=word/styles.xml><?xml version="1.0" encoding="utf-8"?>
-<w:styles xmlns:mc="http://schemas.openxmlformats.org/markup-compatibility/2006" xmlns:r="http://schemas.openxmlformats.org/officeDocument/2006/relationships" xmlns:w="http://schemas.openxmlformats.org/wordprocessingml/2006/main" xmlns:w14="http://schemas.microsoft.com/office/word/2010/wordml" xmlns:w15="http://schemas.microsoft.com/office/word/2012/wordml" xmlns:w16cex="http://schemas.microsoft.com/office/word/2018/wordml/cex" xmlns:w16cid="http://schemas.microsoft.com/office/word/2016/wordml/cid" xmlns:w16="http://schemas.microsoft.com/office/word/2018/wordml" xmlns:w16du="http://schemas.microsoft.com/office/word/2023/wordml/word16du" xmlns:w16sdtdh="http://schemas.microsoft.com/office/word/2020/wordml/sdtdatahash" xmlns:w16sdtfl="http://schemas.microsoft.com/office/word/2024/wordml/sdtformatlock" xmlns:w16se="http://schemas.microsoft.com/office/word/2015/wordml/symex" mc:Ignorable="w14 w15 w16se w16cid w16 w16cex w16sdtdh w16sdtfl w16du">
+<w:styles xmlns:mc="http://schemas.openxmlformats.org/markup-compatibility/2006" xmlns:r="http://schemas.openxmlformats.org/officeDocument/2006/relationships" xmlns:w="http://schemas.openxmlformats.org/wordprocessingml/2006/main" xmlns:w14="http://schemas.microsoft.com/office/word/2010/wordml" mc:Ignorable="w14">
   <w:docDefaults>
     <w:rPrDefault>
       <w:rPr>
@@ -14050,383 +13999,1025 @@
       </w:pPr>
     </w:pPrDefault>
   </w:docDefaults>
-  <w:latentStyles w:defLockedState="0" w:defUIPriority="99" w:defSemiHidden="0" w:defUnhideWhenUsed="0" w:defQFormat="0" w:count="376">
-    <w:lsdException w:name="Normal" w:uiPriority="0" w:qFormat="1"/>
-    <w:lsdException w:name="heading 1" w:uiPriority="9" w:qFormat="1"/>
-    <w:lsdException w:name="heading 2" w:semiHidden="1" w:uiPriority="9" w:unhideWhenUsed="1" w:qFormat="1"/>
-    <w:lsdException w:name="heading 3" w:semiHidden="1" w:uiPriority="9" w:unhideWhenUsed="1" w:qFormat="1"/>
-    <w:lsdException w:name="heading 4" w:semiHidden="1" w:uiPriority="9" w:unhideWhenUsed="1" w:qFormat="1"/>
-    <w:lsdException w:name="heading 5" w:semiHidden="1" w:uiPriority="9" w:unhideWhenUsed="1" w:qFormat="1"/>
-    <w:lsdException w:name="heading 6" w:semiHidden="1" w:uiPriority="9" w:unhideWhenUsed="1" w:qFormat="1"/>
-    <w:lsdException w:name="heading 7" w:semiHidden="1" w:uiPriority="9" w:unhideWhenUsed="1" w:qFormat="1"/>
-    <w:lsdException w:name="heading 8" w:semiHidden="1" w:uiPriority="9" w:unhideWhenUsed="1" w:qFormat="1"/>
-    <w:lsdException w:name="heading 9" w:semiHidden="1" w:uiPriority="9" w:unhideWhenUsed="1" w:qFormat="1"/>
-    <w:lsdException w:name="index 1" w:semiHidden="1" w:unhideWhenUsed="1"/>
-    <w:lsdException w:name="index 2" w:semiHidden="1" w:unhideWhenUsed="1"/>
-    <w:lsdException w:name="index 3" w:semiHidden="1" w:unhideWhenUsed="1"/>
-    <w:lsdException w:name="index 4" w:semiHidden="1" w:unhideWhenUsed="1"/>
-    <w:lsdException w:name="index 5" w:semiHidden="1" w:unhideWhenUsed="1"/>
-    <w:lsdException w:name="index 6" w:semiHidden="1" w:unhideWhenUsed="1"/>
-    <w:lsdException w:name="index 7" w:semiHidden="1" w:unhideWhenUsed="1"/>
-    <w:lsdException w:name="index 8" w:semiHidden="1" w:unhideWhenUsed="1"/>
-    <w:lsdException w:name="index 9" w:semiHidden="1" w:unhideWhenUsed="1"/>
-    <w:lsdException w:name="toc 1" w:semiHidden="1" w:uiPriority="39" w:unhideWhenUsed="1"/>
-    <w:lsdException w:name="toc 2" w:semiHidden="1" w:uiPriority="39" w:unhideWhenUsed="1"/>
-    <w:lsdException w:name="toc 3" w:semiHidden="1" w:uiPriority="39" w:unhideWhenUsed="1"/>
-    <w:lsdException w:name="toc 4" w:semiHidden="1" w:uiPriority="39" w:unhideWhenUsed="1"/>
-    <w:lsdException w:name="toc 5" w:semiHidden="1" w:uiPriority="39" w:unhideWhenUsed="1"/>
-    <w:lsdException w:name="toc 6" w:semiHidden="1" w:uiPriority="39" w:unhideWhenUsed="1"/>
-    <w:lsdException w:name="toc 7" w:semiHidden="1" w:uiPriority="39" w:unhideWhenUsed="1"/>
-    <w:lsdException w:name="toc 8" w:semiHidden="1" w:uiPriority="39" w:unhideWhenUsed="1"/>
-    <w:lsdException w:name="toc 9" w:semiHidden="1" w:uiPriority="39" w:unhideWhenUsed="1"/>
-    <w:lsdException w:name="Normal Indent" w:semiHidden="1" w:unhideWhenUsed="1"/>
-    <w:lsdException w:name="footnote text" w:semiHidden="1" w:unhideWhenUsed="1"/>
-    <w:lsdException w:name="annotation text" w:semiHidden="1" w:unhideWhenUsed="1"/>
-    <w:lsdException w:name="header" w:semiHidden="1" w:unhideWhenUsed="1"/>
-    <w:lsdException w:name="footer" w:semiHidden="1" w:unhideWhenUsed="1"/>
-    <w:lsdException w:name="index heading" w:semiHidden="1" w:unhideWhenUsed="1"/>
-    <w:lsdException w:name="caption" w:semiHidden="1" w:uiPriority="35" w:unhideWhenUsed="1" w:qFormat="1"/>
-    <w:lsdException w:name="table of figures" w:semiHidden="1" w:unhideWhenUsed="1"/>
-    <w:lsdException w:name="envelope address" w:semiHidden="1" w:unhideWhenUsed="1"/>
-    <w:lsdException w:name="envelope return" w:semiHidden="1" w:unhideWhenUsed="1"/>
-    <w:lsdException w:name="footnote reference" w:semiHidden="1" w:unhideWhenUsed="1"/>
-    <w:lsdException w:name="annotation reference" w:semiHidden="1" w:unhideWhenUsed="1"/>
-    <w:lsdException w:name="line number" w:semiHidden="1" w:unhideWhenUsed="1"/>
-    <w:lsdException w:name="page number" w:semiHidden="1" w:unhideWhenUsed="1"/>
-    <w:lsdException w:name="endnote reference" w:semiHidden="1" w:unhideWhenUsed="1"/>
-    <w:lsdException w:name="endnote text" w:semiHidden="1" w:unhideWhenUsed="1"/>
-    <w:lsdException w:name="table of authorities" w:semiHidden="1" w:unhideWhenUsed="1"/>
-    <w:lsdException w:name="macro" w:semiHidden="1" w:unhideWhenUsed="1"/>
-    <w:lsdException w:name="toa heading" w:semiHidden="1" w:unhideWhenUsed="1"/>
-    <w:lsdException w:name="List" w:semiHidden="1" w:unhideWhenUsed="1"/>
-    <w:lsdException w:name="List Bullet" w:semiHidden="1" w:unhideWhenUsed="1"/>
-    <w:lsdException w:name="List Number" w:semiHidden="1" w:unhideWhenUsed="1"/>
-    <w:lsdException w:name="List 2" w:semiHidden="1" w:unhideWhenUsed="1"/>
-    <w:lsdException w:name="List 3" w:semiHidden="1" w:unhideWhenUsed="1"/>
-    <w:lsdException w:name="List 4" w:semiHidden="1" w:unhideWhenUsed="1"/>
-    <w:lsdException w:name="List 5" w:semiHidden="1" w:unhideWhenUsed="1"/>
-    <w:lsdException w:name="List Bullet 2" w:semiHidden="1" w:unhideWhenUsed="1"/>
-    <w:lsdException w:name="List Bullet 3" w:semiHidden="1" w:unhideWhenUsed="1"/>
-    <w:lsdException w:name="List Bullet 4" w:semiHidden="1" w:unhideWhenUsed="1"/>
-    <w:lsdException w:name="List Bullet 5" w:semiHidden="1" w:unhideWhenUsed="1"/>
-    <w:lsdException w:name="List Number 2" w:semiHidden="1" w:unhideWhenUsed="1"/>
-    <w:lsdException w:name="List Number 3" w:semiHidden="1" w:unhideWhenUsed="1"/>
-    <w:lsdException w:name="List Number 4" w:semiHidden="1" w:unhideWhenUsed="1"/>
-    <w:lsdException w:name="List Number 5" w:semiHidden="1" w:unhideWhenUsed="1"/>
-    <w:lsdException w:name="Title" w:uiPriority="10" w:qFormat="1"/>
-    <w:lsdException w:name="Closing" w:semiHidden="1" w:unhideWhenUsed="1"/>
-    <w:lsdException w:name="Signature" w:semiHidden="1" w:unhideWhenUsed="1"/>
-    <w:lsdException w:name="Default Paragraph Font" w:semiHidden="1" w:uiPriority="1" w:unhideWhenUsed="1"/>
-    <w:lsdException w:name="Body Text" w:semiHidden="1" w:unhideWhenUsed="1"/>
-    <w:lsdException w:name="Body Text Indent" w:semiHidden="1" w:unhideWhenUsed="1"/>
-    <w:lsdException w:name="List Continue" w:semiHidden="1" w:unhideWhenUsed="1"/>
-    <w:lsdException w:name="List Continue 2" w:semiHidden="1" w:unhideWhenUsed="1"/>
-    <w:lsdException w:name="List Continue 3" w:semiHidden="1" w:unhideWhenUsed="1"/>
-    <w:lsdException w:name="List Continue 4" w:semiHidden="1" w:unhideWhenUsed="1"/>
-    <w:lsdException w:name="List Continue 5" w:semiHidden="1" w:unhideWhenUsed="1"/>
-    <w:lsdException w:name="Message Header" w:semiHidden="1" w:unhideWhenUsed="1"/>
-    <w:lsdException w:name="Subtitle" w:uiPriority="11" w:qFormat="1"/>
-    <w:lsdException w:name="Salutation" w:semiHidden="1" w:unhideWhenUsed="1"/>
-    <w:lsdException w:name="Date" w:semiHidden="1" w:unhideWhenUsed="1"/>
-    <w:lsdException w:name="Body Text First Indent" w:semiHidden="1" w:unhideWhenUsed="1"/>
-    <w:lsdException w:name="Body Text First Indent 2" w:semiHidden="1" w:unhideWhenUsed="1"/>
-    <w:lsdException w:name="Note Heading" w:semiHidden="1" w:unhideWhenUsed="1"/>
-    <w:lsdException w:name="Body Text 2" w:semiHidden="1" w:unhideWhenUsed="1"/>
-    <w:lsdException w:name="Body Text 3" w:semiHidden="1" w:unhideWhenUsed="1"/>
-    <w:lsdException w:name="Body Text Indent 2" w:semiHidden="1" w:unhideWhenUsed="1"/>
-    <w:lsdException w:name="Body Text Indent 3" w:semiHidden="1" w:unhideWhenUsed="1"/>
-    <w:lsdException w:name="Block Text" w:semiHidden="1" w:unhideWhenUsed="1"/>
-    <w:lsdException w:name="Hyperlink" w:semiHidden="1" w:unhideWhenUsed="1"/>
-    <w:lsdException w:name="FollowedHyperlink" w:semiHidden="1" w:unhideWhenUsed="1"/>
-    <w:lsdException w:name="Strong" w:uiPriority="22" w:qFormat="1"/>
-    <w:lsdException w:name="Emphasis" w:uiPriority="20" w:qFormat="1"/>
-    <w:lsdException w:name="Document Map" w:semiHidden="1" w:unhideWhenUsed="1"/>
-    <w:lsdException w:name="Plain Text" w:semiHidden="1" w:unhideWhenUsed="1"/>
-    <w:lsdException w:name="E-mail Signature" w:semiHidden="1" w:unhideWhenUsed="1"/>
-    <w:lsdException w:name="HTML Top of Form" w:semiHidden="1" w:unhideWhenUsed="1"/>
-    <w:lsdException w:name="HTML Bottom of Form" w:semiHidden="1" w:unhideWhenUsed="1"/>
-    <w:lsdException w:name="Normal (Web)" w:semiHidden="1" w:unhideWhenUsed="1"/>
-    <w:lsdException w:name="HTML Acronym" w:semiHidden="1" w:unhideWhenUsed="1"/>
-    <w:lsdException w:name="HTML Address" w:semiHidden="1" w:unhideWhenUsed="1"/>
-    <w:lsdException w:name="HTML Cite" w:semiHidden="1" w:unhideWhenUsed="1"/>
-    <w:lsdException w:name="HTML Code" w:semiHidden="1" w:unhideWhenUsed="1"/>
-    <w:lsdException w:name="HTML Definition" w:semiHidden="1" w:unhideWhenUsed="1"/>
-    <w:lsdException w:name="HTML Keyboard" w:semiHidden="1" w:unhideWhenUsed="1"/>
-    <w:lsdException w:name="HTML Preformatted" w:semiHidden="1" w:unhideWhenUsed="1"/>
-    <w:lsdException w:name="HTML Sample" w:semiHidden="1" w:unhideWhenUsed="1"/>
-    <w:lsdException w:name="HTML Typewriter" w:semiHidden="1" w:unhideWhenUsed="1"/>
-    <w:lsdException w:name="HTML Variable" w:semiHidden="1" w:unhideWhenUsed="1"/>
-    <w:lsdException w:name="Normal Table" w:semiHidden="1" w:unhideWhenUsed="1"/>
-    <w:lsdException w:name="annotation subject" w:semiHidden="1" w:unhideWhenUsed="1"/>
-    <w:lsdException w:name="No List" w:semiHidden="1" w:unhideWhenUsed="1"/>
-    <w:lsdException w:name="Outline List 1" w:semiHidden="1" w:unhideWhenUsed="1"/>
-    <w:lsdException w:name="Outline List 2" w:semiHidden="1" w:unhideWhenUsed="1"/>
-    <w:lsdException w:name="Outline List 3" w:semiHidden="1" w:unhideWhenUsed="1"/>
-    <w:lsdException w:name="Table Simple 1" w:semiHidden="1" w:unhideWhenUsed="1"/>
-    <w:lsdException w:name="Table Simple 2" w:semiHidden="1" w:unhideWhenUsed="1"/>
-    <w:lsdException w:name="Table Simple 3" w:semiHidden="1" w:unhideWhenUsed="1"/>
-    <w:lsdException w:name="Table Classic 1" w:semiHidden="1" w:unhideWhenUsed="1"/>
-    <w:lsdException w:name="Table Classic 2" w:semiHidden="1" w:unhideWhenUsed="1"/>
-    <w:lsdException w:name="Table Classic 3" w:semiHidden="1" w:unhideWhenUsed="1"/>
-    <w:lsdException w:name="Table Classic 4" w:semiHidden="1" w:unhideWhenUsed="1"/>
-    <w:lsdException w:name="Table Colorful 1" w:semiHidden="1" w:unhideWhenUsed="1"/>
-    <w:lsdException w:name="Table Colorful 2" w:semiHidden="1" w:unhideWhenUsed="1"/>
-    <w:lsdException w:name="Table Colorful 3" w:semiHidden="1" w:unhideWhenUsed="1"/>
-    <w:lsdException w:name="Table Columns 1" w:semiHidden="1" w:unhideWhenUsed="1"/>
-    <w:lsdException w:name="Table Columns 2" w:semiHidden="1" w:unhideWhenUsed="1"/>
-    <w:lsdException w:name="Table Columns 3" w:semiHidden="1" w:unhideWhenUsed="1"/>
-    <w:lsdException w:name="Table Columns 4" w:semiHidden="1" w:unhideWhenUsed="1"/>
-    <w:lsdException w:name="Table Columns 5" w:semiHidden="1" w:unhideWhenUsed="1"/>
-    <w:lsdException w:name="Table Grid 1" w:semiHidden="1" w:unhideWhenUsed="1"/>
-    <w:lsdException w:name="Table Grid 2" w:semiHidden="1" w:unhideWhenUsed="1"/>
-    <w:lsdException w:name="Table Grid 3" w:semiHidden="1" w:unhideWhenUsed="1"/>
-    <w:lsdException w:name="Table Grid 4" w:semiHidden="1" w:unhideWhenUsed="1"/>
-    <w:lsdException w:name="Table Grid 5" w:semiHidden="1" w:unhideWhenUsed="1"/>
-    <w:lsdException w:name="Table Grid 6" w:semiHidden="1" w:unhideWhenUsed="1"/>
-    <w:lsdException w:name="Table Grid 7" w:semiHidden="1" w:unhideWhenUsed="1"/>
-    <w:lsdException w:name="Table Grid 8" w:semiHidden="1" w:unhideWhenUsed="1"/>
-    <w:lsdException w:name="Table List 1" w:semiHidden="1" w:unhideWhenUsed="1"/>
-    <w:lsdException w:name="Table List 2" w:semiHidden="1" w:unhideWhenUsed="1"/>
-    <w:lsdException w:name="Table List 3" w:semiHidden="1" w:unhideWhenUsed="1"/>
-    <w:lsdException w:name="Table List 4" w:semiHidden="1" w:unhideWhenUsed="1"/>
-    <w:lsdException w:name="Table List 5" w:semiHidden="1" w:unhideWhenUsed="1"/>
-    <w:lsdException w:name="Table List 6" w:semiHidden="1" w:unhideWhenUsed="1"/>
-    <w:lsdException w:name="Table List 7" w:semiHidden="1" w:unhideWhenUsed="1"/>
-    <w:lsdException w:name="Table List 8" w:semiHidden="1" w:unhideWhenUsed="1"/>
-    <w:lsdException w:name="Table 3D effects 1" w:semiHidden="1" w:unhideWhenUsed="1"/>
-    <w:lsdException w:name="Table 3D effects 2" w:semiHidden="1" w:unhideWhenUsed="1"/>
-    <w:lsdException w:name="Table 3D effects 3" w:semiHidden="1" w:unhideWhenUsed="1"/>
-    <w:lsdException w:name="Table Contemporary" w:semiHidden="1" w:unhideWhenUsed="1"/>
-    <w:lsdException w:name="Table Elegant" w:semiHidden="1" w:unhideWhenUsed="1"/>
-    <w:lsdException w:name="Table Professional" w:semiHidden="1" w:unhideWhenUsed="1"/>
-    <w:lsdException w:name="Table Subtle 1" w:semiHidden="1" w:unhideWhenUsed="1"/>
-    <w:lsdException w:name="Table Subtle 2" w:semiHidden="1" w:unhideWhenUsed="1"/>
-    <w:lsdException w:name="Table Web 1" w:semiHidden="1" w:unhideWhenUsed="1"/>
-    <w:lsdException w:name="Table Web 2" w:semiHidden="1" w:unhideWhenUsed="1"/>
-    <w:lsdException w:name="Table Web 3" w:semiHidden="1" w:unhideWhenUsed="1"/>
-    <w:lsdException w:name="Balloon Text" w:semiHidden="1" w:unhideWhenUsed="1"/>
-    <w:lsdException w:name="Table Grid" w:uiPriority="39"/>
-    <w:lsdException w:name="Table Theme" w:semiHidden="1" w:unhideWhenUsed="1"/>
-    <w:lsdException w:name="Placeholder Text" w:semiHidden="1"/>
-    <w:lsdException w:name="No Spacing" w:uiPriority="1" w:qFormat="1"/>
-    <w:lsdException w:name="Light Shading" w:uiPriority="60"/>
-    <w:lsdException w:name="Light List" w:uiPriority="61"/>
-    <w:lsdException w:name="Light Grid" w:uiPriority="62"/>
-    <w:lsdException w:name="Medium Shading 1" w:uiPriority="63"/>
-    <w:lsdException w:name="Medium Shading 2" w:uiPriority="64"/>
-    <w:lsdException w:name="Medium List 1" w:uiPriority="65"/>
-    <w:lsdException w:name="Medium List 2" w:uiPriority="66"/>
-    <w:lsdException w:name="Medium Grid 1" w:uiPriority="67"/>
-    <w:lsdException w:name="Medium Grid 2" w:uiPriority="68"/>
-    <w:lsdException w:name="Medium Grid 3" w:uiPriority="69"/>
-    <w:lsdException w:name="Dark List" w:uiPriority="70"/>
-    <w:lsdException w:name="Colorful Shading" w:uiPriority="71"/>
-    <w:lsdException w:name="Colorful List" w:uiPriority="72"/>
-    <w:lsdException w:name="Colorful Grid" w:uiPriority="73"/>
-    <w:lsdException w:name="Light Shading Accent 1" w:uiPriority="60"/>
-    <w:lsdException w:name="Light List Accent 1" w:uiPriority="61"/>
-    <w:lsdException w:name="Light Grid Accent 1" w:uiPriority="62"/>
-    <w:lsdException w:name="Medium Shading 1 Accent 1" w:uiPriority="63"/>
-    <w:lsdException w:name="Medium Shading 2 Accent 1" w:uiPriority="64"/>
-    <w:lsdException w:name="Medium List 1 Accent 1" w:uiPriority="65"/>
-    <w:lsdException w:name="Revision" w:semiHidden="1"/>
-    <w:lsdException w:name="List Paragraph" w:uiPriority="34" w:qFormat="1"/>
-    <w:lsdException w:name="Quote" w:uiPriority="29" w:qFormat="1"/>
-    <w:lsdException w:name="Intense Quote" w:uiPriority="30" w:qFormat="1"/>
-    <w:lsdException w:name="Medium List 2 Accent 1" w:uiPriority="66"/>
-    <w:lsdException w:name="Medium Grid 1 Accent 1" w:uiPriority="67"/>
-    <w:lsdException w:name="Medium Grid 2 Accent 1" w:uiPriority="68"/>
-    <w:lsdException w:name="Medium Grid 3 Accent 1" w:uiPriority="69"/>
-    <w:lsdException w:name="Dark List Accent 1" w:uiPriority="70"/>
-    <w:lsdException w:name="Colorful Shading Accent 1" w:uiPriority="71"/>
-    <w:lsdException w:name="Colorful List Accent 1" w:uiPriority="72"/>
-    <w:lsdException w:name="Colorful Grid Accent 1" w:uiPriority="73"/>
-    <w:lsdException w:name="Light Shading Accent 2" w:uiPriority="60"/>
-    <w:lsdException w:name="Light List Accent 2" w:uiPriority="61"/>
-    <w:lsdException w:name="Light Grid Accent 2" w:uiPriority="62"/>
-    <w:lsdException w:name="Medium Shading 1 Accent 2" w:uiPriority="63"/>
-    <w:lsdException w:name="Medium Shading 2 Accent 2" w:uiPriority="64"/>
-    <w:lsdException w:name="Medium List 1 Accent 2" w:uiPriority="65"/>
-    <w:lsdException w:name="Medium List 2 Accent 2" w:uiPriority="66"/>
-    <w:lsdException w:name="Medium Grid 1 Accent 2" w:uiPriority="67"/>
-    <w:lsdException w:name="Medium Grid 2 Accent 2" w:uiPriority="68"/>
-    <w:lsdException w:name="Medium Grid 3 Accent 2" w:uiPriority="69"/>
-    <w:lsdException w:name="Dark List Accent 2" w:uiPriority="70"/>
-    <w:lsdException w:name="Colorful Shading Accent 2" w:uiPriority="71"/>
-    <w:lsdException w:name="Colorful List Accent 2" w:uiPriority="72"/>
-    <w:lsdException w:name="Colorful Grid Accent 2" w:uiPriority="73"/>
-    <w:lsdException w:name="Light Shading Accent 3" w:uiPriority="60"/>
-    <w:lsdException w:name="Light List Accent 3" w:uiPriority="61"/>
-    <w:lsdException w:name="Light Grid Accent 3" w:uiPriority="62"/>
-    <w:lsdException w:name="Medium Shading 1 Accent 3" w:uiPriority="63"/>
-    <w:lsdException w:name="Medium Shading 2 Accent 3" w:uiPriority="64"/>
-    <w:lsdException w:name="Medium List 1 Accent 3" w:uiPriority="65"/>
-    <w:lsdException w:name="Medium List 2 Accent 3" w:uiPriority="66"/>
-    <w:lsdException w:name="Medium Grid 1 Accent 3" w:uiPriority="67"/>
-    <w:lsdException w:name="Medium Grid 2 Accent 3" w:uiPriority="68"/>
-    <w:lsdException w:name="Medium Grid 3 Accent 3" w:uiPriority="69"/>
-    <w:lsdException w:name="Dark List Accent 3" w:uiPriority="70"/>
-    <w:lsdException w:name="Colorful Shading Accent 3" w:uiPriority="71"/>
-    <w:lsdException w:name="Colorful List Accent 3" w:uiPriority="72"/>
-    <w:lsdException w:name="Colorful Grid Accent 3" w:uiPriority="73"/>
-    <w:lsdException w:name="Light Shading Accent 4" w:uiPriority="60"/>
-    <w:lsdException w:name="Light List Accent 4" w:uiPriority="61"/>
-    <w:lsdException w:name="Light Grid Accent 4" w:uiPriority="62"/>
-    <w:lsdException w:name="Medium Shading 1 Accent 4" w:uiPriority="63"/>
-    <w:lsdException w:name="Medium Shading 2 Accent 4" w:uiPriority="64"/>
-    <w:lsdException w:name="Medium List 1 Accent 4" w:uiPriority="65"/>
-    <w:lsdException w:name="Medium List 2 Accent 4" w:uiPriority="66"/>
-    <w:lsdException w:name="Medium Grid 1 Accent 4" w:uiPriority="67"/>
-    <w:lsdException w:name="Medium Grid 2 Accent 4" w:uiPriority="68"/>
-    <w:lsdException w:name="Medium Grid 3 Accent 4" w:uiPriority="69"/>
-    <w:lsdException w:name="Dark List Accent 4" w:uiPriority="70"/>
-    <w:lsdException w:name="Colorful Shading Accent 4" w:uiPriority="71"/>
-    <w:lsdException w:name="Colorful List Accent 4" w:uiPriority="72"/>
-    <w:lsdException w:name="Colorful Grid Accent 4" w:uiPriority="73"/>
-    <w:lsdException w:name="Light Shading Accent 5" w:uiPriority="60"/>
-    <w:lsdException w:name="Light List Accent 5" w:uiPriority="61"/>
-    <w:lsdException w:name="Light Grid Accent 5" w:uiPriority="62"/>
-    <w:lsdException w:name="Medium Shading 1 Accent 5" w:uiPriority="63"/>
-    <w:lsdException w:name="Medium Shading 2 Accent 5" w:uiPriority="64"/>
-    <w:lsdException w:name="Medium List 1 Accent 5" w:uiPriority="65"/>
-    <w:lsdException w:name="Medium List 2 Accent 5" w:uiPriority="66"/>
-    <w:lsdException w:name="Medium Grid 1 Accent 5" w:uiPriority="67"/>
-    <w:lsdException w:name="Medium Grid 2 Accent 5" w:uiPriority="68"/>
-    <w:lsdException w:name="Medium Grid 3 Accent 5" w:uiPriority="69"/>
-    <w:lsdException w:name="Dark List Accent 5" w:uiPriority="70"/>
-    <w:lsdException w:name="Colorful Shading Accent 5" w:uiPriority="71"/>
-    <w:lsdException w:name="Colorful List Accent 5" w:uiPriority="72"/>
-    <w:lsdException w:name="Colorful Grid Accent 5" w:uiPriority="73"/>
-    <w:lsdException w:name="Light Shading Accent 6" w:uiPriority="60"/>
-    <w:lsdException w:name="Light List Accent 6" w:uiPriority="61"/>
-    <w:lsdException w:name="Light Grid Accent 6" w:uiPriority="62"/>
-    <w:lsdException w:name="Medium Shading 1 Accent 6" w:uiPriority="63"/>
-    <w:lsdException w:name="Medium Shading 2 Accent 6" w:uiPriority="64"/>
-    <w:lsdException w:name="Medium List 1 Accent 6" w:uiPriority="65"/>
-    <w:lsdException w:name="Medium List 2 Accent 6" w:uiPriority="66"/>
-    <w:lsdException w:name="Medium Grid 1 Accent 6" w:uiPriority="67"/>
-    <w:lsdException w:name="Medium Grid 2 Accent 6" w:uiPriority="68"/>
-    <w:lsdException w:name="Medium Grid 3 Accent 6" w:uiPriority="69"/>
-    <w:lsdException w:name="Dark List Accent 6" w:uiPriority="70"/>
-    <w:lsdException w:name="Colorful Shading Accent 6" w:uiPriority="71"/>
-    <w:lsdException w:name="Colorful List Accent 6" w:uiPriority="72"/>
-    <w:lsdException w:name="Colorful Grid Accent 6" w:uiPriority="73"/>
-    <w:lsdException w:name="Subtle Emphasis" w:uiPriority="19" w:qFormat="1"/>
-    <w:lsdException w:name="Intense Emphasis" w:uiPriority="21" w:qFormat="1"/>
-    <w:lsdException w:name="Subtle Reference" w:uiPriority="31" w:qFormat="1"/>
-    <w:lsdException w:name="Intense Reference" w:uiPriority="32" w:qFormat="1"/>
-    <w:lsdException w:name="Book Title" w:uiPriority="33" w:qFormat="1"/>
-    <w:lsdException w:name="Bibliography" w:semiHidden="1" w:uiPriority="37" w:unhideWhenUsed="1"/>
-    <w:lsdException w:name="TOC Heading" w:semiHidden="1" w:uiPriority="39" w:unhideWhenUsed="1" w:qFormat="1"/>
-    <w:lsdException w:name="Plain Table 1" w:uiPriority="41"/>
-    <w:lsdException w:name="Plain Table 2" w:uiPriority="42"/>
-    <w:lsdException w:name="Plain Table 3" w:uiPriority="43"/>
-    <w:lsdException w:name="Plain Table 4" w:uiPriority="44"/>
-    <w:lsdException w:name="Plain Table 5" w:uiPriority="45"/>
-    <w:lsdException w:name="Grid Table Light" w:uiPriority="40"/>
-    <w:lsdException w:name="Grid Table 1 Light" w:uiPriority="46"/>
-    <w:lsdException w:name="Grid Table 2" w:uiPriority="47"/>
-    <w:lsdException w:name="Grid Table 3" w:uiPriority="48"/>
-    <w:lsdException w:name="Grid Table 4" w:uiPriority="49"/>
-    <w:lsdException w:name="Grid Table 5 Dark" w:uiPriority="50"/>
-    <w:lsdException w:name="Grid Table 6 Colorful" w:uiPriority="51"/>
-    <w:lsdException w:name="Grid Table 7 Colorful" w:uiPriority="52"/>
-    <w:lsdException w:name="Grid Table 1 Light Accent 1" w:uiPriority="46"/>
-    <w:lsdException w:name="Grid Table 2 Accent 1" w:uiPriority="47"/>
-    <w:lsdException w:name="Grid Table 3 Accent 1" w:uiPriority="48"/>
-    <w:lsdException w:name="Grid Table 4 Accent 1" w:uiPriority="49"/>
-    <w:lsdException w:name="Grid Table 5 Dark Accent 1" w:uiPriority="50"/>
-    <w:lsdException w:name="Grid Table 6 Colorful Accent 1" w:uiPriority="51"/>
-    <w:lsdException w:name="Grid Table 7 Colorful Accent 1" w:uiPriority="52"/>
-    <w:lsdException w:name="Grid Table 1 Light Accent 2" w:uiPriority="46"/>
-    <w:lsdException w:name="Grid Table 2 Accent 2" w:uiPriority="47"/>
-    <w:lsdException w:name="Grid Table 3 Accent 2" w:uiPriority="48"/>
-    <w:lsdException w:name="Grid Table 4 Accent 2" w:uiPriority="49"/>
-    <w:lsdException w:name="Grid Table 5 Dark Accent 2" w:uiPriority="50"/>
-    <w:lsdException w:name="Grid Table 6 Colorful Accent 2" w:uiPriority="51"/>
-    <w:lsdException w:name="Grid Table 7 Colorful Accent 2" w:uiPriority="52"/>
-    <w:lsdException w:name="Grid Table 1 Light Accent 3" w:uiPriority="46"/>
-    <w:lsdException w:name="Grid Table 2 Accent 3" w:uiPriority="47"/>
-    <w:lsdException w:name="Grid Table 3 Accent 3" w:uiPriority="48"/>
-    <w:lsdException w:name="Grid Table 4 Accent 3" w:uiPriority="49"/>
-    <w:lsdException w:name="Grid Table 5 Dark Accent 3" w:uiPriority="50"/>
-    <w:lsdException w:name="Grid Table 6 Colorful Accent 3" w:uiPriority="51"/>
-    <w:lsdException w:name="Grid Table 7 Colorful Accent 3" w:uiPriority="52"/>
-    <w:lsdException w:name="Grid Table 1 Light Accent 4" w:uiPriority="46"/>
-    <w:lsdException w:name="Grid Table 2 Accent 4" w:uiPriority="47"/>
-    <w:lsdException w:name="Grid Table 3 Accent 4" w:uiPriority="48"/>
-    <w:lsdException w:name="Grid Table 4 Accent 4" w:uiPriority="49"/>
-    <w:lsdException w:name="Grid Table 5 Dark Accent 4" w:uiPriority="50"/>
-    <w:lsdException w:name="Grid Table 6 Colorful Accent 4" w:uiPriority="51"/>
-    <w:lsdException w:name="Grid Table 7 Colorful Accent 4" w:uiPriority="52"/>
-    <w:lsdException w:name="Grid Table 1 Light Accent 5" w:uiPriority="46"/>
-    <w:lsdException w:name="Grid Table 2 Accent 5" w:uiPriority="47"/>
-    <w:lsdException w:name="Grid Table 3 Accent 5" w:uiPriority="48"/>
-    <w:lsdException w:name="Grid Table 4 Accent 5" w:uiPriority="49"/>
-    <w:lsdException w:name="Grid Table 5 Dark Accent 5" w:uiPriority="50"/>
-    <w:lsdException w:name="Grid Table 6 Colorful Accent 5" w:uiPriority="51"/>
-    <w:lsdException w:name="Grid Table 7 Colorful Accent 5" w:uiPriority="52"/>
-    <w:lsdException w:name="Grid Table 1 Light Accent 6" w:uiPriority="46"/>
-    <w:lsdException w:name="Grid Table 2 Accent 6" w:uiPriority="47"/>
-    <w:lsdException w:name="Grid Table 3 Accent 6" w:uiPriority="48"/>
-    <w:lsdException w:name="Grid Table 4 Accent 6" w:uiPriority="49"/>
-    <w:lsdException w:name="Grid Table 5 Dark Accent 6" w:uiPriority="50"/>
-    <w:lsdException w:name="Grid Table 6 Colorful Accent 6" w:uiPriority="51"/>
-    <w:lsdException w:name="Grid Table 7 Colorful Accent 6" w:uiPriority="52"/>
-    <w:lsdException w:name="List Table 1 Light" w:uiPriority="46"/>
-    <w:lsdException w:name="List Table 2" w:uiPriority="47"/>
-    <w:lsdException w:name="List Table 3" w:uiPriority="48"/>
-    <w:lsdException w:name="List Table 4" w:uiPriority="49"/>
-    <w:lsdException w:name="List Table 5 Dark" w:uiPriority="50"/>
-    <w:lsdException w:name="List Table 6 Colorful" w:uiPriority="51"/>
-    <w:lsdException w:name="List Table 7 Colorful" w:uiPriority="52"/>
-    <w:lsdException w:name="List Table 1 Light Accent 1" w:uiPriority="46"/>
-    <w:lsdException w:name="List Table 2 Accent 1" w:uiPriority="47"/>
-    <w:lsdException w:name="List Table 3 Accent 1" w:uiPriority="48"/>
-    <w:lsdException w:name="List Table 4 Accent 1" w:uiPriority="49"/>
-    <w:lsdException w:name="List Table 5 Dark Accent 1" w:uiPriority="50"/>
-    <w:lsdException w:name="List Table 6 Colorful Accent 1" w:uiPriority="51"/>
-    <w:lsdException w:name="List Table 7 Colorful Accent 1" w:uiPriority="52"/>
-    <w:lsdException w:name="List Table 1 Light Accent 2" w:uiPriority="46"/>
-    <w:lsdException w:name="List Table 2 Accent 2" w:uiPriority="47"/>
-    <w:lsdException w:name="List Table 3 Accent 2" w:uiPriority="48"/>
-    <w:lsdException w:name="List Table 4 Accent 2" w:uiPriority="49"/>
-    <w:lsdException w:name="List Table 5 Dark Accent 2" w:uiPriority="50"/>
-    <w:lsdException w:name="List Table 6 Colorful Accent 2" w:uiPriority="51"/>
-    <w:lsdException w:name="List Table 7 Colorful Accent 2" w:uiPriority="52"/>
-    <w:lsdException w:name="List Table 1 Light Accent 3" w:uiPriority="46"/>
-    <w:lsdException w:name="List Table 2 Accent 3" w:uiPriority="47"/>
-    <w:lsdException w:name="List Table 3 Accent 3" w:uiPriority="48"/>
-    <w:lsdException w:name="List Table 4 Accent 3" w:uiPriority="49"/>
-    <w:lsdException w:name="List Table 5 Dark Accent 3" w:uiPriority="50"/>
-    <w:lsdException w:name="List Table 6 Colorful Accent 3" w:uiPriority="51"/>
-    <w:lsdException w:name="List Table 7 Colorful Accent 3" w:uiPriority="52"/>
-    <w:lsdException w:name="List Table 1 Light Accent 4" w:uiPriority="46"/>
-    <w:lsdException w:name="List Table 2 Accent 4" w:uiPriority="47"/>
-    <w:lsdException w:name="List Table 3 Accent 4" w:uiPriority="48"/>
-    <w:lsdException w:name="List Table 4 Accent 4" w:uiPriority="49"/>
-    <w:lsdException w:name="List Table 5 Dark Accent 4" w:uiPriority="50"/>
-    <w:lsdException w:name="List Table 6 Colorful Accent 4" w:uiPriority="51"/>
-    <w:lsdException w:name="List Table 7 Colorful Accent 4" w:uiPriority="52"/>
-    <w:lsdException w:name="List Table 1 Light Accent 5" w:uiPriority="46"/>
-    <w:lsdException w:name="List Table 2 Accent 5" w:uiPriority="47"/>
-    <w:lsdException w:name="List Table 3 Accent 5" w:uiPriority="48"/>
-    <w:lsdException w:name="List Table 4 Accent 5" w:uiPriority="49"/>
-    <w:lsdException w:name="List Table 5 Dark Accent 5" w:uiPriority="50"/>
-    <w:lsdException w:name="List Table 6 Colorful Accent 5" w:uiPriority="51"/>
-    <w:lsdException w:name="List Table 7 Colorful Accent 5" w:uiPriority="52"/>
-    <w:lsdException w:name="List Table 1 Light Accent 6" w:uiPriority="46"/>
-    <w:lsdException w:name="List Table 2 Accent 6" w:uiPriority="47"/>
-    <w:lsdException w:name="List Table 3 Accent 6" w:uiPriority="48"/>
-    <w:lsdException w:name="List Table 4 Accent 6" w:uiPriority="49"/>
-    <w:lsdException w:name="List Table 5 Dark Accent 6" w:uiPriority="50"/>
-    <w:lsdException w:name="List Table 6 Colorful Accent 6" w:uiPriority="51"/>
-    <w:lsdException w:name="List Table 7 Colorful Accent 6" w:uiPriority="52"/>
-    <w:lsdException w:name="Mention" w:semiHidden="1" w:unhideWhenUsed="1"/>
-    <w:lsdException w:name="Smart Hyperlink" w:semiHidden="1" w:unhideWhenUsed="1"/>
-    <w:lsdException w:name="Hashtag" w:semiHidden="1" w:unhideWhenUsed="1"/>
-    <w:lsdException w:name="Unresolved Mention" w:semiHidden="1" w:unhideWhenUsed="1"/>
-    <w:lsdException w:name="Smart Link" w:semiHidden="1" w:unhideWhenUsed="1"/>
+  <w:latentStyles w:defLockedState="0" w:defUIPriority="99" w:defSemiHidden="1" w:defUnhideWhenUsed="1" w:defQFormat="0" w:count="267">
+    <w:lsdException w:name="Normal" w:semiHidden="0" w:uiPriority="0" w:unhideWhenUsed="0" w:qFormat="1"/>
+    <w:lsdException w:name="heading 1" w:semiHidden="0" w:uiPriority="9" w:unhideWhenUsed="0" w:qFormat="1"/>
+    <w:lsdException w:name="heading 2" w:uiPriority="9" w:qFormat="1"/>
+    <w:lsdException w:name="heading 3" w:uiPriority="9" w:qFormat="1"/>
+    <w:lsdException w:name="heading 4" w:uiPriority="9" w:qFormat="1"/>
+    <w:lsdException w:name="heading 5" w:uiPriority="9" w:qFormat="1"/>
+    <w:lsdException w:name="heading 6" w:uiPriority="9" w:qFormat="1"/>
+    <w:lsdException w:name="heading 7" w:uiPriority="9" w:qFormat="1"/>
+    <w:lsdException w:name="heading 8" w:uiPriority="9" w:qFormat="1"/>
+    <w:lsdException w:name="heading 9" w:uiPriority="9" w:qFormat="1"/>
+    <w:lsdException w:name="toc 1" w:uiPriority="39"/>
+    <w:lsdException w:name="toc 2" w:uiPriority="39"/>
+    <w:lsdException w:name="toc 3" w:uiPriority="39"/>
+    <w:lsdException w:name="toc 4" w:uiPriority="39"/>
+    <w:lsdException w:name="toc 5" w:uiPriority="39"/>
+    <w:lsdException w:name="toc 6" w:uiPriority="39"/>
+    <w:lsdException w:name="toc 7" w:uiPriority="39"/>
+    <w:lsdException w:name="toc 8" w:uiPriority="39"/>
+    <w:lsdException w:name="toc 9" w:uiPriority="39"/>
+    <w:lsdException w:name="caption" w:uiPriority="35" w:qFormat="1"/>
+    <w:lsdException w:name="Title" w:semiHidden="0" w:uiPriority="10" w:unhideWhenUsed="0" w:qFormat="1"/>
+    <w:lsdException w:name="Default Paragraph Font" w:uiPriority="1"/>
+    <w:lsdException w:name="Subtitle" w:semiHidden="0" w:uiPriority="11" w:unhideWhenUsed="0" w:qFormat="1"/>
+    <w:lsdException w:name="Strong" w:semiHidden="0" w:uiPriority="22" w:unhideWhenUsed="0" w:qFormat="1"/>
+    <w:lsdException w:name="Emphasis" w:semiHidden="0" w:uiPriority="20" w:unhideWhenUsed="0" w:qFormat="1"/>
+    <w:lsdException w:name="Table Grid" w:semiHidden="0" w:uiPriority="39" w:unhideWhenUsed="0"/>
+    <w:lsdException w:name="Placeholder Text" w:unhideWhenUsed="0"/>
+    <w:lsdException w:name="No Spacing" w:semiHidden="0" w:uiPriority="1" w:unhideWhenUsed="0" w:qFormat="1"/>
+    <w:lsdException w:name="Light Shading" w:semiHidden="0" w:uiPriority="60" w:unhideWhenUsed="0"/>
+    <w:lsdException w:name="Light List" w:semiHidden="0" w:uiPriority="61" w:unhideWhenUsed="0"/>
+    <w:lsdException w:name="Light Grid" w:semiHidden="0" w:uiPriority="62" w:unhideWhenUsed="0"/>
+    <w:lsdException w:name="Medium Shading 1" w:semiHidden="0" w:uiPriority="63" w:unhideWhenUsed="0"/>
+    <w:lsdException w:name="Medium Shading 2" w:semiHidden="0" w:uiPriority="64" w:unhideWhenUsed="0"/>
+    <w:lsdException w:name="Medium List 1" w:semiHidden="0" w:uiPriority="65" w:unhideWhenUsed="0"/>
+    <w:lsdException w:name="Medium List 2" w:semiHidden="0" w:uiPriority="66" w:unhideWhenUsed="0"/>
+    <w:lsdException w:name="Medium Grid 1" w:semiHidden="0" w:uiPriority="67" w:unhideWhenUsed="0"/>
+    <w:lsdException w:name="Medium Grid 2" w:semiHidden="0" w:uiPriority="68" w:unhideWhenUsed="0"/>
+    <w:lsdException w:name="Medium Grid 3" w:semiHidden="0" w:uiPriority="69" w:unhideWhenUsed="0"/>
+    <w:lsdException w:name="Dark List" w:semiHidden="0" w:uiPriority="70" w:unhideWhenUsed="0"/>
+    <w:lsdException w:name="Colorful Shading" w:semiHidden="0" w:uiPriority="71" w:unhideWhenUsed="0"/>
+    <w:lsdException w:name="Colorful List" w:semiHidden="0" w:uiPriority="72" w:unhideWhenUsed="0"/>
+    <w:lsdException w:name="Colorful Grid" w:semiHidden="0" w:uiPriority="73" w:unhideWhenUsed="0"/>
+    <w:lsdException w:name="Light Shading Accent 1" w:semiHidden="0" w:uiPriority="60" w:unhideWhenUsed="0"/>
+    <w:lsdException w:name="Light List Accent 1" w:semiHidden="0" w:uiPriority="61" w:unhideWhenUsed="0"/>
+    <w:lsdException w:name="Light Grid Accent 1" w:semiHidden="0" w:uiPriority="62" w:unhideWhenUsed="0"/>
+    <w:lsdException w:name="Medium Shading 1 Accent 1" w:semiHidden="0" w:uiPriority="63" w:unhideWhenUsed="0"/>
+    <w:lsdException w:name="Medium Shading 2 Accent 1" w:semiHidden="0" w:uiPriority="64" w:unhideWhenUsed="0"/>
+    <w:lsdException w:name="Medium List 1 Accent 1" w:semiHidden="0" w:uiPriority="65" w:unhideWhenUsed="0"/>
+    <w:lsdException w:name="Revision" w:unhideWhenUsed="0"/>
+    <w:lsdException w:name="List Paragraph" w:semiHidden="0" w:uiPriority="34" w:unhideWhenUsed="0" w:qFormat="1"/>
+    <w:lsdException w:name="Quote" w:semiHidden="0" w:uiPriority="29" w:unhideWhenUsed="0" w:qFormat="1"/>
+    <w:lsdException w:name="Intense Quote" w:semiHidden="0" w:uiPriority="30" w:unhideWhenUsed="0" w:qFormat="1"/>
+    <w:lsdException w:name="Medium List 2 Accent 1" w:semiHidden="0" w:uiPriority="66" w:unhideWhenUsed="0"/>
+    <w:lsdException w:name="Medium Grid 1 Accent 1" w:semiHidden="0" w:uiPriority="67" w:unhideWhenUsed="0"/>
+    <w:lsdException w:name="Medium Grid 2 Accent 1" w:semiHidden="0" w:uiPriority="68" w:unhideWhenUsed="0"/>
+    <w:lsdException w:name="Medium Grid 3 Accent 1" w:semiHidden="0" w:uiPriority="69" w:unhideWhenUsed="0"/>
+    <w:lsdException w:name="Dark List Accent 1" w:semiHidden="0" w:uiPriority="70" w:unhideWhenUsed="0"/>
+    <w:lsdException w:name="Colorful Shading Accent 1" w:semiHidden="0" w:uiPriority="71" w:unhideWhenUsed="0"/>
+    <w:lsdException w:name="Colorful List Accent 1" w:semiHidden="0" w:uiPriority="72" w:unhideWhenUsed="0"/>
+    <w:lsdException w:name="Colorful Grid Accent 1" w:semiHidden="0" w:uiPriority="73" w:unhideWhenUsed="0"/>
+    <w:lsdException w:name="Light Shading Accent 2" w:semiHidden="0" w:uiPriority="60" w:unhideWhenUsed="0"/>
+    <w:lsdException w:name="Light List Accent 2" w:semiHidden="0" w:uiPriority="61" w:unhideWhenUsed="0"/>
+    <w:lsdException w:name="Light Grid Accent 2" w:semiHidden="0" w:uiPriority="62" w:unhideWhenUsed="0"/>
+    <w:lsdException w:name="Medium Shading 1 Accent 2" w:semiHidden="0" w:uiPriority="63" w:unhideWhenUsed="0"/>
+    <w:lsdException w:name="Medium Shading 2 Accent 2" w:semiHidden="0" w:uiPriority="64" w:unhideWhenUsed="0"/>
+    <w:lsdException w:name="Medium List 1 Accent 2" w:semiHidden="0" w:uiPriority="65" w:unhideWhenUsed="0"/>
+    <w:lsdException w:name="Medium List 2 Accent 2" w:semiHidden="0" w:uiPriority="66" w:unhideWhenUsed="0"/>
+    <w:lsdException w:name="Medium Grid 1 Accent 2" w:semiHidden="0" w:uiPriority="67" w:unhideWhenUsed="0"/>
+    <w:lsdException w:name="Medium Grid 2 Accent 2" w:semiHidden="0" w:uiPriority="68" w:unhideWhenUsed="0"/>
+    <w:lsdException w:name="Medium Grid 3 Accent 2" w:semiHidden="0" w:uiPriority="69" w:unhideWhenUsed="0"/>
+    <w:lsdException w:name="Dark List Accent 2" w:semiHidden="0" w:uiPriority="70" w:unhideWhenUsed="0"/>
+    <w:lsdException w:name="Colorful Shading Accent 2" w:semiHidden="0" w:uiPriority="71" w:unhideWhenUsed="0"/>
+    <w:lsdException w:name="Colorful List Accent 2" w:semiHidden="0" w:uiPriority="72" w:unhideWhenUsed="0"/>
+    <w:lsdException w:name="Colorful Grid Accent 2" w:semiHidden="0" w:uiPriority="73" w:unhideWhenUsed="0"/>
+    <w:lsdException w:name="Light Shading Accent 3" w:semiHidden="0" w:uiPriority="60" w:unhideWhenUsed="0"/>
+    <w:lsdException w:name="Light List Accent 3" w:semiHidden="0" w:uiPriority="61" w:unhideWhenUsed="0"/>
+    <w:lsdException w:name="Light Grid Accent 3" w:semiHidden="0" w:uiPriority="62" w:unhideWhenUsed="0"/>
+    <w:lsdException w:name="Medium Shading 1 Accent 3" w:semiHidden="0" w:uiPriority="63" w:unhideWhenUsed="0"/>
+    <w:lsdException w:name="Medium Shading 2 Accent 3" w:semiHidden="0" w:uiPriority="64" w:unhideWhenUsed="0"/>
+    <w:lsdException w:name="Medium List 1 Accent 3" w:semiHidden="0" w:uiPriority="65" w:unhideWhenUsed="0"/>
+    <w:lsdException w:name="Medium List 2 Accent 3" w:semiHidden="0" w:uiPriority="66" w:unhideWhenUsed="0"/>
+    <w:lsdException w:name="Medium Grid 1 Accent 3" w:semiHidden="0" w:uiPriority="67" w:unhideWhenUsed="0"/>
+    <w:lsdException w:name="Medium Grid 2 Accent 3" w:semiHidden="0" w:uiPriority="68" w:unhideWhenUsed="0"/>
+    <w:lsdException w:name="Medium Grid 3 Accent 3" w:semiHidden="0" w:uiPriority="69" w:unhideWhenUsed="0"/>
+    <w:lsdException w:name="Dark List Accent 3" w:semiHidden="0" w:uiPriority="70" w:unhideWhenUsed="0"/>
+    <w:lsdException w:name="Colorful Shading Accent 3" w:semiHidden="0" w:uiPriority="71" w:unhideWhenUsed="0"/>
+    <w:lsdException w:name="Colorful List Accent 3" w:semiHidden="0" w:uiPriority="72" w:unhideWhenUsed="0"/>
+    <w:lsdException w:name="Colorful Grid Accent 3" w:semiHidden="0" w:uiPriority="73" w:unhideWhenUsed="0"/>
+    <w:lsdException w:name="Light Shading Accent 4" w:semiHidden="0" w:uiPriority="60" w:unhideWhenUsed="0"/>
+    <w:lsdException w:name="Light List Accent 4" w:semiHidden="0" w:uiPriority="61" w:unhideWhenUsed="0"/>
+    <w:lsdException w:name="Light Grid Accent 4" w:semiHidden="0" w:uiPriority="62" w:unhideWhenUsed="0"/>
+    <w:lsdException w:name="Medium Shading 1 Accent 4" w:semiHidden="0" w:uiPriority="63" w:unhideWhenUsed="0"/>
+    <w:lsdException w:name="Medium Shading 2 Accent 4" w:semiHidden="0" w:uiPriority="64" w:unhideWhenUsed="0"/>
+    <w:lsdException w:name="Medium List 1 Accent 4" w:semiHidden="0" w:uiPriority="65" w:unhideWhenUsed="0"/>
+    <w:lsdException w:name="Medium List 2 Accent 4" w:semiHidden="0" w:uiPriority="66" w:unhideWhenUsed="0"/>
+    <w:lsdException w:name="Medium Grid 1 Accent 4" w:semiHidden="0" w:uiPriority="67" w:unhideWhenUsed="0"/>
+    <w:lsdException w:name="Medium Grid 2 Accent 4" w:semiHidden="0" w:uiPriority="68" w:unhideWhenUsed="0"/>
+    <w:lsdException w:name="Medium Grid 3 Accent 4" w:semiHidden="0" w:uiPriority="69" w:unhideWhenUsed="0"/>
+    <w:lsdException w:name="Dark List Accent 4" w:semiHidden="0" w:uiPriority="70" w:unhideWhenUsed="0"/>
+    <w:lsdException w:name="Colorful Shading Accent 4" w:semiHidden="0" w:uiPriority="71" w:unhideWhenUsed="0"/>
+    <w:lsdException w:name="Colorful List Accent 4" w:semiHidden="0" w:uiPriority="72" w:unhideWhenUsed="0"/>
+    <w:lsdException w:name="Colorful Grid Accent 4" w:semiHidden="0" w:uiPriority="73" w:unhideWhenUsed="0"/>
+    <w:lsdException w:name="Light Shading Accent 5" w:semiHidden="0" w:uiPriority="60" w:unhideWhenUsed="0"/>
+    <w:lsdException w:name="Light List Accent 5" w:semiHidden="0" w:uiPriority="61" w:unhideWhenUsed="0"/>
+    <w:lsdException w:name="Light Grid Accent 5" w:semiHidden="0" w:uiPriority="62" w:unhideWhenUsed="0"/>
+    <w:lsdException w:name="Medium Shading 1 Accent 5" w:semiHidden="0" w:uiPriority="63" w:unhideWhenUsed="0"/>
+    <w:lsdException w:name="Medium Shading 2 Accent 5" w:semiHidden="0" w:uiPriority="64" w:unhideWhenUsed="0"/>
+    <w:lsdException w:name="Medium List 1 Accent 5" w:semiHidden="0" w:uiPriority="65" w:unhideWhenUsed="0"/>
+    <w:lsdException w:name="Medium List 2 Accent 5" w:semiHidden="0" w:uiPriority="66" w:unhideWhenUsed="0"/>
+    <w:lsdException w:name="Medium Grid 1 Accent 5" w:semiHidden="0" w:uiPriority="67" w:unhideWhenUsed="0"/>
+    <w:lsdException w:name="Medium Grid 2 Accent 5" w:semiHidden="0" w:uiPriority="68" w:unhideWhenUsed="0"/>
+    <w:lsdException w:name="Medium Grid 3 Accent 5" w:semiHidden="0" w:uiPriority="69" w:unhideWhenUsed="0"/>
+    <w:lsdException w:name="Dark List Accent 5" w:semiHidden="0" w:uiPriority="70" w:unhideWhenUsed="0"/>
+    <w:lsdException w:name="Colorful Shading Accent 5" w:semiHidden="0" w:uiPriority="71" w:unhideWhenUsed="0"/>
+    <w:lsdException w:name="Colorful List Accent 5" w:semiHidden="0" w:uiPriority="72" w:unhideWhenUsed="0"/>
+    <w:lsdException w:name="Colorful Grid Accent 5" w:semiHidden="0" w:uiPriority="73" w:unhideWhenUsed="0"/>
+    <w:lsdException w:name="Light Shading Accent 6" w:semiHidden="0" w:uiPriority="60" w:unhideWhenUsed="0"/>
+    <w:lsdException w:name="Light List Accent 6" w:semiHidden="0" w:uiPriority="61" w:unhideWhenUsed="0"/>
+    <w:lsdException w:name="Light Grid Accent 6" w:semiHidden="0" w:uiPriority="62" w:unhideWhenUsed="0"/>
+    <w:lsdException w:name="Medium Shading 1 Accent 6" w:semiHidden="0" w:uiPriority="63" w:unhideWhenUsed="0"/>
+    <w:lsdException w:name="Medium Shading 2 Accent 6" w:semiHidden="0" w:uiPriority="64" w:unhideWhenUsed="0"/>
+    <w:lsdException w:name="Medium List 1 Accent 6" w:semiHidden="0" w:uiPriority="65" w:unhideWhenUsed="0"/>
+    <w:lsdException w:name="Medium List 2 Accent 6" w:semiHidden="0" w:uiPriority="66" w:unhideWhenUsed="0"/>
+    <w:lsdException w:name="Medium Grid 1 Accent 6" w:semiHidden="0" w:uiPriority="67" w:unhideWhenUsed="0"/>
+    <w:lsdException w:name="Medium Grid 2 Accent 6" w:semiHidden="0" w:uiPriority="68" w:unhideWhenUsed="0"/>
+    <w:lsdException w:name="Medium Grid 3 Accent 6" w:semiHidden="0" w:uiPriority="69" w:unhideWhenUsed="0"/>
+    <w:lsdException w:name="Dark List Accent 6" w:semiHidden="0" w:uiPriority="70" w:unhideWhenUsed="0"/>
+    <w:lsdException w:name="Colorful Shading Accent 6" w:semiHidden="0" w:uiPriority="71" w:unhideWhenUsed="0"/>
+    <w:lsdException w:name="Colorful List Accent 6" w:semiHidden="0" w:uiPriority="72" w:unhideWhenUsed="0"/>
+    <w:lsdException w:name="Colorful Grid Accent 6" w:semiHidden="0" w:uiPriority="73" w:unhideWhenUsed="0"/>
+    <w:lsdException w:name="Subtle Emphasis" w:semiHidden="0" w:uiPriority="19" w:unhideWhenUsed="0" w:qFormat="1"/>
+    <w:lsdException w:name="Intense Emphasis" w:semiHidden="0" w:uiPriority="21" w:unhideWhenUsed="0" w:qFormat="1"/>
+    <w:lsdException w:name="Subtle Reference" w:semiHidden="0" w:uiPriority="31" w:unhideWhenUsed="0" w:qFormat="1"/>
+    <w:lsdException w:name="Intense Reference" w:semiHidden="0" w:uiPriority="32" w:unhideWhenUsed="0" w:qFormat="1"/>
+    <w:lsdException w:name="Book Title" w:semiHidden="0" w:uiPriority="33" w:unhideWhenUsed="0" w:qFormat="1"/>
+    <w:lsdException w:name="Bibliography" w:uiPriority="37"/>
+    <w:lsdException w:name="TOC Heading" w:uiPriority="39" w:qFormat="1"/>
+  </w:latentStyles>
+  <w:style w:type="paragraph" w:default="1" w:styleId="Normal">
+    <w:name w:val="Normal"/>
+    <w:qFormat/>
+    <w:rsid w:val="00C23505"/>
+  </w:style>
+  <w:style w:type="paragraph" w:styleId="Heading1">
+    <w:name w:val="heading 1"/>
+    <w:basedOn w:val="Normal"/>
+    <w:next w:val="Normal"/>
+    <w:link w:val="Heading1Char"/>
+    <w:uiPriority w:val="9"/>
+    <w:qFormat/>
+    <w:rsid w:val="00C23505"/>
+    <w:pPr>
+      <w:keepNext/>
+      <w:keepLines/>
+      <w:spacing w:before="480" w:after="0"/>
+      <w:outlineLvl w:val="0"/>
+    </w:pPr>
+    <w:rPr>
+      <w:rFonts w:asciiTheme="majorHAnsi" w:eastAsiaTheme="majorEastAsia" w:hAnsiTheme="majorHAnsi" w:cstheme="majorBidi"/>
+      <w:b/>
+      <w:bCs/>
+      <w:color w:val="2E74B5" w:themeColor="accent1" w:themeShade="BF"/>
+      <w:sz w:val="28"/>
+      <w:szCs w:val="28"/>
+    </w:rPr>
+  </w:style>
+  <w:style w:type="paragraph" w:styleId="Heading2">
+    <w:name w:val="heading 2"/>
+    <w:basedOn w:val="Normal"/>
+    <w:next w:val="Normal"/>
+    <w:link w:val="Heading2Char"/>
+    <w:uiPriority w:val="9"/>
+    <w:semiHidden/>
+    <w:unhideWhenUsed/>
+    <w:qFormat/>
+    <w:rsid w:val="00C23505"/>
+    <w:pPr>
+      <w:keepNext/>
+      <w:keepLines/>
+      <w:spacing w:before="200" w:after="0"/>
+      <w:outlineLvl w:val="1"/>
+    </w:pPr>
+    <w:rPr>
+      <w:rFonts w:asciiTheme="majorHAnsi" w:eastAsiaTheme="majorEastAsia" w:hAnsiTheme="majorHAnsi" w:cstheme="majorBidi"/>
+      <w:b/>
+      <w:bCs/>
+      <w:color w:val="5B9BD5" w:themeColor="accent1"/>
+      <w:sz w:val="26"/>
+      <w:szCs w:val="26"/>
+    </w:rPr>
+  </w:style>
+  <w:style w:type="paragraph" w:styleId="Heading3">
+    <w:name w:val="heading 3"/>
+    <w:basedOn w:val="Normal"/>
+    <w:next w:val="Normal"/>
+    <w:link w:val="Heading3Char"/>
+    <w:uiPriority w:val="9"/>
+    <w:semiHidden/>
+    <w:unhideWhenUsed/>
+    <w:qFormat/>
+    <w:rsid w:val="00C23505"/>
+    <w:pPr>
+      <w:keepNext/>
+      <w:keepLines/>
+      <w:spacing w:before="200" w:after="0"/>
+      <w:outlineLvl w:val="2"/>
+    </w:pPr>
+    <w:rPr>
+      <w:rFonts w:asciiTheme="majorHAnsi" w:eastAsiaTheme="majorEastAsia" w:hAnsiTheme="majorHAnsi" w:cstheme="majorBidi"/>
+      <w:b/>
+      <w:bCs/>
+      <w:color w:val="5B9BD5" w:themeColor="accent1"/>
+    </w:rPr>
+  </w:style>
+  <w:style w:type="paragraph" w:styleId="Heading4">
+    <w:name w:val="heading 4"/>
+    <w:basedOn w:val="Normal"/>
+    <w:next w:val="Normal"/>
+    <w:link w:val="Heading4Char"/>
+    <w:uiPriority w:val="9"/>
+    <w:semiHidden/>
+    <w:unhideWhenUsed/>
+    <w:qFormat/>
+    <w:rsid w:val="00C23505"/>
+    <w:pPr>
+      <w:keepNext/>
+      <w:keepLines/>
+      <w:spacing w:before="200" w:after="0"/>
+      <w:outlineLvl w:val="3"/>
+    </w:pPr>
+    <w:rPr>
+      <w:rFonts w:asciiTheme="majorHAnsi" w:eastAsiaTheme="majorEastAsia" w:hAnsiTheme="majorHAnsi" w:cstheme="majorBidi"/>
+      <w:b/>
+      <w:bCs/>
+      <w:i/>
+      <w:iCs/>
+      <w:color w:val="5B9BD5" w:themeColor="accent1"/>
+    </w:rPr>
+  </w:style>
+  <w:style w:type="paragraph" w:styleId="Heading5">
+    <w:name w:val="heading 5"/>
+    <w:basedOn w:val="Normal"/>
+    <w:next w:val="Normal"/>
+    <w:link w:val="Heading5Char"/>
+    <w:uiPriority w:val="9"/>
+    <w:semiHidden/>
+    <w:unhideWhenUsed/>
+    <w:qFormat/>
+    <w:rsid w:val="00C23505"/>
+    <w:pPr>
+      <w:keepNext/>
+      <w:keepLines/>
+      <w:spacing w:before="200" w:after="0"/>
+      <w:outlineLvl w:val="4"/>
+    </w:pPr>
+    <w:rPr>
+      <w:rFonts w:asciiTheme="majorHAnsi" w:eastAsiaTheme="majorEastAsia" w:hAnsiTheme="majorHAnsi" w:cstheme="majorBidi"/>
+      <w:color w:val="1F4D78" w:themeColor="accent1" w:themeShade="7F"/>
+    </w:rPr>
+  </w:style>
+  <w:style w:type="paragraph" w:styleId="Heading6">
+    <w:name w:val="heading 6"/>
+    <w:basedOn w:val="Normal"/>
+    <w:next w:val="Normal"/>
+    <w:link w:val="Heading6Char"/>
+    <w:uiPriority w:val="9"/>
+    <w:semiHidden/>
+    <w:unhideWhenUsed/>
+    <w:qFormat/>
+    <w:rsid w:val="00C23505"/>
+    <w:pPr>
+      <w:keepNext/>
+      <w:keepLines/>
+      <w:spacing w:before="200" w:after="0"/>
+      <w:outlineLvl w:val="5"/>
+    </w:pPr>
+    <w:rPr>
+      <w:rFonts w:asciiTheme="majorHAnsi" w:eastAsiaTheme="majorEastAsia" w:hAnsiTheme="majorHAnsi" w:cstheme="majorBidi"/>
+      <w:i/>
+      <w:iCs/>
+      <w:color w:val="1F4D78" w:themeColor="accent1" w:themeShade="7F"/>
+    </w:rPr>
+  </w:style>
+  <w:style w:type="paragraph" w:styleId="Heading7">
+    <w:name w:val="heading 7"/>
+    <w:basedOn w:val="Normal"/>
+    <w:next w:val="Normal"/>
+    <w:link w:val="Heading7Char"/>
+    <w:uiPriority w:val="9"/>
+    <w:semiHidden/>
+    <w:unhideWhenUsed/>
+    <w:qFormat/>
+    <w:rsid w:val="00C23505"/>
+    <w:pPr>
+      <w:keepNext/>
+      <w:keepLines/>
+      <w:spacing w:before="200" w:after="0"/>
+      <w:outlineLvl w:val="6"/>
+    </w:pPr>
+    <w:rPr>
+      <w:rFonts w:asciiTheme="majorHAnsi" w:eastAsiaTheme="majorEastAsia" w:hAnsiTheme="majorHAnsi" w:cstheme="majorBidi"/>
+      <w:i/>
+      <w:iCs/>
+      <w:color w:val="404040" w:themeColor="text1" w:themeTint="BF"/>
+    </w:rPr>
+  </w:style>
+  <w:style w:type="paragraph" w:styleId="Heading8">
+    <w:name w:val="heading 8"/>
+    <w:basedOn w:val="Normal"/>
+    <w:next w:val="Normal"/>
+    <w:link w:val="Heading8Char"/>
+    <w:uiPriority w:val="9"/>
+    <w:semiHidden/>
+    <w:unhideWhenUsed/>
+    <w:qFormat/>
+    <w:rsid w:val="00C23505"/>
+    <w:pPr>
+      <w:keepNext/>
+      <w:keepLines/>
+      <w:spacing w:before="200" w:after="0"/>
+      <w:outlineLvl w:val="7"/>
+    </w:pPr>
+    <w:rPr>
+      <w:rFonts w:asciiTheme="majorHAnsi" w:eastAsiaTheme="majorEastAsia" w:hAnsiTheme="majorHAnsi" w:cstheme="majorBidi"/>
+      <w:color w:val="5B9BD5" w:themeColor="accent1"/>
+      <w:sz w:val="20"/>
+      <w:szCs w:val="20"/>
+    </w:rPr>
+  </w:style>
+  <w:style w:type="paragraph" w:styleId="Heading9">
+    <w:name w:val="heading 9"/>
+    <w:basedOn w:val="Normal"/>
+    <w:next w:val="Normal"/>
+    <w:link w:val="Heading9Char"/>
+    <w:uiPriority w:val="9"/>
+    <w:semiHidden/>
+    <w:unhideWhenUsed/>
+    <w:qFormat/>
+    <w:rsid w:val="00C23505"/>
+    <w:pPr>
+      <w:keepNext/>
+      <w:keepLines/>
+      <w:spacing w:before="200" w:after="0"/>
+      <w:outlineLvl w:val="8"/>
+    </w:pPr>
+    <w:rPr>
+      <w:rFonts w:asciiTheme="majorHAnsi" w:eastAsiaTheme="majorEastAsia" w:hAnsiTheme="majorHAnsi" w:cstheme="majorBidi"/>
+      <w:i/>
+      <w:iCs/>
+      <w:color w:val="404040" w:themeColor="text1" w:themeTint="BF"/>
+      <w:sz w:val="20"/>
+      <w:szCs w:val="20"/>
+    </w:rPr>
+  </w:style>
+  <w:style w:type="character" w:default="1" w:styleId="DefaultParagraphFont">
+    <w:name w:val="Default Paragraph Font"/>
+    <w:uiPriority w:val="1"/>
+    <w:semiHidden/>
+    <w:unhideWhenUsed/>
+  </w:style>
+  <w:style w:type="table" w:default="1" w:styleId="TableNormal">
+    <w:name w:val="Normal Table"/>
+    <w:uiPriority w:val="99"/>
+    <w:semiHidden/>
+    <w:unhideWhenUsed/>
+    <w:tblPr>
+      <w:tblInd w:w="0" w:type="dxa"/>
+      <w:tblCellMar>
+        <w:top w:w="0" w:type="dxa"/>
+        <w:left w:w="108" w:type="dxa"/>
+        <w:bottom w:w="0" w:type="dxa"/>
+        <w:right w:w="108" w:type="dxa"/>
+      </w:tblCellMar>
+    </w:tblPr>
+  </w:style>
+  <w:style w:type="numbering" w:default="1" w:styleId="NoList">
+    <w:name w:val="No List"/>
+    <w:uiPriority w:val="99"/>
+    <w:semiHidden/>
+    <w:unhideWhenUsed/>
+  </w:style>
+  <w:style w:type="character" w:customStyle="1" w:styleId="Heading1Char">
+    <w:name w:val="Heading 1 Char"/>
+    <w:basedOn w:val="DefaultParagraphFont"/>
+    <w:link w:val="Heading1"/>
+    <w:uiPriority w:val="9"/>
+    <w:rsid w:val="00C23505"/>
+    <w:rPr>
+      <w:rFonts w:asciiTheme="majorHAnsi" w:eastAsiaTheme="majorEastAsia" w:hAnsiTheme="majorHAnsi" w:cstheme="majorBidi"/>
+      <w:b/>
+      <w:bCs/>
+      <w:color w:val="2E74B5" w:themeColor="accent1" w:themeShade="BF"/>
+      <w:sz w:val="28"/>
+      <w:szCs w:val="28"/>
+    </w:rPr>
+  </w:style>
+  <w:style w:type="character" w:customStyle="1" w:styleId="Heading2Char">
+    <w:name w:val="Heading 2 Char"/>
+    <w:basedOn w:val="DefaultParagraphFont"/>
+    <w:link w:val="Heading2"/>
+    <w:uiPriority w:val="9"/>
+    <w:semiHidden/>
+    <w:rsid w:val="00C23505"/>
+    <w:rPr>
+      <w:rFonts w:asciiTheme="majorHAnsi" w:eastAsiaTheme="majorEastAsia" w:hAnsiTheme="majorHAnsi" w:cstheme="majorBidi"/>
+      <w:b/>
+      <w:bCs/>
+      <w:color w:val="5B9BD5" w:themeColor="accent1"/>
+      <w:sz w:val="26"/>
+      <w:szCs w:val="26"/>
+    </w:rPr>
+  </w:style>
+  <w:style w:type="character" w:customStyle="1" w:styleId="Heading3Char">
+    <w:name w:val="Heading 3 Char"/>
+    <w:basedOn w:val="DefaultParagraphFont"/>
+    <w:link w:val="Heading3"/>
+    <w:uiPriority w:val="9"/>
+    <w:semiHidden/>
+    <w:rsid w:val="00C23505"/>
+    <w:rPr>
+      <w:rFonts w:asciiTheme="majorHAnsi" w:eastAsiaTheme="majorEastAsia" w:hAnsiTheme="majorHAnsi" w:cstheme="majorBidi"/>
+      <w:b/>
+      <w:bCs/>
+      <w:color w:val="5B9BD5" w:themeColor="accent1"/>
+    </w:rPr>
+  </w:style>
+  <w:style w:type="character" w:customStyle="1" w:styleId="Heading4Char">
+    <w:name w:val="Heading 4 Char"/>
+    <w:basedOn w:val="DefaultParagraphFont"/>
+    <w:link w:val="Heading4"/>
+    <w:uiPriority w:val="9"/>
+    <w:semiHidden/>
+    <w:rsid w:val="00C23505"/>
+    <w:rPr>
+      <w:rFonts w:asciiTheme="majorHAnsi" w:eastAsiaTheme="majorEastAsia" w:hAnsiTheme="majorHAnsi" w:cstheme="majorBidi"/>
+      <w:b/>
+      <w:bCs/>
+      <w:i/>
+      <w:iCs/>
+      <w:color w:val="5B9BD5" w:themeColor="accent1"/>
+    </w:rPr>
+  </w:style>
+  <w:style w:type="character" w:customStyle="1" w:styleId="Heading5Char">
+    <w:name w:val="Heading 5 Char"/>
+    <w:basedOn w:val="DefaultParagraphFont"/>
+    <w:link w:val="Heading5"/>
+    <w:uiPriority w:val="9"/>
+    <w:semiHidden/>
+    <w:rsid w:val="00C23505"/>
+    <w:rPr>
+      <w:rFonts w:asciiTheme="majorHAnsi" w:eastAsiaTheme="majorEastAsia" w:hAnsiTheme="majorHAnsi" w:cstheme="majorBidi"/>
+      <w:color w:val="1F4D78" w:themeColor="accent1" w:themeShade="7F"/>
+    </w:rPr>
+  </w:style>
+  <w:style w:type="character" w:customStyle="1" w:styleId="Heading6Char">
+    <w:name w:val="Heading 6 Char"/>
+    <w:basedOn w:val="DefaultParagraphFont"/>
+    <w:link w:val="Heading6"/>
+    <w:uiPriority w:val="9"/>
+    <w:semiHidden/>
+    <w:rsid w:val="00C23505"/>
+    <w:rPr>
+      <w:rFonts w:asciiTheme="majorHAnsi" w:eastAsiaTheme="majorEastAsia" w:hAnsiTheme="majorHAnsi" w:cstheme="majorBidi"/>
+      <w:i/>
+      <w:iCs/>
+      <w:color w:val="1F4D78" w:themeColor="accent1" w:themeShade="7F"/>
+    </w:rPr>
+  </w:style>
+  <w:style w:type="character" w:customStyle="1" w:styleId="Heading7Char">
+    <w:name w:val="Heading 7 Char"/>
+    <w:basedOn w:val="DefaultParagraphFont"/>
+    <w:link w:val="Heading7"/>
+    <w:uiPriority w:val="9"/>
+    <w:semiHidden/>
+    <w:rsid w:val="00C23505"/>
+    <w:rPr>
+      <w:rFonts w:asciiTheme="majorHAnsi" w:eastAsiaTheme="majorEastAsia" w:hAnsiTheme="majorHAnsi" w:cstheme="majorBidi"/>
+      <w:i/>
+      <w:iCs/>
+      <w:color w:val="404040" w:themeColor="text1" w:themeTint="BF"/>
+    </w:rPr>
+  </w:style>
+  <w:style w:type="character" w:customStyle="1" w:styleId="Heading8Char">
+    <w:name w:val="Heading 8 Char"/>
+    <w:basedOn w:val="DefaultParagraphFont"/>
+    <w:link w:val="Heading8"/>
+    <w:uiPriority w:val="9"/>
+    <w:semiHidden/>
+    <w:rsid w:val="00C23505"/>
+    <w:rPr>
+      <w:rFonts w:asciiTheme="majorHAnsi" w:eastAsiaTheme="majorEastAsia" w:hAnsiTheme="majorHAnsi" w:cstheme="majorBidi"/>
+      <w:color w:val="5B9BD5" w:themeColor="accent1"/>
+      <w:sz w:val="20"/>
+      <w:szCs w:val="20"/>
+    </w:rPr>
+  </w:style>
+  <w:style w:type="character" w:customStyle="1" w:styleId="Heading9Char">
+    <w:name w:val="Heading 9 Char"/>
+    <w:basedOn w:val="DefaultParagraphFont"/>
+    <w:link w:val="Heading9"/>
+    <w:uiPriority w:val="9"/>
+    <w:semiHidden/>
+    <w:rsid w:val="00C23505"/>
+    <w:rPr>
+      <w:rFonts w:asciiTheme="majorHAnsi" w:eastAsiaTheme="majorEastAsia" w:hAnsiTheme="majorHAnsi" w:cstheme="majorBidi"/>
+      <w:i/>
+      <w:iCs/>
+      <w:color w:val="404040" w:themeColor="text1" w:themeTint="BF"/>
+      <w:sz w:val="20"/>
+      <w:szCs w:val="20"/>
+    </w:rPr>
+  </w:style>
+  <w:style w:type="paragraph" w:styleId="Title">
+    <w:name w:val="Title"/>
+    <w:basedOn w:val="Normal"/>
+    <w:next w:val="Normal"/>
+    <w:link w:val="TitleChar"/>
+    <w:uiPriority w:val="10"/>
+    <w:qFormat/>
+    <w:rsid w:val="00C23505"/>
+    <w:pPr>
+      <w:pBdr>
+        <w:bottom w:val="single" w:sz="8" w:space="4" w:color="5B9BD5" w:themeColor="accent1"/>
+      </w:pBdr>
+      <w:spacing w:after="300" w:line="240" w:lineRule="auto"/>
+      <w:contextualSpacing/>
+    </w:pPr>
+    <w:rPr>
+      <w:rFonts w:asciiTheme="majorHAnsi" w:eastAsiaTheme="majorEastAsia" w:hAnsiTheme="majorHAnsi" w:cstheme="majorBidi"/>
+      <w:color w:val="323E4F" w:themeColor="text2" w:themeShade="BF"/>
+      <w:spacing w:val="5"/>
+      <w:sz w:val="52"/>
+      <w:szCs w:val="52"/>
+    </w:rPr>
+  </w:style>
+  <w:style w:type="character" w:customStyle="1" w:styleId="TitleChar">
+    <w:name w:val="Title Char"/>
+    <w:basedOn w:val="DefaultParagraphFont"/>
+    <w:link w:val="Title"/>
+    <w:uiPriority w:val="10"/>
+    <w:rsid w:val="00C23505"/>
+    <w:rPr>
+      <w:rFonts w:asciiTheme="majorHAnsi" w:eastAsiaTheme="majorEastAsia" w:hAnsiTheme="majorHAnsi" w:cstheme="majorBidi"/>
+      <w:color w:val="323E4F" w:themeColor="text2" w:themeShade="BF"/>
+      <w:spacing w:val="5"/>
+      <w:sz w:val="52"/>
+      <w:szCs w:val="52"/>
+    </w:rPr>
+  </w:style>
+  <w:style w:type="paragraph" w:styleId="Subtitle">
+    <w:name w:val="Subtitle"/>
+    <w:basedOn w:val="Normal"/>
+    <w:next w:val="Normal"/>
+    <w:link w:val="SubtitleChar"/>
+    <w:uiPriority w:val="11"/>
+    <w:qFormat/>
+    <w:rsid w:val="00C23505"/>
+    <w:pPr>
+      <w:numPr>
+        <w:ilvl w:val="1"/>
+      </w:numPr>
+    </w:pPr>
+    <w:rPr>
+      <w:rFonts w:asciiTheme="majorHAnsi" w:eastAsiaTheme="majorEastAsia" w:hAnsiTheme="majorHAnsi" w:cstheme="majorBidi"/>
+      <w:i/>
+      <w:iCs/>
+      <w:color w:val="5B9BD5" w:themeColor="accent1"/>
+      <w:spacing w:val="15"/>
+      <w:sz w:val="24"/>
+      <w:szCs w:val="24"/>
+    </w:rPr>
+  </w:style>
+  <w:style w:type="character" w:customStyle="1" w:styleId="SubtitleChar">
+    <w:name w:val="Subtitle Char"/>
+    <w:basedOn w:val="DefaultParagraphFont"/>
+    <w:link w:val="Subtitle"/>
+    <w:uiPriority w:val="11"/>
+    <w:rsid w:val="00C23505"/>
+    <w:rPr>
+      <w:rFonts w:asciiTheme="majorHAnsi" w:eastAsiaTheme="majorEastAsia" w:hAnsiTheme="majorHAnsi" w:cstheme="majorBidi"/>
+      <w:i/>
+      <w:iCs/>
+      <w:color w:val="5B9BD5" w:themeColor="accent1"/>
+      <w:spacing w:val="15"/>
+      <w:sz w:val="24"/>
+      <w:szCs w:val="24"/>
+    </w:rPr>
+  </w:style>
+  <w:style w:type="paragraph" w:styleId="Quote">
+    <w:name w:val="Quote"/>
+    <w:basedOn w:val="Normal"/>
+    <w:next w:val="Normal"/>
+    <w:link w:val="QuoteChar"/>
+    <w:uiPriority w:val="29"/>
+    <w:qFormat/>
+    <w:rsid w:val="00C23505"/>
+    <w:rPr>
+      <w:i/>
+      <w:iCs/>
+      <w:color w:val="000000" w:themeColor="text1"/>
+    </w:rPr>
+  </w:style>
+  <w:style w:type="character" w:customStyle="1" w:styleId="QuoteChar">
+    <w:name w:val="Quote Char"/>
+    <w:basedOn w:val="DefaultParagraphFont"/>
+    <w:link w:val="Quote"/>
+    <w:uiPriority w:val="29"/>
+    <w:rsid w:val="00C23505"/>
+    <w:rPr>
+      <w:i/>
+      <w:iCs/>
+      <w:color w:val="000000" w:themeColor="text1"/>
+    </w:rPr>
+  </w:style>
+  <w:style w:type="paragraph" w:styleId="ListParagraph">
+    <w:name w:val="List Paragraph"/>
+    <w:basedOn w:val="Normal"/>
+    <w:uiPriority w:val="34"/>
+    <w:qFormat/>
+    <w:rsid w:val="006E5461"/>
+    <w:pPr>
+      <w:ind w:left="720"/>
+      <w:contextualSpacing/>
+    </w:pPr>
+  </w:style>
+  <w:style w:type="character" w:styleId="IntenseEmphasis">
+    <w:name w:val="Intense Emphasis"/>
+    <w:basedOn w:val="DefaultParagraphFont"/>
+    <w:uiPriority w:val="21"/>
+    <w:qFormat/>
+    <w:rsid w:val="00C23505"/>
+    <w:rPr>
+      <w:b/>
+      <w:bCs/>
+      <w:i/>
+      <w:iCs/>
+      <w:color w:val="5B9BD5" w:themeColor="accent1"/>
+    </w:rPr>
+  </w:style>
+  <w:style w:type="paragraph" w:styleId="IntenseQuote">
+    <w:name w:val="Intense Quote"/>
+    <w:basedOn w:val="Normal"/>
+    <w:next w:val="Normal"/>
+    <w:link w:val="IntenseQuoteChar"/>
+    <w:uiPriority w:val="30"/>
+    <w:qFormat/>
+    <w:rsid w:val="00C23505"/>
+    <w:pPr>
+      <w:pBdr>
+        <w:bottom w:val="single" w:sz="4" w:space="4" w:color="5B9BD5" w:themeColor="accent1"/>
+      </w:pBdr>
+      <w:spacing w:before="200" w:after="280"/>
+      <w:ind w:left="936" w:right="936"/>
+    </w:pPr>
+    <w:rPr>
+      <w:b/>
+      <w:bCs/>
+      <w:i/>
+      <w:iCs/>
+      <w:color w:val="5B9BD5" w:themeColor="accent1"/>
+    </w:rPr>
+  </w:style>
+  <w:style w:type="character" w:customStyle="1" w:styleId="IntenseQuoteChar">
+    <w:name w:val="Intense Quote Char"/>
+    <w:basedOn w:val="DefaultParagraphFont"/>
+    <w:link w:val="IntenseQuote"/>
+    <w:uiPriority w:val="30"/>
+    <w:rsid w:val="00C23505"/>
+    <w:rPr>
+      <w:b/>
+      <w:bCs/>
+      <w:i/>
+      <w:iCs/>
+      <w:color w:val="5B9BD5" w:themeColor="accent1"/>
+    </w:rPr>
+  </w:style>
+  <w:style w:type="character" w:styleId="IntenseReference">
+    <w:name w:val="Intense Reference"/>
+    <w:basedOn w:val="DefaultParagraphFont"/>
+    <w:uiPriority w:val="32"/>
+    <w:qFormat/>
+    <w:rsid w:val="00C23505"/>
+    <w:rPr>
+      <w:b/>
+      <w:bCs/>
+      <w:smallCaps/>
+      <w:color w:val="ED7D31" w:themeColor="accent2"/>
+      <w:spacing w:val="5"/>
+      <w:u w:val="single"/>
+    </w:rPr>
+  </w:style>
+  <w:style w:type="paragraph" w:styleId="Caption">
+    <w:name w:val="caption"/>
+    <w:basedOn w:val="Normal"/>
+    <w:next w:val="Normal"/>
+    <w:uiPriority w:val="35"/>
+    <w:semiHidden/>
+    <w:unhideWhenUsed/>
+    <w:qFormat/>
+    <w:rsid w:val="00C23505"/>
+    <w:pPr>
+      <w:spacing w:line="240" w:lineRule="auto"/>
+    </w:pPr>
+    <w:rPr>
+      <w:b/>
+      <w:bCs/>
+      <w:color w:val="5B9BD5" w:themeColor="accent1"/>
+      <w:sz w:val="18"/>
+      <w:szCs w:val="18"/>
+    </w:rPr>
+  </w:style>
+  <w:style w:type="character" w:styleId="Strong">
+    <w:name w:val="Strong"/>
+    <w:basedOn w:val="DefaultParagraphFont"/>
+    <w:uiPriority w:val="22"/>
+    <w:qFormat/>
+    <w:rsid w:val="00C23505"/>
+    <w:rPr>
+      <w:b/>
+      <w:bCs/>
+    </w:rPr>
+  </w:style>
+  <w:style w:type="character" w:styleId="Emphasis">
+    <w:name w:val="Emphasis"/>
+    <w:basedOn w:val="DefaultParagraphFont"/>
+    <w:uiPriority w:val="20"/>
+    <w:qFormat/>
+    <w:rsid w:val="00C23505"/>
+    <w:rPr>
+      <w:i/>
+      <w:iCs/>
+    </w:rPr>
+  </w:style>
+  <w:style w:type="paragraph" w:styleId="NoSpacing">
+    <w:name w:val="No Spacing"/>
+    <w:link w:val="NoSpacingChar"/>
+    <w:uiPriority w:val="1"/>
+    <w:qFormat/>
+    <w:rsid w:val="00C23505"/>
+    <w:pPr>
+      <w:spacing w:after="0" w:line="240" w:lineRule="auto"/>
+    </w:pPr>
+  </w:style>
+  <w:style w:type="character" w:styleId="SubtleEmphasis">
+    <w:name w:val="Subtle Emphasis"/>
+    <w:basedOn w:val="DefaultParagraphFont"/>
+    <w:uiPriority w:val="19"/>
+    <w:qFormat/>
+    <w:rsid w:val="00C23505"/>
+    <w:rPr>
+      <w:i/>
+      <w:iCs/>
+      <w:color w:val="808080" w:themeColor="text1" w:themeTint="7F"/>
+    </w:rPr>
+  </w:style>
+  <w:style w:type="character" w:styleId="SubtleReference">
+    <w:name w:val="Subtle Reference"/>
+    <w:basedOn w:val="DefaultParagraphFont"/>
+    <w:uiPriority w:val="31"/>
+    <w:qFormat/>
+    <w:rsid w:val="00C23505"/>
+    <w:rPr>
+      <w:smallCaps/>
+      <w:color w:val="ED7D31" w:themeColor="accent2"/>
+      <w:u w:val="single"/>
+    </w:rPr>
+  </w:style>
+  <w:style w:type="character" w:styleId="BookTitle">
+    <w:name w:val="Book Title"/>
+    <w:basedOn w:val="DefaultParagraphFont"/>
+    <w:uiPriority w:val="33"/>
+    <w:qFormat/>
+    <w:rsid w:val="00C23505"/>
+    <w:rPr>
+      <w:b/>
+      <w:bCs/>
+      <w:smallCaps/>
+      <w:spacing w:val="5"/>
+    </w:rPr>
+  </w:style>
+  <w:style w:type="paragraph" w:styleId="TOCHeading">
+    <w:name w:val="TOC Heading"/>
+    <w:basedOn w:val="Heading1"/>
+    <w:next w:val="Normal"/>
+    <w:uiPriority w:val="39"/>
+    <w:semiHidden/>
+    <w:unhideWhenUsed/>
+    <w:qFormat/>
+    <w:rsid w:val="00C23505"/>
+    <w:pPr>
+      <w:outlineLvl w:val="9"/>
+    </w:pPr>
+  </w:style>
+  <w:style w:type="character" w:customStyle="1" w:styleId="NoSpacingChar">
+    <w:name w:val="No Spacing Char"/>
+    <w:basedOn w:val="DefaultParagraphFont"/>
+    <w:link w:val="NoSpacing"/>
+    <w:uiPriority w:val="1"/>
+    <w:rsid w:val="00921C15"/>
+  </w:style>
+  <w:style w:type="paragraph" w:styleId="BalloonText">
+    <w:name w:val="Balloon Text"/>
+    <w:basedOn w:val="Normal"/>
+    <w:link w:val="BalloonTextChar"/>
+    <w:uiPriority w:val="99"/>
+    <w:semiHidden/>
+    <w:unhideWhenUsed/>
+    <w:rsid w:val="007D719A"/>
+    <w:pPr>
+      <w:spacing w:after="0" w:line="240" w:lineRule="auto"/>
+    </w:pPr>
+    <w:rPr>
+      <w:rFonts w:ascii="Tahoma" w:hAnsi="Tahoma" w:cs="Tahoma"/>
+      <w:sz w:val="16"/>
+      <w:szCs w:val="16"/>
+    </w:rPr>
+  </w:style>
+  <w:style w:type="character" w:customStyle="1" w:styleId="BalloonTextChar">
+    <w:name w:val="Balloon Text Char"/>
+    <w:basedOn w:val="DefaultParagraphFont"/>
+    <w:link w:val="BalloonText"/>
+    <w:uiPriority w:val="99"/>
+    <w:semiHidden/>
+    <w:rsid w:val="007D719A"/>
+    <w:rPr>
+      <w:rFonts w:ascii="Tahoma" w:hAnsi="Tahoma" w:cs="Tahoma"/>
+      <w:sz w:val="16"/>
+      <w:szCs w:val="16"/>
+    </w:rPr>
+  </w:style>
+  <w:style w:type="paragraph" w:styleId="NormalWeb">
+    <w:name w:val="Normal (Web)"/>
+    <w:basedOn w:val="Normal"/>
+    <w:uiPriority w:val="99"/>
+    <w:semiHidden/>
+    <w:unhideWhenUsed/>
+    <w:rsid w:val="007D719A"/>
+    <w:pPr>
+      <w:spacing w:before="100" w:beforeAutospacing="1" w:after="100" w:afterAutospacing="1" w:line="240" w:lineRule="auto"/>
+    </w:pPr>
+    <w:rPr>
+      <w:rFonts w:ascii="Times New Roman" w:eastAsia="Times New Roman" w:hAnsi="Times New Roman" w:cs="Times New Roman"/>
+      <w:sz w:val="24"/>
+      <w:szCs w:val="24"/>
+      <w:lang w:eastAsia="en-IN"/>
+    </w:rPr>
+  </w:style>
+  <w:style w:type="character" w:styleId="HTMLCode">
+    <w:name w:val="HTML Code"/>
+    <w:basedOn w:val="DefaultParagraphFont"/>
+    <w:uiPriority w:val="99"/>
+    <w:semiHidden/>
+    <w:unhideWhenUsed/>
+    <w:rsid w:val="00EE262A"/>
+    <w:rPr>
+      <w:rFonts w:ascii="Courier New" w:eastAsia="Times New Roman" w:hAnsi="Courier New" w:cs="Courier New"/>
+      <w:sz w:val="20"/>
+      <w:szCs w:val="20"/>
+    </w:rPr>
+  </w:style>
+</w:styles>
+</file>
+
+<file path=word/stylesWithEffects.xml><?xml version="1.0" encoding="utf-8"?>
+<w:styles xmlns:wpc="http://schemas.microsoft.com/office/word/2010/wordprocessingCanvas" xmlns:mc="http://schemas.openxmlformats.org/markup-compatibility/2006" xmlns:o="urn:schemas-microsoft-com:office:office" xmlns:r="http://schemas.openxmlformats.org/officeDocument/2006/relationships" xmlns:m="http://schemas.openxmlformats.org/officeDocument/2006/math" xmlns:v="urn:schemas-microsoft-com:vml" xmlns:wp14="http://schemas.microsoft.com/office/word/2010/wordprocessingDrawing" xmlns:wp="http://schemas.openxmlformats.org/drawingml/2006/wordprocessingDrawing" xmlns:w10="urn:schemas-microsoft-com:office:word" xmlns:w="http://schemas.openxmlformats.org/wordprocessingml/2006/main" xmlns:w14="http://schemas.microsoft.com/office/word/2010/wordml" xmlns:wpg="http://schemas.microsoft.com/office/word/2010/wordprocessingGroup" xmlns:wpi="http://schemas.microsoft.com/office/word/2010/wordprocessingInk" xmlns:wne="http://schemas.microsoft.com/office/word/2006/wordml" xmlns:wps="http://schemas.microsoft.com/office/word/2010/wordprocessingShape" mc:Ignorable="w14 wp14">
+  <w:docDefaults>
+    <w:rPrDefault>
+      <w:rPr>
+        <w:rFonts w:asciiTheme="minorHAnsi" w:eastAsiaTheme="minorEastAsia" w:hAnsiTheme="minorHAnsi" w:cstheme="minorBidi"/>
+        <w:sz w:val="22"/>
+        <w:szCs w:val="22"/>
+        <w:lang w:val="en-IN" w:eastAsia="en-US" w:bidi="ar-SA"/>
+      </w:rPr>
+    </w:rPrDefault>
+    <w:pPrDefault>
+      <w:pPr>
+        <w:spacing w:after="200" w:line="276" w:lineRule="auto"/>
+      </w:pPr>
+    </w:pPrDefault>
+  </w:docDefaults>
+  <w:latentStyles w:defLockedState="0" w:defUIPriority="99" w:defSemiHidden="1" w:defUnhideWhenUsed="1" w:defQFormat="0" w:count="267">
+    <w:lsdException w:name="Normal" w:semiHidden="0" w:uiPriority="0" w:unhideWhenUsed="0" w:qFormat="1"/>
+    <w:lsdException w:name="heading 1" w:semiHidden="0" w:uiPriority="9" w:unhideWhenUsed="0" w:qFormat="1"/>
+    <w:lsdException w:name="heading 2" w:uiPriority="9" w:qFormat="1"/>
+    <w:lsdException w:name="heading 3" w:uiPriority="9" w:qFormat="1"/>
+    <w:lsdException w:name="heading 4" w:uiPriority="9" w:qFormat="1"/>
+    <w:lsdException w:name="heading 5" w:uiPriority="9" w:qFormat="1"/>
+    <w:lsdException w:name="heading 6" w:uiPriority="9" w:qFormat="1"/>
+    <w:lsdException w:name="heading 7" w:uiPriority="9" w:qFormat="1"/>
+    <w:lsdException w:name="heading 8" w:uiPriority="9" w:qFormat="1"/>
+    <w:lsdException w:name="heading 9" w:uiPriority="9" w:qFormat="1"/>
+    <w:lsdException w:name="toc 1" w:uiPriority="39"/>
+    <w:lsdException w:name="toc 2" w:uiPriority="39"/>
+    <w:lsdException w:name="toc 3" w:uiPriority="39"/>
+    <w:lsdException w:name="toc 4" w:uiPriority="39"/>
+    <w:lsdException w:name="toc 5" w:uiPriority="39"/>
+    <w:lsdException w:name="toc 6" w:uiPriority="39"/>
+    <w:lsdException w:name="toc 7" w:uiPriority="39"/>
+    <w:lsdException w:name="toc 8" w:uiPriority="39"/>
+    <w:lsdException w:name="toc 9" w:uiPriority="39"/>
+    <w:lsdException w:name="caption" w:uiPriority="35" w:qFormat="1"/>
+    <w:lsdException w:name="Title" w:semiHidden="0" w:uiPriority="10" w:unhideWhenUsed="0" w:qFormat="1"/>
+    <w:lsdException w:name="Default Paragraph Font" w:uiPriority="1"/>
+    <w:lsdException w:name="Subtitle" w:semiHidden="0" w:uiPriority="11" w:unhideWhenUsed="0" w:qFormat="1"/>
+    <w:lsdException w:name="Strong" w:semiHidden="0" w:uiPriority="22" w:unhideWhenUsed="0" w:qFormat="1"/>
+    <w:lsdException w:name="Emphasis" w:semiHidden="0" w:uiPriority="20" w:unhideWhenUsed="0" w:qFormat="1"/>
+    <w:lsdException w:name="Table Grid" w:semiHidden="0" w:uiPriority="39" w:unhideWhenUsed="0"/>
+    <w:lsdException w:name="Placeholder Text" w:unhideWhenUsed="0"/>
+    <w:lsdException w:name="No Spacing" w:semiHidden="0" w:uiPriority="1" w:unhideWhenUsed="0" w:qFormat="1"/>
+    <w:lsdException w:name="Light Shading" w:semiHidden="0" w:uiPriority="60" w:unhideWhenUsed="0"/>
+    <w:lsdException w:name="Light List" w:semiHidden="0" w:uiPriority="61" w:unhideWhenUsed="0"/>
+    <w:lsdException w:name="Light Grid" w:semiHidden="0" w:uiPriority="62" w:unhideWhenUsed="0"/>
+    <w:lsdException w:name="Medium Shading 1" w:semiHidden="0" w:uiPriority="63" w:unhideWhenUsed="0"/>
+    <w:lsdException w:name="Medium Shading 2" w:semiHidden="0" w:uiPriority="64" w:unhideWhenUsed="0"/>
+    <w:lsdException w:name="Medium List 1" w:semiHidden="0" w:uiPriority="65" w:unhideWhenUsed="0"/>
+    <w:lsdException w:name="Medium List 2" w:semiHidden="0" w:uiPriority="66" w:unhideWhenUsed="0"/>
+    <w:lsdException w:name="Medium Grid 1" w:semiHidden="0" w:uiPriority="67" w:unhideWhenUsed="0"/>
+    <w:lsdException w:name="Medium Grid 2" w:semiHidden="0" w:uiPriority="68" w:unhideWhenUsed="0"/>
+    <w:lsdException w:name="Medium Grid 3" w:semiHidden="0" w:uiPriority="69" w:unhideWhenUsed="0"/>
+    <w:lsdException w:name="Dark List" w:semiHidden="0" w:uiPriority="70" w:unhideWhenUsed="0"/>
+    <w:lsdException w:name="Colorful Shading" w:semiHidden="0" w:uiPriority="71" w:unhideWhenUsed="0"/>
+    <w:lsdException w:name="Colorful List" w:semiHidden="0" w:uiPriority="72" w:unhideWhenUsed="0"/>
+    <w:lsdException w:name="Colorful Grid" w:semiHidden="0" w:uiPriority="73" w:unhideWhenUsed="0"/>
+    <w:lsdException w:name="Light Shading Accent 1" w:semiHidden="0" w:uiPriority="60" w:unhideWhenUsed="0"/>
+    <w:lsdException w:name="Light List Accent 1" w:semiHidden="0" w:uiPriority="61" w:unhideWhenUsed="0"/>
+    <w:lsdException w:name="Light Grid Accent 1" w:semiHidden="0" w:uiPriority="62" w:unhideWhenUsed="0"/>
+    <w:lsdException w:name="Medium Shading 1 Accent 1" w:semiHidden="0" w:uiPriority="63" w:unhideWhenUsed="0"/>
+    <w:lsdException w:name="Medium Shading 2 Accent 1" w:semiHidden="0" w:uiPriority="64" w:unhideWhenUsed="0"/>
+    <w:lsdException w:name="Medium List 1 Accent 1" w:semiHidden="0" w:uiPriority="65" w:unhideWhenUsed="0"/>
+    <w:lsdException w:name="Revision" w:unhideWhenUsed="0"/>
+    <w:lsdException w:name="List Paragraph" w:semiHidden="0" w:uiPriority="34" w:unhideWhenUsed="0" w:qFormat="1"/>
+    <w:lsdException w:name="Quote" w:semiHidden="0" w:uiPriority="29" w:unhideWhenUsed="0" w:qFormat="1"/>
+    <w:lsdException w:name="Intense Quote" w:semiHidden="0" w:uiPriority="30" w:unhideWhenUsed="0" w:qFormat="1"/>
+    <w:lsdException w:name="Medium List 2 Accent 1" w:semiHidden="0" w:uiPriority="66" w:unhideWhenUsed="0"/>
+    <w:lsdException w:name="Medium Grid 1 Accent 1" w:semiHidden="0" w:uiPriority="67" w:unhideWhenUsed="0"/>
+    <w:lsdException w:name="Medium Grid 2 Accent 1" w:semiHidden="0" w:uiPriority="68" w:unhideWhenUsed="0"/>
+    <w:lsdException w:name="Medium Grid 3 Accent 1" w:semiHidden="0" w:uiPriority="69" w:unhideWhenUsed="0"/>
+    <w:lsdException w:name="Dark List Accent 1" w:semiHidden="0" w:uiPriority="70" w:unhideWhenUsed="0"/>
+    <w:lsdException w:name="Colorful Shading Accent 1" w:semiHidden="0" w:uiPriority="71" w:unhideWhenUsed="0"/>
+    <w:lsdException w:name="Colorful List Accent 1" w:semiHidden="0" w:uiPriority="72" w:unhideWhenUsed="0"/>
+    <w:lsdException w:name="Colorful Grid Accent 1" w:semiHidden="0" w:uiPriority="73" w:unhideWhenUsed="0"/>
+    <w:lsdException w:name="Light Shading Accent 2" w:semiHidden="0" w:uiPriority="60" w:unhideWhenUsed="0"/>
+    <w:lsdException w:name="Light List Accent 2" w:semiHidden="0" w:uiPriority="61" w:unhideWhenUsed="0"/>
+    <w:lsdException w:name="Light Grid Accent 2" w:semiHidden="0" w:uiPriority="62" w:unhideWhenUsed="0"/>
+    <w:lsdException w:name="Medium Shading 1 Accent 2" w:semiHidden="0" w:uiPriority="63" w:unhideWhenUsed="0"/>
+    <w:lsdException w:name="Medium Shading 2 Accent 2" w:semiHidden="0" w:uiPriority="64" w:unhideWhenUsed="0"/>
+    <w:lsdException w:name="Medium List 1 Accent 2" w:semiHidden="0" w:uiPriority="65" w:unhideWhenUsed="0"/>
+    <w:lsdException w:name="Medium List 2 Accent 2" w:semiHidden="0" w:uiPriority="66" w:unhideWhenUsed="0"/>
+    <w:lsdException w:name="Medium Grid 1 Accent 2" w:semiHidden="0" w:uiPriority="67" w:unhideWhenUsed="0"/>
+    <w:lsdException w:name="Medium Grid 2 Accent 2" w:semiHidden="0" w:uiPriority="68" w:unhideWhenUsed="0"/>
+    <w:lsdException w:name="Medium Grid 3 Accent 2" w:semiHidden="0" w:uiPriority="69" w:unhideWhenUsed="0"/>
+    <w:lsdException w:name="Dark List Accent 2" w:semiHidden="0" w:uiPriority="70" w:unhideWhenUsed="0"/>
+    <w:lsdException w:name="Colorful Shading Accent 2" w:semiHidden="0" w:uiPriority="71" w:unhideWhenUsed="0"/>
+    <w:lsdException w:name="Colorful List Accent 2" w:semiHidden="0" w:uiPriority="72" w:unhideWhenUsed="0"/>
+    <w:lsdException w:name="Colorful Grid Accent 2" w:semiHidden="0" w:uiPriority="73" w:unhideWhenUsed="0"/>
+    <w:lsdException w:name="Light Shading Accent 3" w:semiHidden="0" w:uiPriority="60" w:unhideWhenUsed="0"/>
+    <w:lsdException w:name="Light List Accent 3" w:semiHidden="0" w:uiPriority="61" w:unhideWhenUsed="0"/>
+    <w:lsdException w:name="Light Grid Accent 3" w:semiHidden="0" w:uiPriority="62" w:unhideWhenUsed="0"/>
+    <w:lsdException w:name="Medium Shading 1 Accent 3" w:semiHidden="0" w:uiPriority="63" w:unhideWhenUsed="0"/>
+    <w:lsdException w:name="Medium Shading 2 Accent 3" w:semiHidden="0" w:uiPriority="64" w:unhideWhenUsed="0"/>
+    <w:lsdException w:name="Medium List 1 Accent 3" w:semiHidden="0" w:uiPriority="65" w:unhideWhenUsed="0"/>
+    <w:lsdException w:name="Medium List 2 Accent 3" w:semiHidden="0" w:uiPriority="66" w:unhideWhenUsed="0"/>
+    <w:lsdException w:name="Medium Grid 1 Accent 3" w:semiHidden="0" w:uiPriority="67" w:unhideWhenUsed="0"/>
+    <w:lsdException w:name="Medium Grid 2 Accent 3" w:semiHidden="0" w:uiPriority="68" w:unhideWhenUsed="0"/>
+    <w:lsdException w:name="Medium Grid 3 Accent 3" w:semiHidden="0" w:uiPriority="69" w:unhideWhenUsed="0"/>
+    <w:lsdException w:name="Dark List Accent 3" w:semiHidden="0" w:uiPriority="70" w:unhideWhenUsed="0"/>
+    <w:lsdException w:name="Colorful Shading Accent 3" w:semiHidden="0" w:uiPriority="71" w:unhideWhenUsed="0"/>
+    <w:lsdException w:name="Colorful List Accent 3" w:semiHidden="0" w:uiPriority="72" w:unhideWhenUsed="0"/>
+    <w:lsdException w:name="Colorful Grid Accent 3" w:semiHidden="0" w:uiPriority="73" w:unhideWhenUsed="0"/>
+    <w:lsdException w:name="Light Shading Accent 4" w:semiHidden="0" w:uiPriority="60" w:unhideWhenUsed="0"/>
+    <w:lsdException w:name="Light List Accent 4" w:semiHidden="0" w:uiPriority="61" w:unhideWhenUsed="0"/>
+    <w:lsdException w:name="Light Grid Accent 4" w:semiHidden="0" w:uiPriority="62" w:unhideWhenUsed="0"/>
+    <w:lsdException w:name="Medium Shading 1 Accent 4" w:semiHidden="0" w:uiPriority="63" w:unhideWhenUsed="0"/>
+    <w:lsdException w:name="Medium Shading 2 Accent 4" w:semiHidden="0" w:uiPriority="64" w:unhideWhenUsed="0"/>
+    <w:lsdException w:name="Medium List 1 Accent 4" w:semiHidden="0" w:uiPriority="65" w:unhideWhenUsed="0"/>
+    <w:lsdException w:name="Medium List 2 Accent 4" w:semiHidden="0" w:uiPriority="66" w:unhideWhenUsed="0"/>
+    <w:lsdException w:name="Medium Grid 1 Accent 4" w:semiHidden="0" w:uiPriority="67" w:unhideWhenUsed="0"/>
+    <w:lsdException w:name="Medium Grid 2 Accent 4" w:semiHidden="0" w:uiPriority="68" w:unhideWhenUsed="0"/>
+    <w:lsdException w:name="Medium Grid 3 Accent 4" w:semiHidden="0" w:uiPriority="69" w:unhideWhenUsed="0"/>
+    <w:lsdException w:name="Dark List Accent 4" w:semiHidden="0" w:uiPriority="70" w:unhideWhenUsed="0"/>
+    <w:lsdException w:name="Colorful Shading Accent 4" w:semiHidden="0" w:uiPriority="71" w:unhideWhenUsed="0"/>
+    <w:lsdException w:name="Colorful List Accent 4" w:semiHidden="0" w:uiPriority="72" w:unhideWhenUsed="0"/>
+    <w:lsdException w:name="Colorful Grid Accent 4" w:semiHidden="0" w:uiPriority="73" w:unhideWhenUsed="0"/>
+    <w:lsdException w:name="Light Shading Accent 5" w:semiHidden="0" w:uiPriority="60" w:unhideWhenUsed="0"/>
+    <w:lsdException w:name="Light List Accent 5" w:semiHidden="0" w:uiPriority="61" w:unhideWhenUsed="0"/>
+    <w:lsdException w:name="Light Grid Accent 5" w:semiHidden="0" w:uiPriority="62" w:unhideWhenUsed="0"/>
+    <w:lsdException w:name="Medium Shading 1 Accent 5" w:semiHidden="0" w:uiPriority="63" w:unhideWhenUsed="0"/>
+    <w:lsdException w:name="Medium Shading 2 Accent 5" w:semiHidden="0" w:uiPriority="64" w:unhideWhenUsed="0"/>
+    <w:lsdException w:name="Medium List 1 Accent 5" w:semiHidden="0" w:uiPriority="65" w:unhideWhenUsed="0"/>
+    <w:lsdException w:name="Medium List 2 Accent 5" w:semiHidden="0" w:uiPriority="66" w:unhideWhenUsed="0"/>
+    <w:lsdException w:name="Medium Grid 1 Accent 5" w:semiHidden="0" w:uiPriority="67" w:unhideWhenUsed="0"/>
+    <w:lsdException w:name="Medium Grid 2 Accent 5" w:semiHidden="0" w:uiPriority="68" w:unhideWhenUsed="0"/>
+    <w:lsdException w:name="Medium Grid 3 Accent 5" w:semiHidden="0" w:uiPriority="69" w:unhideWhenUsed="0"/>
+    <w:lsdException w:name="Dark List Accent 5" w:semiHidden="0" w:uiPriority="70" w:unhideWhenUsed="0"/>
+    <w:lsdException w:name="Colorful Shading Accent 5" w:semiHidden="0" w:uiPriority="71" w:unhideWhenUsed="0"/>
+    <w:lsdException w:name="Colorful List Accent 5" w:semiHidden="0" w:uiPriority="72" w:unhideWhenUsed="0"/>
+    <w:lsdException w:name="Colorful Grid Accent 5" w:semiHidden="0" w:uiPriority="73" w:unhideWhenUsed="0"/>
+    <w:lsdException w:name="Light Shading Accent 6" w:semiHidden="0" w:uiPriority="60" w:unhideWhenUsed="0"/>
+    <w:lsdException w:name="Light List Accent 6" w:semiHidden="0" w:uiPriority="61" w:unhideWhenUsed="0"/>
+    <w:lsdException w:name="Light Grid Accent 6" w:semiHidden="0" w:uiPriority="62" w:unhideWhenUsed="0"/>
+    <w:lsdException w:name="Medium Shading 1 Accent 6" w:semiHidden="0" w:uiPriority="63" w:unhideWhenUsed="0"/>
+    <w:lsdException w:name="Medium Shading 2 Accent 6" w:semiHidden="0" w:uiPriority="64" w:unhideWhenUsed="0"/>
+    <w:lsdException w:name="Medium List 1 Accent 6" w:semiHidden="0" w:uiPriority="65" w:unhideWhenUsed="0"/>
+    <w:lsdException w:name="Medium List 2 Accent 6" w:semiHidden="0" w:uiPriority="66" w:unhideWhenUsed="0"/>
+    <w:lsdException w:name="Medium Grid 1 Accent 6" w:semiHidden="0" w:uiPriority="67" w:unhideWhenUsed="0"/>
+    <w:lsdException w:name="Medium Grid 2 Accent 6" w:semiHidden="0" w:uiPriority="68" w:unhideWhenUsed="0"/>
+    <w:lsdException w:name="Medium Grid 3 Accent 6" w:semiHidden="0" w:uiPriority="69" w:unhideWhenUsed="0"/>
+    <w:lsdException w:name="Dark List Accent 6" w:semiHidden="0" w:uiPriority="70" w:unhideWhenUsed="0"/>
+    <w:lsdException w:name="Colorful Shading Accent 6" w:semiHidden="0" w:uiPriority="71" w:unhideWhenUsed="0"/>
+    <w:lsdException w:name="Colorful List Accent 6" w:semiHidden="0" w:uiPriority="72" w:unhideWhenUsed="0"/>
+    <w:lsdException w:name="Colorful Grid Accent 6" w:semiHidden="0" w:uiPriority="73" w:unhideWhenUsed="0"/>
+    <w:lsdException w:name="Subtle Emphasis" w:semiHidden="0" w:uiPriority="19" w:unhideWhenUsed="0" w:qFormat="1"/>
+    <w:lsdException w:name="Intense Emphasis" w:semiHidden="0" w:uiPriority="21" w:unhideWhenUsed="0" w:qFormat="1"/>
+    <w:lsdException w:name="Subtle Reference" w:semiHidden="0" w:uiPriority="31" w:unhideWhenUsed="0" w:qFormat="1"/>
+    <w:lsdException w:name="Intense Reference" w:semiHidden="0" w:uiPriority="32" w:unhideWhenUsed="0" w:qFormat="1"/>
+    <w:lsdException w:name="Book Title" w:semiHidden="0" w:uiPriority="33" w:unhideWhenUsed="0" w:qFormat="1"/>
+    <w:lsdException w:name="Bibliography" w:uiPriority="37"/>
+    <w:lsdException w:name="TOC Heading" w:uiPriority="39" w:qFormat="1"/>
   </w:latentStyles>
   <w:style w:type="paragraph" w:default="1" w:styleId="Normal">
     <w:name w:val="Normal"/>
@@ -15442,7 +16033,7 @@
   <a:extraClrSchemeLst/>
   <a:extLst>
     <a:ext uri="{05A4C25C-085E-4340-85A3-A5531E510DB2}">
-      <thm15:themeFamily xmlns:thm15="http://schemas.microsoft.com/office/thememl/2012/main" name="Office Theme" id="{62F939B6-93AF-4DB8-9C6B-D6C7DFDC589F}" vid="{4A3C46E8-61CC-4603-A589-7422A47A8E4A}"/>
+      <thm15:themeFamily xmlns:thm15="http://schemas.microsoft.com/office/thememl/2012/main" xmlns="" name="Office Theme" id="{62F939B6-93AF-4DB8-9C6B-D6C7DFDC589F}" vid="{4A3C46E8-61CC-4603-A589-7422A47A8E4A}"/>
     </a:ext>
   </a:extLst>
 </a:theme>
@@ -15472,7 +16063,7 @@
 </file>
 
 <file path=customXml/itemProps2.xml><?xml version="1.0" encoding="utf-8"?>
-<ds:datastoreItem xmlns:ds="http://schemas.openxmlformats.org/officeDocument/2006/customXml" ds:itemID="{FF8D2F97-4FA6-4F81-A50C-D676684D7BC1}">
+<ds:datastoreItem xmlns:ds="http://schemas.openxmlformats.org/officeDocument/2006/customXml" ds:itemID="{8CFB5FBE-10DC-49CB-9B9E-7C281A452C90}">
   <ds:schemaRefs>
     <ds:schemaRef ds:uri="http://schemas.openxmlformats.org/officeDocument/2006/bibliography"/>
   </ds:schemaRefs>
